--- a/paper/paper.docx
+++ b/paper/paper.docx
@@ -7,13 +7,31 @@
         <w:pStyle w:val="Title"/>
       </w:pPr>
       <w:r>
-        <w:t xml:space="preserve">Survival-supervised</w:t>
-      </w:r>
-      <w:r>
-        <w:t xml:space="preserve"> </w:t>
-      </w:r>
-      <w:r>
-        <w:t xml:space="preserve">deconvolution</w:t>
+        <w:t xml:space="preserve">DeSurv,</w:t>
+      </w:r>
+      <w:r>
+        <w:t xml:space="preserve"> </w:t>
+      </w:r>
+      <w:r>
+        <w:t xml:space="preserve">a</w:t>
+      </w:r>
+      <w:r>
+        <w:t xml:space="preserve"> </w:t>
+      </w:r>
+      <w:r>
+        <w:t xml:space="preserve">survival-supervised</w:t>
+      </w:r>
+      <w:r>
+        <w:t xml:space="preserve"> </w:t>
+      </w:r>
+      <w:r>
+        <w:t xml:space="preserve">matrix</w:t>
+      </w:r>
+      <w:r>
+        <w:t xml:space="preserve"> </w:t>
+      </w:r>
+      <w:r>
+        <w:t xml:space="preserve">factorization,</w:t>
       </w:r>
       <w:r>
         <w:t xml:space="preserve"> </w:t>
@@ -107,25 +125,253 @@
         <w:t xml:space="preserve"> </w:t>
       </w:r>
       <w:r>
+        <w:t xml:space="preserve">outcomes</w:t>
+      </w:r>
+      <w:r>
+        <w:t xml:space="preserve"> </w:t>
+      </w:r>
+      <w:r>
+        <w:t xml:space="preserve">reflect</w:t>
+      </w:r>
+      <w:r>
+        <w:t xml:space="preserve"> </w:t>
+      </w:r>
+      <w:r>
+        <w:t xml:space="preserve">malignant</w:t>
+      </w:r>
+      <w:r>
+        <w:t xml:space="preserve"> </w:t>
+      </w:r>
+      <w:r>
+        <w:t xml:space="preserve">and</w:t>
+      </w:r>
+      <w:r>
+        <w:t xml:space="preserve"> </w:t>
+      </w:r>
+      <w:r>
+        <w:t xml:space="preserve">stromal</w:t>
+      </w:r>
+      <w:r>
+        <w:t xml:space="preserve"> </w:t>
+      </w:r>
+      <w:r>
+        <w:t xml:space="preserve">biology,</w:t>
+      </w:r>
+      <w:r>
+        <w:t xml:space="preserve"> </w:t>
+      </w:r>
+      <w:r>
+        <w:t xml:space="preserve">but</w:t>
+      </w:r>
+      <w:r>
+        <w:t xml:space="preserve"> </w:t>
+      </w:r>
+      <w:r>
+        <w:t xml:space="preserve">transcriptomic</w:t>
+      </w:r>
+      <w:r>
+        <w:t xml:space="preserve"> </w:t>
+      </w:r>
+      <w:r>
+        <w:t xml:space="preserve">programs</w:t>
+      </w:r>
+      <w:r>
+        <w:t xml:space="preserve"> </w:t>
+      </w:r>
+      <w:r>
+        <w:t xml:space="preserve">are</w:t>
+      </w:r>
+      <w:r>
+        <w:t xml:space="preserve"> </w:t>
+      </w:r>
+      <w:r>
+        <w:t xml:space="preserve">typically</w:t>
+      </w:r>
+      <w:r>
+        <w:t xml:space="preserve"> </w:t>
+      </w:r>
+      <w:r>
+        <w:t xml:space="preserve">discovered</w:t>
+      </w:r>
+      <w:r>
+        <w:t xml:space="preserve"> </w:t>
+      </w:r>
+      <w:r>
+        <w:t xml:space="preserve">without</w:t>
+      </w:r>
+      <w:r>
+        <w:t xml:space="preserve"> </w:t>
+      </w:r>
+      <w:r>
         <w:t xml:space="preserve">outcome</w:t>
       </w:r>
       <w:r>
         <w:t xml:space="preserve"> </w:t>
       </w:r>
       <w:r>
-        <w:t xml:space="preserve">reflects</w:t>
-      </w:r>
-      <w:r>
-        <w:t xml:space="preserve"> </w:t>
-      </w:r>
-      <w:r>
-        <w:t xml:space="preserve">both</w:t>
-      </w:r>
-      <w:r>
-        <w:t xml:space="preserve"> </w:t>
-      </w:r>
-      <w:r>
-        <w:t xml:space="preserve">malignant</w:t>
+        <w:t xml:space="preserve">information,</w:t>
+      </w:r>
+      <w:r>
+        <w:t xml:space="preserve"> </w:t>
+      </w:r>
+      <w:r>
+        <w:t xml:space="preserve">so</w:t>
+      </w:r>
+      <w:r>
+        <w:t xml:space="preserve"> </w:t>
+      </w:r>
+      <w:r>
+        <w:t xml:space="preserve">the</w:t>
+      </w:r>
+      <w:r>
+        <w:t xml:space="preserve"> </w:t>
+      </w:r>
+      <w:r>
+        <w:t xml:space="preserve">programs</w:t>
+      </w:r>
+      <w:r>
+        <w:t xml:space="preserve"> </w:t>
+      </w:r>
+      <w:r>
+        <w:t xml:space="preserve">dominating</w:t>
+      </w:r>
+      <w:r>
+        <w:t xml:space="preserve"> </w:t>
+      </w:r>
+      <w:r>
+        <w:t xml:space="preserve">expression</w:t>
+      </w:r>
+      <w:r>
+        <w:t xml:space="preserve"> </w:t>
+      </w:r>
+      <w:r>
+        <w:t xml:space="preserve">variation</w:t>
+      </w:r>
+      <w:r>
+        <w:t xml:space="preserve"> </w:t>
+      </w:r>
+      <w:r>
+        <w:t xml:space="preserve">need</w:t>
+      </w:r>
+      <w:r>
+        <w:t xml:space="preserve"> </w:t>
+      </w:r>
+      <w:r>
+        <w:t xml:space="preserve">not</w:t>
+      </w:r>
+      <w:r>
+        <w:t xml:space="preserve"> </w:t>
+      </w:r>
+      <w:r>
+        <w:t xml:space="preserve">be</w:t>
+      </w:r>
+      <w:r>
+        <w:t xml:space="preserve"> </w:t>
+      </w:r>
+      <w:r>
+        <w:t xml:space="preserve">the</w:t>
+      </w:r>
+      <w:r>
+        <w:t xml:space="preserve"> </w:t>
+      </w:r>
+      <w:r>
+        <w:t xml:space="preserve">most</w:t>
+      </w:r>
+      <w:r>
+        <w:t xml:space="preserve"> </w:t>
+      </w:r>
+      <w:r>
+        <w:t xml:space="preserve">relevant</w:t>
+      </w:r>
+      <w:r>
+        <w:t xml:space="preserve"> </w:t>
+      </w:r>
+      <w:r>
+        <w:t xml:space="preserve">to</w:t>
+      </w:r>
+      <w:r>
+        <w:t xml:space="preserve"> </w:t>
+      </w:r>
+      <w:r>
+        <w:t xml:space="preserve">survival.</w:t>
+      </w:r>
+      <w:r>
+        <w:t xml:space="preserve"> </w:t>
+      </w:r>
+      <w:r>
+        <w:t xml:space="preserve">We</w:t>
+      </w:r>
+      <w:r>
+        <w:t xml:space="preserve"> </w:t>
+      </w:r>
+      <w:r>
+        <w:t xml:space="preserve">developed</w:t>
+      </w:r>
+      <w:r>
+        <w:t xml:space="preserve"> </w:t>
+      </w:r>
+      <w:r>
+        <w:t xml:space="preserve">DeSurv,</w:t>
+      </w:r>
+      <w:r>
+        <w:t xml:space="preserve"> </w:t>
+      </w:r>
+      <w:r>
+        <w:t xml:space="preserve">a</w:t>
+      </w:r>
+      <w:r>
+        <w:t xml:space="preserve"> </w:t>
+      </w:r>
+      <w:r>
+        <w:t xml:space="preserve">survival-supervised</w:t>
+      </w:r>
+      <w:r>
+        <w:t xml:space="preserve"> </w:t>
+      </w:r>
+      <w:r>
+        <w:t xml:space="preserve">matrix</w:t>
+      </w:r>
+      <w:r>
+        <w:t xml:space="preserve"> </w:t>
+      </w:r>
+      <w:r>
+        <w:t xml:space="preserve">factorization</w:t>
+      </w:r>
+      <w:r>
+        <w:t xml:space="preserve"> </w:t>
+      </w:r>
+      <w:r>
+        <w:t xml:space="preserve">that</w:t>
+      </w:r>
+      <w:r>
+        <w:t xml:space="preserve"> </w:t>
+      </w:r>
+      <w:r>
+        <w:t xml:space="preserve">incorporates</w:t>
+      </w:r>
+      <w:r>
+        <w:t xml:space="preserve"> </w:t>
+      </w:r>
+      <w:r>
+        <w:t xml:space="preserve">outcome</w:t>
+      </w:r>
+      <w:r>
+        <w:t xml:space="preserve"> </w:t>
+      </w:r>
+      <w:r>
+        <w:t xml:space="preserve">into</w:t>
+      </w:r>
+      <w:r>
+        <w:t xml:space="preserve"> </w:t>
+      </w:r>
+      <w:r>
+        <w:t xml:space="preserve">gene-program</w:t>
+      </w:r>
+      <w:r>
+        <w:t xml:space="preserve"> </w:t>
+      </w:r>
+      <w:r>
+        <w:t xml:space="preserve">estimation</w:t>
       </w:r>
       <w:r>
         <w:t xml:space="preserve"> </w:t>
@@ -137,19 +383,607 @@
         <w:t xml:space="preserve"> </w:t>
       </w:r>
       <w:r>
-        <w:t xml:space="preserve">stromal</w:t>
-      </w:r>
-      <w:r>
-        <w:t xml:space="preserve"> </w:t>
-      </w:r>
-      <w:r>
-        <w:t xml:space="preserve">state,</w:t>
-      </w:r>
-      <w:r>
-        <w:t xml:space="preserve"> </w:t>
-      </w:r>
-      <w:r>
-        <w:t xml:space="preserve">yet</w:t>
+        <w:t xml:space="preserve">fixes</w:t>
+      </w:r>
+      <w:r>
+        <w:t xml:space="preserve"> </w:t>
+      </w:r>
+      <w:r>
+        <w:t xml:space="preserve">the</w:t>
+      </w:r>
+      <w:r>
+        <w:t xml:space="preserve"> </w:t>
+      </w:r>
+      <w:r>
+        <w:t xml:space="preserve">gene</w:t>
+      </w:r>
+      <w:r>
+        <w:t xml:space="preserve"> </w:t>
+      </w:r>
+      <w:r>
+        <w:t xml:space="preserve">weights</w:t>
+      </w:r>
+      <w:r>
+        <w:t xml:space="preserve"> </w:t>
+      </w:r>
+      <w:r>
+        <w:t xml:space="preserve">for</w:t>
+      </w:r>
+      <w:r>
+        <w:t xml:space="preserve"> </w:t>
+      </w:r>
+      <w:r>
+        <w:t xml:space="preserve">scoring</w:t>
+      </w:r>
+      <w:r>
+        <w:t xml:space="preserve"> </w:t>
+      </w:r>
+      <w:r>
+        <w:t xml:space="preserve">new</w:t>
+      </w:r>
+      <w:r>
+        <w:t xml:space="preserve"> </w:t>
+      </w:r>
+      <w:r>
+        <w:t xml:space="preserve">cohorts.</w:t>
+      </w:r>
+      <w:r>
+        <w:t xml:space="preserve"> </w:t>
+      </w:r>
+      <w:r>
+        <w:t xml:space="preserve">In</w:t>
+      </w:r>
+      <w:r>
+        <w:t xml:space="preserve"> </w:t>
+      </w:r>
+      <w:r>
+        <w:t xml:space="preserve">pooled</w:t>
+      </w:r>
+      <w:r>
+        <w:t xml:space="preserve"> </w:t>
+      </w:r>
+      <w:r>
+        <w:t xml:space="preserve">TCGA</w:t>
+      </w:r>
+      <w:r>
+        <w:t xml:space="preserve"> </w:t>
+      </w:r>
+      <w:r>
+        <w:t xml:space="preserve">and</w:t>
+      </w:r>
+      <w:r>
+        <w:t xml:space="preserve"> </w:t>
+      </w:r>
+      <w:r>
+        <w:t xml:space="preserve">CPTAC</w:t>
+      </w:r>
+      <w:r>
+        <w:t xml:space="preserve"> </w:t>
+      </w:r>
+      <w:r>
+        <w:t xml:space="preserve">cohorts,</w:t>
+      </w:r>
+      <w:r>
+        <w:t xml:space="preserve"> </w:t>
+      </w:r>
+      <w:r>
+        <w:t xml:space="preserve">DeSurv</w:t>
+      </w:r>
+      <w:r>
+        <w:t xml:space="preserve"> </w:t>
+      </w:r>
+      <w:r>
+        <w:t xml:space="preserve">recovered</w:t>
+      </w:r>
+      <w:r>
+        <w:t xml:space="preserve"> </w:t>
+      </w:r>
+      <w:r>
+        <w:t xml:space="preserve">a</w:t>
+      </w:r>
+      <w:r>
+        <w:t xml:space="preserve"> </w:t>
+      </w:r>
+      <w:r>
+        <w:t xml:space="preserve">three-program</w:t>
+      </w:r>
+      <w:r>
+        <w:t xml:space="preserve"> </w:t>
+      </w:r>
+      <w:r>
+        <w:t xml:space="preserve">tumor–stroma</w:t>
+      </w:r>
+      <w:r>
+        <w:t xml:space="preserve"> </w:t>
+      </w:r>
+      <w:r>
+        <w:t xml:space="preserve">architecture</w:t>
+      </w:r>
+      <w:r>
+        <w:t xml:space="preserve"> </w:t>
+      </w:r>
+      <w:r>
+        <w:t xml:space="preserve">whose</w:t>
+      </w:r>
+      <w:r>
+        <w:t xml:space="preserve"> </w:t>
+      </w:r>
+      <w:r>
+        <w:t xml:space="preserve">dominant</w:t>
+      </w:r>
+      <w:r>
+        <w:t xml:space="preserve"> </w:t>
+      </w:r>
+      <w:r>
+        <w:t xml:space="preserve">survival-aligned</w:t>
+      </w:r>
+      <w:r>
+        <w:t xml:space="preserve"> </w:t>
+      </w:r>
+      <w:r>
+        <w:t xml:space="preserve">direction</w:t>
+      </w:r>
+      <w:r>
+        <w:t xml:space="preserve"> </w:t>
+      </w:r>
+      <w:r>
+        <w:t xml:space="preserve">(D1)</w:t>
+      </w:r>
+      <w:r>
+        <w:t xml:space="preserve"> </w:t>
+      </w:r>
+      <w:r>
+        <w:t xml:space="preserve">linked</w:t>
+      </w:r>
+      <w:r>
+        <w:t xml:space="preserve"> </w:t>
+      </w:r>
+      <w:r>
+        <w:t xml:space="preserve">classical</w:t>
+      </w:r>
+      <w:r>
+        <w:t xml:space="preserve"> </w:t>
+      </w:r>
+      <w:r>
+        <w:t xml:space="preserve">tumor</w:t>
+      </w:r>
+      <w:r>
+        <w:t xml:space="preserve"> </w:t>
+      </w:r>
+      <w:r>
+        <w:t xml:space="preserve">identity</w:t>
+      </w:r>
+      <w:r>
+        <w:t xml:space="preserve"> </w:t>
+      </w:r>
+      <w:r>
+        <w:t xml:space="preserve">with</w:t>
+      </w:r>
+      <w:r>
+        <w:t xml:space="preserve"> </w:t>
+      </w:r>
+      <w:r>
+        <w:t xml:space="preserve">restCAF-like</w:t>
+      </w:r>
+      <w:r>
+        <w:t xml:space="preserve"> </w:t>
+      </w:r>
+      <w:r>
+        <w:t xml:space="preserve">stroma.</w:t>
+      </w:r>
+      <w:r>
+        <w:t xml:space="preserve"> </w:t>
+      </w:r>
+      <w:r>
+        <w:t xml:space="preserve">The</w:t>
+      </w:r>
+      <w:r>
+        <w:t xml:space="preserve"> </w:t>
+      </w:r>
+      <w:r>
+        <w:t xml:space="preserve">frozen</w:t>
+      </w:r>
+      <w:r>
+        <w:t xml:space="preserve"> </w:t>
+      </w:r>
+      <w:r>
+        <w:t xml:space="preserve">representation</w:t>
+      </w:r>
+      <w:r>
+        <w:t xml:space="preserve"> </w:t>
+      </w:r>
+      <w:r>
+        <w:t xml:space="preserve">transferred</w:t>
+      </w:r>
+      <w:r>
+        <w:t xml:space="preserve"> </w:t>
+      </w:r>
+      <w:r>
+        <w:t xml:space="preserve">across</w:t>
+      </w:r>
+      <w:r>
+        <w:t xml:space="preserve"> </w:t>
+      </w:r>
+      <w:r>
+        <w:t xml:space="preserve">five</w:t>
+      </w:r>
+      <w:r>
+        <w:t xml:space="preserve"> </w:t>
+      </w:r>
+      <w:r>
+        <w:t xml:space="preserve">external</w:t>
+      </w:r>
+      <w:r>
+        <w:t xml:space="preserve"> </w:t>
+      </w:r>
+      <w:r>
+        <w:t xml:space="preserve">datasets</w:t>
+      </w:r>
+      <w:r>
+        <w:t xml:space="preserve"> </w:t>
+      </w:r>
+      <w:r>
+        <w:t xml:space="preserve">spanning</w:t>
+      </w:r>
+      <w:r>
+        <w:t xml:space="preserve"> </w:t>
+      </w:r>
+      <w:r>
+        <w:t xml:space="preserve">four</w:t>
+      </w:r>
+      <w:r>
+        <w:t xml:space="preserve"> </w:t>
+      </w:r>
+      <w:r>
+        <w:t xml:space="preserve">independent</w:t>
+      </w:r>
+      <w:r>
+        <w:t xml:space="preserve"> </w:t>
+      </w:r>
+      <w:r>
+        <w:t xml:space="preserve">cohorts,</w:t>
+      </w:r>
+      <w:r>
+        <w:t xml:space="preserve"> </w:t>
+      </w:r>
+      <w:r>
+        <w:t xml:space="preserve">where</w:t>
+      </w:r>
+      <w:r>
+        <w:t xml:space="preserve"> </w:t>
+      </w:r>
+      <w:r>
+        <w:t xml:space="preserve">the</w:t>
+      </w:r>
+      <w:r>
+        <w:t xml:space="preserve"> </w:t>
+      </w:r>
+      <w:r>
+        <w:t xml:space="preserve">combined</w:t>
+      </w:r>
+      <w:r>
+        <w:t xml:space="preserve"> </w:t>
+      </w:r>
+      <w:r>
+        <w:t xml:space="preserve">risk</w:t>
+      </w:r>
+      <w:r>
+        <w:t xml:space="preserve"> </w:t>
+      </w:r>
+      <w:r>
+        <w:t xml:space="preserve">score</w:t>
+      </w:r>
+      <w:r>
+        <w:t xml:space="preserve"> </w:t>
+      </w:r>
+      <w:r>
+        <w:t xml:space="preserve">remained</w:t>
+      </w:r>
+      <w:r>
+        <w:t xml:space="preserve"> </w:t>
+      </w:r>
+      <w:r>
+        <w:t xml:space="preserve">prognostic</w:t>
+      </w:r>
+      <w:r>
+        <w:t xml:space="preserve"> </w:t>
+      </w:r>
+      <w:r>
+        <w:t xml:space="preserve">(HR</w:t>
+      </w:r>
+      <w:r>
+        <w:t xml:space="preserve"> </w:t>
+      </w:r>
+      <w:r>
+        <w:t xml:space="preserve">per</w:t>
+      </w:r>
+      <w:r>
+        <w:t xml:space="preserve"> </w:t>
+      </w:r>
+      <w:r>
+        <w:t xml:space="preserve">SD,</w:t>
+      </w:r>
+      <w:r>
+        <w:t xml:space="preserve"> </w:t>
+      </w:r>
+      <w:r>
+        <w:t xml:space="preserve">1.42;</w:t>
+      </w:r>
+      <w:r>
+        <w:t xml:space="preserve"> </w:t>
+      </w:r>
+      <w:r>
+        <w:t xml:space="preserve">95%</w:t>
+      </w:r>
+      <w:r>
+        <w:t xml:space="preserve"> </w:t>
+      </w:r>
+      <w:r>
+        <w:t xml:space="preserve">CI,</w:t>
+      </w:r>
+      <w:r>
+        <w:t xml:space="preserve"> </w:t>
+      </w:r>
+      <w:r>
+        <w:t xml:space="preserve">1.26–1.59),</w:t>
+      </w:r>
+      <w:r>
+        <w:t xml:space="preserve"> </w:t>
+      </w:r>
+      <w:r>
+        <w:t xml:space="preserve">including</w:t>
+      </w:r>
+      <w:r>
+        <w:t xml:space="preserve"> </w:t>
+      </w:r>
+      <w:r>
+        <w:t xml:space="preserve">after</w:t>
+      </w:r>
+      <w:r>
+        <w:t xml:space="preserve"> </w:t>
+      </w:r>
+      <w:r>
+        <w:t xml:space="preserve">PurIST</w:t>
+      </w:r>
+      <w:r>
+        <w:t xml:space="preserve"> </w:t>
+      </w:r>
+      <w:r>
+        <w:t xml:space="preserve">and</w:t>
+      </w:r>
+      <w:r>
+        <w:t xml:space="preserve"> </w:t>
+      </w:r>
+      <w:r>
+        <w:t xml:space="preserve">DeCAF</w:t>
+      </w:r>
+      <w:r>
+        <w:t xml:space="preserve"> </w:t>
+      </w:r>
+      <w:r>
+        <w:t xml:space="preserve">adjustment.</w:t>
+      </w:r>
+      <w:r>
+        <w:t xml:space="preserve"> </w:t>
+      </w:r>
+      <w:r>
+        <w:t xml:space="preserve">Unsupervised</w:t>
+      </w:r>
+      <w:r>
+        <w:t xml:space="preserve"> </w:t>
+      </w:r>
+      <w:r>
+        <w:t xml:space="preserve">factorization</w:t>
+      </w:r>
+      <w:r>
+        <w:t xml:space="preserve"> </w:t>
+      </w:r>
+      <w:r>
+        <w:t xml:space="preserve">matched</w:t>
+      </w:r>
+      <w:r>
+        <w:t xml:space="preserve"> </w:t>
+      </w:r>
+      <w:r>
+        <w:t xml:space="preserve">on</w:t>
+      </w:r>
+      <w:r>
+        <w:t xml:space="preserve"> </w:t>
+      </w:r>
+      <w:r>
+        <w:t xml:space="preserve">program</w:t>
+      </w:r>
+      <w:r>
+        <w:t xml:space="preserve"> </w:t>
+      </w:r>
+      <w:r>
+        <w:t xml:space="preserve">number</w:t>
+      </w:r>
+      <w:r>
+        <w:t xml:space="preserve"> </w:t>
+      </w:r>
+      <w:r>
+        <w:t xml:space="preserve">and</w:t>
+      </w:r>
+      <w:r>
+        <w:t xml:space="preserve"> </w:t>
+      </w:r>
+      <w:r>
+        <w:t xml:space="preserve">tuning</w:t>
+      </w:r>
+      <w:r>
+        <w:t xml:space="preserve"> </w:t>
+      </w:r>
+      <w:r>
+        <w:t xml:space="preserve">budget</w:t>
+      </w:r>
+      <w:r>
+        <w:t xml:space="preserve"> </w:t>
+      </w:r>
+      <w:r>
+        <w:t xml:space="preserve">did</w:t>
+      </w:r>
+      <w:r>
+        <w:t xml:space="preserve"> </w:t>
+      </w:r>
+      <w:r>
+        <w:t xml:space="preserve">not</w:t>
+      </w:r>
+      <w:r>
+        <w:t xml:space="preserve"> </w:t>
+      </w:r>
+      <w:r>
+        <w:t xml:space="preserve">recover</w:t>
+      </w:r>
+      <w:r>
+        <w:t xml:space="preserve"> </w:t>
+      </w:r>
+      <w:r>
+        <w:t xml:space="preserve">D1,</w:t>
+      </w:r>
+      <w:r>
+        <w:t xml:space="preserve"> </w:t>
+      </w:r>
+      <w:r>
+        <w:t xml:space="preserve">supporting</w:t>
+      </w:r>
+      <w:r>
+        <w:t xml:space="preserve"> </w:t>
+      </w:r>
+      <w:r>
+        <w:t xml:space="preserve">survival</w:t>
+      </w:r>
+      <w:r>
+        <w:t xml:space="preserve"> </w:t>
+      </w:r>
+      <w:r>
+        <w:t xml:space="preserve">supervision</w:t>
+      </w:r>
+      <w:r>
+        <w:t xml:space="preserve"> </w:t>
+      </w:r>
+      <w:r>
+        <w:t xml:space="preserve">rather</w:t>
+      </w:r>
+      <w:r>
+        <w:t xml:space="preserve"> </w:t>
+      </w:r>
+      <w:r>
+        <w:t xml:space="preserve">than</w:t>
+      </w:r>
+      <w:r>
+        <w:t xml:space="preserve"> </w:t>
+      </w:r>
+      <w:r>
+        <w:t xml:space="preserve">model</w:t>
+      </w:r>
+      <w:r>
+        <w:t xml:space="preserve"> </w:t>
+      </w:r>
+      <w:r>
+        <w:t xml:space="preserve">size</w:t>
+      </w:r>
+      <w:r>
+        <w:t xml:space="preserve"> </w:t>
+      </w:r>
+      <w:r>
+        <w:t xml:space="preserve">or</w:t>
+      </w:r>
+      <w:r>
+        <w:t xml:space="preserve"> </w:t>
+      </w:r>
+      <w:r>
+        <w:t xml:space="preserve">computational</w:t>
+      </w:r>
+      <w:r>
+        <w:t xml:space="preserve"> </w:t>
+      </w:r>
+      <w:r>
+        <w:t xml:space="preserve">effort.</w:t>
+      </w:r>
+      <w:r>
+        <w:t xml:space="preserve"> </w:t>
+      </w:r>
+      <w:r>
+        <w:t xml:space="preserve">In</w:t>
+      </w:r>
+      <w:r>
+        <w:t xml:space="preserve"> </w:t>
+      </w:r>
+      <w:r>
+        <w:t xml:space="preserve">known-truth</w:t>
+      </w:r>
+      <w:r>
+        <w:t xml:space="preserve"> </w:t>
+      </w:r>
+      <w:r>
+        <w:t xml:space="preserve">simulations,</w:t>
+      </w:r>
+      <w:r>
+        <w:t xml:space="preserve"> </w:t>
+      </w:r>
+      <w:r>
+        <w:t xml:space="preserve">DeSurv</w:t>
+      </w:r>
+      <w:r>
+        <w:t xml:space="preserve"> </w:t>
+      </w:r>
+      <w:r>
+        <w:t xml:space="preserve">more</w:t>
+      </w:r>
+      <w:r>
+        <w:t xml:space="preserve"> </w:t>
+      </w:r>
+      <w:r>
+        <w:t xml:space="preserve">accurately</w:t>
+      </w:r>
+      <w:r>
+        <w:t xml:space="preserve"> </w:t>
+      </w:r>
+      <w:r>
+        <w:t xml:space="preserve">recovered</w:t>
+      </w:r>
+      <w:r>
+        <w:t xml:space="preserve"> </w:t>
+      </w:r>
+      <w:r>
+        <w:t xml:space="preserve">prognostic</w:t>
+      </w:r>
+      <w:r>
+        <w:t xml:space="preserve"> </w:t>
+      </w:r>
+      <w:r>
+        <w:t xml:space="preserve">genes</w:t>
+      </w:r>
+      <w:r>
+        <w:t xml:space="preserve"> </w:t>
+      </w:r>
+      <w:r>
+        <w:t xml:space="preserve">when</w:t>
+      </w:r>
+      <w:r>
+        <w:t xml:space="preserve"> </w:t>
+      </w:r>
+      <w:r>
+        <w:t xml:space="preserve">survival</w:t>
+      </w:r>
+      <w:r>
+        <w:t xml:space="preserve"> </w:t>
+      </w:r>
+      <w:r>
+        <w:t xml:space="preserve">signal</w:t>
+      </w:r>
+      <w:r>
+        <w:t xml:space="preserve"> </w:t>
+      </w:r>
+      <w:r>
+        <w:t xml:space="preserve">contributed</w:t>
+      </w:r>
+      <w:r>
+        <w:t xml:space="preserve"> </w:t>
+      </w:r>
+      <w:r>
+        <w:t xml:space="preserve">little</w:t>
       </w:r>
       <w:r>
         <w:t xml:space="preserve"> </w:t>
@@ -161,823 +995,7 @@
         <w:t xml:space="preserve"> </w:t>
       </w:r>
       <w:r>
-        <w:t xml:space="preserve">programs</w:t>
-      </w:r>
-      <w:r>
-        <w:t xml:space="preserve"> </w:t>
-      </w:r>
-      <w:r>
-        <w:t xml:space="preserve">are</w:t>
-      </w:r>
-      <w:r>
-        <w:t xml:space="preserve"> </w:t>
-      </w:r>
-      <w:r>
-        <w:t xml:space="preserve">typically</w:t>
-      </w:r>
-      <w:r>
-        <w:t xml:space="preserve"> </w:t>
-      </w:r>
-      <w:r>
-        <w:t xml:space="preserve">discovered</w:t>
-      </w:r>
-      <w:r>
-        <w:t xml:space="preserve"> </w:t>
-      </w:r>
-      <w:r>
-        <w:t xml:space="preserve">without</w:t>
-      </w:r>
-      <w:r>
-        <w:t xml:space="preserve"> </w:t>
-      </w:r>
-      <w:r>
-        <w:t xml:space="preserve">outcome</w:t>
-      </w:r>
-      <w:r>
-        <w:t xml:space="preserve"> </w:t>
-      </w:r>
-      <w:r>
-        <w:t xml:space="preserve">information</w:t>
-      </w:r>
-      <w:r>
-        <w:t xml:space="preserve"> </w:t>
-      </w:r>
-      <w:r>
-        <w:t xml:space="preserve">and</w:t>
-      </w:r>
-      <w:r>
-        <w:t xml:space="preserve"> </w:t>
-      </w:r>
-      <w:r>
-        <w:t xml:space="preserve">tested</w:t>
-      </w:r>
-      <w:r>
-        <w:t xml:space="preserve"> </w:t>
-      </w:r>
-      <w:r>
-        <w:t xml:space="preserve">against</w:t>
-      </w:r>
-      <w:r>
-        <w:t xml:space="preserve"> </w:t>
-      </w:r>
-      <w:r>
-        <w:t xml:space="preserve">survival</w:t>
-      </w:r>
-      <w:r>
-        <w:t xml:space="preserve"> </w:t>
-      </w:r>
-      <w:r>
-        <w:t xml:space="preserve">only</w:t>
-      </w:r>
-      <w:r>
-        <w:t xml:space="preserve"> </w:t>
-      </w:r>
-      <w:r>
-        <w:t xml:space="preserve">afterward.</w:t>
-      </w:r>
-      <w:r>
-        <w:t xml:space="preserve"> </w:t>
-      </w:r>
-      <w:r>
-        <w:t xml:space="preserve">We</w:t>
-      </w:r>
-      <w:r>
-        <w:t xml:space="preserve"> </w:t>
-      </w:r>
-      <w:r>
-        <w:t xml:space="preserve">developed</w:t>
-      </w:r>
-      <w:r>
-        <w:t xml:space="preserve"> </w:t>
-      </w:r>
-      <w:r>
-        <w:t xml:space="preserve">DeSurv,</w:t>
-      </w:r>
-      <w:r>
-        <w:t xml:space="preserve"> </w:t>
-      </w:r>
-      <w:r>
-        <w:t xml:space="preserve">a</w:t>
-      </w:r>
-      <w:r>
-        <w:t xml:space="preserve"> </w:t>
-      </w:r>
-      <w:r>
-        <w:t xml:space="preserve">survival-supervised</w:t>
-      </w:r>
-      <w:r>
-        <w:t xml:space="preserve"> </w:t>
-      </w:r>
-      <w:r>
-        <w:t xml:space="preserve">matrix</w:t>
-      </w:r>
-      <w:r>
-        <w:t xml:space="preserve"> </w:t>
-      </w:r>
-      <w:r>
-        <w:t xml:space="preserve">factorization</w:t>
-      </w:r>
-      <w:r>
-        <w:t xml:space="preserve"> </w:t>
-      </w:r>
-      <w:r>
-        <w:t xml:space="preserve">that</w:t>
-      </w:r>
-      <w:r>
-        <w:t xml:space="preserve"> </w:t>
-      </w:r>
-      <w:r>
-        <w:t xml:space="preserve">incorporates</w:t>
-      </w:r>
-      <w:r>
-        <w:t xml:space="preserve"> </w:t>
-      </w:r>
-      <w:r>
-        <w:t xml:space="preserve">outcome</w:t>
-      </w:r>
-      <w:r>
-        <w:t xml:space="preserve"> </w:t>
-      </w:r>
-      <w:r>
-        <w:t xml:space="preserve">into</w:t>
-      </w:r>
-      <w:r>
-        <w:t xml:space="preserve"> </w:t>
-      </w:r>
-      <w:r>
-        <w:t xml:space="preserve">gene-program</w:t>
-      </w:r>
-      <w:r>
-        <w:t xml:space="preserve"> </w:t>
-      </w:r>
-      <w:r>
-        <w:t xml:space="preserve">estimation</w:t>
-      </w:r>
-      <w:r>
-        <w:t xml:space="preserve"> </w:t>
-      </w:r>
-      <w:r>
-        <w:t xml:space="preserve">and</w:t>
-      </w:r>
-      <w:r>
-        <w:t xml:space="preserve"> </w:t>
-      </w:r>
-      <w:r>
-        <w:t xml:space="preserve">holds</w:t>
-      </w:r>
-      <w:r>
-        <w:t xml:space="preserve"> </w:t>
-      </w:r>
-      <w:r>
-        <w:t xml:space="preserve">the</w:t>
-      </w:r>
-      <w:r>
-        <w:t xml:space="preserve"> </w:t>
-      </w:r>
-      <w:r>
-        <w:t xml:space="preserve">gene</w:t>
-      </w:r>
-      <w:r>
-        <w:t xml:space="preserve"> </w:t>
-      </w:r>
-      <w:r>
-        <w:t xml:space="preserve">weights</w:t>
-      </w:r>
-      <w:r>
-        <w:t xml:space="preserve"> </w:t>
-      </w:r>
-      <w:r>
-        <w:t xml:space="preserve">fixed</w:t>
-      </w:r>
-      <w:r>
-        <w:t xml:space="preserve"> </w:t>
-      </w:r>
-      <w:r>
-        <w:t xml:space="preserve">for</w:t>
-      </w:r>
-      <w:r>
-        <w:t xml:space="preserve"> </w:t>
-      </w:r>
-      <w:r>
-        <w:t xml:space="preserve">new</w:t>
-      </w:r>
-      <w:r>
-        <w:t xml:space="preserve"> </w:t>
-      </w:r>
-      <w:r>
-        <w:t xml:space="preserve">cohorts.</w:t>
-      </w:r>
-      <w:r>
-        <w:t xml:space="preserve"> </w:t>
-      </w:r>
-      <w:r>
-        <w:t xml:space="preserve">In</w:t>
-      </w:r>
-      <w:r>
-        <w:t xml:space="preserve"> </w:t>
-      </w:r>
-      <w:r>
-        <w:t xml:space="preserve">pooled</w:t>
-      </w:r>
-      <w:r>
-        <w:t xml:space="preserve"> </w:t>
-      </w:r>
-      <w:r>
-        <w:t xml:space="preserve">TCGA</w:t>
-      </w:r>
-      <w:r>
-        <w:t xml:space="preserve"> </w:t>
-      </w:r>
-      <w:r>
-        <w:t xml:space="preserve">and</w:t>
-      </w:r>
-      <w:r>
-        <w:t xml:space="preserve"> </w:t>
-      </w:r>
-      <w:r>
-        <w:t xml:space="preserve">CPTAC</w:t>
-      </w:r>
-      <w:r>
-        <w:t xml:space="preserve"> </w:t>
-      </w:r>
-      <w:r>
-        <w:t xml:space="preserve">cohorts,</w:t>
-      </w:r>
-      <w:r>
-        <w:t xml:space="preserve"> </w:t>
-      </w:r>
-      <w:r>
-        <w:t xml:space="preserve">DeSurv</w:t>
-      </w:r>
-      <w:r>
-        <w:t xml:space="preserve"> </w:t>
-      </w:r>
-      <w:r>
-        <w:t xml:space="preserve">recovered</w:t>
-      </w:r>
-      <w:r>
-        <w:t xml:space="preserve"> </w:t>
-      </w:r>
-      <w:r>
-        <w:t xml:space="preserve">a</w:t>
-      </w:r>
-      <w:r>
-        <w:t xml:space="preserve"> </w:t>
-      </w:r>
-      <w:r>
-        <w:t xml:space="preserve">three-program</w:t>
-      </w:r>
-      <w:r>
-        <w:t xml:space="preserve"> </w:t>
-      </w:r>
-      <w:r>
-        <w:t xml:space="preserve">tumor–stroma</w:t>
-      </w:r>
-      <w:r>
-        <w:t xml:space="preserve"> </w:t>
-      </w:r>
-      <w:r>
-        <w:t xml:space="preserve">architecture</w:t>
-      </w:r>
-      <w:r>
-        <w:t xml:space="preserve"> </w:t>
-      </w:r>
-      <w:r>
-        <w:t xml:space="preserve">whose</w:t>
-      </w:r>
-      <w:r>
-        <w:t xml:space="preserve"> </w:t>
-      </w:r>
-      <w:r>
-        <w:t xml:space="preserve">dominant</w:t>
-      </w:r>
-      <w:r>
-        <w:t xml:space="preserve"> </w:t>
-      </w:r>
-      <w:r>
-        <w:t xml:space="preserve">survival-aligned</w:t>
-      </w:r>
-      <w:r>
-        <w:t xml:space="preserve"> </w:t>
-      </w:r>
-      <w:r>
-        <w:t xml:space="preserve">direction</w:t>
-      </w:r>
-      <w:r>
-        <w:t xml:space="preserve"> </w:t>
-      </w:r>
-      <w:r>
-        <w:t xml:space="preserve">(D1)</w:t>
-      </w:r>
-      <w:r>
-        <w:t xml:space="preserve"> </w:t>
-      </w:r>
-      <w:r>
-        <w:t xml:space="preserve">linked</w:t>
-      </w:r>
-      <w:r>
-        <w:t xml:space="preserve"> </w:t>
-      </w:r>
-      <w:r>
-        <w:t xml:space="preserve">classical</w:t>
-      </w:r>
-      <w:r>
-        <w:t xml:space="preserve"> </w:t>
-      </w:r>
-      <w:r>
-        <w:t xml:space="preserve">tumor</w:t>
-      </w:r>
-      <w:r>
-        <w:t xml:space="preserve"> </w:t>
-      </w:r>
-      <w:r>
-        <w:t xml:space="preserve">identity</w:t>
-      </w:r>
-      <w:r>
-        <w:t xml:space="preserve"> </w:t>
-      </w:r>
-      <w:r>
-        <w:t xml:space="preserve">with</w:t>
-      </w:r>
-      <w:r>
-        <w:t xml:space="preserve"> </w:t>
-      </w:r>
-      <w:r>
-        <w:t xml:space="preserve">restCAF-like</w:t>
-      </w:r>
-      <w:r>
-        <w:t xml:space="preserve"> </w:t>
-      </w:r>
-      <w:r>
-        <w:t xml:space="preserve">stroma,</w:t>
-      </w:r>
-      <w:r>
-        <w:t xml:space="preserve"> </w:t>
-      </w:r>
-      <w:r>
-        <w:t xml:space="preserve">alongside</w:t>
-      </w:r>
-      <w:r>
-        <w:t xml:space="preserve"> </w:t>
-      </w:r>
-      <w:r>
-        <w:t xml:space="preserve">proCAF-like</w:t>
-      </w:r>
-      <w:r>
-        <w:t xml:space="preserve"> </w:t>
-      </w:r>
-      <w:r>
-        <w:t xml:space="preserve">stromal</w:t>
-      </w:r>
-      <w:r>
-        <w:t xml:space="preserve"> </w:t>
-      </w:r>
-      <w:r>
-        <w:t xml:space="preserve">and</w:t>
-      </w:r>
-      <w:r>
-        <w:t xml:space="preserve"> </w:t>
-      </w:r>
-      <w:r>
-        <w:t xml:space="preserve">basal-like</w:t>
-      </w:r>
-      <w:r>
-        <w:t xml:space="preserve"> </w:t>
-      </w:r>
-      <w:r>
-        <w:t xml:space="preserve">tumor</w:t>
-      </w:r>
-      <w:r>
-        <w:t xml:space="preserve"> </w:t>
-      </w:r>
-      <w:r>
-        <w:t xml:space="preserve">programs.</w:t>
-      </w:r>
-      <w:r>
-        <w:t xml:space="preserve"> </w:t>
-      </w:r>
-      <w:r>
-        <w:t xml:space="preserve">The</w:t>
-      </w:r>
-      <w:r>
-        <w:t xml:space="preserve"> </w:t>
-      </w:r>
-      <w:r>
-        <w:t xml:space="preserve">frozen</w:t>
-      </w:r>
-      <w:r>
-        <w:t xml:space="preserve"> </w:t>
-      </w:r>
-      <w:r>
-        <w:t xml:space="preserve">representation</w:t>
-      </w:r>
-      <w:r>
-        <w:t xml:space="preserve"> </w:t>
-      </w:r>
-      <w:r>
-        <w:t xml:space="preserve">transferred</w:t>
-      </w:r>
-      <w:r>
-        <w:t xml:space="preserve"> </w:t>
-      </w:r>
-      <w:r>
-        <w:t xml:space="preserve">across</w:t>
-      </w:r>
-      <w:r>
-        <w:t xml:space="preserve"> </w:t>
-      </w:r>
-      <w:r>
-        <w:t xml:space="preserve">five</w:t>
-      </w:r>
-      <w:r>
-        <w:t xml:space="preserve"> </w:t>
-      </w:r>
-      <w:r>
-        <w:t xml:space="preserve">external</w:t>
-      </w:r>
-      <w:r>
-        <w:t xml:space="preserve"> </w:t>
-      </w:r>
-      <w:r>
-        <w:t xml:space="preserve">datasets</w:t>
-      </w:r>
-      <w:r>
-        <w:t xml:space="preserve"> </w:t>
-      </w:r>
-      <w:r>
-        <w:t xml:space="preserve">spanning</w:t>
-      </w:r>
-      <w:r>
-        <w:t xml:space="preserve"> </w:t>
-      </w:r>
-      <w:r>
-        <w:t xml:space="preserve">four</w:t>
-      </w:r>
-      <w:r>
-        <w:t xml:space="preserve"> </w:t>
-      </w:r>
-      <w:r>
-        <w:t xml:space="preserve">independent</w:t>
-      </w:r>
-      <w:r>
-        <w:t xml:space="preserve"> </w:t>
-      </w:r>
-      <w:r>
-        <w:t xml:space="preserve">cohorts,</w:t>
-      </w:r>
-      <w:r>
-        <w:t xml:space="preserve"> </w:t>
-      </w:r>
-      <w:r>
-        <w:t xml:space="preserve">where</w:t>
-      </w:r>
-      <w:r>
-        <w:t xml:space="preserve"> </w:t>
-      </w:r>
-      <w:r>
-        <w:t xml:space="preserve">the</w:t>
-      </w:r>
-      <w:r>
-        <w:t xml:space="preserve"> </w:t>
-      </w:r>
-      <w:r>
-        <w:t xml:space="preserve">combined</w:t>
-      </w:r>
-      <w:r>
-        <w:t xml:space="preserve"> </w:t>
-      </w:r>
-      <w:r>
-        <w:t xml:space="preserve">risk</w:t>
-      </w:r>
-      <w:r>
-        <w:t xml:space="preserve"> </w:t>
-      </w:r>
-      <w:r>
-        <w:t xml:space="preserve">score</w:t>
-      </w:r>
-      <w:r>
-        <w:t xml:space="preserve"> </w:t>
-      </w:r>
-      <w:r>
-        <w:t xml:space="preserve">remained</w:t>
-      </w:r>
-      <w:r>
-        <w:t xml:space="preserve"> </w:t>
-      </w:r>
-      <w:r>
-        <w:t xml:space="preserve">prognostic</w:t>
-      </w:r>
-      <w:r>
-        <w:t xml:space="preserve"> </w:t>
-      </w:r>
-      <w:r>
-        <w:t xml:space="preserve">(HR</w:t>
-      </w:r>
-      <w:r>
-        <w:t xml:space="preserve"> </w:t>
-      </w:r>
-      <w:r>
-        <w:t xml:space="preserve">per</w:t>
-      </w:r>
-      <w:r>
-        <w:t xml:space="preserve"> </w:t>
-      </w:r>
-      <w:r>
-        <w:t xml:space="preserve">SD,</w:t>
-      </w:r>
-      <w:r>
-        <w:t xml:space="preserve"> </w:t>
-      </w:r>
-      <w:r>
-        <w:t xml:space="preserve">1.42;</w:t>
-      </w:r>
-      <w:r>
-        <w:t xml:space="preserve"> </w:t>
-      </w:r>
-      <w:r>
-        <w:t xml:space="preserve">95%</w:t>
-      </w:r>
-      <w:r>
-        <w:t xml:space="preserve"> </w:t>
-      </w:r>
-      <w:r>
-        <w:t xml:space="preserve">CI,</w:t>
-      </w:r>
-      <w:r>
-        <w:t xml:space="preserve"> </w:t>
-      </w:r>
-      <w:r>
-        <w:t xml:space="preserve">1.26–1.59),</w:t>
-      </w:r>
-      <w:r>
-        <w:t xml:space="preserve"> </w:t>
-      </w:r>
-      <w:r>
-        <w:t xml:space="preserve">including</w:t>
-      </w:r>
-      <w:r>
-        <w:t xml:space="preserve"> </w:t>
-      </w:r>
-      <w:r>
-        <w:t xml:space="preserve">after</w:t>
-      </w:r>
-      <w:r>
-        <w:t xml:space="preserve"> </w:t>
-      </w:r>
-      <w:r>
-        <w:t xml:space="preserve">PurIST</w:t>
-      </w:r>
-      <w:r>
-        <w:t xml:space="preserve"> </w:t>
-      </w:r>
-      <w:r>
-        <w:t xml:space="preserve">and</w:t>
-      </w:r>
-      <w:r>
-        <w:t xml:space="preserve"> </w:t>
-      </w:r>
-      <w:r>
-        <w:t xml:space="preserve">DeCAF</w:t>
-      </w:r>
-      <w:r>
-        <w:t xml:space="preserve"> </w:t>
-      </w:r>
-      <w:r>
-        <w:t xml:space="preserve">adjustment,</w:t>
-      </w:r>
-      <w:r>
-        <w:t xml:space="preserve"> </w:t>
-      </w:r>
-      <w:r>
-        <w:t xml:space="preserve">and</w:t>
-      </w:r>
-      <w:r>
-        <w:t xml:space="preserve"> </w:t>
-      </w:r>
-      <w:r>
-        <w:t xml:space="preserve">D1</w:t>
-      </w:r>
-      <w:r>
-        <w:t xml:space="preserve"> </w:t>
-      </w:r>
-      <w:r>
-        <w:t xml:space="preserve">remained</w:t>
-      </w:r>
-      <w:r>
-        <w:t xml:space="preserve"> </w:t>
-      </w:r>
-      <w:r>
-        <w:t xml:space="preserve">prognostic</w:t>
-      </w:r>
-      <w:r>
-        <w:t xml:space="preserve"> </w:t>
-      </w:r>
-      <w:r>
-        <w:t xml:space="preserve">in</w:t>
-      </w:r>
-      <w:r>
-        <w:t xml:space="preserve"> </w:t>
-      </w:r>
-      <w:r>
-        <w:t xml:space="preserve">an</w:t>
-      </w:r>
-      <w:r>
-        <w:t xml:space="preserve"> </w:t>
-      </w:r>
-      <w:r>
-        <w:t xml:space="preserve">exploratory</w:t>
-      </w:r>
-      <w:r>
-        <w:t xml:space="preserve"> </w:t>
-      </w:r>
-      <w:r>
-        <w:t xml:space="preserve">analysis</w:t>
-      </w:r>
-      <w:r>
-        <w:t xml:space="preserve"> </w:t>
-      </w:r>
-      <w:r>
-        <w:t xml:space="preserve">of</w:t>
-      </w:r>
-      <w:r>
-        <w:t xml:space="preserve"> </w:t>
-      </w:r>
-      <w:r>
-        <w:t xml:space="preserve">treated</w:t>
-      </w:r>
-      <w:r>
-        <w:t xml:space="preserve"> </w:t>
-      </w:r>
-      <w:r>
-        <w:t xml:space="preserve">metastatic</w:t>
-      </w:r>
-      <w:r>
-        <w:t xml:space="preserve"> </w:t>
-      </w:r>
-      <w:r>
-        <w:t xml:space="preserve">disease.</w:t>
-      </w:r>
-      <w:r>
-        <w:t xml:space="preserve"> </w:t>
-      </w:r>
-      <w:r>
-        <w:t xml:space="preserve">Unsupervised</w:t>
-      </w:r>
-      <w:r>
-        <w:t xml:space="preserve"> </w:t>
-      </w:r>
-      <w:r>
-        <w:t xml:space="preserve">factorization</w:t>
-      </w:r>
-      <w:r>
-        <w:t xml:space="preserve"> </w:t>
-      </w:r>
-      <w:r>
-        <w:t xml:space="preserve">matched</w:t>
-      </w:r>
-      <w:r>
-        <w:t xml:space="preserve"> </w:t>
-      </w:r>
-      <w:r>
-        <w:t xml:space="preserve">on</w:t>
-      </w:r>
-      <w:r>
-        <w:t xml:space="preserve"> </w:t>
-      </w:r>
-      <w:r>
-        <w:t xml:space="preserve">program</w:t>
-      </w:r>
-      <w:r>
-        <w:t xml:space="preserve"> </w:t>
-      </w:r>
-      <w:r>
-        <w:t xml:space="preserve">number</w:t>
-      </w:r>
-      <w:r>
-        <w:t xml:space="preserve"> </w:t>
-      </w:r>
-      <w:r>
-        <w:t xml:space="preserve">and</w:t>
-      </w:r>
-      <w:r>
-        <w:t xml:space="preserve"> </w:t>
-      </w:r>
-      <w:r>
-        <w:t xml:space="preserve">tuning</w:t>
-      </w:r>
-      <w:r>
-        <w:t xml:space="preserve"> </w:t>
-      </w:r>
-      <w:r>
-        <w:t xml:space="preserve">budget</w:t>
-      </w:r>
-      <w:r>
-        <w:t xml:space="preserve"> </w:t>
-      </w:r>
-      <w:r>
-        <w:t xml:space="preserve">did</w:t>
-      </w:r>
-      <w:r>
-        <w:t xml:space="preserve"> </w:t>
-      </w:r>
-      <w:r>
-        <w:t xml:space="preserve">not</w:t>
-      </w:r>
-      <w:r>
-        <w:t xml:space="preserve"> </w:t>
-      </w:r>
-      <w:r>
-        <w:t xml:space="preserve">recover</w:t>
-      </w:r>
-      <w:r>
-        <w:t xml:space="preserve"> </w:t>
-      </w:r>
-      <w:r>
-        <w:t xml:space="preserve">D1,</w:t>
-      </w:r>
-      <w:r>
-        <w:t xml:space="preserve"> </w:t>
-      </w:r>
-      <w:r>
-        <w:t xml:space="preserve">indicating</w:t>
-      </w:r>
-      <w:r>
-        <w:t xml:space="preserve"> </w:t>
-      </w:r>
-      <w:r>
-        <w:t xml:space="preserve">that</w:t>
-      </w:r>
-      <w:r>
-        <w:t xml:space="preserve"> </w:t>
-      </w:r>
-      <w:r>
-        <w:t xml:space="preserve">it</w:t>
-      </w:r>
-      <w:r>
-        <w:t xml:space="preserve"> </w:t>
-      </w:r>
-      <w:r>
-        <w:t xml:space="preserve">arose</w:t>
-      </w:r>
-      <w:r>
-        <w:t xml:space="preserve"> </w:t>
-      </w:r>
-      <w:r>
-        <w:t xml:space="preserve">from</w:t>
-      </w:r>
-      <w:r>
-        <w:t xml:space="preserve"> </w:t>
-      </w:r>
-      <w:r>
-        <w:t xml:space="preserve">survival</w:t>
-      </w:r>
-      <w:r>
-        <w:t xml:space="preserve"> </w:t>
-      </w:r>
-      <w:r>
-        <w:t xml:space="preserve">supervision</w:t>
-      </w:r>
-      <w:r>
-        <w:t xml:space="preserve"> </w:t>
-      </w:r>
-      <w:r>
-        <w:t xml:space="preserve">rather</w:t>
-      </w:r>
-      <w:r>
-        <w:t xml:space="preserve"> </w:t>
-      </w:r>
-      <w:r>
-        <w:t xml:space="preserve">than</w:t>
-      </w:r>
-      <w:r>
-        <w:t xml:space="preserve"> </w:t>
-      </w:r>
-      <w:r>
-        <w:t xml:space="preserve">model</w:t>
-      </w:r>
-      <w:r>
-        <w:t xml:space="preserve"> </w:t>
-      </w:r>
-      <w:r>
-        <w:t xml:space="preserve">size</w:t>
-      </w:r>
-      <w:r>
-        <w:t xml:space="preserve"> </w:t>
-      </w:r>
-      <w:r>
-        <w:t xml:space="preserve">or</w:t>
-      </w:r>
-      <w:r>
-        <w:t xml:space="preserve"> </w:t>
-      </w:r>
-      <w:r>
-        <w:t xml:space="preserve">computational</w:t>
-      </w:r>
-      <w:r>
-        <w:t xml:space="preserve"> </w:t>
-      </w:r>
-      <w:r>
-        <w:t xml:space="preserve">effort.</w:t>
+        <w:t xml:space="preserve">variation.</w:t>
       </w:r>
     </w:p>
     <w:p>
@@ -1036,7 +1054,7 @@
         </w:r>
       </w:hyperlink>
       <w:r>
-        <w:t xml:space="preserve">. Single-cell and spatial profiling have further shown that such state heterogeneity extends across malignant, stromal, immune, and other microenvironmental compartments within individual tumors</w:t>
+        <w:t xml:space="preserve">. Single-cell and spatial profiling have further shown that this heterogeneity extends across malignant, stromal, immune, and other microenvironmental compartments within individual tumors</w:t>
       </w:r>
       <w:hyperlink w:anchor="ref-moncada2020spatial">
         <w:r>
@@ -1063,7 +1081,34 @@
         </w:r>
       </w:hyperlink>
       <w:r>
-        <w:t xml:space="preserve">. Whether a survival-aligned program spanning tumor and stromal compartments exists, and adds prognostic information beyond existing subtype classifications, remains unclear.</w:t>
+        <w:t xml:space="preserve">. Whether a survival-aligned direction spanning tumor and stromal programs exists and adds prognostic information beyond existing subtype classifications remains unclear, in part because such programs are discovered without outcome information and tested against survival only afterward</w:t>
+      </w:r>
+      <w:hyperlink w:anchor="ref-collisson2011subtypes">
+        <w:r>
+          <w:rPr>
+            <w:rStyle w:val="Hyperlink"/>
+            <w:vertAlign w:val="superscript"/>
+          </w:rPr>
+          <w:t xml:space="preserve">2</w:t>
+        </w:r>
+      </w:hyperlink>
+      <w:r>
+        <w:rPr>
+          <w:vertAlign w:val="superscript"/>
+        </w:rPr>
+        <w:t xml:space="preserve">,</w:t>
+      </w:r>
+      <w:hyperlink w:anchor="ref-Bailey2016">
+        <w:r>
+          <w:rPr>
+            <w:rStyle w:val="Hyperlink"/>
+            <w:vertAlign w:val="superscript"/>
+          </w:rPr>
+          <w:t xml:space="preserve">9</w:t>
+        </w:r>
+      </w:hyperlink>
+      <w:r>
+        <w:t xml:space="preserve">.</w:t>
       </w:r>
     </w:p>
     <w:p>
@@ -1071,7 +1116,7 @@
         <w:pStyle w:val="BodyText"/>
       </w:pPr>
       <w:r>
-        <w:t xml:space="preserve">Answering that requires survival-annotated cohorts at scale, which in PDAC still means bulk transcriptomic profiling</w:t>
+        <w:t xml:space="preserve">Addressing this question requires large cohorts with survival-annotated transcriptomic data, which in PDAC are still derived primarily from bulk profiling</w:t>
       </w:r>
       <w:hyperlink w:anchor="ref-aung2018compass">
         <w:r>
@@ -1079,633 +1124,603 @@
             <w:rStyle w:val="Hyperlink"/>
             <w:vertAlign w:val="superscript"/>
           </w:rPr>
+          <w:t xml:space="preserve">10</w:t>
+        </w:r>
+      </w:hyperlink>
+      <w:r>
+        <w:t xml:space="preserve">. Bulk profiles, however, mix signals from malignant and microenvironmental cells</w:t>
+      </w:r>
+      <w:hyperlink w:anchor="ref-nguyen2024fourteen">
+        <w:r>
+          <w:rPr>
+            <w:rStyle w:val="Hyperlink"/>
+            <w:vertAlign w:val="superscript"/>
+          </w:rPr>
+          <w:t xml:space="preserve">11</w:t>
+        </w:r>
+      </w:hyperlink>
+      <w:r>
+        <w:t xml:space="preserve">. Nonnegative matrix factorization (NMF) and related deconvolution methods separate these composite profiles into interpretable gene programs: weighted sets of co-varying genes that together form a representation of the tumor transcriptome</w:t>
+      </w:r>
+      <w:hyperlink w:anchor="ref-moffitt2015virtual">
+        <w:r>
+          <w:rPr>
+            <w:rStyle w:val="Hyperlink"/>
+            <w:vertAlign w:val="superscript"/>
+          </w:rPr>
+          <w:t xml:space="preserve">3</w:t>
+        </w:r>
+      </w:hyperlink>
+      <w:r>
+        <w:rPr>
+          <w:vertAlign w:val="superscript"/>
+        </w:rPr>
+        <w:t xml:space="preserve">,</w:t>
+      </w:r>
+      <w:hyperlink w:anchor="ref-lee1999learning">
+        <w:r>
+          <w:rPr>
+            <w:rStyle w:val="Hyperlink"/>
+            <w:vertAlign w:val="superscript"/>
+          </w:rPr>
+          <w:t xml:space="preserve">12</w:t>
+        </w:r>
+      </w:hyperlink>
+      <w:r>
+        <w:rPr>
+          <w:vertAlign w:val="superscript"/>
+        </w:rPr>
+        <w:t xml:space="preserve">–</w:t>
+      </w:r>
+      <w:hyperlink w:anchor="ref-peng2019novo">
+        <w:r>
+          <w:rPr>
+            <w:rStyle w:val="Hyperlink"/>
+            <w:vertAlign w:val="superscript"/>
+          </w:rPr>
+          <w:t xml:space="preserve">14</w:t>
+        </w:r>
+      </w:hyperlink>
+      <w:r>
+        <w:t xml:space="preserve">. In PDAC, such methods have yielded molecular subtypes</w:t>
+      </w:r>
+      <w:hyperlink w:anchor="ref-collisson2011subtypes">
+        <w:r>
+          <w:rPr>
+            <w:rStyle w:val="Hyperlink"/>
+            <w:vertAlign w:val="superscript"/>
+          </w:rPr>
+          <w:t xml:space="preserve">2</w:t>
+        </w:r>
+      </w:hyperlink>
+      <w:r>
+        <w:rPr>
+          <w:vertAlign w:val="superscript"/>
+        </w:rPr>
+        <w:t xml:space="preserve">,</w:t>
+      </w:r>
+      <w:hyperlink w:anchor="ref-rashid2020purity">
+        <w:r>
+          <w:rPr>
+            <w:rStyle w:val="Hyperlink"/>
+            <w:vertAlign w:val="superscript"/>
+          </w:rPr>
+          <w:t xml:space="preserve">4</w:t>
+        </w:r>
+      </w:hyperlink>
+      <w:r>
+        <w:rPr>
+          <w:vertAlign w:val="superscript"/>
+        </w:rPr>
+        <w:t xml:space="preserve">,</w:t>
+      </w:r>
+      <w:hyperlink w:anchor="ref-Bailey2016">
+        <w:r>
+          <w:rPr>
+            <w:rStyle w:val="Hyperlink"/>
+            <w:vertAlign w:val="superscript"/>
+          </w:rPr>
           <w:t xml:space="preserve">9</w:t>
         </w:r>
       </w:hyperlink>
       <w:r>
-        <w:t xml:space="preserve">. Bulk profiles mix signals from malignant and microenvironmental cells</w:t>
-      </w:r>
-      <w:hyperlink w:anchor="ref-nguyen2024fourteen">
+        <w:t xml:space="preserve">, virtual microdissection of basal-like and classical malignant programs</w:t>
+      </w:r>
+      <w:hyperlink w:anchor="ref-moffitt2015virtual">
         <w:r>
           <w:rPr>
             <w:rStyle w:val="Hyperlink"/>
             <w:vertAlign w:val="superscript"/>
           </w:rPr>
+          <w:t xml:space="preserve">3</w:t>
+        </w:r>
+      </w:hyperlink>
+      <w:r>
+        <w:t xml:space="preserve">, and compartment-specific tumor–stroma deconvolution</w:t>
+      </w:r>
+      <w:hyperlink w:anchor="ref-peng2024determination">
+        <w:r>
+          <w:rPr>
+            <w:rStyle w:val="Hyperlink"/>
+            <w:vertAlign w:val="superscript"/>
+          </w:rPr>
+          <w:t xml:space="preserve">5</w:t>
+        </w:r>
+      </w:hyperlink>
+      <w:r>
+        <w:rPr>
+          <w:vertAlign w:val="superscript"/>
+        </w:rPr>
+        <w:t xml:space="preserve">,</w:t>
+      </w:r>
+      <w:hyperlink w:anchor="ref-peng2019novo">
+        <w:r>
+          <w:rPr>
+            <w:rStyle w:val="Hyperlink"/>
+            <w:vertAlign w:val="superscript"/>
+          </w:rPr>
+          <w:t xml:space="preserve">14</w:t>
+        </w:r>
+      </w:hyperlink>
+      <w:r>
+        <w:t xml:space="preserve">. The practical challenge is therefore not simply to resolve interpretable gene programs. It is to let survival shape the programs as they are learned, to retain a decomposed representation rather than only a risk score, and to test those same programs, unchanged, across independent studies.</w:t>
+      </w:r>
+    </w:p>
+    <w:p>
+      <w:pPr>
+        <w:pStyle w:val="BodyText"/>
+      </w:pPr>
+      <w:r>
+        <w:t xml:space="preserve">Standard NMF learns gene programs by minimizing reconstruction error, the mismatch between the measured expression matrix and the approximation rebuilt from the programs. Such reconstruction-driven criteria favor patterns that capture prominent expression variation whether or not that variation is related to survival</w:t>
+      </w:r>
+      <w:hyperlink w:anchor="ref-bair2004semi">
+        <w:r>
+          <w:rPr>
+            <w:rStyle w:val="Hyperlink"/>
+            <w:vertAlign w:val="superscript"/>
+          </w:rPr>
+          <w:t xml:space="preserve">15</w:t>
+        </w:r>
+      </w:hyperlink>
+      <w:r>
+        <w:rPr>
+          <w:vertAlign w:val="superscript"/>
+        </w:rPr>
+        <w:t xml:space="preserve">,</w:t>
+      </w:r>
+      <w:hyperlink w:anchor="ref-cook2007fisher">
+        <w:r>
+          <w:rPr>
+            <w:rStyle w:val="Hyperlink"/>
+            <w:vertAlign w:val="superscript"/>
+          </w:rPr>
+          <w:t xml:space="preserve">16</w:t>
+        </w:r>
+      </w:hyperlink>
+      <w:r>
+        <w:t xml:space="preserve">. This is particularly important in PDAC, where bulk tumors contain substantial stromal, exocrine, and other non-malignant signals that can dominate transcriptomic variation and obscure less prominent but prognostically relevant programs</w:t>
+      </w:r>
+      <w:hyperlink w:anchor="ref-rashid2020purity">
+        <w:r>
+          <w:rPr>
+            <w:rStyle w:val="Hyperlink"/>
+            <w:vertAlign w:val="superscript"/>
+          </w:rPr>
+          <w:t xml:space="preserve">4</w:t>
+        </w:r>
+      </w:hyperlink>
+      <w:r>
+        <w:rPr>
+          <w:vertAlign w:val="superscript"/>
+        </w:rPr>
+        <w:t xml:space="preserve">,</w:t>
+      </w:r>
+      <w:hyperlink w:anchor="ref-peng2024determination">
+        <w:r>
+          <w:rPr>
+            <w:rStyle w:val="Hyperlink"/>
+            <w:vertAlign w:val="superscript"/>
+          </w:rPr>
+          <w:t xml:space="preserve">5</w:t>
+        </w:r>
+      </w:hyperlink>
+      <w:r>
+        <w:rPr>
+          <w:vertAlign w:val="superscript"/>
+        </w:rPr>
+        <w:t xml:space="preserve">,</w:t>
+      </w:r>
+      <w:hyperlink w:anchor="ref-torrehealy2023pdacr">
+        <w:r>
+          <w:rPr>
+            <w:rStyle w:val="Hyperlink"/>
+            <w:vertAlign w:val="superscript"/>
+          </w:rPr>
+          <w:t xml:space="preserve">17</w:t>
+        </w:r>
+      </w:hyperlink>
+      <w:r>
+        <w:rPr>
+          <w:vertAlign w:val="superscript"/>
+        </w:rPr>
+        <w:t xml:space="preserve">,</w:t>
+      </w:r>
+      <w:hyperlink w:anchor="ref-aran2015systematic">
+        <w:r>
+          <w:rPr>
+            <w:rStyle w:val="Hyperlink"/>
+            <w:vertAlign w:val="superscript"/>
+          </w:rPr>
+          <w:t xml:space="preserve">18</w:t>
+        </w:r>
+      </w:hyperlink>
+      <w:r>
+        <w:t xml:space="preserve">. Reconstruction alone also does not uniquely determine the recovered gene programs without additional constraints</w:t>
+      </w:r>
+      <w:hyperlink w:anchor="ref-donoho2004nmf">
+        <w:r>
+          <w:rPr>
+            <w:rStyle w:val="Hyperlink"/>
+            <w:vertAlign w:val="superscript"/>
+          </w:rPr>
+          <w:t xml:space="preserve">19</w:t>
+        </w:r>
+      </w:hyperlink>
+      <w:r>
+        <w:rPr>
+          <w:vertAlign w:val="superscript"/>
+        </w:rPr>
+        <w:t xml:space="preserve">–</w:t>
+      </w:r>
+      <w:hyperlink w:anchor="ref-gillis2014nmf">
+        <w:r>
+          <w:rPr>
+            <w:rStyle w:val="Hyperlink"/>
+            <w:vertAlign w:val="superscript"/>
+          </w:rPr>
+          <w:t xml:space="preserve">21</w:t>
+        </w:r>
+      </w:hyperlink>
+      <w:r>
+        <w:t xml:space="preserve">, which may contribute to cross-study variability among unsupervised PDAC subtype taxonomies</w:t>
+      </w:r>
+      <w:hyperlink w:anchor="ref-lautizi2022pancreatic">
+        <w:r>
+          <w:rPr>
+            <w:rStyle w:val="Hyperlink"/>
+            <w:vertAlign w:val="superscript"/>
+          </w:rPr>
+          <w:t xml:space="preserve">22</w:t>
+        </w:r>
+      </w:hyperlink>
+      <w:r>
+        <w:t xml:space="preserve">. Consequently, establishing which unsupervised programs are clinically relevant and transportable has required extensive multi-study refinement: in PDAC, the basal-like/classical dichotomy took roughly a decade of iterative subtyping, virtual microdissection, independent cohorts, single-cell analyses and prospective clinical profiling</w:t>
+      </w:r>
+      <w:hyperlink w:anchor="ref-collisson2011subtypes">
+        <w:r>
+          <w:rPr>
+            <w:rStyle w:val="Hyperlink"/>
+            <w:vertAlign w:val="superscript"/>
+          </w:rPr>
+          <w:t xml:space="preserve">2</w:t>
+        </w:r>
+      </w:hyperlink>
+      <w:r>
+        <w:rPr>
+          <w:vertAlign w:val="superscript"/>
+        </w:rPr>
+        <w:t xml:space="preserve">–</w:t>
+      </w:r>
+      <w:hyperlink w:anchor="ref-rashid2020purity">
+        <w:r>
+          <w:rPr>
+            <w:rStyle w:val="Hyperlink"/>
+            <w:vertAlign w:val="superscript"/>
+          </w:rPr>
+          <w:t xml:space="preserve">4</w:t>
+        </w:r>
+      </w:hyperlink>
+      <w:r>
+        <w:rPr>
+          <w:vertAlign w:val="superscript"/>
+        </w:rPr>
+        <w:t xml:space="preserve">,</w:t>
+      </w:r>
+      <w:hyperlink w:anchor="ref-werba2023single">
+        <w:r>
+          <w:rPr>
+            <w:rStyle w:val="Hyperlink"/>
+            <w:vertAlign w:val="superscript"/>
+          </w:rPr>
+          <w:t xml:space="preserve">8</w:t>
+        </w:r>
+      </w:hyperlink>
+      <w:r>
+        <w:rPr>
+          <w:vertAlign w:val="superscript"/>
+        </w:rPr>
+        <w:t xml:space="preserve">,</w:t>
+      </w:r>
+      <w:hyperlink w:anchor="ref-aung2018compass">
+        <w:r>
+          <w:rPr>
+            <w:rStyle w:val="Hyperlink"/>
+            <w:vertAlign w:val="superscript"/>
+          </w:rPr>
           <w:t xml:space="preserve">10</w:t>
         </w:r>
       </w:hyperlink>
       <w:r>
-        <w:t xml:space="preserve">, but provide the scale that survival analysis requires. Nonnegative matrix factorization (NMF) and related deconvolution methods separate these composite profiles into interpretable gene programs: weighted sets of co-varying genes that together form a representation of the tumor transcriptome</w:t>
-      </w:r>
-      <w:hyperlink w:anchor="ref-moffitt2015virtual">
+        <w:t xml:space="preserve">, and comparable work on stromal CAF subtypes is under way</w:t>
+      </w:r>
+      <w:hyperlink w:anchor="ref-peng2024determination">
         <w:r>
           <w:rPr>
             <w:rStyle w:val="Hyperlink"/>
             <w:vertAlign w:val="superscript"/>
           </w:rPr>
-          <w:t xml:space="preserve">3</w:t>
+          <w:t xml:space="preserve">5</w:t>
         </w:r>
       </w:hyperlink>
       <w:r>
+        <w:t xml:space="preserve">.</w:t>
+      </w:r>
+    </w:p>
+    <w:p>
+      <w:pPr>
+        <w:pStyle w:val="BodyText"/>
+      </w:pPr>
+      <w:r>
+        <w:t xml:space="preserve">Conversely, survival-supervised models such as penalized Cox regression and supervised principal components</w:t>
+      </w:r>
+      <w:hyperlink w:anchor="ref-bair2004semi">
+        <w:r>
+          <w:rPr>
+            <w:rStyle w:val="Hyperlink"/>
+            <w:vertAlign w:val="superscript"/>
+          </w:rPr>
+          <w:t xml:space="preserve">15</w:t>
+        </w:r>
+      </w:hyperlink>
+      <w:r>
         <w:rPr>
           <w:vertAlign w:val="superscript"/>
         </w:rPr>
         <w:t xml:space="preserve">,</w:t>
       </w:r>
-      <w:hyperlink w:anchor="ref-lee1999learning">
+      <w:hyperlink w:anchor="ref-simon2011regularization">
         <w:r>
           <w:rPr>
             <w:rStyle w:val="Hyperlink"/>
             <w:vertAlign w:val="superscript"/>
           </w:rPr>
-          <w:t xml:space="preserve">11</w:t>
+          <w:t xml:space="preserve">23</w:t>
         </w:r>
       </w:hyperlink>
       <w:r>
+        <w:t xml:space="preserve"> </w:t>
+      </w:r>
+      <w:r>
+        <w:t xml:space="preserve">can identify outcome-associated expression patterns. Such models may predict survival without organizing the prognostic signal into biologically interpretable tumor and microenvironmental programs, which is the form in which PDAC subtypes, and the single-sample classifiers built from them, have been defined</w:t>
+      </w:r>
+      <w:hyperlink w:anchor="ref-rashid2020purity">
+        <w:r>
+          <w:rPr>
+            <w:rStyle w:val="Hyperlink"/>
+            <w:vertAlign w:val="superscript"/>
+          </w:rPr>
+          <w:t xml:space="preserve">4</w:t>
+        </w:r>
+      </w:hyperlink>
+      <w:r>
         <w:rPr>
           <w:vertAlign w:val="superscript"/>
         </w:rPr>
-        <w:t xml:space="preserve">–</w:t>
-      </w:r>
-      <w:hyperlink w:anchor="ref-peng2019novo">
+        <w:t xml:space="preserve">,</w:t>
+      </w:r>
+      <w:hyperlink w:anchor="ref-peng2024determination">
         <w:r>
           <w:rPr>
             <w:rStyle w:val="Hyperlink"/>
             <w:vertAlign w:val="superscript"/>
           </w:rPr>
+          <w:t xml:space="preserve">5</w:t>
+        </w:r>
+      </w:hyperlink>
+      <w:r>
+        <w:t xml:space="preserve">.</w:t>
+      </w:r>
+    </w:p>
+    <w:p>
+      <w:pPr>
+        <w:pStyle w:val="BodyText"/>
+      </w:pPr>
+      <w:r>
+        <w:t xml:space="preserve">Here, we present DeSurv, a survival-supervised matrix factorization framework that integrates NMF with Cox regression so that survival helps shape gene programs as they are learned. By incorporating survival during factorization, DeSurv is designed to recover survival-aligned biological structure that may be obscured when other sources of expression variation dominate. A consensus across many restarts supplies the initialization for a final fit, after which the gene weights defining each program are held fixed, or frozen, allowing the same programs to be evaluated directly in independent cohorts without refitting the factorization. DeSurv therefore moves clinical relevance from a post hoc criterion for selecting among unsupervised factors to a criterion that shapes the factors themselves, while making cross-study transportability a direct test of the same frozen gene programs. We evaluate DeSurv in PDAC across five external validation datasets spanning four independent patient cohorts, and use simulations in which the true underlying (latent) programs are known, to characterize when survival supervision improves recovery of prognostic programs.</w:t>
+      </w:r>
+    </w:p>
+    <w:p>
+      <w:pPr>
+        <w:pStyle w:val="BodyText"/>
+      </w:pPr>
+      <w:r>
+        <w:t xml:space="preserve">In PDAC, DeSurv identifies a three-program tumor–stroma architecture that reflects joint cross-patient variation rather than spatial or cellular organization within individual tumors. We first compare it with NMF at higher rank (the number of programs the factorization extracts), with an unsupervised control matched on rank and tuning budget, and with conventional survival-supervised models, to isolate what survival supervision contributes to the representation itself (Supplementary Table [tab:architecture]). We then validate the frozen programs externally and ask whether the survival-aligned program is specific to DeSurv or reducible to established classifiers.</w:t>
+      </w:r>
+    </w:p>
+    <w:bookmarkStart w:id="40" w:name="results"/>
+    <w:p>
+      <w:pPr>
+        <w:pStyle w:val="Heading1"/>
+      </w:pPr>
+      <w:r>
+        <w:t xml:space="preserve">Results</w:t>
+      </w:r>
+    </w:p>
+    <w:bookmarkStart w:id="23" w:name="X8586db5bf7253dd0c952f36d352c8547824c587"/>
+    <w:p>
+      <w:pPr>
+        <w:pStyle w:val="Heading2"/>
+      </w:pPr>
+      <w:r>
+        <w:t xml:space="preserve">DeSurv incorporates survival information into gene-program estimation</w:t>
+      </w:r>
+    </w:p>
+    <w:p>
+      <w:pPr>
+        <w:pStyle w:val="FirstParagraph"/>
+      </w:pPr>
+      <w:r>
+        <w:t xml:space="preserve">DeSurv learns gene programs by balancing reconstruction of the tumor transcriptome with association to patient survival. Unlike the conventional sequence of unsupervised factorization followed by post hoc clinical screening, survival directly shapes the gene programs during discovery. After training, the gene weights are fixed, allowing the same programs to be scored and tested in new tumors without refitting the factorization (Fig. [fig:schema]A; Methods).</w:t>
+      </w:r>
+    </w:p>
+    <w:p>
+      <w:pPr>
+        <w:pStyle w:val="BodyText"/>
+      </w:pPr>
+      <w:r>
+        <w:t xml:space="preserve">We trained DeSurv in pooled TCGA and CPTAC PDAC cohorts</w:t>
+      </w:r>
+      <w:hyperlink w:anchor="ref-raphael2017integrated">
+        <w:r>
+          <w:rPr>
+            <w:rStyle w:val="Hyperlink"/>
+            <w:vertAlign w:val="superscript"/>
+          </w:rPr>
+          <w:t xml:space="preserve">24</w:t>
+        </w:r>
+      </w:hyperlink>
+      <w:r>
+        <w:rPr>
+          <w:vertAlign w:val="superscript"/>
+        </w:rPr>
+        <w:t xml:space="preserve">,</w:t>
+      </w:r>
+      <w:hyperlink w:anchor="ref-cao2021proteogenomic">
+        <w:r>
+          <w:rPr>
+            <w:rStyle w:val="Hyperlink"/>
+            <w:vertAlign w:val="superscript"/>
+          </w:rPr>
+          <w:t xml:space="preserve">25</w:t>
+        </w:r>
+      </w:hyperlink>
+      <w:r>
+        <w:t xml:space="preserve"> </w:t>
+      </w:r>
+      <w:r>
+        <w:t xml:space="preserve">(</w:t>
+      </w:r>
+      <m:oMath>
+        <m:r>
+          <m:t>n</m:t>
+        </m:r>
+        <m:r>
+          <m:rPr>
+            <m:sty m:val="p"/>
+          </m:rPr>
+          <m:t>=</m:t>
+        </m:r>
+        <m:r>
+          <m:t>273</m:t>
+        </m:r>
+      </m:oMath>
+      <w:r>
+        <w:t xml:space="preserve">, 139 events). Settings were chosen by Bayesian optimization</w:t>
+      </w:r>
+      <w:hyperlink w:anchor="ref-snoek2012practical">
+        <w:r>
+          <w:rPr>
+            <w:rStyle w:val="Hyperlink"/>
+            <w:vertAlign w:val="superscript"/>
+          </w:rPr>
+          <w:t xml:space="preserve">26</w:t>
+        </w:r>
+      </w:hyperlink>
+      <w:r>
+        <w:rPr>
+          <w:vertAlign w:val="superscript"/>
+        </w:rPr>
+        <w:t xml:space="preserve">,</w:t>
+      </w:r>
+      <w:hyperlink w:anchor="ref-shahriari2016taking">
+        <w:r>
+          <w:rPr>
+            <w:rStyle w:val="Hyperlink"/>
+            <w:vertAlign w:val="superscript"/>
+          </w:rPr>
+          <w:t xml:space="preserve">27</w:t>
+        </w:r>
+      </w:hyperlink>
+      <w:r>
+        <w:t xml:space="preserve">, a sequential search algorithm that proposes each new setting from the results of previous ones to optimize a pre-specified objective (Methods). Cross-validated concordance (the C-index, the probability that the model ranks a pair of patients in the correct survival order) was high across a broad region of intermediate supervision and moderate rank, declining toward the unsupervised</w:t>
+      </w:r>
+      <w:r>
+        <w:t xml:space="preserve"> </w:t>
+      </w:r>
+      <m:oMath>
+        <m:r>
+          <m:t>α</m:t>
+        </m:r>
+        <m:r>
+          <m:rPr>
+            <m:sty m:val="p"/>
+          </m:rPr>
+          <m:t>=</m:t>
+        </m:r>
+        <m:r>
+          <m:t>0</m:t>
+        </m:r>
+      </m:oMath>
+      <w:r>
+        <w:t xml:space="preserve"> </w:t>
+      </w:r>
+      <w:r>
+        <w:t xml:space="preserve">boundary (Supplementary Fig. [fig:fig-si-bo-tuning]). Concordance changed little across the ranks examined, so we applied the one-standard-error rule, which takes the most parsimonious model within one standard error of the best, giving a three-program model (</w:t>
+      </w:r>
+      <m:oMath>
+        <m:r>
+          <m:t>k</m:t>
+        </m:r>
+        <m:r>
+          <m:rPr>
+            <m:sty m:val="p"/>
+          </m:rPr>
+          <m:t>=</m:t>
+        </m:r>
+        <m:r>
+          <m:t>3</m:t>
+        </m:r>
+      </m:oMath>
+      <w:r>
+        <w:t xml:space="preserve">,</w:t>
+      </w:r>
+      <w:r>
+        <w:t xml:space="preserve"> </w:t>
+      </w:r>
+      <m:oMath>
+        <m:r>
+          <m:t>α</m:t>
+        </m:r>
+        <m:r>
+          <m:rPr>
+            <m:sty m:val="p"/>
+          </m:rPr>
+          <m:t>=</m:t>
+        </m:r>
+        <m:r>
+          <m:t>0.334</m:t>
+        </m:r>
+      </m:oMath>
+      <w:r>
+        <w:t xml:space="preserve">; Fig. [fig:schema]B and Supplementary Fig. [fig:fig-cindex-by-k]). By contrast, standard unsupervised NMF rank criteria (reconstruction residuals, cophenetic correlation and silhouette width</w:t>
+      </w:r>
+      <w:hyperlink w:anchor="ref-brunet2004metagenes">
+        <w:r>
+          <w:rPr>
+            <w:rStyle w:val="Hyperlink"/>
+            <w:vertAlign w:val="superscript"/>
+          </w:rPr>
           <w:t xml:space="preserve">13</w:t>
-        </w:r>
-      </w:hyperlink>
-      <w:r>
-        <w:t xml:space="preserve">. In PDAC, such methods have yielded molecular subtypes</w:t>
-      </w:r>
-      <w:hyperlink w:anchor="ref-collisson2011subtypes">
-        <w:r>
-          <w:rPr>
-            <w:rStyle w:val="Hyperlink"/>
-            <w:vertAlign w:val="superscript"/>
-          </w:rPr>
-          <w:t xml:space="preserve">2</w:t>
-        </w:r>
-      </w:hyperlink>
-      <w:r>
-        <w:rPr>
-          <w:vertAlign w:val="superscript"/>
-        </w:rPr>
-        <w:t xml:space="preserve">,</w:t>
-      </w:r>
-      <w:hyperlink w:anchor="ref-rashid2020purity">
-        <w:r>
-          <w:rPr>
-            <w:rStyle w:val="Hyperlink"/>
-            <w:vertAlign w:val="superscript"/>
-          </w:rPr>
-          <w:t xml:space="preserve">4</w:t>
-        </w:r>
-      </w:hyperlink>
-      <w:r>
-        <w:rPr>
-          <w:vertAlign w:val="superscript"/>
-        </w:rPr>
-        <w:t xml:space="preserve">,</w:t>
-      </w:r>
-      <w:hyperlink w:anchor="ref-Bailey2016">
-        <w:r>
-          <w:rPr>
-            <w:rStyle w:val="Hyperlink"/>
-            <w:vertAlign w:val="superscript"/>
-          </w:rPr>
-          <w:t xml:space="preserve">14</w:t>
-        </w:r>
-      </w:hyperlink>
-      <w:r>
-        <w:t xml:space="preserve">, virtual microdissection of basal-like and classical malignant programs</w:t>
-      </w:r>
-      <w:hyperlink w:anchor="ref-moffitt2015virtual">
-        <w:r>
-          <w:rPr>
-            <w:rStyle w:val="Hyperlink"/>
-            <w:vertAlign w:val="superscript"/>
-          </w:rPr>
-          <w:t xml:space="preserve">3</w:t>
-        </w:r>
-      </w:hyperlink>
-      <w:r>
-        <w:t xml:space="preserve">, and compartment-specific tumor–stroma deconvolution</w:t>
-      </w:r>
-      <w:hyperlink w:anchor="ref-peng2024determination">
-        <w:r>
-          <w:rPr>
-            <w:rStyle w:val="Hyperlink"/>
-            <w:vertAlign w:val="superscript"/>
-          </w:rPr>
-          <w:t xml:space="preserve">5</w:t>
-        </w:r>
-      </w:hyperlink>
-      <w:r>
-        <w:rPr>
-          <w:vertAlign w:val="superscript"/>
-        </w:rPr>
-        <w:t xml:space="preserve">,</w:t>
-      </w:r>
-      <w:hyperlink w:anchor="ref-peng2019novo">
-        <w:r>
-          <w:rPr>
-            <w:rStyle w:val="Hyperlink"/>
-            <w:vertAlign w:val="superscript"/>
-          </w:rPr>
-          <w:t xml:space="preserve">13</w:t>
-        </w:r>
-      </w:hyperlink>
-      <w:r>
-        <w:t xml:space="preserve">. The practical challenge is therefore not simply to resolve interpretable gene programs, but to identify during discovery which programs are clinically relevant and to test those same programs unchanged across independent studies.</w:t>
-      </w:r>
-    </w:p>
-    <w:p>
-      <w:pPr>
-        <w:pStyle w:val="BodyText"/>
-      </w:pPr>
-      <w:r>
-        <w:t xml:space="preserve">Such deconvolution approaches typically discover gene programs without using clinical outcomes and assess their prognostic relevance only afterward</w:t>
-      </w:r>
-      <w:hyperlink w:anchor="ref-collisson2011subtypes">
-        <w:r>
-          <w:rPr>
-            <w:rStyle w:val="Hyperlink"/>
-            <w:vertAlign w:val="superscript"/>
-          </w:rPr>
-          <w:t xml:space="preserve">2</w:t>
-        </w:r>
-      </w:hyperlink>
-      <w:r>
-        <w:rPr>
-          <w:vertAlign w:val="superscript"/>
-        </w:rPr>
-        <w:t xml:space="preserve">,</w:t>
-      </w:r>
-      <w:hyperlink w:anchor="ref-Bailey2016">
-        <w:r>
-          <w:rPr>
-            <w:rStyle w:val="Hyperlink"/>
-            <w:vertAlign w:val="superscript"/>
-          </w:rPr>
-          <w:t xml:space="preserve">14</w:t>
-        </w:r>
-      </w:hyperlink>
-      <w:r>
-        <w:t xml:space="preserve">. Standard NMF learns gene programs by minimizing reconstruction error, the mismatch between the measured expression matrix and the approximation rebuilt from the programs. Such variance-driven criteria favor patterns that capture prominent expression variation whether or not that variation is related to survival</w:t>
-      </w:r>
-      <w:hyperlink w:anchor="ref-bair2004semi">
-        <w:r>
-          <w:rPr>
-            <w:rStyle w:val="Hyperlink"/>
-            <w:vertAlign w:val="superscript"/>
-          </w:rPr>
-          <w:t xml:space="preserve">15</w:t>
-        </w:r>
-      </w:hyperlink>
-      <w:r>
-        <w:rPr>
-          <w:vertAlign w:val="superscript"/>
-        </w:rPr>
-        <w:t xml:space="preserve">,</w:t>
-      </w:r>
-      <w:hyperlink w:anchor="ref-cook2007fisher">
-        <w:r>
-          <w:rPr>
-            <w:rStyle w:val="Hyperlink"/>
-            <w:vertAlign w:val="superscript"/>
-          </w:rPr>
-          <w:t xml:space="preserve">16</w:t>
-        </w:r>
-      </w:hyperlink>
-      <w:r>
-        <w:t xml:space="preserve">. This distinction is particularly important in PDAC, where bulk tumors contain substantial stromal, exocrine, and other non-malignant signals that can dominate transcriptomic variation and obscure less prominent but prognostically relevant programs</w:t>
-      </w:r>
-      <w:hyperlink w:anchor="ref-rashid2020purity">
-        <w:r>
-          <w:rPr>
-            <w:rStyle w:val="Hyperlink"/>
-            <w:vertAlign w:val="superscript"/>
-          </w:rPr>
-          <w:t xml:space="preserve">4</w:t>
-        </w:r>
-      </w:hyperlink>
-      <w:r>
-        <w:rPr>
-          <w:vertAlign w:val="superscript"/>
-        </w:rPr>
-        <w:t xml:space="preserve">,</w:t>
-      </w:r>
-      <w:hyperlink w:anchor="ref-peng2024determination">
-        <w:r>
-          <w:rPr>
-            <w:rStyle w:val="Hyperlink"/>
-            <w:vertAlign w:val="superscript"/>
-          </w:rPr>
-          <w:t xml:space="preserve">5</w:t>
-        </w:r>
-      </w:hyperlink>
-      <w:r>
-        <w:rPr>
-          <w:vertAlign w:val="superscript"/>
-        </w:rPr>
-        <w:t xml:space="preserve">,</w:t>
-      </w:r>
-      <w:hyperlink w:anchor="ref-torrehealy2023pdacr">
-        <w:r>
-          <w:rPr>
-            <w:rStyle w:val="Hyperlink"/>
-            <w:vertAlign w:val="superscript"/>
-          </w:rPr>
-          <w:t xml:space="preserve">17</w:t>
-        </w:r>
-      </w:hyperlink>
-      <w:r>
-        <w:rPr>
-          <w:vertAlign w:val="superscript"/>
-        </w:rPr>
-        <w:t xml:space="preserve">,</w:t>
-      </w:r>
-      <w:hyperlink w:anchor="ref-aran2015systematic">
-        <w:r>
-          <w:rPr>
-            <w:rStyle w:val="Hyperlink"/>
-            <w:vertAlign w:val="superscript"/>
-          </w:rPr>
-          <w:t xml:space="preserve">18</w:t>
-        </w:r>
-      </w:hyperlink>
-      <w:r>
-        <w:t xml:space="preserve">. Reconstruction alone also does not uniquely determine the recovered gene programs without additional constraints</w:t>
-      </w:r>
-      <w:hyperlink w:anchor="ref-donoho2004nmf">
-        <w:r>
-          <w:rPr>
-            <w:rStyle w:val="Hyperlink"/>
-            <w:vertAlign w:val="superscript"/>
-          </w:rPr>
-          <w:t xml:space="preserve">19</w:t>
-        </w:r>
-      </w:hyperlink>
-      <w:r>
-        <w:rPr>
-          <w:vertAlign w:val="superscript"/>
-        </w:rPr>
-        <w:t xml:space="preserve">–</w:t>
-      </w:r>
-      <w:hyperlink w:anchor="ref-gillis2014nmf">
-        <w:r>
-          <w:rPr>
-            <w:rStyle w:val="Hyperlink"/>
-            <w:vertAlign w:val="superscript"/>
-          </w:rPr>
-          <w:t xml:space="preserve">21</w:t>
-        </w:r>
-      </w:hyperlink>
-      <w:r>
-        <w:t xml:space="preserve">, which may contribute to cross-study variability among unsupervised PDAC subtype taxonomies</w:t>
-      </w:r>
-      <w:hyperlink w:anchor="ref-lautizi2022pancreatic">
-        <w:r>
-          <w:rPr>
-            <w:rStyle w:val="Hyperlink"/>
-            <w:vertAlign w:val="superscript"/>
-          </w:rPr>
-          <w:t xml:space="preserve">22</w:t>
-        </w:r>
-      </w:hyperlink>
-      <w:r>
-        <w:t xml:space="preserve">. Consequently, determining which unsupervised programs are both clinically relevant and transportable across studies has required extensive multi-study refinement. In PDAC, the basal-like/classical dichotomy was established and progressively validated over roughly a decade through iterative subtyping, virtual microdissection, independent bulk cohorts, single-cell analyses, and prospective clinical profiling</w:t>
-      </w:r>
-      <w:hyperlink w:anchor="ref-collisson2011subtypes">
-        <w:r>
-          <w:rPr>
-            <w:rStyle w:val="Hyperlink"/>
-            <w:vertAlign w:val="superscript"/>
-          </w:rPr>
-          <w:t xml:space="preserve">2</w:t>
-        </w:r>
-      </w:hyperlink>
-      <w:r>
-        <w:rPr>
-          <w:vertAlign w:val="superscript"/>
-        </w:rPr>
-        <w:t xml:space="preserve">–</w:t>
-      </w:r>
-      <w:hyperlink w:anchor="ref-rashid2020purity">
-        <w:r>
-          <w:rPr>
-            <w:rStyle w:val="Hyperlink"/>
-            <w:vertAlign w:val="superscript"/>
-          </w:rPr>
-          <w:t xml:space="preserve">4</w:t>
-        </w:r>
-      </w:hyperlink>
-      <w:r>
-        <w:rPr>
-          <w:vertAlign w:val="superscript"/>
-        </w:rPr>
-        <w:t xml:space="preserve">,</w:t>
-      </w:r>
-      <w:hyperlink w:anchor="ref-werba2023single">
-        <w:r>
-          <w:rPr>
-            <w:rStyle w:val="Hyperlink"/>
-            <w:vertAlign w:val="superscript"/>
-          </w:rPr>
-          <w:t xml:space="preserve">8</w:t>
-        </w:r>
-      </w:hyperlink>
-      <w:r>
-        <w:rPr>
-          <w:vertAlign w:val="superscript"/>
-        </w:rPr>
-        <w:t xml:space="preserve">,</w:t>
-      </w:r>
-      <w:hyperlink w:anchor="ref-aung2018compass">
-        <w:r>
-          <w:rPr>
-            <w:rStyle w:val="Hyperlink"/>
-            <w:vertAlign w:val="superscript"/>
-          </w:rPr>
-          <w:t xml:space="preserve">9</w:t>
-        </w:r>
-      </w:hyperlink>
-      <w:r>
-        <w:t xml:space="preserve">; comparable work is now establishing the clinical relevance of stromal CAF subtypes</w:t>
-      </w:r>
-      <w:hyperlink w:anchor="ref-peng2024determination">
-        <w:r>
-          <w:rPr>
-            <w:rStyle w:val="Hyperlink"/>
-            <w:vertAlign w:val="superscript"/>
-          </w:rPr>
-          <w:t xml:space="preserve">5</w:t>
-        </w:r>
-      </w:hyperlink>
-      <w:r>
-        <w:t xml:space="preserve">.</w:t>
-      </w:r>
-    </w:p>
-    <w:p>
-      <w:pPr>
-        <w:pStyle w:val="BodyText"/>
-      </w:pPr>
-      <w:r>
-        <w:t xml:space="preserve">Conversely, survival-supervised models such as penalized Cox regression and supervised principal components</w:t>
-      </w:r>
-      <w:hyperlink w:anchor="ref-bair2004semi">
-        <w:r>
-          <w:rPr>
-            <w:rStyle w:val="Hyperlink"/>
-            <w:vertAlign w:val="superscript"/>
-          </w:rPr>
-          <w:t xml:space="preserve">15</w:t>
-        </w:r>
-      </w:hyperlink>
-      <w:r>
-        <w:rPr>
-          <w:vertAlign w:val="superscript"/>
-        </w:rPr>
-        <w:t xml:space="preserve">,</w:t>
-      </w:r>
-      <w:hyperlink w:anchor="ref-simon2011regularization">
-        <w:r>
-          <w:rPr>
-            <w:rStyle w:val="Hyperlink"/>
-            <w:vertAlign w:val="superscript"/>
-          </w:rPr>
-          <w:t xml:space="preserve">23</w:t>
-        </w:r>
-      </w:hyperlink>
-      <w:r>
-        <w:t xml:space="preserve"> </w:t>
-      </w:r>
-      <w:r>
-        <w:t xml:space="preserve">can identify outcome-associated expression patterns. Such models may predict survival without organizing the prognostic signal into biologically interpretable tumor and microenvironmental programs, which is the form in which PDAC subtypes, and the single-sample classifiers built from them, have been defined</w:t>
-      </w:r>
-      <w:hyperlink w:anchor="ref-rashid2020purity">
-        <w:r>
-          <w:rPr>
-            <w:rStyle w:val="Hyperlink"/>
-            <w:vertAlign w:val="superscript"/>
-          </w:rPr>
-          <w:t xml:space="preserve">4</w:t>
-        </w:r>
-      </w:hyperlink>
-      <w:r>
-        <w:rPr>
-          <w:vertAlign w:val="superscript"/>
-        </w:rPr>
-        <w:t xml:space="preserve">,</w:t>
-      </w:r>
-      <w:hyperlink w:anchor="ref-peng2024determination">
-        <w:r>
-          <w:rPr>
-            <w:rStyle w:val="Hyperlink"/>
-            <w:vertAlign w:val="superscript"/>
-          </w:rPr>
-          <w:t xml:space="preserve">5</w:t>
-        </w:r>
-      </w:hyperlink>
-      <w:r>
-        <w:t xml:space="preserve">. A risk score alone does not supply that substrate.</w:t>
-      </w:r>
-    </w:p>
-    <w:p>
-      <w:pPr>
-        <w:pStyle w:val="BodyText"/>
-      </w:pPr>
-      <w:r>
-        <w:t xml:space="preserve">Here, we present DeSurv, a survival-supervised deconvolution framework that integrates NMF with Cox regression so that survival helps shape gene programs as they are learned. By incorporating survival during factorization, DeSurv is designed to recover survival-aligned biological structure that may be obscured when other sources of expression variation dominate. Once learned, the gene weights defining each program, aggregated over many restarts by a consensus step, are held fixed, or frozen, allowing the same programs to be evaluated directly in independent cohorts without refitting the factorization. DeSurv therefore changes clinical relevance from a post hoc criterion used to select among unsupervised factors into a criterion that shapes the factors themselves, while making cross-study transportability a direct test of the same frozen gene programs. We evaluate DeSurv in PDAC across five external validation datasets spanning four independent patient cohorts, and use simulations in which the true underlying (latent) programs are known, to characterize when survival supervision improves recovery of prognostic programs.</w:t>
-      </w:r>
-    </w:p>
-    <w:p>
-      <w:pPr>
-        <w:pStyle w:val="BodyText"/>
-      </w:pPr>
-      <w:r>
-        <w:t xml:space="preserve">In PDAC, DeSurv identifies a three-program tumor–stroma architecture that reflects joint cross-patient variation rather than spatial or cellular organization within individual tumors. We compare it with NMF at higher rank (the number of programs the factorization extracts), with an unsupervised control matched on rank and tuning budget, and with conventional survival-supervised models, to isolate what survival supervision contributes to the representation itself.</w:t>
-      </w:r>
-    </w:p>
-    <w:bookmarkStart w:id="40" w:name="results"/>
-    <w:p>
-      <w:pPr>
-        <w:pStyle w:val="Heading1"/>
-      </w:pPr>
-      <w:r>
-        <w:t xml:space="preserve">Results</w:t>
-      </w:r>
-    </w:p>
-    <w:bookmarkStart w:id="23" w:name="X8586db5bf7253dd0c952f36d352c8547824c587"/>
-    <w:p>
-      <w:pPr>
-        <w:pStyle w:val="Heading2"/>
-      </w:pPr>
-      <w:r>
-        <w:t xml:space="preserve">DeSurv incorporates survival information into gene-program estimation</w:t>
-      </w:r>
-    </w:p>
-    <w:p>
-      <w:pPr>
-        <w:pStyle w:val="FirstParagraph"/>
-      </w:pPr>
-      <w:r>
-        <w:t xml:space="preserve">DeSurv learns gene programs by balancing reconstruction of the tumor transcriptome with association to patient survival. Unlike the conventional sequence of unsupervised factorization followed by post hoc clinical screening, survival directly shapes the gene programs during discovery. After training, the gene weights are fixed, allowing the same programs to be scored and tested in new tumors without refitting the factorization (Fig. [fig:schema]A; Methods). We trained DeSurv in pooled TCGA and CPTAC PDAC cohorts</w:t>
-      </w:r>
-      <w:hyperlink w:anchor="ref-raphael2017integrated">
-        <w:r>
-          <w:rPr>
-            <w:rStyle w:val="Hyperlink"/>
-            <w:vertAlign w:val="superscript"/>
-          </w:rPr>
-          <w:t xml:space="preserve">24</w:t>
-        </w:r>
-      </w:hyperlink>
-      <w:r>
-        <w:rPr>
-          <w:vertAlign w:val="superscript"/>
-        </w:rPr>
-        <w:t xml:space="preserve">,</w:t>
-      </w:r>
-      <w:hyperlink w:anchor="ref-cao2021proteogenomic">
-        <w:r>
-          <w:rPr>
-            <w:rStyle w:val="Hyperlink"/>
-            <w:vertAlign w:val="superscript"/>
-          </w:rPr>
-          <w:t xml:space="preserve">25</w:t>
-        </w:r>
-      </w:hyperlink>
-      <w:r>
-        <w:t xml:space="preserve"> </w:t>
-      </w:r>
-      <w:r>
-        <w:t xml:space="preserve">(</w:t>
-      </w:r>
-      <m:oMath>
-        <m:r>
-          <m:t>n</m:t>
-        </m:r>
-        <m:r>
-          <m:rPr>
-            <m:sty m:val="p"/>
-          </m:rPr>
-          <m:t>=</m:t>
-        </m:r>
-        <m:r>
-          <m:t>273</m:t>
-        </m:r>
-      </m:oMath>
-      <w:r>
-        <w:t xml:space="preserve">, 139 events). Settings were chosen by Bayesian optimization</w:t>
-      </w:r>
-      <w:hyperlink w:anchor="ref-snoek2012practical">
-        <w:r>
-          <w:rPr>
-            <w:rStyle w:val="Hyperlink"/>
-            <w:vertAlign w:val="superscript"/>
-          </w:rPr>
-          <w:t xml:space="preserve">26</w:t>
-        </w:r>
-      </w:hyperlink>
-      <w:r>
-        <w:rPr>
-          <w:vertAlign w:val="superscript"/>
-        </w:rPr>
-        <w:t xml:space="preserve">,</w:t>
-      </w:r>
-      <w:hyperlink w:anchor="ref-shahriari2016taking">
-        <w:r>
-          <w:rPr>
-            <w:rStyle w:val="Hyperlink"/>
-            <w:vertAlign w:val="superscript"/>
-          </w:rPr>
-          <w:t xml:space="preserve">27</w:t>
-        </w:r>
-      </w:hyperlink>
-      <w:r>
-        <w:t xml:space="preserve">, a sequential search algorithm that proposes each new setting from the results of previous ones to optimize a pre-specified objective (Methods). Cross-validated concordance (the C-index, the probability that the model ranks a pair of patients in the correct survival order) was high across a broad region of intermediate supervision and moderate rank, declining toward the unsupervised</w:t>
-      </w:r>
-      <w:r>
-        <w:t xml:space="preserve"> </w:t>
-      </w:r>
-      <m:oMath>
-        <m:r>
-          <m:t>α</m:t>
-        </m:r>
-        <m:r>
-          <m:rPr>
-            <m:sty m:val="p"/>
-          </m:rPr>
-          <m:t>=</m:t>
-        </m:r>
-        <m:r>
-          <m:t>0</m:t>
-        </m:r>
-      </m:oMath>
-      <w:r>
-        <w:t xml:space="preserve"> </w:t>
-      </w:r>
-      <w:r>
-        <w:t xml:space="preserve">boundary (Supplementary Fig. [fig:fig-si-bo-tuning]). Concordance changed little across the ranks examined, so we applied the one-standard-error rule, which takes the most parsimonious model within one standard error of the best, giving a three-program model (</w:t>
-      </w:r>
-      <m:oMath>
-        <m:r>
-          <m:t>k</m:t>
-        </m:r>
-        <m:r>
-          <m:rPr>
-            <m:sty m:val="p"/>
-          </m:rPr>
-          <m:t>=</m:t>
-        </m:r>
-        <m:r>
-          <m:t>3</m:t>
-        </m:r>
-      </m:oMath>
-      <w:r>
-        <w:t xml:space="preserve">,</w:t>
-      </w:r>
-      <w:r>
-        <w:t xml:space="preserve"> </w:t>
-      </w:r>
-      <m:oMath>
-        <m:r>
-          <m:t>α</m:t>
-        </m:r>
-        <m:r>
-          <m:rPr>
-            <m:sty m:val="p"/>
-          </m:rPr>
-          <m:t>=</m:t>
-        </m:r>
-        <m:r>
-          <m:t>0.334</m:t>
-        </m:r>
-      </m:oMath>
-      <w:r>
-        <w:t xml:space="preserve">; peak C-index</w:t>
-      </w:r>
-      <w:r>
-        <w:t xml:space="preserve"> </w:t>
-      </w:r>
-      <m:oMath>
-        <m:r>
-          <m:t>0.655</m:t>
-        </m:r>
-      </m:oMath>
-      <w:r>
-        <w:t xml:space="preserve">; Fig. [fig:schema]B and Supplementary Fig. [fig:fig-cindex-by-k]). By contrast, standard unsupervised NMF rank criteria (reconstruction residuals, cophenetic correlation and silhouette width</w:t>
-      </w:r>
-      <w:hyperlink w:anchor="ref-brunet2004metagenes">
-        <w:r>
-          <w:rPr>
-            <w:rStyle w:val="Hyperlink"/>
-            <w:vertAlign w:val="superscript"/>
-          </w:rPr>
-          <w:t xml:space="preserve">12</w:t>
         </w:r>
       </w:hyperlink>
       <w:r>
@@ -1979,7 +1994,7 @@
           <w:iCs/>
           <w:i/>
         </w:rPr>
-        <w:t xml:space="preserve">, standard NMF) and survival prediction (</w:t>
+        <w:t xml:space="preserve">, the unsupervised limit) and survival prediction (</w:t>
       </w:r>
       <m:oMath>
         <m:r>
@@ -1998,7 +2013,14 @@
           <w:iCs/>
           <w:i/>
         </w:rPr>
-        <w:t xml:space="preserve">close to 1). (B) The factorization rank (</w:t>
+        <w:t xml:space="preserve">close to 1). (B) Hyperparameters (rank</w:t>
+      </w:r>
+      <w:r>
+        <w:rPr>
+          <w:iCs/>
+          <w:i/>
+        </w:rPr>
+        <w:t xml:space="preserve"> </w:t>
       </w:r>
       <m:oMath>
         <m:r>
@@ -2010,7 +2032,14 @@
           <w:iCs/>
           <w:i/>
         </w:rPr>
-        <w:t xml:space="preserve">), supervision strength (</w:t>
+        <w:t xml:space="preserve">, supervision strength</w:t>
+      </w:r>
+      <w:r>
+        <w:rPr>
+          <w:iCs/>
+          <w:i/>
+        </w:rPr>
+        <w:t xml:space="preserve"> </w:t>
       </w:r>
       <m:oMath>
         <m:r>
@@ -2022,7 +2051,14 @@
           <w:iCs/>
           <w:i/>
         </w:rPr>
-        <w:t xml:space="preserve">), and regularization (</w:t>
+        <w:t xml:space="preserve">, regularization</w:t>
+      </w:r>
+      <w:r>
+        <w:rPr>
+          <w:iCs/>
+          <w:i/>
+        </w:rPr>
+        <w:t xml:space="preserve"> </w:t>
       </w:r>
       <m:oMath>
         <m:r>
@@ -2034,7 +2070,65 @@
           <w:iCs/>
           <w:i/>
         </w:rPr>
-        <w:t xml:space="preserve">) are selected via Bayesian optimization over cross-validated concordance index. Survival supervision acts on the gene-program matrix</w:t>
+        <w:t xml:space="preserve">,</w:t>
+      </w:r>
+      <w:r>
+        <w:rPr>
+          <w:iCs/>
+          <w:i/>
+        </w:rPr>
+        <w:t xml:space="preserve"> </w:t>
+      </w:r>
+      <m:oMath>
+        <m:r>
+          <m:t>ξ</m:t>
+        </m:r>
+      </m:oMath>
+      <w:r>
+        <w:rPr>
+          <w:iCs/>
+          <w:i/>
+        </w:rPr>
+        <w:t xml:space="preserve"> </w:t>
+      </w:r>
+      <w:r>
+        <w:rPr>
+          <w:iCs/>
+          <w:i/>
+        </w:rPr>
+        <w:t xml:space="preserve">and</w:t>
+      </w:r>
+      <w:r>
+        <w:rPr>
+          <w:iCs/>
+          <w:i/>
+        </w:rPr>
+        <w:t xml:space="preserve"> </w:t>
+      </w:r>
+      <m:oMath>
+        <m:sSub>
+          <m:e>
+            <m:r>
+              <m:t>n</m:t>
+            </m:r>
+          </m:e>
+          <m:sub>
+            <m:r>
+              <m:rPr>
+                <m:nor/>
+                <m:sty m:val="p"/>
+              </m:rPr>
+              <m:t>top</m:t>
+            </m:r>
+          </m:sub>
+        </m:sSub>
+      </m:oMath>
+      <w:r>
+        <w:rPr>
+          <w:iCs/>
+          <w:i/>
+        </w:rPr>
+        <w:t xml:space="preserve">) are searched by Bayesian optimization over cross-validated concordance; the rank is then chosen by a one-standard-error rule and the remaining hyperparameters are retained from the best configuration (Methods). Survival supervision acts on the gene-program matrix</w:t>
       </w:r>
       <w:r>
         <w:rPr>
@@ -2064,13 +2158,13 @@
       </w:r>
     </w:p>
     <w:bookmarkEnd w:id="23"/>
-    <w:bookmarkStart w:id="27" w:name="X968f9d423f2b06a76921f90a46860bdbe5ffdf9"/>
+    <w:bookmarkStart w:id="27" w:name="Xe985749461be2baee423729112bad52034f43da"/>
     <w:p>
       <w:pPr>
         <w:pStyle w:val="Heading2"/>
       </w:pPr>
       <w:r>
-        <w:t xml:space="preserve">Survival supervision resolves a distinct tumor–stroma program structure</w:t>
+        <w:t xml:space="preserve">Survival supervision changes the recovered representation at matched complexity</w:t>
       </w:r>
     </w:p>
     <w:p>
@@ -2078,7 +2172,7 @@
         <w:pStyle w:val="FirstParagraph"/>
       </w:pPr>
       <w:r>
-        <w:t xml:space="preserve">To determine how survival supervision altered the biological representation, we compared DeSurv with standard NMF at the same rank (</w:t>
+        <w:t xml:space="preserve">To determine how survival supervision altered the biological representation, we compared DeSurv with standard NMF (Lee multiplicative NMF, the field-standard implementation) at the same rank (</w:t>
       </w:r>
       <m:oMath>
         <m:r>
@@ -2095,7 +2189,7 @@
         </m:r>
       </m:oMath>
       <w:r>
-        <w:t xml:space="preserve">), thereby holding model complexity constant. DeSurv resolved three distinct programs (D1–D3): D1, enriched for classical tumor and restCAF-like stromal signatures; D2, enriched for proCAF-like stroma; and D3, enriched for basal-like tumor programs (Fig. [fig:pdac]a). Together, these programs define a tumor–stroma prognostic architecture spanning classical/restCAF-like and basal-like/proCAF-like states across patients. The classical identity of D1 was independently supported in the COMPASS cohort, where D1 scores correlated with GATA6 RNA in situ hybridization (Spearman</w:t>
+        <w:t xml:space="preserve">), thereby holding model complexity constant. DeSurv resolved three distinct programs (D1–D3): D1, enriched for classical tumor and restCAF-like stromal signatures; D2, enriched for proCAF-like stroma; and D3, enriched for basal-like tumor programs (Fig. [fig:pdac]a). Together, these programs define a tumor–stroma prognostic architecture spanning classical/restCAF-like and basal-like/proCAF-like states across patients. The classical component of D1 was independently supported in the COMPASS cohort, where D1 scores correlated with GATA6 RNA in situ hybridization (Spearman</w:t>
       </w:r>
       <w:r>
         <w:t xml:space="preserve"> </w:t>
@@ -2190,7 +2284,7 @@
         </w:r>
       </w:hyperlink>
       <w:r>
-        <w:t xml:space="preserve">, and a third factor (N2) for exocrine-associated variation. DeSurv instead separated basal-like tumor (D3) and proCAF-like stroma (D2) while recovering the distinct classical/restCAF-like survival-aligned D1 program. Both methods corresponded comparably to the activated-stroma and proCAF-like reference programs, the stromal distinctions bulk deconvolution conventionally resolves, but differed at the restraining end: among the displayed top-ranked genes, the restCAF and iCAF reference programs corresponded to a DeSurv program and to no standard NMF factor (Fig. [fig:pdac]a,b).</w:t>
+        <w:t xml:space="preserve">, and a third factor (N2) for exocrine-associated variation. DeSurv instead separated basal-like tumor (D3) and proCAF-like stroma (D2) while recovering the distinct classical/restCAF-like survival-aligned D1 program. Both methods similarly recovered the activated-stroma and proCAF-like reference programs, stromal distinctions that bulk deconvolution conventionally resolves. They differed at the restraining end: among the displayed top-ranked genes, the restCAF and iCAF reference programs corresponded to a DeSurv program and to no standard NMF factor (Fig. [fig:pdac]a,b).</w:t>
       </w:r>
     </w:p>
     <w:p>
@@ -2221,7 +2315,7 @@
         </w:r>
       </w:hyperlink>
       <w:r>
-        <w:t xml:space="preserve">), yet carried essentially all of the survival signal (Fig. [fig:pdac]c). Omitting it lowered the Cox partial log-likelihood, the fit criterion of the Cox model, by</w:t>
+        <w:t xml:space="preserve">), whereas omitting it lowered the Cox partial log-likelihood, the fit criterion of the Cox model, by</w:t>
       </w:r>
       <w:r>
         <w:t xml:space="preserve"> </w:t>
@@ -2271,10 +2365,7 @@
         </m:r>
       </m:oMath>
       <w:r>
-        <w:t xml:space="preserve">% of it. Because D1 was estimated using these outcomes, its increment describes where the model placed the survival signal rather than testing whether that signal is real. The unsupervised factors are not subject to the same concern: they were fit without survival, and the largest reconstructor among them, at</w:t>
-      </w:r>
-      <w:r>
-        <w:t xml:space="preserve"> </w:t>
+        <w:t xml:space="preserve">% of the reconstruction gain (Fig. [fig:pdac]c). Within the fitted model, the survival contribution was therefore concentrated in D1 despite its small contribution to reconstruction. Because D1 was estimated using these outcomes, its increment describes where the model placed the survival signal rather than testing whether that signal is real. The unsupervised factors were fit without survival; the factor with the largest reconstruction contribution (</w:t>
       </w:r>
       <m:oMath>
         <m:r>
@@ -2282,7 +2373,7 @@
         </m:r>
       </m:oMath>
       <w:r>
-        <w:t xml:space="preserve">% of the reconstruction gain, lowered the partial log-likelihood by only</w:t>
+        <w:t xml:space="preserve">%) lowered the partial log-likelihood by only</w:t>
       </w:r>
       <w:r>
         <w:t xml:space="preserve"> </w:t>
@@ -2390,7 +2481,7 @@
         </m:r>
       </m:oMath>
       <w:r>
-        <w:t xml:space="preserve">; Supplementary Table [tab:projection-r2]). DeSurv nonetheless reconstructed the analysis matrix only somewhat less completely than unsupervised NMF (</w:t>
+        <w:t xml:space="preserve">; Supplementary Table [tab:projection-r2]). DeSurv nonetheless reconstructed the analysis matrix only somewhat less completely than matched-rank standard NMF (</w:t>
       </w:r>
       <m:oMath>
         <m:sSup>
@@ -2410,7 +2501,15 @@
         <w:t xml:space="preserve"> </w:t>
       </w:r>
       <w:r>
-        <w:t xml:space="preserve">0.75 versus 0.81, a difference of 6.0 percentage points; Supplementary Table [tab:overall-r2]). Survival supervision therefore preserved most of the variance-dominant tumor and stromal structure while resolving a distinct survival-aligned program, at a measurable cost in reconstruction. Tuning effort does not appear to explain the difference. We repeated the comparison with an unsupervised model at the same rank, given DeSurv’s optimizer, its tuning budget and its consensus initialization (starting values pooled over many restarts). It recovered D2 (</w:t>
+        <w:t xml:space="preserve">0.75 versus 0.81, a difference of 6.0 percentage points; Supplementary Table [tab:overall-r2]). Survival supervision therefore preserved most of the variance-dominant tumor and stromal structure while resolving a distinct survival-aligned program, at a measurable cost in reconstruction.</w:t>
+      </w:r>
+    </w:p>
+    <w:p>
+      <w:pPr>
+        <w:pStyle w:val="BodyText"/>
+      </w:pPr>
+      <w:r>
+        <w:t xml:space="preserve">Tuning effort does not appear to explain the difference. We repeated the comparison with the matched-budget unsupervised control, an unsupervised model matched to DeSurv on rank, optimizer, tuning budget and consensus initialization procedure (starting values built from the solutions of many restarts). It recovered D2 (</w:t>
       </w:r>
       <m:oMath>
         <m:r>
@@ -2749,7 +2848,7 @@
         <w:t xml:space="preserve"> </w:t>
       </w:r>
       <w:r>
-        <w:t xml:space="preserve">unique patients (388 deaths; Methods). The survival-aligned D1 program was protective in every validation dataset and was the only individual program associated with survival in the combined, cohort-stratified analysis (HR per SD</w:t>
+        <w:t xml:space="preserve">unique patients (388 deaths; Methods). The survival-aligned D1 program had protective point estimates in every validation dataset and was the only individual program associated with survival in the combined, cohort-stratified analysis (HR per SD</w:t>
       </w:r>
       <w:r>
         <w:t xml:space="preserve"> </w:t>
@@ -2763,7 +2862,10 @@
         <w:t xml:space="preserve"> </w:t>
       </w:r>
       <w:r>
-        <w:t xml:space="preserve">(</w:t>
+        <w:t xml:space="preserve">(95% CI</w:t>
+      </w:r>
+      <w:r>
+        <w:t xml:space="preserve"> </w:t>
       </w:r>
       <m:oMath>
         <m:r>
@@ -2793,7 +2895,7 @@
         <w:t xml:space="preserve"> </w:t>
       </w:r>
       <w:r>
-        <w:t xml:space="preserve">&lt;0.001). D3 pointed toward higher risk in four of the five datasets but was not significant in any of them, nor combined (</w:t>
+        <w:t xml:space="preserve">&lt;0.001). D3 had hazard ratios above 1 in four of the five datasets but was not significant in any of them, nor combined (</w:t>
       </w:r>
       <m:oMath>
         <m:r>
@@ -2804,7 +2906,10 @@
         <w:t xml:space="preserve"> </w:t>
       </w:r>
       <w:r>
-        <w:t xml:space="preserve">(</w:t>
+        <w:t xml:space="preserve">(95% CI</w:t>
+      </w:r>
+      <w:r>
+        <w:t xml:space="preserve"> </w:t>
       </w:r>
       <m:oMath>
         <m:r>
@@ -2840,7 +2945,7 @@
         </m:r>
       </m:oMath>
       <w:r>
-        <w:t xml:space="preserve">), and the proCAF-like D2 program was near-null (</w:t>
+        <w:t xml:space="preserve">). The proCAF-like D2 program was near-null (</w:t>
       </w:r>
       <m:oMath>
         <m:r>
@@ -2851,7 +2956,10 @@
         <w:t xml:space="preserve"> </w:t>
       </w:r>
       <w:r>
-        <w:t xml:space="preserve">(</w:t>
+        <w:t xml:space="preserve">(95% CI</w:t>
+      </w:r>
+      <w:r>
+        <w:t xml:space="preserve"> </w:t>
       </w:r>
       <m:oMath>
         <m:r>
@@ -2887,7 +2995,15 @@
         </m:r>
       </m:oMath>
       <w:r>
-        <w:t xml:space="preserve">) and more variable (Fig. [fig:val]a). The frozen multivariable DeSurv linear predictor, the weighted sum of the three program scores (oriented so that higher values indicate higher risk), was associated with overall survival in a cohort-stratified analysis (pooled HR per SD</w:t>
+        <w:t xml:space="preserve">) and more variable (Fig. [fig:val]a).</w:t>
+      </w:r>
+    </w:p>
+    <w:p>
+      <w:pPr>
+        <w:pStyle w:val="BodyText"/>
+      </w:pPr>
+      <w:r>
+        <w:t xml:space="preserve">The frozen multivariable DeSurv linear predictor, the weighted sum of the three program scores (oriented so that higher values indicate higher risk), was associated with overall survival in a cohort-stratified analysis (pooled HR per SD</w:t>
       </w:r>
       <w:r>
         <w:t xml:space="preserve"> </w:t>
@@ -2967,7 +3083,77 @@
         </m:sSup>
       </m:oMath>
       <w:r>
-        <w:t xml:space="preserve">; Table [tab:hr-adjusted]). The estimate did not depend on any single dataset (Fig. [fig:val]a). At the same complexity, unsupervised predictors were not associated with survival, whether tuned by DeSurv’s own budget or not (Table [tab:hr-adjusted]).</w:t>
+        <w:t xml:space="preserve">; Table [tab:hr-adjusted]). Scaled Schoenfeld residuals showed the association attenuating over follow-up (</w:t>
+      </w:r>
+      <m:oMath>
+        <m:sSup>
+          <m:e>
+            <m:r>
+              <m:t>χ</m:t>
+            </m:r>
+          </m:e>
+          <m:sup>
+            <m:r>
+              <m:t>2</m:t>
+            </m:r>
+          </m:sup>
+        </m:sSup>
+        <m:r>
+          <m:rPr>
+            <m:sty m:val="p"/>
+          </m:rPr>
+          <m:t>=</m:t>
+        </m:r>
+        <m:r>
+          <m:t>14.7</m:t>
+        </m:r>
+      </m:oMath>
+      <w:r>
+        <w:t xml:space="preserve">, 1 df,</w:t>
+      </w:r>
+      <w:r>
+        <w:t xml:space="preserve"> </w:t>
+      </w:r>
+      <m:oMath>
+        <m:r>
+          <m:t>P</m:t>
+        </m:r>
+        <m:r>
+          <m:rPr>
+            <m:sty m:val="p"/>
+          </m:rPr>
+          <m:t>=</m:t>
+        </m:r>
+        <m:r>
+          <m:t>1.3</m:t>
+        </m:r>
+        <m:r>
+          <m:rPr>
+            <m:sty m:val="p"/>
+          </m:rPr>
+          <m:t>×</m:t>
+        </m:r>
+        <m:sSup>
+          <m:e>
+            <m:r>
+              <m:t>10</m:t>
+            </m:r>
+          </m:e>
+          <m:sup>
+            <m:r>
+              <m:rPr>
+                <m:sty m:val="p"/>
+              </m:rPr>
+              <m:t>−</m:t>
+            </m:r>
+            <m:r>
+              <m:t>4</m:t>
+            </m:r>
+          </m:sup>
+        </m:sSup>
+      </m:oMath>
+      <w:r>
+        <w:t xml:space="preserve">; Supplementary Information, Proportional-hazards diagnostic), so the pooled hazard ratio is a time-averaged summary rather than a constant multiplicative effect. The estimate did not depend on any single dataset (Fig. [fig:val]a).</w:t>
       </w:r>
     </w:p>
     <w:p>
@@ -2975,7 +3161,207 @@
         <w:pStyle w:val="BodyText"/>
       </w:pPr>
       <w:r>
-        <w:t xml:space="preserve">We then asked whether comparable prognostic performance could be achieved without survival-supervised deconvolution. The two methods differ most in how their performance depends on rank (Supplementary Fig. [fig:fig-cindex-by-k]). DeSurv reaches essentially its full cross-validated concordance at the smallest ranks examined and is flat thereafter, so added factors buy it nothing. Unsupervised NMF starts well below DeSurv at low rank and climbs steadily as factors are added, closing most but not all of the gap by the largest rank examined; across this range its cross-validated concordance does not reach the value DeSurv attains at</w:t>
+        <w:t xml:space="preserve">Allowing cohort-specific slopes did not improve fit over a common slope (likelihood-ratio</w:t>
+      </w:r>
+      <w:r>
+        <w:t xml:space="preserve"> </w:t>
+      </w:r>
+      <m:oMath>
+        <m:sSup>
+          <m:e>
+            <m:r>
+              <m:t>χ</m:t>
+            </m:r>
+          </m:e>
+          <m:sup>
+            <m:r>
+              <m:t>2</m:t>
+            </m:r>
+          </m:sup>
+        </m:sSup>
+        <m:r>
+          <m:rPr>
+            <m:sty m:val="p"/>
+          </m:rPr>
+          <m:t>=</m:t>
+        </m:r>
+        <m:r>
+          <m:t>1.5</m:t>
+        </m:r>
+      </m:oMath>
+      <w:r>
+        <w:t xml:space="preserve">, 3 df,</w:t>
+      </w:r>
+      <w:r>
+        <w:t xml:space="preserve"> </w:t>
+      </w:r>
+      <m:oMath>
+        <m:r>
+          <m:t>P</m:t>
+        </m:r>
+        <m:r>
+          <m:rPr>
+            <m:sty m:val="p"/>
+          </m:rPr>
+          <m:t>=</m:t>
+        </m:r>
+        <m:r>
+          <m:t>0.69</m:t>
+        </m:r>
+      </m:oMath>
+      <w:r>
+        <w:t xml:space="preserve">; score standardized within cohort), and the four cohort estimates were descriptively homogeneous (Cochran</w:t>
+      </w:r>
+      <w:r>
+        <w:t xml:space="preserve"> </w:t>
+      </w:r>
+      <m:oMath>
+        <m:r>
+          <m:t>Q</m:t>
+        </m:r>
+        <m:r>
+          <m:rPr>
+            <m:sty m:val="p"/>
+          </m:rPr>
+          <m:t>=</m:t>
+        </m:r>
+        <m:r>
+          <m:t>1.5</m:t>
+        </m:r>
+      </m:oMath>
+      <w:r>
+        <w:t xml:space="preserve">,</w:t>
+      </w:r>
+      <w:r>
+        <w:t xml:space="preserve"> </w:t>
+      </w:r>
+      <m:oMath>
+        <m:sSup>
+          <m:e>
+            <m:r>
+              <m:t>I</m:t>
+            </m:r>
+          </m:e>
+          <m:sup>
+            <m:r>
+              <m:t>2</m:t>
+            </m:r>
+          </m:sup>
+        </m:sSup>
+        <m:r>
+          <m:rPr>
+            <m:sty m:val="p"/>
+          </m:rPr>
+          <m:t>=</m:t>
+        </m:r>
+        <m:r>
+          <m:t>0</m:t>
+        </m:r>
+      </m:oMath>
+      <w:r>
+        <w:t xml:space="preserve">%). Combined discrimination across cohorts was moderate (event-weighted C-index</w:t>
+      </w:r>
+      <w:r>
+        <w:t xml:space="preserve"> </w:t>
+      </w:r>
+      <m:oMath>
+        <m:r>
+          <m:t>0.61</m:t>
+        </m:r>
+      </m:oMath>
+      <w:r>
+        <w:t xml:space="preserve">, 95% CI</w:t>
+      </w:r>
+      <w:r>
+        <w:t xml:space="preserve"> </w:t>
+      </w:r>
+      <m:oMath>
+        <m:r>
+          <m:t>0.58</m:t>
+        </m:r>
+      </m:oMath>
+      <w:r>
+        <w:t xml:space="preserve">–</w:t>
+      </w:r>
+      <m:oMath>
+        <m:r>
+          <m:t>0.65</m:t>
+        </m:r>
+      </m:oMath>
+      <w:r>
+        <w:t xml:space="preserve">), with an integrated Brier score of</w:t>
+      </w:r>
+      <w:r>
+        <w:t xml:space="preserve"> </w:t>
+      </w:r>
+      <m:oMath>
+        <m:r>
+          <m:t>0.159</m:t>
+        </m:r>
+      </m:oMath>
+      <w:r>
+        <w:t xml:space="preserve"> </w:t>
+      </w:r>
+      <w:r>
+        <w:t xml:space="preserve">against</w:t>
+      </w:r>
+      <w:r>
+        <w:t xml:space="preserve"> </w:t>
+      </w:r>
+      <m:oMath>
+        <m:r>
+          <m:t>0.168</m:t>
+        </m:r>
+      </m:oMath>
+      <w:r>
+        <w:t xml:space="preserve"> </w:t>
+      </w:r>
+      <w:r>
+        <w:t xml:space="preserve">for a Kaplan–Meier reference (index of prediction accuracy</w:t>
+      </w:r>
+      <w:r>
+        <w:t xml:space="preserve"> </w:t>
+      </w:r>
+      <m:oMath>
+        <m:r>
+          <m:t>5.4</m:t>
+        </m:r>
+      </m:oMath>
+      <w:r>
+        <w:t xml:space="preserve">%; Supplementary Information). At the same rank, the matched-budget unsupervised control was not associated with survival (Table [tab:hr-adjusted]).</w:t>
+      </w:r>
+    </w:p>
+    <w:p>
+      <w:pPr>
+        <w:pStyle w:val="BodyText"/>
+      </w:pPr>
+      <w:r>
+        <w:t xml:space="preserve">We then asked whether comparable prognostic performance could be achieved without survival-supervised factorization. The two methods differ most in how their performance depends on rank (Supplementary Fig. [fig:fig-cindex-by-k]). DeSurv reached near-maximal cross-validated concordance at the lowest ranks examined, with little change as factors were added. The unsupervised limit (</w:t>
+      </w:r>
+      <m:oMath>
+        <m:r>
+          <m:t>α</m:t>
+        </m:r>
+        <m:r>
+          <m:rPr>
+            <m:sty m:val="p"/>
+          </m:rPr>
+          <m:t>=</m:t>
+        </m:r>
+        <m:r>
+          <m:t>0</m:t>
+        </m:r>
+      </m:oMath>
+      <w:r>
+        <w:t xml:space="preserve">) started well below DeSurv and increased progressively with rank, approaching DeSurv only at higher-rank solutions. Unsupervised factorization therefore required many more factors to approach the same cross-validated prognostic information.</w:t>
+      </w:r>
+    </w:p>
+    <w:p>
+      <w:pPr>
+        <w:pStyle w:val="BodyText"/>
+      </w:pPr>
+      <w:r>
+        <w:t xml:space="preserve">The higher-rank solution also represented more established PDAC programs: coverage increased from 16 for DeSurv at</w:t>
       </w:r>
       <w:r>
         <w:t xml:space="preserve"> </w:t>
@@ -2995,7 +3381,53 @@
         </m:r>
       </m:oMath>
       <w:r>
-        <w:t xml:space="preserve">, except at a single rank where the DeSurv curve itself dips. Unsupervised factorization therefore requires many more factors to approach the same cross-validated prognostic information. In external validation, at the rank where it does best, those factors redundantly overlap the same established signatures rather than resolving additional biology (Supplementary Fig. [fig:fig-nmf-k7-heatmap]). Survival supervision is thus not required to recover prognostic signal, but it concentrates that signal into a decomposition less than half the size (Table [tab:hr-adjusted]; Supplementary Table [tab:tab-cindex-comparison]).</w:t>
+        <w:t xml:space="preserve"> </w:t>
+      </w:r>
+      <w:r>
+        <w:t xml:space="preserve">to 32 for the rank-optimized unsupervised control (the same pipeline at</w:t>
+      </w:r>
+      <w:r>
+        <w:t xml:space="preserve"> </w:t>
+      </w:r>
+      <m:oMath>
+        <m:r>
+          <m:t>α</m:t>
+        </m:r>
+        <m:r>
+          <m:rPr>
+            <m:sty m:val="p"/>
+          </m:rPr>
+          <m:t>=</m:t>
+        </m:r>
+        <m:r>
+          <m:t>0</m:t>
+        </m:r>
+      </m:oMath>
+      <w:r>
+        <w:t xml:space="preserve"> </w:t>
+      </w:r>
+      <w:r>
+        <w:t xml:space="preserve">with rank selected by Bayesian optimization,</w:t>
+      </w:r>
+      <w:r>
+        <w:t xml:space="preserve"> </w:t>
+      </w:r>
+      <m:oMath>
+        <m:r>
+          <m:t>k</m:t>
+        </m:r>
+        <m:r>
+          <m:rPr>
+            <m:sty m:val="p"/>
+          </m:rPr>
+          <m:t>=</m:t>
+        </m:r>
+        <m:r>
+          <m:t>7</m:t>
+        </m:r>
+      </m:oMath>
+      <w:r>
+        <w:t xml:space="preserve">), while reference-program multiplicity remained low (1.00 versus 1.125; Supplementary Figs. [fig:fig-nmf-k7-heatmap] and [fig:fig-rpm]). Higher rank therefore primarily broadened biological representation rather than repeatedly mapping factors to the same programs. Survival supervision is not required to recover prognostic signal, but DeSurv represented comparable prognostic information with fewer than half as many factors (Table [tab:hr-adjusted]; Supplementary Table [tab:tab-cindex-comparison]).</w:t>
       </w:r>
     </w:p>
     <w:p>
@@ -3390,7 +3822,7 @@
               <w:jc w:val="left"/>
             </w:pPr>
             <w:r>
-              <w:t xml:space="preserve">Unsupervised, matched rank (</w:t>
+              <w:t xml:space="preserve">Matched-budget unsupervised control (</w:t>
             </w:r>
             <m:oMath>
               <m:r>
@@ -3481,7 +3913,7 @@
               <w:jc w:val="left"/>
             </w:pPr>
             <w:r>
-              <w:t xml:space="preserve">Unsupervised NMF (</w:t>
+              <w:t xml:space="preserve">Rank-optimized unsupervised control (</w:t>
             </w:r>
             <m:oMath>
               <m:r>
@@ -3613,21 +4045,7 @@
           <w:iCs/>
           <w:i/>
         </w:rPr>
-        <w:t xml:space="preserve"> </w:t>
-      </w:r>
-      <w:r>
-        <w:rPr>
-          <w:iCs/>
-          <w:i/>
-        </w:rPr>
-        <w:t xml:space="preserve">and standard NMF at BO-selected</w:t>
-      </w:r>
-      <w:r>
-        <w:rPr>
-          <w:iCs/>
-          <w:i/>
-        </w:rPr>
-        <w:t xml:space="preserve"> </w:t>
+        <w:t xml:space="preserve">, the matched-budget unsupervised control (</w:t>
       </w:r>
       <m:oMath>
         <m:r>
@@ -3640,6 +4058,55 @@
           <m:t>=</m:t>
         </m:r>
         <m:r>
+          <m:t>3</m:t>
+        </m:r>
+      </m:oMath>
+      <w:r>
+        <w:rPr>
+          <w:iCs/>
+          <w:i/>
+        </w:rPr>
+        <w:t xml:space="preserve">,</w:t>
+      </w:r>
+      <w:r>
+        <w:rPr>
+          <w:iCs/>
+          <w:i/>
+        </w:rPr>
+        <w:t xml:space="preserve"> </w:t>
+      </w:r>
+      <m:oMath>
+        <m:r>
+          <m:t>α</m:t>
+        </m:r>
+        <m:r>
+          <m:rPr>
+            <m:sty m:val="p"/>
+          </m:rPr>
+          <m:t>=</m:t>
+        </m:r>
+        <m:r>
+          <m:t>0</m:t>
+        </m:r>
+      </m:oMath>
+      <w:r>
+        <w:rPr>
+          <w:iCs/>
+          <w:i/>
+        </w:rPr>
+        <w:t xml:space="preserve">) and the rank-optimized unsupervised control (</w:t>
+      </w:r>
+      <m:oMath>
+        <m:r>
+          <m:t>k</m:t>
+        </m:r>
+        <m:r>
+          <m:rPr>
+            <m:sty m:val="p"/>
+          </m:rPr>
+          <m:t>=</m:t>
+        </m:r>
+        <m:r>
           <m:t>7</m:t>
         </m:r>
       </m:oMath>
@@ -3648,14 +4115,14 @@
           <w:iCs/>
           <w:i/>
         </w:rPr>
-        <w:t xml:space="preserve"> </w:t>
-      </w:r>
-      <w:r>
-        <w:rPr>
-          <w:iCs/>
-          <w:i/>
-        </w:rPr>
-        <w:t xml:space="preserve">(</w:t>
+        <w:t xml:space="preserve">,</w:t>
+      </w:r>
+      <w:r>
+        <w:rPr>
+          <w:iCs/>
+          <w:i/>
+        </w:rPr>
+        <w:t xml:space="preserve"> </w:t>
       </w:r>
       <m:oMath>
         <m:r>
@@ -3746,7 +4213,7 @@
           <w:iCs/>
           <w:i/>
         </w:rPr>
-        <w:t xml:space="preserve">patients (388 deaths) with both classifier calls available. Both methods retain significant prognostic value after adjustment. Both unsupervised comparators shown here are the unsupervised limit of the same optimizer, run at</w:t>
+        <w:t xml:space="preserve">patients (388 deaths) with both classifier calls available. DeSurv and the rank-optimized control retain significant prognostic value after adjustment. Both unsupervised controls are the unsupervised limit of the same optimizer, run at</w:t>
       </w:r>
       <w:r>
         <w:rPr>
@@ -3781,11 +4248,52 @@
           <w:iCs/>
           <w:i/>
         </w:rPr>
-        <w:t xml:space="preserve">with the identical consensus initialization and Bayesian-optimization budget given to the supervised model: one at its own BO-selected rank (</w:t>
-      </w:r>
-      <m:oMath>
-        <m:r>
-          <m:t>k</m:t>
+        <w:t xml:space="preserve">with the same consensus-initialization procedure and Bayesian-optimization budget given to the supervised model: the rank-optimized control at its own BO-selected rank and the matched-budget control held at DeSurv’s rank, the latter serving as the tuning-budget control for the representational comparison in Fig. [fig:pdac]. The matched-rank comparator used for the factor-structure panels of Fig. [fig:pdac] is standard NMF (Lee multiplicative NMF, the field-standard implementation) (Supplementary Table [tab:tab-cindex-comparison]).</w:t>
+      </w:r>
+    </w:p>
+    <w:p>
+      <w:pPr>
+        <w:pStyle w:val="BodyText"/>
+      </w:pPr>
+      <w:r>
+        <w:t xml:space="preserve">The programs above were learned in treatment-naive, non-metastatic disease. Projected without retraining into the O’Kane/COMPASS cohort of treated metastatic disease, the survival-aligned D1 program remained associated with overall survival in a Cox model stratified by treatment arm (HR per SD</w:t>
+      </w:r>
+      <w:r>
+        <w:t xml:space="preserve"> </w:t>
+      </w:r>
+      <m:oMath>
+        <m:r>
+          <m:t>0.75</m:t>
+        </m:r>
+      </m:oMath>
+      <w:r>
+        <w:t xml:space="preserve">, 95% CI</w:t>
+      </w:r>
+      <w:r>
+        <w:t xml:space="preserve"> </w:t>
+      </w:r>
+      <m:oMath>
+        <m:r>
+          <m:t>0.62</m:t>
+        </m:r>
+      </m:oMath>
+      <w:r>
+        <w:t xml:space="preserve">–</w:t>
+      </w:r>
+      <m:oMath>
+        <m:r>
+          <m:t>0.90</m:t>
+        </m:r>
+      </m:oMath>
+      <w:r>
+        <w:t xml:space="preserve">; Fig. [fig:treated]a). In the Linehan cohort, the proCAF-like D2 program increased from pre- to post-treatment biopsies (paired Wilcoxon</w:t>
+      </w:r>
+      <w:r>
+        <w:t xml:space="preserve"> </w:t>
+      </w:r>
+      <m:oMath>
+        <m:r>
+          <m:t>P</m:t>
         </m:r>
         <m:r>
           <m:rPr>
@@ -3794,44 +4302,11 @@
           <m:t>=</m:t>
         </m:r>
         <m:r>
-          <m:t>7</m:t>
-        </m:r>
-      </m:oMath>
-      <w:r>
-        <w:rPr>
-          <w:iCs/>
-          <w:i/>
-        </w:rPr>
-        <w:t xml:space="preserve">) and one held at DeSurv’s rank (</w:t>
-      </w:r>
-      <m:oMath>
-        <m:r>
-          <m:t>k</m:t>
-        </m:r>
-        <m:r>
-          <m:rPr>
-            <m:sty m:val="p"/>
-          </m:rPr>
-          <m:t>=</m:t>
-        </m:r>
-        <m:r>
-          <m:t>3</m:t>
-        </m:r>
-      </m:oMath>
-      <w:r>
-        <w:rPr>
-          <w:iCs/>
-          <w:i/>
-        </w:rPr>
-        <w:t xml:space="preserve">), the latter serving as the tuning-budget control for the representational comparison in Fig. [fig:pdac]. The matched-rank comparator used for the factor-structure panels of Fig. [fig:pdac] is Lee multiplicative NMF, the field-standard implementation (Supplementary Table [tab:tab-cindex-comparison]).</w:t>
-      </w:r>
-    </w:p>
-    <w:p>
-      <w:pPr>
-        <w:pStyle w:val="BodyText"/>
-      </w:pPr>
-      <w:r>
-        <w:t xml:space="preserve">The programs above were learned in treatment-naive, non-metastatic disease. Projected without retraining into independently treated PDAC cohorts, the survival-aligned D1 program remained associated with overall survival in treated metastatic disease under an arm-stratified analysis, and the proCAF-like D2 program increased after treatment (Fig. [fig:treated]; Supplementary Information, Translational transportability).</w:t>
+          <m:t>0.013</m:t>
+        </m:r>
+      </m:oMath>
+      <w:r>
+        <w:t xml:space="preserve">, mean change +0.34 SD; Fig. [fig:treated]b; Supplementary Information, Translational transportability).</w:t>
       </w:r>
     </w:p>
     <w:p>
@@ -3890,7 +4365,7 @@
           <w:iCs/>
           <w:i/>
         </w:rPr>
-        <w:t xml:space="preserve">Transportability of the frozen DeSurv programs into independently treated PDAC cohorts. (a) Prognostic transportability of D1 in treated metastatic PDAC. Forest plot of hazard ratios per SD of the frozen D1 score within each O’Kane/COMPASS treatment arm (FOLFIRINOX, gemcitabine/nab-paclitaxel [GA], and GA/experimental); the diamond is the common association from an arm-stratified Cox model with treatment-specific baseline hazards (not a pooled-arm estimate), HR</w:t>
+        <w:t xml:space="preserve">Transportability of the frozen DeSurv programs into independently treated PDAC cohorts. (a) Prognostic transportability of D1 in treated metastatic PDAC. Forest plot of hazard ratios per SD of the frozen D1 score within each O’Kane/COMPASS treatment arm (FOLFIRINOX, gemcitabine/nab-paclitaxel [GA], and GA/experimental); the diamond is the common association estimated across arms from a stratified Cox model with treatment-arm-specific baseline hazards, HR</w:t>
       </w:r>
       <w:r>
         <w:rPr>
@@ -4112,7 +4587,63 @@
         </m:r>
       </m:oMath>
       <w:r>
-        <w:t xml:space="preserve">, 388 events), binary PurIST and DeCAF classifications together explained 34% of the variance in the continuous D1 score, indicating substantial alignment with known tumor-intrinsic and stromal subtypes but incomplete overlap. This is an ordinary</w:t>
+        <w:t xml:space="preserve">, 388 events), binary PurIST and DeCAF classifications together explained 34% of the variance in the continuous D1 score, indicating substantial alignment with known tumor-intrinsic and stromal subtypes but incomplete overlap. D1 remained associated with survival after simultaneous adjustment for both classifiers (HR per SD</w:t>
+      </w:r>
+      <w:r>
+        <w:t xml:space="preserve"> </w:t>
+      </w:r>
+      <m:oMath>
+        <m:r>
+          <m:rPr>
+            <m:sty m:val="p"/>
+          </m:rPr>
+          <m:t>=</m:t>
+        </m:r>
+        <m:r>
+          <m:t>0.82</m:t>
+        </m:r>
+      </m:oMath>
+      <w:r>
+        <w:t xml:space="preserve">, 95% CI</w:t>
+      </w:r>
+      <w:r>
+        <w:t xml:space="preserve"> </w:t>
+      </w:r>
+      <m:oMath>
+        <m:r>
+          <m:t>0.73</m:t>
+        </m:r>
+      </m:oMath>
+      <w:r>
+        <w:t xml:space="preserve">–</w:t>
+      </w:r>
+      <m:oMath>
+        <m:r>
+          <m:t>0.93</m:t>
+        </m:r>
+      </m:oMath>
+      <w:r>
+        <w:t xml:space="preserve">,</w:t>
+      </w:r>
+      <w:r>
+        <w:t xml:space="preserve"> </w:t>
+      </w:r>
+      <m:oMath>
+        <m:r>
+          <m:t>P</m:t>
+        </m:r>
+        <m:r>
+          <m:rPr>
+            <m:sty m:val="p"/>
+          </m:rPr>
+          <m:t>=</m:t>
+        </m:r>
+        <m:r>
+          <m:t>0.0014</m:t>
+        </m:r>
+      </m:oMath>
+      <w:r>
+        <w:t xml:space="preserve">). Adding D1 to a stratified Cox model with additive PurIST and DeCAF terms improved fit beyond those terms (partial likelihood-ratio</w:t>
       </w:r>
       <w:r>
         <w:t xml:space="preserve"> </w:t>
@@ -4121,7 +4652,7 @@
         <m:sSup>
           <m:e>
             <m:r>
-              <m:t>R</m:t>
+              <m:t>χ</m:t>
             </m:r>
           </m:e>
           <m:sup>
@@ -4130,17 +4661,6 @@
             </m:r>
           </m:sup>
         </m:sSup>
-      </m:oMath>
-      <w:r>
-        <w:t xml:space="preserve"> </w:t>
-      </w:r>
-      <w:r>
-        <w:t xml:space="preserve">from a linear model with cohort fixed effects, fitted to D1 scores standardized within cohort. D1 remained associated with survival after simultaneous adjustment for both classifiers (HR per SD</w:t>
-      </w:r>
-      <w:r>
-        <w:t xml:space="preserve"> </w:t>
-      </w:r>
-      <m:oMath>
         <m:r>
           <m:rPr>
             <m:sty m:val="p"/>
@@ -4148,7 +4668,47 @@
           <m:t>=</m:t>
         </m:r>
         <m:r>
-          <m:t>0.82</m:t>
+          <m:t>10.1</m:t>
+        </m:r>
+      </m:oMath>
+      <w:r>
+        <w:t xml:space="preserve"> </w:t>
+      </w:r>
+      <w:r>
+        <w:t xml:space="preserve">on 1 df,</w:t>
+      </w:r>
+      <w:r>
+        <w:t xml:space="preserve"> </w:t>
+      </w:r>
+      <m:oMath>
+        <m:r>
+          <m:t>P</m:t>
+        </m:r>
+        <m:r>
+          <m:rPr>
+            <m:sty m:val="p"/>
+          </m:rPr>
+          <m:t>=</m:t>
+        </m:r>
+        <m:r>
+          <m:t>0.0015</m:t>
+        </m:r>
+      </m:oMath>
+      <w:r>
+        <w:t xml:space="preserve">) and concordance from 0.592 to 0.622. In Puleo, the largest validation cohort, the DeSurv linear predictor remained prognostic after adjustment for standard clinical covariates (HR per SD</w:t>
+      </w:r>
+      <w:r>
+        <w:t xml:space="preserve"> </w:t>
+      </w:r>
+      <m:oMath>
+        <m:r>
+          <m:rPr>
+            <m:sty m:val="p"/>
+          </m:rPr>
+          <m:t>=</m:t>
+        </m:r>
+        <m:r>
+          <m:t>1.33</m:t>
         </m:r>
       </m:oMath>
       <w:r>
@@ -4159,7 +4719,7 @@
       </w:r>
       <m:oMath>
         <m:r>
-          <m:t>0.73</m:t>
+          <m:t>1.14</m:t>
         </m:r>
       </m:oMath>
       <w:r>
@@ -4167,83 +4727,11 @@
       </w:r>
       <m:oMath>
         <m:r>
-          <m:t>0.93</m:t>
-        </m:r>
-      </m:oMath>
-      <w:r>
-        <w:t xml:space="preserve">,</w:t>
-      </w:r>
-      <w:r>
-        <w:t xml:space="preserve"> </w:t>
-      </w:r>
-      <m:oMath>
-        <m:r>
-          <m:t>P</m:t>
-        </m:r>
-        <m:r>
-          <m:rPr>
-            <m:sty m:val="p"/>
-          </m:rPr>
-          <m:t>=</m:t>
-        </m:r>
-        <m:r>
-          <m:t>0.0014</m:t>
-        </m:r>
-      </m:oMath>
-      <w:r>
-        <w:t xml:space="preserve">). Adding D1 to a stratified Cox model containing PurIST and DeCAF improved model fit (partial likelihood-ratio</w:t>
-      </w:r>
-      <w:r>
-        <w:t xml:space="preserve"> </w:t>
-      </w:r>
-      <m:oMath>
-        <m:sSup>
-          <m:e>
-            <m:r>
-              <m:t>χ</m:t>
-            </m:r>
-          </m:e>
-          <m:sup>
-            <m:r>
-              <m:t>2</m:t>
-            </m:r>
-          </m:sup>
-        </m:sSup>
-        <m:r>
-          <m:rPr>
-            <m:sty m:val="p"/>
-          </m:rPr>
-          <m:t>=</m:t>
-        </m:r>
-        <m:r>
-          <m:t>10.1</m:t>
-        </m:r>
-      </m:oMath>
-      <w:r>
-        <w:t xml:space="preserve"> </w:t>
-      </w:r>
-      <w:r>
-        <w:t xml:space="preserve">on 1 df,</w:t>
-      </w:r>
-      <w:r>
-        <w:t xml:space="preserve"> </w:t>
-      </w:r>
-      <m:oMath>
-        <m:r>
-          <m:t>P</m:t>
-        </m:r>
-        <m:r>
-          <m:rPr>
-            <m:sty m:val="p"/>
-          </m:rPr>
-          <m:t>=</m:t>
-        </m:r>
-        <m:r>
-          <m:t>0.0015</m:t>
-        </m:r>
-      </m:oMath>
-      <w:r>
-        <w:t xml:space="preserve">) and concordance from 0.592 to 0.622. The DeSurv linear predictor also remained prognostic after adjustment for standard clinical covariates. Because D1 spans tumor and stromal programs, we asked whether it tracks tumor purity. Where purity was measured on a full cohort the association was essentially unchanged (PACA-AU array, 1.44 unadjusted versus 1.45 adjusted; RNA-seq, 1.66 versus 1.65), arguing against a purity artifact (Supplementary Table [tab:clinical-adjustment]). Thus, the survival-aligned representation overlaps established tumor and stromal classifications without being reducible to them.</w:t>
+          <m:t>1.55</m:t>
+        </m:r>
+      </m:oMath>
+      <w:r>
+        <w:t xml:space="preserve">; Supplementary Table [tab:clinical-adjustment]).</w:t>
       </w:r>
     </w:p>
     <w:p>
@@ -4251,7 +4739,26 @@
         <w:pStyle w:val="BodyText"/>
       </w:pPr>
       <w:r>
-        <w:t xml:space="preserve">The dominant D1 direction was also not specific to the DeSurv optimizer. Three independent survival-supervised approaches, in simple single-component form (supervised principal components, Cox partial least squares and sparse Cox), recovered patient scores strongly correlated with D1 in the training cohort (</w:t>
+        <w:t xml:space="preserve">Because D1 spans tumor and stromal programs, we asked whether it tracks tumor purity. Where purity was measured on a full cohort the association was essentially unchanged (PACA-AU array, 1.44 unadjusted versus 1.45 adjusted; RNA-seq, 1.66 versus 1.65), providing no evidence that the association was explained by measured tumor purity (Supplementary Table [tab:clinical-adjustment]).</w:t>
+      </w:r>
+    </w:p>
+    <w:p>
+      <w:pPr>
+        <w:pStyle w:val="BodyText"/>
+      </w:pPr>
+      <w:r>
+        <w:t xml:space="preserve">The survival-aligned representation overlaps established tumor and stromal classifications while retaining prognostic information beyond them. The classifier analyses provide two complementary results. DeCAF classification alone explained 19% of the variance in D1, supporting alignment with DeCAF-defined stromal variation, whereas D1 remained prognostic after simultaneous adjustment for PurIST and DeCAF, retaining prognostic information beyond those binary classifications. Neither result establishes restCAF identity at the cellular level, which this bulk-expression analysis does not resolve (Supplementary Information, Stromal resolution: which reference programs are recovered from bulk).</w:t>
+      </w:r>
+    </w:p>
+    <w:p>
+      <w:pPr>
+        <w:pStyle w:val="BodyText"/>
+      </w:pPr>
+      <w:r>
+        <w:t xml:space="preserve">The dominant D1 direction was also not specific to the DeSurv optimizer. When fit as single-component models, three independent survival-supervised approaches (supervised principal components, Cox partial least squares and sparse Cox) recovered patient scores strongly correlated with D1 in the training cohort (Pearson</w:t>
+      </w:r>
+      <w:r>
+        <w:t xml:space="preserve"> </w:t>
       </w:r>
       <m:oMath>
         <m:d>
@@ -4338,7 +4845,7 @@
         <w:pStyle w:val="BodyText"/>
       </w:pPr>
       <w:r>
-        <w:t xml:space="preserve">Having established that D1 is not specific to DeSurv, we asked what DeSurv adds beyond recovering it. Independently tuned supervised principal components and penalized Cox achieved pooled external concordance comparable to DeSurv (C-index</w:t>
+        <w:t xml:space="preserve">We then asked what DeSurv’s factorized representation adds beyond recovery of the shared D1 direction. Independently tuned supervised principal components and penalized Cox achieved pooled external concordance comparable to DeSurv (C-index</w:t>
       </w:r>
       <w:r>
         <w:t xml:space="preserve"> </w:t>
@@ -4452,7 +4959,7 @@
         <w:pStyle w:val="FirstParagraph"/>
       </w:pPr>
       <w:r>
-        <w:t xml:space="preserve">We used simulations with known latent structure to characterize when survival supervision alters program recovery. In the primary scenario, the gene program driving survival contributed less transcriptomic variation than outcome-neutral programs (</w:t>
+        <w:t xml:space="preserve">We used simulations with known latent structure to characterize when survival supervision alters program recovery. In the primary scenario, the factor-specific genes driving survival contributed less transcriptomic variation than the shared outcome-neutral background signal (</w:t>
       </w:r>
       <m:oMath>
         <m:r>
@@ -4524,7 +5031,7 @@
         </m:r>
       </m:oMath>
       <w:r>
-        <w:t xml:space="preserve">; Methods, Simulation studies), so that the strongest sources of expression variation were not the most prognostically relevant. DeSurv and standard NMF (</w:t>
+        <w:t xml:space="preserve">; Methods, Simulation studies). DeSurv and unsupervised NMF (</w:t>
       </w:r>
       <m:oMath>
         <m:r>
@@ -4541,7 +5048,7 @@
         </m:r>
       </m:oMath>
       <w:r>
-        <w:t xml:space="preserve">) were tuned using the same cross-validation procedure, isolating the effect of survival supervision during factorization.</w:t>
+        <w:t xml:space="preserve">, the unsupervised limit of the same pipeline) were tuned using the same cross-validation procedure, isolating the effect of survival supervision during factorization.</w:t>
       </w:r>
     </w:p>
     <w:p>
@@ -4549,7 +5056,7 @@
         <w:pStyle w:val="BodyText"/>
       </w:pPr>
       <w:r>
-        <w:t xml:space="preserve">Under this setting, DeSurv more accurately recovered the genes defining the true prognostic program, whereas standard NMF largely followed variance-dominant structure (Fig. [fig:sim]a–b). This distinction is important because the genes assigned to a recovered program, not only its ability to rank patients by risk, determine its subsequent biological interpretation and its potential use in candidate signatures or biomarker development. Across 100 replicates, median test-set C-index was</w:t>
+        <w:t xml:space="preserve">Under this setting, DeSurv more accurately recovered the genes defining the true prognostic program, whereas unsupervised NMF largely followed variance-dominant structure (Fig. [fig:sim]a–b). Across 100 replicates, median test-set C-index was</w:t>
       </w:r>
       <w:r>
         <w:t xml:space="preserve"> </w:t>
@@ -4577,7 +5084,7 @@
         <w:t xml:space="preserve"> </w:t>
       </w:r>
       <w:r>
-        <w:t xml:space="preserve">for standard NMF (</w:t>
+        <w:t xml:space="preserve">for unsupervised NMF (</w:t>
       </w:r>
       <m:oMath>
         <m:r>
@@ -4698,7 +5205,7 @@
           <w:iCs/>
           <w:i/>
         </w:rPr>
-        <w:t xml:space="preserve">Survival supervision improves recovery of prognostic gene programs when variance and prognosis diverge. (a) Test-set concordance across 100 simulation replicates comparing DeSurv with standard NMF (</w:t>
+        <w:t xml:space="preserve">Survival supervision improves recovery of prognostic gene programs when variance and prognosis diverge. (a) Test-set concordance across 100 simulation replicates comparing DeSurv with unsupervised NMF (</w:t>
       </w:r>
       <m:oMath>
         <m:r>
@@ -4879,7 +5386,7 @@
           <w:iCs/>
           <w:i/>
         </w:rPr>
-        <w:t xml:space="preserve">IQR; points are individual replicates. (c) Distribution of selected ranks across replicates for DeSurv versus standard NMF. (d) The same gene-program recovery metric as in (b), computed for two signal regimes: a prognostic program that explains low transcriptomic variance (separated from the dominant variance) versus one that partially overlaps the dominant variance. DeSurv recovers the prognostic program in both regimes, whereas standard NMF, which follows variance, does not; the null scenario (no prognostic program) is shown in the Supplementary Information. These scenarios are constructed to isolate the regime in which the prognostic program carries low transcriptomic variance, and therefore quantify recovery under that construction; the concordance gap in (a) is not an expected discrimination gain in real data, where the two approaches perform comparably (Table [tab:hr-adjusted]).</w:t>
+        <w:t xml:space="preserve">IQR; points are individual replicates. (c) Distribution of selected ranks across replicates for DeSurv versus unsupervised NMF. (d) The same matched-factor precision metric as in (b), computed for two signal regimes: a prognostic program whose genes carry low transcriptomic variance relative to the shared outcome-neutral background (separated from the dominant variance) versus one that partially overlaps the dominant variance. DeSurv recovers the prognostic program more accurately in both regimes, whereas the unsupervised solution is more strongly influenced by the dominant expression structure; the null scenario (no prognostic program) is shown in the Supplementary Information. These scenarios are constructed to isolate the regime in which the prognostic program carries low transcriptomic variance relative to the shared outcome-neutral background, and therefore quantify recovery under that construction; the concordance gap in (a) is not an expected discrimination gain in real data, where the two approaches perform comparably (Table [tab:hr-adjusted]).</w:t>
       </w:r>
     </w:p>
     <w:bookmarkEnd w:id="39"/>
@@ -4898,7 +5405,7 @@
         <w:pStyle w:val="FirstParagraph"/>
       </w:pPr>
       <w:r>
-        <w:t xml:space="preserve">In pancreatic cancer, survival-supervised factorization identified a dominant survival-aligned program, D1, linking classical tumor identity to restCAF-associated stromal biology, alongside separately resolved proCAF-like stromal and basal-like tumor programs. D1 was recovered de novo without subtype labels, was supported by GATA6 RNA in situ hybridization, and remained prognostic after adjustment for the established PurIST and DeCAF classifications, so it is not reducible to them. The trained programs then transferred without refitting across five external validation datasets spanning four independent patient cohorts. Its contribution was to place this replicable prognostic direction within a biologically decomposed tumor–stroma architecture, rather than returning a variance-driven factorization or a single supervised risk score. The advance is in how clinically relevant programs are discovered, not in how well they predict.</w:t>
+        <w:t xml:space="preserve">DeSurv integrates survival into gene-program estimation while preserving a fixed basis that can be scored unchanged in new cohorts. In PDAC, this identified a dominant survival-aligned program, D1, characterized by covariation of classical tumor and restCAF-like stromal programs, alongside separately resolved proCAF-like stromal and basal-like tumor programs. D1 was recovered de novo without subtype labels and remained prognostic after adjustment for the established PurIST and DeCAF classifications, so it is not reducible to them. Its classical tumor identity was supported by GATA6 RNA in situ hybridization. The trained programs then transferred without refitting across five external validation datasets spanning four independent patient cohorts. DeSurv’s contribution was to place this replicable prognostic direction within a tumor–stroma architecture whose components can be examined separately. The advance is in how clinically relevant programs are discovered, not in how well they predict.</w:t>
       </w:r>
     </w:p>
     <w:p>
@@ -4906,7 +5413,7 @@
         <w:pStyle w:val="BodyText"/>
       </w:pPr>
       <w:r>
-        <w:t xml:space="preserve">The distinction was not one of model size, tuning effort or predictive accuracy. An unsupervised model given DeSurv’s rank, optimizer, tuning budget and consensus initialization still failed to recover D1. Higher-rank NMF and conventional supervised predictors each recovered the prognostic information while representing its biology differently, the former distributing established signatures across overlapping factors, the latter resolving a tumor-intrinsic axis without the stromal programs. In simulations, where the latent programs are known, DeSurv more accurately recovered the genes defining the true prognostic program.</w:t>
+        <w:t xml:space="preserve">The representational difference persisted at matched rank and tuning effort: the matched-budget unsupervised control, given DeSurv’s rank, optimizer, tuning budget and consensus initialization, did not recover D1, whereas the rank-optimized unsupervised control and conventional supervised predictors recovered comparable prognostic information in different representations. The former spanned a broader set of established programs across seven factors; the latter resolved a tumor-intrinsic axis without separately resolving the stromal programs. In simulations, where the latent programs are known, DeSurv more accurately recovered the genes defining the true prognostic program.</w:t>
       </w:r>
     </w:p>
     <w:p>
@@ -4914,7 +5421,81 @@
         <w:pStyle w:val="BodyText"/>
       </w:pPr>
       <w:r>
-        <w:t xml:space="preserve">This addresses a practical limitation of the conventional discovery sequence. When programs are learned without reference to outcome, their clinical relevance and correspondence across datasets must be established retrospectively through factor selection, biological annotation and cross-study matching. DeSurv does not eliminate the need for external validation, but makes that validation a direct test of programs already shaped by clinical relevance and held fixed across studies.</w:t>
+        <w:t xml:space="preserve">This addresses a practical limitation of the conventional discovery sequence. When programs are learned without reference to outcome, their clinical relevance and correspondence across datasets must be established retrospectively through factor selection, biological annotation and cross-study matching. Because survival acts directly on the gene-program matrix</w:t>
+      </w:r>
+      <w:r>
+        <w:t xml:space="preserve"> </w:t>
+      </w:r>
+      <m:oMath>
+        <m:r>
+          <m:t>W</m:t>
+        </m:r>
+      </m:oMath>
+      <w:r>
+        <w:t xml:space="preserve"> </w:t>
+      </w:r>
+      <w:r>
+        <w:t xml:space="preserve">while the reconstruction objective requires those programs to continue representing the observed transcriptome, and because the gene weights are fixed once learned, DeSurv does not eliminate the need for external validation but makes it a direct test of programs already shaped by survival information and scored in new cohorts without re-estimating the factorization. Empirically, supervision selectively reorganized rather than replaced the reconstruction-driven representation: it retained the tumor and stromal structure carried by D3 and D2 while introducing a D1 program poorly reconstructable from the matched-rank NMF factors. The related CoxNMF and SurvNMF formulations</w:t>
+      </w:r>
+      <w:hyperlink w:anchor="ref-huang2020low">
+        <w:r>
+          <w:rPr>
+            <w:rStyle w:val="Hyperlink"/>
+            <w:vertAlign w:val="superscript"/>
+          </w:rPr>
+          <w:t xml:space="preserve">32</w:t>
+        </w:r>
+      </w:hyperlink>
+      <w:r>
+        <w:rPr>
+          <w:vertAlign w:val="superscript"/>
+        </w:rPr>
+        <w:t xml:space="preserve">,</w:t>
+      </w:r>
+      <w:hyperlink w:anchor="ref-le2025survnmf">
+        <w:r>
+          <w:rPr>
+            <w:rStyle w:val="Hyperlink"/>
+            <w:vertAlign w:val="superscript"/>
+          </w:rPr>
+          <w:t xml:space="preserve">33</w:t>
+        </w:r>
+      </w:hyperlink>
+      <w:r>
+        <w:t xml:space="preserve"> </w:t>
+      </w:r>
+      <w:r>
+        <w:t xml:space="preserve">also integrate outcome information into factorization but place the survival term on the sample-side latent representation. Scoring a new cohort therefore requires sample-side loadings: SurvNMF re-estimates them by constrained least squares, whereas CoxNMF does not describe a scoring procedure (Supplementary Table [tab:architecture]). Deep latent-variable survival models</w:t>
+      </w:r>
+      <w:hyperlink w:anchor="ref-zaccaria2023surviae">
+        <w:r>
+          <w:rPr>
+            <w:rStyle w:val="Hyperlink"/>
+            <w:vertAlign w:val="superscript"/>
+          </w:rPr>
+          <w:t xml:space="preserve">34</w:t>
+        </w:r>
+      </w:hyperlink>
+      <w:r>
+        <w:rPr>
+          <w:vertAlign w:val="superscript"/>
+        </w:rPr>
+        <w:t xml:space="preserve">,</w:t>
+      </w:r>
+      <w:hyperlink w:anchor="ref-meng2022savae">
+        <w:r>
+          <w:rPr>
+            <w:rStyle w:val="Hyperlink"/>
+            <w:vertAlign w:val="superscript"/>
+          </w:rPr>
+          <w:t xml:space="preserve">35</w:t>
+        </w:r>
+      </w:hyperlink>
+      <w:r>
+        <w:t xml:space="preserve"> </w:t>
+      </w:r>
+      <w:r>
+        <w:t xml:space="preserve">likewise learn sample representations rather than a fixed gene-program basis.</w:t>
       </w:r>
     </w:p>
     <w:p>
@@ -4922,78 +5503,127 @@
         <w:pStyle w:val="BodyText"/>
       </w:pPr>
       <w:r>
-        <w:t xml:space="preserve">This distinction is consistent with the structure of the DeSurv objective. Survival supervision acts directly on the gene-program matrix</w:t>
-      </w:r>
-      <w:r>
-        <w:t xml:space="preserve"> </w:t>
-      </w:r>
-      <m:oMath>
-        <m:r>
-          <m:t>W</m:t>
-        </m:r>
-      </m:oMath>
-      <w:r>
-        <w:t xml:space="preserve"> </w:t>
-      </w:r>
-      <w:r>
-        <w:t xml:space="preserve">that holds those weights, while the reconstruction objective requires those same programs to continue representing the observed transcriptome. Once learned, the weights are fixed, and a new tumor is scored by projecting its expression profile onto the top-ranked genes of each program, so the same programs can be evaluated across cohorts without re-estimating the factorization. Empirically, supervision selectively reorganized rather than replaced the variance-driven representation: it retained the tumor and stromal structure carried by D3 and D2 while introducing a D1 program poorly reconstructable from the matched-rank NMF factors. Prior survival-representation approaches, including survival-supervised matrix factorization</w:t>
-      </w:r>
-      <w:hyperlink w:anchor="ref-huang2020low">
+        <w:t xml:space="preserve">Biologically, D1 represents the dominant survival-aligned program within the broader tumor–stroma architecture rather than the architecture itself. It captures coordinated cross-patient variation in classical tumor and restCAF-like stromal features. The additional D2 and D3 programs provide separately measurable stromal and tumor context around this direction, rather than necessarily representing independent components of the fitted risk score. This architecture is consistent with broader evidence for interactions between malignant lineage state and heterogeneous fibroblast and stromal programs</w:t>
+      </w:r>
+      <w:hyperlink w:anchor="ref-ogawa2020stroma">
         <w:r>
           <w:rPr>
             <w:rStyle w:val="Hyperlink"/>
             <w:vertAlign w:val="superscript"/>
           </w:rPr>
-          <w:t xml:space="preserve">32</w:t>
+          <w:t xml:space="preserve">36</w:t>
         </w:r>
       </w:hyperlink>
       <w:r>
         <w:rPr>
           <w:vertAlign w:val="superscript"/>
         </w:rPr>
+        <w:t xml:space="preserve">–</w:t>
+      </w:r>
+      <w:hyperlink w:anchor="ref-lee2024tumorcaf">
+        <w:r>
+          <w:rPr>
+            <w:rStyle w:val="Hyperlink"/>
+            <w:vertAlign w:val="superscript"/>
+          </w:rPr>
+          <w:t xml:space="preserve">38</w:t>
+        </w:r>
+      </w:hyperlink>
+      <w:r>
+        <w:t xml:space="preserve">.</w:t>
+      </w:r>
+    </w:p>
+    <w:p>
+      <w:pPr>
+        <w:pStyle w:val="BodyText"/>
+      </w:pPr>
+      <w:r>
+        <w:t xml:space="preserve">Rank selection is an additional source of uncertainty in unsupervised decomposition. In the PDAC training data, commonly used NMF criteria gave conflicting rank choices, and increasing rank progressively extended correspondence to additional established signatures across more factors. Together with the non-uniqueness of reconstruction-based factorization, this rank dependence may contribute to variability among unsupervised molecular taxonomies across studies</w:t>
+      </w:r>
+      <w:hyperlink w:anchor="ref-collisson2011subtypes">
+        <w:r>
+          <w:rPr>
+            <w:rStyle w:val="Hyperlink"/>
+            <w:vertAlign w:val="superscript"/>
+          </w:rPr>
+          <w:t xml:space="preserve">2</w:t>
+        </w:r>
+      </w:hyperlink>
+      <w:r>
+        <w:rPr>
+          <w:vertAlign w:val="superscript"/>
+        </w:rPr>
         <w:t xml:space="preserve">,</w:t>
       </w:r>
-      <w:hyperlink w:anchor="ref-le2025survnmf">
+      <w:hyperlink w:anchor="ref-moffitt2015virtual">
         <w:r>
           <w:rPr>
             <w:rStyle w:val="Hyperlink"/>
             <w:vertAlign w:val="superscript"/>
           </w:rPr>
-          <w:t xml:space="preserve">33</w:t>
+          <w:t xml:space="preserve">3</w:t>
         </w:r>
       </w:hyperlink>
       <w:r>
-        <w:t xml:space="preserve"> </w:t>
-      </w:r>
-      <w:r>
-        <w:t xml:space="preserve">and deep latent-variable models</w:t>
-      </w:r>
-      <w:hyperlink w:anchor="ref-zaccaria2023surviae">
+        <w:rPr>
+          <w:vertAlign w:val="superscript"/>
+        </w:rPr>
+        <w:t xml:space="preserve">,</w:t>
+      </w:r>
+      <w:hyperlink w:anchor="ref-Bailey2016">
         <w:r>
           <w:rPr>
             <w:rStyle w:val="Hyperlink"/>
             <w:vertAlign w:val="superscript"/>
           </w:rPr>
-          <w:t xml:space="preserve">34</w:t>
+          <w:t xml:space="preserve">9</w:t>
         </w:r>
       </w:hyperlink>
       <w:r>
-        <w:rPr>
-          <w:vertAlign w:val="superscript"/>
-        </w:rPr>
-        <w:t xml:space="preserve">,</w:t>
-      </w:r>
-      <w:hyperlink w:anchor="ref-meng2022savae">
+        <w:t xml:space="preserve">. Survival supervision does not remove that non-uniqueness, and single DeSurv runs from different random starts recover appreciably different gene sets. What makes the reported decomposition a stable object is the consensus step, and independently seeded applications of the full procedure closely reproduce the reported decomposition (Supplementary Information, Stability of the recovered gene programs). Survival supervision instead provides an outcome-informed criterion for selecting among representations that may be similarly adequate under reconstruction alone.</w:t>
+      </w:r>
+    </w:p>
+    <w:p>
+      <w:pPr>
+        <w:pStyle w:val="BodyText"/>
+      </w:pPr>
+      <w:r>
+        <w:t xml:space="preserve">Our simulations clarify when this approach is most useful. When the genes defining the prognostic program contributed relatively little to overall transcriptomic variation, survival supervision improved their recovery; this advantage diminished as prognostic and variance-dominant structure overlapped and disappeared when no survival signal was present. Accurate program recovery matters beyond discrimination because the genes assigned to a program determine downstream pathway interpretation, candidate signatures and potential biomarker development.</w:t>
+      </w:r>
+    </w:p>
+    <w:p>
+      <w:pPr>
+        <w:pStyle w:val="BodyText"/>
+      </w:pPr>
+      <w:r>
+        <w:t xml:space="preserve">DeSurv is complementary to reference-based deconvolution methods such as CIBERSORTx</w:t>
+      </w:r>
+      <w:hyperlink w:anchor="ref-newman2019cibersortx">
         <w:r>
           <w:rPr>
             <w:rStyle w:val="Hyperlink"/>
             <w:vertAlign w:val="superscript"/>
           </w:rPr>
-          <w:t xml:space="preserve">35</w:t>
+          <w:t xml:space="preserve">39</w:t>
         </w:r>
       </w:hyperlink>
       <w:r>
-        <w:t xml:space="preserve">, have also integrated outcome information with learned representations, but generally do not preserve the same directly transferable gene-program decomposition.</w:t>
+        <w:t xml:space="preserve"> </w:t>
+      </w:r>
+      <w:r>
+        <w:t xml:space="preserve">and BayesPrism</w:t>
+      </w:r>
+      <w:hyperlink w:anchor="ref-chu2022bayesprism">
+        <w:r>
+          <w:rPr>
+            <w:rStyle w:val="Hyperlink"/>
+            <w:vertAlign w:val="superscript"/>
+          </w:rPr>
+          <w:t xml:space="preserve">40</w:t>
+        </w:r>
+      </w:hyperlink>
+      <w:r>
+        <w:t xml:space="preserve">, which estimate cellular composition from external cell-state references; DeSurv instead learns survival-informed latent programs directly from bulk expression and does not assign them a priori to cellular compartments.</w:t>
       </w:r>
     </w:p>
     <w:p>
@@ -5001,33 +5631,18 @@
         <w:pStyle w:val="BodyText"/>
       </w:pPr>
       <w:r>
-        <w:t xml:space="preserve">Biologically, D1 represents the dominant survival-aligned program within the broader tumor–stroma architecture rather than the architecture itself. It links classical tumor identity with restCAF-like stromal biology. The additional D2 and D3 programs provide separately measurable stromal and tumor context around this direction, rather than necessarily representing independent components of the fitted risk score. This architecture is consistent with growing evidence that PDAC outcome reflects interactions between malignant lineage state and heterogeneous fibroblast and stromal programs</w:t>
-      </w:r>
-      <w:hyperlink w:anchor="ref-ogawa2020stroma">
+        <w:t xml:space="preserve">Several limitations define the scope of these findings. DeSurv currently uses a proportional-hazards survival objective and was evaluated here only in PDAC. The survival objective could be extended to accommodate non-proportional hazards or nonlinear survival relationships. More importantly, the DeSurv formulation is not PDAC-specific, but whether its representational advantage generalizes across cancer types remains unknown. Testing it will require multi-cancer benchmarking against unsupervised decompositions and against strong penalized-regression baselines, which remain difficult to outperform consistently for out-of-sample prognosis</w:t>
+      </w:r>
+      <w:hyperlink w:anchor="ref-smith2020standard">
         <w:r>
           <w:rPr>
             <w:rStyle w:val="Hyperlink"/>
             <w:vertAlign w:val="superscript"/>
           </w:rPr>
-          <w:t xml:space="preserve">36</w:t>
+          <w:t xml:space="preserve">41</w:t>
         </w:r>
       </w:hyperlink>
       <w:r>
-        <w:rPr>
-          <w:vertAlign w:val="superscript"/>
-        </w:rPr>
-        <w:t xml:space="preserve">–</w:t>
-      </w:r>
-      <w:hyperlink w:anchor="ref-lee2024tumorcaf">
-        <w:r>
-          <w:rPr>
-            <w:rStyle w:val="Hyperlink"/>
-            <w:vertAlign w:val="superscript"/>
-          </w:rPr>
-          <w:t xml:space="preserve">38</w:t>
-        </w:r>
-      </w:hyperlink>
-      <w:r>
         <w:t xml:space="preserve">.</w:t>
       </w:r>
     </w:p>
@@ -5036,49 +5651,7 @@
         <w:pStyle w:val="BodyText"/>
       </w:pPr>
       <w:r>
-        <w:t xml:space="preserve">Rank selection represents an additional source of uncertainty in unsupervised decomposition. In the PDAC training data, commonly used NMF criteria gave conflicting rank choices, and increasing rank progressively redistributed established biological signatures across additional factors. Together with the non-uniqueness of reconstruction-based factorization, this rank dependence may contribute to variability among unsupervised molecular taxonomies across studies</w:t>
-      </w:r>
-      <w:hyperlink w:anchor="ref-collisson2011subtypes">
-        <w:r>
-          <w:rPr>
-            <w:rStyle w:val="Hyperlink"/>
-            <w:vertAlign w:val="superscript"/>
-          </w:rPr>
-          <w:t xml:space="preserve">2</w:t>
-        </w:r>
-      </w:hyperlink>
-      <w:r>
-        <w:rPr>
-          <w:vertAlign w:val="superscript"/>
-        </w:rPr>
-        <w:t xml:space="preserve">,</w:t>
-      </w:r>
-      <w:hyperlink w:anchor="ref-moffitt2015virtual">
-        <w:r>
-          <w:rPr>
-            <w:rStyle w:val="Hyperlink"/>
-            <w:vertAlign w:val="superscript"/>
-          </w:rPr>
-          <w:t xml:space="preserve">3</w:t>
-        </w:r>
-      </w:hyperlink>
-      <w:r>
-        <w:rPr>
-          <w:vertAlign w:val="superscript"/>
-        </w:rPr>
-        <w:t xml:space="preserve">,</w:t>
-      </w:r>
-      <w:hyperlink w:anchor="ref-Bailey2016">
-        <w:r>
-          <w:rPr>
-            <w:rStyle w:val="Hyperlink"/>
-            <w:vertAlign w:val="superscript"/>
-          </w:rPr>
-          <w:t xml:space="preserve">14</w:t>
-        </w:r>
-      </w:hyperlink>
-      <w:r>
-        <w:t xml:space="preserve">. Survival supervision does not remove that non-uniqueness, and single DeSurv runs from different random starts recover appreciably different gene sets. What makes the reported decomposition a stable object is the consensus step, and independently seeded replicates of the full procedure recover it closely (Supplementary Information, Stability of the recovered gene programs). Survival-supervised selection therefore does not eliminate factorization uncertainty, but it provides an outcome-relevant criterion for choosing among representations when the scientific objective is specifically to identify clinically relevant programs.</w:t>
+        <w:t xml:space="preserve">The treated-cohort analyses reported above are exploratory. Within the O’Kane/COMPASS cohort the individual treatment arms were too small to show a consistent treatment-specific survival pattern, whereas the prognostic association was retained in the better-powered arm-stratified analysis. Whether these programs predict differential treatment benefit therefore remains unresolved and will require adequately powered, prespecified treatment-by-program interaction analyses.</w:t>
       </w:r>
     </w:p>
     <w:p>
@@ -5086,7 +5659,7 @@
         <w:pStyle w:val="BodyText"/>
       </w:pPr>
       <w:r>
-        <w:t xml:space="preserve">Our simulations clarify when this approach is most useful. When the genes defining the prognostic program contributed relatively little to overall transcriptomic variation, survival supervision improved their recovery; this advantage diminished as prognostic and variance-dominant structure overlapped and disappeared when no survival signal was present. Correct program recovery matters beyond discrimination because the genes assigned to a program determine downstream pathway interpretation, candidate signatures and potential biomarker development.</w:t>
+        <w:t xml:space="preserve">The tumor–stroma architecture described here is a bulk-tissue phenomenon. It reflects cross-patient covariation of tumor- and stroma-associated transcriptional programs, not cellular co-expression or spatial adjacency within individual tumors. The purity-adjustment, DeCAF-adjustment, cross-method recovery and GATA6 analyses above support D1 as a robust survival-associated bulk transcriptional program and independently support its classical tumor component, but they do not establish the cellular identity of its stromal component. Mapping these bulk programs onto specific cellular states is not a matter of projecting the same gene weights into single-cell or spatial data. Many program-defining genes are sparsely detected at single-cell resolution, so per-cell projection scores partly reflect detection depth rather than program activity, and spot-based spatial measurements mix the compartments the programs are meant to separate. Establishing the cellular correlates of these programs will therefore require clinically annotated single-cell and spatial cohorts together with scoring methods designed for sparse measurement.</w:t>
       </w:r>
     </w:p>
     <w:p>
@@ -5094,82 +5667,11 @@
         <w:pStyle w:val="BodyText"/>
       </w:pPr>
       <w:r>
-        <w:t xml:space="preserve">DeSurv is also distinct from reference-based methods such as CIBERSORTx</w:t>
-      </w:r>
-      <w:hyperlink w:anchor="ref-newman2019cibersortx">
-        <w:r>
-          <w:rPr>
-            <w:rStyle w:val="Hyperlink"/>
-            <w:vertAlign w:val="superscript"/>
-          </w:rPr>
-          <w:t xml:space="preserve">39</w:t>
-        </w:r>
-      </w:hyperlink>
-      <w:r>
-        <w:t xml:space="preserve"> </w:t>
-      </w:r>
-      <w:r>
-        <w:t xml:space="preserve">and BayesPrism</w:t>
-      </w:r>
-      <w:hyperlink w:anchor="ref-chu2022bayesprism">
-        <w:r>
-          <w:rPr>
-            <w:rStyle w:val="Hyperlink"/>
-            <w:vertAlign w:val="superscript"/>
-          </w:rPr>
-          <w:t xml:space="preserve">40</w:t>
-        </w:r>
-      </w:hyperlink>
-      <w:r>
-        <w:t xml:space="preserve">, which estimate cellular composition using external cell-state references. Instead, DeSurv learns outcome-aligned latent gene programs directly from bulk expression and could in principle be combined with reference-based cell-fraction estimates to refine their cellular attribution.</w:t>
-      </w:r>
-    </w:p>
-    <w:p>
-      <w:pPr>
-        <w:pStyle w:val="BodyText"/>
-      </w:pPr>
-      <w:r>
-        <w:t xml:space="preserve">Several limitations define the scope of these findings. DeSurv currently uses a proportional-hazards survival objective and was evaluated here only in PDAC. Extensions to non-proportional or nonlinear survival relationships are therefore natural methodological directions. More importantly, the simulations establish conditions under which survival supervision improves recovery of prognostic programs, but whether the same representational advantage generalizes across cancer types remains unknown. Testing it will require multi-cancer benchmarking against unsupervised decompositions and against strong penalized-regression baselines, which remain difficult to outperform consistently for out-of-sample prognosis</w:t>
-      </w:r>
-      <w:hyperlink w:anchor="ref-smith2020standard">
-        <w:r>
-          <w:rPr>
-            <w:rStyle w:val="Hyperlink"/>
-            <w:vertAlign w:val="superscript"/>
-          </w:rPr>
-          <w:t xml:space="preserve">41</w:t>
-        </w:r>
-      </w:hyperlink>
-      <w:r>
-        <w:t xml:space="preserve">.</w:t>
-      </w:r>
-    </w:p>
-    <w:p>
-      <w:pPr>
-        <w:pStyle w:val="BodyText"/>
-      </w:pPr>
-      <w:r>
-        <w:t xml:space="preserve">The treated-cohort analyses reported above are exploratory. Within the O’Kane/COMPASS cohort the individual treatment arms were too small to show a consistent treatment-specific survival pattern, whereas the prognostic association held in the better-powered arm-stratified analysis. Whether these programs predict differential treatment benefit therefore remains unresolved and will require adequately powered, prespecified treatment-by-program interaction analyses.</w:t>
-      </w:r>
-    </w:p>
-    <w:p>
-      <w:pPr>
-        <w:pStyle w:val="BodyText"/>
-      </w:pPr>
-      <w:r>
-        <w:t xml:space="preserve">The tumor–stroma architecture described here is a bulk-tissue phenomenon. It reflects cross-patient covariation of tumor- and stroma-associated transcriptional programs, not cellular co-expression or spatial adjacency within individual tumors. The biological identity of the survival-aligned D1 program is nevertheless supported by the purity-adjustment, cross-method recovery and GATA6 evidence above. Mapping these bulk programs onto specific cellular states is not a matter of projecting the same gene weights into single-cell or spatial data. Most of the genes defining each program go undetected in any individual cell, so per-cell projection scores partly reflect detection depth rather than program activity, and multicellular spatial spots mix the compartments the programs are meant to separate. Establishing the cellular correlates of these programs will therefore require clinically annotated single-cell and spatial cohorts together with scoring methods designed for sparse measurement.</w:t>
-      </w:r>
-    </w:p>
-    <w:p>
-      <w:pPr>
-        <w:pStyle w:val="BodyText"/>
-      </w:pPr>
-      <w:r>
-        <w:t xml:space="preserve">More broadly, unsupervised transcriptomic discovery is optimized to recover what varies most, whereas clinically supervised prediction is optimized to recover what predicts outcome; these need not be the same biological structure. DeSurv addresses this gap by incorporating survival into program discovery while retaining an explicitly decomposed gene-program representation. In PDAC, this revealed a replicable tumor–stroma prognostic architecture that could be transferred across cohorts, biologically validated and interrogated beyond a risk score alone. By making clinical relevance part of discovery and cross-study transportability a test of the same frozen gene programs, it complements unsupervised deconvolution and conventional supervised prediction without depending on superior predictive accuracy.</w:t>
+        <w:t xml:space="preserve">These results separate prognostic representation from prognostic discrimination. In PDAC, incorporating survival during factorization recovered a three-program tumor–stroma architecture that replicated across independent cohorts while retaining biological components that could be interrogated separately. More generally, DeSurv provides a framework for asking not only whether transcriptomic data predict outcome, but which decomposed biological programs are recovered when outcome information is incorporated into their discovery.</w:t>
       </w:r>
     </w:p>
     <w:bookmarkEnd w:id="41"/>
-    <w:bookmarkStart w:id="49" w:name="methods"/>
+    <w:bookmarkStart w:id="50" w:name="methods"/>
     <w:p>
       <w:pPr>
         <w:pStyle w:val="Heading1"/>
@@ -6241,7 +6743,7 @@
         <w:t xml:space="preserve"> </w:t>
       </w:r>
       <w:r>
-        <w:t xml:space="preserve">is the NMF reconstruction error (including an</w:t>
+        <w:t xml:space="preserve">is the NMF reconstruction error (with an optional</w:t>
       </w:r>
       <w:r>
         <w:t xml:space="preserve"> </w:t>
@@ -6278,7 +6780,7 @@
         </m:r>
       </m:oMath>
       <w:r>
-        <w:t xml:space="preserve">) and</w:t>
+        <w:t xml:space="preserve">, set to zero in all analyses reported here) and</w:t>
       </w:r>
       <w:r>
         <w:t xml:space="preserve"> </w:t>
@@ -6342,7 +6844,131 @@
         <w:t xml:space="preserve"> </w:t>
       </w:r>
       <w:r>
-        <w:t xml:space="preserve">is the elastic-net penalized partial log-likelihood. A key design choice is where survival supervision enters the factorization. Because factor scores are defined as</w:t>
+        <w:t xml:space="preserve">is the elastic-net penalized partial log-likelihood. Both terms are normalized before weighting: the reconstruction error by</w:t>
+      </w:r>
+      <w:r>
+        <w:t xml:space="preserve"> </w:t>
+      </w:r>
+      <m:oMath>
+        <m:r>
+          <m:rPr>
+            <m:sty m:val="p"/>
+          </m:rPr>
+          <m:t>∥</m:t>
+        </m:r>
+        <m:r>
+          <m:t>X</m:t>
+        </m:r>
+        <m:sSubSup>
+          <m:e>
+            <m:r>
+              <m:rPr>
+                <m:sty m:val="p"/>
+              </m:rPr>
+              <m:t>∥</m:t>
+            </m:r>
+          </m:e>
+          <m:sub>
+            <m:r>
+              <m:t>F</m:t>
+            </m:r>
+          </m:sub>
+          <m:sup>
+            <m:r>
+              <m:t>2</m:t>
+            </m:r>
+          </m:sup>
+        </m:sSubSup>
+      </m:oMath>
+      <w:r>
+        <w:t xml:space="preserve"> </w:t>
+      </w:r>
+      <w:r>
+        <w:t xml:space="preserve">and the partial log-likelihood by</w:t>
+      </w:r>
+      <w:r>
+        <w:t xml:space="preserve"> </w:t>
+      </w:r>
+      <m:oMath>
+        <m:sSub>
+          <m:e>
+            <m:r>
+              <m:t>n</m:t>
+            </m:r>
+          </m:e>
+          <m:sub>
+            <m:r>
+              <m:rPr>
+                <m:sty m:val="p"/>
+              </m:rPr>
+              <m:t>e</m:t>
+            </m:r>
+            <m:r>
+              <m:rPr>
+                <m:sty m:val="p"/>
+              </m:rPr>
+              <m:t>v</m:t>
+            </m:r>
+            <m:r>
+              <m:rPr>
+                <m:sty m:val="p"/>
+              </m:rPr>
+              <m:t>e</m:t>
+            </m:r>
+            <m:r>
+              <m:rPr>
+                <m:sty m:val="p"/>
+              </m:rPr>
+              <m:t>n</m:t>
+            </m:r>
+            <m:r>
+              <m:rPr>
+                <m:sty m:val="p"/>
+              </m:rPr>
+              <m:t>t</m:t>
+            </m:r>
+          </m:sub>
+        </m:sSub>
+        <m:r>
+          <m:rPr>
+            <m:sty m:val="p"/>
+          </m:rPr>
+          <m:t>/</m:t>
+        </m:r>
+        <m:r>
+          <m:t>2</m:t>
+        </m:r>
+      </m:oMath>
+      <w:r>
+        <w:t xml:space="preserve">, and the</w:t>
+      </w:r>
+      <w:r>
+        <w:t xml:space="preserve"> </w:t>
+      </w:r>
+      <m:oMath>
+        <m:r>
+          <m:t>W</m:t>
+        </m:r>
+      </m:oMath>
+      <w:r>
+        <w:t xml:space="preserve"> </w:t>
+      </w:r>
+      <w:r>
+        <w:t xml:space="preserve">update balances the magnitudes of the two gradients before</w:t>
+      </w:r>
+      <w:r>
+        <w:t xml:space="preserve"> </w:t>
+      </w:r>
+      <m:oMath>
+        <m:r>
+          <m:t>α</m:t>
+        </m:r>
+      </m:oMath>
+      <w:r>
+        <w:t xml:space="preserve"> </w:t>
+      </w:r>
+      <w:r>
+        <w:t xml:space="preserve">sets their relative contribution (Supplementary Information, Section 2). A key design choice is where survival supervision enters the factorization. Because factor scores are defined as</w:t>
       </w:r>
       <w:r>
         <w:t xml:space="preserve"> </w:t>
@@ -6477,7 +7103,7 @@
             <w:rStyle w:val="Hyperlink"/>
             <w:vertAlign w:val="superscript"/>
           </w:rPr>
-          <w:t xml:space="preserve">11</w:t>
+          <w:t xml:space="preserve">12</w:t>
         </w:r>
       </w:hyperlink>
       <w:r>
@@ -6496,7 +7122,15 @@
         </w:r>
       </w:hyperlink>
       <w:r>
-        <w:t xml:space="preserve">. This construction makes clinical outcome part of program estimation rather than a post hoc filter applied to an unsupervised decomposition. When</w:t>
+        <w:t xml:space="preserve">. This construction makes clinical outcome part of program estimation rather than a post hoc filter applied to an unsupervised decomposition.</w:t>
+      </w:r>
+    </w:p>
+    <w:p>
+      <w:pPr>
+        <w:pStyle w:val="BodyText"/>
+      </w:pPr>
+      <w:r>
+        <w:t xml:space="preserve">When</w:t>
       </w:r>
       <w:r>
         <w:t xml:space="preserve"> </w:t>
@@ -6516,7 +7150,7 @@
         </m:r>
       </m:oMath>
       <w:r>
-        <w:t xml:space="preserve">, DeSurv reduces to standard unsupervised NMF, and</w:t>
+        <w:t xml:space="preserve">, DeSurv reduces to its unsupervised limit.</w:t>
       </w:r>
       <w:r>
         <w:t xml:space="preserve"> </w:t>
@@ -6530,7 +7164,7 @@
         <w:t xml:space="preserve"> </w:t>
       </w:r>
       <w:r>
-        <w:t xml:space="preserve">is fit post hoc by penalized Coxnet on the projected scores</w:t>
+        <w:t xml:space="preserve">is then fit post hoc by penalized Coxnet on the projected scores</w:t>
       </w:r>
       <w:r>
         <w:t xml:space="preserve"> </w:t>
@@ -6565,7 +7199,60 @@
         </m:r>
       </m:oMath>
       <w:r>
-        <w:t xml:space="preserve">, used only for scoring and cross-validation without affecting the factorization. The Cox component also supports optional adjustment for sample-level covariates (for example, stage or grade); the analyses reported here use factor scores alone.</w:t>
+        <w:t xml:space="preserve"> </w:t>
+      </w:r>
+      <w:r>
+        <w:t xml:space="preserve">and is used only for scoring and cross-validation; it does not affect the factorization. Across the pipeline, the survival-tuned</w:t>
+      </w:r>
+      <w:r>
+        <w:t xml:space="preserve"> </w:t>
+      </w:r>
+      <m:oMath>
+        <m:sSub>
+          <m:e>
+            <m:r>
+              <m:t>n</m:t>
+            </m:r>
+          </m:e>
+          <m:sub>
+            <m:r>
+              <m:rPr>
+                <m:nor/>
+                <m:sty m:val="p"/>
+              </m:rPr>
+              <m:t>top</m:t>
+            </m:r>
+          </m:sub>
+        </m:sSub>
+      </m:oMath>
+      <w:r>
+        <w:t xml:space="preserve"> </w:t>
+      </w:r>
+      <w:r>
+        <w:t xml:space="preserve">still enters the consensus initialization of the final</w:t>
+      </w:r>
+      <w:r>
+        <w:t xml:space="preserve"> </w:t>
+      </w:r>
+      <m:oMath>
+        <m:r>
+          <m:t>α</m:t>
+        </m:r>
+        <m:r>
+          <m:rPr>
+            <m:sty m:val="p"/>
+          </m:rPr>
+          <m:t>=</m:t>
+        </m:r>
+        <m:r>
+          <m:t>0</m:t>
+        </m:r>
+      </m:oMath>
+      <w:r>
+        <w:t xml:space="preserve"> </w:t>
+      </w:r>
+      <w:r>
+        <w:t xml:space="preserve">model (Supplementary Information, Bayesian Optimization). The Cox component also supports optional adjustment for sample-level covariates (for example, stage or grade); the analyses reported here use factor scores alone.</w:t>
       </w:r>
     </w:p>
     <w:p>
@@ -6716,7 +7403,15 @@
         </m:d>
       </m:oMath>
       <w:r>
-        <w:t xml:space="preserve">. Because the implemented algorithm combines normalization, gradient balancing and a Coxnet approximation, we assessed optimization behavior empirically rather than relying on a formal convergence guarantee. Across independent random initializations of the reported PDAC model, all 100 runs terminated on the stopping criterion and the fitted objective decreased monotonically to numerically stable solutions (Supplementary Information, Empirical optimization stability). Because objective convergence does not imply that the same programs are recovered each time, we separately assessed program-level stability. Individual restarts are dispersed, whereas the reported consensus procedure recovers that decomposition closely across independently seeded replicates (Supplementary Information, Stability of the recovered gene programs). Closed-form update equations are given in Supplementary Information, Sections 1–2, and Bayesian-optimization control parameters in the Bayesian Optimization section.</w:t>
+        <w:t xml:space="preserve">.</w:t>
+      </w:r>
+    </w:p>
+    <w:p>
+      <w:pPr>
+        <w:pStyle w:val="BodyText"/>
+      </w:pPr>
+      <w:r>
+        <w:t xml:space="preserve">Because the implemented algorithm combines normalization, gradient balancing and a Coxnet approximation, we assessed optimization behavior empirically rather than relying on a formal convergence guarantee. Across independent random initializations of the reported PDAC model, all 100 runs terminated on the stopping criterion and the fitted objective decreased monotonically to numerically stable solutions (Supplementary Information, Empirical optimization stability). Because objective convergence does not imply that the same programs are recovered each time, we separately assessed program-level stability. Individual restarts are dispersed, whereas independently seeded applications of the reported consensus procedure reproduce the decomposition closely (Supplementary Information, Stability of the recovered gene programs). Closed-form update equations are given in Supplementary Information, Sections 1–2, and Bayesian-optimization control parameters in the Bayesian Optimization section.</w:t>
       </w:r>
     </w:p>
     <w:bookmarkEnd w:id="43"/>
@@ -6834,7 +7529,7 @@
         </w:r>
       </w:hyperlink>
       <w:r>
-        <w:t xml:space="preserve">, which finds near-optimal configurations using far fewer objective evaluations than grid or random search over mixed integer–continuous hyperparameter spaces. The final rank</w:t>
+        <w:t xml:space="preserve">. The final rank</w:t>
       </w:r>
       <w:r>
         <w:t xml:space="preserve"> </w:t>
@@ -6848,21 +7543,7 @@
         <w:t xml:space="preserve"> </w:t>
       </w:r>
       <w:r>
-        <w:t xml:space="preserve">was chosen by the one-standard-error rule, the smallest</w:t>
-      </w:r>
-      <w:r>
-        <w:t xml:space="preserve"> </w:t>
-      </w:r>
-      <m:oMath>
-        <m:r>
-          <m:t>k</m:t>
-        </m:r>
-      </m:oMath>
-      <w:r>
-        <w:t xml:space="preserve"> </w:t>
-      </w:r>
-      <w:r>
-        <w:t xml:space="preserve">whose predicted performance lies within one standard error of the maximum. All model selection was performed entirely within the training data using cross-validation; no validation cohort data were used during any stage of tuning, and unbiased generalization was assessed only on the external validation cohorts. Each fold was trained using multiple random initializations, and fold-level performance was defined as the average C-index across initializations. For stability, we used a consensus-based initialization for the final model, aggregating multiple DeSurv runs into a gene-gene co-occurrence matrix and constructing an initialization</w:t>
+        <w:t xml:space="preserve">was chosen by a one-standard-error rule: for each rank, the Bayesian-optimization configuration with the highest observed mean cross-validated C-index was retained, the threshold was set one fold-level standard error below the overall best configuration’s mean, and the smallest rank whose retained configuration met the threshold was selected; the remaining hyperparameters were those of the overall best configuration (Supplementary Information, Bayesian Optimization). All model selection was performed entirely within the training data using cross-validation; no validation cohort data were used during any stage of tuning, and out-of-sample generalization was assessed only on the external validation cohorts. Each fold was trained using multiple random initializations, and fold-level performance was defined as the average C-index across initializations; the consensus initialization described next was used only for the final model and is not reproduced within each fold. For stability, we used a consensus-based initialization for the final model, aggregating multiple DeSurv runs into a gene-gene co-occurrence matrix and constructing an initialization</w:t>
       </w:r>
       <w:r>
         <w:t xml:space="preserve"> </w:t>
@@ -6885,7 +7566,7 @@
         <w:t xml:space="preserve"> </w:t>
       </w:r>
       <w:r>
-        <w:t xml:space="preserve">from the resulting clusters (Supplementary Information, Consensus initialization for the final model). Before projection, the gene support was restricted to the union across factors of each program’s BO-selected top genes, ranked by factor specificity, giving the truncated matrix</w:t>
+        <w:t xml:space="preserve">from the resulting clusters (Supplementary Information, Consensus initialization for the final model). Before projection, the gene support was restricted to the union across factors of each program’s BO-selected top genes, ranked by factor specificity (Supplementary Information, Section 8), giving the truncated matrix</w:t>
       </w:r>
       <w:r>
         <w:t xml:space="preserve"> </w:t>
@@ -7048,7 +7729,7 @@
         <w:t xml:space="preserve"> </w:t>
       </w:r>
       <w:r>
-        <w:t xml:space="preserve">norm before projection. The two differ only by a positive scalar and so give identical concordance, but we state both because the normalization applies to the collapsed score rather than to individual columns of</w:t>
+        <w:t xml:space="preserve">norm before projection; this normalization changes the resulting scalar risk score only by a positive multiplicative constant and therefore leaves concordance unchanged. The normalization applies to the collapsed score rather than to individual columns of</w:t>
       </w:r>
       <w:r>
         <w:t xml:space="preserve"> </w:t>
@@ -7161,7 +7842,7 @@
             <w:rStyle w:val="Hyperlink"/>
             <w:vertAlign w:val="superscript"/>
           </w:rPr>
-          <w:t xml:space="preserve">12</w:t>
+          <w:t xml:space="preserve">13</w:t>
         </w:r>
       </w:hyperlink>
       <w:r>
@@ -7226,7 +7907,7 @@
         <w:t xml:space="preserve"> </w:t>
       </w:r>
       <w:r>
-        <w:t xml:space="preserve">and a total spread across that range of about two standard errors (Supplementary Fig. [fig:fig-cindex-by-k]). The one-standard-error rule applied to joint BO over rank and supervision strength accordingly selected the parsimonious</w:t>
+        <w:t xml:space="preserve">and a total spread across that range of about two standard errors (Supplementary Fig. [fig:fig-cindex-by-k]). The one-standard-error rule applied to the rank-wise BO results accordingly selected the parsimonious</w:t>
       </w:r>
       <w:r>
         <w:t xml:space="preserve"> </w:t>
@@ -7246,10 +7927,7 @@
         </m:r>
       </m:oMath>
       <w:r>
-        <w:t xml:space="preserve"> </w:t>
-      </w:r>
-      <w:r>
-        <w:t xml:space="preserve">at</w:t>
+        <w:t xml:space="preserve">; the final model retained</w:t>
       </w:r>
       <w:r>
         <w:t xml:space="preserve"> </w:t>
@@ -7269,7 +7947,10 @@
         </m:r>
       </m:oMath>
       <w:r>
-        <w:t xml:space="preserve">. The three-program solution should therefore be read as a parsimonious choice within a flat performance region, with its biological support coming from reference-program correspondence and the GATA6 comparison rather than from a sharp statistical optimum.</w:t>
+        <w:t xml:space="preserve"> </w:t>
+      </w:r>
+      <w:r>
+        <w:t xml:space="preserve">and the other non-rank hyperparameters from the overall best configuration. Biological support for the three-program solution comes from reference-program correspondence and the GATA6 comparison rather than from a sharp statistical optimum.</w:t>
       </w:r>
     </w:p>
     <w:p>
@@ -7332,7 +8013,15 @@
         </m:sSub>
       </m:oMath>
       <w:r>
-        <w:t xml:space="preserve">, and survival associations were evaluated using Harrell’s C-index, hazard ratios and log-rank statistics. Harrell’s C-index is rank-based and assesses discrimination only, not calibration or time-dependent prediction error, so we additionally report a proper score as a sensitivity check. This is the integrated Brier score and its index of prediction accuracy relative to a Kaplan–Meier reference (Supplementary Information, Proper-scoring sensitivity of the external validation). Because the survival-supervised information lives in</w:t>
+        <w:t xml:space="preserve">, and survival associations were evaluated using Harrell’s C-index, hazard ratios and log-rank statistics. Harrell’s C-index is rank-based and assesses discrimination only, not calibration or time-dependent prediction error, so we additionally report a proper score as a sensitivity check. This is the integrated Brier score and its index of prediction accuracy relative to a Kaplan–Meier reference (Supplementary Information, Proper-scoring sensitivity of the external validation).</w:t>
+      </w:r>
+    </w:p>
+    <w:p>
+      <w:pPr>
+        <w:pStyle w:val="BodyText"/>
+      </w:pPr>
+      <w:r>
+        <w:t xml:space="preserve">Because the survival-supervised information lives in</w:t>
       </w:r>
       <w:r>
         <w:t xml:space="preserve"> </w:t>
@@ -7377,8 +8066,16 @@
         </w:r>
       </w:hyperlink>
       <w:r>
-        <w:t xml:space="preserve">, and SurvNMF fits a Cox model on the NMF latent space</w:t>
-      </w:r>
+        <w:t xml:space="preserve">, and SurvNMF jointly learns the factorization and a Cox model on the sample-side latent matrix, which its own transposed notation writes as</w:t>
+      </w:r>
+      <w:r>
+        <w:t xml:space="preserve"> </w:t>
+      </w:r>
+      <m:oMath>
+        <m:r>
+          <m:t>W</m:t>
+        </m:r>
+      </m:oMath>
       <w:hyperlink w:anchor="ref-le2025survnmf">
         <w:r>
           <w:rPr>
@@ -7389,32 +8086,7 @@
         </w:r>
       </w:hyperlink>
       <w:r>
-        <w:t xml:space="preserve">. Because the resulting risk score is a function of</w:t>
-      </w:r>
-      <w:r>
-        <w:t xml:space="preserve"> </w:t>
-      </w:r>
-      <m:oMath>
-        <m:r>
-          <m:t>H</m:t>
-        </m:r>
-      </m:oMath>
-      <w:r>
-        <w:t xml:space="preserve"> </w:t>
-      </w:r>
-      <w:r>
-        <w:t xml:space="preserve">rather than of</w:t>
-      </w:r>
-      <w:r>
-        <w:t xml:space="preserve"> </w:t>
-      </w:r>
-      <m:oMath>
-        <m:r>
-          <m:t>W</m:t>
-        </m:r>
-      </m:oMath>
-      <w:r>
-        <w:t xml:space="preserve">, scoring an external cohort under either formulation requires re-estimating that cohort’s sample loadings. Validation survival outcomes were therefore used only for downstream performance evaluation, not for model training, scoring, or hyperparameter tuning. Reported external hazard ratios and log-rank statistics therefore reflect purely out-of-sample generalization. Further training and validation details appear in Supplementary Information, Part I.</w:t>
+        <w:t xml:space="preserve">. Because the risk score under either formulation is a function of the sample loadings rather than of the gene-program basis, scoring an external cohort requires re-estimating those loadings; SurvNMF obtains them for held-out samples by a constrained least-squares fit (Supplementary Table [tab:architecture]). Validation survival outcomes were therefore used only for downstream performance evaluation, so reported external hazard ratios and log-rank statistics reflect purely out-of-sample generalization. Further training and validation details appear in Supplementary Information, Part I.</w:t>
       </w:r>
     </w:p>
     <w:p>
@@ -7422,7 +8094,29 @@
         <w:pStyle w:val="BodyText"/>
       </w:pPr>
       <w:r>
-        <w:t xml:space="preserve">To characterize the biological identity of the learned factors, we quantified how strongly each factor’s gene loadings aligned with independently defined PDAC tumor and microenvironmental gene programs. For each factor, we correlated its gene loadings with binary membership indicators for each reference program (Spearman correlation over the top 50 genes per factor), assessing significance with Benjamini–Hochberg control of the false discovery rate within each factor. The same analysis was applied to DeSurv and to standard NMF fit at the same rank. Reference programs whose Spearman correlation exceeded 0.2 with at least one factor of either method are shown, as the same row set in both panels of the main figure (full details in Supplementary Information). The matched-rank comparator shown in the figure is Lee multiplicative NMF (</w:t>
+        <w:t xml:space="preserve">To characterize the biological identity of the learned factors, we quantified how strongly each factor’s gene loadings aligned with independently defined PDAC tumor and microenvironmental gene programs. For each factor, we correlated its gene loadings with binary membership indicators for each reference program (Spearman correlation computed over the union of the top 50 genes of all factors of that method, intersected with the reference-program gene universe; this differs from the factor-to-factor loading correlations, which use all analysed genes), annotating Benjamini–Hochberg-adjusted</w:t>
+      </w:r>
+      <w:r>
+        <w:t xml:space="preserve"> </w:t>
+      </w:r>
+      <m:oMath>
+        <m:r>
+          <m:t>P</m:t>
+        </m:r>
+      </m:oMath>
+      <w:r>
+        <w:t xml:space="preserve"> </w:t>
+      </w:r>
+      <w:r>
+        <w:t xml:space="preserve">values within each factor as descriptive marks, because the gene universe is itself selected by loading. The same analysis was applied to DeSurv and to standard NMF fit at the same rank. For display, reference programs whose Spearman correlation exceeded 0.2 with at least one factor of either method are shown, as the same row set in both panels of the main figure; the same threshold defines correspondence in the coverage analysis (Supplementary Information, Reference-program coverage, edges and multiplicity).</w:t>
+      </w:r>
+    </w:p>
+    <w:p>
+      <w:pPr>
+        <w:pStyle w:val="BodyText"/>
+      </w:pPr>
+      <w:r>
+        <w:t xml:space="preserve">The matched-rank comparator shown in the figure is Lee multiplicative NMF (</w:t>
       </w:r>
       <w:r>
         <w:rPr>
@@ -7456,7 +8150,7 @@
         </m:r>
       </m:oMath>
       <w:r>
-        <w:t xml:space="preserve">, using the same optimizer, search budget, gene filter and cross-validation folds. The selected model was then fit by the same 100-restart consensus procedure. Any remaining difference in factor structure is therefore attributable to supervision rather than to tuning effort. A further sensitivity analysis instead held DeSurv’s own</w:t>
+        <w:t xml:space="preserve">, using the same optimizer, search budget, gene filter and cross-validation folds. The selected model was then fit by the same 100-restart consensus procedure. This control isolates the contribution of survival supervision while holding rank, optimization procedure, tuning budget, gene filtering and cross-validation folds fixed. A further sensitivity analysis instead held DeSurv’s own</w:t>
       </w:r>
       <w:r>
         <w:t xml:space="preserve"> </w:t>
@@ -7474,7 +8168,7 @@
       </w:r>
       <m:oMath>
         <m:r>
-          <m:t>ν</m:t>
+          <m:t>ξ</m:t>
         </m:r>
       </m:oMath>
       <w:r>
@@ -7527,7 +8221,7 @@
         <w:pStyle w:val="BodyText"/>
       </w:pPr>
       <w:r>
-        <w:t xml:space="preserve">To corroborate D1 program identity with an independent assay, we evaluated the association between projected D1 scores and GATA6 RNA in situ hybridization measurements in the COMPASS cohort among the 33 tumors with both measurements, using Spearman correlation. Because</w:t>
+        <w:t xml:space="preserve">To corroborate the classical component of D1 with an independent assay, we evaluated the association between projected D1 scores and GATA6 RNA in situ hybridization measurements in the COMPASS cohort among the 33 tumors with both measurements, using Spearman correlation. Because</w:t>
       </w:r>
       <w:r>
         <w:t xml:space="preserve"> </w:t>
@@ -7634,7 +8328,15 @@
         </m:sSub>
       </m:oMath>
       <w:r>
-        <w:t xml:space="preserve">) using the same 1,970-gene training universe as DeSurv. Each method performed feature selection and tuning using the training data only, after which the fitted model was frozen and applied to rank-transformed validation cohorts without refitting. The two comparators select features by different mechanisms, and neither matches DeSurv’s. The penalized Cox comparator uses a pure lasso penalty (\texttt{glmnet} with</w:t>
+        <w:t xml:space="preserve">) using the same 1,970-gene training universe as DeSurv. Each method performed feature selection and tuning using the training data only, after which the fitted model was frozen and applied to rank-transformed validation cohorts without refitting.</w:t>
+      </w:r>
+    </w:p>
+    <w:p>
+      <w:pPr>
+        <w:pStyle w:val="BodyText"/>
+      </w:pPr>
+      <w:r>
+        <w:t xml:space="preserve">The two comparators select features by different mechanisms, and neither matches DeSurv’s. The penalized Cox comparator uses a pure lasso penalty (\texttt{glmnet} with</w:t>
       </w:r>
       <w:r>
         <w:t xml:space="preserve"> </w:t>
@@ -7671,7 +8373,15 @@
         </m:r>
       </m:oMath>
       <w:r>
-        <w:t xml:space="preserve">) sits close to ridge. Both comparators are therefore far sparser in the genes they retain than DeSurv’s 810-gene support, and both received a smaller tuning budget: a single internal cross-validation each, against DeSurv’s Bayesian-optimization search and consensus initialization. Their comparable external discrimination should be read against that asymmetry. No matched-budget control was run for these supervised comparators, as it was for the unsupervised arm; the comparison with them is therefore about what each representation resolves, not about tuned predictive performance. Correspondence between each supervised risk score and the DeSurv programs D1–D3 was quantified in the training cohort using absolute Spearman correlation. Additional analyses of selected-gene enrichment and compartment attribution are described in the Supplementary Information.</w:t>
+        <w:t xml:space="preserve">) sits close to ridge. Both comparators retain far fewer genes than DeSurv’s 810-gene support (across resampling seeds, sparse Cox selected a median of 14 genes, range 9–33, and supervised principal components 39, range 5–222), and both were tuned by their standard method-specific cross-validation rather than a budget matched to DeSurv; the comparison therefore characterizes the representations each approach recovers rather than benchmarking tuned predictive performance.</w:t>
+      </w:r>
+    </w:p>
+    <w:p>
+      <w:pPr>
+        <w:pStyle w:val="BodyText"/>
+      </w:pPr>
+      <w:r>
+        <w:t xml:space="preserve">No matched-budget control was run for these supervised comparators, as it was for the unsupervised arm, so the comparison with them concerns what each representation resolves, not tuned predictive performance. Correspondence between each supervised risk score and the DeSurv programs D1–D3 was quantified in the training cohort using absolute Spearman correlation. Additional analyses of selected-gene enrichment and compartment attribution are described in the Supplementary Information.</w:t>
       </w:r>
     </w:p>
     <w:bookmarkEnd w:id="45"/>
@@ -8035,7 +8745,7 @@
         <w:t xml:space="preserve"> </w:t>
       </w:r>
       <w:r>
-        <w:t xml:space="preserve">factors, with 150 marker genes per factor and 500 shared background genes. Cox regression coefficients were</w:t>
+        <w:t xml:space="preserve">factors, with 150 marker genes per factor and 500 shared background genes. The three factors are exchangeable in this design: the prognostic factor is not generated with lower variance than the other two. The variance-dominant, outcome-neutral signal is the shared background block, which loads on every factor, so the factor-specific marker genes that carry survival contribute less of the total expression variation than that block. Cox regression coefficients were</w:t>
       </w:r>
       <w:r>
         <w:t xml:space="preserve"> </w:t>
@@ -8192,28 +8902,16 @@
         <w:pStyle w:val="BodyText"/>
       </w:pPr>
       <w:r>
-        <w:t xml:space="preserve">Survival times were generated from an exponential distribution in which risk depended on marker gene expression through</w:t>
-      </w:r>
-      <w:r>
-        <w:t xml:space="preserve"> </w:t>
-      </w:r>
-      <m:oMath>
-        <m:sSup>
-          <m:e>
-            <m:r>
-              <m:t>X</m:t>
-            </m:r>
-          </m:e>
-          <m:sup>
-            <m:r>
-              <m:t>T</m:t>
-            </m:r>
-          </m:sup>
-        </m:sSup>
+        <w:t xml:space="preserve">Survival times were generated from an exponential distribution. True factor scores</w:t>
+      </w:r>
+      <w:r>
+        <w:t xml:space="preserve"> </w:t>
+      </w:r>
+      <m:oMath>
         <m:sSub>
           <m:e>
             <m:r>
-              <m:t>W</m:t>
+              <m:t>Z</m:t>
             </m:r>
           </m:e>
           <m:sub>
@@ -8226,14 +8924,27 @@
             </m:r>
           </m:sub>
         </m:sSub>
-      </m:oMath>
-      <w:r>
-        <w:t xml:space="preserve">, where</w:t>
-      </w:r>
-      <w:r>
-        <w:t xml:space="preserve"> </w:t>
-      </w:r>
-      <m:oMath>
+        <m:r>
+          <m:rPr>
+            <m:sty m:val="p"/>
+          </m:rPr>
+          <m:t>=</m:t>
+        </m:r>
+        <m:sSup>
+          <m:e>
+            <m:r>
+              <m:t>X</m:t>
+            </m:r>
+          </m:e>
+          <m:sup>
+            <m:r>
+              <m:rPr>
+                <m:sty m:val="p"/>
+              </m:rPr>
+              <m:t>⊤</m:t>
+            </m:r>
+          </m:sup>
+        </m:sSup>
         <m:sSub>
           <m:e>
             <m:r>
@@ -8252,16 +8963,16 @@
         </m:sSub>
       </m:oMath>
       <w:r>
-        <w:t xml:space="preserve"> </w:t>
-      </w:r>
-      <w:r>
-        <w:t xml:space="preserve">retained marker gene loadings for their corresponding factors and was zero otherwise; censoring times were generated independently from an exponential distribution. Each dataset was analyzed using DeSurv and standard NMF followed by Cox regression on inferred factors, both tuned using cross-validated concordance index via Bayesian optimization. Performance was summarized across repeated simulation replicates using test-set concordance and gene-program recovery. Gene-program recovery was quantified separately for each survival-driving factor. We first matched each true program to the learned factor whose top-ranked genes had the highest precision against it. Recovery was then the proportion of that learned factor’s top-</w:t>
+        <w:t xml:space="preserve">, where</w:t>
+      </w:r>
+      <w:r>
+        <w:t xml:space="preserve"> </w:t>
       </w:r>
       <m:oMath>
         <m:sSub>
           <m:e>
             <m:r>
-              <m:t>n</m:t>
+              <m:t>W</m:t>
             </m:r>
           </m:e>
           <m:sub>
@@ -8270,7 +8981,7 @@
                 <m:nor/>
                 <m:sty m:val="p"/>
               </m:rPr>
-              <m:t>top</m:t>
+              <m:t>true</m:t>
             </m:r>
           </m:sub>
         </m:sSub>
@@ -8279,16 +8990,25 @@
         <w:t xml:space="preserve"> </w:t>
       </w:r>
       <w:r>
-        <w:t xml:space="preserve">genes belonging to the ground-truth prognostic gene set, with genes ranked by factor-specificity score and</w:t>
-      </w:r>
-      <w:r>
-        <w:t xml:space="preserve"> </w:t>
-      </w:r>
-      <m:oMath>
+        <w:t xml:space="preserve">retained marker gene loadings for their corresponding factors and was zero otherwise, were standardized column-wise; the linear predictor was</w:t>
+      </w:r>
+      <w:r>
+        <w:t xml:space="preserve"> </w:t>
+      </w:r>
+      <m:oMath>
+        <m:r>
+          <m:t>η</m:t>
+        </m:r>
+        <m:r>
+          <m:rPr>
+            <m:sty m:val="p"/>
+          </m:rPr>
+          <m:t>=</m:t>
+        </m:r>
         <m:sSub>
           <m:e>
             <m:r>
-              <m:t>n</m:t>
+              <m:t>Z</m:t>
             </m:r>
           </m:e>
           <m:sub>
@@ -8297,26 +9017,36 @@
                 <m:nor/>
                 <m:sty m:val="p"/>
               </m:rPr>
-              <m:t>top</m:t>
+              <m:t>true</m:t>
             </m:r>
           </m:sub>
         </m:sSub>
-      </m:oMath>
-      <w:r>
-        <w:t xml:space="preserve"> </w:t>
-      </w:r>
-      <w:r>
-        <w:t xml:space="preserve">set to the Bayesian-optimization-selected signature size. We report the average across survival-driving factors. In the primary scenario the target comprised the 150 factor-specific marker genes driving survival (</w:t>
-      </w:r>
-      <m:oMath>
         <m:r>
           <m:t>β</m:t>
         </m:r>
-        <m:r>
-          <m:rPr>
-            <m:sty m:val="p"/>
-          </m:rPr>
-          <m:t>=</m:t>
+      </m:oMath>
+      <w:r>
+        <w:t xml:space="preserve">; event times were drawn as</w:t>
+      </w:r>
+      <w:r>
+        <w:t xml:space="preserve"> </w:t>
+      </w:r>
+      <m:oMath>
+        <m:r>
+          <m:t>T</m:t>
+        </m:r>
+        <m:r>
+          <m:rPr>
+            <m:sty m:val="p"/>
+          </m:rPr>
+          <m:t>∼</m:t>
+        </m:r>
+        <m:r>
+          <m:rPr>
+            <m:nor/>
+            <m:sty m:val="p"/>
+          </m:rPr>
+          <m:t>Exponential</m:t>
         </m:r>
         <m:d>
           <m:dPr>
@@ -8326,6 +9056,241 @@
             <m:grow/>
           </m:dPr>
           <m:e>
+            <m:sSub>
+              <m:e>
+                <m:r>
+                  <m:t>λ</m:t>
+                </m:r>
+              </m:e>
+              <m:sub>
+                <m:r>
+                  <m:t>0</m:t>
+                </m:r>
+              </m:sub>
+            </m:sSub>
+            <m:sSup>
+              <m:e>
+                <m:r>
+                  <m:t>e</m:t>
+                </m:r>
+              </m:e>
+              <m:sup>
+                <m:r>
+                  <m:t>η</m:t>
+                </m:r>
+              </m:sup>
+            </m:sSup>
+          </m:e>
+        </m:d>
+      </m:oMath>
+      <w:r>
+        <w:t xml:space="preserve"> </w:t>
+      </w:r>
+      <w:r>
+        <w:t xml:space="preserve">with</w:t>
+      </w:r>
+      <w:r>
+        <w:t xml:space="preserve"> </w:t>
+      </w:r>
+      <m:oMath>
+        <m:sSub>
+          <m:e>
+            <m:r>
+              <m:t>λ</m:t>
+            </m:r>
+          </m:e>
+          <m:sub>
+            <m:r>
+              <m:t>0</m:t>
+            </m:r>
+          </m:sub>
+        </m:sSub>
+        <m:r>
+          <m:rPr>
+            <m:sty m:val="p"/>
+          </m:rPr>
+          <m:t>=</m:t>
+        </m:r>
+        <m:r>
+          <m:t>0.05</m:t>
+        </m:r>
+      </m:oMath>
+      <w:r>
+        <w:t xml:space="preserve">, and censoring times independently as</w:t>
+      </w:r>
+      <w:r>
+        <w:t xml:space="preserve"> </w:t>
+      </w:r>
+      <m:oMath>
+        <m:r>
+          <m:rPr>
+            <m:nor/>
+            <m:sty m:val="p"/>
+          </m:rPr>
+          <m:t>Exponential</m:t>
+        </m:r>
+        <m:d>
+          <m:dPr>
+            <m:begChr m:val="("/>
+            <m:endChr m:val=")"/>
+            <m:sepChr m:val=""/>
+            <m:grow/>
+          </m:dPr>
+          <m:e>
+            <m:r>
+              <m:t>0.02</m:t>
+            </m:r>
+          </m:e>
+        </m:d>
+      </m:oMath>
+      <w:r>
+        <w:t xml:space="preserve">. Each scenario comprised 100 replicates, each with a held-out test split. Each dataset was analyzed using DeSurv and unsupervised NMF (</w:t>
+      </w:r>
+      <m:oMath>
+        <m:r>
+          <m:t>α</m:t>
+        </m:r>
+        <m:r>
+          <m:rPr>
+            <m:sty m:val="p"/>
+          </m:rPr>
+          <m:t>=</m:t>
+        </m:r>
+        <m:r>
+          <m:t>0</m:t>
+        </m:r>
+      </m:oMath>
+      <w:r>
+        <w:t xml:space="preserve">, the unsupervised limit of the same pipeline) followed by Cox regression on inferred factors, both tuned using cross-validated concordance index via Bayesian optimization. Performance was summarized across repeated simulation replicates using test-set concordance and matched-factor precision of prognostic-gene recovery.</w:t>
+      </w:r>
+    </w:p>
+    <w:p>
+      <w:pPr>
+        <w:pStyle w:val="BodyText"/>
+      </w:pPr>
+      <w:r>
+        <w:t xml:space="preserve">Matched-factor precision was quantified separately for each survival-driving factor. We first matched each true program to the learned factor whose top-ranked genes had the highest precision against it. Precision was then the proportion of that learned factor’s top-</w:t>
+      </w:r>
+      <m:oMath>
+        <m:sSub>
+          <m:e>
+            <m:r>
+              <m:t>n</m:t>
+            </m:r>
+          </m:e>
+          <m:sub>
+            <m:r>
+              <m:rPr>
+                <m:nor/>
+                <m:sty m:val="p"/>
+              </m:rPr>
+              <m:t>top</m:t>
+            </m:r>
+          </m:sub>
+        </m:sSub>
+      </m:oMath>
+      <w:r>
+        <w:t xml:space="preserve"> </w:t>
+      </w:r>
+      <w:r>
+        <w:t xml:space="preserve">genes belonging to the ground-truth prognostic gene set, with genes ranked by factor-specificity score and</w:t>
+      </w:r>
+      <w:r>
+        <w:t xml:space="preserve"> </w:t>
+      </w:r>
+      <m:oMath>
+        <m:sSub>
+          <m:e>
+            <m:r>
+              <m:t>n</m:t>
+            </m:r>
+          </m:e>
+          <m:sub>
+            <m:r>
+              <m:rPr>
+                <m:nor/>
+                <m:sty m:val="p"/>
+              </m:rPr>
+              <m:t>top</m:t>
+            </m:r>
+          </m:sub>
+        </m:sSub>
+      </m:oMath>
+      <w:r>
+        <w:t xml:space="preserve"> </w:t>
+      </w:r>
+      <w:r>
+        <w:t xml:space="preserve">set to the Bayesian-optimization-selected signature size. We report the average across survival-driving factors. We also report global marker recall, the fraction of the true survival-gene set recovered anywhere in the union of all learned factors’ top-</w:t>
+      </w:r>
+      <m:oMath>
+        <m:sSub>
+          <m:e>
+            <m:r>
+              <m:t>n</m:t>
+            </m:r>
+          </m:e>
+          <m:sub>
+            <m:r>
+              <m:rPr>
+                <m:nor/>
+                <m:sty m:val="p"/>
+              </m:rPr>
+              <m:t>top</m:t>
+            </m:r>
+          </m:sub>
+        </m:sSub>
+      </m:oMath>
+      <w:r>
+        <w:t xml:space="preserve"> </w:t>
+      </w:r>
+      <w:r>
+        <w:t xml:space="preserve">gene sets; it is insensitive to factor matching, although, like precision, it depends on each method’s selected</w:t>
+      </w:r>
+      <w:r>
+        <w:t xml:space="preserve"> </w:t>
+      </w:r>
+      <m:oMath>
+        <m:sSub>
+          <m:e>
+            <m:r>
+              <m:t>n</m:t>
+            </m:r>
+          </m:e>
+          <m:sub>
+            <m:r>
+              <m:rPr>
+                <m:nor/>
+                <m:sty m:val="p"/>
+              </m:rPr>
+              <m:t>top</m:t>
+            </m:r>
+          </m:sub>
+        </m:sSub>
+      </m:oMath>
+      <w:r>
+        <w:t xml:space="preserve"> </w:t>
+      </w:r>
+      <w:r>
+        <w:t xml:space="preserve">(Supplementary Information). In the primary scenario the target comprised the 150 factor-specific marker genes driving survival (</w:t>
+      </w:r>
+      <m:oMath>
+        <m:r>
+          <m:t>β</m:t>
+        </m:r>
+        <m:r>
+          <m:rPr>
+            <m:sty m:val="p"/>
+          </m:rPr>
+          <m:t>=</m:t>
+        </m:r>
+        <m:d>
+          <m:dPr>
+            <m:begChr m:val="("/>
+            <m:endChr m:val=")"/>
+            <m:sepChr m:val=""/>
+            <m:grow/>
+          </m:dPr>
+          <m:e>
             <m:r>
               <m:t>2</m:t>
             </m:r>
@@ -8351,7 +9316,15 @@
         </m:d>
       </m:oMath>
       <w:r>
-        <w:t xml:space="preserve">); in the mixed scenario, marker-only and full survival-gene definitions of the target were evaluated separately. We considered three simulation scenarios: a prognostic scenario in which prognostic programs explain low variance relative to outcome-neutral signals, a null scenario with no survival signal, and a mixed scenario where prognostic and variance-dominant programs partially overlap.</w:t>
+        <w:t xml:space="preserve">); in the mixed scenario, marker-only and full survival-gene definitions of the target were evaluated separately.</w:t>
+      </w:r>
+    </w:p>
+    <w:p>
+      <w:pPr>
+        <w:pStyle w:val="BodyText"/>
+      </w:pPr>
+      <w:r>
+        <w:t xml:space="preserve">We considered three simulation scenarios: a prognostic scenario in which the factor-specific survival signal contributes little transcriptomic variation relative to the shared outcome-neutral background, a null scenario with no survival signal, and a mixed scenario where prognostic and variance-dominant signals partially overlap.</w:t>
       </w:r>
     </w:p>
     <w:bookmarkEnd w:id="46"/>
@@ -8369,7 +9342,7 @@
         <w:pStyle w:val="FirstParagraph"/>
       </w:pPr>
       <w:r>
-        <w:t xml:space="preserve">We analyzed publicly available and controlled-access RNA sequencing (RNA-seq) and microarray cohorts of PDAC with corresponding overall survival outcomes. Eligible samples were primary PDAC tumors with a measured bulk expression profile and valid overall-survival annotation, subject to cohort-specific quality-control and exclusion criteria detailed in Supplementary Information, Section 6; accrual and follow-up periods are as defined in each cohort’s original publication. Gene expression matrices were analyzed on a log scale: RNA-seq cohorts as log\textsubscript{2}(TPM + 1); microarray cohorts in platform-normalized log-scale intensities. For each training cohort separately, genes were ranked by mean expression and by variance independently, and the top 3,000 genes with the lowest sum of these two ranks were retained, selecting genes that are both highly expressed and highly variable. The intersection across training cohorts yielded 1,970 genes used for all analyses. Validation datasets were restricted to this same gene set. Survival times and censoring indicators were taken from the associated clinical annotations. No missing-data imputation was performed: all analyses used complete cases, and analyses adjusted for the PurIST and DeCAF classifiers were restricted to samples with available classifier calls. Of the seven PDAC expression datasets we considered, two were used for training (TCGA and CPTAC) and five for external validation (Dijk, Moffitt, PACA-AU array, PACA-AU RNA-seq, and Puleo); because the two PACA-AU platforms profile one patient cohort, these five validation datasets span four independent patient cohorts. To harmonize differences in scale across cohorts, filtered gene expression data were within-sample rank transformed before model training (ranks are inherently nonnegative, preserving NMF compatibility). Ranking removes platform- and library-size differences in expression scale that would otherwise dominate cross-cohort projection. More details about the datasets can be found in Supplementary Information, Section 6.</w:t>
+        <w:t xml:space="preserve">We analyzed publicly available and controlled-access RNA sequencing (RNA-seq) and microarray cohorts of PDAC with corresponding overall survival outcomes. Eligible samples were primary PDAC tumors with a measured bulk expression profile and valid overall-survival annotation, subject to cohort-specific quality-control and exclusion criteria detailed in Supplementary Information, Section 6; accrual and follow-up periods are as defined in each cohort’s original publication. Gene expression matrices were analyzed on a log scale: RNA-seq cohorts as log\textsubscript{2}(TPM + 1); microarray cohorts in platform-normalized log-scale intensities. Within each training cohort, genes were ranked separately by mean expression and variance, and the 3,000 genes with the smallest sum of the mean-expression and variance ranks were retained, selecting genes that are both highly expressed and highly variable. The intersection across training cohorts yielded 1,970 genes used for all analyses. Validation datasets were restricted to this same gene set. Survival times and censoring indicators were taken from the associated clinical annotations. No missing-data imputation was performed: all analyses used complete cases, and analyses adjusted for the PurIST and DeCAF classifiers were restricted to samples with available classifier calls. Of the seven PDAC expression datasets we considered, two were used for training (TCGA and CPTAC) and five for external validation (Dijk, Moffitt, PACA-AU array, PACA-AU RNA-seq, and Puleo); because the two PACA-AU platforms profile one patient cohort, these five validation datasets span four independent patient cohorts. To harmonize differences in scale across cohorts, filtered gene expression data were within-sample rank transformed before model training (ranks are inherently nonnegative, preserving NMF compatibility). Within-sample ranking reduces platform- and library-size differences in expression scale that would otherwise dominate cross-cohort projection. More details about the datasets can be found in Supplementary Information, Section 6.</w:t>
       </w:r>
     </w:p>
     <w:p>
@@ -8417,7 +9390,7 @@
         </m:r>
       </m:oMath>
       <w:r>
-        <w:t xml:space="preserve">), 48 were excluded for missing survival time, missing event indicator, missing tumor grade, or quality-control failure, yielding 273 analytic training samples (TCGA-PAAD 144, CPTAC-3 129; 139 events). Of 979 pooled validation-cohort samples, 363 were excluded for non-PDAC histology, non-tumor tissue, or missing survival annotation, yielding 616 analytic validation profiles across five platform datasets: Dijk (</w:t>
+        <w:t xml:space="preserve">), 48 were excluded for missing survival time, missing event indicator, missing tumor grade (a data-loading filter applied to the analytic training cohort; grade is not used by the model), or quality-control failure, yielding 273 analytic training samples (TCGA-PAAD 144, CPTAC-3 129; 139 events). Of 979 pooled validation-cohort samples, 363 were excluded for non-PDAC histology, non-tumor tissue, or missing survival annotation, yielding 616 analytic validation profiles across five platform datasets: Dijk (</w:t>
       </w:r>
       <m:oMath>
         <m:r>
@@ -8502,7 +9475,15 @@
         </m:r>
       </m:oMath>
       <w:r>
-        <w:t xml:space="preserve">, 181). PACA-AU included partially overlapping array and RNA-seq datasets (46 shared patients). Platform-specific analyses retained each dataset separately; for analyses combining validation datasets, duplicate patient accessions were represented once, preferentially retaining the RNA-seq profile and excluding the corresponding array profile, consistent with the preprocessing rule used in the previously published DeCAF analysis</w:t>
+        <w:t xml:space="preserve">, 181).</w:t>
+      </w:r>
+    </w:p>
+    <w:p>
+      <w:pPr>
+        <w:pStyle w:val="BodyText"/>
+      </w:pPr>
+      <w:r>
+        <w:t xml:space="preserve">PACA-AU included partially overlapping array and RNA-seq datasets (46 shared patients). Platform-specific analyses retained each dataset separately; for analyses combining validation datasets, duplicate patient accessions were represented once, preferentially retaining the RNA-seq profile and excluding the corresponding array profile, consistent with the preprocessing rule used in the previously published DeCAF analysis</w:t>
       </w:r>
       <w:hyperlink w:anchor="ref-peng2024determination">
         <w:r>
@@ -8518,12 +9499,50 @@
       </w:r>
     </w:p>
     <w:bookmarkEnd w:id="47"/>
-    <w:bookmarkStart w:id="48" w:name="use-of-large-language-models"/>
+    <w:bookmarkStart w:id="48" w:name="treated-cohort-analyses"/>
     <w:p>
       <w:pPr>
         <w:pStyle w:val="Heading2"/>
       </w:pPr>
       <w:r>
+        <w:t xml:space="preserve">Treated-cohort analyses</w:t>
+      </w:r>
+    </w:p>
+    <w:p>
+      <w:pPr>
+        <w:pStyle w:val="FirstParagraph"/>
+      </w:pPr>
+      <w:r>
+        <w:t xml:space="preserve">Two independently treated PDAC cohorts were used only for projection of the frozen programs (Supplementary Information, Translational transportability). In the O’Kane/COMPASS cohort of treated metastatic PDAC (</w:t>
+      </w:r>
+      <m:oMath>
+        <m:r>
+          <m:t>n</m:t>
+        </m:r>
+        <m:r>
+          <m:rPr>
+            <m:sty m:val="p"/>
+          </m:rPr>
+          <m:t>=</m:t>
+        </m:r>
+        <m:r>
+          <m:t>173</m:t>
+        </m:r>
+      </m:oMath>
+      <w:r>
+        <w:t xml:space="preserve"> </w:t>
+      </w:r>
+      <w:r>
+        <w:t xml:space="preserve">patients, 123 deaths; laser-capture microdissected, epithelial-enriched expression), the projected D1 score was reported both as arm-specific estimates and as a common slope from a Cox model stratified by treatment arm, which allows arm-specific baseline hazards, with a treatment-by-D1 interaction test reported descriptively; no estimate is pooled across cohorts. In the Linehan cohort of borderline-resectable or locally advanced disease, 29 patients with paired pre- and post-treatment biopsies were compared on the projected D2 score by a paired Wilcoxon signed-rank test; this analysis concerns program level, not survival. Both analyses were exploratory and not preregistered.</w:t>
+      </w:r>
+    </w:p>
+    <w:bookmarkEnd w:id="48"/>
+    <w:bookmarkStart w:id="49" w:name="use-of-large-language-models"/>
+    <w:p>
+      <w:pPr>
+        <w:pStyle w:val="Heading2"/>
+      </w:pPr>
+      <w:r>
         <w:t xml:space="preserve">Use of large language models</w:t>
       </w:r>
     </w:p>
@@ -8532,12 +9551,12 @@
         <w:pStyle w:val="FirstParagraph"/>
       </w:pPr>
       <w:r>
-        <w:t xml:space="preserve">During preparation of this manuscript, the authors used a large language model (Claude; Anthropic) to assist with language editing and with code for generating and formatting the display items. All such output was directed, reviewed, and verified by the authors, who take full responsibility for the work. The model was not used to design the study, develop the DeSurv methodology, or interpret the findings, and it does not meet the criteria for authorship.</w:t>
-      </w:r>
-    </w:p>
-    <w:bookmarkEnd w:id="48"/>
+        <w:t xml:space="preserve">During preparation of this manuscript, the authors used large language models (Claude, Anthropic; ChatGPT, OpenAI) for language editing, for assistance with code used to generate and format the display items, for verification of the written algorithm description against the released code, and for critical review of the manuscript’s presentation and evidentiary framing. All model output was directed, reviewed, and verified by the authors, who take full responsibility for the work. The models were not used to design the study or to develop the DeSurv methodology, and they do not meet the criteria for authorship.</w:t>
+      </w:r>
+    </w:p>
     <w:bookmarkEnd w:id="49"/>
-    <w:bookmarkStart w:id="50" w:name="data-availability"/>
+    <w:bookmarkEnd w:id="50"/>
+    <w:bookmarkStart w:id="51" w:name="data-availability"/>
     <w:p>
       <w:pPr>
         <w:pStyle w:val="Heading1"/>
@@ -8652,8 +9671,8 @@
         <w:t xml:space="preserve">CCR2-inhibitor series, used for the paired pre- and post-treatment comparison (Fig. [fig:treated]b), and the O’Kane/COMPASS treated metastatic PDAC cohort used both for the D1 prognostic-transportability survival analysis (Fig. [fig:treated]a) and, in the subset of 33 tumors with matched staining, for the GATA6 RNA in situ hybridization comparison (main-text Fig. [fig:pdac]e), are restricted-access clinical-trial datasets that are not publicly deposited; raw data are available from the respective study investigators under a data-use agreement, subject to the governing trial consents and institutional approvals. To preserve reproducibility without redistributing restricted data, the derived per-cohort summary statistics reported in the main text and Supplementary Information are provided in the reproducibility repository (file \texttt{results/treated_cohort_stats.rds}), so that every treated-cohort value can be inspected and verified. Code used to generate the COMPASS D1–GATA6 comparison (main-text Fig. [fig:pdac]e) is also provided in the reproducibility repository; reproduction of the patient-level analysis requires authorized access to the COMPASS data.</w:t>
       </w:r>
     </w:p>
-    <w:bookmarkEnd w:id="50"/>
-    <w:bookmarkStart w:id="51" w:name="code-availability"/>
+    <w:bookmarkEnd w:id="51"/>
+    <w:bookmarkStart w:id="52" w:name="code-availability"/>
     <w:p>
       <w:pPr>
         <w:pStyle w:val="Heading1"/>
@@ -8694,8 +9713,8 @@
         <w:t xml:space="preserve">, \texttt{survival}, \texttt{ggplot2}, and \texttt{cowplot}; Bayesian optimization for hyperparameter selection was implemented within DeSurv. The DeSurv R package is available at \url{https://github.com/rashidlab/DeSurv} (archived at Zenodo, DOI \texttt{10.5281/zenodo.20150929}). Reproducibility code, processed data, and the exact session-info file are available at \url{https://github.com/rashidlab/DeSurv-paper} (archived at Zenodo, DOI \texttt{10.5281/zenodo.20150946}); this includes \texttt{code/11_treated_cohort_analysis.R}, which generates the treated-cohort summary statistics above.</w:t>
       </w:r>
     </w:p>
-    <w:bookmarkEnd w:id="51"/>
-    <w:bookmarkStart w:id="52" w:name="acknowledgements"/>
+    <w:bookmarkEnd w:id="52"/>
+    <w:bookmarkStart w:id="53" w:name="acknowledgements"/>
     <w:p>
       <w:pPr>
         <w:pStyle w:val="Heading1"/>
@@ -8720,8 +9739,8 @@
         <w:t xml:space="preserve">\textbf{Inclusion and Diversity.} The patient cohorts analyzed in this study were curated by the original investigators or consortia (TCGA, CPTAC, ICGC, and the original Moffitt, Dijk, and Puleo studies) and our access was limited to the de-identified expression and survival data they provide. Sex was recorded in every cohort and was included as a covariate in the clinical-adjustment analyses (Supplementary Table [tab:clinical-adjustment]), where the prognostic association of the DeSurv linear predictor was unchanged. We did not conduct sex-stratified analyses, because the study was not powered for subgroup comparisons within individual cohorts, and we did not stratify by race or ethnicity because those annotations were not consistently available across cohorts. Whether the prognostic relevance of these gene programs differs by sex, race, or ethnicity remains an important question for adequately powered, more comprehensively annotated cohorts.</w:t>
       </w:r>
     </w:p>
-    <w:bookmarkEnd w:id="52"/>
-    <w:bookmarkStart w:id="53" w:name="author-contributions"/>
+    <w:bookmarkEnd w:id="53"/>
+    <w:bookmarkStart w:id="54" w:name="author-contributions"/>
     <w:p>
       <w:pPr>
         <w:pStyle w:val="Heading1"/>
@@ -8738,8 +9757,8 @@
         <w:t xml:space="preserve">Conceptualization: A.M.Y., N.U.R. Methodology: A.M.Y., A.Y., D.L., N.U.R. Software: A.M.Y. Formal analysis: A.M.Y. Investigation: A.M.Y. Data curation: A.M.Y., X.L.P. Visualization: A.M.Y. Writing – original draft: A.M.Y., N.U.R. Writing – review and editing: A.M.Y., A.Y., X.L.P., J.J.Y., D.L., N.U.R. Resources (PDAC domain expertise and biological interpretation): X.L.P., J.J.Y. Supervision: N.U.R. Funding acquisition: A.M.Y., N.U.R. All authors reviewed and approved the final manuscript.</w:t>
       </w:r>
     </w:p>
-    <w:bookmarkEnd w:id="53"/>
-    <w:bookmarkStart w:id="54" w:name="competing-interests"/>
+    <w:bookmarkEnd w:id="54"/>
+    <w:bookmarkStart w:id="55" w:name="competing-interests"/>
     <w:p>
       <w:pPr>
         <w:pStyle w:val="Heading1"/>
@@ -8756,8 +9775,8 @@
         <w:t xml:space="preserve">N.U.R. and J.J.Y. are named as inventors on US patents US20220127676A1 and US20250066856A1, which relate to pancreatic cancer subtype classification. The PurIST and DeCAF classifiers were used only as published, independently derived comparators: their subtype calls were obtained with the released classifiers and included as fixed covariate annotations, and the adjustment analyses using these calls are objective and reproducible from the deposited code. They are not components of DeSurv. The other authors declare no competing interests.</w:t>
       </w:r>
     </w:p>
-    <w:bookmarkEnd w:id="54"/>
-    <w:bookmarkStart w:id="147" w:name="references"/>
+    <w:bookmarkEnd w:id="55"/>
+    <w:bookmarkStart w:id="148" w:name="references"/>
     <w:p>
       <w:pPr>
         <w:pStyle w:val="Heading1"/>
@@ -8766,8 +9785,8 @@
         <w:t xml:space="preserve">References</w:t>
       </w:r>
     </w:p>
-    <w:bookmarkStart w:id="146" w:name="refs"/>
-    <w:bookmarkStart w:id="56" w:name="ref-siegel2026cancer"/>
+    <w:bookmarkStart w:id="147" w:name="refs"/>
+    <w:bookmarkStart w:id="57" w:name="ref-siegel2026cancer"/>
     <w:p>
       <w:pPr>
         <w:pStyle w:val="Bibliography"/>
@@ -8797,7 +9816,7 @@
       <w:r>
         <w:t xml:space="preserve"> </w:t>
       </w:r>
-      <w:hyperlink r:id="rId55">
+      <w:hyperlink r:id="rId56">
         <w:r>
           <w:rPr>
             <w:rStyle w:val="Hyperlink"/>
@@ -8811,7 +9830,7 @@
       <w:r>
         <w:t xml:space="preserve">(2026) doi:</w:t>
       </w:r>
-      <w:hyperlink r:id="rId55">
+      <w:hyperlink r:id="rId56">
         <w:r>
           <w:rPr>
             <w:rStyle w:val="Hyperlink"/>
@@ -8823,8 +9842,8 @@
         <w:t xml:space="preserve">.</w:t>
       </w:r>
     </w:p>
-    <w:bookmarkEnd w:id="56"/>
-    <w:bookmarkStart w:id="58" w:name="ref-collisson2011subtypes"/>
+    <w:bookmarkEnd w:id="57"/>
+    <w:bookmarkStart w:id="59" w:name="ref-collisson2011subtypes"/>
     <w:p>
       <w:pPr>
         <w:pStyle w:val="Bibliography"/>
@@ -8854,7 +9873,7 @@
       <w:r>
         <w:t xml:space="preserve"> </w:t>
       </w:r>
-      <w:hyperlink r:id="rId57">
+      <w:hyperlink r:id="rId58">
         <w:r>
           <w:rPr>
             <w:rStyle w:val="Hyperlink"/>
@@ -8889,8 +9908,8 @@
         <w:t xml:space="preserve">, 500–503 (2011).</w:t>
       </w:r>
     </w:p>
-    <w:bookmarkEnd w:id="58"/>
-    <w:bookmarkStart w:id="60" w:name="ref-moffitt2015virtual"/>
+    <w:bookmarkEnd w:id="59"/>
+    <w:bookmarkStart w:id="61" w:name="ref-moffitt2015virtual"/>
     <w:p>
       <w:pPr>
         <w:pStyle w:val="Bibliography"/>
@@ -8920,7 +9939,7 @@
       <w:r>
         <w:t xml:space="preserve"> </w:t>
       </w:r>
-      <w:hyperlink r:id="rId59">
+      <w:hyperlink r:id="rId60">
         <w:r>
           <w:rPr>
             <w:rStyle w:val="Hyperlink"/>
@@ -8955,8 +9974,8 @@
         <w:t xml:space="preserve">, 1168–1178 (2015).</w:t>
       </w:r>
     </w:p>
-    <w:bookmarkEnd w:id="60"/>
-    <w:bookmarkStart w:id="62" w:name="ref-rashid2020purity"/>
+    <w:bookmarkEnd w:id="61"/>
+    <w:bookmarkStart w:id="63" w:name="ref-rashid2020purity"/>
     <w:p>
       <w:pPr>
         <w:pStyle w:val="Bibliography"/>
@@ -8986,7 +10005,7 @@
       <w:r>
         <w:t xml:space="preserve"> </w:t>
       </w:r>
-      <w:hyperlink r:id="rId61">
+      <w:hyperlink r:id="rId62">
         <w:r>
           <w:rPr>
             <w:rStyle w:val="Hyperlink"/>
@@ -9021,8 +10040,8 @@
         <w:t xml:space="preserve">, 82–92 (2020).</w:t>
       </w:r>
     </w:p>
-    <w:bookmarkEnd w:id="62"/>
-    <w:bookmarkStart w:id="64" w:name="ref-peng2024determination"/>
+    <w:bookmarkEnd w:id="63"/>
+    <w:bookmarkStart w:id="65" w:name="ref-peng2024determination"/>
     <w:p>
       <w:pPr>
         <w:pStyle w:val="Bibliography"/>
@@ -9052,7 +10071,7 @@
       <w:r>
         <w:t xml:space="preserve"> </w:t>
       </w:r>
-      <w:hyperlink r:id="rId63">
+      <w:hyperlink r:id="rId64">
         <w:r>
           <w:rPr>
             <w:rStyle w:val="Hyperlink"/>
@@ -9087,8 +10106,8 @@
         <w:t xml:space="preserve">, 102611 (2026).</w:t>
       </w:r>
     </w:p>
-    <w:bookmarkEnd w:id="64"/>
-    <w:bookmarkStart w:id="66" w:name="ref-moncada2020spatial"/>
+    <w:bookmarkEnd w:id="65"/>
+    <w:bookmarkStart w:id="67" w:name="ref-moncada2020spatial"/>
     <w:p>
       <w:pPr>
         <w:pStyle w:val="Bibliography"/>
@@ -9118,7 +10137,7 @@
       <w:r>
         <w:t xml:space="preserve"> </w:t>
       </w:r>
-      <w:hyperlink r:id="rId65">
+      <w:hyperlink r:id="rId66">
         <w:r>
           <w:rPr>
             <w:rStyle w:val="Hyperlink"/>
@@ -9171,8 +10190,8 @@
         <w:t xml:space="preserve">, 333–342 (2020).</w:t>
       </w:r>
     </w:p>
-    <w:bookmarkEnd w:id="66"/>
-    <w:bookmarkStart w:id="68" w:name="ref-hwang2022single"/>
+    <w:bookmarkEnd w:id="67"/>
+    <w:bookmarkStart w:id="69" w:name="ref-hwang2022single"/>
     <w:p>
       <w:pPr>
         <w:pStyle w:val="Bibliography"/>
@@ -9202,7 +10221,7 @@
       <w:r>
         <w:t xml:space="preserve"> </w:t>
       </w:r>
-      <w:hyperlink r:id="rId67">
+      <w:hyperlink r:id="rId68">
         <w:r>
           <w:rPr>
             <w:rStyle w:val="Hyperlink"/>
@@ -9237,8 +10256,8 @@
         <w:t xml:space="preserve">, 1178–1191 (2022).</w:t>
       </w:r>
     </w:p>
-    <w:bookmarkEnd w:id="68"/>
-    <w:bookmarkStart w:id="70" w:name="ref-werba2023single"/>
+    <w:bookmarkEnd w:id="69"/>
+    <w:bookmarkStart w:id="71" w:name="ref-werba2023single"/>
     <w:p>
       <w:pPr>
         <w:pStyle w:val="Bibliography"/>
@@ -9268,7 +10287,7 @@
       <w:r>
         <w:t xml:space="preserve"> </w:t>
       </w:r>
-      <w:hyperlink r:id="rId69">
+      <w:hyperlink r:id="rId70">
         <w:r>
           <w:rPr>
             <w:rStyle w:val="Hyperlink"/>
@@ -9303,8 +10322,8 @@
         <w:t xml:space="preserve">, 797 (2023).</w:t>
       </w:r>
     </w:p>
-    <w:bookmarkEnd w:id="70"/>
-    <w:bookmarkStart w:id="72" w:name="ref-aung2018compass"/>
+    <w:bookmarkEnd w:id="71"/>
+    <w:bookmarkStart w:id="73" w:name="ref-Bailey2016"/>
     <w:p>
       <w:pPr>
         <w:pStyle w:val="Bibliography"/>
@@ -9319,7 +10338,7 @@
         <w:t xml:space="preserve">	</w:t>
       </w:r>
       <w:r>
-        <w:t xml:space="preserve">Aung, K. L.</w:t>
+        <w:t xml:space="preserve">Bailey, P.</w:t>
       </w:r>
       <w:r>
         <w:t xml:space="preserve"> </w:t>
@@ -9334,12 +10353,12 @@
       <w:r>
         <w:t xml:space="preserve"> </w:t>
       </w:r>
-      <w:hyperlink r:id="rId71">
-        <w:r>
-          <w:rPr>
-            <w:rStyle w:val="Hyperlink"/>
-          </w:rPr>
-          <w:t xml:space="preserve">Genomics-driven precision medicine for advanced pancreatic cancer: Early results from the COMPASS trial</w:t>
+      <w:hyperlink r:id="rId72">
+        <w:r>
+          <w:rPr>
+            <w:rStyle w:val="Hyperlink"/>
+          </w:rPr>
+          <w:t xml:space="preserve">Genomic analyses identify molecular subtypes of pancreatic cancer</w:t>
         </w:r>
       </w:hyperlink>
       <w:r>
@@ -9353,7 +10372,7 @@
           <w:iCs/>
           <w:i/>
         </w:rPr>
-        <w:t xml:space="preserve">Clinical Cancer Research</w:t>
+        <w:t xml:space="preserve">Nature</w:t>
       </w:r>
       <w:r>
         <w:t xml:space="preserve"> </w:t>
@@ -9363,14 +10382,14 @@
           <w:bCs/>
           <w:b/>
         </w:rPr>
-        <w:t xml:space="preserve">24</w:t>
-      </w:r>
-      <w:r>
-        <w:t xml:space="preserve">, 1344–1354 (2018).</w:t>
-      </w:r>
-    </w:p>
-    <w:bookmarkEnd w:id="72"/>
-    <w:bookmarkStart w:id="74" w:name="ref-nguyen2024fourteen"/>
+        <w:t xml:space="preserve">531</w:t>
+      </w:r>
+      <w:r>
+        <w:t xml:space="preserve">, 47–52 (2016).</w:t>
+      </w:r>
+    </w:p>
+    <w:bookmarkEnd w:id="73"/>
+    <w:bookmarkStart w:id="75" w:name="ref-aung2018compass"/>
     <w:p>
       <w:pPr>
         <w:pStyle w:val="Bibliography"/>
@@ -9385,17 +10404,27 @@
         <w:t xml:space="preserve">	</w:t>
       </w:r>
       <w:r>
-        <w:t xml:space="preserve">Nguyen, H., Nguyen, H., Tran, D., Draghici, S. &amp; Nguyen, T.</w:t>
-      </w:r>
-      <w:r>
-        <w:t xml:space="preserve"> </w:t>
-      </w:r>
-      <w:hyperlink r:id="rId73">
-        <w:r>
-          <w:rPr>
-            <w:rStyle w:val="Hyperlink"/>
-          </w:rPr>
-          <w:t xml:space="preserve">Fourteen years of cellular deconvolution: Methodology, applications, technical evaluation and outstanding challenges</w:t>
+        <w:t xml:space="preserve">Aung, K. L.</w:t>
+      </w:r>
+      <w:r>
+        <w:t xml:space="preserve"> </w:t>
+      </w:r>
+      <w:r>
+        <w:rPr>
+          <w:iCs/>
+          <w:i/>
+        </w:rPr>
+        <w:t xml:space="preserve">et al.</w:t>
+      </w:r>
+      <w:r>
+        <w:t xml:space="preserve"> </w:t>
+      </w:r>
+      <w:hyperlink r:id="rId74">
+        <w:r>
+          <w:rPr>
+            <w:rStyle w:val="Hyperlink"/>
+          </w:rPr>
+          <w:t xml:space="preserve">Genomics-driven precision medicine for advanced pancreatic cancer: Early results from the COMPASS trial</w:t>
         </w:r>
       </w:hyperlink>
       <w:r>
@@ -9409,7 +10438,7 @@
           <w:iCs/>
           <w:i/>
         </w:rPr>
-        <w:t xml:space="preserve">Nucleic Acids Research</w:t>
+        <w:t xml:space="preserve">Clinical Cancer Research</w:t>
       </w:r>
       <w:r>
         <w:t xml:space="preserve"> </w:t>
@@ -9419,14 +10448,14 @@
           <w:bCs/>
           <w:b/>
         </w:rPr>
-        <w:t xml:space="preserve">52</w:t>
-      </w:r>
-      <w:r>
-        <w:t xml:space="preserve">, 4761–4783 (2024).</w:t>
-      </w:r>
-    </w:p>
-    <w:bookmarkEnd w:id="74"/>
-    <w:bookmarkStart w:id="76" w:name="ref-lee1999learning"/>
+        <w:t xml:space="preserve">24</w:t>
+      </w:r>
+      <w:r>
+        <w:t xml:space="preserve">, 1344–1354 (2018).</w:t>
+      </w:r>
+    </w:p>
+    <w:bookmarkEnd w:id="75"/>
+    <w:bookmarkStart w:id="77" w:name="ref-nguyen2024fourteen"/>
     <w:p>
       <w:pPr>
         <w:pStyle w:val="Bibliography"/>
@@ -9441,17 +10470,17 @@
         <w:t xml:space="preserve">	</w:t>
       </w:r>
       <w:r>
-        <w:t xml:space="preserve">Lee, D. D. &amp; Seung, H. S.</w:t>
-      </w:r>
-      <w:r>
-        <w:t xml:space="preserve"> </w:t>
-      </w:r>
-      <w:hyperlink r:id="rId75">
-        <w:r>
-          <w:rPr>
-            <w:rStyle w:val="Hyperlink"/>
-          </w:rPr>
-          <w:t xml:space="preserve">Learning the parts of objects by non-negative matrix factorization</w:t>
+        <w:t xml:space="preserve">Nguyen, H., Nguyen, H., Tran, D., Draghici, S. &amp; Nguyen, T.</w:t>
+      </w:r>
+      <w:r>
+        <w:t xml:space="preserve"> </w:t>
+      </w:r>
+      <w:hyperlink r:id="rId76">
+        <w:r>
+          <w:rPr>
+            <w:rStyle w:val="Hyperlink"/>
+          </w:rPr>
+          <w:t xml:space="preserve">Fourteen years of cellular deconvolution: Methodology, applications, technical evaluation and outstanding challenges</w:t>
         </w:r>
       </w:hyperlink>
       <w:r>
@@ -9465,7 +10494,7 @@
           <w:iCs/>
           <w:i/>
         </w:rPr>
-        <w:t xml:space="preserve">Nature</w:t>
+        <w:t xml:space="preserve">Nucleic Acids Research</w:t>
       </w:r>
       <w:r>
         <w:t xml:space="preserve"> </w:t>
@@ -9475,14 +10504,14 @@
           <w:bCs/>
           <w:b/>
         </w:rPr>
-        <w:t xml:space="preserve">401</w:t>
-      </w:r>
-      <w:r>
-        <w:t xml:space="preserve">, 788–791 (1999).</w:t>
-      </w:r>
-    </w:p>
-    <w:bookmarkEnd w:id="76"/>
-    <w:bookmarkStart w:id="78" w:name="ref-brunet2004metagenes"/>
+        <w:t xml:space="preserve">52</w:t>
+      </w:r>
+      <w:r>
+        <w:t xml:space="preserve">, 4761–4783 (2024).</w:t>
+      </w:r>
+    </w:p>
+    <w:bookmarkEnd w:id="77"/>
+    <w:bookmarkStart w:id="79" w:name="ref-lee1999learning"/>
     <w:p>
       <w:pPr>
         <w:pStyle w:val="Bibliography"/>
@@ -9497,17 +10526,17 @@
         <w:t xml:space="preserve">	</w:t>
       </w:r>
       <w:r>
-        <w:t xml:space="preserve">Brunet, J.-P., Tamayo, P., Golub, T. R. &amp; Mesirov, J. P.</w:t>
-      </w:r>
-      <w:r>
-        <w:t xml:space="preserve"> </w:t>
-      </w:r>
-      <w:hyperlink r:id="rId77">
-        <w:r>
-          <w:rPr>
-            <w:rStyle w:val="Hyperlink"/>
-          </w:rPr>
-          <w:t xml:space="preserve">Metagenes and molecular pattern discovery using matrix factorization</w:t>
+        <w:t xml:space="preserve">Lee, D. D. &amp; Seung, H. S.</w:t>
+      </w:r>
+      <w:r>
+        <w:t xml:space="preserve"> </w:t>
+      </w:r>
+      <w:hyperlink r:id="rId78">
+        <w:r>
+          <w:rPr>
+            <w:rStyle w:val="Hyperlink"/>
+          </w:rPr>
+          <w:t xml:space="preserve">Learning the parts of objects by non-negative matrix factorization</w:t>
         </w:r>
       </w:hyperlink>
       <w:r>
@@ -9521,7 +10550,7 @@
           <w:iCs/>
           <w:i/>
         </w:rPr>
-        <w:t xml:space="preserve">Proceedings of the National Academy of Sciences USA</w:t>
+        <w:t xml:space="preserve">Nature</w:t>
       </w:r>
       <w:r>
         <w:t xml:space="preserve"> </w:t>
@@ -9531,14 +10560,14 @@
           <w:bCs/>
           <w:b/>
         </w:rPr>
-        <w:t xml:space="preserve">101</w:t>
-      </w:r>
-      <w:r>
-        <w:t xml:space="preserve">, 4164–4169 (2004).</w:t>
-      </w:r>
-    </w:p>
-    <w:bookmarkEnd w:id="78"/>
-    <w:bookmarkStart w:id="80" w:name="ref-peng2019novo"/>
+        <w:t xml:space="preserve">401</w:t>
+      </w:r>
+      <w:r>
+        <w:t xml:space="preserve">, 788–791 (1999).</w:t>
+      </w:r>
+    </w:p>
+    <w:bookmarkEnd w:id="79"/>
+    <w:bookmarkStart w:id="81" w:name="ref-brunet2004metagenes"/>
     <w:p>
       <w:pPr>
         <w:pStyle w:val="Bibliography"/>
@@ -9553,17 +10582,17 @@
         <w:t xml:space="preserve">	</w:t>
       </w:r>
       <w:r>
-        <w:t xml:space="preserve">Peng, X. L., Moffitt, R. A., Torphy, R. J., Volmar, K. E. &amp; Yeh, J. J.</w:t>
-      </w:r>
-      <w:r>
-        <w:t xml:space="preserve"> </w:t>
-      </w:r>
-      <w:hyperlink r:id="rId79">
-        <w:r>
-          <w:rPr>
-            <w:rStyle w:val="Hyperlink"/>
-          </w:rPr>
-          <w:t xml:space="preserve">De novo compartment deconvolution and weight estimation of tumor samples using DECODER</w:t>
+        <w:t xml:space="preserve">Brunet, J.-P., Tamayo, P., Golub, T. R. &amp; Mesirov, J. P.</w:t>
+      </w:r>
+      <w:r>
+        <w:t xml:space="preserve"> </w:t>
+      </w:r>
+      <w:hyperlink r:id="rId80">
+        <w:r>
+          <w:rPr>
+            <w:rStyle w:val="Hyperlink"/>
+          </w:rPr>
+          <w:t xml:space="preserve">Metagenes and molecular pattern discovery using matrix factorization</w:t>
         </w:r>
       </w:hyperlink>
       <w:r>
@@ -9577,7 +10606,7 @@
           <w:iCs/>
           <w:i/>
         </w:rPr>
-        <w:t xml:space="preserve">Nature Communications</w:t>
+        <w:t xml:space="preserve">Proceedings of the National Academy of Sciences USA</w:t>
       </w:r>
       <w:r>
         <w:t xml:space="preserve"> </w:t>
@@ -9587,14 +10616,14 @@
           <w:bCs/>
           <w:b/>
         </w:rPr>
-        <w:t xml:space="preserve">10</w:t>
-      </w:r>
-      <w:r>
-        <w:t xml:space="preserve">, 4729 (2019).</w:t>
-      </w:r>
-    </w:p>
-    <w:bookmarkEnd w:id="80"/>
-    <w:bookmarkStart w:id="82" w:name="ref-Bailey2016"/>
+        <w:t xml:space="preserve">101</w:t>
+      </w:r>
+      <w:r>
+        <w:t xml:space="preserve">, 4164–4169 (2004).</w:t>
+      </w:r>
+    </w:p>
+    <w:bookmarkEnd w:id="81"/>
+    <w:bookmarkStart w:id="83" w:name="ref-peng2019novo"/>
     <w:p>
       <w:pPr>
         <w:pStyle w:val="Bibliography"/>
@@ -9609,27 +10638,17 @@
         <w:t xml:space="preserve">	</w:t>
       </w:r>
       <w:r>
-        <w:t xml:space="preserve">Bailey, P.</w:t>
-      </w:r>
-      <w:r>
-        <w:t xml:space="preserve"> </w:t>
-      </w:r>
-      <w:r>
-        <w:rPr>
-          <w:iCs/>
-          <w:i/>
-        </w:rPr>
-        <w:t xml:space="preserve">et al.</w:t>
-      </w:r>
-      <w:r>
-        <w:t xml:space="preserve"> </w:t>
-      </w:r>
-      <w:hyperlink r:id="rId81">
-        <w:r>
-          <w:rPr>
-            <w:rStyle w:val="Hyperlink"/>
-          </w:rPr>
-          <w:t xml:space="preserve">Genomic analyses identify molecular subtypes of pancreatic cancer</w:t>
+        <w:t xml:space="preserve">Peng, X. L., Moffitt, R. A., Torphy, R. J., Volmar, K. E. &amp; Yeh, J. J.</w:t>
+      </w:r>
+      <w:r>
+        <w:t xml:space="preserve"> </w:t>
+      </w:r>
+      <w:hyperlink r:id="rId82">
+        <w:r>
+          <w:rPr>
+            <w:rStyle w:val="Hyperlink"/>
+          </w:rPr>
+          <w:t xml:space="preserve">De novo compartment deconvolution and weight estimation of tumor samples using DECODER</w:t>
         </w:r>
       </w:hyperlink>
       <w:r>
@@ -9643,7 +10662,7 @@
           <w:iCs/>
           <w:i/>
         </w:rPr>
-        <w:t xml:space="preserve">Nature</w:t>
+        <w:t xml:space="preserve">Nature Communications</w:t>
       </w:r>
       <w:r>
         <w:t xml:space="preserve"> </w:t>
@@ -9653,14 +10672,14 @@
           <w:bCs/>
           <w:b/>
         </w:rPr>
-        <w:t xml:space="preserve">531</w:t>
-      </w:r>
-      <w:r>
-        <w:t xml:space="preserve">, 47–52 (2016).</w:t>
-      </w:r>
-    </w:p>
-    <w:bookmarkEnd w:id="82"/>
-    <w:bookmarkStart w:id="84" w:name="ref-bair2004semi"/>
+        <w:t xml:space="preserve">10</w:t>
+      </w:r>
+      <w:r>
+        <w:t xml:space="preserve">, 4729 (2019).</w:t>
+      </w:r>
+    </w:p>
+    <w:bookmarkEnd w:id="83"/>
+    <w:bookmarkStart w:id="85" w:name="ref-bair2004semi"/>
     <w:p>
       <w:pPr>
         <w:pStyle w:val="Bibliography"/>
@@ -9680,7 +10699,7 @@
       <w:r>
         <w:t xml:space="preserve"> </w:t>
       </w:r>
-      <w:hyperlink r:id="rId83">
+      <w:hyperlink r:id="rId84">
         <w:r>
           <w:rPr>
             <w:rStyle w:val="Hyperlink"/>
@@ -9715,8 +10734,8 @@
         <w:t xml:space="preserve">, e108 (2004).</w:t>
       </w:r>
     </w:p>
-    <w:bookmarkEnd w:id="84"/>
-    <w:bookmarkStart w:id="86" w:name="ref-cook2007fisher"/>
+    <w:bookmarkEnd w:id="85"/>
+    <w:bookmarkStart w:id="87" w:name="ref-cook2007fisher"/>
     <w:p>
       <w:pPr>
         <w:pStyle w:val="Bibliography"/>
@@ -9736,7 +10755,7 @@
       <w:r>
         <w:t xml:space="preserve"> </w:t>
       </w:r>
-      <w:hyperlink r:id="rId85">
+      <w:hyperlink r:id="rId86">
         <w:r>
           <w:rPr>
             <w:rStyle w:val="Hyperlink"/>
@@ -9771,8 +10790,8 @@
         <w:t xml:space="preserve">, 1–26 (2007).</w:t>
       </w:r>
     </w:p>
-    <w:bookmarkEnd w:id="86"/>
-    <w:bookmarkStart w:id="88" w:name="ref-torrehealy2023pdacr"/>
+    <w:bookmarkEnd w:id="87"/>
+    <w:bookmarkStart w:id="89" w:name="ref-torrehealy2023pdacr"/>
     <w:p>
       <w:pPr>
         <w:pStyle w:val="Bibliography"/>
@@ -9802,7 +10821,7 @@
       <w:r>
         <w:t xml:space="preserve"> </w:t>
       </w:r>
-      <w:hyperlink r:id="rId87">
+      <w:hyperlink r:id="rId88">
         <w:r>
           <w:rPr>
             <w:rStyle w:val="Hyperlink"/>
@@ -9837,8 +10856,8 @@
         <w:t xml:space="preserve">, 163 (2023).</w:t>
       </w:r>
     </w:p>
-    <w:bookmarkEnd w:id="88"/>
-    <w:bookmarkStart w:id="90" w:name="ref-aran2015systematic"/>
+    <w:bookmarkEnd w:id="89"/>
+    <w:bookmarkStart w:id="91" w:name="ref-aran2015systematic"/>
     <w:p>
       <w:pPr>
         <w:pStyle w:val="Bibliography"/>
@@ -9858,7 +10877,7 @@
       <w:r>
         <w:t xml:space="preserve"> </w:t>
       </w:r>
-      <w:hyperlink r:id="rId89">
+      <w:hyperlink r:id="rId90">
         <w:r>
           <w:rPr>
             <w:rStyle w:val="Hyperlink"/>
@@ -9893,8 +10912,8 @@
         <w:t xml:space="preserve">, 9971 (2015).</w:t>
       </w:r>
     </w:p>
-    <w:bookmarkEnd w:id="90"/>
-    <w:bookmarkStart w:id="91" w:name="ref-donoho2004nmf"/>
+    <w:bookmarkEnd w:id="91"/>
+    <w:bookmarkStart w:id="92" w:name="ref-donoho2004nmf"/>
     <w:p>
       <w:pPr>
         <w:pStyle w:val="Bibliography"/>
@@ -9928,8 +10947,8 @@
         <w:t xml:space="preserve">(eds. Thrun, S., Saul, L. K. &amp; Schölkopf, B.) 1141–1148 (MIT Press, 2004).</w:t>
       </w:r>
     </w:p>
-    <w:bookmarkEnd w:id="91"/>
-    <w:bookmarkStart w:id="93" w:name="ref-laurberg2008uniqueness"/>
+    <w:bookmarkEnd w:id="92"/>
+    <w:bookmarkStart w:id="94" w:name="ref-laurberg2008uniqueness"/>
     <w:p>
       <w:pPr>
         <w:pStyle w:val="Bibliography"/>
@@ -9949,7 +10968,7 @@
       <w:r>
         <w:t xml:space="preserve"> </w:t>
       </w:r>
-      <w:hyperlink r:id="rId92">
+      <w:hyperlink r:id="rId93">
         <w:r>
           <w:rPr>
             <w:rStyle w:val="Hyperlink"/>
@@ -9984,8 +11003,8 @@
         <w:t xml:space="preserve">, 764206 (2008).</w:t>
       </w:r>
     </w:p>
-    <w:bookmarkEnd w:id="93"/>
-    <w:bookmarkStart w:id="94" w:name="ref-gillis2014nmf"/>
+    <w:bookmarkEnd w:id="94"/>
+    <w:bookmarkStart w:id="95" w:name="ref-gillis2014nmf"/>
     <w:p>
       <w:pPr>
         <w:pStyle w:val="Bibliography"/>
@@ -10019,8 +11038,8 @@
         <w:t xml:space="preserve">(eds. Suykens, J. A. K., Signoretto, M. &amp; Argyriou, A.) 257–291 (Chapman; Hall/CRC, 2014).</w:t>
       </w:r>
     </w:p>
-    <w:bookmarkEnd w:id="94"/>
-    <w:bookmarkStart w:id="96" w:name="ref-lautizi2022pancreatic"/>
+    <w:bookmarkEnd w:id="95"/>
+    <w:bookmarkStart w:id="97" w:name="ref-lautizi2022pancreatic"/>
     <w:p>
       <w:pPr>
         <w:pStyle w:val="Bibliography"/>
@@ -10040,7 +11059,7 @@
       <w:r>
         <w:t xml:space="preserve"> </w:t>
       </w:r>
-      <w:hyperlink r:id="rId95">
+      <w:hyperlink r:id="rId96">
         <w:r>
           <w:rPr>
             <w:rStyle w:val="Hyperlink"/>
@@ -10075,8 +11094,8 @@
         <w:t xml:space="preserve">, zcac030 (2022).</w:t>
       </w:r>
     </w:p>
-    <w:bookmarkEnd w:id="96"/>
-    <w:bookmarkStart w:id="98" w:name="ref-simon2011regularization"/>
+    <w:bookmarkEnd w:id="97"/>
+    <w:bookmarkStart w:id="99" w:name="ref-simon2011regularization"/>
     <w:p>
       <w:pPr>
         <w:pStyle w:val="Bibliography"/>
@@ -10096,7 +11115,7 @@
       <w:r>
         <w:t xml:space="preserve"> </w:t>
       </w:r>
-      <w:hyperlink r:id="rId97">
+      <w:hyperlink r:id="rId98">
         <w:r>
           <w:rPr>
             <w:rStyle w:val="Hyperlink"/>
@@ -10131,8 +11150,8 @@
         <w:t xml:space="preserve">, 1–13 (2011).</w:t>
       </w:r>
     </w:p>
-    <w:bookmarkEnd w:id="98"/>
-    <w:bookmarkStart w:id="100" w:name="ref-raphael2017integrated"/>
+    <w:bookmarkEnd w:id="99"/>
+    <w:bookmarkStart w:id="101" w:name="ref-raphael2017integrated"/>
     <w:p>
       <w:pPr>
         <w:pStyle w:val="Bibliography"/>
@@ -10162,7 +11181,7 @@
       <w:r>
         <w:t xml:space="preserve"> </w:t>
       </w:r>
-      <w:hyperlink r:id="rId99">
+      <w:hyperlink r:id="rId100">
         <w:r>
           <w:rPr>
             <w:rStyle w:val="Hyperlink"/>
@@ -10197,8 +11216,8 @@
         <w:t xml:space="preserve">, 185–203 (2017).</w:t>
       </w:r>
     </w:p>
-    <w:bookmarkEnd w:id="100"/>
-    <w:bookmarkStart w:id="102" w:name="ref-cao2021proteogenomic"/>
+    <w:bookmarkEnd w:id="101"/>
+    <w:bookmarkStart w:id="103" w:name="ref-cao2021proteogenomic"/>
     <w:p>
       <w:pPr>
         <w:pStyle w:val="Bibliography"/>
@@ -10228,7 +11247,7 @@
       <w:r>
         <w:t xml:space="preserve"> </w:t>
       </w:r>
-      <w:hyperlink r:id="rId101">
+      <w:hyperlink r:id="rId102">
         <w:r>
           <w:rPr>
             <w:rStyle w:val="Hyperlink"/>
@@ -10263,8 +11282,8 @@
         <w:t xml:space="preserve">, 5031–5052 (2021).</w:t>
       </w:r>
     </w:p>
-    <w:bookmarkEnd w:id="102"/>
-    <w:bookmarkStart w:id="104" w:name="ref-snoek2012practical"/>
+    <w:bookmarkEnd w:id="103"/>
+    <w:bookmarkStart w:id="105" w:name="ref-snoek2012practical"/>
     <w:p>
       <w:pPr>
         <w:pStyle w:val="Bibliography"/>
@@ -10284,7 +11303,7 @@
       <w:r>
         <w:t xml:space="preserve"> </w:t>
       </w:r>
-      <w:hyperlink r:id="rId103">
+      <w:hyperlink r:id="rId104">
         <w:r>
           <w:rPr>
             <w:rStyle w:val="Hyperlink"/>
@@ -10330,8 +11349,8 @@
         <w:t xml:space="preserve">(2012).</w:t>
       </w:r>
     </w:p>
-    <w:bookmarkEnd w:id="104"/>
-    <w:bookmarkStart w:id="106" w:name="ref-shahriari2016taking"/>
+    <w:bookmarkEnd w:id="105"/>
+    <w:bookmarkStart w:id="107" w:name="ref-shahriari2016taking"/>
     <w:p>
       <w:pPr>
         <w:pStyle w:val="Bibliography"/>
@@ -10351,7 +11370,7 @@
       <w:r>
         <w:t xml:space="preserve"> </w:t>
       </w:r>
-      <w:hyperlink r:id="rId105">
+      <w:hyperlink r:id="rId106">
         <w:r>
           <w:rPr>
             <w:rStyle w:val="Hyperlink"/>
@@ -10404,8 +11423,8 @@
         <w:t xml:space="preserve">, 148–175 (2016).</w:t>
       </w:r>
     </w:p>
-    <w:bookmarkEnd w:id="106"/>
-    <w:bookmarkStart w:id="108" w:name="ref-frigyesi2008nmf"/>
+    <w:bookmarkEnd w:id="107"/>
+    <w:bookmarkStart w:id="109" w:name="ref-frigyesi2008nmf"/>
     <w:p>
       <w:pPr>
         <w:pStyle w:val="Bibliography"/>
@@ -10425,7 +11444,7 @@
       <w:r>
         <w:t xml:space="preserve"> </w:t>
       </w:r>
-      <w:hyperlink r:id="rId107">
+      <w:hyperlink r:id="rId108">
         <w:r>
           <w:rPr>
             <w:rStyle w:val="Hyperlink"/>
@@ -10460,8 +11479,8 @@
         <w:t xml:space="preserve">, 275–292 (2008).</w:t>
       </w:r>
     </w:p>
-    <w:bookmarkEnd w:id="108"/>
-    <w:bookmarkStart w:id="110" w:name="ref-leary2023s"/>
+    <w:bookmarkEnd w:id="109"/>
+    <w:bookmarkStart w:id="111" w:name="ref-leary2023s"/>
     <w:p>
       <w:pPr>
         <w:pStyle w:val="Bibliography"/>
@@ -10491,7 +11510,7 @@
       <w:r>
         <w:t xml:space="preserve"> </w:t>
       </w:r>
-      <w:hyperlink r:id="rId109">
+      <w:hyperlink r:id="rId110">
         <w:r>
           <w:rPr>
             <w:rStyle w:val="Hyperlink"/>
@@ -10556,8 +11575,8 @@
         <w:t xml:space="preserve">, btad449 (2023).</w:t>
       </w:r>
     </w:p>
-    <w:bookmarkEnd w:id="110"/>
-    <w:bookmarkStart w:id="112" w:name="ref-Maurer2019"/>
+    <w:bookmarkEnd w:id="111"/>
+    <w:bookmarkStart w:id="113" w:name="ref-Maurer2019"/>
     <w:p>
       <w:pPr>
         <w:pStyle w:val="Bibliography"/>
@@ -10587,7 +11606,7 @@
       <w:r>
         <w:t xml:space="preserve"> </w:t>
       </w:r>
-      <w:hyperlink r:id="rId111">
+      <w:hyperlink r:id="rId112">
         <w:r>
           <w:rPr>
             <w:rStyle w:val="Hyperlink"/>
@@ -10622,8 +11641,8 @@
         <w:t xml:space="preserve">, 1034–1043 (2019).</w:t>
       </w:r>
     </w:p>
-    <w:bookmarkEnd w:id="112"/>
-    <w:bookmarkStart w:id="113" w:name="ref-shapley1953value"/>
+    <w:bookmarkEnd w:id="113"/>
+    <w:bookmarkStart w:id="114" w:name="ref-shapley1953value"/>
     <w:p>
       <w:pPr>
         <w:pStyle w:val="Bibliography"/>
@@ -10657,8 +11676,8 @@
         <w:t xml:space="preserve">(eds. Kuhn, H. W. &amp; Tucker, A. W.) 307–317 (Princeton University Press, 1953).</w:t>
       </w:r>
     </w:p>
-    <w:bookmarkEnd w:id="113"/>
-    <w:bookmarkStart w:id="114" w:name="ref-huang2020low"/>
+    <w:bookmarkEnd w:id="114"/>
+    <w:bookmarkStart w:id="115" w:name="ref-huang2020low"/>
     <w:p>
       <w:pPr>
         <w:pStyle w:val="Bibliography"/>
@@ -10692,8 +11711,8 @@
         <w:t xml:space="preserve">(2020).</w:t>
       </w:r>
     </w:p>
-    <w:bookmarkEnd w:id="114"/>
-    <w:bookmarkStart w:id="115" w:name="ref-le2025survnmf"/>
+    <w:bookmarkEnd w:id="115"/>
+    <w:bookmarkStart w:id="116" w:name="ref-le2025survnmf"/>
     <w:p>
       <w:pPr>
         <w:pStyle w:val="Bibliography"/>
@@ -10740,8 +11759,8 @@
         <w:t xml:space="preserve">(2025).</w:t>
       </w:r>
     </w:p>
-    <w:bookmarkEnd w:id="115"/>
-    <w:bookmarkStart w:id="117" w:name="ref-zaccaria2023surviae"/>
+    <w:bookmarkEnd w:id="116"/>
+    <w:bookmarkStart w:id="118" w:name="ref-zaccaria2023surviae"/>
     <w:p>
       <w:pPr>
         <w:pStyle w:val="Bibliography"/>
@@ -10771,7 +11790,7 @@
       <w:r>
         <w:t xml:space="preserve"> </w:t>
       </w:r>
-      <w:hyperlink r:id="rId116">
+      <w:hyperlink r:id="rId117">
         <w:r>
           <w:rPr>
             <w:rStyle w:val="Hyperlink"/>
@@ -10830,8 +11849,8 @@
         <w:t xml:space="preserve">, 107966 (2024).</w:t>
       </w:r>
     </w:p>
-    <w:bookmarkEnd w:id="117"/>
-    <w:bookmarkStart w:id="119" w:name="ref-meng2022savae"/>
+    <w:bookmarkEnd w:id="118"/>
+    <w:bookmarkStart w:id="120" w:name="ref-meng2022savae"/>
     <w:p>
       <w:pPr>
         <w:pStyle w:val="Bibliography"/>
@@ -10861,7 +11880,7 @@
       <w:r>
         <w:t xml:space="preserve"> </w:t>
       </w:r>
-      <w:hyperlink r:id="rId118">
+      <w:hyperlink r:id="rId119">
         <w:r>
           <w:rPr>
             <w:rStyle w:val="Hyperlink"/>
@@ -10920,8 +11939,8 @@
         <w:t xml:space="preserve">, 1421 (2022).</w:t>
       </w:r>
     </w:p>
-    <w:bookmarkEnd w:id="119"/>
-    <w:bookmarkStart w:id="121" w:name="ref-ogawa2020stroma"/>
+    <w:bookmarkEnd w:id="120"/>
+    <w:bookmarkStart w:id="122" w:name="ref-ogawa2020stroma"/>
     <w:p>
       <w:pPr>
         <w:pStyle w:val="Bibliography"/>
@@ -10951,7 +11970,7 @@
       <w:r>
         <w:t xml:space="preserve"> </w:t>
       </w:r>
-      <w:hyperlink r:id="rId120">
+      <w:hyperlink r:id="rId121">
         <w:r>
           <w:rPr>
             <w:rStyle w:val="Hyperlink"/>
@@ -10986,8 +12005,8 @@
         <w:t xml:space="preserve">, 107–119 (2021).</w:t>
       </w:r>
     </w:p>
-    <w:bookmarkEnd w:id="121"/>
-    <w:bookmarkStart w:id="123" w:name="ref-neuzillet2022periostin"/>
+    <w:bookmarkEnd w:id="122"/>
+    <w:bookmarkStart w:id="124" w:name="ref-neuzillet2022periostin"/>
     <w:p>
       <w:pPr>
         <w:pStyle w:val="Bibliography"/>
@@ -11017,7 +12036,7 @@
       <w:r>
         <w:t xml:space="preserve"> </w:t>
       </w:r>
-      <w:hyperlink r:id="rId122">
+      <w:hyperlink r:id="rId123">
         <w:r>
           <w:rPr>
             <w:rStyle w:val="Hyperlink"/>
@@ -11052,8 +12071,8 @@
         <w:t xml:space="preserve">, 408–425 (2022).</w:t>
       </w:r>
     </w:p>
-    <w:bookmarkEnd w:id="123"/>
-    <w:bookmarkStart w:id="125" w:name="ref-lee2024tumorcaf"/>
+    <w:bookmarkEnd w:id="124"/>
+    <w:bookmarkStart w:id="126" w:name="ref-lee2024tumorcaf"/>
     <w:p>
       <w:pPr>
         <w:pStyle w:val="Bibliography"/>
@@ -11083,7 +12102,7 @@
       <w:r>
         <w:t xml:space="preserve"> </w:t>
       </w:r>
-      <w:hyperlink r:id="rId124">
+      <w:hyperlink r:id="rId125">
         <w:r>
           <w:rPr>
             <w:rStyle w:val="Hyperlink"/>
@@ -11118,8 +12137,8 @@
         <w:t xml:space="preserve">, 659–666 (2024).</w:t>
       </w:r>
     </w:p>
-    <w:bookmarkEnd w:id="125"/>
-    <w:bookmarkStart w:id="127" w:name="ref-newman2019cibersortx"/>
+    <w:bookmarkEnd w:id="126"/>
+    <w:bookmarkStart w:id="128" w:name="ref-newman2019cibersortx"/>
     <w:p>
       <w:pPr>
         <w:pStyle w:val="Bibliography"/>
@@ -11149,7 +12168,7 @@
       <w:r>
         <w:t xml:space="preserve"> </w:t>
       </w:r>
-      <w:hyperlink r:id="rId126">
+      <w:hyperlink r:id="rId127">
         <w:r>
           <w:rPr>
             <w:rStyle w:val="Hyperlink"/>
@@ -11184,8 +12203,8 @@
         <w:t xml:space="preserve">, 773–782 (2019).</w:t>
       </w:r>
     </w:p>
-    <w:bookmarkEnd w:id="127"/>
-    <w:bookmarkStart w:id="129" w:name="ref-chu2022bayesprism"/>
+    <w:bookmarkEnd w:id="128"/>
+    <w:bookmarkStart w:id="130" w:name="ref-chu2022bayesprism"/>
     <w:p>
       <w:pPr>
         <w:pStyle w:val="Bibliography"/>
@@ -11205,7 +12224,7 @@
       <w:r>
         <w:t xml:space="preserve"> </w:t>
       </w:r>
-      <w:hyperlink r:id="rId128">
+      <w:hyperlink r:id="rId129">
         <w:r>
           <w:rPr>
             <w:rStyle w:val="Hyperlink"/>
@@ -11312,8 +12331,8 @@
         <w:t xml:space="preserve">, 505–517 (2022).</w:t>
       </w:r>
     </w:p>
-    <w:bookmarkEnd w:id="129"/>
-    <w:bookmarkStart w:id="131" w:name="ref-smith2020standard"/>
+    <w:bookmarkEnd w:id="130"/>
+    <w:bookmarkStart w:id="132" w:name="ref-smith2020standard"/>
     <w:p>
       <w:pPr>
         <w:pStyle w:val="Bibliography"/>
@@ -11343,7 +12362,7 @@
       <w:r>
         <w:t xml:space="preserve"> </w:t>
       </w:r>
-      <w:hyperlink r:id="rId130">
+      <w:hyperlink r:id="rId131">
         <w:r>
           <w:rPr>
             <w:rStyle w:val="Hyperlink"/>
@@ -11378,8 +12397,8 @@
         <w:t xml:space="preserve">, 119 (2020).</w:t>
       </w:r>
     </w:p>
-    <w:bookmarkEnd w:id="131"/>
-    <w:bookmarkStart w:id="133" w:name="ref-gaujoux2010flexible"/>
+    <w:bookmarkEnd w:id="132"/>
+    <w:bookmarkStart w:id="134" w:name="ref-gaujoux2010flexible"/>
     <w:p>
       <w:pPr>
         <w:pStyle w:val="Bibliography"/>
@@ -11399,7 +12418,7 @@
       <w:r>
         <w:t xml:space="preserve"> </w:t>
       </w:r>
-      <w:hyperlink r:id="rId132">
+      <w:hyperlink r:id="rId133">
         <w:r>
           <w:rPr>
             <w:rStyle w:val="Hyperlink"/>
@@ -11434,8 +12453,8 @@
         <w:t xml:space="preserve">, 367 (2010).</w:t>
       </w:r>
     </w:p>
-    <w:bookmarkEnd w:id="133"/>
-    <w:bookmarkStart w:id="135" w:name="ref-data_tcga_paad"/>
+    <w:bookmarkEnd w:id="134"/>
+    <w:bookmarkStart w:id="136" w:name="ref-data_tcga_paad"/>
     <w:p>
       <w:pPr>
         <w:pStyle w:val="Bibliography"/>
@@ -11455,7 +12474,7 @@
       <w:r>
         <w:t xml:space="preserve"> </w:t>
       </w:r>
-      <w:hyperlink r:id="rId134">
+      <w:hyperlink r:id="rId135">
         <w:r>
           <w:rPr>
             <w:rStyle w:val="Hyperlink"/>
@@ -11491,8 +12510,8 @@
         <w:t xml:space="preserve">. (2017).</w:t>
       </w:r>
     </w:p>
-    <w:bookmarkEnd w:id="135"/>
-    <w:bookmarkStart w:id="137" w:name="ref-data_cptac3"/>
+    <w:bookmarkEnd w:id="136"/>
+    <w:bookmarkStart w:id="138" w:name="ref-data_cptac3"/>
     <w:p>
       <w:pPr>
         <w:pStyle w:val="Bibliography"/>
@@ -11512,7 +12531,7 @@
       <w:r>
         <w:t xml:space="preserve"> </w:t>
       </w:r>
-      <w:hyperlink r:id="rId136">
+      <w:hyperlink r:id="rId137">
         <w:r>
           <w:rPr>
             <w:rStyle w:val="Hyperlink"/>
@@ -11524,8 +12543,8 @@
         <w:t xml:space="preserve">. (2019).</w:t>
       </w:r>
     </w:p>
-    <w:bookmarkEnd w:id="137"/>
-    <w:bookmarkStart w:id="139" w:name="ref-data_dijk_emtab6830"/>
+    <w:bookmarkEnd w:id="138"/>
+    <w:bookmarkStart w:id="140" w:name="ref-data_dijk_emtab6830"/>
     <w:p>
       <w:pPr>
         <w:pStyle w:val="Bibliography"/>
@@ -11555,7 +12574,7 @@
       <w:r>
         <w:t xml:space="preserve"> </w:t>
       </w:r>
-      <w:hyperlink r:id="rId138">
+      <w:hyperlink r:id="rId139">
         <w:r>
           <w:rPr>
             <w:rStyle w:val="Hyperlink"/>
@@ -11579,8 +12598,8 @@
         <w:t xml:space="preserve">. (2020).</w:t>
       </w:r>
     </w:p>
-    <w:bookmarkEnd w:id="139"/>
-    <w:bookmarkStart w:id="141" w:name="ref-data_puleo_emtab6134"/>
+    <w:bookmarkEnd w:id="140"/>
+    <w:bookmarkStart w:id="142" w:name="ref-data_puleo_emtab6134"/>
     <w:p>
       <w:pPr>
         <w:pStyle w:val="Bibliography"/>
@@ -11610,7 +12629,7 @@
       <w:r>
         <w:t xml:space="preserve"> </w:t>
       </w:r>
-      <w:hyperlink r:id="rId140">
+      <w:hyperlink r:id="rId141">
         <w:r>
           <w:rPr>
             <w:rStyle w:val="Hyperlink"/>
@@ -11634,8 +12653,8 @@
         <w:t xml:space="preserve">. (2018).</w:t>
       </w:r>
     </w:p>
-    <w:bookmarkEnd w:id="141"/>
-    <w:bookmarkStart w:id="143" w:name="ref-data_moffitt_gse71729"/>
+    <w:bookmarkEnd w:id="142"/>
+    <w:bookmarkStart w:id="144" w:name="ref-data_moffitt_gse71729"/>
     <w:p>
       <w:pPr>
         <w:pStyle w:val="Bibliography"/>
@@ -11665,7 +12684,7 @@
       <w:r>
         <w:t xml:space="preserve"> </w:t>
       </w:r>
-      <w:hyperlink r:id="rId142">
+      <w:hyperlink r:id="rId143">
         <w:r>
           <w:rPr>
             <w:rStyle w:val="Hyperlink"/>
@@ -11689,8 +12708,8 @@
         <w:t xml:space="preserve">. (2015).</w:t>
       </w:r>
     </w:p>
-    <w:bookmarkEnd w:id="143"/>
-    <w:bookmarkStart w:id="145" w:name="ref-data_paca_au_egas"/>
+    <w:bookmarkEnd w:id="144"/>
+    <w:bookmarkStart w:id="146" w:name="ref-data_paca_au_egas"/>
     <w:p>
       <w:pPr>
         <w:pStyle w:val="Bibliography"/>
@@ -11710,7 +12729,7 @@
       <w:r>
         <w:t xml:space="preserve"> </w:t>
       </w:r>
-      <w:hyperlink r:id="rId144">
+      <w:hyperlink r:id="rId145">
         <w:r>
           <w:rPr>
             <w:rStyle w:val="Hyperlink"/>
@@ -11722,9 +12741,9 @@
         <w:t xml:space="preserve">. (2016).</w:t>
       </w:r>
     </w:p>
-    <w:bookmarkEnd w:id="145"/>
     <w:bookmarkEnd w:id="146"/>
     <w:bookmarkEnd w:id="147"/>
+    <w:bookmarkEnd w:id="148"/>
     <w:sectPr/>
   </w:body>
 </w:document>

--- a/paper/paper.docx
+++ b/paper/paper.docx
@@ -8336,7 +8336,19 @@
         <w:pStyle w:val="BodyText"/>
       </w:pPr>
       <w:r>
-        <w:t xml:space="preserve">The two comparators select features by different mechanisms, and neither matches DeSurv’s. The penalized Cox comparator uses a pure lasso penalty (\texttt{glmnet} with</w:t>
+        <w:t xml:space="preserve">The two comparators select features by different mechanisms, and neither matches DeSurv’s. The penalized Cox comparator uses a pure lasso penalty (</w:t>
+      </w:r>
+      <w:r>
+        <w:rPr>
+          <w:rStyle w:val="VerbatimChar"/>
+        </w:rPr>
+        <w:t xml:space="preserve">glmnet</w:t>
+      </w:r>
+      <w:r>
+        <w:t xml:space="preserve"> </w:t>
+      </w:r>
+      <w:r>
+        <w:t xml:space="preserve">with</w:t>
       </w:r>
       <w:r>
         <w:t xml:space="preserve"> </w:t>
@@ -9342,7 +9354,16 @@
         <w:pStyle w:val="FirstParagraph"/>
       </w:pPr>
       <w:r>
-        <w:t xml:space="preserve">We analyzed publicly available and controlled-access RNA sequencing (RNA-seq) and microarray cohorts of PDAC with corresponding overall survival outcomes. Eligible samples were primary PDAC tumors with a measured bulk expression profile and valid overall-survival annotation, subject to cohort-specific quality-control and exclusion criteria detailed in Supplementary Information, Section 6; accrual and follow-up periods are as defined in each cohort’s original publication. Gene expression matrices were analyzed on a log scale: RNA-seq cohorts as log\textsubscript{2}(TPM + 1); microarray cohorts in platform-normalized log-scale intensities. Within each training cohort, genes were ranked separately by mean expression and variance, and the 3,000 genes with the smallest sum of the mean-expression and variance ranks were retained, selecting genes that are both highly expressed and highly variable. The intersection across training cohorts yielded 1,970 genes used for all analyses. Validation datasets were restricted to this same gene set. Survival times and censoring indicators were taken from the associated clinical annotations. No missing-data imputation was performed: all analyses used complete cases, and analyses adjusted for the PurIST and DeCAF classifiers were restricted to samples with available classifier calls. Of the seven PDAC expression datasets we considered, two were used for training (TCGA and CPTAC) and five for external validation (Dijk, Moffitt, PACA-AU array, PACA-AU RNA-seq, and Puleo); because the two PACA-AU platforms profile one patient cohort, these five validation datasets span four independent patient cohorts. To harmonize differences in scale across cohorts, filtered gene expression data were within-sample rank transformed before model training (ranks are inherently nonnegative, preserving NMF compatibility). Within-sample ranking reduces platform- and library-size differences in expression scale that would otherwise dominate cross-cohort projection. More details about the datasets can be found in Supplementary Information, Section 6.</w:t>
+        <w:t xml:space="preserve">We analyzed publicly available and controlled-access RNA sequencing (RNA-seq) and microarray cohorts of PDAC with corresponding overall survival outcomes. Eligible samples were primary PDAC tumors with a measured bulk expression profile and valid overall-survival annotation, subject to cohort-specific quality-control and exclusion criteria detailed in Supplementary Information, Section 6; accrual and follow-up periods are as defined in each cohort’s original publication. Gene expression matrices were analyzed on a log scale: RNA-seq cohorts as log</w:t>
+      </w:r>
+      <w:r>
+        <w:rPr>
+          <w:vertAlign w:val="subscript"/>
+        </w:rPr>
+        <w:t xml:space="preserve">2</w:t>
+      </w:r>
+      <w:r>
+        <w:t xml:space="preserve">(TPM + 1); microarray cohorts in platform-normalized log-scale intensities. Within each training cohort, genes were ranked separately by mean expression and variance, and the 3,000 genes with the smallest sum of the mean-expression and variance ranks were retained, selecting genes that are both highly expressed and highly variable. The intersection across training cohorts yielded 1,970 genes used for all analyses. Validation datasets were restricted to this same gene set. Survival times and censoring indicators were taken from the associated clinical annotations. No missing-data imputation was performed: all analyses used complete cases, and analyses adjusted for the PurIST and DeCAF classifiers were restricted to samples with available classifier calls. Of the seven PDAC expression datasets we considered, two were used for training (TCGA and CPTAC) and five for external validation (Dijk, Moffitt, PACA-AU array, PACA-AU RNA-seq, and Puleo); because the two PACA-AU platforms profile one patient cohort, these five validation datasets span four independent patient cohorts. To harmonize differences in scale across cohorts, filtered gene expression data were within-sample rank transformed before model training (ranks are inherently nonnegative, preserving NMF compatibility). Within-sample ranking reduces platform- and library-size differences in expression scale that would otherwise dominate cross-cohort projection. More details about the datasets can be found in Supplementary Information, Section 6.</w:t>
       </w:r>
     </w:p>
     <w:p>
@@ -9668,11 +9689,23 @@
         </m:r>
       </m:oMath>
       <w:r>
-        <w:t xml:space="preserve">CCR2-inhibitor series, used for the paired pre- and post-treatment comparison (Fig. [fig:treated]b), and the O’Kane/COMPASS treated metastatic PDAC cohort used both for the D1 prognostic-transportability survival analysis (Fig. [fig:treated]a) and, in the subset of 33 tumors with matched staining, for the GATA6 RNA in situ hybridization comparison (main-text Fig. [fig:pdac]e), are restricted-access clinical-trial datasets that are not publicly deposited; raw data are available from the respective study investigators under a data-use agreement, subject to the governing trial consents and institutional approvals. To preserve reproducibility without redistributing restricted data, the derived per-cohort summary statistics reported in the main text and Supplementary Information are provided in the reproducibility repository (file \texttt{results/treated_cohort_stats.rds}), so that every treated-cohort value can be inspected and verified. Code used to generate the COMPASS D1–GATA6 comparison (main-text Fig. [fig:pdac]e) is also provided in the reproducibility repository; reproduction of the patient-level analysis requires authorized access to the COMPASS data.</w:t>
+        <w:t xml:space="preserve">CCR2-inhibitor series, used for the paired pre- and post-treatment comparison (Fig. [fig:treated]b), and the O’Kane/COMPASS treated metastatic PDAC cohort used both for the D1 prognostic-transportability survival analysis (Fig. [fig:treated]a) and, in the subset of 33 tumors with matched staining, for the GATA6 RNA in situ hybridization comparison (main-text Fig. [fig:pdac]e), are restricted-access clinical-trial datasets that are not publicly deposited; raw data are available from the respective study investigators under a data-use agreement, subject to the governing trial consents and institutional approvals. To preserve reproducibility without redistributing restricted data, the derived per-cohort summary statistics reported in the main text and Supplementary Information are provided in the reproducibility repository (file</w:t>
+      </w:r>
+      <w:r>
+        <w:t xml:space="preserve"> </w:t>
+      </w:r>
+      <w:r>
+        <w:rPr>
+          <w:rStyle w:val="VerbatimChar"/>
+        </w:rPr>
+        <w:t xml:space="preserve">results/treated\_cohort\_stats.rds</w:t>
+      </w:r>
+      <w:r>
+        <w:t xml:space="preserve">), so that every treated-cohort value can be inspected and verified. Code used to generate the COMPASS D1–GATA6 comparison (main-text Fig. [fig:pdac]e) is also provided in the reproducibility repository; reproduction of the patient-level analysis requires authorized access to the COMPASS data.</w:t>
       </w:r>
     </w:p>
     <w:bookmarkEnd w:id="51"/>
-    <w:bookmarkStart w:id="52" w:name="code-availability"/>
+    <w:bookmarkStart w:id="54" w:name="code-availability"/>
     <w:p>
       <w:pPr>
         <w:pStyle w:val="Heading1"/>
@@ -9686,7 +9719,16 @@
         <w:pStyle w:val="FirstParagraph"/>
       </w:pPr>
       <w:r>
-        <w:t xml:space="preserve">All analyses were performed in R (version 4.6.0; R Core Team) using DeSurv (v1.0.1; this work), \texttt{NMF}</w:t>
+        <w:t xml:space="preserve">All analyses were performed in R (version 4.6.0; R Core Team) using DeSurv (v1.0.1; this work),</w:t>
+      </w:r>
+      <w:r>
+        <w:t xml:space="preserve"> </w:t>
+      </w:r>
+      <w:r>
+        <w:rPr>
+          <w:rStyle w:val="VerbatimChar"/>
+        </w:rPr>
+        <w:t xml:space="preserve">NMF</w:t>
       </w:r>
       <w:hyperlink w:anchor="ref-gaujoux2010flexible">
         <w:r>
@@ -9698,7 +9740,16 @@
         </w:r>
       </w:hyperlink>
       <w:r>
-        <w:t xml:space="preserve">, \texttt{glmnet}</w:t>
+        <w:t xml:space="preserve">,</w:t>
+      </w:r>
+      <w:r>
+        <w:t xml:space="preserve"> </w:t>
+      </w:r>
+      <w:r>
+        <w:rPr>
+          <w:rStyle w:val="VerbatimChar"/>
+        </w:rPr>
+        <w:t xml:space="preserve">glmnet</w:t>
       </w:r>
       <w:hyperlink w:anchor="ref-simon2011regularization">
         <w:r>
@@ -9710,11 +9761,117 @@
         </w:r>
       </w:hyperlink>
       <w:r>
-        <w:t xml:space="preserve">, \texttt{survival}, \texttt{ggplot2}, and \texttt{cowplot}; Bayesian optimization for hyperparameter selection was implemented within DeSurv. The DeSurv R package is available at \url{https://github.com/rashidlab/DeSurv} (archived at Zenodo, DOI \texttt{10.5281/zenodo.20150929}). Reproducibility code, processed data, and the exact session-info file are available at \url{https://github.com/rashidlab/DeSurv-paper} (archived at Zenodo, DOI \texttt{10.5281/zenodo.20150946}); this includes \texttt{code/11_treated_cohort_analysis.R}, which generates the treated-cohort summary statistics above.</w:t>
-      </w:r>
-    </w:p>
-    <w:bookmarkEnd w:id="52"/>
-    <w:bookmarkStart w:id="53" w:name="acknowledgements"/>
+        <w:t xml:space="preserve">,</w:t>
+      </w:r>
+      <w:r>
+        <w:t xml:space="preserve"> </w:t>
+      </w:r>
+      <w:r>
+        <w:rPr>
+          <w:rStyle w:val="VerbatimChar"/>
+        </w:rPr>
+        <w:t xml:space="preserve">survival</w:t>
+      </w:r>
+      <w:r>
+        <w:t xml:space="preserve">,</w:t>
+      </w:r>
+      <w:r>
+        <w:t xml:space="preserve"> </w:t>
+      </w:r>
+      <w:r>
+        <w:rPr>
+          <w:rStyle w:val="VerbatimChar"/>
+        </w:rPr>
+        <w:t xml:space="preserve">ggplot2</w:t>
+      </w:r>
+      <w:r>
+        <w:t xml:space="preserve">, and</w:t>
+      </w:r>
+      <w:r>
+        <w:t xml:space="preserve"> </w:t>
+      </w:r>
+      <w:r>
+        <w:rPr>
+          <w:rStyle w:val="VerbatimChar"/>
+        </w:rPr>
+        <w:t xml:space="preserve">cowplot</w:t>
+      </w:r>
+      <w:r>
+        <w:t xml:space="preserve">; Bayesian optimization for hyperparameter selection was implemented within DeSurv. The DeSurv R package is available at</w:t>
+      </w:r>
+      <w:r>
+        <w:t xml:space="preserve"> </w:t>
+      </w:r>
+      <w:hyperlink r:id="rId52">
+        <w:r>
+          <w:rPr>
+            <w:rStyle w:val="Hyperlink"/>
+          </w:rPr>
+          <w:t xml:space="preserve">https://github.com/rashidlab/DeSurv</w:t>
+        </w:r>
+      </w:hyperlink>
+      <w:r>
+        <w:t xml:space="preserve"> </w:t>
+      </w:r>
+      <w:r>
+        <w:t xml:space="preserve">(archived at Zenodo, DOI</w:t>
+      </w:r>
+      <w:r>
+        <w:t xml:space="preserve"> </w:t>
+      </w:r>
+      <w:r>
+        <w:rPr>
+          <w:rStyle w:val="VerbatimChar"/>
+        </w:rPr>
+        <w:t xml:space="preserve">10.5281/zenodo.20150929</w:t>
+      </w:r>
+      <w:r>
+        <w:t xml:space="preserve">). Reproducibility code, processed data, and the exact session-info file are available at</w:t>
+      </w:r>
+      <w:r>
+        <w:t xml:space="preserve"> </w:t>
+      </w:r>
+      <w:hyperlink r:id="rId53">
+        <w:r>
+          <w:rPr>
+            <w:rStyle w:val="Hyperlink"/>
+          </w:rPr>
+          <w:t xml:space="preserve">https://github.com/rashidlab/DeSurv-paper</w:t>
+        </w:r>
+      </w:hyperlink>
+      <w:r>
+        <w:t xml:space="preserve"> </w:t>
+      </w:r>
+      <w:r>
+        <w:t xml:space="preserve">(archived at Zenodo, DOI</w:t>
+      </w:r>
+      <w:r>
+        <w:t xml:space="preserve"> </w:t>
+      </w:r>
+      <w:r>
+        <w:rPr>
+          <w:rStyle w:val="VerbatimChar"/>
+        </w:rPr>
+        <w:t xml:space="preserve">10.5281/zenodo.20150946</w:t>
+      </w:r>
+      <w:r>
+        <w:t xml:space="preserve">); this includes</w:t>
+      </w:r>
+      <w:r>
+        <w:t xml:space="preserve"> </w:t>
+      </w:r>
+      <w:r>
+        <w:rPr>
+          <w:rStyle w:val="VerbatimChar"/>
+        </w:rPr>
+        <w:t xml:space="preserve">code/11\_treated\_cohort\_analysis.R</w:t>
+      </w:r>
+      <w:r>
+        <w:t xml:space="preserve">, which generates the treated-cohort summary statistics above.</w:t>
+      </w:r>
+    </w:p>
+    <w:bookmarkEnd w:id="54"/>
+    <w:bookmarkStart w:id="55" w:name="acknowledgements"/>
     <w:p>
       <w:pPr>
         <w:pStyle w:val="Heading1"/>
@@ -9735,187 +9892,131 @@
       <w:pPr>
         <w:pStyle w:val="BodyText"/>
       </w:pPr>
-      <w:r>
-        <w:t xml:space="preserve">\textbf{Inclusion and Diversity.} The patient cohorts analyzed in this study were curated by the original investigators or consortia (TCGA, CPTAC, ICGC, and the original Moffitt, Dijk, and Puleo studies) and our access was limited to the de-identified expression and survival data they provide. Sex was recorded in every cohort and was included as a covariate in the clinical-adjustment analyses (Supplementary Table [tab:clinical-adjustment]), where the prognostic association of the DeSurv linear predictor was unchanged. We did not conduct sex-stratified analyses, because the study was not powered for subgroup comparisons within individual cohorts, and we did not stratify by race or ethnicity because those annotations were not consistently available across cohorts. Whether the prognostic relevance of these gene programs differs by sex, race, or ethnicity remains an important question for adequately powered, more comprehensively annotated cohorts.</w:t>
-      </w:r>
-    </w:p>
-    <w:bookmarkEnd w:id="53"/>
-    <w:bookmarkStart w:id="54" w:name="author-contributions"/>
-    <w:p>
-      <w:pPr>
-        <w:pStyle w:val="Heading1"/>
-      </w:pPr>
-      <w:r>
-        <w:t xml:space="preserve">Author Contributions</w:t>
-      </w:r>
-    </w:p>
-    <w:p>
-      <w:pPr>
-        <w:pStyle w:val="FirstParagraph"/>
-      </w:pPr>
-      <w:r>
-        <w:t xml:space="preserve">Conceptualization: A.M.Y., N.U.R. Methodology: A.M.Y., A.Y., D.L., N.U.R. Software: A.M.Y. Formal analysis: A.M.Y. Investigation: A.M.Y. Data curation: A.M.Y., X.L.P. Visualization: A.M.Y. Writing – original draft: A.M.Y., N.U.R. Writing – review and editing: A.M.Y., A.Y., X.L.P., J.J.Y., D.L., N.U.R. Resources (PDAC domain expertise and biological interpretation): X.L.P., J.J.Y. Supervision: N.U.R. Funding acquisition: A.M.Y., N.U.R. All authors reviewed and approved the final manuscript.</w:t>
-      </w:r>
-    </w:p>
-    <w:bookmarkEnd w:id="54"/>
-    <w:bookmarkStart w:id="55" w:name="competing-interests"/>
-    <w:p>
-      <w:pPr>
-        <w:pStyle w:val="Heading1"/>
-      </w:pPr>
-      <w:r>
-        <w:t xml:space="preserve">Competing Interests</w:t>
-      </w:r>
-    </w:p>
-    <w:p>
-      <w:pPr>
-        <w:pStyle w:val="FirstParagraph"/>
-      </w:pPr>
-      <w:r>
-        <w:t xml:space="preserve">N.U.R. and J.J.Y. are named as inventors on US patents US20220127676A1 and US20250066856A1, which relate to pancreatic cancer subtype classification. The PurIST and DeCAF classifiers were used only as published, independently derived comparators: their subtype calls were obtained with the released classifiers and included as fixed covariate annotations, and the adjustment analyses using these calls are objective and reproducible from the deposited code. They are not components of DeSurv. The other authors declare no competing interests.</w:t>
-      </w:r>
-    </w:p>
-    <w:bookmarkEnd w:id="55"/>
-    <w:bookmarkStart w:id="148" w:name="references"/>
-    <w:p>
-      <w:pPr>
-        <w:pStyle w:val="Heading1"/>
-      </w:pPr>
-      <w:r>
-        <w:t xml:space="preserve">References</w:t>
-      </w:r>
-    </w:p>
-    <w:bookmarkStart w:id="147" w:name="refs"/>
-    <w:bookmarkStart w:id="57" w:name="ref-siegel2026cancer"/>
-    <w:p>
-      <w:pPr>
-        <w:pStyle w:val="Bibliography"/>
-      </w:pPr>
-      <w:r>
-        <w:t xml:space="preserve">1.</w:t>
-      </w:r>
-      <w:r>
-        <w:t xml:space="preserve"> </w:t>
-      </w:r>
-      <w:r>
-        <w:t xml:space="preserve">	</w:t>
-      </w:r>
-      <w:r>
-        <w:t xml:space="preserve">Siegel, R. L., Kratzer, T. B., Wagle, N. S., Sung, H. &amp; Jemal, A. Cancer statistics, 2026.</w:t>
-      </w:r>
-      <w:r>
-        <w:t xml:space="preserve"> </w:t>
-      </w:r>
-      <w:r>
-        <w:rPr>
-          <w:iCs/>
-          <w:i/>
-        </w:rPr>
-        <w:t xml:space="preserve">CA: A Cancer Journal for Clinicians</w:t>
-      </w:r>
-      <w:r>
-        <w:t xml:space="preserve"> </w:t>
-      </w:r>
-      <w:hyperlink r:id="rId56">
-        <w:r>
-          <w:rPr>
-            <w:rStyle w:val="Hyperlink"/>
-          </w:rPr>
-          <w:t xml:space="preserve">https://doi.org/10.3322/caac.70043</w:t>
-        </w:r>
-      </w:hyperlink>
-      <w:r>
-        <w:t xml:space="preserve"> </w:t>
-      </w:r>
-      <w:r>
-        <w:t xml:space="preserve">(2026) doi:</w:t>
-      </w:r>
-      <w:hyperlink r:id="rId56">
-        <w:r>
-          <w:rPr>
-            <w:rStyle w:val="Hyperlink"/>
-          </w:rPr>
-          <w:t xml:space="preserve">10.3322/caac.70043</w:t>
-        </w:r>
-      </w:hyperlink>
-      <w:r>
-        <w:t xml:space="preserve">.</w:t>
-      </w:r>
-    </w:p>
-    <w:bookmarkEnd w:id="57"/>
-    <w:bookmarkStart w:id="59" w:name="ref-collisson2011subtypes"/>
-    <w:p>
-      <w:pPr>
-        <w:pStyle w:val="Bibliography"/>
-      </w:pPr>
-      <w:r>
-        <w:t xml:space="preserve">2.</w:t>
-      </w:r>
-      <w:r>
-        <w:t xml:space="preserve"> </w:t>
-      </w:r>
-      <w:r>
-        <w:t xml:space="preserve">	</w:t>
-      </w:r>
-      <w:r>
-        <w:t xml:space="preserve">Collisson, E. A.</w:t>
-      </w:r>
-      <w:r>
-        <w:t xml:space="preserve"> </w:t>
-      </w:r>
-      <w:r>
-        <w:rPr>
-          <w:iCs/>
-          <w:i/>
-        </w:rPr>
-        <w:t xml:space="preserve">et al.</w:t>
-      </w:r>
-      <w:r>
-        <w:t xml:space="preserve"> </w:t>
-      </w:r>
-      <w:hyperlink r:id="rId58">
-        <w:r>
-          <w:rPr>
-            <w:rStyle w:val="Hyperlink"/>
-          </w:rPr>
-          <w:t xml:space="preserve">Subtypes of pancreatic ductal adenocarcinoma and their differing responses to therapy</w:t>
-        </w:r>
-      </w:hyperlink>
-      <w:r>
-        <w:t xml:space="preserve">.</w:t>
-      </w:r>
-      <w:r>
-        <w:t xml:space="preserve"> </w:t>
-      </w:r>
-      <w:r>
-        <w:rPr>
-          <w:iCs/>
-          <w:i/>
-        </w:rPr>
-        <w:t xml:space="preserve">Nature Medicine</w:t>
-      </w:r>
-      <w:r>
-        <w:t xml:space="preserve"> </w:t>
-      </w:r>
       <w:r>
         <w:rPr>
           <w:bCs/>
           <w:b/>
         </w:rPr>
-        <w:t xml:space="preserve">17</w:t>
-      </w:r>
-      <w:r>
-        <w:t xml:space="preserve">, 500–503 (2011).</w:t>
+        <w:t xml:space="preserve">Inclusion and Diversity.</w:t>
+      </w:r>
+      <w:r>
+        <w:t xml:space="preserve"> </w:t>
+      </w:r>
+      <w:r>
+        <w:t xml:space="preserve">The patient cohorts analyzed in this study were curated by the original investigators or consortia (TCGA, CPTAC, ICGC, and the original Moffitt, Dijk, and Puleo studies) and our access was limited to the de-identified expression and survival data they provide. Sex was recorded in every cohort and was included as a covariate in the clinical-adjustment analyses (Supplementary Table [tab:clinical-adjustment]), where the prognostic association of the DeSurv linear predictor was unchanged. We did not conduct sex-stratified analyses, because the study was not powered for subgroup comparisons within individual cohorts, and we did not stratify by race or ethnicity because those annotations were not consistently available across cohorts. Whether the prognostic relevance of these gene programs differs by sex, race, or ethnicity remains an important question for adequately powered, more comprehensively annotated cohorts.</w:t>
+      </w:r>
+    </w:p>
+    <w:bookmarkEnd w:id="55"/>
+    <w:bookmarkStart w:id="56" w:name="author-contributions"/>
+    <w:p>
+      <w:pPr>
+        <w:pStyle w:val="Heading1"/>
+      </w:pPr>
+      <w:r>
+        <w:t xml:space="preserve">Author Contributions</w:t>
+      </w:r>
+    </w:p>
+    <w:p>
+      <w:pPr>
+        <w:pStyle w:val="FirstParagraph"/>
+      </w:pPr>
+      <w:r>
+        <w:t xml:space="preserve">Conceptualization: A.M.Y., N.U.R. Methodology: A.M.Y., A.Y., D.L., N.U.R. Software: A.M.Y. Formal analysis: A.M.Y. Investigation: A.M.Y. Data curation: A.M.Y., X.L.P. Visualization: A.M.Y. Writing – original draft: A.M.Y., N.U.R. Writing – review and editing: A.M.Y., A.Y., X.L.P., J.J.Y., D.L., N.U.R. Resources (PDAC domain expertise and biological interpretation): X.L.P., J.J.Y. Supervision: N.U.R. Funding acquisition: A.M.Y., N.U.R. All authors reviewed and approved the final manuscript.</w:t>
+      </w:r>
+    </w:p>
+    <w:bookmarkEnd w:id="56"/>
+    <w:bookmarkStart w:id="57" w:name="competing-interests"/>
+    <w:p>
+      <w:pPr>
+        <w:pStyle w:val="Heading1"/>
+      </w:pPr>
+      <w:r>
+        <w:t xml:space="preserve">Competing Interests</w:t>
+      </w:r>
+    </w:p>
+    <w:p>
+      <w:pPr>
+        <w:pStyle w:val="FirstParagraph"/>
+      </w:pPr>
+      <w:r>
+        <w:t xml:space="preserve">N.U.R. and J.J.Y. are named as inventors on US patents US20220127676A1 and US20250066856A1, which relate to pancreatic cancer subtype classification. The PurIST and DeCAF classifiers were used only as published, independently derived comparators: their subtype calls were obtained with the released classifiers and included as fixed covariate annotations, and the adjustment analyses using these calls are objective and reproducible from the deposited code. They are not components of DeSurv. The other authors declare no competing interests.</w:t>
+      </w:r>
+    </w:p>
+    <w:bookmarkEnd w:id="57"/>
+    <w:bookmarkStart w:id="150" w:name="references"/>
+    <w:p>
+      <w:pPr>
+        <w:pStyle w:val="Heading1"/>
+      </w:pPr>
+      <w:r>
+        <w:t xml:space="preserve">References</w:t>
+      </w:r>
+    </w:p>
+    <w:bookmarkStart w:id="149" w:name="refs"/>
+    <w:bookmarkStart w:id="59" w:name="ref-siegel2026cancer"/>
+    <w:p>
+      <w:pPr>
+        <w:pStyle w:val="Bibliography"/>
+      </w:pPr>
+      <w:r>
+        <w:t xml:space="preserve">1.</w:t>
+      </w:r>
+      <w:r>
+        <w:t xml:space="preserve"> </w:t>
+      </w:r>
+      <w:r>
+        <w:t xml:space="preserve">	</w:t>
+      </w:r>
+      <w:r>
+        <w:t xml:space="preserve">Siegel, R. L., Kratzer, T. B., Wagle, N. S., Sung, H. &amp; Jemal, A. Cancer statistics, 2026.</w:t>
+      </w:r>
+      <w:r>
+        <w:t xml:space="preserve"> </w:t>
+      </w:r>
+      <w:r>
+        <w:rPr>
+          <w:iCs/>
+          <w:i/>
+        </w:rPr>
+        <w:t xml:space="preserve">CA: A Cancer Journal for Clinicians</w:t>
+      </w:r>
+      <w:r>
+        <w:t xml:space="preserve"> </w:t>
+      </w:r>
+      <w:hyperlink r:id="rId58">
+        <w:r>
+          <w:rPr>
+            <w:rStyle w:val="Hyperlink"/>
+          </w:rPr>
+          <w:t xml:space="preserve">https://doi.org/10.3322/caac.70043</w:t>
+        </w:r>
+      </w:hyperlink>
+      <w:r>
+        <w:t xml:space="preserve"> </w:t>
+      </w:r>
+      <w:r>
+        <w:t xml:space="preserve">(2026) doi:</w:t>
+      </w:r>
+      <w:hyperlink r:id="rId58">
+        <w:r>
+          <w:rPr>
+            <w:rStyle w:val="Hyperlink"/>
+          </w:rPr>
+          <w:t xml:space="preserve">10.3322/caac.70043</w:t>
+        </w:r>
+      </w:hyperlink>
+      <w:r>
+        <w:t xml:space="preserve">.</w:t>
       </w:r>
     </w:p>
     <w:bookmarkEnd w:id="59"/>
-    <w:bookmarkStart w:id="61" w:name="ref-moffitt2015virtual"/>
+    <w:bookmarkStart w:id="61" w:name="ref-collisson2011subtypes"/>
     <w:p>
       <w:pPr>
         <w:pStyle w:val="Bibliography"/>
       </w:pPr>
       <w:r>
-        <w:t xml:space="preserve">3.</w:t>
+        <w:t xml:space="preserve">2.</w:t>
       </w:r>
       <w:r>
         <w:t xml:space="preserve"> </w:t>
@@ -9924,7 +10025,7 @@
         <w:t xml:space="preserve">	</w:t>
       </w:r>
       <w:r>
-        <w:t xml:space="preserve">Moffitt, R. A.</w:t>
+        <w:t xml:space="preserve">Collisson, E. A.</w:t>
       </w:r>
       <w:r>
         <w:t xml:space="preserve"> </w:t>
@@ -9944,7 +10045,7 @@
           <w:rPr>
             <w:rStyle w:val="Hyperlink"/>
           </w:rPr>
-          <w:t xml:space="preserve">Virtual microdissection identifies distinct tumor- and stroma-specific subtypes of pancreatic ductal adenocarcinoma</w:t>
+          <w:t xml:space="preserve">Subtypes of pancreatic ductal adenocarcinoma and their differing responses to therapy</w:t>
         </w:r>
       </w:hyperlink>
       <w:r>
@@ -9958,7 +10059,7 @@
           <w:iCs/>
           <w:i/>
         </w:rPr>
-        <w:t xml:space="preserve">Nature Genetics</w:t>
+        <w:t xml:space="preserve">Nature Medicine</w:t>
       </w:r>
       <w:r>
         <w:t xml:space="preserve"> </w:t>
@@ -9968,20 +10069,20 @@
           <w:bCs/>
           <w:b/>
         </w:rPr>
-        <w:t xml:space="preserve">47</w:t>
-      </w:r>
-      <w:r>
-        <w:t xml:space="preserve">, 1168–1178 (2015).</w:t>
+        <w:t xml:space="preserve">17</w:t>
+      </w:r>
+      <w:r>
+        <w:t xml:space="preserve">, 500–503 (2011).</w:t>
       </w:r>
     </w:p>
     <w:bookmarkEnd w:id="61"/>
-    <w:bookmarkStart w:id="63" w:name="ref-rashid2020purity"/>
+    <w:bookmarkStart w:id="63" w:name="ref-moffitt2015virtual"/>
     <w:p>
       <w:pPr>
         <w:pStyle w:val="Bibliography"/>
       </w:pPr>
       <w:r>
-        <w:t xml:space="preserve">4.</w:t>
+        <w:t xml:space="preserve">3.</w:t>
       </w:r>
       <w:r>
         <w:t xml:space="preserve"> </w:t>
@@ -9990,7 +10091,7 @@
         <w:t xml:space="preserve">	</w:t>
       </w:r>
       <w:r>
-        <w:t xml:space="preserve">Rashid, N. U.</w:t>
+        <w:t xml:space="preserve">Moffitt, R. A.</w:t>
       </w:r>
       <w:r>
         <w:t xml:space="preserve"> </w:t>
@@ -10010,7 +10111,7 @@
           <w:rPr>
             <w:rStyle w:val="Hyperlink"/>
           </w:rPr>
-          <w:t xml:space="preserve">Purity independent subtyping of tumors (PurIST), a clinically robust, single-sample classifier for tumor subtyping in pancreatic cancer</w:t>
+          <w:t xml:space="preserve">Virtual microdissection identifies distinct tumor- and stroma-specific subtypes of pancreatic ductal adenocarcinoma</w:t>
         </w:r>
       </w:hyperlink>
       <w:r>
@@ -10024,7 +10125,7 @@
           <w:iCs/>
           <w:i/>
         </w:rPr>
-        <w:t xml:space="preserve">Clinical Cancer Research</w:t>
+        <w:t xml:space="preserve">Nature Genetics</w:t>
       </w:r>
       <w:r>
         <w:t xml:space="preserve"> </w:t>
@@ -10034,20 +10135,20 @@
           <w:bCs/>
           <w:b/>
         </w:rPr>
-        <w:t xml:space="preserve">26</w:t>
-      </w:r>
-      <w:r>
-        <w:t xml:space="preserve">, 82–92 (2020).</w:t>
+        <w:t xml:space="preserve">47</w:t>
+      </w:r>
+      <w:r>
+        <w:t xml:space="preserve">, 1168–1178 (2015).</w:t>
       </w:r>
     </w:p>
     <w:bookmarkEnd w:id="63"/>
-    <w:bookmarkStart w:id="65" w:name="ref-peng2024determination"/>
+    <w:bookmarkStart w:id="65" w:name="ref-rashid2020purity"/>
     <w:p>
       <w:pPr>
         <w:pStyle w:val="Bibliography"/>
       </w:pPr>
       <w:r>
-        <w:t xml:space="preserve">5.</w:t>
+        <w:t xml:space="preserve">4.</w:t>
       </w:r>
       <w:r>
         <w:t xml:space="preserve"> </w:t>
@@ -10056,7 +10157,7 @@
         <w:t xml:space="preserve">	</w:t>
       </w:r>
       <w:r>
-        <w:t xml:space="preserve">Peng, X. L.</w:t>
+        <w:t xml:space="preserve">Rashid, N. U.</w:t>
       </w:r>
       <w:r>
         <w:t xml:space="preserve"> </w:t>
@@ -10076,7 +10177,7 @@
           <w:rPr>
             <w:rStyle w:val="Hyperlink"/>
           </w:rPr>
-          <w:t xml:space="preserve">DeCAF defines clinical fibroblast subtypes and multidimensional tumor-stroma crosstalk shaping prognosis and immunotherapy response</w:t>
+          <w:t xml:space="preserve">Purity independent subtyping of tumors (PurIST), a clinically robust, single-sample classifier for tumor subtyping in pancreatic cancer</w:t>
         </w:r>
       </w:hyperlink>
       <w:r>
@@ -10090,7 +10191,7 @@
           <w:iCs/>
           <w:i/>
         </w:rPr>
-        <w:t xml:space="preserve">Cell Reports Medicine</w:t>
+        <w:t xml:space="preserve">Clinical Cancer Research</w:t>
       </w:r>
       <w:r>
         <w:t xml:space="preserve"> </w:t>
@@ -10100,20 +10201,20 @@
           <w:bCs/>
           <w:b/>
         </w:rPr>
-        <w:t xml:space="preserve">7</w:t>
-      </w:r>
-      <w:r>
-        <w:t xml:space="preserve">, 102611 (2026).</w:t>
+        <w:t xml:space="preserve">26</w:t>
+      </w:r>
+      <w:r>
+        <w:t xml:space="preserve">, 82–92 (2020).</w:t>
       </w:r>
     </w:p>
     <w:bookmarkEnd w:id="65"/>
-    <w:bookmarkStart w:id="67" w:name="ref-moncada2020spatial"/>
+    <w:bookmarkStart w:id="67" w:name="ref-peng2024determination"/>
     <w:p>
       <w:pPr>
         <w:pStyle w:val="Bibliography"/>
       </w:pPr>
       <w:r>
-        <w:t xml:space="preserve">6.</w:t>
+        <w:t xml:space="preserve">5.</w:t>
       </w:r>
       <w:r>
         <w:t xml:space="preserve"> </w:t>
@@ -10122,7 +10223,7 @@
         <w:t xml:space="preserve">	</w:t>
       </w:r>
       <w:r>
-        <w:t xml:space="preserve">Moncada, R.</w:t>
+        <w:t xml:space="preserve">Peng, X. L.</w:t>
       </w:r>
       <w:r>
         <w:t xml:space="preserve"> </w:t>
@@ -10142,25 +10243,7 @@
           <w:rPr>
             <w:rStyle w:val="Hyperlink"/>
           </w:rPr>
-          <w:t xml:space="preserve">Integrating microarray-based spatial transcriptomics and single-cell</w:t>
-        </w:r>
-        <w:r>
-          <w:rPr>
-            <w:rStyle w:val="Hyperlink"/>
-          </w:rPr>
-          <w:t xml:space="preserve"> </w:t>
-        </w:r>
-        <w:r>
-          <w:rPr>
-            <w:rStyle w:val="Hyperlink"/>
-          </w:rPr>
-          <w:t xml:space="preserve">RNA</w:t>
-        </w:r>
-        <w:r>
-          <w:rPr>
-            <w:rStyle w:val="Hyperlink"/>
-          </w:rPr>
-          <w:t xml:space="preserve">-seq reveals tissue architecture in pancreatic ductal adenocarcinomas</w:t>
+          <w:t xml:space="preserve">DeCAF defines clinical fibroblast subtypes and multidimensional tumor-stroma crosstalk shaping prognosis and immunotherapy response</w:t>
         </w:r>
       </w:hyperlink>
       <w:r>
@@ -10174,7 +10257,7 @@
           <w:iCs/>
           <w:i/>
         </w:rPr>
-        <w:t xml:space="preserve">Nature Biotechnology</w:t>
+        <w:t xml:space="preserve">Cell Reports Medicine</w:t>
       </w:r>
       <w:r>
         <w:t xml:space="preserve"> </w:t>
@@ -10184,20 +10267,20 @@
           <w:bCs/>
           <w:b/>
         </w:rPr>
-        <w:t xml:space="preserve">38</w:t>
-      </w:r>
-      <w:r>
-        <w:t xml:space="preserve">, 333–342 (2020).</w:t>
+        <w:t xml:space="preserve">7</w:t>
+      </w:r>
+      <w:r>
+        <w:t xml:space="preserve">, 102611 (2026).</w:t>
       </w:r>
     </w:p>
     <w:bookmarkEnd w:id="67"/>
-    <w:bookmarkStart w:id="69" w:name="ref-hwang2022single"/>
+    <w:bookmarkStart w:id="69" w:name="ref-moncada2020spatial"/>
     <w:p>
       <w:pPr>
         <w:pStyle w:val="Bibliography"/>
       </w:pPr>
       <w:r>
-        <w:t xml:space="preserve">7.</w:t>
+        <w:t xml:space="preserve">6.</w:t>
       </w:r>
       <w:r>
         <w:t xml:space="preserve"> </w:t>
@@ -10206,7 +10289,7 @@
         <w:t xml:space="preserve">	</w:t>
       </w:r>
       <w:r>
-        <w:t xml:space="preserve">Hwang, W. L.</w:t>
+        <w:t xml:space="preserve">Moncada, R.</w:t>
       </w:r>
       <w:r>
         <w:t xml:space="preserve"> </w:t>
@@ -10226,7 +10309,25 @@
           <w:rPr>
             <w:rStyle w:val="Hyperlink"/>
           </w:rPr>
-          <w:t xml:space="preserve">Single-nucleus and spatial transcriptome profiling of pancreatic cancer identifies multicellular dynamics associated with neoadjuvant treatment</w:t>
+          <w:t xml:space="preserve">Integrating microarray-based spatial transcriptomics and single-cell</w:t>
+        </w:r>
+        <w:r>
+          <w:rPr>
+            <w:rStyle w:val="Hyperlink"/>
+          </w:rPr>
+          <w:t xml:space="preserve"> </w:t>
+        </w:r>
+        <w:r>
+          <w:rPr>
+            <w:rStyle w:val="Hyperlink"/>
+          </w:rPr>
+          <w:t xml:space="preserve">RNA</w:t>
+        </w:r>
+        <w:r>
+          <w:rPr>
+            <w:rStyle w:val="Hyperlink"/>
+          </w:rPr>
+          <w:t xml:space="preserve">-seq reveals tissue architecture in pancreatic ductal adenocarcinomas</w:t>
         </w:r>
       </w:hyperlink>
       <w:r>
@@ -10240,7 +10341,7 @@
           <w:iCs/>
           <w:i/>
         </w:rPr>
-        <w:t xml:space="preserve">Nature Genetics</w:t>
+        <w:t xml:space="preserve">Nature Biotechnology</w:t>
       </w:r>
       <w:r>
         <w:t xml:space="preserve"> </w:t>
@@ -10250,20 +10351,20 @@
           <w:bCs/>
           <w:b/>
         </w:rPr>
-        <w:t xml:space="preserve">54</w:t>
-      </w:r>
-      <w:r>
-        <w:t xml:space="preserve">, 1178–1191 (2022).</w:t>
+        <w:t xml:space="preserve">38</w:t>
+      </w:r>
+      <w:r>
+        <w:t xml:space="preserve">, 333–342 (2020).</w:t>
       </w:r>
     </w:p>
     <w:bookmarkEnd w:id="69"/>
-    <w:bookmarkStart w:id="71" w:name="ref-werba2023single"/>
+    <w:bookmarkStart w:id="71" w:name="ref-hwang2022single"/>
     <w:p>
       <w:pPr>
         <w:pStyle w:val="Bibliography"/>
       </w:pPr>
       <w:r>
-        <w:t xml:space="preserve">8.</w:t>
+        <w:t xml:space="preserve">7.</w:t>
       </w:r>
       <w:r>
         <w:t xml:space="preserve"> </w:t>
@@ -10272,7 +10373,7 @@
         <w:t xml:space="preserve">	</w:t>
       </w:r>
       <w:r>
-        <w:t xml:space="preserve">Werba, G.</w:t>
+        <w:t xml:space="preserve">Hwang, W. L.</w:t>
       </w:r>
       <w:r>
         <w:t xml:space="preserve"> </w:t>
@@ -10292,7 +10393,7 @@
           <w:rPr>
             <w:rStyle w:val="Hyperlink"/>
           </w:rPr>
-          <w:t xml:space="preserve">Single-cell RNA sequencing reveals the effects of chemotherapy on human pancreatic adenocarcinoma and its tumor microenvironment</w:t>
+          <w:t xml:space="preserve">Single-nucleus and spatial transcriptome profiling of pancreatic cancer identifies multicellular dynamics associated with neoadjuvant treatment</w:t>
         </w:r>
       </w:hyperlink>
       <w:r>
@@ -10306,7 +10407,7 @@
           <w:iCs/>
           <w:i/>
         </w:rPr>
-        <w:t xml:space="preserve">Nature Communications</w:t>
+        <w:t xml:space="preserve">Nature Genetics</w:t>
       </w:r>
       <w:r>
         <w:t xml:space="preserve"> </w:t>
@@ -10316,20 +10417,20 @@
           <w:bCs/>
           <w:b/>
         </w:rPr>
-        <w:t xml:space="preserve">14</w:t>
-      </w:r>
-      <w:r>
-        <w:t xml:space="preserve">, 797 (2023).</w:t>
+        <w:t xml:space="preserve">54</w:t>
+      </w:r>
+      <w:r>
+        <w:t xml:space="preserve">, 1178–1191 (2022).</w:t>
       </w:r>
     </w:p>
     <w:bookmarkEnd w:id="71"/>
-    <w:bookmarkStart w:id="73" w:name="ref-Bailey2016"/>
+    <w:bookmarkStart w:id="73" w:name="ref-werba2023single"/>
     <w:p>
       <w:pPr>
         <w:pStyle w:val="Bibliography"/>
       </w:pPr>
       <w:r>
-        <w:t xml:space="preserve">9.</w:t>
+        <w:t xml:space="preserve">8.</w:t>
       </w:r>
       <w:r>
         <w:t xml:space="preserve"> </w:t>
@@ -10338,7 +10439,7 @@
         <w:t xml:space="preserve">	</w:t>
       </w:r>
       <w:r>
-        <w:t xml:space="preserve">Bailey, P.</w:t>
+        <w:t xml:space="preserve">Werba, G.</w:t>
       </w:r>
       <w:r>
         <w:t xml:space="preserve"> </w:t>
@@ -10358,7 +10459,7 @@
           <w:rPr>
             <w:rStyle w:val="Hyperlink"/>
           </w:rPr>
-          <w:t xml:space="preserve">Genomic analyses identify molecular subtypes of pancreatic cancer</w:t>
+          <w:t xml:space="preserve">Single-cell RNA sequencing reveals the effects of chemotherapy on human pancreatic adenocarcinoma and its tumor microenvironment</w:t>
         </w:r>
       </w:hyperlink>
       <w:r>
@@ -10372,7 +10473,7 @@
           <w:iCs/>
           <w:i/>
         </w:rPr>
-        <w:t xml:space="preserve">Nature</w:t>
+        <w:t xml:space="preserve">Nature Communications</w:t>
       </w:r>
       <w:r>
         <w:t xml:space="preserve"> </w:t>
@@ -10382,20 +10483,20 @@
           <w:bCs/>
           <w:b/>
         </w:rPr>
-        <w:t xml:space="preserve">531</w:t>
-      </w:r>
-      <w:r>
-        <w:t xml:space="preserve">, 47–52 (2016).</w:t>
+        <w:t xml:space="preserve">14</w:t>
+      </w:r>
+      <w:r>
+        <w:t xml:space="preserve">, 797 (2023).</w:t>
       </w:r>
     </w:p>
     <w:bookmarkEnd w:id="73"/>
-    <w:bookmarkStart w:id="75" w:name="ref-aung2018compass"/>
+    <w:bookmarkStart w:id="75" w:name="ref-Bailey2016"/>
     <w:p>
       <w:pPr>
         <w:pStyle w:val="Bibliography"/>
       </w:pPr>
       <w:r>
-        <w:t xml:space="preserve">10.</w:t>
+        <w:t xml:space="preserve">9.</w:t>
       </w:r>
       <w:r>
         <w:t xml:space="preserve"> </w:t>
@@ -10404,7 +10505,7 @@
         <w:t xml:space="preserve">	</w:t>
       </w:r>
       <w:r>
-        <w:t xml:space="preserve">Aung, K. L.</w:t>
+        <w:t xml:space="preserve">Bailey, P.</w:t>
       </w:r>
       <w:r>
         <w:t xml:space="preserve"> </w:t>
@@ -10424,7 +10525,7 @@
           <w:rPr>
             <w:rStyle w:val="Hyperlink"/>
           </w:rPr>
-          <w:t xml:space="preserve">Genomics-driven precision medicine for advanced pancreatic cancer: Early results from the COMPASS trial</w:t>
+          <w:t xml:space="preserve">Genomic analyses identify molecular subtypes of pancreatic cancer</w:t>
         </w:r>
       </w:hyperlink>
       <w:r>
@@ -10438,7 +10539,7 @@
           <w:iCs/>
           <w:i/>
         </w:rPr>
-        <w:t xml:space="preserve">Clinical Cancer Research</w:t>
+        <w:t xml:space="preserve">Nature</w:t>
       </w:r>
       <w:r>
         <w:t xml:space="preserve"> </w:t>
@@ -10448,20 +10549,20 @@
           <w:bCs/>
           <w:b/>
         </w:rPr>
-        <w:t xml:space="preserve">24</w:t>
-      </w:r>
-      <w:r>
-        <w:t xml:space="preserve">, 1344–1354 (2018).</w:t>
+        <w:t xml:space="preserve">531</w:t>
+      </w:r>
+      <w:r>
+        <w:t xml:space="preserve">, 47–52 (2016).</w:t>
       </w:r>
     </w:p>
     <w:bookmarkEnd w:id="75"/>
-    <w:bookmarkStart w:id="77" w:name="ref-nguyen2024fourteen"/>
+    <w:bookmarkStart w:id="77" w:name="ref-aung2018compass"/>
     <w:p>
       <w:pPr>
         <w:pStyle w:val="Bibliography"/>
       </w:pPr>
       <w:r>
-        <w:t xml:space="preserve">11.</w:t>
+        <w:t xml:space="preserve">10.</w:t>
       </w:r>
       <w:r>
         <w:t xml:space="preserve"> </w:t>
@@ -10470,7 +10571,17 @@
         <w:t xml:space="preserve">	</w:t>
       </w:r>
       <w:r>
-        <w:t xml:space="preserve">Nguyen, H., Nguyen, H., Tran, D., Draghici, S. &amp; Nguyen, T.</w:t>
+        <w:t xml:space="preserve">Aung, K. L.</w:t>
+      </w:r>
+      <w:r>
+        <w:t xml:space="preserve"> </w:t>
+      </w:r>
+      <w:r>
+        <w:rPr>
+          <w:iCs/>
+          <w:i/>
+        </w:rPr>
+        <w:t xml:space="preserve">et al.</w:t>
       </w:r>
       <w:r>
         <w:t xml:space="preserve"> </w:t>
@@ -10480,7 +10591,7 @@
           <w:rPr>
             <w:rStyle w:val="Hyperlink"/>
           </w:rPr>
-          <w:t xml:space="preserve">Fourteen years of cellular deconvolution: Methodology, applications, technical evaluation and outstanding challenges</w:t>
+          <w:t xml:space="preserve">Genomics-driven precision medicine for advanced pancreatic cancer: Early results from the COMPASS trial</w:t>
         </w:r>
       </w:hyperlink>
       <w:r>
@@ -10494,7 +10605,7 @@
           <w:iCs/>
           <w:i/>
         </w:rPr>
-        <w:t xml:space="preserve">Nucleic Acids Research</w:t>
+        <w:t xml:space="preserve">Clinical Cancer Research</w:t>
       </w:r>
       <w:r>
         <w:t xml:space="preserve"> </w:t>
@@ -10504,20 +10615,20 @@
           <w:bCs/>
           <w:b/>
         </w:rPr>
-        <w:t xml:space="preserve">52</w:t>
-      </w:r>
-      <w:r>
-        <w:t xml:space="preserve">, 4761–4783 (2024).</w:t>
+        <w:t xml:space="preserve">24</w:t>
+      </w:r>
+      <w:r>
+        <w:t xml:space="preserve">, 1344–1354 (2018).</w:t>
       </w:r>
     </w:p>
     <w:bookmarkEnd w:id="77"/>
-    <w:bookmarkStart w:id="79" w:name="ref-lee1999learning"/>
+    <w:bookmarkStart w:id="79" w:name="ref-nguyen2024fourteen"/>
     <w:p>
       <w:pPr>
         <w:pStyle w:val="Bibliography"/>
       </w:pPr>
       <w:r>
-        <w:t xml:space="preserve">12.</w:t>
+        <w:t xml:space="preserve">11.</w:t>
       </w:r>
       <w:r>
         <w:t xml:space="preserve"> </w:t>
@@ -10526,7 +10637,7 @@
         <w:t xml:space="preserve">	</w:t>
       </w:r>
       <w:r>
-        <w:t xml:space="preserve">Lee, D. D. &amp; Seung, H. S.</w:t>
+        <w:t xml:space="preserve">Nguyen, H., Nguyen, H., Tran, D., Draghici, S. &amp; Nguyen, T.</w:t>
       </w:r>
       <w:r>
         <w:t xml:space="preserve"> </w:t>
@@ -10536,7 +10647,7 @@
           <w:rPr>
             <w:rStyle w:val="Hyperlink"/>
           </w:rPr>
-          <w:t xml:space="preserve">Learning the parts of objects by non-negative matrix factorization</w:t>
+          <w:t xml:space="preserve">Fourteen years of cellular deconvolution: Methodology, applications, technical evaluation and outstanding challenges</w:t>
         </w:r>
       </w:hyperlink>
       <w:r>
@@ -10550,7 +10661,7 @@
           <w:iCs/>
           <w:i/>
         </w:rPr>
-        <w:t xml:space="preserve">Nature</w:t>
+        <w:t xml:space="preserve">Nucleic Acids Research</w:t>
       </w:r>
       <w:r>
         <w:t xml:space="preserve"> </w:t>
@@ -10560,20 +10671,20 @@
           <w:bCs/>
           <w:b/>
         </w:rPr>
-        <w:t xml:space="preserve">401</w:t>
-      </w:r>
-      <w:r>
-        <w:t xml:space="preserve">, 788–791 (1999).</w:t>
+        <w:t xml:space="preserve">52</w:t>
+      </w:r>
+      <w:r>
+        <w:t xml:space="preserve">, 4761–4783 (2024).</w:t>
       </w:r>
     </w:p>
     <w:bookmarkEnd w:id="79"/>
-    <w:bookmarkStart w:id="81" w:name="ref-brunet2004metagenes"/>
+    <w:bookmarkStart w:id="81" w:name="ref-lee1999learning"/>
     <w:p>
       <w:pPr>
         <w:pStyle w:val="Bibliography"/>
       </w:pPr>
       <w:r>
-        <w:t xml:space="preserve">13.</w:t>
+        <w:t xml:space="preserve">12.</w:t>
       </w:r>
       <w:r>
         <w:t xml:space="preserve"> </w:t>
@@ -10582,7 +10693,7 @@
         <w:t xml:space="preserve">	</w:t>
       </w:r>
       <w:r>
-        <w:t xml:space="preserve">Brunet, J.-P., Tamayo, P., Golub, T. R. &amp; Mesirov, J. P.</w:t>
+        <w:t xml:space="preserve">Lee, D. D. &amp; Seung, H. S.</w:t>
       </w:r>
       <w:r>
         <w:t xml:space="preserve"> </w:t>
@@ -10592,7 +10703,7 @@
           <w:rPr>
             <w:rStyle w:val="Hyperlink"/>
           </w:rPr>
-          <w:t xml:space="preserve">Metagenes and molecular pattern discovery using matrix factorization</w:t>
+          <w:t xml:space="preserve">Learning the parts of objects by non-negative matrix factorization</w:t>
         </w:r>
       </w:hyperlink>
       <w:r>
@@ -10606,7 +10717,7 @@
           <w:iCs/>
           <w:i/>
         </w:rPr>
-        <w:t xml:space="preserve">Proceedings of the National Academy of Sciences USA</w:t>
+        <w:t xml:space="preserve">Nature</w:t>
       </w:r>
       <w:r>
         <w:t xml:space="preserve"> </w:t>
@@ -10616,20 +10727,20 @@
           <w:bCs/>
           <w:b/>
         </w:rPr>
-        <w:t xml:space="preserve">101</w:t>
-      </w:r>
-      <w:r>
-        <w:t xml:space="preserve">, 4164–4169 (2004).</w:t>
+        <w:t xml:space="preserve">401</w:t>
+      </w:r>
+      <w:r>
+        <w:t xml:space="preserve">, 788–791 (1999).</w:t>
       </w:r>
     </w:p>
     <w:bookmarkEnd w:id="81"/>
-    <w:bookmarkStart w:id="83" w:name="ref-peng2019novo"/>
+    <w:bookmarkStart w:id="83" w:name="ref-brunet2004metagenes"/>
     <w:p>
       <w:pPr>
         <w:pStyle w:val="Bibliography"/>
       </w:pPr>
       <w:r>
-        <w:t xml:space="preserve">14.</w:t>
+        <w:t xml:space="preserve">13.</w:t>
       </w:r>
       <w:r>
         <w:t xml:space="preserve"> </w:t>
@@ -10638,7 +10749,7 @@
         <w:t xml:space="preserve">	</w:t>
       </w:r>
       <w:r>
-        <w:t xml:space="preserve">Peng, X. L., Moffitt, R. A., Torphy, R. J., Volmar, K. E. &amp; Yeh, J. J.</w:t>
+        <w:t xml:space="preserve">Brunet, J.-P., Tamayo, P., Golub, T. R. &amp; Mesirov, J. P.</w:t>
       </w:r>
       <w:r>
         <w:t xml:space="preserve"> </w:t>
@@ -10648,7 +10759,7 @@
           <w:rPr>
             <w:rStyle w:val="Hyperlink"/>
           </w:rPr>
-          <w:t xml:space="preserve">De novo compartment deconvolution and weight estimation of tumor samples using DECODER</w:t>
+          <w:t xml:space="preserve">Metagenes and molecular pattern discovery using matrix factorization</w:t>
         </w:r>
       </w:hyperlink>
       <w:r>
@@ -10662,7 +10773,7 @@
           <w:iCs/>
           <w:i/>
         </w:rPr>
-        <w:t xml:space="preserve">Nature Communications</w:t>
+        <w:t xml:space="preserve">Proceedings of the National Academy of Sciences USA</w:t>
       </w:r>
       <w:r>
         <w:t xml:space="preserve"> </w:t>
@@ -10672,20 +10783,20 @@
           <w:bCs/>
           <w:b/>
         </w:rPr>
-        <w:t xml:space="preserve">10</w:t>
-      </w:r>
-      <w:r>
-        <w:t xml:space="preserve">, 4729 (2019).</w:t>
+        <w:t xml:space="preserve">101</w:t>
+      </w:r>
+      <w:r>
+        <w:t xml:space="preserve">, 4164–4169 (2004).</w:t>
       </w:r>
     </w:p>
     <w:bookmarkEnd w:id="83"/>
-    <w:bookmarkStart w:id="85" w:name="ref-bair2004semi"/>
+    <w:bookmarkStart w:id="85" w:name="ref-peng2019novo"/>
     <w:p>
       <w:pPr>
         <w:pStyle w:val="Bibliography"/>
       </w:pPr>
       <w:r>
-        <w:t xml:space="preserve">15.</w:t>
+        <w:t xml:space="preserve">14.</w:t>
       </w:r>
       <w:r>
         <w:t xml:space="preserve"> </w:t>
@@ -10694,7 +10805,7 @@
         <w:t xml:space="preserve">	</w:t>
       </w:r>
       <w:r>
-        <w:t xml:space="preserve">Bair, E. &amp; Tibshirani, R.</w:t>
+        <w:t xml:space="preserve">Peng, X. L., Moffitt, R. A., Torphy, R. J., Volmar, K. E. &amp; Yeh, J. J.</w:t>
       </w:r>
       <w:r>
         <w:t xml:space="preserve"> </w:t>
@@ -10704,7 +10815,7 @@
           <w:rPr>
             <w:rStyle w:val="Hyperlink"/>
           </w:rPr>
-          <w:t xml:space="preserve">Semi-supervised methods to predict patient survival from gene expression data</w:t>
+          <w:t xml:space="preserve">De novo compartment deconvolution and weight estimation of tumor samples using DECODER</w:t>
         </w:r>
       </w:hyperlink>
       <w:r>
@@ -10718,7 +10829,7 @@
           <w:iCs/>
           <w:i/>
         </w:rPr>
-        <w:t xml:space="preserve">PLoS Biology</w:t>
+        <w:t xml:space="preserve">Nature Communications</w:t>
       </w:r>
       <w:r>
         <w:t xml:space="preserve"> </w:t>
@@ -10728,20 +10839,20 @@
           <w:bCs/>
           <w:b/>
         </w:rPr>
-        <w:t xml:space="preserve">2</w:t>
-      </w:r>
-      <w:r>
-        <w:t xml:space="preserve">, e108 (2004).</w:t>
+        <w:t xml:space="preserve">10</w:t>
+      </w:r>
+      <w:r>
+        <w:t xml:space="preserve">, 4729 (2019).</w:t>
       </w:r>
     </w:p>
     <w:bookmarkEnd w:id="85"/>
-    <w:bookmarkStart w:id="87" w:name="ref-cook2007fisher"/>
+    <w:bookmarkStart w:id="87" w:name="ref-bair2004semi"/>
     <w:p>
       <w:pPr>
         <w:pStyle w:val="Bibliography"/>
       </w:pPr>
       <w:r>
-        <w:t xml:space="preserve">16.</w:t>
+        <w:t xml:space="preserve">15.</w:t>
       </w:r>
       <w:r>
         <w:t xml:space="preserve"> </w:t>
@@ -10750,7 +10861,7 @@
         <w:t xml:space="preserve">	</w:t>
       </w:r>
       <w:r>
-        <w:t xml:space="preserve">Cook, R. D.</w:t>
+        <w:t xml:space="preserve">Bair, E. &amp; Tibshirani, R.</w:t>
       </w:r>
       <w:r>
         <w:t xml:space="preserve"> </w:t>
@@ -10760,7 +10871,7 @@
           <w:rPr>
             <w:rStyle w:val="Hyperlink"/>
           </w:rPr>
-          <w:t xml:space="preserve">Fisher lecture: Dimension reduction in regression</w:t>
+          <w:t xml:space="preserve">Semi-supervised methods to predict patient survival from gene expression data</w:t>
         </w:r>
       </w:hyperlink>
       <w:r>
@@ -10774,7 +10885,7 @@
           <w:iCs/>
           <w:i/>
         </w:rPr>
-        <w:t xml:space="preserve">Statistical Science</w:t>
+        <w:t xml:space="preserve">PLoS Biology</w:t>
       </w:r>
       <w:r>
         <w:t xml:space="preserve"> </w:t>
@@ -10784,20 +10895,20 @@
           <w:bCs/>
           <w:b/>
         </w:rPr>
-        <w:t xml:space="preserve">22</w:t>
-      </w:r>
-      <w:r>
-        <w:t xml:space="preserve">, 1–26 (2007).</w:t>
+        <w:t xml:space="preserve">2</w:t>
+      </w:r>
+      <w:r>
+        <w:t xml:space="preserve">, e108 (2004).</w:t>
       </w:r>
     </w:p>
     <w:bookmarkEnd w:id="87"/>
-    <w:bookmarkStart w:id="89" w:name="ref-torrehealy2023pdacr"/>
+    <w:bookmarkStart w:id="89" w:name="ref-cook2007fisher"/>
     <w:p>
       <w:pPr>
         <w:pStyle w:val="Bibliography"/>
       </w:pPr>
       <w:r>
-        <w:t xml:space="preserve">17.</w:t>
+        <w:t xml:space="preserve">16.</w:t>
       </w:r>
       <w:r>
         <w:t xml:space="preserve"> </w:t>
@@ -10806,17 +10917,7 @@
         <w:t xml:space="preserve">	</w:t>
       </w:r>
       <w:r>
-        <w:t xml:space="preserve">Torre-Healy, L. A.</w:t>
-      </w:r>
-      <w:r>
-        <w:t xml:space="preserve"> </w:t>
-      </w:r>
-      <w:r>
-        <w:rPr>
-          <w:iCs/>
-          <w:i/>
-        </w:rPr>
-        <w:t xml:space="preserve">et al.</w:t>
+        <w:t xml:space="preserve">Cook, R. D.</w:t>
       </w:r>
       <w:r>
         <w:t xml:space="preserve"> </w:t>
@@ -10826,7 +10927,7 @@
           <w:rPr>
             <w:rStyle w:val="Hyperlink"/>
           </w:rPr>
-          <w:t xml:space="preserve">Open-source curation of a pancreatic ductal adenocarcinoma gene expression analysis platform (pdacR) supports a two-subtype model of clinical relevance</w:t>
+          <w:t xml:space="preserve">Fisher lecture: Dimension reduction in regression</w:t>
         </w:r>
       </w:hyperlink>
       <w:r>
@@ -10840,7 +10941,7 @@
           <w:iCs/>
           <w:i/>
         </w:rPr>
-        <w:t xml:space="preserve">Communications Biology</w:t>
+        <w:t xml:space="preserve">Statistical Science</w:t>
       </w:r>
       <w:r>
         <w:t xml:space="preserve"> </w:t>
@@ -10850,20 +10951,20 @@
           <w:bCs/>
           <w:b/>
         </w:rPr>
-        <w:t xml:space="preserve">6</w:t>
-      </w:r>
-      <w:r>
-        <w:t xml:space="preserve">, 163 (2023).</w:t>
+        <w:t xml:space="preserve">22</w:t>
+      </w:r>
+      <w:r>
+        <w:t xml:space="preserve">, 1–26 (2007).</w:t>
       </w:r>
     </w:p>
     <w:bookmarkEnd w:id="89"/>
-    <w:bookmarkStart w:id="91" w:name="ref-aran2015systematic"/>
+    <w:bookmarkStart w:id="91" w:name="ref-torrehealy2023pdacr"/>
     <w:p>
       <w:pPr>
         <w:pStyle w:val="Bibliography"/>
       </w:pPr>
       <w:r>
-        <w:t xml:space="preserve">18.</w:t>
+        <w:t xml:space="preserve">17.</w:t>
       </w:r>
       <w:r>
         <w:t xml:space="preserve"> </w:t>
@@ -10872,7 +10973,17 @@
         <w:t xml:space="preserve">	</w:t>
       </w:r>
       <w:r>
-        <w:t xml:space="preserve">Aran, D., Sirota, M. &amp; Butte, A. J.</w:t>
+        <w:t xml:space="preserve">Torre-Healy, L. A.</w:t>
+      </w:r>
+      <w:r>
+        <w:t xml:space="preserve"> </w:t>
+      </w:r>
+      <w:r>
+        <w:rPr>
+          <w:iCs/>
+          <w:i/>
+        </w:rPr>
+        <w:t xml:space="preserve">et al.</w:t>
       </w:r>
       <w:r>
         <w:t xml:space="preserve"> </w:t>
@@ -10882,7 +10993,7 @@
           <w:rPr>
             <w:rStyle w:val="Hyperlink"/>
           </w:rPr>
-          <w:t xml:space="preserve">Systematic pan-cancer analysis of tumour purity</w:t>
+          <w:t xml:space="preserve">Open-source curation of a pancreatic ductal adenocarcinoma gene expression analysis platform (pdacR) supports a two-subtype model of clinical relevance</w:t>
         </w:r>
       </w:hyperlink>
       <w:r>
@@ -10896,7 +11007,7 @@
           <w:iCs/>
           <w:i/>
         </w:rPr>
-        <w:t xml:space="preserve">Nature Communications</w:t>
+        <w:t xml:space="preserve">Communications Biology</w:t>
       </w:r>
       <w:r>
         <w:t xml:space="preserve"> </w:t>
@@ -10909,17 +11020,17 @@
         <w:t xml:space="preserve">6</w:t>
       </w:r>
       <w:r>
-        <w:t xml:space="preserve">, 9971 (2015).</w:t>
+        <w:t xml:space="preserve">, 163 (2023).</w:t>
       </w:r>
     </w:p>
     <w:bookmarkEnd w:id="91"/>
-    <w:bookmarkStart w:id="92" w:name="ref-donoho2004nmf"/>
+    <w:bookmarkStart w:id="93" w:name="ref-aran2015systematic"/>
     <w:p>
       <w:pPr>
         <w:pStyle w:val="Bibliography"/>
       </w:pPr>
       <w:r>
-        <w:t xml:space="preserve">19.</w:t>
+        <w:t xml:space="preserve">18.</w:t>
       </w:r>
       <w:r>
         <w:t xml:space="preserve"> </w:t>
@@ -10928,52 +11039,17 @@
         <w:t xml:space="preserve">	</w:t>
       </w:r>
       <w:r>
-        <w:t xml:space="preserve">Donoho, D. &amp; Stodden, V. When does non-negative matrix factorization give a correct decomposition into parts? in</w:t>
-      </w:r>
-      <w:r>
-        <w:t xml:space="preserve"> </w:t>
-      </w:r>
-      <w:r>
-        <w:rPr>
-          <w:iCs/>
-          <w:i/>
-        </w:rPr>
-        <w:t xml:space="preserve">Advances in neural information processing systems 16 (NIPS 2003)</w:t>
-      </w:r>
-      <w:r>
-        <w:t xml:space="preserve"> </w:t>
-      </w:r>
-      <w:r>
-        <w:t xml:space="preserve">(eds. Thrun, S., Saul, L. K. &amp; Schölkopf, B.) 1141–1148 (MIT Press, 2004).</w:t>
-      </w:r>
-    </w:p>
-    <w:bookmarkEnd w:id="92"/>
-    <w:bookmarkStart w:id="94" w:name="ref-laurberg2008uniqueness"/>
-    <w:p>
-      <w:pPr>
-        <w:pStyle w:val="Bibliography"/>
-      </w:pPr>
-      <w:r>
-        <w:t xml:space="preserve">20.</w:t>
-      </w:r>
-      <w:r>
-        <w:t xml:space="preserve"> </w:t>
-      </w:r>
-      <w:r>
-        <w:t xml:space="preserve">	</w:t>
-      </w:r>
-      <w:r>
-        <w:t xml:space="preserve">Laurberg, H., Christensen, M. G., Plumbley, M. D., Hansen, L. K. &amp; Jensen, S. H.</w:t>
-      </w:r>
-      <w:r>
-        <w:t xml:space="preserve"> </w:t>
-      </w:r>
-      <w:hyperlink r:id="rId93">
-        <w:r>
-          <w:rPr>
-            <w:rStyle w:val="Hyperlink"/>
-          </w:rPr>
-          <w:t xml:space="preserve">Theorems on positive data: On the uniqueness of NMF</w:t>
+        <w:t xml:space="preserve">Aran, D., Sirota, M. &amp; Butte, A. J.</w:t>
+      </w:r>
+      <w:r>
+        <w:t xml:space="preserve"> </w:t>
+      </w:r>
+      <w:hyperlink r:id="rId92">
+        <w:r>
+          <w:rPr>
+            <w:rStyle w:val="Hyperlink"/>
+          </w:rPr>
+          <w:t xml:space="preserve">Systematic pan-cancer analysis of tumour purity</w:t>
         </w:r>
       </w:hyperlink>
       <w:r>
@@ -10987,7 +11063,7 @@
           <w:iCs/>
           <w:i/>
         </w:rPr>
-        <w:t xml:space="preserve">Computational Intelligence and Neuroscience</w:t>
+        <w:t xml:space="preserve">Nature Communications</w:t>
       </w:r>
       <w:r>
         <w:t xml:space="preserve"> </w:t>
@@ -10997,20 +11073,55 @@
           <w:bCs/>
           <w:b/>
         </w:rPr>
-        <w:t xml:space="preserve">2008</w:t>
-      </w:r>
-      <w:r>
-        <w:t xml:space="preserve">, 764206 (2008).</w:t>
+        <w:t xml:space="preserve">6</w:t>
+      </w:r>
+      <w:r>
+        <w:t xml:space="preserve">, 9971 (2015).</w:t>
+      </w:r>
+    </w:p>
+    <w:bookmarkEnd w:id="93"/>
+    <w:bookmarkStart w:id="94" w:name="ref-donoho2004nmf"/>
+    <w:p>
+      <w:pPr>
+        <w:pStyle w:val="Bibliography"/>
+      </w:pPr>
+      <w:r>
+        <w:t xml:space="preserve">19.</w:t>
+      </w:r>
+      <w:r>
+        <w:t xml:space="preserve"> </w:t>
+      </w:r>
+      <w:r>
+        <w:t xml:space="preserve">	</w:t>
+      </w:r>
+      <w:r>
+        <w:t xml:space="preserve">Donoho, D. &amp; Stodden, V. When does non-negative matrix factorization give a correct decomposition into parts? in</w:t>
+      </w:r>
+      <w:r>
+        <w:t xml:space="preserve"> </w:t>
+      </w:r>
+      <w:r>
+        <w:rPr>
+          <w:iCs/>
+          <w:i/>
+        </w:rPr>
+        <w:t xml:space="preserve">Advances in neural information processing systems 16 (NIPS 2003)</w:t>
+      </w:r>
+      <w:r>
+        <w:t xml:space="preserve"> </w:t>
+      </w:r>
+      <w:r>
+        <w:t xml:space="preserve">(eds. Thrun, S., Saul, L. K. &amp; Schölkopf, B.) 1141–1148 (MIT Press, 2004).</w:t>
       </w:r>
     </w:p>
     <w:bookmarkEnd w:id="94"/>
-    <w:bookmarkStart w:id="95" w:name="ref-gillis2014nmf"/>
+    <w:bookmarkStart w:id="96" w:name="ref-laurberg2008uniqueness"/>
     <w:p>
       <w:pPr>
         <w:pStyle w:val="Bibliography"/>
       </w:pPr>
       <w:r>
-        <w:t xml:space="preserve">21.</w:t>
+        <w:t xml:space="preserve">20.</w:t>
       </w:r>
       <w:r>
         <w:t xml:space="preserve"> </w:t>
@@ -11019,52 +11130,17 @@
         <w:t xml:space="preserve">	</w:t>
       </w:r>
       <w:r>
-        <w:t xml:space="preserve">Gillis, N. The why and how of nonnegative matrix factorization. in</w:t>
-      </w:r>
-      <w:r>
-        <w:t xml:space="preserve"> </w:t>
-      </w:r>
-      <w:r>
-        <w:rPr>
-          <w:iCs/>
-          <w:i/>
-        </w:rPr>
-        <w:t xml:space="preserve">Regularization, optimization, kernels, and support vector machines</w:t>
-      </w:r>
-      <w:r>
-        <w:t xml:space="preserve"> </w:t>
-      </w:r>
-      <w:r>
-        <w:t xml:space="preserve">(eds. Suykens, J. A. K., Signoretto, M. &amp; Argyriou, A.) 257–291 (Chapman; Hall/CRC, 2014).</w:t>
-      </w:r>
-    </w:p>
-    <w:bookmarkEnd w:id="95"/>
-    <w:bookmarkStart w:id="97" w:name="ref-lautizi2022pancreatic"/>
-    <w:p>
-      <w:pPr>
-        <w:pStyle w:val="Bibliography"/>
-      </w:pPr>
-      <w:r>
-        <w:t xml:space="preserve">22.</w:t>
-      </w:r>
-      <w:r>
-        <w:t xml:space="preserve"> </w:t>
-      </w:r>
-      <w:r>
-        <w:t xml:space="preserve">	</w:t>
-      </w:r>
-      <w:r>
-        <w:t xml:space="preserve">Lautizi, M., Baumbach, J., Weichert, W., Steiger, K. &amp; List, M.</w:t>
-      </w:r>
-      <w:r>
-        <w:t xml:space="preserve"> </w:t>
-      </w:r>
-      <w:hyperlink r:id="rId96">
-        <w:r>
-          <w:rPr>
-            <w:rStyle w:val="Hyperlink"/>
-          </w:rPr>
-          <w:t xml:space="preserve">A systematic assessment of pancreatic cancer molecular subtype classification across cohorts</w:t>
+        <w:t xml:space="preserve">Laurberg, H., Christensen, M. G., Plumbley, M. D., Hansen, L. K. &amp; Jensen, S. H.</w:t>
+      </w:r>
+      <w:r>
+        <w:t xml:space="preserve"> </w:t>
+      </w:r>
+      <w:hyperlink r:id="rId95">
+        <w:r>
+          <w:rPr>
+            <w:rStyle w:val="Hyperlink"/>
+          </w:rPr>
+          <w:t xml:space="preserve">Theorems on positive data: On the uniqueness of NMF</w:t>
         </w:r>
       </w:hyperlink>
       <w:r>
@@ -11078,7 +11154,7 @@
           <w:iCs/>
           <w:i/>
         </w:rPr>
-        <w:t xml:space="preserve">NAR Cancer</w:t>
+        <w:t xml:space="preserve">Computational Intelligence and Neuroscience</w:t>
       </w:r>
       <w:r>
         <w:t xml:space="preserve"> </w:t>
@@ -11088,20 +11164,55 @@
           <w:bCs/>
           <w:b/>
         </w:rPr>
-        <w:t xml:space="preserve">4</w:t>
-      </w:r>
-      <w:r>
-        <w:t xml:space="preserve">, zcac030 (2022).</w:t>
+        <w:t xml:space="preserve">2008</w:t>
+      </w:r>
+      <w:r>
+        <w:t xml:space="preserve">, 764206 (2008).</w:t>
+      </w:r>
+    </w:p>
+    <w:bookmarkEnd w:id="96"/>
+    <w:bookmarkStart w:id="97" w:name="ref-gillis2014nmf"/>
+    <w:p>
+      <w:pPr>
+        <w:pStyle w:val="Bibliography"/>
+      </w:pPr>
+      <w:r>
+        <w:t xml:space="preserve">21.</w:t>
+      </w:r>
+      <w:r>
+        <w:t xml:space="preserve"> </w:t>
+      </w:r>
+      <w:r>
+        <w:t xml:space="preserve">	</w:t>
+      </w:r>
+      <w:r>
+        <w:t xml:space="preserve">Gillis, N. The why and how of nonnegative matrix factorization. in</w:t>
+      </w:r>
+      <w:r>
+        <w:t xml:space="preserve"> </w:t>
+      </w:r>
+      <w:r>
+        <w:rPr>
+          <w:iCs/>
+          <w:i/>
+        </w:rPr>
+        <w:t xml:space="preserve">Regularization, optimization, kernels, and support vector machines</w:t>
+      </w:r>
+      <w:r>
+        <w:t xml:space="preserve"> </w:t>
+      </w:r>
+      <w:r>
+        <w:t xml:space="preserve">(eds. Suykens, J. A. K., Signoretto, M. &amp; Argyriou, A.) 257–291 (Chapman; Hall/CRC, 2014).</w:t>
       </w:r>
     </w:p>
     <w:bookmarkEnd w:id="97"/>
-    <w:bookmarkStart w:id="99" w:name="ref-simon2011regularization"/>
+    <w:bookmarkStart w:id="99" w:name="ref-lautizi2022pancreatic"/>
     <w:p>
       <w:pPr>
         <w:pStyle w:val="Bibliography"/>
       </w:pPr>
       <w:r>
-        <w:t xml:space="preserve">23.</w:t>
+        <w:t xml:space="preserve">22.</w:t>
       </w:r>
       <w:r>
         <w:t xml:space="preserve"> </w:t>
@@ -11110,7 +11221,7 @@
         <w:t xml:space="preserve">	</w:t>
       </w:r>
       <w:r>
-        <w:t xml:space="preserve">Simon, N., Friedman, J. H., Hastie, T. &amp; Tibshirani, R.</w:t>
+        <w:t xml:space="preserve">Lautizi, M., Baumbach, J., Weichert, W., Steiger, K. &amp; List, M.</w:t>
       </w:r>
       <w:r>
         <w:t xml:space="preserve"> </w:t>
@@ -11120,7 +11231,7 @@
           <w:rPr>
             <w:rStyle w:val="Hyperlink"/>
           </w:rPr>
-          <w:t xml:space="preserve">Regularization paths for cox’s proportional hazards model via coordinate descent</w:t>
+          <w:t xml:space="preserve">A systematic assessment of pancreatic cancer molecular subtype classification across cohorts</w:t>
         </w:r>
       </w:hyperlink>
       <w:r>
@@ -11134,7 +11245,7 @@
           <w:iCs/>
           <w:i/>
         </w:rPr>
-        <w:t xml:space="preserve">Journal of Statistical Software</w:t>
+        <w:t xml:space="preserve">NAR Cancer</w:t>
       </w:r>
       <w:r>
         <w:t xml:space="preserve"> </w:t>
@@ -11144,20 +11255,20 @@
           <w:bCs/>
           <w:b/>
         </w:rPr>
-        <w:t xml:space="preserve">39</w:t>
-      </w:r>
-      <w:r>
-        <w:t xml:space="preserve">, 1–13 (2011).</w:t>
+        <w:t xml:space="preserve">4</w:t>
+      </w:r>
+      <w:r>
+        <w:t xml:space="preserve">, zcac030 (2022).</w:t>
       </w:r>
     </w:p>
     <w:bookmarkEnd w:id="99"/>
-    <w:bookmarkStart w:id="101" w:name="ref-raphael2017integrated"/>
+    <w:bookmarkStart w:id="101" w:name="ref-simon2011regularization"/>
     <w:p>
       <w:pPr>
         <w:pStyle w:val="Bibliography"/>
       </w:pPr>
       <w:r>
-        <w:t xml:space="preserve">24.</w:t>
+        <w:t xml:space="preserve">23.</w:t>
       </w:r>
       <w:r>
         <w:t xml:space="preserve"> </w:t>
@@ -11166,17 +11277,7 @@
         <w:t xml:space="preserve">	</w:t>
       </w:r>
       <w:r>
-        <w:t xml:space="preserve">Raphael, B. J.</w:t>
-      </w:r>
-      <w:r>
-        <w:t xml:space="preserve"> </w:t>
-      </w:r>
-      <w:r>
-        <w:rPr>
-          <w:iCs/>
-          <w:i/>
-        </w:rPr>
-        <w:t xml:space="preserve">et al.</w:t>
+        <w:t xml:space="preserve">Simon, N., Friedman, J. H., Hastie, T. &amp; Tibshirani, R.</w:t>
       </w:r>
       <w:r>
         <w:t xml:space="preserve"> </w:t>
@@ -11186,7 +11287,7 @@
           <w:rPr>
             <w:rStyle w:val="Hyperlink"/>
           </w:rPr>
-          <w:t xml:space="preserve">Integrated genomic characterization of pancreatic ductal adenocarcinoma</w:t>
+          <w:t xml:space="preserve">Regularization paths for cox’s proportional hazards model via coordinate descent</w:t>
         </w:r>
       </w:hyperlink>
       <w:r>
@@ -11200,7 +11301,7 @@
           <w:iCs/>
           <w:i/>
         </w:rPr>
-        <w:t xml:space="preserve">Cancer Cell</w:t>
+        <w:t xml:space="preserve">Journal of Statistical Software</w:t>
       </w:r>
       <w:r>
         <w:t xml:space="preserve"> </w:t>
@@ -11210,20 +11311,20 @@
           <w:bCs/>
           <w:b/>
         </w:rPr>
-        <w:t xml:space="preserve">32</w:t>
-      </w:r>
-      <w:r>
-        <w:t xml:space="preserve">, 185–203 (2017).</w:t>
+        <w:t xml:space="preserve">39</w:t>
+      </w:r>
+      <w:r>
+        <w:t xml:space="preserve">, 1–13 (2011).</w:t>
       </w:r>
     </w:p>
     <w:bookmarkEnd w:id="101"/>
-    <w:bookmarkStart w:id="103" w:name="ref-cao2021proteogenomic"/>
+    <w:bookmarkStart w:id="103" w:name="ref-raphael2017integrated"/>
     <w:p>
       <w:pPr>
         <w:pStyle w:val="Bibliography"/>
       </w:pPr>
       <w:r>
-        <w:t xml:space="preserve">25.</w:t>
+        <w:t xml:space="preserve">24.</w:t>
       </w:r>
       <w:r>
         <w:t xml:space="preserve"> </w:t>
@@ -11232,7 +11333,7 @@
         <w:t xml:space="preserve">	</w:t>
       </w:r>
       <w:r>
-        <w:t xml:space="preserve">Cao, L.</w:t>
+        <w:t xml:space="preserve">Raphael, B. J.</w:t>
       </w:r>
       <w:r>
         <w:t xml:space="preserve"> </w:t>
@@ -11252,7 +11353,7 @@
           <w:rPr>
             <w:rStyle w:val="Hyperlink"/>
           </w:rPr>
-          <w:t xml:space="preserve">Proteogenomic characterization of pancreatic ductal adenocarcinoma</w:t>
+          <w:t xml:space="preserve">Integrated genomic characterization of pancreatic ductal adenocarcinoma</w:t>
         </w:r>
       </w:hyperlink>
       <w:r>
@@ -11266,7 +11367,7 @@
           <w:iCs/>
           <w:i/>
         </w:rPr>
-        <w:t xml:space="preserve">Cell</w:t>
+        <w:t xml:space="preserve">Cancer Cell</w:t>
       </w:r>
       <w:r>
         <w:t xml:space="preserve"> </w:t>
@@ -11276,20 +11377,20 @@
           <w:bCs/>
           <w:b/>
         </w:rPr>
-        <w:t xml:space="preserve">184</w:t>
-      </w:r>
-      <w:r>
-        <w:t xml:space="preserve">, 5031–5052 (2021).</w:t>
+        <w:t xml:space="preserve">32</w:t>
+      </w:r>
+      <w:r>
+        <w:t xml:space="preserve">, 185–203 (2017).</w:t>
       </w:r>
     </w:p>
     <w:bookmarkEnd w:id="103"/>
-    <w:bookmarkStart w:id="105" w:name="ref-snoek2012practical"/>
+    <w:bookmarkStart w:id="105" w:name="ref-cao2021proteogenomic"/>
     <w:p>
       <w:pPr>
         <w:pStyle w:val="Bibliography"/>
       </w:pPr>
       <w:r>
-        <w:t xml:space="preserve">26.</w:t>
+        <w:t xml:space="preserve">25.</w:t>
       </w:r>
       <w:r>
         <w:t xml:space="preserve"> </w:t>
@@ -11298,7 +11399,17 @@
         <w:t xml:space="preserve">	</w:t>
       </w:r>
       <w:r>
-        <w:t xml:space="preserve">Snoek, J., Larochelle, H. &amp; Adams, R. P.</w:t>
+        <w:t xml:space="preserve">Cao, L.</w:t>
+      </w:r>
+      <w:r>
+        <w:t xml:space="preserve"> </w:t>
+      </w:r>
+      <w:r>
+        <w:rPr>
+          <w:iCs/>
+          <w:i/>
+        </w:rPr>
+        <w:t xml:space="preserve">et al.</w:t>
       </w:r>
       <w:r>
         <w:t xml:space="preserve"> </w:t>
@@ -11308,95 +11419,10 @@
           <w:rPr>
             <w:rStyle w:val="Hyperlink"/>
           </w:rPr>
-          <w:t xml:space="preserve">Practical</w:t>
-        </w:r>
-        <w:r>
-          <w:rPr>
-            <w:rStyle w:val="Hyperlink"/>
-          </w:rPr>
-          <w:t xml:space="preserve"> </w:t>
-        </w:r>
-        <w:r>
-          <w:rPr>
-            <w:rStyle w:val="Hyperlink"/>
-          </w:rPr>
-          <w:t xml:space="preserve">B</w:t>
-        </w:r>
-        <w:r>
-          <w:rPr>
-            <w:rStyle w:val="Hyperlink"/>
-          </w:rPr>
-          <w:t xml:space="preserve">ayesian optimization of machine learning algorithms</w:t>
+          <w:t xml:space="preserve">Proteogenomic characterization of pancreatic ductal adenocarcinoma</w:t>
         </w:r>
       </w:hyperlink>
       <w:r>
-        <w:t xml:space="preserve">. in</w:t>
-      </w:r>
-      <w:r>
-        <w:t xml:space="preserve"> </w:t>
-      </w:r>
-      <w:r>
-        <w:rPr>
-          <w:iCs/>
-          <w:i/>
-        </w:rPr>
-        <w:t xml:space="preserve">Advances in neural information processing systems 25 (NeurIPS 2012)</w:t>
-      </w:r>
-      <w:r>
-        <w:t xml:space="preserve"> </w:t>
-      </w:r>
-      <w:r>
-        <w:t xml:space="preserve">(2012).</w:t>
-      </w:r>
-    </w:p>
-    <w:bookmarkEnd w:id="105"/>
-    <w:bookmarkStart w:id="107" w:name="ref-shahriari2016taking"/>
-    <w:p>
-      <w:pPr>
-        <w:pStyle w:val="Bibliography"/>
-      </w:pPr>
-      <w:r>
-        <w:t xml:space="preserve">27.</w:t>
-      </w:r>
-      <w:r>
-        <w:t xml:space="preserve"> </w:t>
-      </w:r>
-      <w:r>
-        <w:t xml:space="preserve">	</w:t>
-      </w:r>
-      <w:r>
-        <w:t xml:space="preserve">Shahriari, B., Swersky, K., Wang, Z., Adams, R. P. &amp; Freitas, N. de.</w:t>
-      </w:r>
-      <w:r>
-        <w:t xml:space="preserve"> </w:t>
-      </w:r>
-      <w:hyperlink r:id="rId106">
-        <w:r>
-          <w:rPr>
-            <w:rStyle w:val="Hyperlink"/>
-          </w:rPr>
-          <w:t xml:space="preserve">Taking the human out of the loop: A review of</w:t>
-        </w:r>
-        <w:r>
-          <w:rPr>
-            <w:rStyle w:val="Hyperlink"/>
-          </w:rPr>
-          <w:t xml:space="preserve"> </w:t>
-        </w:r>
-        <w:r>
-          <w:rPr>
-            <w:rStyle w:val="Hyperlink"/>
-          </w:rPr>
-          <w:t xml:space="preserve">B</w:t>
-        </w:r>
-        <w:r>
-          <w:rPr>
-            <w:rStyle w:val="Hyperlink"/>
-          </w:rPr>
-          <w:t xml:space="preserve">ayesian optimization</w:t>
-        </w:r>
-      </w:hyperlink>
-      <w:r>
         <w:t xml:space="preserve">.</w:t>
       </w:r>
       <w:r>
@@ -11407,7 +11433,7 @@
           <w:iCs/>
           <w:i/>
         </w:rPr>
-        <w:t xml:space="preserve">Proceedings of the IEEE</w:t>
+        <w:t xml:space="preserve">Cell</w:t>
       </w:r>
       <w:r>
         <w:t xml:space="preserve"> </w:t>
@@ -11417,20 +11443,87 @@
           <w:bCs/>
           <w:b/>
         </w:rPr>
-        <w:t xml:space="preserve">104</w:t>
-      </w:r>
-      <w:r>
-        <w:t xml:space="preserve">, 148–175 (2016).</w:t>
+        <w:t xml:space="preserve">184</w:t>
+      </w:r>
+      <w:r>
+        <w:t xml:space="preserve">, 5031–5052 (2021).</w:t>
+      </w:r>
+    </w:p>
+    <w:bookmarkEnd w:id="105"/>
+    <w:bookmarkStart w:id="107" w:name="ref-snoek2012practical"/>
+    <w:p>
+      <w:pPr>
+        <w:pStyle w:val="Bibliography"/>
+      </w:pPr>
+      <w:r>
+        <w:t xml:space="preserve">26.</w:t>
+      </w:r>
+      <w:r>
+        <w:t xml:space="preserve"> </w:t>
+      </w:r>
+      <w:r>
+        <w:t xml:space="preserve">	</w:t>
+      </w:r>
+      <w:r>
+        <w:t xml:space="preserve">Snoek, J., Larochelle, H. &amp; Adams, R. P.</w:t>
+      </w:r>
+      <w:r>
+        <w:t xml:space="preserve"> </w:t>
+      </w:r>
+      <w:hyperlink r:id="rId106">
+        <w:r>
+          <w:rPr>
+            <w:rStyle w:val="Hyperlink"/>
+          </w:rPr>
+          <w:t xml:space="preserve">Practical</w:t>
+        </w:r>
+        <w:r>
+          <w:rPr>
+            <w:rStyle w:val="Hyperlink"/>
+          </w:rPr>
+          <w:t xml:space="preserve"> </w:t>
+        </w:r>
+        <w:r>
+          <w:rPr>
+            <w:rStyle w:val="Hyperlink"/>
+          </w:rPr>
+          <w:t xml:space="preserve">B</w:t>
+        </w:r>
+        <w:r>
+          <w:rPr>
+            <w:rStyle w:val="Hyperlink"/>
+          </w:rPr>
+          <w:t xml:space="preserve">ayesian optimization of machine learning algorithms</w:t>
+        </w:r>
+      </w:hyperlink>
+      <w:r>
+        <w:t xml:space="preserve">. in</w:t>
+      </w:r>
+      <w:r>
+        <w:t xml:space="preserve"> </w:t>
+      </w:r>
+      <w:r>
+        <w:rPr>
+          <w:iCs/>
+          <w:i/>
+        </w:rPr>
+        <w:t xml:space="preserve">Advances in neural information processing systems 25 (NeurIPS 2012)</w:t>
+      </w:r>
+      <w:r>
+        <w:t xml:space="preserve"> </w:t>
+      </w:r>
+      <w:r>
+        <w:t xml:space="preserve">(2012).</w:t>
       </w:r>
     </w:p>
     <w:bookmarkEnd w:id="107"/>
-    <w:bookmarkStart w:id="109" w:name="ref-frigyesi2008nmf"/>
+    <w:bookmarkStart w:id="109" w:name="ref-shahriari2016taking"/>
     <w:p>
       <w:pPr>
         <w:pStyle w:val="Bibliography"/>
       </w:pPr>
       <w:r>
-        <w:t xml:space="preserve">28.</w:t>
+        <w:t xml:space="preserve">27.</w:t>
       </w:r>
       <w:r>
         <w:t xml:space="preserve"> </w:t>
@@ -11439,7 +11532,7 @@
         <w:t xml:space="preserve">	</w:t>
       </w:r>
       <w:r>
-        <w:t xml:space="preserve">Frigyesi, A. &amp; Höglund, M.</w:t>
+        <w:t xml:space="preserve">Shahriari, B., Swersky, K., Wang, Z., Adams, R. P. &amp; Freitas, N. de.</w:t>
       </w:r>
       <w:r>
         <w:t xml:space="preserve"> </w:t>
@@ -11449,7 +11542,25 @@
           <w:rPr>
             <w:rStyle w:val="Hyperlink"/>
           </w:rPr>
-          <w:t xml:space="preserve">Non-negative matrix factorization for the analysis of complex gene expression data: Identification of clinically relevant tumor subtypes</w:t>
+          <w:t xml:space="preserve">Taking the human out of the loop: A review of</w:t>
+        </w:r>
+        <w:r>
+          <w:rPr>
+            <w:rStyle w:val="Hyperlink"/>
+          </w:rPr>
+          <w:t xml:space="preserve"> </w:t>
+        </w:r>
+        <w:r>
+          <w:rPr>
+            <w:rStyle w:val="Hyperlink"/>
+          </w:rPr>
+          <w:t xml:space="preserve">B</w:t>
+        </w:r>
+        <w:r>
+          <w:rPr>
+            <w:rStyle w:val="Hyperlink"/>
+          </w:rPr>
+          <w:t xml:space="preserve">ayesian optimization</w:t>
         </w:r>
       </w:hyperlink>
       <w:r>
@@ -11463,7 +11574,7 @@
           <w:iCs/>
           <w:i/>
         </w:rPr>
-        <w:t xml:space="preserve">Cancer Informatics</w:t>
+        <w:t xml:space="preserve">Proceedings of the IEEE</w:t>
       </w:r>
       <w:r>
         <w:t xml:space="preserve"> </w:t>
@@ -11473,20 +11584,20 @@
           <w:bCs/>
           <w:b/>
         </w:rPr>
-        <w:t xml:space="preserve">6</w:t>
-      </w:r>
-      <w:r>
-        <w:t xml:space="preserve">, 275–292 (2008).</w:t>
+        <w:t xml:space="preserve">104</w:t>
+      </w:r>
+      <w:r>
+        <w:t xml:space="preserve">, 148–175 (2016).</w:t>
       </w:r>
     </w:p>
     <w:bookmarkEnd w:id="109"/>
-    <w:bookmarkStart w:id="111" w:name="ref-leary2023s"/>
+    <w:bookmarkStart w:id="111" w:name="ref-frigyesi2008nmf"/>
     <w:p>
       <w:pPr>
         <w:pStyle w:val="Bibliography"/>
       </w:pPr>
       <w:r>
-        <w:t xml:space="preserve">29.</w:t>
+        <w:t xml:space="preserve">28.</w:t>
       </w:r>
       <w:r>
         <w:t xml:space="preserve"> </w:t>
@@ -11495,17 +11606,7 @@
         <w:t xml:space="preserve">	</w:t>
       </w:r>
       <w:r>
-        <w:t xml:space="preserve">Leary, J. R.</w:t>
-      </w:r>
-      <w:r>
-        <w:t xml:space="preserve"> </w:t>
-      </w:r>
-      <w:r>
-        <w:rPr>
-          <w:iCs/>
-          <w:i/>
-        </w:rPr>
-        <w:t xml:space="preserve">et al.</w:t>
+        <w:t xml:space="preserve">Frigyesi, A. &amp; Höglund, M.</w:t>
       </w:r>
       <w:r>
         <w:t xml:space="preserve"> </w:t>
@@ -11515,37 +11616,7 @@
           <w:rPr>
             <w:rStyle w:val="Hyperlink"/>
           </w:rPr>
-          <w:t xml:space="preserve">Sub-cluster identification through semi-supervised optimization of rare-cell silhouettes (</w:t>
-        </w:r>
-        <w:r>
-          <w:rPr>
-            <w:rStyle w:val="Hyperlink"/>
-          </w:rPr>
-          <w:t xml:space="preserve">SCISSORS</w:t>
-        </w:r>
-        <w:r>
-          <w:rPr>
-            <w:rStyle w:val="Hyperlink"/>
-          </w:rPr>
-          <w:t xml:space="preserve">) in single-cell</w:t>
-        </w:r>
-        <w:r>
-          <w:rPr>
-            <w:rStyle w:val="Hyperlink"/>
-          </w:rPr>
-          <w:t xml:space="preserve"> </w:t>
-        </w:r>
-        <w:r>
-          <w:rPr>
-            <w:rStyle w:val="Hyperlink"/>
-          </w:rPr>
-          <w:t xml:space="preserve">RNA</w:t>
-        </w:r>
-        <w:r>
-          <w:rPr>
-            <w:rStyle w:val="Hyperlink"/>
-          </w:rPr>
-          <w:t xml:space="preserve">-sequencing</w:t>
+          <w:t xml:space="preserve">Non-negative matrix factorization for the analysis of complex gene expression data: Identification of clinically relevant tumor subtypes</w:t>
         </w:r>
       </w:hyperlink>
       <w:r>
@@ -11559,7 +11630,7 @@
           <w:iCs/>
           <w:i/>
         </w:rPr>
-        <w:t xml:space="preserve">Bioinformatics</w:t>
+        <w:t xml:space="preserve">Cancer Informatics</w:t>
       </w:r>
       <w:r>
         <w:t xml:space="preserve"> </w:t>
@@ -11569,20 +11640,20 @@
           <w:bCs/>
           <w:b/>
         </w:rPr>
-        <w:t xml:space="preserve">39</w:t>
-      </w:r>
-      <w:r>
-        <w:t xml:space="preserve">, btad449 (2023).</w:t>
+        <w:t xml:space="preserve">6</w:t>
+      </w:r>
+      <w:r>
+        <w:t xml:space="preserve">, 275–292 (2008).</w:t>
       </w:r>
     </w:p>
     <w:bookmarkEnd w:id="111"/>
-    <w:bookmarkStart w:id="113" w:name="ref-Maurer2019"/>
+    <w:bookmarkStart w:id="113" w:name="ref-leary2023s"/>
     <w:p>
       <w:pPr>
         <w:pStyle w:val="Bibliography"/>
       </w:pPr>
       <w:r>
-        <w:t xml:space="preserve">30.</w:t>
+        <w:t xml:space="preserve">29.</w:t>
       </w:r>
       <w:r>
         <w:t xml:space="preserve"> </w:t>
@@ -11591,7 +11662,7 @@
         <w:t xml:space="preserve">	</w:t>
       </w:r>
       <w:r>
-        <w:t xml:space="preserve">Maurer, C.</w:t>
+        <w:t xml:space="preserve">Leary, J. R.</w:t>
       </w:r>
       <w:r>
         <w:t xml:space="preserve"> </w:t>
@@ -11611,7 +11682,37 @@
           <w:rPr>
             <w:rStyle w:val="Hyperlink"/>
           </w:rPr>
-          <w:t xml:space="preserve">Experimental microdissection enables functional harmonisation of pancreatic cancer subtypes</w:t>
+          <w:t xml:space="preserve">Sub-cluster identification through semi-supervised optimization of rare-cell silhouettes (</w:t>
+        </w:r>
+        <w:r>
+          <w:rPr>
+            <w:rStyle w:val="Hyperlink"/>
+          </w:rPr>
+          <w:t xml:space="preserve">SCISSORS</w:t>
+        </w:r>
+        <w:r>
+          <w:rPr>
+            <w:rStyle w:val="Hyperlink"/>
+          </w:rPr>
+          <w:t xml:space="preserve">) in single-cell</w:t>
+        </w:r>
+        <w:r>
+          <w:rPr>
+            <w:rStyle w:val="Hyperlink"/>
+          </w:rPr>
+          <w:t xml:space="preserve"> </w:t>
+        </w:r>
+        <w:r>
+          <w:rPr>
+            <w:rStyle w:val="Hyperlink"/>
+          </w:rPr>
+          <w:t xml:space="preserve">RNA</w:t>
+        </w:r>
+        <w:r>
+          <w:rPr>
+            <w:rStyle w:val="Hyperlink"/>
+          </w:rPr>
+          <w:t xml:space="preserve">-sequencing</w:t>
         </w:r>
       </w:hyperlink>
       <w:r>
@@ -11625,7 +11726,7 @@
           <w:iCs/>
           <w:i/>
         </w:rPr>
-        <w:t xml:space="preserve">Gut</w:t>
+        <w:t xml:space="preserve">Bioinformatics</w:t>
       </w:r>
       <w:r>
         <w:t xml:space="preserve"> </w:t>
@@ -11635,20 +11736,20 @@
           <w:bCs/>
           <w:b/>
         </w:rPr>
-        <w:t xml:space="preserve">68</w:t>
-      </w:r>
-      <w:r>
-        <w:t xml:space="preserve">, 1034–1043 (2019).</w:t>
+        <w:t xml:space="preserve">39</w:t>
+      </w:r>
+      <w:r>
+        <w:t xml:space="preserve">, btad449 (2023).</w:t>
       </w:r>
     </w:p>
     <w:bookmarkEnd w:id="113"/>
-    <w:bookmarkStart w:id="114" w:name="ref-shapley1953value"/>
+    <w:bookmarkStart w:id="115" w:name="ref-Maurer2019"/>
     <w:p>
       <w:pPr>
         <w:pStyle w:val="Bibliography"/>
       </w:pPr>
       <w:r>
-        <w:t xml:space="preserve">31.</w:t>
+        <w:t xml:space="preserve">30.</w:t>
       </w:r>
       <w:r>
         <w:t xml:space="preserve"> </w:t>
@@ -11657,77 +11758,7 @@
         <w:t xml:space="preserve">	</w:t>
       </w:r>
       <w:r>
-        <w:t xml:space="preserve">Shapley, L. S. A value for n-person games. in</w:t>
-      </w:r>
-      <w:r>
-        <w:t xml:space="preserve"> </w:t>
-      </w:r>
-      <w:r>
-        <w:rPr>
-          <w:iCs/>
-          <w:i/>
-        </w:rPr>
-        <w:t xml:space="preserve">Contributions to the theory of games, volume II</w:t>
-      </w:r>
-      <w:r>
-        <w:t xml:space="preserve"> </w:t>
-      </w:r>
-      <w:r>
-        <w:t xml:space="preserve">(eds. Kuhn, H. W. &amp; Tucker, A. W.) 307–317 (Princeton University Press, 1953).</w:t>
-      </w:r>
-    </w:p>
-    <w:bookmarkEnd w:id="114"/>
-    <w:bookmarkStart w:id="115" w:name="ref-huang2020low"/>
-    <w:p>
-      <w:pPr>
-        <w:pStyle w:val="Bibliography"/>
-      </w:pPr>
-      <w:r>
-        <w:t xml:space="preserve">32.</w:t>
-      </w:r>
-      <w:r>
-        <w:t xml:space="preserve"> </w:t>
-      </w:r>
-      <w:r>
-        <w:t xml:space="preserve">	</w:t>
-      </w:r>
-      <w:r>
-        <w:t xml:space="preserve">Huang, Z., Salama, P., Shao, W., Zhang, J. &amp; Huang, K. Low-rank reorganization via proportional hazards non-negative matrix factorization unveils survival associated gene clusters.</w:t>
-      </w:r>
-      <w:r>
-        <w:t xml:space="preserve"> </w:t>
-      </w:r>
-      <w:r>
-        <w:rPr>
-          <w:iCs/>
-          <w:i/>
-        </w:rPr>
-        <w:t xml:space="preserve">Preprint at https://arxiv.org/abs/2008.03776</w:t>
-      </w:r>
-      <w:r>
-        <w:t xml:space="preserve"> </w:t>
-      </w:r>
-      <w:r>
-        <w:t xml:space="preserve">(2020).</w:t>
-      </w:r>
-    </w:p>
-    <w:bookmarkEnd w:id="115"/>
-    <w:bookmarkStart w:id="116" w:name="ref-le2025survnmf"/>
-    <w:p>
-      <w:pPr>
-        <w:pStyle w:val="Bibliography"/>
-      </w:pPr>
-      <w:r>
-        <w:t xml:space="preserve">33.</w:t>
-      </w:r>
-      <w:r>
-        <w:t xml:space="preserve"> </w:t>
-      </w:r>
-      <w:r>
-        <w:t xml:space="preserve">	</w:t>
-      </w:r>
-      <w:r>
-        <w:t xml:space="preserve">Le Goff, V.</w:t>
+        <w:t xml:space="preserve">Maurer, C.</w:t>
       </w:r>
       <w:r>
         <w:t xml:space="preserve"> </w:t>
@@ -11740,86 +11771,14 @@
         <w:t xml:space="preserve">et al.</w:t>
       </w:r>
       <w:r>
-        <w:t xml:space="preserve"> SurvNMF: Non-negative matrix factorization supervised for survival data analysis.</w:t>
-      </w:r>
-      <w:r>
-        <w:t xml:space="preserve"> </w:t>
-      </w:r>
-      <w:r>
-        <w:rPr>
-          <w:iCs/>
-          <w:i/>
-        </w:rPr>
-        <w:t xml:space="preserve">Preprint at https://hal.science/hal-04975434</w:t>
-      </w:r>
-      <w:r>
-        <w:t xml:space="preserve"> </w:t>
-      </w:r>
-      <w:r>
-        <w:t xml:space="preserve">(2025).</w:t>
-      </w:r>
-    </w:p>
-    <w:bookmarkEnd w:id="116"/>
-    <w:bookmarkStart w:id="118" w:name="ref-zaccaria2023surviae"/>
-    <w:p>
-      <w:pPr>
-        <w:pStyle w:val="Bibliography"/>
-      </w:pPr>
-      <w:r>
-        <w:t xml:space="preserve">34.</w:t>
-      </w:r>
-      <w:r>
-        <w:t xml:space="preserve"> </w:t>
-      </w:r>
-      <w:r>
-        <w:t xml:space="preserve">	</w:t>
-      </w:r>
-      <w:r>
-        <w:t xml:space="preserve">Zaccaria, G. M., Altini, N., Mezzolla, G.,</w:t>
-      </w:r>
-      <w:r>
-        <w:t xml:space="preserve"> </w:t>
-      </w:r>
-      <w:r>
-        <w:rPr>
-          <w:iCs/>
-          <w:i/>
-        </w:rPr>
-        <w:t xml:space="preserve">et al.</w:t>
-      </w:r>
-      <w:r>
-        <w:t xml:space="preserve"> </w:t>
-      </w:r>
-      <w:hyperlink r:id="rId117">
-        <w:r>
-          <w:rPr>
-            <w:rStyle w:val="Hyperlink"/>
-          </w:rPr>
-          <w:t xml:space="preserve">SurvIAE</w:t>
-        </w:r>
-        <w:r>
-          <w:rPr>
-            <w:rStyle w:val="Hyperlink"/>
-          </w:rPr>
-          <w:t xml:space="preserve">: Survival prediction with interpretable autoencoders from diffuse large</w:t>
-        </w:r>
-        <w:r>
-          <w:rPr>
-            <w:rStyle w:val="Hyperlink"/>
-          </w:rPr>
-          <w:t xml:space="preserve"> </w:t>
-        </w:r>
-        <w:r>
-          <w:rPr>
-            <w:rStyle w:val="Hyperlink"/>
-          </w:rPr>
-          <w:t xml:space="preserve">B</w:t>
-        </w:r>
-        <w:r>
-          <w:rPr>
-            <w:rStyle w:val="Hyperlink"/>
-          </w:rPr>
-          <w:t xml:space="preserve">-cell lymphoma gene expression data</w:t>
+        <w:t xml:space="preserve"> </w:t>
+      </w:r>
+      <w:hyperlink r:id="rId114">
+        <w:r>
+          <w:rPr>
+            <w:rStyle w:val="Hyperlink"/>
+          </w:rPr>
+          <w:t xml:space="preserve">Experimental microdissection enables functional harmonisation of pancreatic cancer subtypes</w:t>
         </w:r>
       </w:hyperlink>
       <w:r>
@@ -11833,7 +11792,7 @@
           <w:iCs/>
           <w:i/>
         </w:rPr>
-        <w:t xml:space="preserve">Computer Methods and Programs in Biomedicine</w:t>
+        <w:t xml:space="preserve">Gut</w:t>
       </w:r>
       <w:r>
         <w:t xml:space="preserve"> </w:t>
@@ -11843,20 +11802,138 @@
           <w:bCs/>
           <w:b/>
         </w:rPr>
-        <w:t xml:space="preserve">244</w:t>
-      </w:r>
-      <w:r>
-        <w:t xml:space="preserve">, 107966 (2024).</w:t>
+        <w:t xml:space="preserve">68</w:t>
+      </w:r>
+      <w:r>
+        <w:t xml:space="preserve">, 1034–1043 (2019).</w:t>
+      </w:r>
+    </w:p>
+    <w:bookmarkEnd w:id="115"/>
+    <w:bookmarkStart w:id="116" w:name="ref-shapley1953value"/>
+    <w:p>
+      <w:pPr>
+        <w:pStyle w:val="Bibliography"/>
+      </w:pPr>
+      <w:r>
+        <w:t xml:space="preserve">31.</w:t>
+      </w:r>
+      <w:r>
+        <w:t xml:space="preserve"> </w:t>
+      </w:r>
+      <w:r>
+        <w:t xml:space="preserve">	</w:t>
+      </w:r>
+      <w:r>
+        <w:t xml:space="preserve">Shapley, L. S. A value for n-person games. in</w:t>
+      </w:r>
+      <w:r>
+        <w:t xml:space="preserve"> </w:t>
+      </w:r>
+      <w:r>
+        <w:rPr>
+          <w:iCs/>
+          <w:i/>
+        </w:rPr>
+        <w:t xml:space="preserve">Contributions to the theory of games, volume II</w:t>
+      </w:r>
+      <w:r>
+        <w:t xml:space="preserve"> </w:t>
+      </w:r>
+      <w:r>
+        <w:t xml:space="preserve">(eds. Kuhn, H. W. &amp; Tucker, A. W.) 307–317 (Princeton University Press, 1953).</w:t>
+      </w:r>
+    </w:p>
+    <w:bookmarkEnd w:id="116"/>
+    <w:bookmarkStart w:id="117" w:name="ref-huang2020low"/>
+    <w:p>
+      <w:pPr>
+        <w:pStyle w:val="Bibliography"/>
+      </w:pPr>
+      <w:r>
+        <w:t xml:space="preserve">32.</w:t>
+      </w:r>
+      <w:r>
+        <w:t xml:space="preserve"> </w:t>
+      </w:r>
+      <w:r>
+        <w:t xml:space="preserve">	</w:t>
+      </w:r>
+      <w:r>
+        <w:t xml:space="preserve">Huang, Z., Salama, P., Shao, W., Zhang, J. &amp; Huang, K. Low-rank reorganization via proportional hazards non-negative matrix factorization unveils survival associated gene clusters.</w:t>
+      </w:r>
+      <w:r>
+        <w:t xml:space="preserve"> </w:t>
+      </w:r>
+      <w:r>
+        <w:rPr>
+          <w:iCs/>
+          <w:i/>
+        </w:rPr>
+        <w:t xml:space="preserve">Preprint at https://arxiv.org/abs/2008.03776</w:t>
+      </w:r>
+      <w:r>
+        <w:t xml:space="preserve"> </w:t>
+      </w:r>
+      <w:r>
+        <w:t xml:space="preserve">(2020).</w:t>
+      </w:r>
+    </w:p>
+    <w:bookmarkEnd w:id="117"/>
+    <w:bookmarkStart w:id="118" w:name="ref-le2025survnmf"/>
+    <w:p>
+      <w:pPr>
+        <w:pStyle w:val="Bibliography"/>
+      </w:pPr>
+      <w:r>
+        <w:t xml:space="preserve">33.</w:t>
+      </w:r>
+      <w:r>
+        <w:t xml:space="preserve"> </w:t>
+      </w:r>
+      <w:r>
+        <w:t xml:space="preserve">	</w:t>
+      </w:r>
+      <w:r>
+        <w:t xml:space="preserve">Le Goff, V.</w:t>
+      </w:r>
+      <w:r>
+        <w:t xml:space="preserve"> </w:t>
+      </w:r>
+      <w:r>
+        <w:rPr>
+          <w:iCs/>
+          <w:i/>
+        </w:rPr>
+        <w:t xml:space="preserve">et al.</w:t>
+      </w:r>
+      <w:r>
+        <w:t xml:space="preserve"> SurvNMF: Non-negative matrix factorization supervised for survival data analysis.</w:t>
+      </w:r>
+      <w:r>
+        <w:t xml:space="preserve"> </w:t>
+      </w:r>
+      <w:r>
+        <w:rPr>
+          <w:iCs/>
+          <w:i/>
+        </w:rPr>
+        <w:t xml:space="preserve">Preprint at https://hal.science/hal-04975434</w:t>
+      </w:r>
+      <w:r>
+        <w:t xml:space="preserve"> </w:t>
+      </w:r>
+      <w:r>
+        <w:t xml:space="preserve">(2025).</w:t>
       </w:r>
     </w:p>
     <w:bookmarkEnd w:id="118"/>
-    <w:bookmarkStart w:id="120" w:name="ref-meng2022savae"/>
+    <w:bookmarkStart w:id="120" w:name="ref-zaccaria2023surviae"/>
     <w:p>
       <w:pPr>
         <w:pStyle w:val="Bibliography"/>
       </w:pPr>
       <w:r>
-        <w:t xml:space="preserve">35.</w:t>
+        <w:t xml:space="preserve">34.</w:t>
       </w:r>
       <w:r>
         <w:t xml:space="preserve"> </w:t>
@@ -11865,7 +11942,7 @@
         <w:t xml:space="preserve">	</w:t>
       </w:r>
       <w:r>
-        <w:t xml:space="preserve">Meng, X., Wang, X., Zhang, X.,</w:t>
+        <w:t xml:space="preserve">Zaccaria, G. M., Altini, N., Mezzolla, G.,</w:t>
       </w:r>
       <w:r>
         <w:t xml:space="preserve"> </w:t>
@@ -11885,7 +11962,13 @@
           <w:rPr>
             <w:rStyle w:val="Hyperlink"/>
           </w:rPr>
-          <w:t xml:space="preserve">A novel attention-mechanism based</w:t>
+          <w:t xml:space="preserve">SurvIAE</w:t>
+        </w:r>
+        <w:r>
+          <w:rPr>
+            <w:rStyle w:val="Hyperlink"/>
+          </w:rPr>
+          <w:t xml:space="preserve">: Survival prediction with interpretable autoencoders from diffuse large</w:t>
         </w:r>
         <w:r>
           <w:rPr>
@@ -11897,19 +11980,13 @@
           <w:rPr>
             <w:rStyle w:val="Hyperlink"/>
           </w:rPr>
-          <w:t xml:space="preserve">Cox</w:t>
-        </w:r>
-        <w:r>
-          <w:rPr>
-            <w:rStyle w:val="Hyperlink"/>
-          </w:rPr>
-          <w:t xml:space="preserve"> </w:t>
-        </w:r>
-        <w:r>
-          <w:rPr>
-            <w:rStyle w:val="Hyperlink"/>
-          </w:rPr>
-          <w:t xml:space="preserve">survival model by exploiting pan-cancer empirical genomic information</w:t>
+          <w:t xml:space="preserve">B</w:t>
+        </w:r>
+        <w:r>
+          <w:rPr>
+            <w:rStyle w:val="Hyperlink"/>
+          </w:rPr>
+          <w:t xml:space="preserve">-cell lymphoma gene expression data</w:t>
         </w:r>
       </w:hyperlink>
       <w:r>
@@ -11923,7 +12000,7 @@
           <w:iCs/>
           <w:i/>
         </w:rPr>
-        <w:t xml:space="preserve">Cells</w:t>
+        <w:t xml:space="preserve">Computer Methods and Programs in Biomedicine</w:t>
       </w:r>
       <w:r>
         <w:t xml:space="preserve"> </w:t>
@@ -11933,20 +12010,20 @@
           <w:bCs/>
           <w:b/>
         </w:rPr>
-        <w:t xml:space="preserve">11</w:t>
-      </w:r>
-      <w:r>
-        <w:t xml:space="preserve">, 1421 (2022).</w:t>
+        <w:t xml:space="preserve">244</w:t>
+      </w:r>
+      <w:r>
+        <w:t xml:space="preserve">, 107966 (2024).</w:t>
       </w:r>
     </w:p>
     <w:bookmarkEnd w:id="120"/>
-    <w:bookmarkStart w:id="122" w:name="ref-ogawa2020stroma"/>
+    <w:bookmarkStart w:id="122" w:name="ref-meng2022savae"/>
     <w:p>
       <w:pPr>
         <w:pStyle w:val="Bibliography"/>
       </w:pPr>
       <w:r>
-        <w:t xml:space="preserve">36.</w:t>
+        <w:t xml:space="preserve">35.</w:t>
       </w:r>
       <w:r>
         <w:t xml:space="preserve"> </w:t>
@@ -11955,7 +12032,7 @@
         <w:t xml:space="preserve">	</w:t>
       </w:r>
       <w:r>
-        <w:t xml:space="preserve">Ogawa, Y., Masugi, Y., Abe, T.,</w:t>
+        <w:t xml:space="preserve">Meng, X., Wang, X., Zhang, X.,</w:t>
       </w:r>
       <w:r>
         <w:t xml:space="preserve"> </w:t>
@@ -11975,7 +12052,31 @@
           <w:rPr>
             <w:rStyle w:val="Hyperlink"/>
           </w:rPr>
-          <w:t xml:space="preserve">Three distinct stroma types in human pancreatic cancer identified by image analysis of fibroblast subpopulations and collagen</w:t>
+          <w:t xml:space="preserve">A novel attention-mechanism based</w:t>
+        </w:r>
+        <w:r>
+          <w:rPr>
+            <w:rStyle w:val="Hyperlink"/>
+          </w:rPr>
+          <w:t xml:space="preserve"> </w:t>
+        </w:r>
+        <w:r>
+          <w:rPr>
+            <w:rStyle w:val="Hyperlink"/>
+          </w:rPr>
+          <w:t xml:space="preserve">Cox</w:t>
+        </w:r>
+        <w:r>
+          <w:rPr>
+            <w:rStyle w:val="Hyperlink"/>
+          </w:rPr>
+          <w:t xml:space="preserve"> </w:t>
+        </w:r>
+        <w:r>
+          <w:rPr>
+            <w:rStyle w:val="Hyperlink"/>
+          </w:rPr>
+          <w:t xml:space="preserve">survival model by exploiting pan-cancer empirical genomic information</w:t>
         </w:r>
       </w:hyperlink>
       <w:r>
@@ -11989,7 +12090,7 @@
           <w:iCs/>
           <w:i/>
         </w:rPr>
-        <w:t xml:space="preserve">Clinical Cancer Research</w:t>
+        <w:t xml:space="preserve">Cells</w:t>
       </w:r>
       <w:r>
         <w:t xml:space="preserve"> </w:t>
@@ -11999,20 +12100,20 @@
           <w:bCs/>
           <w:b/>
         </w:rPr>
-        <w:t xml:space="preserve">27</w:t>
-      </w:r>
-      <w:r>
-        <w:t xml:space="preserve">, 107–119 (2021).</w:t>
+        <w:t xml:space="preserve">11</w:t>
+      </w:r>
+      <w:r>
+        <w:t xml:space="preserve">, 1421 (2022).</w:t>
       </w:r>
     </w:p>
     <w:bookmarkEnd w:id="122"/>
-    <w:bookmarkStart w:id="124" w:name="ref-neuzillet2022periostin"/>
+    <w:bookmarkStart w:id="124" w:name="ref-ogawa2020stroma"/>
     <w:p>
       <w:pPr>
         <w:pStyle w:val="Bibliography"/>
       </w:pPr>
       <w:r>
-        <w:t xml:space="preserve">37.</w:t>
+        <w:t xml:space="preserve">36.</w:t>
       </w:r>
       <w:r>
         <w:t xml:space="preserve"> </w:t>
@@ -12021,7 +12122,7 @@
         <w:t xml:space="preserve">	</w:t>
       </w:r>
       <w:r>
-        <w:t xml:space="preserve">Neuzillet, C., Nicolle, R., Raffenne, J.,</w:t>
+        <w:t xml:space="preserve">Ogawa, Y., Masugi, Y., Abe, T.,</w:t>
       </w:r>
       <w:r>
         <w:t xml:space="preserve"> </w:t>
@@ -12041,7 +12142,7 @@
           <w:rPr>
             <w:rStyle w:val="Hyperlink"/>
           </w:rPr>
-          <w:t xml:space="preserve">Periostin- and podoplanin-positive cancer-associated fibroblast subtypes cooperate to shape the inflamed tumor microenvironment in aggressive pancreatic adenocarcinoma</w:t>
+          <w:t xml:space="preserve">Three distinct stroma types in human pancreatic cancer identified by image analysis of fibroblast subpopulations and collagen</w:t>
         </w:r>
       </w:hyperlink>
       <w:r>
@@ -12055,7 +12156,7 @@
           <w:iCs/>
           <w:i/>
         </w:rPr>
-        <w:t xml:space="preserve">The Journal of Pathology</w:t>
+        <w:t xml:space="preserve">Clinical Cancer Research</w:t>
       </w:r>
       <w:r>
         <w:t xml:space="preserve"> </w:t>
@@ -12065,20 +12166,20 @@
           <w:bCs/>
           <w:b/>
         </w:rPr>
-        <w:t xml:space="preserve">258</w:t>
-      </w:r>
-      <w:r>
-        <w:t xml:space="preserve">, 408–425 (2022).</w:t>
+        <w:t xml:space="preserve">27</w:t>
+      </w:r>
+      <w:r>
+        <w:t xml:space="preserve">, 107–119 (2021).</w:t>
       </w:r>
     </w:p>
     <w:bookmarkEnd w:id="124"/>
-    <w:bookmarkStart w:id="126" w:name="ref-lee2024tumorcaf"/>
+    <w:bookmarkStart w:id="126" w:name="ref-neuzillet2022periostin"/>
     <w:p>
       <w:pPr>
         <w:pStyle w:val="Bibliography"/>
       </w:pPr>
       <w:r>
-        <w:t xml:space="preserve">38.</w:t>
+        <w:t xml:space="preserve">37.</w:t>
       </w:r>
       <w:r>
         <w:t xml:space="preserve"> </w:t>
@@ -12087,7 +12188,7 @@
         <w:t xml:space="preserve">	</w:t>
       </w:r>
       <w:r>
-        <w:t xml:space="preserve">Lee, J. J., Kearney, J. F., Trembath, H. E.,</w:t>
+        <w:t xml:space="preserve">Neuzillet, C., Nicolle, R., Raffenne, J.,</w:t>
       </w:r>
       <w:r>
         <w:t xml:space="preserve"> </w:t>
@@ -12107,7 +12208,7 @@
           <w:rPr>
             <w:rStyle w:val="Hyperlink"/>
           </w:rPr>
-          <w:t xml:space="preserve">Tumor-intrinsic and cancer-associated fibroblast subtypes independently predict outcomes in pancreatic cancer</w:t>
+          <w:t xml:space="preserve">Periostin- and podoplanin-positive cancer-associated fibroblast subtypes cooperate to shape the inflamed tumor microenvironment in aggressive pancreatic adenocarcinoma</w:t>
         </w:r>
       </w:hyperlink>
       <w:r>
@@ -12121,7 +12222,7 @@
           <w:iCs/>
           <w:i/>
         </w:rPr>
-        <w:t xml:space="preserve">Annals of Surgery</w:t>
+        <w:t xml:space="preserve">The Journal of Pathology</w:t>
       </w:r>
       <w:r>
         <w:t xml:space="preserve"> </w:t>
@@ -12131,20 +12232,20 @@
           <w:bCs/>
           <w:b/>
         </w:rPr>
-        <w:t xml:space="preserve">280</w:t>
-      </w:r>
-      <w:r>
-        <w:t xml:space="preserve">, 659–666 (2024).</w:t>
+        <w:t xml:space="preserve">258</w:t>
+      </w:r>
+      <w:r>
+        <w:t xml:space="preserve">, 408–425 (2022).</w:t>
       </w:r>
     </w:p>
     <w:bookmarkEnd w:id="126"/>
-    <w:bookmarkStart w:id="128" w:name="ref-newman2019cibersortx"/>
+    <w:bookmarkStart w:id="128" w:name="ref-lee2024tumorcaf"/>
     <w:p>
       <w:pPr>
         <w:pStyle w:val="Bibliography"/>
       </w:pPr>
       <w:r>
-        <w:t xml:space="preserve">39.</w:t>
+        <w:t xml:space="preserve">38.</w:t>
       </w:r>
       <w:r>
         <w:t xml:space="preserve"> </w:t>
@@ -12153,7 +12254,7 @@
         <w:t xml:space="preserve">	</w:t>
       </w:r>
       <w:r>
-        <w:t xml:space="preserve">Newman, A. M., Steen, C. B., Liu, C. L., Gentles, A. J.,</w:t>
+        <w:t xml:space="preserve">Lee, J. J., Kearney, J. F., Trembath, H. E.,</w:t>
       </w:r>
       <w:r>
         <w:t xml:space="preserve"> </w:t>
@@ -12173,7 +12274,7 @@
           <w:rPr>
             <w:rStyle w:val="Hyperlink"/>
           </w:rPr>
-          <w:t xml:space="preserve">Determining cell type abundance and expression from bulk tissues with digital cytometry</w:t>
+          <w:t xml:space="preserve">Tumor-intrinsic and cancer-associated fibroblast subtypes independently predict outcomes in pancreatic cancer</w:t>
         </w:r>
       </w:hyperlink>
       <w:r>
@@ -12187,7 +12288,7 @@
           <w:iCs/>
           <w:i/>
         </w:rPr>
-        <w:t xml:space="preserve">Nature Biotechnology</w:t>
+        <w:t xml:space="preserve">Annals of Surgery</w:t>
       </w:r>
       <w:r>
         <w:t xml:space="preserve"> </w:t>
@@ -12197,20 +12298,20 @@
           <w:bCs/>
           <w:b/>
         </w:rPr>
-        <w:t xml:space="preserve">37</w:t>
-      </w:r>
-      <w:r>
-        <w:t xml:space="preserve">, 773–782 (2019).</w:t>
+        <w:t xml:space="preserve">280</w:t>
+      </w:r>
+      <w:r>
+        <w:t xml:space="preserve">, 659–666 (2024).</w:t>
       </w:r>
     </w:p>
     <w:bookmarkEnd w:id="128"/>
-    <w:bookmarkStart w:id="130" w:name="ref-chu2022bayesprism"/>
+    <w:bookmarkStart w:id="130" w:name="ref-newman2019cibersortx"/>
     <w:p>
       <w:pPr>
         <w:pStyle w:val="Bibliography"/>
       </w:pPr>
       <w:r>
-        <w:t xml:space="preserve">40.</w:t>
+        <w:t xml:space="preserve">39.</w:t>
       </w:r>
       <w:r>
         <w:t xml:space="preserve"> </w:t>
@@ -12219,7 +12320,17 @@
         <w:t xml:space="preserve">	</w:t>
       </w:r>
       <w:r>
-        <w:t xml:space="preserve">Chu, T., Wang, Z., Pe’er, D. &amp; Danko, C. G.</w:t>
+        <w:t xml:space="preserve">Newman, A. M., Steen, C. B., Liu, C. L., Gentles, A. J.,</w:t>
+      </w:r>
+      <w:r>
+        <w:t xml:space="preserve"> </w:t>
+      </w:r>
+      <w:r>
+        <w:rPr>
+          <w:iCs/>
+          <w:i/>
+        </w:rPr>
+        <w:t xml:space="preserve">et al.</w:t>
       </w:r>
       <w:r>
         <w:t xml:space="preserve"> </w:t>
@@ -12229,79 +12340,7 @@
           <w:rPr>
             <w:rStyle w:val="Hyperlink"/>
           </w:rPr>
-          <w:t xml:space="preserve">Cell type and gene expression deconvolution with</w:t>
-        </w:r>
-        <w:r>
-          <w:rPr>
-            <w:rStyle w:val="Hyperlink"/>
-          </w:rPr>
-          <w:t xml:space="preserve"> </w:t>
-        </w:r>
-        <w:r>
-          <w:rPr>
-            <w:rStyle w:val="Hyperlink"/>
-          </w:rPr>
-          <w:t xml:space="preserve">BayesPrism</w:t>
-        </w:r>
-        <w:r>
-          <w:rPr>
-            <w:rStyle w:val="Hyperlink"/>
-          </w:rPr>
-          <w:t xml:space="preserve"> </w:t>
-        </w:r>
-        <w:r>
-          <w:rPr>
-            <w:rStyle w:val="Hyperlink"/>
-          </w:rPr>
-          <w:t xml:space="preserve">enables</w:t>
-        </w:r>
-        <w:r>
-          <w:rPr>
-            <w:rStyle w:val="Hyperlink"/>
-          </w:rPr>
-          <w:t xml:space="preserve"> </w:t>
-        </w:r>
-        <w:r>
-          <w:rPr>
-            <w:rStyle w:val="Hyperlink"/>
-          </w:rPr>
-          <w:t xml:space="preserve">Bayesian</w:t>
-        </w:r>
-        <w:r>
-          <w:rPr>
-            <w:rStyle w:val="Hyperlink"/>
-          </w:rPr>
-          <w:t xml:space="preserve"> </w:t>
-        </w:r>
-        <w:r>
-          <w:rPr>
-            <w:rStyle w:val="Hyperlink"/>
-          </w:rPr>
-          <w:t xml:space="preserve">integrative analysis across bulk and single-cell</w:t>
-        </w:r>
-        <w:r>
-          <w:rPr>
-            <w:rStyle w:val="Hyperlink"/>
-          </w:rPr>
-          <w:t xml:space="preserve"> </w:t>
-        </w:r>
-        <w:r>
-          <w:rPr>
-            <w:rStyle w:val="Hyperlink"/>
-          </w:rPr>
-          <w:t xml:space="preserve">RNA</w:t>
-        </w:r>
-        <w:r>
-          <w:rPr>
-            <w:rStyle w:val="Hyperlink"/>
-          </w:rPr>
-          <w:t xml:space="preserve"> </w:t>
-        </w:r>
-        <w:r>
-          <w:rPr>
-            <w:rStyle w:val="Hyperlink"/>
-          </w:rPr>
-          <w:t xml:space="preserve">sequencing in oncology</w:t>
+          <w:t xml:space="preserve">Determining cell type abundance and expression from bulk tissues with digital cytometry</w:t>
         </w:r>
       </w:hyperlink>
       <w:r>
@@ -12315,7 +12354,7 @@
           <w:iCs/>
           <w:i/>
         </w:rPr>
-        <w:t xml:space="preserve">Nature Cancer</w:t>
+        <w:t xml:space="preserve">Nature Biotechnology</w:t>
       </w:r>
       <w:r>
         <w:t xml:space="preserve"> </w:t>
@@ -12325,20 +12364,20 @@
           <w:bCs/>
           <w:b/>
         </w:rPr>
-        <w:t xml:space="preserve">3</w:t>
-      </w:r>
-      <w:r>
-        <w:t xml:space="preserve">, 505–517 (2022).</w:t>
+        <w:t xml:space="preserve">37</w:t>
+      </w:r>
+      <w:r>
+        <w:t xml:space="preserve">, 773–782 (2019).</w:t>
       </w:r>
     </w:p>
     <w:bookmarkEnd w:id="130"/>
-    <w:bookmarkStart w:id="132" w:name="ref-smith2020standard"/>
+    <w:bookmarkStart w:id="132" w:name="ref-chu2022bayesprism"/>
     <w:p>
       <w:pPr>
         <w:pStyle w:val="Bibliography"/>
       </w:pPr>
       <w:r>
-        <w:t xml:space="preserve">41.</w:t>
+        <w:t xml:space="preserve">40.</w:t>
       </w:r>
       <w:r>
         <w:t xml:space="preserve"> </w:t>
@@ -12347,17 +12386,7 @@
         <w:t xml:space="preserve">	</w:t>
       </w:r>
       <w:r>
-        <w:t xml:space="preserve">Smith, A. M., Walsh, J. R., Long, J.,</w:t>
-      </w:r>
-      <w:r>
-        <w:t xml:space="preserve"> </w:t>
-      </w:r>
-      <w:r>
-        <w:rPr>
-          <w:iCs/>
-          <w:i/>
-        </w:rPr>
-        <w:t xml:space="preserve">et al.</w:t>
+        <w:t xml:space="preserve">Chu, T., Wang, Z., Pe’er, D. &amp; Danko, C. G.</w:t>
       </w:r>
       <w:r>
         <w:t xml:space="preserve"> </w:t>
@@ -12367,7 +12396,79 @@
           <w:rPr>
             <w:rStyle w:val="Hyperlink"/>
           </w:rPr>
-          <w:t xml:space="preserve">Standard machine learning approaches outperform deep representation learning on phenotype prediction from transcriptomics data</w:t>
+          <w:t xml:space="preserve">Cell type and gene expression deconvolution with</w:t>
+        </w:r>
+        <w:r>
+          <w:rPr>
+            <w:rStyle w:val="Hyperlink"/>
+          </w:rPr>
+          <w:t xml:space="preserve"> </w:t>
+        </w:r>
+        <w:r>
+          <w:rPr>
+            <w:rStyle w:val="Hyperlink"/>
+          </w:rPr>
+          <w:t xml:space="preserve">BayesPrism</w:t>
+        </w:r>
+        <w:r>
+          <w:rPr>
+            <w:rStyle w:val="Hyperlink"/>
+          </w:rPr>
+          <w:t xml:space="preserve"> </w:t>
+        </w:r>
+        <w:r>
+          <w:rPr>
+            <w:rStyle w:val="Hyperlink"/>
+          </w:rPr>
+          <w:t xml:space="preserve">enables</w:t>
+        </w:r>
+        <w:r>
+          <w:rPr>
+            <w:rStyle w:val="Hyperlink"/>
+          </w:rPr>
+          <w:t xml:space="preserve"> </w:t>
+        </w:r>
+        <w:r>
+          <w:rPr>
+            <w:rStyle w:val="Hyperlink"/>
+          </w:rPr>
+          <w:t xml:space="preserve">Bayesian</w:t>
+        </w:r>
+        <w:r>
+          <w:rPr>
+            <w:rStyle w:val="Hyperlink"/>
+          </w:rPr>
+          <w:t xml:space="preserve"> </w:t>
+        </w:r>
+        <w:r>
+          <w:rPr>
+            <w:rStyle w:val="Hyperlink"/>
+          </w:rPr>
+          <w:t xml:space="preserve">integrative analysis across bulk and single-cell</w:t>
+        </w:r>
+        <w:r>
+          <w:rPr>
+            <w:rStyle w:val="Hyperlink"/>
+          </w:rPr>
+          <w:t xml:space="preserve"> </w:t>
+        </w:r>
+        <w:r>
+          <w:rPr>
+            <w:rStyle w:val="Hyperlink"/>
+          </w:rPr>
+          <w:t xml:space="preserve">RNA</w:t>
+        </w:r>
+        <w:r>
+          <w:rPr>
+            <w:rStyle w:val="Hyperlink"/>
+          </w:rPr>
+          <w:t xml:space="preserve"> </w:t>
+        </w:r>
+        <w:r>
+          <w:rPr>
+            <w:rStyle w:val="Hyperlink"/>
+          </w:rPr>
+          <w:t xml:space="preserve">sequencing in oncology</w:t>
         </w:r>
       </w:hyperlink>
       <w:r>
@@ -12381,7 +12482,7 @@
           <w:iCs/>
           <w:i/>
         </w:rPr>
-        <w:t xml:space="preserve">BMC Bioinformatics</w:t>
+        <w:t xml:space="preserve">Nature Cancer</w:t>
       </w:r>
       <w:r>
         <w:t xml:space="preserve"> </w:t>
@@ -12391,20 +12492,20 @@
           <w:bCs/>
           <w:b/>
         </w:rPr>
-        <w:t xml:space="preserve">21</w:t>
-      </w:r>
-      <w:r>
-        <w:t xml:space="preserve">, 119 (2020).</w:t>
+        <w:t xml:space="preserve">3</w:t>
+      </w:r>
+      <w:r>
+        <w:t xml:space="preserve">, 505–517 (2022).</w:t>
       </w:r>
     </w:p>
     <w:bookmarkEnd w:id="132"/>
-    <w:bookmarkStart w:id="134" w:name="ref-gaujoux2010flexible"/>
+    <w:bookmarkStart w:id="134" w:name="ref-smith2020standard"/>
     <w:p>
       <w:pPr>
         <w:pStyle w:val="Bibliography"/>
       </w:pPr>
       <w:r>
-        <w:t xml:space="preserve">42.</w:t>
+        <w:t xml:space="preserve">41.</w:t>
       </w:r>
       <w:r>
         <w:t xml:space="preserve"> </w:t>
@@ -12413,7 +12514,17 @@
         <w:t xml:space="preserve">	</w:t>
       </w:r>
       <w:r>
-        <w:t xml:space="preserve">Gaujoux, R. &amp; Seoighe, C.</w:t>
+        <w:t xml:space="preserve">Smith, A. M., Walsh, J. R., Long, J.,</w:t>
+      </w:r>
+      <w:r>
+        <w:t xml:space="preserve"> </w:t>
+      </w:r>
+      <w:r>
+        <w:rPr>
+          <w:iCs/>
+          <w:i/>
+        </w:rPr>
+        <w:t xml:space="preserve">et al.</w:t>
       </w:r>
       <w:r>
         <w:t xml:space="preserve"> </w:t>
@@ -12423,7 +12534,7 @@
           <w:rPr>
             <w:rStyle w:val="Hyperlink"/>
           </w:rPr>
-          <w:t xml:space="preserve">A flexible r package for nonnegative matrix factorization</w:t>
+          <w:t xml:space="preserve">Standard machine learning approaches outperform deep representation learning on phenotype prediction from transcriptomics data</w:t>
         </w:r>
       </w:hyperlink>
       <w:r>
@@ -12447,14 +12558,70 @@
           <w:bCs/>
           <w:b/>
         </w:rPr>
+        <w:t xml:space="preserve">21</w:t>
+      </w:r>
+      <w:r>
+        <w:t xml:space="preserve">, 119 (2020).</w:t>
+      </w:r>
+    </w:p>
+    <w:bookmarkEnd w:id="134"/>
+    <w:bookmarkStart w:id="136" w:name="ref-gaujoux2010flexible"/>
+    <w:p>
+      <w:pPr>
+        <w:pStyle w:val="Bibliography"/>
+      </w:pPr>
+      <w:r>
+        <w:t xml:space="preserve">42.</w:t>
+      </w:r>
+      <w:r>
+        <w:t xml:space="preserve"> </w:t>
+      </w:r>
+      <w:r>
+        <w:t xml:space="preserve">	</w:t>
+      </w:r>
+      <w:r>
+        <w:t xml:space="preserve">Gaujoux, R. &amp; Seoighe, C.</w:t>
+      </w:r>
+      <w:r>
+        <w:t xml:space="preserve"> </w:t>
+      </w:r>
+      <w:hyperlink r:id="rId135">
+        <w:r>
+          <w:rPr>
+            <w:rStyle w:val="Hyperlink"/>
+          </w:rPr>
+          <w:t xml:space="preserve">A flexible r package for nonnegative matrix factorization</w:t>
+        </w:r>
+      </w:hyperlink>
+      <w:r>
+        <w:t xml:space="preserve">.</w:t>
+      </w:r>
+      <w:r>
+        <w:t xml:space="preserve"> </w:t>
+      </w:r>
+      <w:r>
+        <w:rPr>
+          <w:iCs/>
+          <w:i/>
+        </w:rPr>
+        <w:t xml:space="preserve">BMC Bioinformatics</w:t>
+      </w:r>
+      <w:r>
+        <w:t xml:space="preserve"> </w:t>
+      </w:r>
+      <w:r>
+        <w:rPr>
+          <w:bCs/>
+          <w:b/>
+        </w:rPr>
         <w:t xml:space="preserve">11</w:t>
       </w:r>
       <w:r>
         <w:t xml:space="preserve">, 367 (2010).</w:t>
       </w:r>
     </w:p>
-    <w:bookmarkEnd w:id="134"/>
-    <w:bookmarkStart w:id="136" w:name="ref-data_tcga_paad"/>
+    <w:bookmarkEnd w:id="136"/>
+    <w:bookmarkStart w:id="138" w:name="ref-data_tcga_paad"/>
     <w:p>
       <w:pPr>
         <w:pStyle w:val="Bibliography"/>
@@ -12474,7 +12641,7 @@
       <w:r>
         <w:t xml:space="preserve"> </w:t>
       </w:r>
-      <w:hyperlink r:id="rId135">
+      <w:hyperlink r:id="rId137">
         <w:r>
           <w:rPr>
             <w:rStyle w:val="Hyperlink"/>
@@ -12510,8 +12677,8 @@
         <w:t xml:space="preserve">. (2017).</w:t>
       </w:r>
     </w:p>
-    <w:bookmarkEnd w:id="136"/>
-    <w:bookmarkStart w:id="138" w:name="ref-data_cptac3"/>
+    <w:bookmarkEnd w:id="138"/>
+    <w:bookmarkStart w:id="140" w:name="ref-data_cptac3"/>
     <w:p>
       <w:pPr>
         <w:pStyle w:val="Bibliography"/>
@@ -12531,7 +12698,7 @@
       <w:r>
         <w:t xml:space="preserve"> </w:t>
       </w:r>
-      <w:hyperlink r:id="rId137">
+      <w:hyperlink r:id="rId139">
         <w:r>
           <w:rPr>
             <w:rStyle w:val="Hyperlink"/>
@@ -12543,8 +12710,8 @@
         <w:t xml:space="preserve">. (2019).</w:t>
       </w:r>
     </w:p>
-    <w:bookmarkEnd w:id="138"/>
-    <w:bookmarkStart w:id="140" w:name="ref-data_dijk_emtab6830"/>
+    <w:bookmarkEnd w:id="140"/>
+    <w:bookmarkStart w:id="142" w:name="ref-data_dijk_emtab6830"/>
     <w:p>
       <w:pPr>
         <w:pStyle w:val="Bibliography"/>
@@ -12574,7 +12741,7 @@
       <w:r>
         <w:t xml:space="preserve"> </w:t>
       </w:r>
-      <w:hyperlink r:id="rId139">
+      <w:hyperlink r:id="rId141">
         <w:r>
           <w:rPr>
             <w:rStyle w:val="Hyperlink"/>
@@ -12598,8 +12765,8 @@
         <w:t xml:space="preserve">. (2020).</w:t>
       </w:r>
     </w:p>
-    <w:bookmarkEnd w:id="140"/>
-    <w:bookmarkStart w:id="142" w:name="ref-data_puleo_emtab6134"/>
+    <w:bookmarkEnd w:id="142"/>
+    <w:bookmarkStart w:id="144" w:name="ref-data_puleo_emtab6134"/>
     <w:p>
       <w:pPr>
         <w:pStyle w:val="Bibliography"/>
@@ -12629,7 +12796,7 @@
       <w:r>
         <w:t xml:space="preserve"> </w:t>
       </w:r>
-      <w:hyperlink r:id="rId141">
+      <w:hyperlink r:id="rId143">
         <w:r>
           <w:rPr>
             <w:rStyle w:val="Hyperlink"/>
@@ -12653,8 +12820,8 @@
         <w:t xml:space="preserve">. (2018).</w:t>
       </w:r>
     </w:p>
-    <w:bookmarkEnd w:id="142"/>
-    <w:bookmarkStart w:id="144" w:name="ref-data_moffitt_gse71729"/>
+    <w:bookmarkEnd w:id="144"/>
+    <w:bookmarkStart w:id="146" w:name="ref-data_moffitt_gse71729"/>
     <w:p>
       <w:pPr>
         <w:pStyle w:val="Bibliography"/>
@@ -12684,7 +12851,7 @@
       <w:r>
         <w:t xml:space="preserve"> </w:t>
       </w:r>
-      <w:hyperlink r:id="rId143">
+      <w:hyperlink r:id="rId145">
         <w:r>
           <w:rPr>
             <w:rStyle w:val="Hyperlink"/>
@@ -12708,8 +12875,8 @@
         <w:t xml:space="preserve">. (2015).</w:t>
       </w:r>
     </w:p>
-    <w:bookmarkEnd w:id="144"/>
-    <w:bookmarkStart w:id="146" w:name="ref-data_paca_au_egas"/>
+    <w:bookmarkEnd w:id="146"/>
+    <w:bookmarkStart w:id="148" w:name="ref-data_paca_au_egas"/>
     <w:p>
       <w:pPr>
         <w:pStyle w:val="Bibliography"/>
@@ -12729,7 +12896,7 @@
       <w:r>
         <w:t xml:space="preserve"> </w:t>
       </w:r>
-      <w:hyperlink r:id="rId145">
+      <w:hyperlink r:id="rId147">
         <w:r>
           <w:rPr>
             <w:rStyle w:val="Hyperlink"/>
@@ -12741,9 +12908,9 @@
         <w:t xml:space="preserve">. (2016).</w:t>
       </w:r>
     </w:p>
-    <w:bookmarkEnd w:id="146"/>
-    <w:bookmarkEnd w:id="147"/>
     <w:bookmarkEnd w:id="148"/>
+    <w:bookmarkEnd w:id="149"/>
+    <w:bookmarkEnd w:id="150"/>
     <w:sectPr/>
   </w:body>
 </w:document>

--- a/paper/paper.docx
+++ b/paper/paper.docx
@@ -31,7 +31,13 @@
         <w:t xml:space="preserve"> </w:t>
       </w:r>
       <w:r>
-        <w:t xml:space="preserve">factorization,</w:t>
+        <w:t xml:space="preserve">factorization</w:t>
+      </w:r>
+      <w:r>
+        <w:t xml:space="preserve"> </w:t>
+      </w:r>
+      <w:r>
+        <w:t xml:space="preserve">framework,</w:t>
       </w:r>
       <w:r>
         <w:t xml:space="preserve"> </w:t>
@@ -161,7 +167,7 @@
         <w:t xml:space="preserve"> </w:t>
       </w:r>
       <w:r>
-        <w:t xml:space="preserve">but</w:t>
+        <w:t xml:space="preserve">yet</w:t>
       </w:r>
       <w:r>
         <w:t xml:space="preserve"> </w:t>
@@ -203,19 +209,193 @@
         <w:t xml:space="preserve"> </w:t>
       </w:r>
       <w:r>
+        <w:t xml:space="preserve">patient</w:t>
+      </w:r>
+      <w:r>
+        <w:t xml:space="preserve"> </w:t>
+      </w:r>
+      <w:r>
+        <w:t xml:space="preserve">outcomes.</w:t>
+      </w:r>
+      <w:r>
+        <w:t xml:space="preserve"> </w:t>
+      </w:r>
+      <w:r>
+        <w:t xml:space="preserve">Consequently,</w:t>
+      </w:r>
+      <w:r>
+        <w:t xml:space="preserve"> </w:t>
+      </w:r>
+      <w:r>
+        <w:t xml:space="preserve">the</w:t>
+      </w:r>
+      <w:r>
+        <w:t xml:space="preserve"> </w:t>
+      </w:r>
+      <w:r>
+        <w:t xml:space="preserve">programs</w:t>
+      </w:r>
+      <w:r>
+        <w:t xml:space="preserve"> </w:t>
+      </w:r>
+      <w:r>
+        <w:t xml:space="preserve">explaining</w:t>
+      </w:r>
+      <w:r>
+        <w:t xml:space="preserve"> </w:t>
+      </w:r>
+      <w:r>
+        <w:t xml:space="preserve">most</w:t>
+      </w:r>
+      <w:r>
+        <w:t xml:space="preserve"> </w:t>
+      </w:r>
+      <w:r>
+        <w:t xml:space="preserve">expression</w:t>
+      </w:r>
+      <w:r>
+        <w:t xml:space="preserve"> </w:t>
+      </w:r>
+      <w:r>
+        <w:t xml:space="preserve">variation</w:t>
+      </w:r>
+      <w:r>
+        <w:t xml:space="preserve"> </w:t>
+      </w:r>
+      <w:r>
+        <w:t xml:space="preserve">need</w:t>
+      </w:r>
+      <w:r>
+        <w:t xml:space="preserve"> </w:t>
+      </w:r>
+      <w:r>
+        <w:t xml:space="preserve">not</w:t>
+      </w:r>
+      <w:r>
+        <w:t xml:space="preserve"> </w:t>
+      </w:r>
+      <w:r>
+        <w:t xml:space="preserve">be</w:t>
+      </w:r>
+      <w:r>
+        <w:t xml:space="preserve"> </w:t>
+      </w:r>
+      <w:r>
+        <w:t xml:space="preserve">the</w:t>
+      </w:r>
+      <w:r>
+        <w:t xml:space="preserve"> </w:t>
+      </w:r>
+      <w:r>
+        <w:t xml:space="preserve">most</w:t>
+      </w:r>
+      <w:r>
+        <w:t xml:space="preserve"> </w:t>
+      </w:r>
+      <w:r>
+        <w:t xml:space="preserve">relevant</w:t>
+      </w:r>
+      <w:r>
+        <w:t xml:space="preserve"> </w:t>
+      </w:r>
+      <w:r>
+        <w:t xml:space="preserve">to</w:t>
+      </w:r>
+      <w:r>
+        <w:t xml:space="preserve"> </w:t>
+      </w:r>
+      <w:r>
+        <w:t xml:space="preserve">survival.</w:t>
+      </w:r>
+      <w:r>
+        <w:t xml:space="preserve"> </w:t>
+      </w:r>
+      <w:r>
+        <w:t xml:space="preserve">We</w:t>
+      </w:r>
+      <w:r>
+        <w:t xml:space="preserve"> </w:t>
+      </w:r>
+      <w:r>
+        <w:t xml:space="preserve">developed</w:t>
+      </w:r>
+      <w:r>
+        <w:t xml:space="preserve"> </w:t>
+      </w:r>
+      <w:r>
+        <w:t xml:space="preserve">DeSurv,</w:t>
+      </w:r>
+      <w:r>
+        <w:t xml:space="preserve"> </w:t>
+      </w:r>
+      <w:r>
+        <w:t xml:space="preserve">a</w:t>
+      </w:r>
+      <w:r>
+        <w:t xml:space="preserve"> </w:t>
+      </w:r>
+      <w:r>
+        <w:t xml:space="preserve">survival-supervised</w:t>
+      </w:r>
+      <w:r>
+        <w:t xml:space="preserve"> </w:t>
+      </w:r>
+      <w:r>
+        <w:t xml:space="preserve">matrix</w:t>
+      </w:r>
+      <w:r>
+        <w:t xml:space="preserve"> </w:t>
+      </w:r>
+      <w:r>
+        <w:t xml:space="preserve">factorization</w:t>
+      </w:r>
+      <w:r>
+        <w:t xml:space="preserve"> </w:t>
+      </w:r>
+      <w:r>
+        <w:t xml:space="preserve">that</w:t>
+      </w:r>
+      <w:r>
+        <w:t xml:space="preserve"> </w:t>
+      </w:r>
+      <w:r>
+        <w:t xml:space="preserve">incorporates</w:t>
+      </w:r>
+      <w:r>
+        <w:t xml:space="preserve"> </w:t>
+      </w:r>
+      <w:r>
         <w:t xml:space="preserve">outcome</w:t>
       </w:r>
       <w:r>
         <w:t xml:space="preserve"> </w:t>
       </w:r>
       <w:r>
-        <w:t xml:space="preserve">information,</w:t>
-      </w:r>
-      <w:r>
-        <w:t xml:space="preserve"> </w:t>
-      </w:r>
-      <w:r>
-        <w:t xml:space="preserve">so</w:t>
+        <w:t xml:space="preserve">into</w:t>
+      </w:r>
+      <w:r>
+        <w:t xml:space="preserve"> </w:t>
+      </w:r>
+      <w:r>
+        <w:t xml:space="preserve">gene-program</w:t>
+      </w:r>
+      <w:r>
+        <w:t xml:space="preserve"> </w:t>
+      </w:r>
+      <w:r>
+        <w:t xml:space="preserve">estimation</w:t>
+      </w:r>
+      <w:r>
+        <w:t xml:space="preserve"> </w:t>
+      </w:r>
+      <w:r>
+        <w:t xml:space="preserve">and</w:t>
+      </w:r>
+      <w:r>
+        <w:t xml:space="preserve"> </w:t>
+      </w:r>
+      <w:r>
+        <w:t xml:space="preserve">fixes</w:t>
       </w:r>
       <w:r>
         <w:t xml:space="preserve"> </w:t>
@@ -227,31 +407,415 @@
         <w:t xml:space="preserve"> </w:t>
       </w:r>
       <w:r>
-        <w:t xml:space="preserve">programs</w:t>
-      </w:r>
-      <w:r>
-        <w:t xml:space="preserve"> </w:t>
-      </w:r>
-      <w:r>
-        <w:t xml:space="preserve">dominating</w:t>
-      </w:r>
-      <w:r>
-        <w:t xml:space="preserve"> </w:t>
-      </w:r>
-      <w:r>
-        <w:t xml:space="preserve">expression</w:t>
-      </w:r>
-      <w:r>
-        <w:t xml:space="preserve"> </w:t>
-      </w:r>
-      <w:r>
-        <w:t xml:space="preserve">variation</w:t>
-      </w:r>
-      <w:r>
-        <w:t xml:space="preserve"> </w:t>
-      </w:r>
-      <w:r>
-        <w:t xml:space="preserve">need</w:t>
+        <w:t xml:space="preserve">gene</w:t>
+      </w:r>
+      <w:r>
+        <w:t xml:space="preserve"> </w:t>
+      </w:r>
+      <w:r>
+        <w:t xml:space="preserve">weights</w:t>
+      </w:r>
+      <w:r>
+        <w:t xml:space="preserve"> </w:t>
+      </w:r>
+      <w:r>
+        <w:t xml:space="preserve">for</w:t>
+      </w:r>
+      <w:r>
+        <w:t xml:space="preserve"> </w:t>
+      </w:r>
+      <w:r>
+        <w:t xml:space="preserve">scoring</w:t>
+      </w:r>
+      <w:r>
+        <w:t xml:space="preserve"> </w:t>
+      </w:r>
+      <w:r>
+        <w:t xml:space="preserve">new</w:t>
+      </w:r>
+      <w:r>
+        <w:t xml:space="preserve"> </w:t>
+      </w:r>
+      <w:r>
+        <w:t xml:space="preserve">cohorts.</w:t>
+      </w:r>
+      <w:r>
+        <w:t xml:space="preserve"> </w:t>
+      </w:r>
+      <w:r>
+        <w:t xml:space="preserve">In</w:t>
+      </w:r>
+      <w:r>
+        <w:t xml:space="preserve"> </w:t>
+      </w:r>
+      <w:r>
+        <w:t xml:space="preserve">pooled</w:t>
+      </w:r>
+      <w:r>
+        <w:t xml:space="preserve"> </w:t>
+      </w:r>
+      <w:r>
+        <w:t xml:space="preserve">TCGA</w:t>
+      </w:r>
+      <w:r>
+        <w:t xml:space="preserve"> </w:t>
+      </w:r>
+      <w:r>
+        <w:t xml:space="preserve">and</w:t>
+      </w:r>
+      <w:r>
+        <w:t xml:space="preserve"> </w:t>
+      </w:r>
+      <w:r>
+        <w:t xml:space="preserve">CPTAC</w:t>
+      </w:r>
+      <w:r>
+        <w:t xml:space="preserve"> </w:t>
+      </w:r>
+      <w:r>
+        <w:t xml:space="preserve">cohorts,</w:t>
+      </w:r>
+      <w:r>
+        <w:t xml:space="preserve"> </w:t>
+      </w:r>
+      <w:r>
+        <w:t xml:space="preserve">DeSurv</w:t>
+      </w:r>
+      <w:r>
+        <w:t xml:space="preserve"> </w:t>
+      </w:r>
+      <w:r>
+        <w:t xml:space="preserve">recovered</w:t>
+      </w:r>
+      <w:r>
+        <w:t xml:space="preserve"> </w:t>
+      </w:r>
+      <w:r>
+        <w:t xml:space="preserve">a</w:t>
+      </w:r>
+      <w:r>
+        <w:t xml:space="preserve"> </w:t>
+      </w:r>
+      <w:r>
+        <w:t xml:space="preserve">three-program</w:t>
+      </w:r>
+      <w:r>
+        <w:t xml:space="preserve"> </w:t>
+      </w:r>
+      <w:r>
+        <w:t xml:space="preserve">tumor–stroma</w:t>
+      </w:r>
+      <w:r>
+        <w:t xml:space="preserve"> </w:t>
+      </w:r>
+      <w:r>
+        <w:t xml:space="preserve">architecture</w:t>
+      </w:r>
+      <w:r>
+        <w:t xml:space="preserve"> </w:t>
+      </w:r>
+      <w:r>
+        <w:t xml:space="preserve">whose</w:t>
+      </w:r>
+      <w:r>
+        <w:t xml:space="preserve"> </w:t>
+      </w:r>
+      <w:r>
+        <w:t xml:space="preserve">dominant</w:t>
+      </w:r>
+      <w:r>
+        <w:t xml:space="preserve"> </w:t>
+      </w:r>
+      <w:r>
+        <w:t xml:space="preserve">survival-aligned</w:t>
+      </w:r>
+      <w:r>
+        <w:t xml:space="preserve"> </w:t>
+      </w:r>
+      <w:r>
+        <w:t xml:space="preserve">direction</w:t>
+      </w:r>
+      <w:r>
+        <w:t xml:space="preserve"> </w:t>
+      </w:r>
+      <w:r>
+        <w:t xml:space="preserve">(D1)</w:t>
+      </w:r>
+      <w:r>
+        <w:t xml:space="preserve"> </w:t>
+      </w:r>
+      <w:r>
+        <w:t xml:space="preserve">linked</w:t>
+      </w:r>
+      <w:r>
+        <w:t xml:space="preserve"> </w:t>
+      </w:r>
+      <w:r>
+        <w:t xml:space="preserve">classical</w:t>
+      </w:r>
+      <w:r>
+        <w:t xml:space="preserve"> </w:t>
+      </w:r>
+      <w:r>
+        <w:t xml:space="preserve">tumor</w:t>
+      </w:r>
+      <w:r>
+        <w:t xml:space="preserve"> </w:t>
+      </w:r>
+      <w:r>
+        <w:t xml:space="preserve">identity</w:t>
+      </w:r>
+      <w:r>
+        <w:t xml:space="preserve"> </w:t>
+      </w:r>
+      <w:r>
+        <w:t xml:space="preserve">with</w:t>
+      </w:r>
+      <w:r>
+        <w:t xml:space="preserve"> </w:t>
+      </w:r>
+      <w:r>
+        <w:t xml:space="preserve">restCAF-like</w:t>
+      </w:r>
+      <w:r>
+        <w:t xml:space="preserve"> </w:t>
+      </w:r>
+      <w:r>
+        <w:t xml:space="preserve">stroma.</w:t>
+      </w:r>
+      <w:r>
+        <w:t xml:space="preserve"> </w:t>
+      </w:r>
+      <w:r>
+        <w:t xml:space="preserve">Applied</w:t>
+      </w:r>
+      <w:r>
+        <w:t xml:space="preserve"> </w:t>
+      </w:r>
+      <w:r>
+        <w:t xml:space="preserve">without</w:t>
+      </w:r>
+      <w:r>
+        <w:t xml:space="preserve"> </w:t>
+      </w:r>
+      <w:r>
+        <w:t xml:space="preserve">refitting</w:t>
+      </w:r>
+      <w:r>
+        <w:t xml:space="preserve"> </w:t>
+      </w:r>
+      <w:r>
+        <w:t xml:space="preserve">to</w:t>
+      </w:r>
+      <w:r>
+        <w:t xml:space="preserve"> </w:t>
+      </w:r>
+      <w:r>
+        <w:t xml:space="preserve">five</w:t>
+      </w:r>
+      <w:r>
+        <w:t xml:space="preserve"> </w:t>
+      </w:r>
+      <w:r>
+        <w:t xml:space="preserve">external</w:t>
+      </w:r>
+      <w:r>
+        <w:t xml:space="preserve"> </w:t>
+      </w:r>
+      <w:r>
+        <w:t xml:space="preserve">datasets</w:t>
+      </w:r>
+      <w:r>
+        <w:t xml:space="preserve"> </w:t>
+      </w:r>
+      <w:r>
+        <w:t xml:space="preserve">spanning</w:t>
+      </w:r>
+      <w:r>
+        <w:t xml:space="preserve"> </w:t>
+      </w:r>
+      <w:r>
+        <w:t xml:space="preserve">four</w:t>
+      </w:r>
+      <w:r>
+        <w:t xml:space="preserve"> </w:t>
+      </w:r>
+      <w:r>
+        <w:t xml:space="preserve">independent</w:t>
+      </w:r>
+      <w:r>
+        <w:t xml:space="preserve"> </w:t>
+      </w:r>
+      <w:r>
+        <w:t xml:space="preserve">cohorts,</w:t>
+      </w:r>
+      <w:r>
+        <w:t xml:space="preserve"> </w:t>
+      </w:r>
+      <w:r>
+        <w:t xml:space="preserve">the</w:t>
+      </w:r>
+      <w:r>
+        <w:t xml:space="preserve"> </w:t>
+      </w:r>
+      <w:r>
+        <w:t xml:space="preserve">frozen</w:t>
+      </w:r>
+      <w:r>
+        <w:t xml:space="preserve"> </w:t>
+      </w:r>
+      <w:r>
+        <w:t xml:space="preserve">representation</w:t>
+      </w:r>
+      <w:r>
+        <w:t xml:space="preserve"> </w:t>
+      </w:r>
+      <w:r>
+        <w:t xml:space="preserve">remained</w:t>
+      </w:r>
+      <w:r>
+        <w:t xml:space="preserve"> </w:t>
+      </w:r>
+      <w:r>
+        <w:t xml:space="preserve">prognostic</w:t>
+      </w:r>
+      <w:r>
+        <w:t xml:space="preserve"> </w:t>
+      </w:r>
+      <w:r>
+        <w:t xml:space="preserve">(HR</w:t>
+      </w:r>
+      <w:r>
+        <w:t xml:space="preserve"> </w:t>
+      </w:r>
+      <w:r>
+        <w:t xml:space="preserve">per</w:t>
+      </w:r>
+      <w:r>
+        <w:t xml:space="preserve"> </w:t>
+      </w:r>
+      <w:r>
+        <w:t xml:space="preserve">SD,</w:t>
+      </w:r>
+      <w:r>
+        <w:t xml:space="preserve"> </w:t>
+      </w:r>
+      <w:r>
+        <w:t xml:space="preserve">1.42;</w:t>
+      </w:r>
+      <w:r>
+        <w:t xml:space="preserve"> </w:t>
+      </w:r>
+      <w:r>
+        <w:t xml:space="preserve">95%</w:t>
+      </w:r>
+      <w:r>
+        <w:t xml:space="preserve"> </w:t>
+      </w:r>
+      <w:r>
+        <w:t xml:space="preserve">CI,</w:t>
+      </w:r>
+      <w:r>
+        <w:t xml:space="preserve"> </w:t>
+      </w:r>
+      <w:r>
+        <w:t xml:space="preserve">1.26–1.59),</w:t>
+      </w:r>
+      <w:r>
+        <w:t xml:space="preserve"> </w:t>
+      </w:r>
+      <w:r>
+        <w:t xml:space="preserve">including</w:t>
+      </w:r>
+      <w:r>
+        <w:t xml:space="preserve"> </w:t>
+      </w:r>
+      <w:r>
+        <w:t xml:space="preserve">after</w:t>
+      </w:r>
+      <w:r>
+        <w:t xml:space="preserve"> </w:t>
+      </w:r>
+      <w:r>
+        <w:t xml:space="preserve">PurIST</w:t>
+      </w:r>
+      <w:r>
+        <w:t xml:space="preserve"> </w:t>
+      </w:r>
+      <w:r>
+        <w:t xml:space="preserve">and</w:t>
+      </w:r>
+      <w:r>
+        <w:t xml:space="preserve"> </w:t>
+      </w:r>
+      <w:r>
+        <w:t xml:space="preserve">DeCAF</w:t>
+      </w:r>
+      <w:r>
+        <w:t xml:space="preserve"> </w:t>
+      </w:r>
+      <w:r>
+        <w:t xml:space="preserve">adjustment.</w:t>
+      </w:r>
+      <w:r>
+        <w:t xml:space="preserve"> </w:t>
+      </w:r>
+      <w:r>
+        <w:t xml:space="preserve">Unsupervised</w:t>
+      </w:r>
+      <w:r>
+        <w:t xml:space="preserve"> </w:t>
+      </w:r>
+      <w:r>
+        <w:t xml:space="preserve">factorization</w:t>
+      </w:r>
+      <w:r>
+        <w:t xml:space="preserve"> </w:t>
+      </w:r>
+      <w:r>
+        <w:t xml:space="preserve">matched</w:t>
+      </w:r>
+      <w:r>
+        <w:t xml:space="preserve"> </w:t>
+      </w:r>
+      <w:r>
+        <w:t xml:space="preserve">on</w:t>
+      </w:r>
+      <w:r>
+        <w:t xml:space="preserve"> </w:t>
+      </w:r>
+      <w:r>
+        <w:t xml:space="preserve">program</w:t>
+      </w:r>
+      <w:r>
+        <w:t xml:space="preserve"> </w:t>
+      </w:r>
+      <w:r>
+        <w:t xml:space="preserve">number</w:t>
+      </w:r>
+      <w:r>
+        <w:t xml:space="preserve"> </w:t>
+      </w:r>
+      <w:r>
+        <w:t xml:space="preserve">and</w:t>
+      </w:r>
+      <w:r>
+        <w:t xml:space="preserve"> </w:t>
+      </w:r>
+      <w:r>
+        <w:t xml:space="preserve">tuning</w:t>
+      </w:r>
+      <w:r>
+        <w:t xml:space="preserve"> </w:t>
+      </w:r>
+      <w:r>
+        <w:t xml:space="preserve">budget</w:t>
+      </w:r>
+      <w:r>
+        <w:t xml:space="preserve"> </w:t>
+      </w:r>
+      <w:r>
+        <w:t xml:space="preserve">did</w:t>
       </w:r>
       <w:r>
         <w:t xml:space="preserve"> </w:t>
@@ -263,169 +827,73 @@
         <w:t xml:space="preserve"> </w:t>
       </w:r>
       <w:r>
-        <w:t xml:space="preserve">be</w:t>
-      </w:r>
-      <w:r>
-        <w:t xml:space="preserve"> </w:t>
-      </w:r>
-      <w:r>
-        <w:t xml:space="preserve">the</w:t>
-      </w:r>
-      <w:r>
-        <w:t xml:space="preserve"> </w:t>
-      </w:r>
-      <w:r>
-        <w:t xml:space="preserve">most</w:t>
-      </w:r>
-      <w:r>
-        <w:t xml:space="preserve"> </w:t>
-      </w:r>
-      <w:r>
-        <w:t xml:space="preserve">relevant</w:t>
-      </w:r>
-      <w:r>
-        <w:t xml:space="preserve"> </w:t>
-      </w:r>
-      <w:r>
-        <w:t xml:space="preserve">to</w:t>
-      </w:r>
-      <w:r>
-        <w:t xml:space="preserve"> </w:t>
-      </w:r>
-      <w:r>
-        <w:t xml:space="preserve">survival.</w:t>
-      </w:r>
-      <w:r>
-        <w:t xml:space="preserve"> </w:t>
-      </w:r>
-      <w:r>
-        <w:t xml:space="preserve">We</w:t>
-      </w:r>
-      <w:r>
-        <w:t xml:space="preserve"> </w:t>
-      </w:r>
-      <w:r>
-        <w:t xml:space="preserve">developed</w:t>
-      </w:r>
-      <w:r>
-        <w:t xml:space="preserve"> </w:t>
-      </w:r>
-      <w:r>
-        <w:t xml:space="preserve">DeSurv,</w:t>
-      </w:r>
-      <w:r>
-        <w:t xml:space="preserve"> </w:t>
-      </w:r>
-      <w:r>
-        <w:t xml:space="preserve">a</w:t>
-      </w:r>
-      <w:r>
-        <w:t xml:space="preserve"> </w:t>
-      </w:r>
-      <w:r>
-        <w:t xml:space="preserve">survival-supervised</w:t>
-      </w:r>
-      <w:r>
-        <w:t xml:space="preserve"> </w:t>
-      </w:r>
-      <w:r>
-        <w:t xml:space="preserve">matrix</w:t>
-      </w:r>
-      <w:r>
-        <w:t xml:space="preserve"> </w:t>
-      </w:r>
-      <w:r>
-        <w:t xml:space="preserve">factorization</w:t>
-      </w:r>
-      <w:r>
-        <w:t xml:space="preserve"> </w:t>
-      </w:r>
-      <w:r>
-        <w:t xml:space="preserve">that</w:t>
-      </w:r>
-      <w:r>
-        <w:t xml:space="preserve"> </w:t>
-      </w:r>
-      <w:r>
-        <w:t xml:space="preserve">incorporates</w:t>
-      </w:r>
-      <w:r>
-        <w:t xml:space="preserve"> </w:t>
-      </w:r>
-      <w:r>
-        <w:t xml:space="preserve">outcome</w:t>
-      </w:r>
-      <w:r>
-        <w:t xml:space="preserve"> </w:t>
-      </w:r>
-      <w:r>
-        <w:t xml:space="preserve">into</w:t>
-      </w:r>
-      <w:r>
-        <w:t xml:space="preserve"> </w:t>
-      </w:r>
-      <w:r>
-        <w:t xml:space="preserve">gene-program</w:t>
-      </w:r>
-      <w:r>
-        <w:t xml:space="preserve"> </w:t>
-      </w:r>
-      <w:r>
-        <w:t xml:space="preserve">estimation</w:t>
-      </w:r>
-      <w:r>
-        <w:t xml:space="preserve"> </w:t>
-      </w:r>
-      <w:r>
-        <w:t xml:space="preserve">and</w:t>
-      </w:r>
-      <w:r>
-        <w:t xml:space="preserve"> </w:t>
-      </w:r>
-      <w:r>
-        <w:t xml:space="preserve">fixes</w:t>
-      </w:r>
-      <w:r>
-        <w:t xml:space="preserve"> </w:t>
-      </w:r>
-      <w:r>
-        <w:t xml:space="preserve">the</w:t>
-      </w:r>
-      <w:r>
-        <w:t xml:space="preserve"> </w:t>
-      </w:r>
-      <w:r>
-        <w:t xml:space="preserve">gene</w:t>
-      </w:r>
-      <w:r>
-        <w:t xml:space="preserve"> </w:t>
-      </w:r>
-      <w:r>
-        <w:t xml:space="preserve">weights</w:t>
-      </w:r>
-      <w:r>
-        <w:t xml:space="preserve"> </w:t>
-      </w:r>
-      <w:r>
-        <w:t xml:space="preserve">for</w:t>
-      </w:r>
-      <w:r>
-        <w:t xml:space="preserve"> </w:t>
-      </w:r>
-      <w:r>
-        <w:t xml:space="preserve">scoring</w:t>
-      </w:r>
-      <w:r>
-        <w:t xml:space="preserve"> </w:t>
-      </w:r>
-      <w:r>
-        <w:t xml:space="preserve">new</w:t>
-      </w:r>
-      <w:r>
-        <w:t xml:space="preserve"> </w:t>
-      </w:r>
-      <w:r>
-        <w:t xml:space="preserve">cohorts.</w:t>
+        <w:t xml:space="preserve">recover</w:t>
+      </w:r>
+      <w:r>
+        <w:t xml:space="preserve"> </w:t>
+      </w:r>
+      <w:r>
+        <w:t xml:space="preserve">D1,</w:t>
+      </w:r>
+      <w:r>
+        <w:t xml:space="preserve"> </w:t>
+      </w:r>
+      <w:r>
+        <w:t xml:space="preserve">implicating</w:t>
+      </w:r>
+      <w:r>
+        <w:t xml:space="preserve"> </w:t>
+      </w:r>
+      <w:r>
+        <w:t xml:space="preserve">survival</w:t>
+      </w:r>
+      <w:r>
+        <w:t xml:space="preserve"> </w:t>
+      </w:r>
+      <w:r>
+        <w:t xml:space="preserve">supervision</w:t>
+      </w:r>
+      <w:r>
+        <w:t xml:space="preserve"> </w:t>
+      </w:r>
+      <w:r>
+        <w:t xml:space="preserve">rather</w:t>
+      </w:r>
+      <w:r>
+        <w:t xml:space="preserve"> </w:t>
+      </w:r>
+      <w:r>
+        <w:t xml:space="preserve">than</w:t>
+      </w:r>
+      <w:r>
+        <w:t xml:space="preserve"> </w:t>
+      </w:r>
+      <w:r>
+        <w:t xml:space="preserve">model</w:t>
+      </w:r>
+      <w:r>
+        <w:t xml:space="preserve"> </w:t>
+      </w:r>
+      <w:r>
+        <w:t xml:space="preserve">size</w:t>
+      </w:r>
+      <w:r>
+        <w:t xml:space="preserve"> </w:t>
+      </w:r>
+      <w:r>
+        <w:t xml:space="preserve">or</w:t>
+      </w:r>
+      <w:r>
+        <w:t xml:space="preserve"> </w:t>
+      </w:r>
+      <w:r>
+        <w:t xml:space="preserve">tuning</w:t>
+      </w:r>
+      <w:r>
+        <w:t xml:space="preserve"> </w:t>
+      </w:r>
+      <w:r>
+        <w:t xml:space="preserve">effort.</w:t>
       </w:r>
       <w:r>
         <w:t xml:space="preserve"> </w:t>
@@ -437,31 +905,25 @@
         <w:t xml:space="preserve"> </w:t>
       </w:r>
       <w:r>
-        <w:t xml:space="preserve">pooled</w:t>
-      </w:r>
-      <w:r>
-        <w:t xml:space="preserve"> </w:t>
-      </w:r>
-      <w:r>
-        <w:t xml:space="preserve">TCGA</w:t>
-      </w:r>
-      <w:r>
-        <w:t xml:space="preserve"> </w:t>
-      </w:r>
-      <w:r>
-        <w:t xml:space="preserve">and</w:t>
-      </w:r>
-      <w:r>
-        <w:t xml:space="preserve"> </w:t>
-      </w:r>
-      <w:r>
-        <w:t xml:space="preserve">CPTAC</w:t>
-      </w:r>
-      <w:r>
-        <w:t xml:space="preserve"> </w:t>
-      </w:r>
-      <w:r>
-        <w:t xml:space="preserve">cohorts,</w:t>
+        <w:t xml:space="preserve">simulations</w:t>
+      </w:r>
+      <w:r>
+        <w:t xml:space="preserve"> </w:t>
+      </w:r>
+      <w:r>
+        <w:t xml:space="preserve">with</w:t>
+      </w:r>
+      <w:r>
+        <w:t xml:space="preserve"> </w:t>
+      </w:r>
+      <w:r>
+        <w:t xml:space="preserve">known</w:t>
+      </w:r>
+      <w:r>
+        <w:t xml:space="preserve"> </w:t>
+      </w:r>
+      <w:r>
+        <w:t xml:space="preserve">structure,</w:t>
       </w:r>
       <w:r>
         <w:t xml:space="preserve"> </w:t>
@@ -473,379 +935,37 @@
         <w:t xml:space="preserve"> </w:t>
       </w:r>
       <w:r>
+        <w:t xml:space="preserve">more</w:t>
+      </w:r>
+      <w:r>
+        <w:t xml:space="preserve"> </w:t>
+      </w:r>
+      <w:r>
+        <w:t xml:space="preserve">accurately</w:t>
+      </w:r>
+      <w:r>
+        <w:t xml:space="preserve"> </w:t>
+      </w:r>
+      <w:r>
         <w:t xml:space="preserve">recovered</w:t>
       </w:r>
       <w:r>
         <w:t xml:space="preserve"> </w:t>
       </w:r>
       <w:r>
-        <w:t xml:space="preserve">a</w:t>
-      </w:r>
-      <w:r>
-        <w:t xml:space="preserve"> </w:t>
-      </w:r>
-      <w:r>
-        <w:t xml:space="preserve">three-program</w:t>
-      </w:r>
-      <w:r>
-        <w:t xml:space="preserve"> </w:t>
-      </w:r>
-      <w:r>
-        <w:t xml:space="preserve">tumor–stroma</w:t>
-      </w:r>
-      <w:r>
-        <w:t xml:space="preserve"> </w:t>
-      </w:r>
-      <w:r>
-        <w:t xml:space="preserve">architecture</w:t>
-      </w:r>
-      <w:r>
-        <w:t xml:space="preserve"> </w:t>
-      </w:r>
-      <w:r>
-        <w:t xml:space="preserve">whose</w:t>
-      </w:r>
-      <w:r>
-        <w:t xml:space="preserve"> </w:t>
-      </w:r>
-      <w:r>
-        <w:t xml:space="preserve">dominant</w:t>
-      </w:r>
-      <w:r>
-        <w:t xml:space="preserve"> </w:t>
-      </w:r>
-      <w:r>
-        <w:t xml:space="preserve">survival-aligned</w:t>
-      </w:r>
-      <w:r>
-        <w:t xml:space="preserve"> </w:t>
-      </w:r>
-      <w:r>
-        <w:t xml:space="preserve">direction</w:t>
-      </w:r>
-      <w:r>
-        <w:t xml:space="preserve"> </w:t>
-      </w:r>
-      <w:r>
-        <w:t xml:space="preserve">(D1)</w:t>
-      </w:r>
-      <w:r>
-        <w:t xml:space="preserve"> </w:t>
-      </w:r>
-      <w:r>
-        <w:t xml:space="preserve">linked</w:t>
-      </w:r>
-      <w:r>
-        <w:t xml:space="preserve"> </w:t>
-      </w:r>
-      <w:r>
-        <w:t xml:space="preserve">classical</w:t>
-      </w:r>
-      <w:r>
-        <w:t xml:space="preserve"> </w:t>
-      </w:r>
-      <w:r>
-        <w:t xml:space="preserve">tumor</w:t>
-      </w:r>
-      <w:r>
-        <w:t xml:space="preserve"> </w:t>
-      </w:r>
-      <w:r>
-        <w:t xml:space="preserve">identity</w:t>
-      </w:r>
-      <w:r>
-        <w:t xml:space="preserve"> </w:t>
-      </w:r>
-      <w:r>
-        <w:t xml:space="preserve">with</w:t>
-      </w:r>
-      <w:r>
-        <w:t xml:space="preserve"> </w:t>
-      </w:r>
-      <w:r>
-        <w:t xml:space="preserve">restCAF-like</w:t>
-      </w:r>
-      <w:r>
-        <w:t xml:space="preserve"> </w:t>
-      </w:r>
-      <w:r>
-        <w:t xml:space="preserve">stroma.</w:t>
-      </w:r>
-      <w:r>
-        <w:t xml:space="preserve"> </w:t>
-      </w:r>
-      <w:r>
-        <w:t xml:space="preserve">The</w:t>
-      </w:r>
-      <w:r>
-        <w:t xml:space="preserve"> </w:t>
-      </w:r>
-      <w:r>
-        <w:t xml:space="preserve">frozen</w:t>
-      </w:r>
-      <w:r>
-        <w:t xml:space="preserve"> </w:t>
-      </w:r>
-      <w:r>
-        <w:t xml:space="preserve">representation</w:t>
-      </w:r>
-      <w:r>
-        <w:t xml:space="preserve"> </w:t>
-      </w:r>
-      <w:r>
-        <w:t xml:space="preserve">transferred</w:t>
-      </w:r>
-      <w:r>
-        <w:t xml:space="preserve"> </w:t>
-      </w:r>
-      <w:r>
-        <w:t xml:space="preserve">across</w:t>
-      </w:r>
-      <w:r>
-        <w:t xml:space="preserve"> </w:t>
-      </w:r>
-      <w:r>
-        <w:t xml:space="preserve">five</w:t>
-      </w:r>
-      <w:r>
-        <w:t xml:space="preserve"> </w:t>
-      </w:r>
-      <w:r>
-        <w:t xml:space="preserve">external</w:t>
-      </w:r>
-      <w:r>
-        <w:t xml:space="preserve"> </w:t>
-      </w:r>
-      <w:r>
-        <w:t xml:space="preserve">datasets</w:t>
-      </w:r>
-      <w:r>
-        <w:t xml:space="preserve"> </w:t>
-      </w:r>
-      <w:r>
-        <w:t xml:space="preserve">spanning</w:t>
-      </w:r>
-      <w:r>
-        <w:t xml:space="preserve"> </w:t>
-      </w:r>
-      <w:r>
-        <w:t xml:space="preserve">four</w:t>
-      </w:r>
-      <w:r>
-        <w:t xml:space="preserve"> </w:t>
-      </w:r>
-      <w:r>
-        <w:t xml:space="preserve">independent</w:t>
-      </w:r>
-      <w:r>
-        <w:t xml:space="preserve"> </w:t>
-      </w:r>
-      <w:r>
-        <w:t xml:space="preserve">cohorts,</w:t>
-      </w:r>
-      <w:r>
-        <w:t xml:space="preserve"> </w:t>
-      </w:r>
-      <w:r>
-        <w:t xml:space="preserve">where</w:t>
-      </w:r>
-      <w:r>
-        <w:t xml:space="preserve"> </w:t>
-      </w:r>
-      <w:r>
-        <w:t xml:space="preserve">the</w:t>
-      </w:r>
-      <w:r>
-        <w:t xml:space="preserve"> </w:t>
-      </w:r>
-      <w:r>
-        <w:t xml:space="preserve">combined</w:t>
-      </w:r>
-      <w:r>
-        <w:t xml:space="preserve"> </w:t>
-      </w:r>
-      <w:r>
-        <w:t xml:space="preserve">risk</w:t>
-      </w:r>
-      <w:r>
-        <w:t xml:space="preserve"> </w:t>
-      </w:r>
-      <w:r>
-        <w:t xml:space="preserve">score</w:t>
-      </w:r>
-      <w:r>
-        <w:t xml:space="preserve"> </w:t>
-      </w:r>
-      <w:r>
-        <w:t xml:space="preserve">remained</w:t>
-      </w:r>
-      <w:r>
-        <w:t xml:space="preserve"> </w:t>
-      </w:r>
-      <w:r>
         <w:t xml:space="preserve">prognostic</w:t>
       </w:r>
       <w:r>
         <w:t xml:space="preserve"> </w:t>
       </w:r>
       <w:r>
-        <w:t xml:space="preserve">(HR</w:t>
-      </w:r>
-      <w:r>
-        <w:t xml:space="preserve"> </w:t>
-      </w:r>
-      <w:r>
-        <w:t xml:space="preserve">per</w:t>
-      </w:r>
-      <w:r>
-        <w:t xml:space="preserve"> </w:t>
-      </w:r>
-      <w:r>
-        <w:t xml:space="preserve">SD,</w:t>
-      </w:r>
-      <w:r>
-        <w:t xml:space="preserve"> </w:t>
-      </w:r>
-      <w:r>
-        <w:t xml:space="preserve">1.42;</w:t>
-      </w:r>
-      <w:r>
-        <w:t xml:space="preserve"> </w:t>
-      </w:r>
-      <w:r>
-        <w:t xml:space="preserve">95%</w:t>
-      </w:r>
-      <w:r>
-        <w:t xml:space="preserve"> </w:t>
-      </w:r>
-      <w:r>
-        <w:t xml:space="preserve">CI,</w:t>
-      </w:r>
-      <w:r>
-        <w:t xml:space="preserve"> </w:t>
-      </w:r>
-      <w:r>
-        <w:t xml:space="preserve">1.26–1.59),</w:t>
-      </w:r>
-      <w:r>
-        <w:t xml:space="preserve"> </w:t>
-      </w:r>
-      <w:r>
-        <w:t xml:space="preserve">including</w:t>
-      </w:r>
-      <w:r>
-        <w:t xml:space="preserve"> </w:t>
-      </w:r>
-      <w:r>
-        <w:t xml:space="preserve">after</w:t>
-      </w:r>
-      <w:r>
-        <w:t xml:space="preserve"> </w:t>
-      </w:r>
-      <w:r>
-        <w:t xml:space="preserve">PurIST</w:t>
-      </w:r>
-      <w:r>
-        <w:t xml:space="preserve"> </w:t>
-      </w:r>
-      <w:r>
-        <w:t xml:space="preserve">and</w:t>
-      </w:r>
-      <w:r>
-        <w:t xml:space="preserve"> </w:t>
-      </w:r>
-      <w:r>
-        <w:t xml:space="preserve">DeCAF</w:t>
-      </w:r>
-      <w:r>
-        <w:t xml:space="preserve"> </w:t>
-      </w:r>
-      <w:r>
-        <w:t xml:space="preserve">adjustment.</w:t>
-      </w:r>
-      <w:r>
-        <w:t xml:space="preserve"> </w:t>
-      </w:r>
-      <w:r>
-        <w:t xml:space="preserve">Unsupervised</w:t>
-      </w:r>
-      <w:r>
-        <w:t xml:space="preserve"> </w:t>
-      </w:r>
-      <w:r>
-        <w:t xml:space="preserve">factorization</w:t>
-      </w:r>
-      <w:r>
-        <w:t xml:space="preserve"> </w:t>
-      </w:r>
-      <w:r>
-        <w:t xml:space="preserve">matched</w:t>
-      </w:r>
-      <w:r>
-        <w:t xml:space="preserve"> </w:t>
-      </w:r>
-      <w:r>
-        <w:t xml:space="preserve">on</w:t>
-      </w:r>
-      <w:r>
-        <w:t xml:space="preserve"> </w:t>
-      </w:r>
-      <w:r>
-        <w:t xml:space="preserve">program</w:t>
-      </w:r>
-      <w:r>
-        <w:t xml:space="preserve"> </w:t>
-      </w:r>
-      <w:r>
-        <w:t xml:space="preserve">number</w:t>
-      </w:r>
-      <w:r>
-        <w:t xml:space="preserve"> </w:t>
-      </w:r>
-      <w:r>
-        <w:t xml:space="preserve">and</w:t>
-      </w:r>
-      <w:r>
-        <w:t xml:space="preserve"> </w:t>
-      </w:r>
-      <w:r>
-        <w:t xml:space="preserve">tuning</w:t>
-      </w:r>
-      <w:r>
-        <w:t xml:space="preserve"> </w:t>
-      </w:r>
-      <w:r>
-        <w:t xml:space="preserve">budget</w:t>
-      </w:r>
-      <w:r>
-        <w:t xml:space="preserve"> </w:t>
-      </w:r>
-      <w:r>
-        <w:t xml:space="preserve">did</w:t>
-      </w:r>
-      <w:r>
-        <w:t xml:space="preserve"> </w:t>
-      </w:r>
-      <w:r>
-        <w:t xml:space="preserve">not</w:t>
-      </w:r>
-      <w:r>
-        <w:t xml:space="preserve"> </w:t>
-      </w:r>
-      <w:r>
-        <w:t xml:space="preserve">recover</w:t>
-      </w:r>
-      <w:r>
-        <w:t xml:space="preserve"> </w:t>
-      </w:r>
-      <w:r>
-        <w:t xml:space="preserve">D1,</w:t>
-      </w:r>
-      <w:r>
-        <w:t xml:space="preserve"> </w:t>
-      </w:r>
-      <w:r>
-        <w:t xml:space="preserve">supporting</w:t>
+        <w:t xml:space="preserve">genes</w:t>
+      </w:r>
+      <w:r>
+        <w:t xml:space="preserve"> </w:t>
+      </w:r>
+      <w:r>
+        <w:t xml:space="preserve">when</w:t>
       </w:r>
       <w:r>
         <w:t xml:space="preserve"> </w:t>
@@ -857,120 +977,6 @@
         <w:t xml:space="preserve"> </w:t>
       </w:r>
       <w:r>
-        <w:t xml:space="preserve">supervision</w:t>
-      </w:r>
-      <w:r>
-        <w:t xml:space="preserve"> </w:t>
-      </w:r>
-      <w:r>
-        <w:t xml:space="preserve">rather</w:t>
-      </w:r>
-      <w:r>
-        <w:t xml:space="preserve"> </w:t>
-      </w:r>
-      <w:r>
-        <w:t xml:space="preserve">than</w:t>
-      </w:r>
-      <w:r>
-        <w:t xml:space="preserve"> </w:t>
-      </w:r>
-      <w:r>
-        <w:t xml:space="preserve">model</w:t>
-      </w:r>
-      <w:r>
-        <w:t xml:space="preserve"> </w:t>
-      </w:r>
-      <w:r>
-        <w:t xml:space="preserve">size</w:t>
-      </w:r>
-      <w:r>
-        <w:t xml:space="preserve"> </w:t>
-      </w:r>
-      <w:r>
-        <w:t xml:space="preserve">or</w:t>
-      </w:r>
-      <w:r>
-        <w:t xml:space="preserve"> </w:t>
-      </w:r>
-      <w:r>
-        <w:t xml:space="preserve">computational</w:t>
-      </w:r>
-      <w:r>
-        <w:t xml:space="preserve"> </w:t>
-      </w:r>
-      <w:r>
-        <w:t xml:space="preserve">effort.</w:t>
-      </w:r>
-      <w:r>
-        <w:t xml:space="preserve"> </w:t>
-      </w:r>
-      <w:r>
-        <w:t xml:space="preserve">In</w:t>
-      </w:r>
-      <w:r>
-        <w:t xml:space="preserve"> </w:t>
-      </w:r>
-      <w:r>
-        <w:t xml:space="preserve">known-truth</w:t>
-      </w:r>
-      <w:r>
-        <w:t xml:space="preserve"> </w:t>
-      </w:r>
-      <w:r>
-        <w:t xml:space="preserve">simulations,</w:t>
-      </w:r>
-      <w:r>
-        <w:t xml:space="preserve"> </w:t>
-      </w:r>
-      <w:r>
-        <w:t xml:space="preserve">DeSurv</w:t>
-      </w:r>
-      <w:r>
-        <w:t xml:space="preserve"> </w:t>
-      </w:r>
-      <w:r>
-        <w:t xml:space="preserve">more</w:t>
-      </w:r>
-      <w:r>
-        <w:t xml:space="preserve"> </w:t>
-      </w:r>
-      <w:r>
-        <w:t xml:space="preserve">accurately</w:t>
-      </w:r>
-      <w:r>
-        <w:t xml:space="preserve"> </w:t>
-      </w:r>
-      <w:r>
-        <w:t xml:space="preserve">recovered</w:t>
-      </w:r>
-      <w:r>
-        <w:t xml:space="preserve"> </w:t>
-      </w:r>
-      <w:r>
-        <w:t xml:space="preserve">prognostic</w:t>
-      </w:r>
-      <w:r>
-        <w:t xml:space="preserve"> </w:t>
-      </w:r>
-      <w:r>
-        <w:t xml:space="preserve">genes</w:t>
-      </w:r>
-      <w:r>
-        <w:t xml:space="preserve"> </w:t>
-      </w:r>
-      <w:r>
-        <w:t xml:space="preserve">when</w:t>
-      </w:r>
-      <w:r>
-        <w:t xml:space="preserve"> </w:t>
-      </w:r>
-      <w:r>
-        <w:t xml:space="preserve">survival</w:t>
-      </w:r>
-      <w:r>
-        <w:t xml:space="preserve"> </w:t>
-      </w:r>
-      <w:r>
         <w:t xml:space="preserve">signal</w:t>
       </w:r>
       <w:r>
@@ -1394,7 +1400,7 @@
         </w:r>
       </w:hyperlink>
       <w:r>
-        <w:t xml:space="preserve">. Consequently, establishing which unsupervised programs are clinically relevant and transportable has required extensive multi-study refinement: in PDAC, the basal-like/classical dichotomy took roughly a decade of iterative subtyping, virtual microdissection, independent cohorts, single-cell analyses and prospective clinical profiling</w:t>
+        <w:t xml:space="preserve">. Consequently, establishing which unsupervised programs are clinically relevant and transportable has required extensive multi-study refinement. In PDAC, the basal-like/classical dichotomy emerged through roughly a decade of iterative subtyping, virtual microdissection, independent cohorts, single-cell analyses and prospective clinical profiling</w:t>
       </w:r>
       <w:hyperlink w:anchor="ref-collisson2011subtypes">
         <w:r>
@@ -1471,7 +1477,7 @@
         <w:pStyle w:val="BodyText"/>
       </w:pPr>
       <w:r>
-        <w:t xml:space="preserve">Conversely, survival-supervised models such as penalized Cox regression and supervised principal components</w:t>
+        <w:t xml:space="preserve">By contrast, survival-supervised models such as penalized Cox regression and supervised principal components</w:t>
       </w:r>
       <w:hyperlink w:anchor="ref-bair2004semi">
         <w:r>
@@ -1501,7 +1507,7 @@
         <w:t xml:space="preserve"> </w:t>
       </w:r>
       <w:r>
-        <w:t xml:space="preserve">can identify outcome-associated expression patterns. Such models may predict survival without organizing the prognostic signal into biologically interpretable tumor and microenvironmental programs, which is the form in which PDAC subtypes, and the single-sample classifiers built from them, have been defined</w:t>
+        <w:t xml:space="preserve">can identify outcome-associated expression patterns. Such models may predict survival without organizing the prognostic signal into biologically interpretable tumor and microenvironmental programs: the form in which PDAC subtypes, and the single-sample classifiers built from them, have been defined</w:t>
       </w:r>
       <w:hyperlink w:anchor="ref-rashid2020purity">
         <w:r>
@@ -1536,7 +1542,7 @@
         <w:pStyle w:val="BodyText"/>
       </w:pPr>
       <w:r>
-        <w:t xml:space="preserve">Here, we present DeSurv, a survival-supervised matrix factorization framework that integrates NMF with Cox regression so that survival helps shape gene programs as they are learned. By incorporating survival during factorization, DeSurv is designed to recover survival-aligned biological structure that may be obscured when other sources of expression variation dominate. A consensus across many restarts supplies the initialization for a final fit, after which the gene weights defining each program are held fixed, or frozen, allowing the same programs to be evaluated directly in independent cohorts without refitting the factorization. DeSurv therefore moves clinical relevance from a post hoc criterion for selecting among unsupervised factors to a criterion that shapes the factors themselves, while making cross-study transportability a direct test of the same frozen gene programs. We evaluate DeSurv in PDAC across five external validation datasets spanning four independent patient cohorts, and use simulations in which the true underlying (latent) programs are known, to characterize when survival supervision improves recovery of prognostic programs.</w:t>
+        <w:t xml:space="preserve">Here, we present DeSurv, a survival-supervised matrix factorization framework that integrates NMF with Cox regression so that survival helps shape gene programs as they are learned. By incorporating survival during factorization, DeSurv is designed to recover survival-aligned biological structure that may be obscured when other sources of expression variation dominate. A consensus across many restarts supplies the initialization for a final fit. The gene weights defining each program are then held fixed, or frozen, allowing the same programs to be evaluated directly in independent cohorts without refitting the factorization. DeSurv therefore moves clinical relevance from a post hoc criterion for selecting among unsupervised factors to a criterion that shapes the factors themselves. Freezing the learned gene weights then makes cross-study transportability a direct test of the same programs rather than of a refitted representation. We evaluate DeSurv in PDAC across four independent external patient cohorts, and use simulations in which the true underlying (latent) programs are known, to characterize when survival supervision improves recovery of prognostic programs.</w:t>
       </w:r>
     </w:p>
     <w:p>
@@ -1570,7 +1576,7 @@
         <w:pStyle w:val="FirstParagraph"/>
       </w:pPr>
       <w:r>
-        <w:t xml:space="preserve">DeSurv learns gene programs by balancing reconstruction of the tumor transcriptome with association to patient survival. Unlike the conventional sequence of unsupervised factorization followed by post hoc clinical screening, survival directly shapes the gene programs during discovery. After training, the gene weights are fixed, allowing the same programs to be scored and tested in new tumors without refitting the factorization (Fig. [fig:schema]A; Methods).</w:t>
+        <w:t xml:space="preserve">DeSurv learns gene programs by balancing reconstruction of the tumor transcriptome with association to patient survival. Unlike the conventional sequence of unsupervised factorization followed by post hoc clinical screening, survival directly shapes the gene programs during discovery. After training, the gene weights are fixed, allowing the same programs to be scored and tested in new tumors without refitting the factorization (Fig. [fig:schema]a; Methods).</w:t>
       </w:r>
     </w:p>
     <w:p>
@@ -1712,7 +1718,7 @@
         </m:r>
       </m:oMath>
       <w:r>
-        <w:t xml:space="preserve">; Fig. [fig:schema]B and Supplementary Fig. [fig:fig-cindex-by-k]). By contrast, standard unsupervised NMF rank criteria (reconstruction residuals, cophenetic correlation and silhouette width</w:t>
+        <w:t xml:space="preserve">; Fig. [fig:schema]b and Supplementary Fig. [fig:fig-cindex-by-k]). By contrast, standard unsupervised NMF rank criteria (reconstruction residuals, cophenetic correlation and silhouette width</w:t>
       </w:r>
       <w:hyperlink w:anchor="ref-brunet2004metagenes">
         <w:r>
@@ -1798,7 +1804,7 @@
           <w:iCs/>
           <w:i/>
         </w:rPr>
-        <w:t xml:space="preserve">Overview of the DeSurv framework. (A) DeSurv jointly optimizes NMF reconstruction (</w:t>
+        <w:t xml:space="preserve">Overview of the DeSurv framework. (a) DeSurv jointly optimizes NMF reconstruction (</w:t>
       </w:r>
       <m:oMath>
         <m:r>
@@ -2013,7 +2019,7 @@
           <w:iCs/>
           <w:i/>
         </w:rPr>
-        <w:t xml:space="preserve">close to 1). (B) Hyperparameters (rank</w:t>
+        <w:t xml:space="preserve">close to 1). (b) Hyperparameters (rank</w:t>
       </w:r>
       <w:r>
         <w:rPr>
@@ -2189,7 +2195,7 @@
         </m:r>
       </m:oMath>
       <w:r>
-        <w:t xml:space="preserve">), thereby holding model complexity constant. DeSurv resolved three distinct programs (D1–D3): D1, enriched for classical tumor and restCAF-like stromal signatures; D2, enriched for proCAF-like stroma; and D3, enriched for basal-like tumor programs (Fig. [fig:pdac]a). Together, these programs define a tumor–stroma prognostic architecture spanning classical/restCAF-like and basal-like/proCAF-like states across patients. The classical component of D1 was independently supported in the COMPASS cohort, where D1 scores correlated with GATA6 RNA in situ hybridization (Spearman</w:t>
+        <w:t xml:space="preserve">), thereby holding model complexity constant. DeSurv resolved three distinct programs (D1–D3): D1, enriched for classical tumor and restCAF-like stromal signatures; D2, enriched for proCAF-like stroma; and D3, enriched for basal-like tumor programs (Fig. [fig:pdac]a). Together, these programs define a tumor–stroma prognostic architecture spanning classical/restCAF-like and basal-like/proCAF-like states across patients. The classical component of D1 was independently supported in the COMPASS trial cohort, where D1 scores correlated with GATA6 RNA in situ hybridization (Spearman</w:t>
       </w:r>
       <w:r>
         <w:t xml:space="preserve"> </w:t>
@@ -2365,7 +2371,7 @@
         </m:r>
       </m:oMath>
       <w:r>
-        <w:t xml:space="preserve">% of the reconstruction gain (Fig. [fig:pdac]c). Within the fitted model, the survival contribution was therefore concentrated in D1 despite its small contribution to reconstruction. Because D1 was estimated using these outcomes, its increment describes where the model placed the survival signal rather than testing whether that signal is real. The unsupervised factors were fit without survival; the factor with the largest reconstruction contribution (</w:t>
+        <w:t xml:space="preserve">% of the reconstruction gain (Fig. [fig:pdac]c). Within the fitted model, the survival contribution was therefore concentrated in D1 despite its small share of reconstruction. Because D1 was estimated using these outcomes, its increment describes where the model placed the survival signal rather than testing whether that signal is real. The unsupervised factors were fit without survival; the factor with the largest reconstruction contribution (</w:t>
       </w:r>
       <m:oMath>
         <m:r>
@@ -2455,7 +2461,7 @@
         </m:r>
       </m:oMath>
       <w:r>
-        <w:t xml:space="preserve">; Spearman correlation of gene loadings over all analysed genes; Fig. [fig:pdac]d). Consistently, D1 was poorly reconstructable from the full set of NMF factors (</w:t>
+        <w:t xml:space="preserve">; Spearman correlation of gene loadings over all analyzed genes; Fig. [fig:pdac]d). Consistently, D1 was poorly reconstructable from the full set of NMF factors (</w:t>
       </w:r>
       <m:oMath>
         <m:sSup>
@@ -2682,18 +2688,18 @@
           <w:iCs/>
           <w:i/>
         </w:rPr>
-        <w:t xml:space="preserve">. Both panels display the same rows, the union of reference programs correlating at</w:t>
-      </w:r>
-      <w:r>
-        <w:rPr>
-          <w:iCs/>
-          <w:i/>
-        </w:rPr>
-        <w:t xml:space="preserve"> </w:t>
-      </w:r>
-      <m:oMath>
-        <m:r>
-          <m:t>r</m:t>
+        <w:t xml:space="preserve">. Both panels display the same rows, the union of reference programs correlating at Spearman</w:t>
+      </w:r>
+      <w:r>
+        <w:rPr>
+          <w:iCs/>
+          <w:i/>
+        </w:rPr>
+        <w:t xml:space="preserve"> </w:t>
+      </w:r>
+      <m:oMath>
+        <m:r>
+          <m:t>ρ</m:t>
         </m:r>
         <m:r>
           <m:rPr>
@@ -2717,7 +2723,7 @@
           <w:iCs/>
           <w:i/>
         </w:rPr>
-        <w:t xml:space="preserve">with at least one factor of either method; grey cells denote programs with none of their genes in that method’s displayed gene space, where the correlation is not computable. The rows labelled SCISSORS: restCAF and SCISSORS: proCAF display the SCISSORS iCAF and myCAF gene sets under the naming used by the DeCAF classification (Supplementary Information). (c) Per-factor reconstruction contribution (normalized Shapley share, summing to 100%) versus survival contribution (</w:t>
+        <w:t xml:space="preserve">with at least one factor of either method; grey cells denote programs with none of their genes in that method’s displayed gene space, where the correlation is not computable. The rows labeled SCISSORS: restCAF and SCISSORS: proCAF display the SCISSORS iCAF and myCAF gene sets under the naming used by the DeCAF classification (Supplementary Information). (c) Per-factor reconstruction contribution (normalized Shapley share, summing to 100%) versus survival contribution (</w:t>
       </w:r>
       <m:oMath>
         <m:r>
@@ -2859,10 +2865,7 @@
         </m:r>
       </m:oMath>
       <w:r>
-        <w:t xml:space="preserve"> </w:t>
-      </w:r>
-      <w:r>
-        <w:t xml:space="preserve">(95% CI</w:t>
+        <w:t xml:space="preserve">, 95% CI</w:t>
       </w:r>
       <w:r>
         <w:t xml:space="preserve"> </w:t>
@@ -2881,7 +2884,7 @@
         </m:r>
       </m:oMath>
       <w:r>
-        <w:t xml:space="preserve">),</w:t>
+        <w:t xml:space="preserve">,</w:t>
       </w:r>
       <w:r>
         <w:t xml:space="preserve"> </w:t>
@@ -2895,7 +2898,7 @@
         <w:t xml:space="preserve"> </w:t>
       </w:r>
       <w:r>
-        <w:t xml:space="preserve">&lt;0.001). D3 had hazard ratios above 1 in four of the five datasets but was not significant in any of them, nor combined (</w:t>
+        <w:t xml:space="preserve">&lt; 0.001). D3 had hazard ratios above 1 in four of the five datasets but was not significant in any of them, nor combined (</w:t>
       </w:r>
       <m:oMath>
         <m:r>
@@ -2903,10 +2906,7 @@
         </m:r>
       </m:oMath>
       <w:r>
-        <w:t xml:space="preserve"> </w:t>
-      </w:r>
-      <w:r>
-        <w:t xml:space="preserve">(95% CI</w:t>
+        <w:t xml:space="preserve">, 95% CI</w:t>
       </w:r>
       <w:r>
         <w:t xml:space="preserve"> </w:t>
@@ -2925,7 +2925,7 @@
         </m:r>
       </m:oMath>
       <w:r>
-        <w:t xml:space="preserve">),</w:t>
+        <w:t xml:space="preserve">,</w:t>
       </w:r>
       <w:r>
         <w:t xml:space="preserve"> </w:t>
@@ -2953,10 +2953,7 @@
         </m:r>
       </m:oMath>
       <w:r>
-        <w:t xml:space="preserve"> </w:t>
-      </w:r>
-      <w:r>
-        <w:t xml:space="preserve">(95% CI</w:t>
+        <w:t xml:space="preserve">, 95% CI</w:t>
       </w:r>
       <w:r>
         <w:t xml:space="preserve"> </w:t>
@@ -2975,7 +2972,7 @@
         </m:r>
       </m:oMath>
       <w:r>
-        <w:t xml:space="preserve">),</w:t>
+        <w:t xml:space="preserve">,</w:t>
       </w:r>
       <w:r>
         <w:t xml:space="preserve"> </w:t>
@@ -2995,7 +2992,7 @@
         </m:r>
       </m:oMath>
       <w:r>
-        <w:t xml:space="preserve">) and more variable (Fig. [fig:val]a).</w:t>
+        <w:t xml:space="preserve">) and more variable (Fig. [fig:val]a). None of the three standard NMF factors at the same rank was associated with survival in the combined analysis (HRs 0.94–1.00; Fig. [fig:val]a, right).</w:t>
       </w:r>
     </w:p>
     <w:p>
@@ -3003,24 +3000,7 @@
         <w:pStyle w:val="BodyText"/>
       </w:pPr>
       <w:r>
-        <w:t xml:space="preserve">The frozen multivariable DeSurv linear predictor, the weighted sum of the three program scores (oriented so that higher values indicate higher risk), was associated with overall survival in a cohort-stratified analysis (pooled HR per SD</w:t>
-      </w:r>
-      <w:r>
-        <w:t xml:space="preserve"> </w:t>
-      </w:r>
-      <m:oMath>
-        <m:r>
-          <m:rPr>
-            <m:sty m:val="p"/>
-          </m:rPr>
-          <m:t>=</m:t>
-        </m:r>
-        <m:r>
-          <m:t>1.42</m:t>
-        </m:r>
-      </m:oMath>
-      <w:r>
-        <w:t xml:space="preserve">, 95% CI</w:t>
+        <w:t xml:space="preserve">The frozen multivariable DeSurv linear predictor, the weighted sum of the three program scores (oriented so that higher values indicate higher risk), was associated with overall survival in a cohort-stratified analysis (pooled HR per SD 1.42, 95% CI</w:t>
       </w:r>
       <w:r>
         <w:t xml:space="preserve"> </w:t>
@@ -3083,7 +3063,7 @@
         </m:sSup>
       </m:oMath>
       <w:r>
-        <w:t xml:space="preserve">; Table [tab:hr-adjusted]). Scaled Schoenfeld residuals showed the association attenuating over follow-up (</w:t>
+        <w:t xml:space="preserve">; Table [tab:hr-adjusted]). The elastic-net penalty set the trained coefficient for D2 to exactly zero, so D2 did not contribute to the trained linear predictor, which therefore combines only the D1 and D3 scores. Scaled Schoenfeld residuals showed the association attenuating over follow-up (</w:t>
       </w:r>
       <m:oMath>
         <m:sSup>
@@ -3153,7 +3133,7 @@
         </m:sSup>
       </m:oMath>
       <w:r>
-        <w:t xml:space="preserve">; Supplementary Information, Proportional-hazards diagnostic), so the pooled hazard ratio is a time-averaged summary rather than a constant multiplicative effect. The estimate did not depend on any single dataset (Fig. [fig:val]a).</w:t>
+        <w:t xml:space="preserve">; Supplementary Information, Proportional-hazards diagnostic), so the pooled hazard ratio is a time-averaged summary rather than a constant multiplicative effect. The estimate was not driven by any single dataset (leave-one-dataset-out HRs 1.34–1.45; Fig. [fig:val]a).</w:t>
       </w:r>
     </w:p>
     <w:p>
@@ -3521,7 +3501,7 @@
           <w:iCs/>
           <w:i/>
         </w:rPr>
-        <w:t xml:space="preserve">unique patients, 388 deaths, with PACA-AU patients profiled on both platforms represented once via RNA-seq). (a) Forest plot of per-dataset univariate hazard ratios (95% CIs) for each factor; the platform-specific PACA-AU array and RNA-seq estimates are shown separately, and the black diamonds denote the combined estimate over unique patients (per-factor cohort-stratified Cox on the de-duplicated patient-level data; PACA-AU array duplicates excluded). Puleo is the largest contributor, supplying</w:t>
+        <w:t xml:space="preserve">unique patients, 388 deaths, with PACA-AU patients profiled on both platforms represented once via RNA-seq). (a) Forest plot of per-dataset univariate hazard ratios (95% CIs) for each DeSurv program (left) and standard NMF factor (right); the platform-specific PACA-AU array and RNA-seq estimates are shown separately, and the black diamonds denote the combined estimate over unique patients (per-factor cohort-stratified Cox on the de-duplicated patient-level data; PACA-AU array duplicates excluded). Puleo is the largest contributor, supplying</w:t>
       </w:r>
       <w:r>
         <w:rPr>
@@ -3633,7 +3613,7 @@
           <w:iCs/>
           <w:i/>
         </w:rPr>
-        <w:t xml:space="preserve">Spearman</w:t>
+        <w:t xml:space="preserve">Pearson</w:t>
       </w:r>
       <w:r>
         <w:rPr>
@@ -4178,18 +4158,18 @@
           <w:iCs/>
           <w:i/>
         </w:rPr>
-        <w:t xml:space="preserve">unique patients, 388 deaths). Adjusted models include the PurIST tumor-intrinsic and DeCAF stromal molecular classifiers as covariates, with stratification by dataset, and are restricted to the</w:t>
-      </w:r>
-      <w:r>
-        <w:rPr>
-          <w:iCs/>
-          <w:i/>
-        </w:rPr>
-        <w:t xml:space="preserve"> </w:t>
-      </w:r>
-      <m:oMath>
-        <m:r>
-          <m:t>n</m:t>
+        <w:t xml:space="preserve">unique patients, 388 deaths). Adjusted models include the PurIST tumor-intrinsic and DeCAF stromal molecular classifiers as covariates, with stratification by dataset; all 570 patients had both classifier calls, so the adjusted and unadjusted populations are identical. DeSurv and the rank-optimized control retain significant prognostic value after adjustment. Both unsupervised controls are the unsupervised limit of the same optimizer, run at</w:t>
+      </w:r>
+      <w:r>
+        <w:rPr>
+          <w:iCs/>
+          <w:i/>
+        </w:rPr>
+        <w:t xml:space="preserve"> </w:t>
+      </w:r>
+      <m:oMath>
+        <m:r>
+          <m:t>α</m:t>
         </m:r>
         <m:r>
           <m:rPr>
@@ -4198,41 +4178,6 @@
           <m:t>=</m:t>
         </m:r>
         <m:r>
-          <m:t>570</m:t>
-        </m:r>
-      </m:oMath>
-      <w:r>
-        <w:rPr>
-          <w:iCs/>
-          <w:i/>
-        </w:rPr>
-        <w:t xml:space="preserve"> </w:t>
-      </w:r>
-      <w:r>
-        <w:rPr>
-          <w:iCs/>
-          <w:i/>
-        </w:rPr>
-        <w:t xml:space="preserve">patients (388 deaths) with both classifier calls available. DeSurv and the rank-optimized control retain significant prognostic value after adjustment. Both unsupervised controls are the unsupervised limit of the same optimizer, run at</w:t>
-      </w:r>
-      <w:r>
-        <w:rPr>
-          <w:iCs/>
-          <w:i/>
-        </w:rPr>
-        <w:t xml:space="preserve"> </w:t>
-      </w:r>
-      <m:oMath>
-        <m:r>
-          <m:t>α</m:t>
-        </m:r>
-        <m:r>
-          <m:rPr>
-            <m:sty m:val="p"/>
-          </m:rPr>
-          <m:t>=</m:t>
-        </m:r>
-        <m:r>
           <m:t>0</m:t>
         </m:r>
       </m:oMath>
@@ -4248,7 +4193,7 @@
           <w:iCs/>
           <w:i/>
         </w:rPr>
-        <w:t xml:space="preserve">with the same consensus-initialization procedure and Bayesian-optimization budget given to the supervised model: the rank-optimized control at its own BO-selected rank and the matched-budget control held at DeSurv’s rank, the latter serving as the tuning-budget control for the representational comparison in Fig. [fig:pdac]. The matched-rank comparator used for the factor-structure panels of Fig. [fig:pdac] is standard NMF (Lee multiplicative NMF, the field-standard implementation) (Supplementary Table [tab:tab-cindex-comparison]).</w:t>
+        <w:t xml:space="preserve">with the same consensus-initialization procedure and Bayesian-optimization budget given to the supervised model. The rank-optimized control runs at its own Bayesian-optimization-selected rank; the matched-budget control is held at DeSurv’s rank and serves as the tuning-budget control for the representational comparison in Fig. [fig:pdac]. The matched-rank comparator used for the factor-structure panels of Fig. [fig:pdac] is standard NMF (Lee multiplicative NMF; Supplementary Table [tab:tab-cindex-comparison]).</w:t>
       </w:r>
     </w:p>
     <w:p>
@@ -4365,7 +4310,7 @@
           <w:iCs/>
           <w:i/>
         </w:rPr>
-        <w:t xml:space="preserve">Transportability of the frozen DeSurv programs into independently treated PDAC cohorts. (a) Prognostic transportability of D1 in treated metastatic PDAC. Forest plot of hazard ratios per SD of the frozen D1 score within each O’Kane/COMPASS treatment arm (FOLFIRINOX, gemcitabine/nab-paclitaxel [GA], and GA/experimental); the diamond is the common association estimated across arms from a stratified Cox model with treatment-arm-specific baseline hazards, HR</w:t>
+        <w:t xml:space="preserve">Transportability of the frozen DeSurv programs into independent treated PDAC cohorts. (a) Prognostic transportability of D1 in treated metastatic PDAC. Forest plot of hazard ratios per SD of the frozen D1 score within each O’Kane/COMPASS treatment arm (FOLFIRINOX, gemcitabine/nab-paclitaxel [GA], and GA/experimental); the diamond is the common association estimated across arms from a stratified Cox model with treatment-arm-specific baseline hazards, HR</w:t>
       </w:r>
       <w:r>
         <w:rPr>
@@ -4478,7 +4423,7 @@
           <w:iCs/>
           <w:i/>
         </w:rPr>
-        <w:t xml:space="preserve">), though the individual arms are underpowered for detecting heterogeneity. (b) The proCAF program D2 before and after treatment in paired Linehan biopsies (</w:t>
+        <w:t xml:space="preserve">), though the individual arms are underpowered for detecting heterogeneity. Error bars denote 95% confidence intervals. (b) The proCAF program D2 before and after treatment in paired Linehan biopsies (</w:t>
       </w:r>
       <m:oMath>
         <m:r>
@@ -4552,7 +4497,7 @@
           <w:iCs/>
           <w:i/>
         </w:rPr>
-        <w:t xml:space="preserve">SD). Error bars denote 95% confidence intervals. Because treatment, stage and cohort were not independently varied, these analyses establish prognostic and biological transportability rather than treatment-predictive effects.</w:t>
+        <w:t xml:space="preserve">SD). Because treatment, stage and cohort were not independently varied, these analyses support prognostic and biological transportability rather than treatment-predictive effects.</w:t>
       </w:r>
     </w:p>
     <w:bookmarkEnd w:id="34"/>
@@ -4587,24 +4532,7 @@
         </m:r>
       </m:oMath>
       <w:r>
-        <w:t xml:space="preserve">, 388 events), binary PurIST and DeCAF classifications together explained 34% of the variance in the continuous D1 score, indicating substantial alignment with known tumor-intrinsic and stromal subtypes but incomplete overlap. D1 remained associated with survival after simultaneous adjustment for both classifiers (HR per SD</w:t>
-      </w:r>
-      <w:r>
-        <w:t xml:space="preserve"> </w:t>
-      </w:r>
-      <m:oMath>
-        <m:r>
-          <m:rPr>
-            <m:sty m:val="p"/>
-          </m:rPr>
-          <m:t>=</m:t>
-        </m:r>
-        <m:r>
-          <m:t>0.82</m:t>
-        </m:r>
-      </m:oMath>
-      <w:r>
-        <w:t xml:space="preserve">, 95% CI</w:t>
+        <w:t xml:space="preserve">, 388 events), binary PurIST and DeCAF classifications together explained 34% of the variance in the continuous D1 score, indicating substantial alignment with known tumor-intrinsic and stromal subtypes but incomplete overlap. D1 remained associated with survival after simultaneous adjustment for both classifiers (HR per SD 0.82, 95% CI</w:t>
       </w:r>
       <w:r>
         <w:t xml:space="preserve"> </w:t>
@@ -4672,10 +4600,7 @@
         </m:r>
       </m:oMath>
       <w:r>
-        <w:t xml:space="preserve"> </w:t>
-      </w:r>
-      <w:r>
-        <w:t xml:space="preserve">on 1 df,</w:t>
+        <w:t xml:space="preserve">, 1 df,</w:t>
       </w:r>
       <w:r>
         <w:t xml:space="preserve"> </w:t>
@@ -4695,12 +4620,42 @@
         </m:r>
       </m:oMath>
       <w:r>
-        <w:t xml:space="preserve">) and concordance from 0.592 to 0.622. In Puleo, the largest validation cohort, the DeSurv linear predictor remained prognostic after adjustment for standard clinical covariates (HR per SD</w:t>
-      </w:r>
-      <w:r>
-        <w:t xml:space="preserve"> </w:t>
-      </w:r>
-      <m:oMath>
+        <w:t xml:space="preserve">) and concordance from 0.592 to 0.622. In Puleo, the largest validation cohort, the DeSurv linear predictor remained prognostic after adjustment for standard clinical covariates (HR per SD 1.33, 95% CI</w:t>
+      </w:r>
+      <w:r>
+        <w:t xml:space="preserve"> </w:t>
+      </w:r>
+      <m:oMath>
+        <m:r>
+          <m:t>1.14</m:t>
+        </m:r>
+      </m:oMath>
+      <w:r>
+        <w:t xml:space="preserve">–</w:t>
+      </w:r>
+      <m:oMath>
+        <m:r>
+          <m:t>1.55</m:t>
+        </m:r>
+      </m:oMath>
+      <w:r>
+        <w:t xml:space="preserve">; Supplementary Table [tab:clinical-adjustment]).</w:t>
+      </w:r>
+    </w:p>
+    <w:p>
+      <w:pPr>
+        <w:pStyle w:val="BodyText"/>
+      </w:pPr>
+      <w:r>
+        <w:t xml:space="preserve">Because D1 spans tumor and stromal programs, we asked whether it tracks tumor purity. In the two datasets with purity estimates for all patients, D1 correlated only weakly with purity (Spearman</w:t>
+      </w:r>
+      <w:r>
+        <w:t xml:space="preserve"> </w:t>
+      </w:r>
+      <m:oMath>
+        <m:r>
+          <m:t>ρ</m:t>
+        </m:r>
         <m:r>
           <m:rPr>
             <m:sty m:val="p"/>
@@ -4708,38 +4663,31 @@
           <m:t>=</m:t>
         </m:r>
         <m:r>
-          <m:t>1.33</m:t>
-        </m:r>
-      </m:oMath>
-      <w:r>
-        <w:t xml:space="preserve">, 95% CI</w:t>
-      </w:r>
-      <w:r>
-        <w:t xml:space="preserve"> </w:t>
-      </w:r>
-      <m:oMath>
-        <m:r>
-          <m:t>1.14</m:t>
-        </m:r>
-      </m:oMath>
-      <w:r>
-        <w:t xml:space="preserve">–</w:t>
-      </w:r>
-      <m:oMath>
-        <m:r>
-          <m:t>1.55</m:t>
-        </m:r>
-      </m:oMath>
-      <w:r>
-        <w:t xml:space="preserve">; Supplementary Table [tab:clinical-adjustment]).</w:t>
-      </w:r>
-    </w:p>
-    <w:p>
-      <w:pPr>
-        <w:pStyle w:val="BodyText"/>
-      </w:pPr>
-      <w:r>
-        <w:t xml:space="preserve">Because D1 spans tumor and stromal programs, we asked whether it tracks tumor purity. Where purity was measured on a full cohort the association was essentially unchanged (PACA-AU array, 1.44 unadjusted versus 1.45 adjusted; RNA-seq, 1.66 versus 1.65), providing no evidence that the association was explained by measured tumor purity (Supplementary Table [tab:clinical-adjustment]).</w:t>
+          <m:t>0.06</m:t>
+        </m:r>
+      </m:oMath>
+      <w:r>
+        <w:t xml:space="preserve"> </w:t>
+      </w:r>
+      <w:r>
+        <w:t xml:space="preserve">and</w:t>
+      </w:r>
+      <w:r>
+        <w:t xml:space="preserve"> </w:t>
+      </w:r>
+      <m:oMath>
+        <m:r>
+          <m:rPr>
+            <m:sty m:val="p"/>
+          </m:rPr>
+          <m:t>−</m:t>
+        </m:r>
+        <m:r>
+          <m:t>0.05</m:t>
+        </m:r>
+      </m:oMath>
+      <w:r>
+        <w:t xml:space="preserve">), and the linear predictor’s association with survival was essentially unchanged by purity adjustment (HR per SD: PACA-AU array, 1.44 unadjusted versus 1.45 adjusted; RNA-seq, 1.66 versus 1.65), providing no evidence that the association was explained by measured tumor purity (Supplementary Table [tab:clinical-adjustment]).</w:t>
       </w:r>
     </w:p>
     <w:p>
@@ -4856,7 +4804,10 @@
         </m:r>
       </m:oMath>
       <w:r>
-        <w:t xml:space="preserve">,</w:t>
+        <w:t xml:space="preserve"> </w:t>
+      </w:r>
+      <w:r>
+        <w:t xml:space="preserve">and</w:t>
       </w:r>
       <w:r>
         <w:t xml:space="preserve"> </w:t>
@@ -4870,7 +4821,7 @@
         <w:t xml:space="preserve"> </w:t>
       </w:r>
       <w:r>
-        <w:t xml:space="preserve">and</w:t>
+        <w:t xml:space="preserve">versus</w:t>
       </w:r>
       <w:r>
         <w:t xml:space="preserve"> </w:t>
@@ -4881,7 +4832,10 @@
         </m:r>
       </m:oMath>
       <w:r>
-        <w:t xml:space="preserve">, respectively) and captured the dominant D1-associated prognostic direction. Their selected genes, however, were consistently enriched for basal-like tumor programs but not proCAF, restCAF, immune or exocrine programs. Their risk scores were weakly correlated with the separately resolved proCAF-like D2 program (penalized Cox,</w:t>
+        <w:t xml:space="preserve"> </w:t>
+      </w:r>
+      <w:r>
+        <w:t xml:space="preserve">for DeSurv) and captured the dominant D1-associated prognostic direction. Their selected genes, however, were consistently enriched for basal-like tumor programs but not proCAF, restCAF, immune or exocrine programs. Their risk scores were weakly correlated with the separately resolved proCAF-like D2 program (penalized Cox,</w:t>
       </w:r>
       <w:r>
         <w:t xml:space="preserve"> </w:t>
@@ -5048,7 +5002,7 @@
         </m:r>
       </m:oMath>
       <w:r>
-        <w:t xml:space="preserve">, the unsupervised limit of the same pipeline) were tuned using the same cross-validation procedure, isolating the effect of survival supervision during factorization.</w:t>
+        <w:t xml:space="preserve">) were tuned using the same cross-validation procedure, isolating the effect of survival supervision during factorization.</w:t>
       </w:r>
     </w:p>
     <w:p>
@@ -5056,7 +5010,7 @@
         <w:pStyle w:val="BodyText"/>
       </w:pPr>
       <w:r>
-        <w:t xml:space="preserve">Under this setting, DeSurv more accurately recovered the genes defining the true prognostic program, whereas unsupervised NMF largely followed variance-dominant structure (Fig. [fig:sim]a–b). Across 100 replicates, median test-set C-index was</w:t>
+        <w:t xml:space="preserve">Under this setting, DeSurv more accurately recovered the genes defining the true prognostic program, whereas unsupervised NMF largely followed variance-dominant structure (Fig. [fig:sim]a,b). Across 100 replicates, median test-set C-index was</w:t>
       </w:r>
       <w:r>
         <w:t xml:space="preserve"> </w:t>
@@ -5386,7 +5340,7 @@
           <w:iCs/>
           <w:i/>
         </w:rPr>
-        <w:t xml:space="preserve">IQR; points are individual replicates. (c) Distribution of selected ranks across replicates for DeSurv versus unsupervised NMF. (d) The same matched-factor precision metric as in (b), computed for two signal regimes: a prognostic program whose genes carry low transcriptomic variance relative to the shared outcome-neutral background (separated from the dominant variance) versus one that partially overlaps the dominant variance. DeSurv recovers the prognostic program more accurately in both regimes, whereas the unsupervised solution is more strongly influenced by the dominant expression structure; the null scenario (no prognostic program) is shown in the Supplementary Information. These scenarios are constructed to isolate the regime in which the prognostic program carries low transcriptomic variance relative to the shared outcome-neutral background, and therefore quantify recovery under that construction; the concordance gap in (a) is not an expected discrimination gain in real data, where the two approaches perform comparably (Table [tab:hr-adjusted]).</w:t>
+        <w:t xml:space="preserve">IQR; points are individual replicates. (c) Distribution of selected ranks across replicates for DeSurv versus unsupervised NMF. (d) The same matched-factor precision metric as in (b), computed for two signal regimes: a prognostic program whose genes carry low transcriptomic variance relative to the shared outcome-neutral background (separated from the dominant variance) versus one that partially overlaps the dominant variance. DeSurv recovers the prognostic program more accurately in both regimes, whereas the unsupervised solution is more strongly influenced by the dominant expression structure; the null scenario (no prognostic program) is shown in the Supplementary Information. The concordance gap in (a) is not an expected discrimination gain in real data, where the two approaches perform comparably (Table [tab:hr-adjusted]).</w:t>
       </w:r>
     </w:p>
     <w:bookmarkEnd w:id="39"/>
@@ -5405,7 +5359,7 @@
         <w:pStyle w:val="FirstParagraph"/>
       </w:pPr>
       <w:r>
-        <w:t xml:space="preserve">DeSurv integrates survival into gene-program estimation while preserving a fixed basis that can be scored unchanged in new cohorts. In PDAC, this identified a dominant survival-aligned program, D1, characterized by covariation of classical tumor and restCAF-like stromal programs, alongside separately resolved proCAF-like stromal and basal-like tumor programs. D1 was recovered de novo without subtype labels and remained prognostic after adjustment for the established PurIST and DeCAF classifications, so it is not reducible to them. Its classical tumor identity was supported by GATA6 RNA in situ hybridization. The trained programs then transferred without refitting across five external validation datasets spanning four independent patient cohorts. DeSurv’s contribution was to place this replicable prognostic direction within a tumor–stroma architecture whose components can be examined separately. The advance is in how clinically relevant programs are discovered, not in how well they predict.</w:t>
+        <w:t xml:space="preserve">DeSurv integrates survival into gene-program estimation while preserving a fixed basis that can be scored unchanged in new cohorts. In PDAC, this identified a dominant survival-aligned program, D1, characterized by covariation of classical tumor and restCAF-like stromal programs, alongside separately resolved proCAF-like stromal and basal-like tumor programs. D1 was recovered de novo without subtype labels and remained prognostic after adjustment for the established PurIST and DeCAF classifications, so it is not reducible to them. Its classical tumor identity was supported by GATA6 RNA in situ hybridization. The trained programs then transferred without refitting across four independent external patient cohorts. DeSurv’s contribution was to place this replicable prognostic direction within a tumor–stroma architecture whose components can be examined separately. The advance is in how clinically relevant programs are discovered, not in how well they predict.</w:t>
       </w:r>
     </w:p>
     <w:p>
@@ -5413,7 +5367,7 @@
         <w:pStyle w:val="BodyText"/>
       </w:pPr>
       <w:r>
-        <w:t xml:space="preserve">The representational difference persisted at matched rank and tuning effort: the matched-budget unsupervised control, given DeSurv’s rank, optimizer, tuning budget and consensus initialization, did not recover D1, whereas the rank-optimized unsupervised control and conventional supervised predictors recovered comparable prognostic information in different representations. The former spanned a broader set of established programs across seven factors; the latter resolved a tumor-intrinsic axis without separately resolving the stromal programs. In simulations, where the latent programs are known, DeSurv more accurately recovered the genes defining the true prognostic program.</w:t>
+        <w:t xml:space="preserve">The representational difference persisted at matched rank and tuning effort: the matched-budget unsupervised control, given DeSurv’s rank, optimizer, tuning budget and consensus initialization, did not recover D1, whereas the rank-optimized unsupervised control and conventional supervised predictors recovered comparable prognostic information in different representations. The former spanned a broader set of established programs across seven factors; the latter recovered a tumor-intrinsic axis without separately resolving the stromal programs. In simulations, where the latent programs are known, DeSurv more accurately recovered the genes defining the true prognostic program.</w:t>
       </w:r>
     </w:p>
     <w:p>
@@ -5465,7 +5419,7 @@
         <w:t xml:space="preserve"> </w:t>
       </w:r>
       <w:r>
-        <w:t xml:space="preserve">also integrate outcome information into factorization but place the survival term on the sample-side latent representation. Scoring a new cohort therefore requires sample-side loadings: SurvNMF re-estimates them by constrained least squares, whereas CoxNMF does not describe a scoring procedure (Supplementary Table [tab:architecture]). Deep latent-variable survival models</w:t>
+        <w:t xml:space="preserve">place the survival term on the sample-side latent representation, so scoring a new cohort requires sample-side loadings (Methods; Supplementary Table [tab:architecture]), and deep latent-variable survival models</w:t>
       </w:r>
       <w:hyperlink w:anchor="ref-zaccaria2023surviae">
         <w:r>
@@ -5580,7 +5534,7 @@
         </w:r>
       </w:hyperlink>
       <w:r>
-        <w:t xml:space="preserve">. Survival supervision does not remove that non-uniqueness, and single DeSurv runs from different random starts recover appreciably different gene sets. What makes the reported decomposition a stable object is the consensus step, and independently seeded applications of the full procedure closely reproduce the reported decomposition (Supplementary Information, Stability of the recovered gene programs). Survival supervision instead provides an outcome-informed criterion for selecting among representations that may be similarly adequate under reconstruction alone.</w:t>
+        <w:t xml:space="preserve">. Survival supervision does not remove that non-uniqueness, and single DeSurv runs from different random starts recover appreciably different gene sets. What makes the reported decomposition reproducible is the consensus step, and independently seeded applications of the full procedure closely reproduce the reported decomposition (Supplementary Information, Stability of the recovered gene programs). Survival supervision instead provides an outcome-informed criterion for selecting among representations that may be similarly adequate under reconstruction alone.</w:t>
       </w:r>
     </w:p>
     <w:p>
@@ -5631,7 +5585,7 @@
         <w:pStyle w:val="BodyText"/>
       </w:pPr>
       <w:r>
-        <w:t xml:space="preserve">Several limitations define the scope of these findings. DeSurv currently uses a proportional-hazards survival objective and was evaluated here only in PDAC. The survival objective could be extended to accommodate non-proportional hazards or nonlinear survival relationships. More importantly, the DeSurv formulation is not PDAC-specific, but whether its representational advantage generalizes across cancer types remains unknown. Testing it will require multi-cancer benchmarking against unsupervised decompositions and against strong penalized-regression baselines, which remain difficult to outperform consistently for out-of-sample prognosis</w:t>
+        <w:t xml:space="preserve">Several limitations define the scope of these findings. DeSurv uses a proportional-hazards survival objective, and the validation cohorts showed a departure from proportional hazards (Results); the objective could be extended to accommodate non-proportional hazards or nonlinear survival relationships. The DeSurv formulation is not PDAC-specific, but it was evaluated only in PDAC, and whether its representational advantage generalizes across cancer types remains unknown. Testing it will require multi-cancer benchmarking against unsupervised decompositions and against strong penalized-regression baselines, which remain difficult to outperform consistently for out-of-sample prognosis</w:t>
       </w:r>
       <w:hyperlink w:anchor="ref-smith2020standard">
         <w:r>
@@ -5671,7 +5625,7 @@
       </w:r>
     </w:p>
     <w:bookmarkEnd w:id="41"/>
-    <w:bookmarkStart w:id="50" w:name="methods"/>
+    <w:bookmarkStart w:id="51" w:name="methods"/>
     <w:p>
       <w:pPr>
         <w:pStyle w:val="Heading1"/>
@@ -6406,7 +6360,7 @@
         <w:pStyle w:val="Heading2"/>
       </w:pPr>
       <w:r>
-        <w:t xml:space="preserve">The DeSurv Model</w:t>
+        <w:t xml:space="preserve">The DeSurv model</w:t>
       </w:r>
     </w:p>
     <w:p>
@@ -6940,7 +6894,7 @@
         </m:r>
       </m:oMath>
       <w:r>
-        <w:t xml:space="preserve">, and the</w:t>
+        <w:t xml:space="preserve">. The</w:t>
       </w:r>
       <w:r>
         <w:t xml:space="preserve"> </w:t>
@@ -6954,7 +6908,7 @@
         <w:t xml:space="preserve"> </w:t>
       </w:r>
       <w:r>
-        <w:t xml:space="preserve">update balances the magnitudes of the two gradients before</w:t>
+        <w:t xml:space="preserve">update then balances the magnitudes of the two gradients before</w:t>
       </w:r>
       <w:r>
         <w:t xml:space="preserve"> </w:t>
@@ -7150,7 +7104,7 @@
         </m:r>
       </m:oMath>
       <w:r>
-        <w:t xml:space="preserve">, DeSurv reduces to its unsupervised limit.</w:t>
+        <w:t xml:space="preserve">, DeSurv reduces to its unsupervised limit. The Cox coefficients</w:t>
       </w:r>
       <w:r>
         <w:t xml:space="preserve"> </w:t>
@@ -7164,7 +7118,7 @@
         <w:t xml:space="preserve"> </w:t>
       </w:r>
       <w:r>
-        <w:t xml:space="preserve">is then fit post hoc by penalized Coxnet on the projected scores</w:t>
+        <w:t xml:space="preserve">are then fit post hoc by penalized Coxnet on the projected scores</w:t>
       </w:r>
       <w:r>
         <w:t xml:space="preserve"> </w:t>
@@ -7202,7 +7156,7 @@
         <w:t xml:space="preserve"> </w:t>
       </w:r>
       <w:r>
-        <w:t xml:space="preserve">and is used only for scoring and cross-validation; it does not affect the factorization. Across the pipeline, the survival-tuned</w:t>
+        <w:t xml:space="preserve">and are used only for scoring and cross-validation; they do not affect the factorization. Note that the survival-tuned</w:t>
       </w:r>
       <w:r>
         <w:t xml:space="preserve"> </w:t>
@@ -7543,7 +7497,15 @@
         <w:t xml:space="preserve"> </w:t>
       </w:r>
       <w:r>
-        <w:t xml:space="preserve">was chosen by a one-standard-error rule: for each rank, the Bayesian-optimization configuration with the highest observed mean cross-validated C-index was retained, the threshold was set one fold-level standard error below the overall best configuration’s mean, and the smallest rank whose retained configuration met the threshold was selected; the remaining hyperparameters were those of the overall best configuration (Supplementary Information, Bayesian Optimization). All model selection was performed entirely within the training data using cross-validation; no validation cohort data were used during any stage of tuning, and out-of-sample generalization was assessed only on the external validation cohorts. Each fold was trained using multiple random initializations, and fold-level performance was defined as the average C-index across initializations; the consensus initialization described next was used only for the final model and is not reproduced within each fold. For stability, we used a consensus-based initialization for the final model, aggregating multiple DeSurv runs into a gene-gene co-occurrence matrix and constructing an initialization</w:t>
+        <w:t xml:space="preserve">was chosen by a one-standard-error rule: for each rank, the Bayesian-optimization configuration with the highest observed mean cross-validated C-index was retained, the threshold was set one fold-level standard error below the overall best configuration’s mean, and the smallest rank whose retained configuration met the threshold was selected; the remaining hyperparameters were those of the overall best configuration (Supplementary Information, Bayesian Optimization). All model selection was performed entirely within the training data using cross-validation; no validation cohort data were used during any stage of tuning, and out-of-sample generalization was assessed only on the external validation cohorts. Each fold was trained using multiple random initializations, and fold-level performance was defined as the average C-index across initializations; the consensus initialization described next was used only for the final model and is not reproduced within each fold.</w:t>
+      </w:r>
+    </w:p>
+    <w:p>
+      <w:pPr>
+        <w:pStyle w:val="BodyText"/>
+      </w:pPr>
+      <w:r>
+        <w:t xml:space="preserve">The consensus initialization aggregates multiple DeSurv runs into a gene-gene co-occurrence matrix and constructs an initialization</w:t>
       </w:r>
       <w:r>
         <w:t xml:space="preserve"> </w:t>
@@ -7566,7 +7528,15 @@
         <w:t xml:space="preserve"> </w:t>
       </w:r>
       <w:r>
-        <w:t xml:space="preserve">from the resulting clusters (Supplementary Information, Consensus initialization for the final model). Before projection, the gene support was restricted to the union across factors of each program’s BO-selected top genes, ranked by factor specificity (Supplementary Information, Section 8), giving the truncated matrix</w:t>
+        <w:t xml:space="preserve">from the resulting clusters (Supplementary Information, Consensus initialization for the final model).</w:t>
+      </w:r>
+    </w:p>
+    <w:p>
+      <w:pPr>
+        <w:pStyle w:val="BodyText"/>
+      </w:pPr>
+      <w:r>
+        <w:t xml:space="preserve">Before projection, the gene support was restricted to the union of each program’s BO-selected top genes, ranked by factor specificity (Supplementary Information, Section 8), giving the truncated matrix</w:t>
       </w:r>
       <w:r>
         <w:t xml:space="preserve"> </w:t>
@@ -7587,7 +7557,15 @@
         <w:t xml:space="preserve"> </w:t>
       </w:r>
       <w:r>
-        <w:t xml:space="preserve">that was held fixed for all validation cohorts. Two scoring conventions follow from this support and are used for different quantities. Factor-level scores retain all</w:t>
+        <w:t xml:space="preserve">that was held fixed for all validation cohorts.</w:t>
+      </w:r>
+    </w:p>
+    <w:p>
+      <w:pPr>
+        <w:pStyle w:val="BodyText"/>
+      </w:pPr>
+      <w:r>
+        <w:t xml:space="preserve">Two scoring conventions follow from this support and are used for different quantities. Factor-level scores retain all</w:t>
       </w:r>
       <w:r>
         <w:t xml:space="preserve"> </w:t>
@@ -7740,7 +7718,15 @@
         </m:r>
       </m:oMath>
       <w:r>
-        <w:t xml:space="preserve">. In PDAC, BO selected</w:t>
+        <w:t xml:space="preserve">.</w:t>
+      </w:r>
+    </w:p>
+    <w:p>
+      <w:pPr>
+        <w:pStyle w:val="BodyText"/>
+      </w:pPr>
+      <w:r>
+        <w:t xml:space="preserve">In PDAC, BO selected</w:t>
       </w:r>
       <w:r>
         <w:t xml:space="preserve"> </w:t>
@@ -7776,7 +7762,7 @@
         <w:t xml:space="preserve"> </w:t>
       </w:r>
       <w:r>
-        <w:t xml:space="preserve">top genes per factor. The ridge penalty on the loadings (</w:t>
+        <w:t xml:space="preserve">genes per factor. The ridge penalty on the loadings (</w:t>
       </w:r>
       <m:oMath>
         <m:r>
@@ -8013,7 +7999,7 @@
         </m:sSub>
       </m:oMath>
       <w:r>
-        <w:t xml:space="preserve">, and survival associations were evaluated using Harrell’s C-index, hazard ratios and log-rank statistics. Harrell’s C-index is rank-based and assesses discrimination only, not calibration or time-dependent prediction error, so we additionally report a proper score as a sensitivity check. This is the integrated Brier score and its index of prediction accuracy relative to a Kaplan–Meier reference (Supplementary Information, Proper-scoring sensitivity of the external validation).</w:t>
+        <w:t xml:space="preserve">, and survival associations were evaluated using Harrell’s C-index and hazard ratios. Harrell’s C-index is rank-based and assesses discrimination only, not calibration or time-dependent prediction error, so we additionally report a proper score as a sensitivity check. This is the integrated Brier score and its index of prediction accuracy relative to a Kaplan–Meier reference (Supplementary Information, Proper-scoring sensitivity of the external validation).</w:t>
       </w:r>
     </w:p>
     <w:p>
@@ -8086,7 +8072,7 @@
         </w:r>
       </w:hyperlink>
       <w:r>
-        <w:t xml:space="preserve">. Because the risk score under either formulation is a function of the sample loadings rather than of the gene-program basis, scoring an external cohort requires re-estimating those loadings; SurvNMF obtains them for held-out samples by a constrained least-squares fit (Supplementary Table [tab:architecture]). Validation survival outcomes were therefore used only for downstream performance evaluation, so reported external hazard ratios and log-rank statistics reflect purely out-of-sample generalization. Further training and validation details appear in Supplementary Information, Part I.</w:t>
+        <w:t xml:space="preserve">. Because the risk score under either formulation is a function of the sample loadings rather than of the gene-program basis, scoring an external cohort requires re-estimating those loadings; SurvNMF obtains them for held-out samples by a constrained least-squares fit (Supplementary Table [tab:architecture]). Validation survival outcomes were therefore used only for downstream performance evaluation, so reported external hazard ratios reflect purely out-of-sample generalization. Further training and validation details appear in Supplementary Information, Part I.</w:t>
       </w:r>
     </w:p>
     <w:p>
@@ -8094,7 +8080,7 @@
         <w:pStyle w:val="BodyText"/>
       </w:pPr>
       <w:r>
-        <w:t xml:space="preserve">To characterize the biological identity of the learned factors, we quantified how strongly each factor’s gene loadings aligned with independently defined PDAC tumor and microenvironmental gene programs. For each factor, we correlated its gene loadings with binary membership indicators for each reference program (Spearman correlation computed over the union of the top 50 genes of all factors of that method, intersected with the reference-program gene universe; this differs from the factor-to-factor loading correlations, which use all analysed genes), annotating Benjamini–Hochberg-adjusted</w:t>
+        <w:t xml:space="preserve">To characterize the biological identity of the learned factors, we quantified how strongly each factor’s gene loadings aligned with independently defined PDAC tumor and microenvironmental gene programs. For each factor, we correlated its gene loadings with binary membership indicators for each reference program (Spearman correlation computed over the union of the top 50 genes of all factors of that method, intersected with the reference-program gene universe; this differs from the factor-to-factor loading correlations, which use all analyzed genes), annotating Benjamini–Hochberg-adjusted</w:t>
       </w:r>
       <w:r>
         <w:t xml:space="preserve"> </w:t>
@@ -8125,7 +8111,7 @@
         <w:t xml:space="preserve">NMF::nmf</w:t>
       </w:r>
       <w:r>
-        <w:t xml:space="preserve">), the field-standard implementation, which does not receive DeSurv’s consensus initialization or hyperparameter tuning. We therefore also fit a matched-budget unsupervised control, which removes supervision and holds every other component of the DeSurv procedure fixed. Bayesian optimization was run with</w:t>
+        <w:t xml:space="preserve">), which does not receive DeSurv’s consensus initialization or hyperparameter tuning. We therefore also fit a matched-budget unsupervised control, which removes supervision and holds every other component of the DeSurv procedure fixed. Bayesian optimization was run with</w:t>
       </w:r>
       <w:r>
         <w:t xml:space="preserve"> </w:t>
@@ -8150,7 +8136,7 @@
         </m:r>
       </m:oMath>
       <w:r>
-        <w:t xml:space="preserve">, using the same optimizer, search budget, gene filter and cross-validation folds. The selected model was then fit by the same 100-restart consensus procedure. This control isolates the contribution of survival supervision while holding rank, optimization procedure, tuning budget, gene filtering and cross-validation folds fixed. A further sensitivity analysis instead held DeSurv’s own</w:t>
+        <w:t xml:space="preserve">, using the same optimizer, search budget, gene filter and cross-validation folds. The selected model was then fit by the same 100-restart consensus procedure. This control isolates the contribution of survival supervision. A further sensitivity analysis instead held DeSurv’s own</w:t>
       </w:r>
       <w:r>
         <w:t xml:space="preserve"> </w:t>
@@ -8348,7 +8334,7 @@
         <w:t xml:space="preserve"> </w:t>
       </w:r>
       <w:r>
-        <w:t xml:space="preserve">with</w:t>
+        <w:t xml:space="preserve">with mixing parameter 1, distinct from DeSurv’s supervision parameter</w:t>
       </w:r>
       <w:r>
         <w:t xml:space="preserve"> </w:t>
@@ -8357,6 +8343,14 @@
         <m:r>
           <m:t>α</m:t>
         </m:r>
+      </m:oMath>
+      <w:r>
+        <w:t xml:space="preserve">), whereas supervised principal components applies no penalty at all, instead screening genes by a cross-validated feature-score threshold and extracting a cross-validated number of components. DeSurv’s internal Cox step uses an elastic net whose Bayesian-optimization-selected mixing parameter (</w:t>
+      </w:r>
+      <m:oMath>
+        <m:r>
+          <m:t>ξ</m:t>
+        </m:r>
         <m:r>
           <m:rPr>
             <m:sty m:val="p"/>
@@ -8364,23 +8358,6 @@
           <m:t>=</m:t>
         </m:r>
         <m:r>
-          <m:t>1</m:t>
-        </m:r>
-      </m:oMath>
-      <w:r>
-        <w:t xml:space="preserve">), whereas supervised principal components applies no penalty at all, instead screening genes by a cross-validated feature-score threshold and extracting a cross-validated number of components. DeSurv’s internal Cox step uses an elastic net whose Bayesian-optimization-selected mixing parameter (</w:t>
-      </w:r>
-      <m:oMath>
-        <m:r>
-          <m:t>ξ</m:t>
-        </m:r>
-        <m:r>
-          <m:rPr>
-            <m:sty m:val="p"/>
-          </m:rPr>
-          <m:t>=</m:t>
-        </m:r>
-        <m:r>
           <m:t>0.056</m:t>
         </m:r>
       </m:oMath>
@@ -8393,7 +8370,7 @@
         <w:pStyle w:val="BodyText"/>
       </w:pPr>
       <w:r>
-        <w:t xml:space="preserve">No matched-budget control was run for these supervised comparators, as it was for the unsupervised arm, so the comparison with them concerns what each representation resolves, not tuned predictive performance. Correspondence between each supervised risk score and the DeSurv programs D1–D3 was quantified in the training cohort using absolute Spearman correlation. Additional analyses of selected-gene enrichment and compartment attribution are described in the Supplementary Information.</w:t>
+        <w:t xml:space="preserve">No matched-budget control was run for these supervised comparators, as was done for the unsupervised arm. Correspondence between each supervised risk score and the DeSurv programs D1–D3 was quantified in the training cohort using absolute Pearson correlation. Additional analyses of selected-gene enrichment and compartment attribution are described in the Supplementary Information.</w:t>
       </w:r>
     </w:p>
     <w:bookmarkEnd w:id="45"/>
@@ -8411,7 +8388,7 @@
         <w:pStyle w:val="FirstParagraph"/>
       </w:pPr>
       <w:r>
-        <w:t xml:space="preserve">Simulation studies were conducted to assess recovery of prognostic latent structure and survival prediction under controlled conditions. Gene expression data were generated from a nonnegative factor model</w:t>
+        <w:t xml:space="preserve">Simulation studies were conducted to assess recovery of prognostic latent structure and survival prediction under controlled conditions in three scenarios: a prognostic scenario in which the factor-specific survival signal contributes little transcriptomic variation relative to the shared outcome-neutral background, a null scenario with no survival signal, and a mixed scenario where prognostic and variance-dominant signals partially overlap. Gene expression data were generated from a nonnegative factor model</w:t>
       </w:r>
       <w:r>
         <w:t xml:space="preserve"> </w:t>
@@ -8686,7 +8663,7 @@
       </w:r>
       <m:oMath>
         <m:r>
-          <m:t>G</m:t>
+          <m:t>p</m:t>
         </m:r>
         <m:r>
           <m:rPr>
@@ -8718,7 +8695,7 @@
       </w:r>
       <m:oMath>
         <m:r>
-          <m:t>N</m:t>
+          <m:t>n</m:t>
         </m:r>
         <m:r>
           <m:rPr>
@@ -8741,7 +8718,7 @@
       </w:r>
       <m:oMath>
         <m:r>
-          <m:t>K</m:t>
+          <m:t>k</m:t>
         </m:r>
         <m:r>
           <m:rPr>
@@ -8820,7 +8797,7 @@
         <w:t xml:space="preserve"> </w:t>
       </w:r>
       <w:r>
-        <w:t xml:space="preserve">in the prognostic scenario,</w:t>
+        <w:t xml:space="preserve">in the prognostic and mixed scenarios and</w:t>
       </w:r>
       <w:r>
         <w:t xml:space="preserve"> </w:t>
@@ -8843,70 +8820,7 @@
         <w:t xml:space="preserve"> </w:t>
       </w:r>
       <w:r>
-        <w:t xml:space="preserve">in the null scenario, and</w:t>
-      </w:r>
-      <w:r>
-        <w:t xml:space="preserve"> </w:t>
-      </w:r>
-      <m:oMath>
-        <m:r>
-          <m:t>β</m:t>
-        </m:r>
-        <m:r>
-          <m:rPr>
-            <m:sty m:val="p"/>
-          </m:rPr>
-          <m:t>=</m:t>
-        </m:r>
-        <m:sSup>
-          <m:e>
-            <m:d>
-              <m:dPr>
-                <m:begChr m:val="("/>
-                <m:endChr m:val=")"/>
-                <m:sepChr m:val=""/>
-                <m:grow/>
-              </m:dPr>
-              <m:e>
-                <m:r>
-                  <m:t>2</m:t>
-                </m:r>
-                <m:r>
-                  <m:rPr>
-                    <m:sty m:val="p"/>
-                  </m:rPr>
-                  <m:t>,</m:t>
-                </m:r>
-                <m:r>
-                  <m:t>0</m:t>
-                </m:r>
-                <m:r>
-                  <m:rPr>
-                    <m:sty m:val="p"/>
-                  </m:rPr>
-                  <m:t>,</m:t>
-                </m:r>
-                <m:r>
-                  <m:t>0</m:t>
-                </m:r>
-              </m:e>
-            </m:d>
-          </m:e>
-          <m:sup>
-            <m:r>
-              <m:rPr>
-                <m:sty m:val="p"/>
-              </m:rPr>
-              <m:t>⊤</m:t>
-            </m:r>
-          </m:sup>
-        </m:sSup>
-      </m:oMath>
-      <w:r>
-        <w:t xml:space="preserve"> </w:t>
-      </w:r>
-      <w:r>
-        <w:t xml:space="preserve">in the mixed scenario where survival risk was driven by 300 genes comprising the 150 factor-1 markers and 150 randomly sampled background genes, creating partial overlap between the prognostic signal and variance-dominant outcome-neutral programs.</w:t>
+        <w:t xml:space="preserve">in the null scenario; the mixed scenario differs from the prognostic scenario only in its survival gene set, 300 genes comprising the 150 factor-1 markers and 150 randomly sampled background genes, which creates partial overlap between the prognostic signal and the variance-dominant outcome-neutral background.</w:t>
       </w:r>
     </w:p>
     <w:p>
@@ -8942,22 +8856,7 @@
           </m:rPr>
           <m:t>=</m:t>
         </m:r>
-        <m:sSup>
-          <m:e>
-            <m:r>
-              <m:t>X</m:t>
-            </m:r>
-          </m:e>
-          <m:sup>
-            <m:r>
-              <m:rPr>
-                <m:sty m:val="p"/>
-              </m:rPr>
-              <m:t>⊤</m:t>
-            </m:r>
-          </m:sup>
-        </m:sSup>
-        <m:sSub>
+        <m:sSubSup>
           <m:e>
             <m:r>
               <m:t>W</m:t>
@@ -8972,7 +8871,18 @@
               <m:t>true</m:t>
             </m:r>
           </m:sub>
-        </m:sSub>
+          <m:sup>
+            <m:r>
+              <m:rPr>
+                <m:sty m:val="p"/>
+              </m:rPr>
+              <m:t>⊤</m:t>
+            </m:r>
+          </m:sup>
+        </m:sSubSup>
+        <m:r>
+          <m:t>X</m:t>
+        </m:r>
       </m:oMath>
       <w:r>
         <w:t xml:space="preserve">, where</w:t>
@@ -9173,7 +9083,7 @@
         </m:r>
       </m:oMath>
       <w:r>
-        <w:t xml:space="preserve">, the unsupervised limit of the same pipeline) followed by Cox regression on inferred factors, both tuned using cross-validated concordance index via Bayesian optimization. Performance was summarized across repeated simulation replicates using test-set concordance and matched-factor precision of prognostic-gene recovery.</w:t>
+        <w:t xml:space="preserve">, the unsupervised limit of the same pipeline) followed by Cox regression on inferred factors, both tuned using cross-validated concordance index via Bayesian optimization. Performance was summarized across replicates using test-set concordance and matched-factor precision of prognostic-gene recovery.</w:t>
       </w:r>
     </w:p>
     <w:p>
@@ -9232,7 +9142,7 @@
         <w:t xml:space="preserve"> </w:t>
       </w:r>
       <w:r>
-        <w:t xml:space="preserve">set to the Bayesian-optimization-selected signature size. We report the average across survival-driving factors. We also report global marker recall, the fraction of the true survival-gene set recovered anywhere in the union of all learned factors’ top-</w:t>
+        <w:t xml:space="preserve">set to the Bayesian-optimization-selected signature size. Because the matching selects the factor by the precision that is then reported, matched-factor precision is optimistic by construction. We also report global marker recall, the fraction of the true survival-gene set recovered anywhere in the union of all learned factors’ top-</w:t>
       </w:r>
       <m:oMath>
         <m:sSub>
@@ -9331,14 +9241,6 @@
         <w:t xml:space="preserve">); in the mixed scenario, marker-only and full survival-gene definitions of the target were evaluated separately.</w:t>
       </w:r>
     </w:p>
-    <w:p>
-      <w:pPr>
-        <w:pStyle w:val="BodyText"/>
-      </w:pPr>
-      <w:r>
-        <w:t xml:space="preserve">We considered three simulation scenarios: a prognostic scenario in which the factor-specific survival signal contributes little transcriptomic variation relative to the shared outcome-neutral background, a null scenario with no survival signal, and a mixed scenario where prognostic and variance-dominant signals partially overlap.</w:t>
-      </w:r>
-    </w:p>
     <w:bookmarkEnd w:id="46"/>
     <w:bookmarkStart w:id="47" w:name="real-world-datasets"/>
     <w:p>
@@ -9363,7 +9265,7 @@
         <w:t xml:space="preserve">2</w:t>
       </w:r>
       <w:r>
-        <w:t xml:space="preserve">(TPM + 1); microarray cohorts in platform-normalized log-scale intensities. Within each training cohort, genes were ranked separately by mean expression and variance, and the 3,000 genes with the smallest sum of the mean-expression and variance ranks were retained, selecting genes that are both highly expressed and highly variable. The intersection across training cohorts yielded 1,970 genes used for all analyses. Validation datasets were restricted to this same gene set. Survival times and censoring indicators were taken from the associated clinical annotations. No missing-data imputation was performed: all analyses used complete cases, and analyses adjusted for the PurIST and DeCAF classifiers were restricted to samples with available classifier calls. Of the seven PDAC expression datasets we considered, two were used for training (TCGA and CPTAC) and five for external validation (Dijk, Moffitt, PACA-AU array, PACA-AU RNA-seq, and Puleo); because the two PACA-AU platforms profile one patient cohort, these five validation datasets span four independent patient cohorts. To harmonize differences in scale across cohorts, filtered gene expression data were within-sample rank transformed before model training (ranks are inherently nonnegative, preserving NMF compatibility). Within-sample ranking reduces platform- and library-size differences in expression scale that would otherwise dominate cross-cohort projection. More details about the datasets can be found in Supplementary Information, Section 6.</w:t>
+        <w:t xml:space="preserve">(TPM + 1); microarray cohorts in platform-normalized log-scale intensities. Within each training cohort, genes were ranked separately in descending order of mean expression and of variance, and the 3,000 genes with the smallest sum of the two ranks were retained, selecting genes that are both highly expressed and highly variable. The intersection across training cohorts yielded 1,970 genes used for all analyses. Validation datasets were restricted to this same gene set. Survival times and censoring indicators were taken from the associated clinical annotations. No missing-data imputation was performed: all analyses used complete cases, and analyses adjusted for the PurIST and DeCAF classifiers were restricted to samples with available classifier calls. Of the seven PDAC expression datasets we considered, two were used for training (TCGA and CPTAC) and five for external validation (Dijk, Moffitt, PACA-AU array, PACA-AU RNA-seq, and Puleo); because the two PACA-AU platforms profile one patient cohort, these five validation datasets span four independent patient cohorts. To harmonize differences in scale across cohorts, filtered gene expression data were within-sample rank transformed before model training (ranks are inherently nonnegative, preserving NMF compatibility). Within-sample ranking reduces platform- and library-size differences in expression scale that would otherwise dominate cross-cohort projection. More details about the datasets can be found in Supplementary Information, Section 6.</w:t>
       </w:r>
     </w:p>
     <w:p>
@@ -9411,7 +9313,7 @@
         </m:r>
       </m:oMath>
       <w:r>
-        <w:t xml:space="preserve">), 48 were excluded for missing survival time, missing event indicator, missing tumor grade (a data-loading filter applied to the analytic training cohort; grade is not used by the model), or quality-control failure, yielding 273 analytic training samples (TCGA-PAAD 144, CPTAC-3 129; 139 events). Of 979 pooled validation-cohort samples, 363 were excluded for non-PDAC histology, non-tumor tissue, or missing survival annotation, yielding 616 analytic validation profiles across five platform datasets: Dijk (</w:t>
+        <w:t xml:space="preserve">), 48 were excluded for missing survival time, missing event indicator, missing tumor grade (an inclusion criterion of the curated training set, not a model input), or quality-control failure, yielding 273 analytic training samples (TCGA-PAAD 144, CPTAC-3 129; 139 events). Of 979 pooled validation-cohort samples, 363 were excluded for non-PDAC histology, non-tumor tissue, or missing survival annotation, yielding 616 analytic validation profiles across five platform datasets: Dijk (</w:t>
       </w:r>
       <m:oMath>
         <m:r>
@@ -9520,12 +9422,30 @@
       </w:r>
     </w:p>
     <w:bookmarkEnd w:id="47"/>
-    <w:bookmarkStart w:id="48" w:name="treated-cohort-analyses"/>
+    <w:bookmarkStart w:id="48" w:name="ethics-sex-and-gender-and-ancestry"/>
     <w:p>
       <w:pPr>
         <w:pStyle w:val="Heading2"/>
       </w:pPr>
       <w:r>
+        <w:t xml:space="preserve">Ethics, sex and gender, and ancestry</w:t>
+      </w:r>
+    </w:p>
+    <w:p>
+      <w:pPr>
+        <w:pStyle w:val="FirstParagraph"/>
+      </w:pPr>
+      <w:r>
+        <w:t xml:space="preserve">Each dataset was collected under the ethical approvals and consent procedures of the original study. This secondary analysis used only de-identified, previously collected data and was not submitted for separate Institutional Review Board (IRB) review at the University of North Carolina at Chapel Hill. The patient cohorts analyzed in this study were curated by the original investigators or consortia (TCGA, CPTAC, ICGC, and the original Moffitt, Dijk, and Puleo studies) and our access was limited to the de-identified expression and survival data they provide. Sex was recorded in every cohort and was included as a covariate in the clinical-adjustment analyses (Supplementary Table [tab:clinical-adjustment]), where the prognostic association of the DeSurv linear predictor was unchanged. We did not conduct sex-stratified analyses, because the study was not powered for subgroup comparisons within individual cohorts, and we did not stratify by race or ethnicity because those annotations were not consistently available across cohorts. Whether the prognostic relevance of these gene programs differs by sex, race, or ethnicity remains an important question for adequately powered, more comprehensively annotated cohorts.</w:t>
+      </w:r>
+    </w:p>
+    <w:bookmarkEnd w:id="48"/>
+    <w:bookmarkStart w:id="49" w:name="treated-cohort-analyses"/>
+    <w:p>
+      <w:pPr>
+        <w:pStyle w:val="Heading2"/>
+      </w:pPr>
+      <w:r>
         <w:t xml:space="preserve">Treated-cohort analyses</w:t>
       </w:r>
     </w:p>
@@ -9554,11 +9474,11 @@
         <w:t xml:space="preserve"> </w:t>
       </w:r>
       <w:r>
-        <w:t xml:space="preserve">patients, 123 deaths; laser-capture microdissected, epithelial-enriched expression), the projected D1 score was reported both as arm-specific estimates and as a common slope from a Cox model stratified by treatment arm, which allows arm-specific baseline hazards, with a treatment-by-D1 interaction test reported descriptively; no estimate is pooled across cohorts. In the Linehan cohort of borderline-resectable or locally advanced disease, 29 patients with paired pre- and post-treatment biopsies were compared on the projected D2 score by a paired Wilcoxon signed-rank test; this analysis concerns program level, not survival. Both analyses were exploratory and not preregistered.</w:t>
-      </w:r>
-    </w:p>
-    <w:bookmarkEnd w:id="48"/>
-    <w:bookmarkStart w:id="49" w:name="use-of-large-language-models"/>
+        <w:t xml:space="preserve">patients, 123 deaths; laser-capture microdissected, epithelial-enriched expression), the association of the projected D1 score with survival was reported both as arm-specific estimates and as a common slope from a Cox model stratified by treatment arm, which allows arm-specific baseline hazards, with a treatment-by-D1 interaction test reported descriptively; no estimate is pooled across cohorts. In the Linehan cohort of borderline-resectable or locally advanced disease, 29 patients with paired pre- and post-treatment biopsies were compared on the projected D2 score by a paired Wilcoxon signed-rank test; this analysis concerns program level, not survival. Both analyses were exploratory and not preregistered.</w:t>
+      </w:r>
+    </w:p>
+    <w:bookmarkEnd w:id="49"/>
+    <w:bookmarkStart w:id="50" w:name="use-of-large-language-models"/>
     <w:p>
       <w:pPr>
         <w:pStyle w:val="Heading2"/>
@@ -9575,9 +9495,9 @@
         <w:t xml:space="preserve">During preparation of this manuscript, the authors used large language models (Claude, Anthropic; ChatGPT, OpenAI) for language editing, for assistance with code used to generate and format the display items, for verification of the written algorithm description against the released code, and for critical review of the manuscript’s presentation and evidentiary framing. All model output was directed, reviewed, and verified by the authors, who take full responsibility for the work. The models were not used to design the study or to develop the DeSurv methodology, and they do not meet the criteria for authorship.</w:t>
       </w:r>
     </w:p>
-    <w:bookmarkEnd w:id="49"/>
     <w:bookmarkEnd w:id="50"/>
-    <w:bookmarkStart w:id="51" w:name="data-availability"/>
+    <w:bookmarkEnd w:id="51"/>
+    <w:bookmarkStart w:id="52" w:name="data-availability"/>
     <w:p>
       <w:pPr>
         <w:pStyle w:val="Heading1"/>
@@ -9591,7 +9511,7 @@
         <w:pStyle w:val="FirstParagraph"/>
       </w:pPr>
       <w:r>
-        <w:t xml:space="preserve">The training and validation datasets used in this study are publicly available or accessible through controlled-access repositories, and are de-identified; no Institutional Review Board (IRB) approval was required for their analysis. Training data were obtained from the Genomic Data Commons: TCGA-PAAD</w:t>
+        <w:t xml:space="preserve">The training and validation datasets used in this study are publicly available or accessible through controlled-access repositories. Training data were obtained from the Genomic Data Commons: TCGA-PAAD</w:t>
       </w:r>
       <w:hyperlink w:anchor="ref-data_tcga_paad">
         <w:r>
@@ -9704,8 +9624,8 @@
         <w:t xml:space="preserve">), so that every treated-cohort value can be inspected and verified. Code used to generate the COMPASS D1–GATA6 comparison (main-text Fig. [fig:pdac]e) is also provided in the reproducibility repository; reproduction of the patient-level analysis requires authorized access to the COMPASS data.</w:t>
       </w:r>
     </w:p>
-    <w:bookmarkEnd w:id="51"/>
-    <w:bookmarkStart w:id="54" w:name="code-availability"/>
+    <w:bookmarkEnd w:id="52"/>
+    <w:bookmarkStart w:id="55" w:name="code-availability"/>
     <w:p>
       <w:pPr>
         <w:pStyle w:val="Heading1"/>
@@ -9730,6 +9650,12 @@
         </w:rPr>
         <w:t xml:space="preserve">NMF</w:t>
       </w:r>
+      <w:r>
+        <w:t xml:space="preserve"> </w:t>
+      </w:r>
+      <w:r>
+        <w:t xml:space="preserve">(v0.28)</w:t>
+      </w:r>
       <w:hyperlink w:anchor="ref-gaujoux2010flexible">
         <w:r>
           <w:rPr>
@@ -9751,6 +9677,12 @@
         </w:rPr>
         <w:t xml:space="preserve">glmnet</w:t>
       </w:r>
+      <w:r>
+        <w:t xml:space="preserve"> </w:t>
+      </w:r>
+      <w:r>
+        <w:t xml:space="preserve">(v5.0)</w:t>
+      </w:r>
       <w:hyperlink w:anchor="ref-simon2011regularization">
         <w:r>
           <w:rPr>
@@ -9773,7 +9705,10 @@
         <w:t xml:space="preserve">survival</w:t>
       </w:r>
       <w:r>
-        <w:t xml:space="preserve">,</w:t>
+        <w:t xml:space="preserve"> </w:t>
+      </w:r>
+      <w:r>
+        <w:t xml:space="preserve">(v3.8.6),</w:t>
       </w:r>
       <w:r>
         <w:t xml:space="preserve"> </w:t>
@@ -9785,7 +9720,10 @@
         <w:t xml:space="preserve">ggplot2</w:t>
       </w:r>
       <w:r>
-        <w:t xml:space="preserve">, and</w:t>
+        <w:t xml:space="preserve"> </w:t>
+      </w:r>
+      <w:r>
+        <w:t xml:space="preserve">(v4.0.3) and</w:t>
       </w:r>
       <w:r>
         <w:t xml:space="preserve"> </w:t>
@@ -9797,12 +9735,15 @@
         <w:t xml:space="preserve">cowplot</w:t>
       </w:r>
       <w:r>
-        <w:t xml:space="preserve">; Bayesian optimization for hyperparameter selection was implemented within DeSurv. The DeSurv R package is available at</w:t>
-      </w:r>
-      <w:r>
-        <w:t xml:space="preserve"> </w:t>
-      </w:r>
-      <w:hyperlink r:id="rId52">
+        <w:t xml:space="preserve"> </w:t>
+      </w:r>
+      <w:r>
+        <w:t xml:space="preserve">(v1.2.0); Bayesian optimization for hyperparameter selection was implemented within DeSurv. The DeSurv R package is available at</w:t>
+      </w:r>
+      <w:r>
+        <w:t xml:space="preserve"> </w:t>
+      </w:r>
+      <w:hyperlink r:id="rId53">
         <w:r>
           <w:rPr>
             <w:rStyle w:val="Hyperlink"/>
@@ -9831,7 +9772,7 @@
       <w:r>
         <w:t xml:space="preserve"> </w:t>
       </w:r>
-      <w:hyperlink r:id="rId53">
+      <w:hyperlink r:id="rId54">
         <w:r>
           <w:rPr>
             <w:rStyle w:val="Hyperlink"/>
@@ -9870,8 +9811,8 @@
         <w:t xml:space="preserve">, which generates the treated-cohort summary statistics above.</w:t>
       </w:r>
     </w:p>
-    <w:bookmarkEnd w:id="54"/>
-    <w:bookmarkStart w:id="55" w:name="acknowledgements"/>
+    <w:bookmarkEnd w:id="55"/>
+    <w:bookmarkStart w:id="56" w:name="acknowledgements"/>
     <w:p>
       <w:pPr>
         <w:pStyle w:val="Heading1"/>
@@ -9888,78 +9829,116 @@
         <w:t xml:space="preserve">This work was supported by the National Cancer Institute grants U01 CA274298, P50 CA257911, T32 CA106209, and R01 CA288145, and by the Department of Defense Peer Reviewed Cancer Research Program (HT9425241103100121). We thank the patients and research teams who contributed samples and clinical data to the public cohorts used here (TCGA, CPTAC, Dijk, Moffitt, Puleo, PACA-AU).</w:t>
       </w:r>
     </w:p>
-    <w:p>
-      <w:pPr>
-        <w:pStyle w:val="BodyText"/>
-      </w:pPr>
+    <w:bookmarkEnd w:id="56"/>
+    <w:bookmarkStart w:id="57" w:name="author-contributions"/>
+    <w:p>
+      <w:pPr>
+        <w:pStyle w:val="Heading1"/>
+      </w:pPr>
+      <w:r>
+        <w:t xml:space="preserve">Author Contributions</w:t>
+      </w:r>
+    </w:p>
+    <w:p>
+      <w:pPr>
+        <w:pStyle w:val="FirstParagraph"/>
+      </w:pPr>
+      <w:r>
+        <w:t xml:space="preserve">Conceptualization: A.M.Y., N.U.R. Methodology: A.M.Y., A.Y., D.L., N.U.R. Software: A.M.Y. Formal analysis: A.M.Y. Investigation: A.M.Y. Data curation: A.M.Y., X.L.P. Visualization: A.M.Y. Writing – original draft: A.M.Y., N.U.R. Writing – review and editing: A.M.Y., A.Y., X.L.P., J.J.Y., D.L., N.U.R. Resources (PDAC domain expertise and biological interpretation): X.L.P., J.J.Y. Supervision: N.U.R. Funding acquisition: A.M.Y., N.U.R. All authors reviewed and approved the final manuscript.</w:t>
+      </w:r>
+    </w:p>
+    <w:bookmarkEnd w:id="57"/>
+    <w:bookmarkStart w:id="58" w:name="competing-interests"/>
+    <w:p>
+      <w:pPr>
+        <w:pStyle w:val="Heading1"/>
+      </w:pPr>
+      <w:r>
+        <w:t xml:space="preserve">Competing Interests</w:t>
+      </w:r>
+    </w:p>
+    <w:p>
+      <w:pPr>
+        <w:pStyle w:val="FirstParagraph"/>
+      </w:pPr>
+      <w:r>
+        <w:t xml:space="preserve">N.U.R. and J.J.Y. are named as inventors on US patents US20220127676A1 and US20250066856A1, which relate to pancreatic cancer subtype classification. The PurIST and DeCAF classifiers were used only as published, independently derived comparators: their subtype calls were obtained with the released classifiers and enter only as fixed covariates in the adjustment analyses, not as components of DeSurv. The other authors declare no competing interests.</w:t>
+      </w:r>
+    </w:p>
+    <w:bookmarkEnd w:id="58"/>
+    <w:bookmarkStart w:id="151" w:name="references"/>
+    <w:p>
+      <w:pPr>
+        <w:pStyle w:val="Heading1"/>
+      </w:pPr>
+      <w:r>
+        <w:t xml:space="preserve">References</w:t>
+      </w:r>
+    </w:p>
+    <w:bookmarkStart w:id="150" w:name="refs"/>
+    <w:bookmarkStart w:id="60" w:name="ref-siegel2026cancer"/>
+    <w:p>
+      <w:pPr>
+        <w:pStyle w:val="Bibliography"/>
+      </w:pPr>
+      <w:r>
+        <w:t xml:space="preserve">1.</w:t>
+      </w:r>
+      <w:r>
+        <w:t xml:space="preserve"> </w:t>
+      </w:r>
+      <w:r>
+        <w:t xml:space="preserve">	</w:t>
+      </w:r>
+      <w:r>
+        <w:t xml:space="preserve">Siegel, R. L., Kratzer, T. B., Wagle, N. S., Sung, H. &amp; Jemal, A.</w:t>
+      </w:r>
+      <w:r>
+        <w:t xml:space="preserve"> </w:t>
+      </w:r>
+      <w:hyperlink r:id="rId59">
+        <w:r>
+          <w:rPr>
+            <w:rStyle w:val="Hyperlink"/>
+          </w:rPr>
+          <w:t xml:space="preserve">Cancer statistics, 2026</w:t>
+        </w:r>
+      </w:hyperlink>
+      <w:r>
+        <w:t xml:space="preserve">.</w:t>
+      </w:r>
+      <w:r>
+        <w:t xml:space="preserve"> </w:t>
+      </w:r>
+      <w:r>
+        <w:rPr>
+          <w:iCs/>
+          <w:i/>
+        </w:rPr>
+        <w:t xml:space="preserve">CA: A Cancer Journal for Clinicians</w:t>
+      </w:r>
+      <w:r>
+        <w:t xml:space="preserve"> </w:t>
+      </w:r>
       <w:r>
         <w:rPr>
           <w:bCs/>
           <w:b/>
         </w:rPr>
-        <w:t xml:space="preserve">Inclusion and Diversity.</w:t>
-      </w:r>
-      <w:r>
-        <w:t xml:space="preserve"> </w:t>
-      </w:r>
-      <w:r>
-        <w:t xml:space="preserve">The patient cohorts analyzed in this study were curated by the original investigators or consortia (TCGA, CPTAC, ICGC, and the original Moffitt, Dijk, and Puleo studies) and our access was limited to the de-identified expression and survival data they provide. Sex was recorded in every cohort and was included as a covariate in the clinical-adjustment analyses (Supplementary Table [tab:clinical-adjustment]), where the prognostic association of the DeSurv linear predictor was unchanged. We did not conduct sex-stratified analyses, because the study was not powered for subgroup comparisons within individual cohorts, and we did not stratify by race or ethnicity because those annotations were not consistently available across cohorts. Whether the prognostic relevance of these gene programs differs by sex, race, or ethnicity remains an important question for adequately powered, more comprehensively annotated cohorts.</w:t>
-      </w:r>
-    </w:p>
-    <w:bookmarkEnd w:id="55"/>
-    <w:bookmarkStart w:id="56" w:name="author-contributions"/>
-    <w:p>
-      <w:pPr>
-        <w:pStyle w:val="Heading1"/>
-      </w:pPr>
-      <w:r>
-        <w:t xml:space="preserve">Author Contributions</w:t>
-      </w:r>
-    </w:p>
-    <w:p>
-      <w:pPr>
-        <w:pStyle w:val="FirstParagraph"/>
-      </w:pPr>
-      <w:r>
-        <w:t xml:space="preserve">Conceptualization: A.M.Y., N.U.R. Methodology: A.M.Y., A.Y., D.L., N.U.R. Software: A.M.Y. Formal analysis: A.M.Y. Investigation: A.M.Y. Data curation: A.M.Y., X.L.P. Visualization: A.M.Y. Writing – original draft: A.M.Y., N.U.R. Writing – review and editing: A.M.Y., A.Y., X.L.P., J.J.Y., D.L., N.U.R. Resources (PDAC domain expertise and biological interpretation): X.L.P., J.J.Y. Supervision: N.U.R. Funding acquisition: A.M.Y., N.U.R. All authors reviewed and approved the final manuscript.</w:t>
-      </w:r>
-    </w:p>
-    <w:bookmarkEnd w:id="56"/>
-    <w:bookmarkStart w:id="57" w:name="competing-interests"/>
-    <w:p>
-      <w:pPr>
-        <w:pStyle w:val="Heading1"/>
-      </w:pPr>
-      <w:r>
-        <w:t xml:space="preserve">Competing Interests</w:t>
-      </w:r>
-    </w:p>
-    <w:p>
-      <w:pPr>
-        <w:pStyle w:val="FirstParagraph"/>
-      </w:pPr>
-      <w:r>
-        <w:t xml:space="preserve">N.U.R. and J.J.Y. are named as inventors on US patents US20220127676A1 and US20250066856A1, which relate to pancreatic cancer subtype classification. The PurIST and DeCAF classifiers were used only as published, independently derived comparators: their subtype calls were obtained with the released classifiers and included as fixed covariate annotations, and the adjustment analyses using these calls are objective and reproducible from the deposited code. They are not components of DeSurv. The other authors declare no competing interests.</w:t>
-      </w:r>
-    </w:p>
-    <w:bookmarkEnd w:id="57"/>
-    <w:bookmarkStart w:id="150" w:name="references"/>
-    <w:p>
-      <w:pPr>
-        <w:pStyle w:val="Heading1"/>
-      </w:pPr>
-      <w:r>
-        <w:t xml:space="preserve">References</w:t>
-      </w:r>
-    </w:p>
-    <w:bookmarkStart w:id="149" w:name="refs"/>
-    <w:bookmarkStart w:id="59" w:name="ref-siegel2026cancer"/>
+        <w:t xml:space="preserve">76</w:t>
+      </w:r>
+      <w:r>
+        <w:t xml:space="preserve">, e70043 (2026).</w:t>
+      </w:r>
+    </w:p>
+    <w:bookmarkEnd w:id="60"/>
+    <w:bookmarkStart w:id="62" w:name="ref-collisson2011subtypes"/>
     <w:p>
       <w:pPr>
         <w:pStyle w:val="Bibliography"/>
       </w:pPr>
       <w:r>
-        <w:t xml:space="preserve">1.</w:t>
+        <w:t xml:space="preserve">2.</w:t>
       </w:r>
       <w:r>
         <w:t xml:space="preserve"> </w:t>
@@ -9968,63 +9947,6 @@
         <w:t xml:space="preserve">	</w:t>
       </w:r>
       <w:r>
-        <w:t xml:space="preserve">Siegel, R. L., Kratzer, T. B., Wagle, N. S., Sung, H. &amp; Jemal, A. Cancer statistics, 2026.</w:t>
-      </w:r>
-      <w:r>
-        <w:t xml:space="preserve"> </w:t>
-      </w:r>
-      <w:r>
-        <w:rPr>
-          <w:iCs/>
-          <w:i/>
-        </w:rPr>
-        <w:t xml:space="preserve">CA: A Cancer Journal for Clinicians</w:t>
-      </w:r>
-      <w:r>
-        <w:t xml:space="preserve"> </w:t>
-      </w:r>
-      <w:hyperlink r:id="rId58">
-        <w:r>
-          <w:rPr>
-            <w:rStyle w:val="Hyperlink"/>
-          </w:rPr>
-          <w:t xml:space="preserve">https://doi.org/10.3322/caac.70043</w:t>
-        </w:r>
-      </w:hyperlink>
-      <w:r>
-        <w:t xml:space="preserve"> </w:t>
-      </w:r>
-      <w:r>
-        <w:t xml:space="preserve">(2026) doi:</w:t>
-      </w:r>
-      <w:hyperlink r:id="rId58">
-        <w:r>
-          <w:rPr>
-            <w:rStyle w:val="Hyperlink"/>
-          </w:rPr>
-          <w:t xml:space="preserve">10.3322/caac.70043</w:t>
-        </w:r>
-      </w:hyperlink>
-      <w:r>
-        <w:t xml:space="preserve">.</w:t>
-      </w:r>
-    </w:p>
-    <w:bookmarkEnd w:id="59"/>
-    <w:bookmarkStart w:id="61" w:name="ref-collisson2011subtypes"/>
-    <w:p>
-      <w:pPr>
-        <w:pStyle w:val="Bibliography"/>
-      </w:pPr>
-      <w:r>
-        <w:t xml:space="preserve">2.</w:t>
-      </w:r>
-      <w:r>
-        <w:t xml:space="preserve"> </w:t>
-      </w:r>
-      <w:r>
-        <w:t xml:space="preserve">	</w:t>
-      </w:r>
-      <w:r>
         <w:t xml:space="preserve">Collisson, E. A.</w:t>
       </w:r>
       <w:r>
@@ -10040,7 +9962,7 @@
       <w:r>
         <w:t xml:space="preserve"> </w:t>
       </w:r>
-      <w:hyperlink r:id="rId60">
+      <w:hyperlink r:id="rId61">
         <w:r>
           <w:rPr>
             <w:rStyle w:val="Hyperlink"/>
@@ -10075,8 +9997,8 @@
         <w:t xml:space="preserve">, 500–503 (2011).</w:t>
       </w:r>
     </w:p>
-    <w:bookmarkEnd w:id="61"/>
-    <w:bookmarkStart w:id="63" w:name="ref-moffitt2015virtual"/>
+    <w:bookmarkEnd w:id="62"/>
+    <w:bookmarkStart w:id="64" w:name="ref-moffitt2015virtual"/>
     <w:p>
       <w:pPr>
         <w:pStyle w:val="Bibliography"/>
@@ -10106,7 +10028,7 @@
       <w:r>
         <w:t xml:space="preserve"> </w:t>
       </w:r>
-      <w:hyperlink r:id="rId62">
+      <w:hyperlink r:id="rId63">
         <w:r>
           <w:rPr>
             <w:rStyle w:val="Hyperlink"/>
@@ -10141,8 +10063,8 @@
         <w:t xml:space="preserve">, 1168–1178 (2015).</w:t>
       </w:r>
     </w:p>
-    <w:bookmarkEnd w:id="63"/>
-    <w:bookmarkStart w:id="65" w:name="ref-rashid2020purity"/>
+    <w:bookmarkEnd w:id="64"/>
+    <w:bookmarkStart w:id="66" w:name="ref-rashid2020purity"/>
     <w:p>
       <w:pPr>
         <w:pStyle w:val="Bibliography"/>
@@ -10172,7 +10094,7 @@
       <w:r>
         <w:t xml:space="preserve"> </w:t>
       </w:r>
-      <w:hyperlink r:id="rId64">
+      <w:hyperlink r:id="rId65">
         <w:r>
           <w:rPr>
             <w:rStyle w:val="Hyperlink"/>
@@ -10207,8 +10129,8 @@
         <w:t xml:space="preserve">, 82–92 (2020).</w:t>
       </w:r>
     </w:p>
-    <w:bookmarkEnd w:id="65"/>
-    <w:bookmarkStart w:id="67" w:name="ref-peng2024determination"/>
+    <w:bookmarkEnd w:id="66"/>
+    <w:bookmarkStart w:id="68" w:name="ref-peng2024determination"/>
     <w:p>
       <w:pPr>
         <w:pStyle w:val="Bibliography"/>
@@ -10238,7 +10160,7 @@
       <w:r>
         <w:t xml:space="preserve"> </w:t>
       </w:r>
-      <w:hyperlink r:id="rId66">
+      <w:hyperlink r:id="rId67">
         <w:r>
           <w:rPr>
             <w:rStyle w:val="Hyperlink"/>
@@ -10273,8 +10195,8 @@
         <w:t xml:space="preserve">, 102611 (2026).</w:t>
       </w:r>
     </w:p>
-    <w:bookmarkEnd w:id="67"/>
-    <w:bookmarkStart w:id="69" w:name="ref-moncada2020spatial"/>
+    <w:bookmarkEnd w:id="68"/>
+    <w:bookmarkStart w:id="70" w:name="ref-moncada2020spatial"/>
     <w:p>
       <w:pPr>
         <w:pStyle w:val="Bibliography"/>
@@ -10304,7 +10226,7 @@
       <w:r>
         <w:t xml:space="preserve"> </w:t>
       </w:r>
-      <w:hyperlink r:id="rId68">
+      <w:hyperlink r:id="rId69">
         <w:r>
           <w:rPr>
             <w:rStyle w:val="Hyperlink"/>
@@ -10357,8 +10279,8 @@
         <w:t xml:space="preserve">, 333–342 (2020).</w:t>
       </w:r>
     </w:p>
-    <w:bookmarkEnd w:id="69"/>
-    <w:bookmarkStart w:id="71" w:name="ref-hwang2022single"/>
+    <w:bookmarkEnd w:id="70"/>
+    <w:bookmarkStart w:id="72" w:name="ref-hwang2022single"/>
     <w:p>
       <w:pPr>
         <w:pStyle w:val="Bibliography"/>
@@ -10388,7 +10310,7 @@
       <w:r>
         <w:t xml:space="preserve"> </w:t>
       </w:r>
-      <w:hyperlink r:id="rId70">
+      <w:hyperlink r:id="rId71">
         <w:r>
           <w:rPr>
             <w:rStyle w:val="Hyperlink"/>
@@ -10423,8 +10345,8 @@
         <w:t xml:space="preserve">, 1178–1191 (2022).</w:t>
       </w:r>
     </w:p>
-    <w:bookmarkEnd w:id="71"/>
-    <w:bookmarkStart w:id="73" w:name="ref-werba2023single"/>
+    <w:bookmarkEnd w:id="72"/>
+    <w:bookmarkStart w:id="74" w:name="ref-werba2023single"/>
     <w:p>
       <w:pPr>
         <w:pStyle w:val="Bibliography"/>
@@ -10454,7 +10376,7 @@
       <w:r>
         <w:t xml:space="preserve"> </w:t>
       </w:r>
-      <w:hyperlink r:id="rId72">
+      <w:hyperlink r:id="rId73">
         <w:r>
           <w:rPr>
             <w:rStyle w:val="Hyperlink"/>
@@ -10489,8 +10411,8 @@
         <w:t xml:space="preserve">, 797 (2023).</w:t>
       </w:r>
     </w:p>
-    <w:bookmarkEnd w:id="73"/>
-    <w:bookmarkStart w:id="75" w:name="ref-Bailey2016"/>
+    <w:bookmarkEnd w:id="74"/>
+    <w:bookmarkStart w:id="76" w:name="ref-Bailey2016"/>
     <w:p>
       <w:pPr>
         <w:pStyle w:val="Bibliography"/>
@@ -10520,7 +10442,7 @@
       <w:r>
         <w:t xml:space="preserve"> </w:t>
       </w:r>
-      <w:hyperlink r:id="rId74">
+      <w:hyperlink r:id="rId75">
         <w:r>
           <w:rPr>
             <w:rStyle w:val="Hyperlink"/>
@@ -10555,8 +10477,8 @@
         <w:t xml:space="preserve">, 47–52 (2016).</w:t>
       </w:r>
     </w:p>
-    <w:bookmarkEnd w:id="75"/>
-    <w:bookmarkStart w:id="77" w:name="ref-aung2018compass"/>
+    <w:bookmarkEnd w:id="76"/>
+    <w:bookmarkStart w:id="78" w:name="ref-aung2018compass"/>
     <w:p>
       <w:pPr>
         <w:pStyle w:val="Bibliography"/>
@@ -10586,7 +10508,7 @@
       <w:r>
         <w:t xml:space="preserve"> </w:t>
       </w:r>
-      <w:hyperlink r:id="rId76">
+      <w:hyperlink r:id="rId77">
         <w:r>
           <w:rPr>
             <w:rStyle w:val="Hyperlink"/>
@@ -10621,8 +10543,8 @@
         <w:t xml:space="preserve">, 1344–1354 (2018).</w:t>
       </w:r>
     </w:p>
-    <w:bookmarkEnd w:id="77"/>
-    <w:bookmarkStart w:id="79" w:name="ref-nguyen2024fourteen"/>
+    <w:bookmarkEnd w:id="78"/>
+    <w:bookmarkStart w:id="80" w:name="ref-nguyen2024fourteen"/>
     <w:p>
       <w:pPr>
         <w:pStyle w:val="Bibliography"/>
@@ -10642,7 +10564,7 @@
       <w:r>
         <w:t xml:space="preserve"> </w:t>
       </w:r>
-      <w:hyperlink r:id="rId78">
+      <w:hyperlink r:id="rId79">
         <w:r>
           <w:rPr>
             <w:rStyle w:val="Hyperlink"/>
@@ -10677,8 +10599,8 @@
         <w:t xml:space="preserve">, 4761–4783 (2024).</w:t>
       </w:r>
     </w:p>
-    <w:bookmarkEnd w:id="79"/>
-    <w:bookmarkStart w:id="81" w:name="ref-lee1999learning"/>
+    <w:bookmarkEnd w:id="80"/>
+    <w:bookmarkStart w:id="82" w:name="ref-lee1999learning"/>
     <w:p>
       <w:pPr>
         <w:pStyle w:val="Bibliography"/>
@@ -10698,7 +10620,7 @@
       <w:r>
         <w:t xml:space="preserve"> </w:t>
       </w:r>
-      <w:hyperlink r:id="rId80">
+      <w:hyperlink r:id="rId81">
         <w:r>
           <w:rPr>
             <w:rStyle w:val="Hyperlink"/>
@@ -10733,8 +10655,8 @@
         <w:t xml:space="preserve">, 788–791 (1999).</w:t>
       </w:r>
     </w:p>
-    <w:bookmarkEnd w:id="81"/>
-    <w:bookmarkStart w:id="83" w:name="ref-brunet2004metagenes"/>
+    <w:bookmarkEnd w:id="82"/>
+    <w:bookmarkStart w:id="84" w:name="ref-brunet2004metagenes"/>
     <w:p>
       <w:pPr>
         <w:pStyle w:val="Bibliography"/>
@@ -10754,7 +10676,7 @@
       <w:r>
         <w:t xml:space="preserve"> </w:t>
       </w:r>
-      <w:hyperlink r:id="rId82">
+      <w:hyperlink r:id="rId83">
         <w:r>
           <w:rPr>
             <w:rStyle w:val="Hyperlink"/>
@@ -10789,8 +10711,8 @@
         <w:t xml:space="preserve">, 4164–4169 (2004).</w:t>
       </w:r>
     </w:p>
-    <w:bookmarkEnd w:id="83"/>
-    <w:bookmarkStart w:id="85" w:name="ref-peng2019novo"/>
+    <w:bookmarkEnd w:id="84"/>
+    <w:bookmarkStart w:id="86" w:name="ref-peng2019novo"/>
     <w:p>
       <w:pPr>
         <w:pStyle w:val="Bibliography"/>
@@ -10810,7 +10732,7 @@
       <w:r>
         <w:t xml:space="preserve"> </w:t>
       </w:r>
-      <w:hyperlink r:id="rId84">
+      <w:hyperlink r:id="rId85">
         <w:r>
           <w:rPr>
             <w:rStyle w:val="Hyperlink"/>
@@ -10845,8 +10767,8 @@
         <w:t xml:space="preserve">, 4729 (2019).</w:t>
       </w:r>
     </w:p>
-    <w:bookmarkEnd w:id="85"/>
-    <w:bookmarkStart w:id="87" w:name="ref-bair2004semi"/>
+    <w:bookmarkEnd w:id="86"/>
+    <w:bookmarkStart w:id="88" w:name="ref-bair2004semi"/>
     <w:p>
       <w:pPr>
         <w:pStyle w:val="Bibliography"/>
@@ -10866,7 +10788,7 @@
       <w:r>
         <w:t xml:space="preserve"> </w:t>
       </w:r>
-      <w:hyperlink r:id="rId86">
+      <w:hyperlink r:id="rId87">
         <w:r>
           <w:rPr>
             <w:rStyle w:val="Hyperlink"/>
@@ -10901,8 +10823,8 @@
         <w:t xml:space="preserve">, e108 (2004).</w:t>
       </w:r>
     </w:p>
-    <w:bookmarkEnd w:id="87"/>
-    <w:bookmarkStart w:id="89" w:name="ref-cook2007fisher"/>
+    <w:bookmarkEnd w:id="88"/>
+    <w:bookmarkStart w:id="90" w:name="ref-cook2007fisher"/>
     <w:p>
       <w:pPr>
         <w:pStyle w:val="Bibliography"/>
@@ -10922,7 +10844,7 @@
       <w:r>
         <w:t xml:space="preserve"> </w:t>
       </w:r>
-      <w:hyperlink r:id="rId88">
+      <w:hyperlink r:id="rId89">
         <w:r>
           <w:rPr>
             <w:rStyle w:val="Hyperlink"/>
@@ -10957,8 +10879,8 @@
         <w:t xml:space="preserve">, 1–26 (2007).</w:t>
       </w:r>
     </w:p>
-    <w:bookmarkEnd w:id="89"/>
-    <w:bookmarkStart w:id="91" w:name="ref-torrehealy2023pdacr"/>
+    <w:bookmarkEnd w:id="90"/>
+    <w:bookmarkStart w:id="92" w:name="ref-torrehealy2023pdacr"/>
     <w:p>
       <w:pPr>
         <w:pStyle w:val="Bibliography"/>
@@ -10988,7 +10910,7 @@
       <w:r>
         <w:t xml:space="preserve"> </w:t>
       </w:r>
-      <w:hyperlink r:id="rId90">
+      <w:hyperlink r:id="rId91">
         <w:r>
           <w:rPr>
             <w:rStyle w:val="Hyperlink"/>
@@ -11023,8 +10945,8 @@
         <w:t xml:space="preserve">, 163 (2023).</w:t>
       </w:r>
     </w:p>
-    <w:bookmarkEnd w:id="91"/>
-    <w:bookmarkStart w:id="93" w:name="ref-aran2015systematic"/>
+    <w:bookmarkEnd w:id="92"/>
+    <w:bookmarkStart w:id="94" w:name="ref-aran2015systematic"/>
     <w:p>
       <w:pPr>
         <w:pStyle w:val="Bibliography"/>
@@ -11044,7 +10966,7 @@
       <w:r>
         <w:t xml:space="preserve"> </w:t>
       </w:r>
-      <w:hyperlink r:id="rId92">
+      <w:hyperlink r:id="rId93">
         <w:r>
           <w:rPr>
             <w:rStyle w:val="Hyperlink"/>
@@ -11079,8 +11001,8 @@
         <w:t xml:space="preserve">, 9971 (2015).</w:t>
       </w:r>
     </w:p>
-    <w:bookmarkEnd w:id="93"/>
-    <w:bookmarkStart w:id="94" w:name="ref-donoho2004nmf"/>
+    <w:bookmarkEnd w:id="94"/>
+    <w:bookmarkStart w:id="95" w:name="ref-donoho2004nmf"/>
     <w:p>
       <w:pPr>
         <w:pStyle w:val="Bibliography"/>
@@ -11114,8 +11036,8 @@
         <w:t xml:space="preserve">(eds. Thrun, S., Saul, L. K. &amp; Schölkopf, B.) 1141–1148 (MIT Press, 2004).</w:t>
       </w:r>
     </w:p>
-    <w:bookmarkEnd w:id="94"/>
-    <w:bookmarkStart w:id="96" w:name="ref-laurberg2008uniqueness"/>
+    <w:bookmarkEnd w:id="95"/>
+    <w:bookmarkStart w:id="97" w:name="ref-laurberg2008uniqueness"/>
     <w:p>
       <w:pPr>
         <w:pStyle w:val="Bibliography"/>
@@ -11135,7 +11057,7 @@
       <w:r>
         <w:t xml:space="preserve"> </w:t>
       </w:r>
-      <w:hyperlink r:id="rId95">
+      <w:hyperlink r:id="rId96">
         <w:r>
           <w:rPr>
             <w:rStyle w:val="Hyperlink"/>
@@ -11170,8 +11092,8 @@
         <w:t xml:space="preserve">, 764206 (2008).</w:t>
       </w:r>
     </w:p>
-    <w:bookmarkEnd w:id="96"/>
-    <w:bookmarkStart w:id="97" w:name="ref-gillis2014nmf"/>
+    <w:bookmarkEnd w:id="97"/>
+    <w:bookmarkStart w:id="98" w:name="ref-gillis2014nmf"/>
     <w:p>
       <w:pPr>
         <w:pStyle w:val="Bibliography"/>
@@ -11205,8 +11127,8 @@
         <w:t xml:space="preserve">(eds. Suykens, J. A. K., Signoretto, M. &amp; Argyriou, A.) 257–291 (Chapman; Hall/CRC, 2014).</w:t>
       </w:r>
     </w:p>
-    <w:bookmarkEnd w:id="97"/>
-    <w:bookmarkStart w:id="99" w:name="ref-lautizi2022pancreatic"/>
+    <w:bookmarkEnd w:id="98"/>
+    <w:bookmarkStart w:id="100" w:name="ref-lautizi2022pancreatic"/>
     <w:p>
       <w:pPr>
         <w:pStyle w:val="Bibliography"/>
@@ -11226,7 +11148,7 @@
       <w:r>
         <w:t xml:space="preserve"> </w:t>
       </w:r>
-      <w:hyperlink r:id="rId98">
+      <w:hyperlink r:id="rId99">
         <w:r>
           <w:rPr>
             <w:rStyle w:val="Hyperlink"/>
@@ -11261,8 +11183,8 @@
         <w:t xml:space="preserve">, zcac030 (2022).</w:t>
       </w:r>
     </w:p>
-    <w:bookmarkEnd w:id="99"/>
-    <w:bookmarkStart w:id="101" w:name="ref-simon2011regularization"/>
+    <w:bookmarkEnd w:id="100"/>
+    <w:bookmarkStart w:id="102" w:name="ref-simon2011regularization"/>
     <w:p>
       <w:pPr>
         <w:pStyle w:val="Bibliography"/>
@@ -11282,12 +11204,36 @@
       <w:r>
         <w:t xml:space="preserve"> </w:t>
       </w:r>
-      <w:hyperlink r:id="rId100">
-        <w:r>
-          <w:rPr>
-            <w:rStyle w:val="Hyperlink"/>
-          </w:rPr>
-          <w:t xml:space="preserve">Regularization paths for cox’s proportional hazards model via coordinate descent</w:t>
+      <w:hyperlink r:id="rId101">
+        <w:r>
+          <w:rPr>
+            <w:rStyle w:val="Hyperlink"/>
+          </w:rPr>
+          <w:t xml:space="preserve">Regularization paths for</w:t>
+        </w:r>
+        <w:r>
+          <w:rPr>
+            <w:rStyle w:val="Hyperlink"/>
+          </w:rPr>
+          <w:t xml:space="preserve"> </w:t>
+        </w:r>
+        <w:r>
+          <w:rPr>
+            <w:rStyle w:val="Hyperlink"/>
+          </w:rPr>
+          <w:t xml:space="preserve">Cox’s</w:t>
+        </w:r>
+        <w:r>
+          <w:rPr>
+            <w:rStyle w:val="Hyperlink"/>
+          </w:rPr>
+          <w:t xml:space="preserve"> </w:t>
+        </w:r>
+        <w:r>
+          <w:rPr>
+            <w:rStyle w:val="Hyperlink"/>
+          </w:rPr>
+          <w:t xml:space="preserve">proportional hazards model via coordinate descent</w:t>
         </w:r>
       </w:hyperlink>
       <w:r>
@@ -11317,8 +11263,8 @@
         <w:t xml:space="preserve">, 1–13 (2011).</w:t>
       </w:r>
     </w:p>
-    <w:bookmarkEnd w:id="101"/>
-    <w:bookmarkStart w:id="103" w:name="ref-raphael2017integrated"/>
+    <w:bookmarkEnd w:id="102"/>
+    <w:bookmarkStart w:id="104" w:name="ref-raphael2017integrated"/>
     <w:p>
       <w:pPr>
         <w:pStyle w:val="Bibliography"/>
@@ -11348,7 +11294,7 @@
       <w:r>
         <w:t xml:space="preserve"> </w:t>
       </w:r>
-      <w:hyperlink r:id="rId102">
+      <w:hyperlink r:id="rId103">
         <w:r>
           <w:rPr>
             <w:rStyle w:val="Hyperlink"/>
@@ -11383,8 +11329,8 @@
         <w:t xml:space="preserve">, 185–203 (2017).</w:t>
       </w:r>
     </w:p>
-    <w:bookmarkEnd w:id="103"/>
-    <w:bookmarkStart w:id="105" w:name="ref-cao2021proteogenomic"/>
+    <w:bookmarkEnd w:id="104"/>
+    <w:bookmarkStart w:id="106" w:name="ref-cao2021proteogenomic"/>
     <w:p>
       <w:pPr>
         <w:pStyle w:val="Bibliography"/>
@@ -11414,7 +11360,7 @@
       <w:r>
         <w:t xml:space="preserve"> </w:t>
       </w:r>
-      <w:hyperlink r:id="rId104">
+      <w:hyperlink r:id="rId105">
         <w:r>
           <w:rPr>
             <w:rStyle w:val="Hyperlink"/>
@@ -11449,8 +11395,8 @@
         <w:t xml:space="preserve">, 5031–5052 (2021).</w:t>
       </w:r>
     </w:p>
-    <w:bookmarkEnd w:id="105"/>
-    <w:bookmarkStart w:id="107" w:name="ref-snoek2012practical"/>
+    <w:bookmarkEnd w:id="106"/>
+    <w:bookmarkStart w:id="108" w:name="ref-snoek2012practical"/>
     <w:p>
       <w:pPr>
         <w:pStyle w:val="Bibliography"/>
@@ -11470,7 +11416,7 @@
       <w:r>
         <w:t xml:space="preserve"> </w:t>
       </w:r>
-      <w:hyperlink r:id="rId106">
+      <w:hyperlink r:id="rId107">
         <w:r>
           <w:rPr>
             <w:rStyle w:val="Hyperlink"/>
@@ -11516,8 +11462,8 @@
         <w:t xml:space="preserve">(2012).</w:t>
       </w:r>
     </w:p>
-    <w:bookmarkEnd w:id="107"/>
-    <w:bookmarkStart w:id="109" w:name="ref-shahriari2016taking"/>
+    <w:bookmarkEnd w:id="108"/>
+    <w:bookmarkStart w:id="110" w:name="ref-shahriari2016taking"/>
     <w:p>
       <w:pPr>
         <w:pStyle w:val="Bibliography"/>
@@ -11537,7 +11483,7 @@
       <w:r>
         <w:t xml:space="preserve"> </w:t>
       </w:r>
-      <w:hyperlink r:id="rId108">
+      <w:hyperlink r:id="rId109">
         <w:r>
           <w:rPr>
             <w:rStyle w:val="Hyperlink"/>
@@ -11590,8 +11536,8 @@
         <w:t xml:space="preserve">, 148–175 (2016).</w:t>
       </w:r>
     </w:p>
-    <w:bookmarkEnd w:id="109"/>
-    <w:bookmarkStart w:id="111" w:name="ref-frigyesi2008nmf"/>
+    <w:bookmarkEnd w:id="110"/>
+    <w:bookmarkStart w:id="112" w:name="ref-frigyesi2008nmf"/>
     <w:p>
       <w:pPr>
         <w:pStyle w:val="Bibliography"/>
@@ -11611,7 +11557,7 @@
       <w:r>
         <w:t xml:space="preserve"> </w:t>
       </w:r>
-      <w:hyperlink r:id="rId110">
+      <w:hyperlink r:id="rId111">
         <w:r>
           <w:rPr>
             <w:rStyle w:val="Hyperlink"/>
@@ -11646,8 +11592,8 @@
         <w:t xml:space="preserve">, 275–292 (2008).</w:t>
       </w:r>
     </w:p>
-    <w:bookmarkEnd w:id="111"/>
-    <w:bookmarkStart w:id="113" w:name="ref-leary2023s"/>
+    <w:bookmarkEnd w:id="112"/>
+    <w:bookmarkStart w:id="114" w:name="ref-leary2023s"/>
     <w:p>
       <w:pPr>
         <w:pStyle w:val="Bibliography"/>
@@ -11677,7 +11623,7 @@
       <w:r>
         <w:t xml:space="preserve"> </w:t>
       </w:r>
-      <w:hyperlink r:id="rId112">
+      <w:hyperlink r:id="rId113">
         <w:r>
           <w:rPr>
             <w:rStyle w:val="Hyperlink"/>
@@ -11742,8 +11688,8 @@
         <w:t xml:space="preserve">, btad449 (2023).</w:t>
       </w:r>
     </w:p>
-    <w:bookmarkEnd w:id="113"/>
-    <w:bookmarkStart w:id="115" w:name="ref-Maurer2019"/>
+    <w:bookmarkEnd w:id="114"/>
+    <w:bookmarkStart w:id="116" w:name="ref-Maurer2019"/>
     <w:p>
       <w:pPr>
         <w:pStyle w:val="Bibliography"/>
@@ -11773,7 +11719,7 @@
       <w:r>
         <w:t xml:space="preserve"> </w:t>
       </w:r>
-      <w:hyperlink r:id="rId114">
+      <w:hyperlink r:id="rId115">
         <w:r>
           <w:rPr>
             <w:rStyle w:val="Hyperlink"/>
@@ -11808,8 +11754,8 @@
         <w:t xml:space="preserve">, 1034–1043 (2019).</w:t>
       </w:r>
     </w:p>
-    <w:bookmarkEnd w:id="115"/>
-    <w:bookmarkStart w:id="116" w:name="ref-shapley1953value"/>
+    <w:bookmarkEnd w:id="116"/>
+    <w:bookmarkStart w:id="117" w:name="ref-shapley1953value"/>
     <w:p>
       <w:pPr>
         <w:pStyle w:val="Bibliography"/>
@@ -11843,8 +11789,8 @@
         <w:t xml:space="preserve">(eds. Kuhn, H. W. &amp; Tucker, A. W.) 307–317 (Princeton University Press, 1953).</w:t>
       </w:r>
     </w:p>
-    <w:bookmarkEnd w:id="116"/>
-    <w:bookmarkStart w:id="117" w:name="ref-huang2020low"/>
+    <w:bookmarkEnd w:id="117"/>
+    <w:bookmarkStart w:id="118" w:name="ref-huang2020low"/>
     <w:p>
       <w:pPr>
         <w:pStyle w:val="Bibliography"/>
@@ -11878,8 +11824,8 @@
         <w:t xml:space="preserve">(2020).</w:t>
       </w:r>
     </w:p>
-    <w:bookmarkEnd w:id="117"/>
-    <w:bookmarkStart w:id="118" w:name="ref-le2025survnmf"/>
+    <w:bookmarkEnd w:id="118"/>
+    <w:bookmarkStart w:id="119" w:name="ref-le2025survnmf"/>
     <w:p>
       <w:pPr>
         <w:pStyle w:val="Bibliography"/>
@@ -11926,8 +11872,8 @@
         <w:t xml:space="preserve">(2025).</w:t>
       </w:r>
     </w:p>
-    <w:bookmarkEnd w:id="118"/>
-    <w:bookmarkStart w:id="120" w:name="ref-zaccaria2023surviae"/>
+    <w:bookmarkEnd w:id="119"/>
+    <w:bookmarkStart w:id="121" w:name="ref-zaccaria2023surviae"/>
     <w:p>
       <w:pPr>
         <w:pStyle w:val="Bibliography"/>
@@ -11942,7 +11888,7 @@
         <w:t xml:space="preserve">	</w:t>
       </w:r>
       <w:r>
-        <w:t xml:space="preserve">Zaccaria, G. M., Altini, N., Mezzolla, G.,</w:t>
+        <w:t xml:space="preserve">Zaccaria, G. M.</w:t>
       </w:r>
       <w:r>
         <w:t xml:space="preserve"> </w:t>
@@ -11957,7 +11903,7 @@
       <w:r>
         <w:t xml:space="preserve"> </w:t>
       </w:r>
-      <w:hyperlink r:id="rId119">
+      <w:hyperlink r:id="rId120">
         <w:r>
           <w:rPr>
             <w:rStyle w:val="Hyperlink"/>
@@ -12016,8 +11962,8 @@
         <w:t xml:space="preserve">, 107966 (2024).</w:t>
       </w:r>
     </w:p>
-    <w:bookmarkEnd w:id="120"/>
-    <w:bookmarkStart w:id="122" w:name="ref-meng2022savae"/>
+    <w:bookmarkEnd w:id="121"/>
+    <w:bookmarkStart w:id="123" w:name="ref-meng2022savae"/>
     <w:p>
       <w:pPr>
         <w:pStyle w:val="Bibliography"/>
@@ -12032,7 +11978,7 @@
         <w:t xml:space="preserve">	</w:t>
       </w:r>
       <w:r>
-        <w:t xml:space="preserve">Meng, X., Wang, X., Zhang, X.,</w:t>
+        <w:t xml:space="preserve">Meng, X.</w:t>
       </w:r>
       <w:r>
         <w:t xml:space="preserve"> </w:t>
@@ -12047,7 +11993,7 @@
       <w:r>
         <w:t xml:space="preserve"> </w:t>
       </w:r>
-      <w:hyperlink r:id="rId121">
+      <w:hyperlink r:id="rId122">
         <w:r>
           <w:rPr>
             <w:rStyle w:val="Hyperlink"/>
@@ -12106,8 +12052,8 @@
         <w:t xml:space="preserve">, 1421 (2022).</w:t>
       </w:r>
     </w:p>
-    <w:bookmarkEnd w:id="122"/>
-    <w:bookmarkStart w:id="124" w:name="ref-ogawa2020stroma"/>
+    <w:bookmarkEnd w:id="123"/>
+    <w:bookmarkStart w:id="125" w:name="ref-ogawa2020stroma"/>
     <w:p>
       <w:pPr>
         <w:pStyle w:val="Bibliography"/>
@@ -12122,7 +12068,7 @@
         <w:t xml:space="preserve">	</w:t>
       </w:r>
       <w:r>
-        <w:t xml:space="preserve">Ogawa, Y., Masugi, Y., Abe, T.,</w:t>
+        <w:t xml:space="preserve">Ogawa, Y.</w:t>
       </w:r>
       <w:r>
         <w:t xml:space="preserve"> </w:t>
@@ -12137,7 +12083,7 @@
       <w:r>
         <w:t xml:space="preserve"> </w:t>
       </w:r>
-      <w:hyperlink r:id="rId123">
+      <w:hyperlink r:id="rId124">
         <w:r>
           <w:rPr>
             <w:rStyle w:val="Hyperlink"/>
@@ -12172,8 +12118,8 @@
         <w:t xml:space="preserve">, 107–119 (2021).</w:t>
       </w:r>
     </w:p>
-    <w:bookmarkEnd w:id="124"/>
-    <w:bookmarkStart w:id="126" w:name="ref-neuzillet2022periostin"/>
+    <w:bookmarkEnd w:id="125"/>
+    <w:bookmarkStart w:id="127" w:name="ref-neuzillet2022periostin"/>
     <w:p>
       <w:pPr>
         <w:pStyle w:val="Bibliography"/>
@@ -12188,7 +12134,7 @@
         <w:t xml:space="preserve">	</w:t>
       </w:r>
       <w:r>
-        <w:t xml:space="preserve">Neuzillet, C., Nicolle, R., Raffenne, J.,</w:t>
+        <w:t xml:space="preserve">Neuzillet, C.</w:t>
       </w:r>
       <w:r>
         <w:t xml:space="preserve"> </w:t>
@@ -12203,7 +12149,7 @@
       <w:r>
         <w:t xml:space="preserve"> </w:t>
       </w:r>
-      <w:hyperlink r:id="rId125">
+      <w:hyperlink r:id="rId126">
         <w:r>
           <w:rPr>
             <w:rStyle w:val="Hyperlink"/>
@@ -12238,8 +12184,8 @@
         <w:t xml:space="preserve">, 408–425 (2022).</w:t>
       </w:r>
     </w:p>
-    <w:bookmarkEnd w:id="126"/>
-    <w:bookmarkStart w:id="128" w:name="ref-lee2024tumorcaf"/>
+    <w:bookmarkEnd w:id="127"/>
+    <w:bookmarkStart w:id="129" w:name="ref-lee2024tumorcaf"/>
     <w:p>
       <w:pPr>
         <w:pStyle w:val="Bibliography"/>
@@ -12254,7 +12200,7 @@
         <w:t xml:space="preserve">	</w:t>
       </w:r>
       <w:r>
-        <w:t xml:space="preserve">Lee, J. J., Kearney, J. F., Trembath, H. E.,</w:t>
+        <w:t xml:space="preserve">Lee, J. J.</w:t>
       </w:r>
       <w:r>
         <w:t xml:space="preserve"> </w:t>
@@ -12269,7 +12215,7 @@
       <w:r>
         <w:t xml:space="preserve"> </w:t>
       </w:r>
-      <w:hyperlink r:id="rId127">
+      <w:hyperlink r:id="rId128">
         <w:r>
           <w:rPr>
             <w:rStyle w:val="Hyperlink"/>
@@ -12304,8 +12250,8 @@
         <w:t xml:space="preserve">, 659–666 (2024).</w:t>
       </w:r>
     </w:p>
-    <w:bookmarkEnd w:id="128"/>
-    <w:bookmarkStart w:id="130" w:name="ref-newman2019cibersortx"/>
+    <w:bookmarkEnd w:id="129"/>
+    <w:bookmarkStart w:id="131" w:name="ref-newman2019cibersortx"/>
     <w:p>
       <w:pPr>
         <w:pStyle w:val="Bibliography"/>
@@ -12320,7 +12266,7 @@
         <w:t xml:space="preserve">	</w:t>
       </w:r>
       <w:r>
-        <w:t xml:space="preserve">Newman, A. M., Steen, C. B., Liu, C. L., Gentles, A. J.,</w:t>
+        <w:t xml:space="preserve">Newman, A. M.</w:t>
       </w:r>
       <w:r>
         <w:t xml:space="preserve"> </w:t>
@@ -12335,7 +12281,7 @@
       <w:r>
         <w:t xml:space="preserve"> </w:t>
       </w:r>
-      <w:hyperlink r:id="rId129">
+      <w:hyperlink r:id="rId130">
         <w:r>
           <w:rPr>
             <w:rStyle w:val="Hyperlink"/>
@@ -12370,8 +12316,8 @@
         <w:t xml:space="preserve">, 773–782 (2019).</w:t>
       </w:r>
     </w:p>
-    <w:bookmarkEnd w:id="130"/>
-    <w:bookmarkStart w:id="132" w:name="ref-chu2022bayesprism"/>
+    <w:bookmarkEnd w:id="131"/>
+    <w:bookmarkStart w:id="133" w:name="ref-chu2022bayesprism"/>
     <w:p>
       <w:pPr>
         <w:pStyle w:val="Bibliography"/>
@@ -12391,7 +12337,7 @@
       <w:r>
         <w:t xml:space="preserve"> </w:t>
       </w:r>
-      <w:hyperlink r:id="rId131">
+      <w:hyperlink r:id="rId132">
         <w:r>
           <w:rPr>
             <w:rStyle w:val="Hyperlink"/>
@@ -12498,8 +12444,8 @@
         <w:t xml:space="preserve">, 505–517 (2022).</w:t>
       </w:r>
     </w:p>
-    <w:bookmarkEnd w:id="132"/>
-    <w:bookmarkStart w:id="134" w:name="ref-smith2020standard"/>
+    <w:bookmarkEnd w:id="133"/>
+    <w:bookmarkStart w:id="135" w:name="ref-smith2020standard"/>
     <w:p>
       <w:pPr>
         <w:pStyle w:val="Bibliography"/>
@@ -12514,7 +12460,7 @@
         <w:t xml:space="preserve">	</w:t>
       </w:r>
       <w:r>
-        <w:t xml:space="preserve">Smith, A. M., Walsh, J. R., Long, J.,</w:t>
+        <w:t xml:space="preserve">Smith, A. M.</w:t>
       </w:r>
       <w:r>
         <w:t xml:space="preserve"> </w:t>
@@ -12529,7 +12475,7 @@
       <w:r>
         <w:t xml:space="preserve"> </w:t>
       </w:r>
-      <w:hyperlink r:id="rId133">
+      <w:hyperlink r:id="rId134">
         <w:r>
           <w:rPr>
             <w:rStyle w:val="Hyperlink"/>
@@ -12564,8 +12510,8 @@
         <w:t xml:space="preserve">, 119 (2020).</w:t>
       </w:r>
     </w:p>
-    <w:bookmarkEnd w:id="134"/>
-    <w:bookmarkStart w:id="136" w:name="ref-gaujoux2010flexible"/>
+    <w:bookmarkEnd w:id="135"/>
+    <w:bookmarkStart w:id="137" w:name="ref-gaujoux2010flexible"/>
     <w:p>
       <w:pPr>
         <w:pStyle w:val="Bibliography"/>
@@ -12585,12 +12531,36 @@
       <w:r>
         <w:t xml:space="preserve"> </w:t>
       </w:r>
-      <w:hyperlink r:id="rId135">
-        <w:r>
-          <w:rPr>
-            <w:rStyle w:val="Hyperlink"/>
-          </w:rPr>
-          <w:t xml:space="preserve">A flexible r package for nonnegative matrix factorization</w:t>
+      <w:hyperlink r:id="rId136">
+        <w:r>
+          <w:rPr>
+            <w:rStyle w:val="Hyperlink"/>
+          </w:rPr>
+          <w:t xml:space="preserve">A flexible</w:t>
+        </w:r>
+        <w:r>
+          <w:rPr>
+            <w:rStyle w:val="Hyperlink"/>
+          </w:rPr>
+          <w:t xml:space="preserve"> </w:t>
+        </w:r>
+        <w:r>
+          <w:rPr>
+            <w:rStyle w:val="Hyperlink"/>
+          </w:rPr>
+          <w:t xml:space="preserve">R</w:t>
+        </w:r>
+        <w:r>
+          <w:rPr>
+            <w:rStyle w:val="Hyperlink"/>
+          </w:rPr>
+          <w:t xml:space="preserve"> </w:t>
+        </w:r>
+        <w:r>
+          <w:rPr>
+            <w:rStyle w:val="Hyperlink"/>
+          </w:rPr>
+          <w:t xml:space="preserve">package for nonnegative matrix factorization</w:t>
         </w:r>
       </w:hyperlink>
       <w:r>
@@ -12620,8 +12590,8 @@
         <w:t xml:space="preserve">, 367 (2010).</w:t>
       </w:r>
     </w:p>
-    <w:bookmarkEnd w:id="136"/>
-    <w:bookmarkStart w:id="138" w:name="ref-data_tcga_paad"/>
+    <w:bookmarkEnd w:id="137"/>
+    <w:bookmarkStart w:id="139" w:name="ref-data_tcga_paad"/>
     <w:p>
       <w:pPr>
         <w:pStyle w:val="Bibliography"/>
@@ -12641,7 +12611,7 @@
       <w:r>
         <w:t xml:space="preserve"> </w:t>
       </w:r>
-      <w:hyperlink r:id="rId137">
+      <w:hyperlink r:id="rId138">
         <w:r>
           <w:rPr>
             <w:rStyle w:val="Hyperlink"/>
@@ -12677,8 +12647,8 @@
         <w:t xml:space="preserve">. (2017).</w:t>
       </w:r>
     </w:p>
-    <w:bookmarkEnd w:id="138"/>
-    <w:bookmarkStart w:id="140" w:name="ref-data_cptac3"/>
+    <w:bookmarkEnd w:id="139"/>
+    <w:bookmarkStart w:id="141" w:name="ref-data_cptac3"/>
     <w:p>
       <w:pPr>
         <w:pStyle w:val="Bibliography"/>
@@ -12698,7 +12668,7 @@
       <w:r>
         <w:t xml:space="preserve"> </w:t>
       </w:r>
-      <w:hyperlink r:id="rId139">
+      <w:hyperlink r:id="rId140">
         <w:r>
           <w:rPr>
             <w:rStyle w:val="Hyperlink"/>
@@ -12710,8 +12680,8 @@
         <w:t xml:space="preserve">. (2019).</w:t>
       </w:r>
     </w:p>
-    <w:bookmarkEnd w:id="140"/>
-    <w:bookmarkStart w:id="142" w:name="ref-data_dijk_emtab6830"/>
+    <w:bookmarkEnd w:id="141"/>
+    <w:bookmarkStart w:id="143" w:name="ref-data_dijk_emtab6830"/>
     <w:p>
       <w:pPr>
         <w:pStyle w:val="Bibliography"/>
@@ -12741,7 +12711,7 @@
       <w:r>
         <w:t xml:space="preserve"> </w:t>
       </w:r>
-      <w:hyperlink r:id="rId141">
+      <w:hyperlink r:id="rId142">
         <w:r>
           <w:rPr>
             <w:rStyle w:val="Hyperlink"/>
@@ -12765,8 +12735,8 @@
         <w:t xml:space="preserve">. (2020).</w:t>
       </w:r>
     </w:p>
-    <w:bookmarkEnd w:id="142"/>
-    <w:bookmarkStart w:id="144" w:name="ref-data_puleo_emtab6134"/>
+    <w:bookmarkEnd w:id="143"/>
+    <w:bookmarkStart w:id="145" w:name="ref-data_puleo_emtab6134"/>
     <w:p>
       <w:pPr>
         <w:pStyle w:val="Bibliography"/>
@@ -12796,7 +12766,7 @@
       <w:r>
         <w:t xml:space="preserve"> </w:t>
       </w:r>
-      <w:hyperlink r:id="rId143">
+      <w:hyperlink r:id="rId144">
         <w:r>
           <w:rPr>
             <w:rStyle w:val="Hyperlink"/>
@@ -12820,8 +12790,8 @@
         <w:t xml:space="preserve">. (2018).</w:t>
       </w:r>
     </w:p>
-    <w:bookmarkEnd w:id="144"/>
-    <w:bookmarkStart w:id="146" w:name="ref-data_moffitt_gse71729"/>
+    <w:bookmarkEnd w:id="145"/>
+    <w:bookmarkStart w:id="147" w:name="ref-data_moffitt_gse71729"/>
     <w:p>
       <w:pPr>
         <w:pStyle w:val="Bibliography"/>
@@ -12851,7 +12821,7 @@
       <w:r>
         <w:t xml:space="preserve"> </w:t>
       </w:r>
-      <w:hyperlink r:id="rId145">
+      <w:hyperlink r:id="rId146">
         <w:r>
           <w:rPr>
             <w:rStyle w:val="Hyperlink"/>
@@ -12875,8 +12845,8 @@
         <w:t xml:space="preserve">. (2015).</w:t>
       </w:r>
     </w:p>
-    <w:bookmarkEnd w:id="146"/>
-    <w:bookmarkStart w:id="148" w:name="ref-data_paca_au_egas"/>
+    <w:bookmarkEnd w:id="147"/>
+    <w:bookmarkStart w:id="149" w:name="ref-data_paca_au_egas"/>
     <w:p>
       <w:pPr>
         <w:pStyle w:val="Bibliography"/>
@@ -12896,7 +12866,7 @@
       <w:r>
         <w:t xml:space="preserve"> </w:t>
       </w:r>
-      <w:hyperlink r:id="rId147">
+      <w:hyperlink r:id="rId148">
         <w:r>
           <w:rPr>
             <w:rStyle w:val="Hyperlink"/>
@@ -12908,9 +12878,9 @@
         <w:t xml:space="preserve">. (2016).</w:t>
       </w:r>
     </w:p>
-    <w:bookmarkEnd w:id="148"/>
     <w:bookmarkEnd w:id="149"/>
     <w:bookmarkEnd w:id="150"/>
+    <w:bookmarkEnd w:id="151"/>
     <w:sectPr/>
   </w:body>
 </w:document>

--- a/paper/paper.docx
+++ b/paper/paper.docx
@@ -7,6 +7,316 @@
         <w:pStyle w:val="Title"/>
       </w:pPr>
       <w:r>
+        <w:t xml:space="preserve">DeSurv</w:t>
+      </w:r>
+      <w:r>
+        <w:t xml:space="preserve"> </w:t>
+      </w:r>
+      <w:r>
+        <w:t xml:space="preserve">identifies</w:t>
+      </w:r>
+      <w:r>
+        <w:t xml:space="preserve"> </w:t>
+      </w:r>
+      <w:r>
+        <w:t xml:space="preserve">a</w:t>
+      </w:r>
+      <w:r>
+        <w:t xml:space="preserve"> </w:t>
+      </w:r>
+      <w:r>
+        <w:t xml:space="preserve">replicable</w:t>
+      </w:r>
+      <w:r>
+        <w:t xml:space="preserve"> </w:t>
+      </w:r>
+      <w:r>
+        <w:t xml:space="preserve">tumor–stroma</w:t>
+      </w:r>
+      <w:r>
+        <w:t xml:space="preserve"> </w:t>
+      </w:r>
+      <w:r>
+        <w:t xml:space="preserve">prognostic</w:t>
+      </w:r>
+      <w:r>
+        <w:t xml:space="preserve"> </w:t>
+      </w:r>
+      <w:r>
+        <w:t xml:space="preserve">architecture</w:t>
+      </w:r>
+      <w:r>
+        <w:t xml:space="preserve"> </w:t>
+      </w:r>
+      <w:r>
+        <w:t xml:space="preserve">in</w:t>
+      </w:r>
+      <w:r>
+        <w:t xml:space="preserve"> </w:t>
+      </w:r>
+      <w:r>
+        <w:t xml:space="preserve">pancreatic</w:t>
+      </w:r>
+      <w:r>
+        <w:t xml:space="preserve"> </w:t>
+      </w:r>
+      <w:r>
+        <w:t xml:space="preserve">cancer</w:t>
+      </w:r>
+      <w:r>
+        <w:t xml:space="preserve"> </w:t>
+      </w:r>
+      <w:r>
+        <w:t xml:space="preserve">through</w:t>
+      </w:r>
+      <w:r>
+        <w:t xml:space="preserve"> </w:t>
+      </w:r>
+      <w:r>
+        <w:t xml:space="preserve">survival-supervised</w:t>
+      </w:r>
+      <w:r>
+        <w:t xml:space="preserve"> </w:t>
+      </w:r>
+      <w:r>
+        <w:t xml:space="preserve">matrix</w:t>
+      </w:r>
+      <w:r>
+        <w:t xml:space="preserve"> </w:t>
+      </w:r>
+      <w:r>
+        <w:t xml:space="preserve">factorization</w:t>
+      </w:r>
+    </w:p>
+    <w:p>
+      <w:pPr>
+        <w:pStyle w:val="AbstractTitle"/>
+      </w:pPr>
+      <w:r>
+        <w:t xml:space="preserve">Abstract</w:t>
+      </w:r>
+    </w:p>
+    <w:p>
+      <w:pPr>
+        <w:pStyle w:val="Abstract"/>
+      </w:pPr>
+      <w:r>
+        <w:t xml:space="preserve">Pancreatic</w:t>
+      </w:r>
+      <w:r>
+        <w:t xml:space="preserve"> </w:t>
+      </w:r>
+      <w:r>
+        <w:t xml:space="preserve">ductal</w:t>
+      </w:r>
+      <w:r>
+        <w:t xml:space="preserve"> </w:t>
+      </w:r>
+      <w:r>
+        <w:t xml:space="preserve">adenocarcinoma</w:t>
+      </w:r>
+      <w:r>
+        <w:t xml:space="preserve"> </w:t>
+      </w:r>
+      <w:r>
+        <w:t xml:space="preserve">(PDAC)</w:t>
+      </w:r>
+      <w:r>
+        <w:t xml:space="preserve"> </w:t>
+      </w:r>
+      <w:r>
+        <w:t xml:space="preserve">outcomes</w:t>
+      </w:r>
+      <w:r>
+        <w:t xml:space="preserve"> </w:t>
+      </w:r>
+      <w:r>
+        <w:t xml:space="preserve">reflect</w:t>
+      </w:r>
+      <w:r>
+        <w:t xml:space="preserve"> </w:t>
+      </w:r>
+      <w:r>
+        <w:t xml:space="preserve">malignant</w:t>
+      </w:r>
+      <w:r>
+        <w:t xml:space="preserve"> </w:t>
+      </w:r>
+      <w:r>
+        <w:t xml:space="preserve">and</w:t>
+      </w:r>
+      <w:r>
+        <w:t xml:space="preserve"> </w:t>
+      </w:r>
+      <w:r>
+        <w:t xml:space="preserve">stromal</w:t>
+      </w:r>
+      <w:r>
+        <w:t xml:space="preserve"> </w:t>
+      </w:r>
+      <w:r>
+        <w:t xml:space="preserve">biology,</w:t>
+      </w:r>
+      <w:r>
+        <w:t xml:space="preserve"> </w:t>
+      </w:r>
+      <w:r>
+        <w:t xml:space="preserve">yet</w:t>
+      </w:r>
+      <w:r>
+        <w:t xml:space="preserve"> </w:t>
+      </w:r>
+      <w:r>
+        <w:t xml:space="preserve">transcriptomic</w:t>
+      </w:r>
+      <w:r>
+        <w:t xml:space="preserve"> </w:t>
+      </w:r>
+      <w:r>
+        <w:t xml:space="preserve">programs</w:t>
+      </w:r>
+      <w:r>
+        <w:t xml:space="preserve"> </w:t>
+      </w:r>
+      <w:r>
+        <w:t xml:space="preserve">are</w:t>
+      </w:r>
+      <w:r>
+        <w:t xml:space="preserve"> </w:t>
+      </w:r>
+      <w:r>
+        <w:t xml:space="preserve">typically</w:t>
+      </w:r>
+      <w:r>
+        <w:t xml:space="preserve"> </w:t>
+      </w:r>
+      <w:r>
+        <w:t xml:space="preserve">discovered</w:t>
+      </w:r>
+      <w:r>
+        <w:t xml:space="preserve"> </w:t>
+      </w:r>
+      <w:r>
+        <w:t xml:space="preserve">without</w:t>
+      </w:r>
+      <w:r>
+        <w:t xml:space="preserve"> </w:t>
+      </w:r>
+      <w:r>
+        <w:t xml:space="preserve">patient</w:t>
+      </w:r>
+      <w:r>
+        <w:t xml:space="preserve"> </w:t>
+      </w:r>
+      <w:r>
+        <w:t xml:space="preserve">outcomes.</w:t>
+      </w:r>
+      <w:r>
+        <w:t xml:space="preserve"> </w:t>
+      </w:r>
+      <w:r>
+        <w:t xml:space="preserve">The</w:t>
+      </w:r>
+      <w:r>
+        <w:t xml:space="preserve"> </w:t>
+      </w:r>
+      <w:r>
+        <w:t xml:space="preserve">programs</w:t>
+      </w:r>
+      <w:r>
+        <w:t xml:space="preserve"> </w:t>
+      </w:r>
+      <w:r>
+        <w:t xml:space="preserve">dominating</w:t>
+      </w:r>
+      <w:r>
+        <w:t xml:space="preserve"> </w:t>
+      </w:r>
+      <w:r>
+        <w:t xml:space="preserve">expression</w:t>
+      </w:r>
+      <w:r>
+        <w:t xml:space="preserve"> </w:t>
+      </w:r>
+      <w:r>
+        <w:t xml:space="preserve">variation</w:t>
+      </w:r>
+      <w:r>
+        <w:t xml:space="preserve"> </w:t>
+      </w:r>
+      <w:r>
+        <w:t xml:space="preserve">are</w:t>
+      </w:r>
+      <w:r>
+        <w:t xml:space="preserve"> </w:t>
+      </w:r>
+      <w:r>
+        <w:t xml:space="preserve">therefore</w:t>
+      </w:r>
+      <w:r>
+        <w:t xml:space="preserve"> </w:t>
+      </w:r>
+      <w:r>
+        <w:t xml:space="preserve">not</w:t>
+      </w:r>
+      <w:r>
+        <w:t xml:space="preserve"> </w:t>
+      </w:r>
+      <w:r>
+        <w:t xml:space="preserve">necessarily</w:t>
+      </w:r>
+      <w:r>
+        <w:t xml:space="preserve"> </w:t>
+      </w:r>
+      <w:r>
+        <w:t xml:space="preserve">the</w:t>
+      </w:r>
+      <w:r>
+        <w:t xml:space="preserve"> </w:t>
+      </w:r>
+      <w:r>
+        <w:t xml:space="preserve">ones</w:t>
+      </w:r>
+      <w:r>
+        <w:t xml:space="preserve"> </w:t>
+      </w:r>
+      <w:r>
+        <w:t xml:space="preserve">most</w:t>
+      </w:r>
+      <w:r>
+        <w:t xml:space="preserve"> </w:t>
+      </w:r>
+      <w:r>
+        <w:t xml:space="preserve">relevant</w:t>
+      </w:r>
+      <w:r>
+        <w:t xml:space="preserve"> </w:t>
+      </w:r>
+      <w:r>
+        <w:t xml:space="preserve">to</w:t>
+      </w:r>
+      <w:r>
+        <w:t xml:space="preserve"> </w:t>
+      </w:r>
+      <w:r>
+        <w:t xml:space="preserve">survival.</w:t>
+      </w:r>
+      <w:r>
+        <w:t xml:space="preserve"> </w:t>
+      </w:r>
+      <w:r>
+        <w:t xml:space="preserve">We</w:t>
+      </w:r>
+      <w:r>
+        <w:t xml:space="preserve"> </w:t>
+      </w:r>
+      <w:r>
+        <w:t xml:space="preserve">developed</w:t>
+      </w:r>
+      <w:r>
+        <w:t xml:space="preserve"> </w:t>
+      </w:r>
+      <w:r>
         <w:t xml:space="preserve">DeSurv,</w:t>
       </w:r>
       <w:r>
@@ -37,13 +347,139 @@
         <w:t xml:space="preserve"> </w:t>
       </w:r>
       <w:r>
-        <w:t xml:space="preserve">framework,</w:t>
-      </w:r>
-      <w:r>
-        <w:t xml:space="preserve"> </w:t>
-      </w:r>
-      <w:r>
-        <w:t xml:space="preserve">identifies</w:t>
+        <w:t xml:space="preserve">that</w:t>
+      </w:r>
+      <w:r>
+        <w:t xml:space="preserve"> </w:t>
+      </w:r>
+      <w:r>
+        <w:t xml:space="preserve">incorporates</w:t>
+      </w:r>
+      <w:r>
+        <w:t xml:space="preserve"> </w:t>
+      </w:r>
+      <w:r>
+        <w:t xml:space="preserve">outcome</w:t>
+      </w:r>
+      <w:r>
+        <w:t xml:space="preserve"> </w:t>
+      </w:r>
+      <w:r>
+        <w:t xml:space="preserve">into</w:t>
+      </w:r>
+      <w:r>
+        <w:t xml:space="preserve"> </w:t>
+      </w:r>
+      <w:r>
+        <w:t xml:space="preserve">gene-program</w:t>
+      </w:r>
+      <w:r>
+        <w:t xml:space="preserve"> </w:t>
+      </w:r>
+      <w:r>
+        <w:t xml:space="preserve">estimation</w:t>
+      </w:r>
+      <w:r>
+        <w:t xml:space="preserve"> </w:t>
+      </w:r>
+      <w:r>
+        <w:t xml:space="preserve">and</w:t>
+      </w:r>
+      <w:r>
+        <w:t xml:space="preserve"> </w:t>
+      </w:r>
+      <w:r>
+        <w:t xml:space="preserve">fixes</w:t>
+      </w:r>
+      <w:r>
+        <w:t xml:space="preserve"> </w:t>
+      </w:r>
+      <w:r>
+        <w:t xml:space="preserve">the</w:t>
+      </w:r>
+      <w:r>
+        <w:t xml:space="preserve"> </w:t>
+      </w:r>
+      <w:r>
+        <w:t xml:space="preserve">gene</w:t>
+      </w:r>
+      <w:r>
+        <w:t xml:space="preserve"> </w:t>
+      </w:r>
+      <w:r>
+        <w:t xml:space="preserve">weights</w:t>
+      </w:r>
+      <w:r>
+        <w:t xml:space="preserve"> </w:t>
+      </w:r>
+      <w:r>
+        <w:t xml:space="preserve">for</w:t>
+      </w:r>
+      <w:r>
+        <w:t xml:space="preserve"> </w:t>
+      </w:r>
+      <w:r>
+        <w:t xml:space="preserve">scoring</w:t>
+      </w:r>
+      <w:r>
+        <w:t xml:space="preserve"> </w:t>
+      </w:r>
+      <w:r>
+        <w:t xml:space="preserve">new</w:t>
+      </w:r>
+      <w:r>
+        <w:t xml:space="preserve"> </w:t>
+      </w:r>
+      <w:r>
+        <w:t xml:space="preserve">cohorts.</w:t>
+      </w:r>
+      <w:r>
+        <w:t xml:space="preserve"> </w:t>
+      </w:r>
+      <w:r>
+        <w:t xml:space="preserve">In</w:t>
+      </w:r>
+      <w:r>
+        <w:t xml:space="preserve"> </w:t>
+      </w:r>
+      <w:r>
+        <w:t xml:space="preserve">pooled</w:t>
+      </w:r>
+      <w:r>
+        <w:t xml:space="preserve"> </w:t>
+      </w:r>
+      <w:r>
+        <w:t xml:space="preserve">TCGA</w:t>
+      </w:r>
+      <w:r>
+        <w:t xml:space="preserve"> </w:t>
+      </w:r>
+      <w:r>
+        <w:t xml:space="preserve">and</w:t>
+      </w:r>
+      <w:r>
+        <w:t xml:space="preserve"> </w:t>
+      </w:r>
+      <w:r>
+        <w:t xml:space="preserve">CPTAC</w:t>
+      </w:r>
+      <w:r>
+        <w:t xml:space="preserve"> </w:t>
+      </w:r>
+      <w:r>
+        <w:t xml:space="preserve">cohorts,</w:t>
+      </w:r>
+      <w:r>
+        <w:t xml:space="preserve"> </w:t>
+      </w:r>
+      <w:r>
+        <w:t xml:space="preserve">DeSurv</w:t>
+      </w:r>
+      <w:r>
+        <w:t xml:space="preserve"> </w:t>
+      </w:r>
+      <w:r>
+        <w:t xml:space="preserve">recovered</w:t>
       </w:r>
       <w:r>
         <w:t xml:space="preserve"> </w:t>
@@ -55,7 +491,7 @@
         <w:t xml:space="preserve"> </w:t>
       </w:r>
       <w:r>
-        <w:t xml:space="preserve">replicable</w:t>
+        <w:t xml:space="preserve">three-program</w:t>
       </w:r>
       <w:r>
         <w:t xml:space="preserve"> </w:t>
@@ -67,83 +503,235 @@
         <w:t xml:space="preserve"> </w:t>
       </w:r>
       <w:r>
+        <w:t xml:space="preserve">architecture</w:t>
+      </w:r>
+      <w:r>
+        <w:t xml:space="preserve"> </w:t>
+      </w:r>
+      <w:r>
+        <w:t xml:space="preserve">whose</w:t>
+      </w:r>
+      <w:r>
+        <w:t xml:space="preserve"> </w:t>
+      </w:r>
+      <w:r>
+        <w:t xml:space="preserve">dominant</w:t>
+      </w:r>
+      <w:r>
+        <w:t xml:space="preserve"> </w:t>
+      </w:r>
+      <w:r>
+        <w:t xml:space="preserve">survival-aligned</w:t>
+      </w:r>
+      <w:r>
+        <w:t xml:space="preserve"> </w:t>
+      </w:r>
+      <w:r>
+        <w:t xml:space="preserve">direction</w:t>
+      </w:r>
+      <w:r>
+        <w:t xml:space="preserve"> </w:t>
+      </w:r>
+      <w:r>
+        <w:t xml:space="preserve">(D1)</w:t>
+      </w:r>
+      <w:r>
+        <w:t xml:space="preserve"> </w:t>
+      </w:r>
+      <w:r>
+        <w:t xml:space="preserve">linked</w:t>
+      </w:r>
+      <w:r>
+        <w:t xml:space="preserve"> </w:t>
+      </w:r>
+      <w:r>
+        <w:t xml:space="preserve">classical</w:t>
+      </w:r>
+      <w:r>
+        <w:t xml:space="preserve"> </w:t>
+      </w:r>
+      <w:r>
+        <w:t xml:space="preserve">tumor</w:t>
+      </w:r>
+      <w:r>
+        <w:t xml:space="preserve"> </w:t>
+      </w:r>
+      <w:r>
+        <w:t xml:space="preserve">identity</w:t>
+      </w:r>
+      <w:r>
+        <w:t xml:space="preserve"> </w:t>
+      </w:r>
+      <w:r>
+        <w:t xml:space="preserve">with</w:t>
+      </w:r>
+      <w:r>
+        <w:t xml:space="preserve"> </w:t>
+      </w:r>
+      <w:r>
+        <w:t xml:space="preserve">restCAF-like</w:t>
+      </w:r>
+      <w:r>
+        <w:t xml:space="preserve"> </w:t>
+      </w:r>
+      <w:r>
+        <w:t xml:space="preserve">stroma.</w:t>
+      </w:r>
+      <w:r>
+        <w:t xml:space="preserve"> </w:t>
+      </w:r>
+      <w:r>
+        <w:t xml:space="preserve">Applied</w:t>
+      </w:r>
+      <w:r>
+        <w:t xml:space="preserve"> </w:t>
+      </w:r>
+      <w:r>
+        <w:t xml:space="preserve">without</w:t>
+      </w:r>
+      <w:r>
+        <w:t xml:space="preserve"> </w:t>
+      </w:r>
+      <w:r>
+        <w:t xml:space="preserve">refitting</w:t>
+      </w:r>
+      <w:r>
+        <w:t xml:space="preserve"> </w:t>
+      </w:r>
+      <w:r>
+        <w:t xml:space="preserve">to</w:t>
+      </w:r>
+      <w:r>
+        <w:t xml:space="preserve"> </w:t>
+      </w:r>
+      <w:r>
+        <w:t xml:space="preserve">five</w:t>
+      </w:r>
+      <w:r>
+        <w:t xml:space="preserve"> </w:t>
+      </w:r>
+      <w:r>
+        <w:t xml:space="preserve">external</w:t>
+      </w:r>
+      <w:r>
+        <w:t xml:space="preserve"> </w:t>
+      </w:r>
+      <w:r>
+        <w:t xml:space="preserve">datasets</w:t>
+      </w:r>
+      <w:r>
+        <w:t xml:space="preserve"> </w:t>
+      </w:r>
+      <w:r>
+        <w:t xml:space="preserve">spanning</w:t>
+      </w:r>
+      <w:r>
+        <w:t xml:space="preserve"> </w:t>
+      </w:r>
+      <w:r>
+        <w:t xml:space="preserve">four</w:t>
+      </w:r>
+      <w:r>
+        <w:t xml:space="preserve"> </w:t>
+      </w:r>
+      <w:r>
+        <w:t xml:space="preserve">independent</w:t>
+      </w:r>
+      <w:r>
+        <w:t xml:space="preserve"> </w:t>
+      </w:r>
+      <w:r>
+        <w:t xml:space="preserve">cohorts,</w:t>
+      </w:r>
+      <w:r>
+        <w:t xml:space="preserve"> </w:t>
+      </w:r>
+      <w:r>
+        <w:t xml:space="preserve">the</w:t>
+      </w:r>
+      <w:r>
+        <w:t xml:space="preserve"> </w:t>
+      </w:r>
+      <w:r>
+        <w:t xml:space="preserve">frozen</w:t>
+      </w:r>
+      <w:r>
+        <w:t xml:space="preserve"> </w:t>
+      </w:r>
+      <w:r>
+        <w:t xml:space="preserve">representation</w:t>
+      </w:r>
+      <w:r>
+        <w:t xml:space="preserve"> </w:t>
+      </w:r>
+      <w:r>
+        <w:t xml:space="preserve">remained</w:t>
+      </w:r>
+      <w:r>
+        <w:t xml:space="preserve"> </w:t>
+      </w:r>
+      <w:r>
         <w:t xml:space="preserve">prognostic</w:t>
       </w:r>
       <w:r>
         <w:t xml:space="preserve"> </w:t>
       </w:r>
       <w:r>
-        <w:t xml:space="preserve">architecture</w:t>
-      </w:r>
-      <w:r>
-        <w:t xml:space="preserve"> </w:t>
-      </w:r>
-      <w:r>
-        <w:t xml:space="preserve">in</w:t>
-      </w:r>
-      <w:r>
-        <w:t xml:space="preserve"> </w:t>
-      </w:r>
-      <w:r>
-        <w:t xml:space="preserve">pancreatic</w:t>
-      </w:r>
-      <w:r>
-        <w:t xml:space="preserve"> </w:t>
-      </w:r>
-      <w:r>
-        <w:t xml:space="preserve">cancer</w:t>
-      </w:r>
-    </w:p>
-    <w:p>
-      <w:pPr>
-        <w:pStyle w:val="AbstractTitle"/>
-      </w:pPr>
-      <w:r>
-        <w:t xml:space="preserve">Abstract</w:t>
-      </w:r>
-    </w:p>
-    <w:p>
-      <w:pPr>
-        <w:pStyle w:val="Abstract"/>
-      </w:pPr>
-      <w:r>
-        <w:t xml:space="preserve">Pancreatic</w:t>
-      </w:r>
-      <w:r>
-        <w:t xml:space="preserve"> </w:t>
-      </w:r>
-      <w:r>
-        <w:t xml:space="preserve">ductal</w:t>
-      </w:r>
-      <w:r>
-        <w:t xml:space="preserve"> </w:t>
-      </w:r>
-      <w:r>
-        <w:t xml:space="preserve">adenocarcinoma</w:t>
-      </w:r>
-      <w:r>
-        <w:t xml:space="preserve"> </w:t>
-      </w:r>
-      <w:r>
-        <w:t xml:space="preserve">(PDAC)</w:t>
-      </w:r>
-      <w:r>
-        <w:t xml:space="preserve"> </w:t>
-      </w:r>
-      <w:r>
-        <w:t xml:space="preserve">outcomes</w:t>
-      </w:r>
-      <w:r>
-        <w:t xml:space="preserve"> </w:t>
-      </w:r>
-      <w:r>
-        <w:t xml:space="preserve">reflect</w:t>
-      </w:r>
-      <w:r>
-        <w:t xml:space="preserve"> </w:t>
-      </w:r>
-      <w:r>
-        <w:t xml:space="preserve">malignant</w:t>
+        <w:t xml:space="preserve">(HR</w:t>
+      </w:r>
+      <w:r>
+        <w:t xml:space="preserve"> </w:t>
+      </w:r>
+      <w:r>
+        <w:t xml:space="preserve">per</w:t>
+      </w:r>
+      <w:r>
+        <w:t xml:space="preserve"> </w:t>
+      </w:r>
+      <w:r>
+        <w:t xml:space="preserve">SD,</w:t>
+      </w:r>
+      <w:r>
+        <w:t xml:space="preserve"> </w:t>
+      </w:r>
+      <w:r>
+        <w:t xml:space="preserve">1.42;</w:t>
+      </w:r>
+      <w:r>
+        <w:t xml:space="preserve"> </w:t>
+      </w:r>
+      <w:r>
+        <w:t xml:space="preserve">95%</w:t>
+      </w:r>
+      <w:r>
+        <w:t xml:space="preserve"> </w:t>
+      </w:r>
+      <w:r>
+        <w:t xml:space="preserve">CI,</w:t>
+      </w:r>
+      <w:r>
+        <w:t xml:space="preserve"> </w:t>
+      </w:r>
+      <w:r>
+        <w:t xml:space="preserve">1.26–1.59),</w:t>
+      </w:r>
+      <w:r>
+        <w:t xml:space="preserve"> </w:t>
+      </w:r>
+      <w:r>
+        <w:t xml:space="preserve">including</w:t>
+      </w:r>
+      <w:r>
+        <w:t xml:space="preserve"> </w:t>
+      </w:r>
+      <w:r>
+        <w:t xml:space="preserve">after</w:t>
+      </w:r>
+      <w:r>
+        <w:t xml:space="preserve"> </w:t>
+      </w:r>
+      <w:r>
+        <w:t xml:space="preserve">PurIST</w:t>
       </w:r>
       <w:r>
         <w:t xml:space="preserve"> </w:t>
@@ -155,19 +743,247 @@
         <w:t xml:space="preserve"> </w:t>
       </w:r>
       <w:r>
-        <w:t xml:space="preserve">stromal</w:t>
-      </w:r>
-      <w:r>
-        <w:t xml:space="preserve"> </w:t>
-      </w:r>
-      <w:r>
-        <w:t xml:space="preserve">biology,</w:t>
-      </w:r>
-      <w:r>
-        <w:t xml:space="preserve"> </w:t>
-      </w:r>
-      <w:r>
-        <w:t xml:space="preserve">yet</w:t>
+        <w:t xml:space="preserve">DeCAF</w:t>
+      </w:r>
+      <w:r>
+        <w:t xml:space="preserve"> </w:t>
+      </w:r>
+      <w:r>
+        <w:t xml:space="preserve">adjustment.</w:t>
+      </w:r>
+      <w:r>
+        <w:t xml:space="preserve"> </w:t>
+      </w:r>
+      <w:r>
+        <w:t xml:space="preserve">Unsupervised</w:t>
+      </w:r>
+      <w:r>
+        <w:t xml:space="preserve"> </w:t>
+      </w:r>
+      <w:r>
+        <w:t xml:space="preserve">factorization</w:t>
+      </w:r>
+      <w:r>
+        <w:t xml:space="preserve"> </w:t>
+      </w:r>
+      <w:r>
+        <w:t xml:space="preserve">matched</w:t>
+      </w:r>
+      <w:r>
+        <w:t xml:space="preserve"> </w:t>
+      </w:r>
+      <w:r>
+        <w:t xml:space="preserve">on</w:t>
+      </w:r>
+      <w:r>
+        <w:t xml:space="preserve"> </w:t>
+      </w:r>
+      <w:r>
+        <w:t xml:space="preserve">program</w:t>
+      </w:r>
+      <w:r>
+        <w:t xml:space="preserve"> </w:t>
+      </w:r>
+      <w:r>
+        <w:t xml:space="preserve">number</w:t>
+      </w:r>
+      <w:r>
+        <w:t xml:space="preserve"> </w:t>
+      </w:r>
+      <w:r>
+        <w:t xml:space="preserve">and</w:t>
+      </w:r>
+      <w:r>
+        <w:t xml:space="preserve"> </w:t>
+      </w:r>
+      <w:r>
+        <w:t xml:space="preserve">tuning</w:t>
+      </w:r>
+      <w:r>
+        <w:t xml:space="preserve"> </w:t>
+      </w:r>
+      <w:r>
+        <w:t xml:space="preserve">budget</w:t>
+      </w:r>
+      <w:r>
+        <w:t xml:space="preserve"> </w:t>
+      </w:r>
+      <w:r>
+        <w:t xml:space="preserve">did</w:t>
+      </w:r>
+      <w:r>
+        <w:t xml:space="preserve"> </w:t>
+      </w:r>
+      <w:r>
+        <w:t xml:space="preserve">not</w:t>
+      </w:r>
+      <w:r>
+        <w:t xml:space="preserve"> </w:t>
+      </w:r>
+      <w:r>
+        <w:t xml:space="preserve">recover</w:t>
+      </w:r>
+      <w:r>
+        <w:t xml:space="preserve"> </w:t>
+      </w:r>
+      <w:r>
+        <w:t xml:space="preserve">D1,</w:t>
+      </w:r>
+      <w:r>
+        <w:t xml:space="preserve"> </w:t>
+      </w:r>
+      <w:r>
+        <w:t xml:space="preserve">implicating</w:t>
+      </w:r>
+      <w:r>
+        <w:t xml:space="preserve"> </w:t>
+      </w:r>
+      <w:r>
+        <w:t xml:space="preserve">survival</w:t>
+      </w:r>
+      <w:r>
+        <w:t xml:space="preserve"> </w:t>
+      </w:r>
+      <w:r>
+        <w:t xml:space="preserve">supervision</w:t>
+      </w:r>
+      <w:r>
+        <w:t xml:space="preserve"> </w:t>
+      </w:r>
+      <w:r>
+        <w:t xml:space="preserve">rather</w:t>
+      </w:r>
+      <w:r>
+        <w:t xml:space="preserve"> </w:t>
+      </w:r>
+      <w:r>
+        <w:t xml:space="preserve">than</w:t>
+      </w:r>
+      <w:r>
+        <w:t xml:space="preserve"> </w:t>
+      </w:r>
+      <w:r>
+        <w:t xml:space="preserve">model</w:t>
+      </w:r>
+      <w:r>
+        <w:t xml:space="preserve"> </w:t>
+      </w:r>
+      <w:r>
+        <w:t xml:space="preserve">size</w:t>
+      </w:r>
+      <w:r>
+        <w:t xml:space="preserve"> </w:t>
+      </w:r>
+      <w:r>
+        <w:t xml:space="preserve">or</w:t>
+      </w:r>
+      <w:r>
+        <w:t xml:space="preserve"> </w:t>
+      </w:r>
+      <w:r>
+        <w:t xml:space="preserve">tuning</w:t>
+      </w:r>
+      <w:r>
+        <w:t xml:space="preserve"> </w:t>
+      </w:r>
+      <w:r>
+        <w:t xml:space="preserve">effort.</w:t>
+      </w:r>
+      <w:r>
+        <w:t xml:space="preserve"> </w:t>
+      </w:r>
+      <w:r>
+        <w:t xml:space="preserve">In</w:t>
+      </w:r>
+      <w:r>
+        <w:t xml:space="preserve"> </w:t>
+      </w:r>
+      <w:r>
+        <w:t xml:space="preserve">simulations</w:t>
+      </w:r>
+      <w:r>
+        <w:t xml:space="preserve"> </w:t>
+      </w:r>
+      <w:r>
+        <w:t xml:space="preserve">with</w:t>
+      </w:r>
+      <w:r>
+        <w:t xml:space="preserve"> </w:t>
+      </w:r>
+      <w:r>
+        <w:t xml:space="preserve">known</w:t>
+      </w:r>
+      <w:r>
+        <w:t xml:space="preserve"> </w:t>
+      </w:r>
+      <w:r>
+        <w:t xml:space="preserve">structure,</w:t>
+      </w:r>
+      <w:r>
+        <w:t xml:space="preserve"> </w:t>
+      </w:r>
+      <w:r>
+        <w:t xml:space="preserve">DeSurv</w:t>
+      </w:r>
+      <w:r>
+        <w:t xml:space="preserve"> </w:t>
+      </w:r>
+      <w:r>
+        <w:t xml:space="preserve">more</w:t>
+      </w:r>
+      <w:r>
+        <w:t xml:space="preserve"> </w:t>
+      </w:r>
+      <w:r>
+        <w:t xml:space="preserve">accurately</w:t>
+      </w:r>
+      <w:r>
+        <w:t xml:space="preserve"> </w:t>
+      </w:r>
+      <w:r>
+        <w:t xml:space="preserve">recovered</w:t>
+      </w:r>
+      <w:r>
+        <w:t xml:space="preserve"> </w:t>
+      </w:r>
+      <w:r>
+        <w:t xml:space="preserve">prognostic</w:t>
+      </w:r>
+      <w:r>
+        <w:t xml:space="preserve"> </w:t>
+      </w:r>
+      <w:r>
+        <w:t xml:space="preserve">genes</w:t>
+      </w:r>
+      <w:r>
+        <w:t xml:space="preserve"> </w:t>
+      </w:r>
+      <w:r>
+        <w:t xml:space="preserve">when</w:t>
+      </w:r>
+      <w:r>
+        <w:t xml:space="preserve"> </w:t>
+      </w:r>
+      <w:r>
+        <w:t xml:space="preserve">survival</w:t>
+      </w:r>
+      <w:r>
+        <w:t xml:space="preserve"> </w:t>
+      </w:r>
+      <w:r>
+        <w:t xml:space="preserve">signal</w:t>
+      </w:r>
+      <w:r>
+        <w:t xml:space="preserve"> </w:t>
+      </w:r>
+      <w:r>
+        <w:t xml:space="preserve">contributed</w:t>
+      </w:r>
+      <w:r>
+        <w:t xml:space="preserve"> </w:t>
+      </w:r>
+      <w:r>
+        <w:t xml:space="preserve">little</w:t>
       </w:r>
       <w:r>
         <w:t xml:space="preserve"> </w:t>
@@ -179,828 +995,6 @@
         <w:t xml:space="preserve"> </w:t>
       </w:r>
       <w:r>
-        <w:t xml:space="preserve">programs</w:t>
-      </w:r>
-      <w:r>
-        <w:t xml:space="preserve"> </w:t>
-      </w:r>
-      <w:r>
-        <w:t xml:space="preserve">are</w:t>
-      </w:r>
-      <w:r>
-        <w:t xml:space="preserve"> </w:t>
-      </w:r>
-      <w:r>
-        <w:t xml:space="preserve">typically</w:t>
-      </w:r>
-      <w:r>
-        <w:t xml:space="preserve"> </w:t>
-      </w:r>
-      <w:r>
-        <w:t xml:space="preserve">discovered</w:t>
-      </w:r>
-      <w:r>
-        <w:t xml:space="preserve"> </w:t>
-      </w:r>
-      <w:r>
-        <w:t xml:space="preserve">without</w:t>
-      </w:r>
-      <w:r>
-        <w:t xml:space="preserve"> </w:t>
-      </w:r>
-      <w:r>
-        <w:t xml:space="preserve">patient</w:t>
-      </w:r>
-      <w:r>
-        <w:t xml:space="preserve"> </w:t>
-      </w:r>
-      <w:r>
-        <w:t xml:space="preserve">outcomes.</w:t>
-      </w:r>
-      <w:r>
-        <w:t xml:space="preserve"> </w:t>
-      </w:r>
-      <w:r>
-        <w:t xml:space="preserve">Consequently,</w:t>
-      </w:r>
-      <w:r>
-        <w:t xml:space="preserve"> </w:t>
-      </w:r>
-      <w:r>
-        <w:t xml:space="preserve">the</w:t>
-      </w:r>
-      <w:r>
-        <w:t xml:space="preserve"> </w:t>
-      </w:r>
-      <w:r>
-        <w:t xml:space="preserve">programs</w:t>
-      </w:r>
-      <w:r>
-        <w:t xml:space="preserve"> </w:t>
-      </w:r>
-      <w:r>
-        <w:t xml:space="preserve">explaining</w:t>
-      </w:r>
-      <w:r>
-        <w:t xml:space="preserve"> </w:t>
-      </w:r>
-      <w:r>
-        <w:t xml:space="preserve">most</w:t>
-      </w:r>
-      <w:r>
-        <w:t xml:space="preserve"> </w:t>
-      </w:r>
-      <w:r>
-        <w:t xml:space="preserve">expression</w:t>
-      </w:r>
-      <w:r>
-        <w:t xml:space="preserve"> </w:t>
-      </w:r>
-      <w:r>
-        <w:t xml:space="preserve">variation</w:t>
-      </w:r>
-      <w:r>
-        <w:t xml:space="preserve"> </w:t>
-      </w:r>
-      <w:r>
-        <w:t xml:space="preserve">need</w:t>
-      </w:r>
-      <w:r>
-        <w:t xml:space="preserve"> </w:t>
-      </w:r>
-      <w:r>
-        <w:t xml:space="preserve">not</w:t>
-      </w:r>
-      <w:r>
-        <w:t xml:space="preserve"> </w:t>
-      </w:r>
-      <w:r>
-        <w:t xml:space="preserve">be</w:t>
-      </w:r>
-      <w:r>
-        <w:t xml:space="preserve"> </w:t>
-      </w:r>
-      <w:r>
-        <w:t xml:space="preserve">the</w:t>
-      </w:r>
-      <w:r>
-        <w:t xml:space="preserve"> </w:t>
-      </w:r>
-      <w:r>
-        <w:t xml:space="preserve">most</w:t>
-      </w:r>
-      <w:r>
-        <w:t xml:space="preserve"> </w:t>
-      </w:r>
-      <w:r>
-        <w:t xml:space="preserve">relevant</w:t>
-      </w:r>
-      <w:r>
-        <w:t xml:space="preserve"> </w:t>
-      </w:r>
-      <w:r>
-        <w:t xml:space="preserve">to</w:t>
-      </w:r>
-      <w:r>
-        <w:t xml:space="preserve"> </w:t>
-      </w:r>
-      <w:r>
-        <w:t xml:space="preserve">survival.</w:t>
-      </w:r>
-      <w:r>
-        <w:t xml:space="preserve"> </w:t>
-      </w:r>
-      <w:r>
-        <w:t xml:space="preserve">We</w:t>
-      </w:r>
-      <w:r>
-        <w:t xml:space="preserve"> </w:t>
-      </w:r>
-      <w:r>
-        <w:t xml:space="preserve">developed</w:t>
-      </w:r>
-      <w:r>
-        <w:t xml:space="preserve"> </w:t>
-      </w:r>
-      <w:r>
-        <w:t xml:space="preserve">DeSurv,</w:t>
-      </w:r>
-      <w:r>
-        <w:t xml:space="preserve"> </w:t>
-      </w:r>
-      <w:r>
-        <w:t xml:space="preserve">a</w:t>
-      </w:r>
-      <w:r>
-        <w:t xml:space="preserve"> </w:t>
-      </w:r>
-      <w:r>
-        <w:t xml:space="preserve">survival-supervised</w:t>
-      </w:r>
-      <w:r>
-        <w:t xml:space="preserve"> </w:t>
-      </w:r>
-      <w:r>
-        <w:t xml:space="preserve">matrix</w:t>
-      </w:r>
-      <w:r>
-        <w:t xml:space="preserve"> </w:t>
-      </w:r>
-      <w:r>
-        <w:t xml:space="preserve">factorization</w:t>
-      </w:r>
-      <w:r>
-        <w:t xml:space="preserve"> </w:t>
-      </w:r>
-      <w:r>
-        <w:t xml:space="preserve">that</w:t>
-      </w:r>
-      <w:r>
-        <w:t xml:space="preserve"> </w:t>
-      </w:r>
-      <w:r>
-        <w:t xml:space="preserve">incorporates</w:t>
-      </w:r>
-      <w:r>
-        <w:t xml:space="preserve"> </w:t>
-      </w:r>
-      <w:r>
-        <w:t xml:space="preserve">outcome</w:t>
-      </w:r>
-      <w:r>
-        <w:t xml:space="preserve"> </w:t>
-      </w:r>
-      <w:r>
-        <w:t xml:space="preserve">into</w:t>
-      </w:r>
-      <w:r>
-        <w:t xml:space="preserve"> </w:t>
-      </w:r>
-      <w:r>
-        <w:t xml:space="preserve">gene-program</w:t>
-      </w:r>
-      <w:r>
-        <w:t xml:space="preserve"> </w:t>
-      </w:r>
-      <w:r>
-        <w:t xml:space="preserve">estimation</w:t>
-      </w:r>
-      <w:r>
-        <w:t xml:space="preserve"> </w:t>
-      </w:r>
-      <w:r>
-        <w:t xml:space="preserve">and</w:t>
-      </w:r>
-      <w:r>
-        <w:t xml:space="preserve"> </w:t>
-      </w:r>
-      <w:r>
-        <w:t xml:space="preserve">fixes</w:t>
-      </w:r>
-      <w:r>
-        <w:t xml:space="preserve"> </w:t>
-      </w:r>
-      <w:r>
-        <w:t xml:space="preserve">the</w:t>
-      </w:r>
-      <w:r>
-        <w:t xml:space="preserve"> </w:t>
-      </w:r>
-      <w:r>
-        <w:t xml:space="preserve">gene</w:t>
-      </w:r>
-      <w:r>
-        <w:t xml:space="preserve"> </w:t>
-      </w:r>
-      <w:r>
-        <w:t xml:space="preserve">weights</w:t>
-      </w:r>
-      <w:r>
-        <w:t xml:space="preserve"> </w:t>
-      </w:r>
-      <w:r>
-        <w:t xml:space="preserve">for</w:t>
-      </w:r>
-      <w:r>
-        <w:t xml:space="preserve"> </w:t>
-      </w:r>
-      <w:r>
-        <w:t xml:space="preserve">scoring</w:t>
-      </w:r>
-      <w:r>
-        <w:t xml:space="preserve"> </w:t>
-      </w:r>
-      <w:r>
-        <w:t xml:space="preserve">new</w:t>
-      </w:r>
-      <w:r>
-        <w:t xml:space="preserve"> </w:t>
-      </w:r>
-      <w:r>
-        <w:t xml:space="preserve">cohorts.</w:t>
-      </w:r>
-      <w:r>
-        <w:t xml:space="preserve"> </w:t>
-      </w:r>
-      <w:r>
-        <w:t xml:space="preserve">In</w:t>
-      </w:r>
-      <w:r>
-        <w:t xml:space="preserve"> </w:t>
-      </w:r>
-      <w:r>
-        <w:t xml:space="preserve">pooled</w:t>
-      </w:r>
-      <w:r>
-        <w:t xml:space="preserve"> </w:t>
-      </w:r>
-      <w:r>
-        <w:t xml:space="preserve">TCGA</w:t>
-      </w:r>
-      <w:r>
-        <w:t xml:space="preserve"> </w:t>
-      </w:r>
-      <w:r>
-        <w:t xml:space="preserve">and</w:t>
-      </w:r>
-      <w:r>
-        <w:t xml:space="preserve"> </w:t>
-      </w:r>
-      <w:r>
-        <w:t xml:space="preserve">CPTAC</w:t>
-      </w:r>
-      <w:r>
-        <w:t xml:space="preserve"> </w:t>
-      </w:r>
-      <w:r>
-        <w:t xml:space="preserve">cohorts,</w:t>
-      </w:r>
-      <w:r>
-        <w:t xml:space="preserve"> </w:t>
-      </w:r>
-      <w:r>
-        <w:t xml:space="preserve">DeSurv</w:t>
-      </w:r>
-      <w:r>
-        <w:t xml:space="preserve"> </w:t>
-      </w:r>
-      <w:r>
-        <w:t xml:space="preserve">recovered</w:t>
-      </w:r>
-      <w:r>
-        <w:t xml:space="preserve"> </w:t>
-      </w:r>
-      <w:r>
-        <w:t xml:space="preserve">a</w:t>
-      </w:r>
-      <w:r>
-        <w:t xml:space="preserve"> </w:t>
-      </w:r>
-      <w:r>
-        <w:t xml:space="preserve">three-program</w:t>
-      </w:r>
-      <w:r>
-        <w:t xml:space="preserve"> </w:t>
-      </w:r>
-      <w:r>
-        <w:t xml:space="preserve">tumor–stroma</w:t>
-      </w:r>
-      <w:r>
-        <w:t xml:space="preserve"> </w:t>
-      </w:r>
-      <w:r>
-        <w:t xml:space="preserve">architecture</w:t>
-      </w:r>
-      <w:r>
-        <w:t xml:space="preserve"> </w:t>
-      </w:r>
-      <w:r>
-        <w:t xml:space="preserve">whose</w:t>
-      </w:r>
-      <w:r>
-        <w:t xml:space="preserve"> </w:t>
-      </w:r>
-      <w:r>
-        <w:t xml:space="preserve">dominant</w:t>
-      </w:r>
-      <w:r>
-        <w:t xml:space="preserve"> </w:t>
-      </w:r>
-      <w:r>
-        <w:t xml:space="preserve">survival-aligned</w:t>
-      </w:r>
-      <w:r>
-        <w:t xml:space="preserve"> </w:t>
-      </w:r>
-      <w:r>
-        <w:t xml:space="preserve">direction</w:t>
-      </w:r>
-      <w:r>
-        <w:t xml:space="preserve"> </w:t>
-      </w:r>
-      <w:r>
-        <w:t xml:space="preserve">(D1)</w:t>
-      </w:r>
-      <w:r>
-        <w:t xml:space="preserve"> </w:t>
-      </w:r>
-      <w:r>
-        <w:t xml:space="preserve">linked</w:t>
-      </w:r>
-      <w:r>
-        <w:t xml:space="preserve"> </w:t>
-      </w:r>
-      <w:r>
-        <w:t xml:space="preserve">classical</w:t>
-      </w:r>
-      <w:r>
-        <w:t xml:space="preserve"> </w:t>
-      </w:r>
-      <w:r>
-        <w:t xml:space="preserve">tumor</w:t>
-      </w:r>
-      <w:r>
-        <w:t xml:space="preserve"> </w:t>
-      </w:r>
-      <w:r>
-        <w:t xml:space="preserve">identity</w:t>
-      </w:r>
-      <w:r>
-        <w:t xml:space="preserve"> </w:t>
-      </w:r>
-      <w:r>
-        <w:t xml:space="preserve">with</w:t>
-      </w:r>
-      <w:r>
-        <w:t xml:space="preserve"> </w:t>
-      </w:r>
-      <w:r>
-        <w:t xml:space="preserve">restCAF-like</w:t>
-      </w:r>
-      <w:r>
-        <w:t xml:space="preserve"> </w:t>
-      </w:r>
-      <w:r>
-        <w:t xml:space="preserve">stroma.</w:t>
-      </w:r>
-      <w:r>
-        <w:t xml:space="preserve"> </w:t>
-      </w:r>
-      <w:r>
-        <w:t xml:space="preserve">Applied</w:t>
-      </w:r>
-      <w:r>
-        <w:t xml:space="preserve"> </w:t>
-      </w:r>
-      <w:r>
-        <w:t xml:space="preserve">without</w:t>
-      </w:r>
-      <w:r>
-        <w:t xml:space="preserve"> </w:t>
-      </w:r>
-      <w:r>
-        <w:t xml:space="preserve">refitting</w:t>
-      </w:r>
-      <w:r>
-        <w:t xml:space="preserve"> </w:t>
-      </w:r>
-      <w:r>
-        <w:t xml:space="preserve">to</w:t>
-      </w:r>
-      <w:r>
-        <w:t xml:space="preserve"> </w:t>
-      </w:r>
-      <w:r>
-        <w:t xml:space="preserve">five</w:t>
-      </w:r>
-      <w:r>
-        <w:t xml:space="preserve"> </w:t>
-      </w:r>
-      <w:r>
-        <w:t xml:space="preserve">external</w:t>
-      </w:r>
-      <w:r>
-        <w:t xml:space="preserve"> </w:t>
-      </w:r>
-      <w:r>
-        <w:t xml:space="preserve">datasets</w:t>
-      </w:r>
-      <w:r>
-        <w:t xml:space="preserve"> </w:t>
-      </w:r>
-      <w:r>
-        <w:t xml:space="preserve">spanning</w:t>
-      </w:r>
-      <w:r>
-        <w:t xml:space="preserve"> </w:t>
-      </w:r>
-      <w:r>
-        <w:t xml:space="preserve">four</w:t>
-      </w:r>
-      <w:r>
-        <w:t xml:space="preserve"> </w:t>
-      </w:r>
-      <w:r>
-        <w:t xml:space="preserve">independent</w:t>
-      </w:r>
-      <w:r>
-        <w:t xml:space="preserve"> </w:t>
-      </w:r>
-      <w:r>
-        <w:t xml:space="preserve">cohorts,</w:t>
-      </w:r>
-      <w:r>
-        <w:t xml:space="preserve"> </w:t>
-      </w:r>
-      <w:r>
-        <w:t xml:space="preserve">the</w:t>
-      </w:r>
-      <w:r>
-        <w:t xml:space="preserve"> </w:t>
-      </w:r>
-      <w:r>
-        <w:t xml:space="preserve">frozen</w:t>
-      </w:r>
-      <w:r>
-        <w:t xml:space="preserve"> </w:t>
-      </w:r>
-      <w:r>
-        <w:t xml:space="preserve">representation</w:t>
-      </w:r>
-      <w:r>
-        <w:t xml:space="preserve"> </w:t>
-      </w:r>
-      <w:r>
-        <w:t xml:space="preserve">remained</w:t>
-      </w:r>
-      <w:r>
-        <w:t xml:space="preserve"> </w:t>
-      </w:r>
-      <w:r>
-        <w:t xml:space="preserve">prognostic</w:t>
-      </w:r>
-      <w:r>
-        <w:t xml:space="preserve"> </w:t>
-      </w:r>
-      <w:r>
-        <w:t xml:space="preserve">(HR</w:t>
-      </w:r>
-      <w:r>
-        <w:t xml:space="preserve"> </w:t>
-      </w:r>
-      <w:r>
-        <w:t xml:space="preserve">per</w:t>
-      </w:r>
-      <w:r>
-        <w:t xml:space="preserve"> </w:t>
-      </w:r>
-      <w:r>
-        <w:t xml:space="preserve">SD,</w:t>
-      </w:r>
-      <w:r>
-        <w:t xml:space="preserve"> </w:t>
-      </w:r>
-      <w:r>
-        <w:t xml:space="preserve">1.42;</w:t>
-      </w:r>
-      <w:r>
-        <w:t xml:space="preserve"> </w:t>
-      </w:r>
-      <w:r>
-        <w:t xml:space="preserve">95%</w:t>
-      </w:r>
-      <w:r>
-        <w:t xml:space="preserve"> </w:t>
-      </w:r>
-      <w:r>
-        <w:t xml:space="preserve">CI,</w:t>
-      </w:r>
-      <w:r>
-        <w:t xml:space="preserve"> </w:t>
-      </w:r>
-      <w:r>
-        <w:t xml:space="preserve">1.26–1.59),</w:t>
-      </w:r>
-      <w:r>
-        <w:t xml:space="preserve"> </w:t>
-      </w:r>
-      <w:r>
-        <w:t xml:space="preserve">including</w:t>
-      </w:r>
-      <w:r>
-        <w:t xml:space="preserve"> </w:t>
-      </w:r>
-      <w:r>
-        <w:t xml:space="preserve">after</w:t>
-      </w:r>
-      <w:r>
-        <w:t xml:space="preserve"> </w:t>
-      </w:r>
-      <w:r>
-        <w:t xml:space="preserve">PurIST</w:t>
-      </w:r>
-      <w:r>
-        <w:t xml:space="preserve"> </w:t>
-      </w:r>
-      <w:r>
-        <w:t xml:space="preserve">and</w:t>
-      </w:r>
-      <w:r>
-        <w:t xml:space="preserve"> </w:t>
-      </w:r>
-      <w:r>
-        <w:t xml:space="preserve">DeCAF</w:t>
-      </w:r>
-      <w:r>
-        <w:t xml:space="preserve"> </w:t>
-      </w:r>
-      <w:r>
-        <w:t xml:space="preserve">adjustment.</w:t>
-      </w:r>
-      <w:r>
-        <w:t xml:space="preserve"> </w:t>
-      </w:r>
-      <w:r>
-        <w:t xml:space="preserve">Unsupervised</w:t>
-      </w:r>
-      <w:r>
-        <w:t xml:space="preserve"> </w:t>
-      </w:r>
-      <w:r>
-        <w:t xml:space="preserve">factorization</w:t>
-      </w:r>
-      <w:r>
-        <w:t xml:space="preserve"> </w:t>
-      </w:r>
-      <w:r>
-        <w:t xml:space="preserve">matched</w:t>
-      </w:r>
-      <w:r>
-        <w:t xml:space="preserve"> </w:t>
-      </w:r>
-      <w:r>
-        <w:t xml:space="preserve">on</w:t>
-      </w:r>
-      <w:r>
-        <w:t xml:space="preserve"> </w:t>
-      </w:r>
-      <w:r>
-        <w:t xml:space="preserve">program</w:t>
-      </w:r>
-      <w:r>
-        <w:t xml:space="preserve"> </w:t>
-      </w:r>
-      <w:r>
-        <w:t xml:space="preserve">number</w:t>
-      </w:r>
-      <w:r>
-        <w:t xml:space="preserve"> </w:t>
-      </w:r>
-      <w:r>
-        <w:t xml:space="preserve">and</w:t>
-      </w:r>
-      <w:r>
-        <w:t xml:space="preserve"> </w:t>
-      </w:r>
-      <w:r>
-        <w:t xml:space="preserve">tuning</w:t>
-      </w:r>
-      <w:r>
-        <w:t xml:space="preserve"> </w:t>
-      </w:r>
-      <w:r>
-        <w:t xml:space="preserve">budget</w:t>
-      </w:r>
-      <w:r>
-        <w:t xml:space="preserve"> </w:t>
-      </w:r>
-      <w:r>
-        <w:t xml:space="preserve">did</w:t>
-      </w:r>
-      <w:r>
-        <w:t xml:space="preserve"> </w:t>
-      </w:r>
-      <w:r>
-        <w:t xml:space="preserve">not</w:t>
-      </w:r>
-      <w:r>
-        <w:t xml:space="preserve"> </w:t>
-      </w:r>
-      <w:r>
-        <w:t xml:space="preserve">recover</w:t>
-      </w:r>
-      <w:r>
-        <w:t xml:space="preserve"> </w:t>
-      </w:r>
-      <w:r>
-        <w:t xml:space="preserve">D1,</w:t>
-      </w:r>
-      <w:r>
-        <w:t xml:space="preserve"> </w:t>
-      </w:r>
-      <w:r>
-        <w:t xml:space="preserve">implicating</w:t>
-      </w:r>
-      <w:r>
-        <w:t xml:space="preserve"> </w:t>
-      </w:r>
-      <w:r>
-        <w:t xml:space="preserve">survival</w:t>
-      </w:r>
-      <w:r>
-        <w:t xml:space="preserve"> </w:t>
-      </w:r>
-      <w:r>
-        <w:t xml:space="preserve">supervision</w:t>
-      </w:r>
-      <w:r>
-        <w:t xml:space="preserve"> </w:t>
-      </w:r>
-      <w:r>
-        <w:t xml:space="preserve">rather</w:t>
-      </w:r>
-      <w:r>
-        <w:t xml:space="preserve"> </w:t>
-      </w:r>
-      <w:r>
-        <w:t xml:space="preserve">than</w:t>
-      </w:r>
-      <w:r>
-        <w:t xml:space="preserve"> </w:t>
-      </w:r>
-      <w:r>
-        <w:t xml:space="preserve">model</w:t>
-      </w:r>
-      <w:r>
-        <w:t xml:space="preserve"> </w:t>
-      </w:r>
-      <w:r>
-        <w:t xml:space="preserve">size</w:t>
-      </w:r>
-      <w:r>
-        <w:t xml:space="preserve"> </w:t>
-      </w:r>
-      <w:r>
-        <w:t xml:space="preserve">or</w:t>
-      </w:r>
-      <w:r>
-        <w:t xml:space="preserve"> </w:t>
-      </w:r>
-      <w:r>
-        <w:t xml:space="preserve">tuning</w:t>
-      </w:r>
-      <w:r>
-        <w:t xml:space="preserve"> </w:t>
-      </w:r>
-      <w:r>
-        <w:t xml:space="preserve">effort.</w:t>
-      </w:r>
-      <w:r>
-        <w:t xml:space="preserve"> </w:t>
-      </w:r>
-      <w:r>
-        <w:t xml:space="preserve">In</w:t>
-      </w:r>
-      <w:r>
-        <w:t xml:space="preserve"> </w:t>
-      </w:r>
-      <w:r>
-        <w:t xml:space="preserve">simulations</w:t>
-      </w:r>
-      <w:r>
-        <w:t xml:space="preserve"> </w:t>
-      </w:r>
-      <w:r>
-        <w:t xml:space="preserve">with</w:t>
-      </w:r>
-      <w:r>
-        <w:t xml:space="preserve"> </w:t>
-      </w:r>
-      <w:r>
-        <w:t xml:space="preserve">known</w:t>
-      </w:r>
-      <w:r>
-        <w:t xml:space="preserve"> </w:t>
-      </w:r>
-      <w:r>
-        <w:t xml:space="preserve">structure,</w:t>
-      </w:r>
-      <w:r>
-        <w:t xml:space="preserve"> </w:t>
-      </w:r>
-      <w:r>
-        <w:t xml:space="preserve">DeSurv</w:t>
-      </w:r>
-      <w:r>
-        <w:t xml:space="preserve"> </w:t>
-      </w:r>
-      <w:r>
-        <w:t xml:space="preserve">more</w:t>
-      </w:r>
-      <w:r>
-        <w:t xml:space="preserve"> </w:t>
-      </w:r>
-      <w:r>
-        <w:t xml:space="preserve">accurately</w:t>
-      </w:r>
-      <w:r>
-        <w:t xml:space="preserve"> </w:t>
-      </w:r>
-      <w:r>
-        <w:t xml:space="preserve">recovered</w:t>
-      </w:r>
-      <w:r>
-        <w:t xml:space="preserve"> </w:t>
-      </w:r>
-      <w:r>
-        <w:t xml:space="preserve">prognostic</w:t>
-      </w:r>
-      <w:r>
-        <w:t xml:space="preserve"> </w:t>
-      </w:r>
-      <w:r>
-        <w:t xml:space="preserve">genes</w:t>
-      </w:r>
-      <w:r>
-        <w:t xml:space="preserve"> </w:t>
-      </w:r>
-      <w:r>
-        <w:t xml:space="preserve">when</w:t>
-      </w:r>
-      <w:r>
-        <w:t xml:space="preserve"> </w:t>
-      </w:r>
-      <w:r>
-        <w:t xml:space="preserve">survival</w:t>
-      </w:r>
-      <w:r>
-        <w:t xml:space="preserve"> </w:t>
-      </w:r>
-      <w:r>
-        <w:t xml:space="preserve">signal</w:t>
-      </w:r>
-      <w:r>
-        <w:t xml:space="preserve"> </w:t>
-      </w:r>
-      <w:r>
-        <w:t xml:space="preserve">contributed</w:t>
-      </w:r>
-      <w:r>
-        <w:t xml:space="preserve"> </w:t>
-      </w:r>
-      <w:r>
-        <w:t xml:space="preserve">little</w:t>
-      </w:r>
-      <w:r>
-        <w:t xml:space="preserve"> </w:t>
-      </w:r>
-      <w:r>
-        <w:t xml:space="preserve">transcriptomic</w:t>
-      </w:r>
-      <w:r>
-        <w:t xml:space="preserve"> </w:t>
-      </w:r>
-      <w:r>
         <w:t xml:space="preserve">variation.</w:t>
       </w:r>
     </w:p>
@@ -1087,7 +1081,7 @@
         </w:r>
       </w:hyperlink>
       <w:r>
-        <w:t xml:space="preserve">. Whether a survival-aligned direction spanning tumor and stromal programs exists and adds prognostic information beyond existing subtype classifications remains unclear, in part because such programs are discovered without outcome information and tested against survival only afterward</w:t>
+        <w:t xml:space="preserve">. It remains unclear whether a survival-aligned tumor–stroma direction provides prognostic information beyond existing subtype classifications. Such programs are typically discovered without outcome information and tested against survival only afterward</w:t>
       </w:r>
       <w:hyperlink w:anchor="ref-collisson2011subtypes">
         <w:r>
@@ -1477,7 +1471,7 @@
         <w:pStyle w:val="BodyText"/>
       </w:pPr>
       <w:r>
-        <w:t xml:space="preserve">By contrast, survival-supervised models such as penalized Cox regression and supervised principal components</w:t>
+        <w:t xml:space="preserve">Conversely, survival-supervised models such as penalized Cox regression and supervised principal components</w:t>
       </w:r>
       <w:hyperlink w:anchor="ref-bair2004semi">
         <w:r>
@@ -1507,7 +1501,7 @@
         <w:t xml:space="preserve"> </w:t>
       </w:r>
       <w:r>
-        <w:t xml:space="preserve">can identify outcome-associated expression patterns. Such models may predict survival without organizing the prognostic signal into biologically interpretable tumor and microenvironmental programs: the form in which PDAC subtypes, and the single-sample classifiers built from them, have been defined</w:t>
+        <w:t xml:space="preserve">can identify outcome-associated expression patterns without resolving them into biologically interpretable tumor and microenvironmental programs. PDAC subtypes and their single-sample classifiers, however, are defined at the program level</w:t>
       </w:r>
       <w:hyperlink w:anchor="ref-rashid2020purity">
         <w:r>
@@ -1542,7 +1536,7 @@
         <w:pStyle w:val="BodyText"/>
       </w:pPr>
       <w:r>
-        <w:t xml:space="preserve">Here, we present DeSurv, a survival-supervised matrix factorization framework that integrates NMF with Cox regression so that survival helps shape gene programs as they are learned. By incorporating survival during factorization, DeSurv is designed to recover survival-aligned biological structure that may be obscured when other sources of expression variation dominate. A consensus across many restarts supplies the initialization for a final fit. The gene weights defining each program are then held fixed, or frozen, allowing the same programs to be evaluated directly in independent cohorts without refitting the factorization. DeSurv therefore moves clinical relevance from a post hoc criterion for selecting among unsupervised factors to a criterion that shapes the factors themselves. Freezing the learned gene weights then makes cross-study transportability a direct test of the same programs rather than of a refitted representation. We evaluate DeSurv in PDAC across four independent external patient cohorts, and use simulations in which the true underlying (latent) programs are known, to characterize when survival supervision improves recovery of prognostic programs.</w:t>
+        <w:t xml:space="preserve">Here, we present DeSurv, a survival-supervised matrix factorization framework that integrates NMF with Cox regression, moving clinical relevance from a post hoc criterion to one that shapes gene programs during discovery. Because the factorization is sensitive to initialization, solutions from many independent restarts are aggregated to initialize a final fit. The resulting gene weights are then held fixed, or frozen, so external cohorts test the same learned programs rather than a refitted representation. We evaluate DeSurv in PDAC across four independent external patient cohorts and in simulations in which the true underlying (latent) programs are known, to determine when survival supervision improves recovery of prognostic programs.</w:t>
       </w:r>
     </w:p>
     <w:p>
@@ -1550,7 +1544,7 @@
         <w:pStyle w:val="BodyText"/>
       </w:pPr>
       <w:r>
-        <w:t xml:space="preserve">In PDAC, DeSurv identifies a three-program tumor–stroma architecture that reflects joint cross-patient variation rather than spatial or cellular organization within individual tumors. We first compare it with NMF at higher rank (the number of programs the factorization extracts), with an unsupervised control matched on rank and tuning budget, and with conventional survival-supervised models, to isolate what survival supervision contributes to the representation itself (Supplementary Table [tab:architecture]). We then validate the frozen programs externally and ask whether the survival-aligned program is specific to DeSurv or reducible to established classifiers.</w:t>
+        <w:t xml:space="preserve">In PDAC, DeSurv identifies a three-program tumor–stroma architecture. We compare the resulting representation with unsupervised factorization at matched and higher rank (the number of programs the factorization extracts) and with conventional survival-supervised models, to distinguish the contribution of survival supervision from effects of model complexity and tuning (Supplementary Table [tab:architecture]). We then test the frozen programs across independent cohorts and ask whether the dominant survival-aligned program is specific to DeSurv or reducible to established PDAC classifiers.</w:t>
       </w:r>
     </w:p>
     <w:bookmarkStart w:id="40" w:name="results"/>

--- a/paper/paper.docx
+++ b/paper/paper.docx
@@ -1463,6 +1463,63 @@
         </w:r>
       </w:hyperlink>
       <w:r>
+        <w:t xml:space="preserve">. Conversely, survival-supervised models such as penalized Cox regression and supervised principal components</w:t>
+      </w:r>
+      <w:hyperlink w:anchor="ref-bair2004semi">
+        <w:r>
+          <w:rPr>
+            <w:rStyle w:val="Hyperlink"/>
+            <w:vertAlign w:val="superscript"/>
+          </w:rPr>
+          <w:t xml:space="preserve">15</w:t>
+        </w:r>
+      </w:hyperlink>
+      <w:r>
+        <w:rPr>
+          <w:vertAlign w:val="superscript"/>
+        </w:rPr>
+        <w:t xml:space="preserve">,</w:t>
+      </w:r>
+      <w:hyperlink w:anchor="ref-simon2011regularization">
+        <w:r>
+          <w:rPr>
+            <w:rStyle w:val="Hyperlink"/>
+            <w:vertAlign w:val="superscript"/>
+          </w:rPr>
+          <w:t xml:space="preserve">23</w:t>
+        </w:r>
+      </w:hyperlink>
+      <w:r>
+        <w:t xml:space="preserve"> </w:t>
+      </w:r>
+      <w:r>
+        <w:t xml:space="preserve">can identify outcome-associated expression patterns without resolving them into biologically interpretable tumor and microenvironmental programs. PDAC subtypes and their single-sample classifiers, however, are defined at the program level</w:t>
+      </w:r>
+      <w:hyperlink w:anchor="ref-rashid2020purity">
+        <w:r>
+          <w:rPr>
+            <w:rStyle w:val="Hyperlink"/>
+            <w:vertAlign w:val="superscript"/>
+          </w:rPr>
+          <w:t xml:space="preserve">4</w:t>
+        </w:r>
+      </w:hyperlink>
+      <w:r>
+        <w:rPr>
+          <w:vertAlign w:val="superscript"/>
+        </w:rPr>
+        <w:t xml:space="preserve">,</w:t>
+      </w:r>
+      <w:hyperlink w:anchor="ref-peng2024determination">
+        <w:r>
+          <w:rPr>
+            <w:rStyle w:val="Hyperlink"/>
+            <w:vertAlign w:val="superscript"/>
+          </w:rPr>
+          <w:t xml:space="preserve">5</w:t>
+        </w:r>
+      </w:hyperlink>
+      <w:r>
         <w:t xml:space="preserve">.</w:t>
       </w:r>
     </w:p>
@@ -1471,64 +1528,7 @@
         <w:pStyle w:val="BodyText"/>
       </w:pPr>
       <w:r>
-        <w:t xml:space="preserve">Conversely, survival-supervised models such as penalized Cox regression and supervised principal components</w:t>
-      </w:r>
-      <w:hyperlink w:anchor="ref-bair2004semi">
-        <w:r>
-          <w:rPr>
-            <w:rStyle w:val="Hyperlink"/>
-            <w:vertAlign w:val="superscript"/>
-          </w:rPr>
-          <w:t xml:space="preserve">15</w:t>
-        </w:r>
-      </w:hyperlink>
-      <w:r>
-        <w:rPr>
-          <w:vertAlign w:val="superscript"/>
-        </w:rPr>
-        <w:t xml:space="preserve">,</w:t>
-      </w:r>
-      <w:hyperlink w:anchor="ref-simon2011regularization">
-        <w:r>
-          <w:rPr>
-            <w:rStyle w:val="Hyperlink"/>
-            <w:vertAlign w:val="superscript"/>
-          </w:rPr>
-          <w:t xml:space="preserve">23</w:t>
-        </w:r>
-      </w:hyperlink>
-      <w:r>
-        <w:t xml:space="preserve"> </w:t>
-      </w:r>
-      <w:r>
-        <w:t xml:space="preserve">can identify outcome-associated expression patterns without resolving them into biologically interpretable tumor and microenvironmental programs. PDAC subtypes and their single-sample classifiers, however, are defined at the program level</w:t>
-      </w:r>
-      <w:hyperlink w:anchor="ref-rashid2020purity">
-        <w:r>
-          <w:rPr>
-            <w:rStyle w:val="Hyperlink"/>
-            <w:vertAlign w:val="superscript"/>
-          </w:rPr>
-          <w:t xml:space="preserve">4</w:t>
-        </w:r>
-      </w:hyperlink>
-      <w:r>
-        <w:rPr>
-          <w:vertAlign w:val="superscript"/>
-        </w:rPr>
-        <w:t xml:space="preserve">,</w:t>
-      </w:r>
-      <w:hyperlink w:anchor="ref-peng2024determination">
-        <w:r>
-          <w:rPr>
-            <w:rStyle w:val="Hyperlink"/>
-            <w:vertAlign w:val="superscript"/>
-          </w:rPr>
-          <w:t xml:space="preserve">5</w:t>
-        </w:r>
-      </w:hyperlink>
-      <w:r>
-        <w:t xml:space="preserve">.</w:t>
+        <w:t xml:space="preserve">Here, we present DeSurv, a survival-supervised matrix factorization framework that integrates NMF with Cox regression, moving clinical relevance from a post hoc criterion to one that shapes gene programs during discovery. Because the factorization is sensitive to initialization, solutions from many independent restarts are aggregated to initialize a final fit. The resulting gene weights are then held fixed, or frozen, so the same learned programs can be tested in external cohorts without refitting the representation.</w:t>
       </w:r>
     </w:p>
     <w:p>
@@ -1536,15 +1536,7 @@
         <w:pStyle w:val="BodyText"/>
       </w:pPr>
       <w:r>
-        <w:t xml:space="preserve">Here, we present DeSurv, a survival-supervised matrix factorization framework that integrates NMF with Cox regression, moving clinical relevance from a post hoc criterion to one that shapes gene programs during discovery. Because the factorization is sensitive to initialization, solutions from many independent restarts are aggregated to initialize a final fit. The resulting gene weights are then held fixed, or frozen, so external cohorts test the same learned programs rather than a refitted representation. We evaluate DeSurv in PDAC across four independent external patient cohorts and in simulations in which the true underlying (latent) programs are known, to determine when survival supervision improves recovery of prognostic programs.</w:t>
-      </w:r>
-    </w:p>
-    <w:p>
-      <w:pPr>
-        <w:pStyle w:val="BodyText"/>
-      </w:pPr>
-      <w:r>
-        <w:t xml:space="preserve">In PDAC, DeSurv identifies a three-program tumor–stroma architecture. We compare the resulting representation with unsupervised factorization at matched and higher rank (the number of programs the factorization extracts) and with conventional survival-supervised models, to distinguish the contribution of survival supervision from effects of model complexity and tuning (Supplementary Table [tab:architecture]). We then test the frozen programs across independent cohorts and ask whether the dominant survival-aligned program is specific to DeSurv or reducible to established PDAC classifiers.</w:t>
+        <w:t xml:space="preserve">We evaluate DeSurv in PDAC by comparing the resulting representation with unsupervised factorization at matched and higher rank (the number of programs the factorization extracts) and with conventional survival-supervised models (Supplementary Table [tab:architecture]). These comparisons distinguish the contribution of survival supervision from effects of model complexity and tuning. We then test the frozen programs across independent cohorts, determine whether the dominant survival-aligned direction is shared by other supervised approaches, and ask whether it retains prognostic information beyond established PDAC classifiers. Simulations in which the true underlying (latent) programs are known characterize when survival supervision improves recovery of prognostic structure.</w:t>
       </w:r>
     </w:p>
     <w:bookmarkStart w:id="40" w:name="results"/>

--- a/paper/paper.docx
+++ b/paper/paper.docx
@@ -1562,7 +1562,7 @@
         <w:pStyle w:val="FirstParagraph"/>
       </w:pPr>
       <w:r>
-        <w:t xml:space="preserve">DeSurv learns gene programs by balancing reconstruction of the tumor transcriptome with association to patient survival. Unlike the conventional sequence of unsupervised factorization followed by post hoc clinical screening, survival directly shapes the gene programs during discovery. After training, the gene weights are fixed, allowing the same programs to be scored and tested in new tumors without refitting the factorization (Fig. [fig:schema]a; Methods).</w:t>
+        <w:t xml:space="preserve">DeSurv learns gene programs by balancing reconstruction of the tumor transcriptome with association to patient survival, allowing outcome information to influence which programs are recovered rather than only selecting among programs after unsupervised factorization. After training, the gene weights are fixed so that the same learned programs can be scored and tested in new tumors without refitting the factorization (Fig. [fig:schema]a; Methods).</w:t>
       </w:r>
     </w:p>
     <w:p>
@@ -1617,7 +1617,7 @@
         </m:r>
       </m:oMath>
       <w:r>
-        <w:t xml:space="preserve">, 139 events). Settings were chosen by Bayesian optimization</w:t>
+        <w:t xml:space="preserve">, 139 events). Hyperparameters were selected by Bayesian optimization</w:t>
       </w:r>
       <w:hyperlink w:anchor="ref-snoek2012practical">
         <w:r>
@@ -1644,7 +1644,7 @@
         </w:r>
       </w:hyperlink>
       <w:r>
-        <w:t xml:space="preserve">, a sequential search algorithm that proposes each new setting from the results of previous ones to optimize a pre-specified objective (Methods). Cross-validated concordance (the C-index, the probability that the model ranks a pair of patients in the correct survival order) was high across a broad region of intermediate supervision and moderate rank, declining toward the unsupervised</w:t>
+        <w:t xml:space="preserve">, a sequential search algorithm that proposes each new setting from the results of previous ones to optimize a pre-specified objective, here cross-validated concordance (the C-index, the probability that the model ranks a pair of patients in the correct survival order; Methods). Concordance favored intermediate survival supervision over the unsupervised</w:t>
       </w:r>
       <w:r>
         <w:t xml:space="preserve"> </w:t>
@@ -1667,7 +1667,10 @@
         <w:t xml:space="preserve"> </w:t>
       </w:r>
       <w:r>
-        <w:t xml:space="preserve">boundary (Supplementary Fig. [fig:fig-si-bo-tuning]). Concordance changed little across the ranks examined, so we applied the one-standard-error rule, which takes the most parsimonious model within one standard error of the best, giving a three-program model (</w:t>
+        <w:t xml:space="preserve">boundary but changed little across the ranks examined (Supplementary Figs. [fig:fig-si-bo-tuning] and [fig:fig-cindex-by-k]). We therefore applied the one-standard-error rule, which takes the most parsimonious model within one standard error of the best, selecting</w:t>
+      </w:r>
+      <w:r>
+        <w:t xml:space="preserve"> </w:t>
       </w:r>
       <m:oMath>
         <m:r>
@@ -1684,54 +1687,57 @@
         </m:r>
       </m:oMath>
       <w:r>
+        <w:t xml:space="preserve">; the remaining hyperparameters, including</w:t>
+      </w:r>
+      <w:r>
+        <w:t xml:space="preserve"> </w:t>
+      </w:r>
+      <m:oMath>
+        <m:r>
+          <m:t>α</m:t>
+        </m:r>
+        <m:r>
+          <m:rPr>
+            <m:sty m:val="p"/>
+          </m:rPr>
+          <m:t>=</m:t>
+        </m:r>
+        <m:r>
+          <m:t>0.334</m:t>
+        </m:r>
+      </m:oMath>
+      <w:r>
+        <w:t xml:space="preserve">, were retained from the best configuration (Fig. [fig:schema]b). In contrast, standard unsupervised NMF rank criteria based on reconstruction residuals, cophenetic correlation and silhouette width</w:t>
+      </w:r>
+      <w:hyperlink w:anchor="ref-brunet2004metagenes">
+        <w:r>
+          <w:rPr>
+            <w:rStyle w:val="Hyperlink"/>
+            <w:vertAlign w:val="superscript"/>
+          </w:rPr>
+          <w:t xml:space="preserve">13</w:t>
+        </w:r>
+      </w:hyperlink>
+      <w:r>
+        <w:rPr>
+          <w:vertAlign w:val="superscript"/>
+        </w:rPr>
         <w:t xml:space="preserve">,</w:t>
       </w:r>
-      <w:r>
-        <w:t xml:space="preserve"> </w:t>
-      </w:r>
-      <m:oMath>
-        <m:r>
-          <m:t>α</m:t>
-        </m:r>
-        <m:r>
-          <m:rPr>
-            <m:sty m:val="p"/>
-          </m:rPr>
-          <m:t>=</m:t>
-        </m:r>
-        <m:r>
-          <m:t>0.334</m:t>
-        </m:r>
-      </m:oMath>
-      <w:r>
-        <w:t xml:space="preserve">; Fig. [fig:schema]b and Supplementary Fig. [fig:fig-cindex-by-k]). By contrast, standard unsupervised NMF rank criteria (reconstruction residuals, cophenetic correlation and silhouette width</w:t>
-      </w:r>
-      <w:hyperlink w:anchor="ref-brunet2004metagenes">
+      <w:hyperlink w:anchor="ref-frigyesi2008nmf">
         <w:r>
           <w:rPr>
             <w:rStyle w:val="Hyperlink"/>
             <w:vertAlign w:val="superscript"/>
           </w:rPr>
-          <w:t xml:space="preserve">13</w:t>
+          <w:t xml:space="preserve">28</w:t>
         </w:r>
       </w:hyperlink>
       <w:r>
-        <w:rPr>
-          <w:vertAlign w:val="superscript"/>
-        </w:rPr>
-        <w:t xml:space="preserve">,</w:t>
-      </w:r>
-      <w:hyperlink w:anchor="ref-frigyesi2008nmf">
-        <w:r>
-          <w:rPr>
-            <w:rStyle w:val="Hyperlink"/>
-            <w:vertAlign w:val="superscript"/>
-          </w:rPr>
-          <w:t xml:space="preserve">28</w:t>
-        </w:r>
-      </w:hyperlink>
-      <w:r>
-        <w:t xml:space="preserve">) gave conflicting choices in the same data (Supplementary Fig. [fig:fig-nmf-diagnostics]). All model and hyperparameter selection was completed within the training cohorts before the programs were applied to external validation datasets.</w:t>
+        <w:t xml:space="preserve"> </w:t>
+      </w:r>
+      <w:r>
+        <w:t xml:space="preserve">gave conflicting rank choices in the same data (Supplementary Fig. [fig:fig-nmf-diagnostics]). All model and hyperparameter selection was completed within the training cohorts before the programs were applied to external validation datasets.</w:t>
       </w:r>
     </w:p>
     <w:p>
@@ -2164,7 +2170,7 @@
         <w:pStyle w:val="FirstParagraph"/>
       </w:pPr>
       <w:r>
-        <w:t xml:space="preserve">To determine how survival supervision altered the biological representation, we compared DeSurv with standard NMF (Lee multiplicative NMF, the field-standard implementation) at the same rank (</w:t>
+        <w:t xml:space="preserve">To determine how survival supervision altered the biological representation, we compared DeSurv with standard Lee multiplicative NMF at the same rank (</w:t>
       </w:r>
       <m:oMath>
         <m:r>
@@ -2181,7 +2187,7 @@
         </m:r>
       </m:oMath>
       <w:r>
-        <w:t xml:space="preserve">), thereby holding model complexity constant. DeSurv resolved three distinct programs (D1–D3): D1, enriched for classical tumor and restCAF-like stromal signatures; D2, enriched for proCAF-like stroma; and D3, enriched for basal-like tumor programs (Fig. [fig:pdac]a). Together, these programs define a tumor–stroma prognostic architecture spanning classical/restCAF-like and basal-like/proCAF-like states across patients. The classical component of D1 was independently supported in the COMPASS trial cohort, where D1 scores correlated with GATA6 RNA in situ hybridization (Spearman</w:t>
+        <w:t xml:space="preserve">), thereby holding model complexity constant. DeSurv resolved three distinct programs (D1–D3): D1, enriched for classical tumor and restCAF-like stromal signatures; D2, enriched for proCAF-like stroma; and D3, enriched for basal-like tumor programs (Fig. [fig:pdac]a). Together, these programs define a tumor–stroma architecture organized around the survival-aligned D1 direction. The classical component of D1 was independently supported in the COMPASS trial cohort, where D1 scores correlated with GATA6 RNA in situ hybridization (Spearman</w:t>
       </w:r>
       <w:r>
         <w:t xml:space="preserve"> </w:t>
@@ -2276,7 +2282,7 @@
         </w:r>
       </w:hyperlink>
       <w:r>
-        <w:t xml:space="preserve">, and a third factor (N2) for exocrine-associated variation. DeSurv instead separated basal-like tumor (D3) and proCAF-like stroma (D2) while recovering the distinct classical/restCAF-like survival-aligned D1 program. Both methods similarly recovered the activated-stroma and proCAF-like reference programs, stromal distinctions that bulk deconvolution conventionally resolves. They differed at the restraining end: among the displayed top-ranked genes, the restCAF and iCAF reference programs corresponded to a DeSurv program and to no standard NMF factor (Fig. [fig:pdac]a,b).</w:t>
+        <w:t xml:space="preserve">, and a third factor (N2) for exocrine-associated variation. DeSurv instead separated basal-like tumor (D3) and proCAF-like stroma (D2) while recovering the distinct classical/restCAF-like D1 program. Both methods recovered the activated-stroma and proCAF-like reference programs. They differed at the restraining end: among the displayed top-ranked genes, the restCAF and iCAF reference programs corresponded to a DeSurv program but to no standard NMF factor (Fig. [fig:pdac]a,b).</w:t>
       </w:r>
     </w:p>
     <w:p>
@@ -2284,7 +2290,7 @@
         <w:pStyle w:val="BodyText"/>
       </w:pPr>
       <w:r>
-        <w:t xml:space="preserve">This difference reflected a selective reorganization rather than wholesale loss of expression structure. D1 accounted for the smallest share of the full model’s reconstruction gain,</w:t>
+        <w:t xml:space="preserve">This difference reflected selective reorganization rather than wholesale loss of expression structure. D1 accounted for only</w:t>
       </w:r>
       <w:r>
         <w:t xml:space="preserve"> </w:t>
@@ -2295,7 +2301,7 @@
         </m:r>
       </m:oMath>
       <w:r>
-        <w:t xml:space="preserve">% (Shapley shares</w:t>
+        <w:t xml:space="preserve">% of the full model’s reconstruction gain (Shapley shares</w:t>
       </w:r>
       <w:hyperlink w:anchor="ref-shapley1953value">
         <w:r>
@@ -2307,7 +2313,7 @@
         </w:r>
       </w:hyperlink>
       <w:r>
-        <w:t xml:space="preserve">), whereas omitting it lowered the Cox partial log-likelihood, the fit criterion of the Cox model, by</w:t>
+        <w:t xml:space="preserve">), the smallest share among the three programs. Yet omitting D1 lowered the Cox partial log-likelihood, the fit criterion of the Cox model, by</w:t>
       </w:r>
       <w:r>
         <w:t xml:space="preserve"> </w:t>
@@ -2318,7 +2324,7 @@
         </m:r>
       </m:oMath>
       <w:r>
-        <w:t xml:space="preserve">, against</w:t>
+        <w:t xml:space="preserve">, compared with</w:t>
       </w:r>
       <w:r>
         <w:t xml:space="preserve"> </w:t>
@@ -2346,7 +2352,7 @@
         <w:t xml:space="preserve"> </w:t>
       </w:r>
       <w:r>
-        <w:t xml:space="preserve">for D2, even though D3 accounted for</w:t>
+        <w:t xml:space="preserve">for D2 (Fig. [fig:pdac]c). D3 showed the opposite pattern, accounting for</w:t>
       </w:r>
       <w:r>
         <w:t xml:space="preserve"> </w:t>
@@ -2357,7 +2363,7 @@
         </m:r>
       </m:oMath>
       <w:r>
-        <w:t xml:space="preserve">% of the reconstruction gain (Fig. [fig:pdac]c). Within the fitted model, the survival contribution was therefore concentrated in D1 despite its small share of reconstruction. Because D1 was estimated using these outcomes, its increment describes where the model placed the survival signal rather than testing whether that signal is real. The unsupervised factors were fit without survival; the factor with the largest reconstruction contribution (</w:t>
+        <w:t xml:space="preserve">% of the reconstruction gain but little of the fitted survival contribution. Because D1 was estimated using these outcomes, these quantities show where the fitted model placed the survival signal rather than providing an independent test of that signal. In the unsupervised model, the factor contributing most to reconstruction (</w:t>
       </w:r>
       <m:oMath>
         <m:r>
@@ -2372,11 +2378,22 @@
       </w:r>
       <m:oMath>
         <m:r>
+          <m:t>0.06</m:t>
+        </m:r>
+      </m:oMath>
+      <w:r>
+        <w:t xml:space="preserve">, and no unsupervised factor lowered it by more than</w:t>
+      </w:r>
+      <w:r>
+        <w:t xml:space="preserve"> </w:t>
+      </w:r>
+      <m:oMath>
+        <m:r>
           <m:t>1.16</m:t>
         </m:r>
       </m:oMath>
       <w:r>
-        <w:t xml:space="preserve">. The programs that best reconstruct the transcriptome need not be those most relevant to survival</w:t>
+        <w:t xml:space="preserve">. Thus, the programs that best reconstruct the transcriptome need not be those most relevant to survival</w:t>
       </w:r>
       <w:hyperlink w:anchor="ref-aran2015systematic">
         <w:r>
@@ -2396,7 +2413,7 @@
         <w:pStyle w:val="BodyText"/>
       </w:pPr>
       <w:r>
-        <w:t xml:space="preserve">The principal NMF tumor and microenvironmental factors were largely retained as D3 (</w:t>
+        <w:t xml:space="preserve">The principal NMF tumor and microenvironmental factors corresponded closely to D3 (</w:t>
       </w:r>
       <m:oMath>
         <m:r>
@@ -2473,7 +2490,7 @@
         </m:r>
       </m:oMath>
       <w:r>
-        <w:t xml:space="preserve">; Supplementary Table [tab:projection-r2]). DeSurv nonetheless reconstructed the analysis matrix only somewhat less completely than matched-rank standard NMF (</w:t>
+        <w:t xml:space="preserve">; Supplementary Table [tab:projection-r2]). DeSurv nevertheless reconstructed the analysis matrix only modestly less completely than matched-rank NMF (</w:t>
       </w:r>
       <m:oMath>
         <m:sSup>
@@ -2501,7 +2518,7 @@
         <w:pStyle w:val="BodyText"/>
       </w:pPr>
       <w:r>
-        <w:t xml:space="preserve">Tuning effort does not appear to explain the difference. We repeated the comparison with the matched-budget unsupervised control, an unsupervised model matched to DeSurv on rank, optimizer, tuning budget and consensus initialization procedure (starting values built from the solutions of many restarts). It recovered D2 (</w:t>
+        <w:t xml:space="preserve">Tuning effort did not appear to explain this difference. We repeated the comparison with the matched-budget unsupervised control, an unsupervised model matched to DeSurv on rank, optimizer, tuning budget and consensus initialization procedure (starting values built from the solutions of many restarts). It again recovered D2 (</w:t>
       </w:r>
       <m:oMath>
         <m:r>
@@ -2535,7 +2552,7 @@
         </m:r>
       </m:oMath>
       <w:r>
-        <w:t xml:space="preserve">) as before, but recovered D1 no better than the standard implementation did (</w:t>
+        <w:t xml:space="preserve">) but similarly failed to recover D1 (</w:t>
       </w:r>
       <m:oMath>
         <m:r>
@@ -2760,13 +2777,13 @@
       </w:r>
     </w:p>
     <w:bookmarkEnd w:id="27"/>
-    <w:bookmarkStart w:id="34" w:name="Xc3738784e7570d272abf5aed7e47dc454451282"/>
+    <w:bookmarkStart w:id="34" w:name="X47157b7743b00cf5e9787dc0874e97056659c37"/>
     <w:p>
       <w:pPr>
         <w:pStyle w:val="Heading2"/>
       </w:pPr>
       <w:r>
-        <w:t xml:space="preserve">Frozen survival-aligned programs retain prognostic relevance across independent untreated and treated PDAC cohorts</w:t>
+        <w:t xml:space="preserve">Frozen programs retain prognostic relevance across independent PDAC cohorts and transport to treated disease</w:t>
       </w:r>
     </w:p>
     <w:p>
@@ -2774,7 +2791,7 @@
         <w:pStyle w:val="FirstParagraph"/>
       </w:pPr>
       <w:r>
-        <w:t xml:space="preserve">We next applied the frozen programs to five external validation datasets spanning four independent patient cohorts (Dijk, Moffitt, PACA-AU [array and RNA-seq], and Puleo; non-metastatic, treatment-naive; Supplementary Table [tab:cohorts]). Each tumor was scored by projecting its expression onto the trained programs, restricted to their top-ranked genes (</w:t>
+        <w:t xml:space="preserve">We next projected the frozen programs into five external validation datasets from four independent, non-metastatic, treatment-naive PDAC cohorts (Dijk, Moffitt, PACA-AU [array and RNA-seq], and Puleo; Supplementary Table [tab:cohorts]). Each tumor was scored by projecting its expression onto the trained programs, restricted to their top-ranked genes (</w:t>
       </w:r>
       <m:oMath>
         <m:r>
@@ -2826,7 +2843,7 @@
         </m:sSub>
       </m:oMath>
       <w:r>
-        <w:t xml:space="preserve">; Methods). Combined analyses represented each patient once, giving</w:t>
+        <w:t xml:space="preserve">; Methods). Combined analyses represented each patient once, yielding</w:t>
       </w:r>
       <w:r>
         <w:t xml:space="preserve"> </w:t>
@@ -2840,7 +2857,15 @@
         <w:t xml:space="preserve"> </w:t>
       </w:r>
       <w:r>
-        <w:t xml:space="preserve">unique patients (388 deaths; Methods). The survival-aligned D1 program had protective point estimates in every validation dataset and was the only individual program associated with survival in the combined, cohort-stratified analysis (HR per SD</w:t>
+        <w:t xml:space="preserve">unique patients and 388 deaths (Methods).</w:t>
+      </w:r>
+    </w:p>
+    <w:p>
+      <w:pPr>
+        <w:pStyle w:val="BodyText"/>
+      </w:pPr>
+      <w:r>
+        <w:t xml:space="preserve">D1 had protective point estimates in all five validation datasets and was the only individual DeSurv program associated with survival in the combined cohort-stratified analysis (HR per SD</w:t>
       </w:r>
       <w:r>
         <w:t xml:space="preserve"> </w:t>
@@ -2884,7 +2909,7 @@
         <w:t xml:space="preserve"> </w:t>
       </w:r>
       <w:r>
-        <w:t xml:space="preserve">&lt; 0.001). D3 had hazard ratios above 1 in four of the five datasets but was not significant in any of them, nor combined (</w:t>
+        <w:t xml:space="preserve">&lt; 0.001). D3 had hazard ratios above 1 in four of the five datasets but was not associated with survival either individually or in the combined analysis (</w:t>
       </w:r>
       <m:oMath>
         <m:r>
@@ -2931,7 +2956,7 @@
         </m:r>
       </m:oMath>
       <w:r>
-        <w:t xml:space="preserve">). The proCAF-like D2 program was near-null (</w:t>
+        <w:t xml:space="preserve">). D2 was near-null overall (</w:t>
       </w:r>
       <m:oMath>
         <m:r>
@@ -2978,7 +3003,7 @@
         </m:r>
       </m:oMath>
       <w:r>
-        <w:t xml:space="preserve">) and more variable (Fig. [fig:val]a). None of the three standard NMF factors at the same rank was associated with survival in the combined analysis (HRs 0.94–1.00; Fig. [fig:val]a, right).</w:t>
+        <w:t xml:space="preserve">) and showed greater variation across datasets (Fig. [fig:val]a). None of the three standard NMF factors at the same rank was associated with survival in the combined analysis (HRs 0.94–1.00; Fig. [fig:val]a, right).</w:t>
       </w:r>
     </w:p>
     <w:p>
@@ -2986,7 +3011,7 @@
         <w:pStyle w:val="BodyText"/>
       </w:pPr>
       <w:r>
-        <w:t xml:space="preserve">The frozen multivariable DeSurv linear predictor, the weighted sum of the three program scores (oriented so that higher values indicate higher risk), was associated with overall survival in a cohort-stratified analysis (pooled HR per SD 1.42, 95% CI</w:t>
+        <w:t xml:space="preserve">The trained DeSurv linear predictor, the weighted sum of the three program scores (oriented so that higher values indicate higher risk), combines only D1 and D3 because the elastic-net penalty set the D2 coefficient to exactly zero. It was associated with overall survival in the cohort-stratified analysis (pooled HR per SD 1.42, 95% CI</w:t>
       </w:r>
       <w:r>
         <w:t xml:space="preserve"> </w:t>
@@ -3049,7 +3074,7 @@
         </m:sSup>
       </m:oMath>
       <w:r>
-        <w:t xml:space="preserve">; Table [tab:hr-adjusted]). The elastic-net penalty set the trained coefficient for D2 to exactly zero, so D2 did not contribute to the trained linear predictor, which therefore combines only the D1 and D3 scores. Scaled Schoenfeld residuals showed the association attenuating over follow-up (</w:t>
+        <w:t xml:space="preserve">; Table [tab:hr-adjusted]). Scaled Schoenfeld residuals indicated attenuation of this association over follow-up (</w:t>
       </w:r>
       <m:oMath>
         <m:sSup>
@@ -3119,7 +3144,7 @@
         </m:sSup>
       </m:oMath>
       <w:r>
-        <w:t xml:space="preserve">; Supplementary Information, Proportional-hazards diagnostic), so the pooled hazard ratio is a time-averaged summary rather than a constant multiplicative effect. The estimate was not driven by any single dataset (leave-one-dataset-out HRs 1.34–1.45; Fig. [fig:val]a).</w:t>
+        <w:t xml:space="preserve">; Supplementary Information, Proportional-hazards diagnostic), so the pooled hazard ratio should be interpreted as a time-averaged summary rather than a constant multiplicative effect. Leave-one-dataset-out estimates were similar (HRs 1.34–1.45; Fig. [fig:val]a).</w:t>
       </w:r>
     </w:p>
     <w:p>
@@ -3225,7 +3250,7 @@
         </m:r>
       </m:oMath>
       <w:r>
-        <w:t xml:space="preserve">%). Combined discrimination across cohorts was moderate (event-weighted C-index</w:t>
+        <w:t xml:space="preserve">%). Event-weighted discrimination across cohorts was moderate (C-index</w:t>
       </w:r>
       <w:r>
         <w:t xml:space="preserve"> </w:t>
@@ -3255,7 +3280,7 @@
         </m:r>
       </m:oMath>
       <w:r>
-        <w:t xml:space="preserve">), with an integrated Brier score of</w:t>
+        <w:t xml:space="preserve">). In a sensitivity analysis with in-sample recalibration of the frozen score within each cohort (apparent rather than out-of-sample prediction error), the integrated Brier score was</w:t>
       </w:r>
       <w:r>
         <w:t xml:space="preserve"> </w:t>
@@ -3269,7 +3294,7 @@
         <w:t xml:space="preserve"> </w:t>
       </w:r>
       <w:r>
-        <w:t xml:space="preserve">against</w:t>
+        <w:t xml:space="preserve">compared with</w:t>
       </w:r>
       <w:r>
         <w:t xml:space="preserve"> </w:t>
@@ -3294,7 +3319,7 @@
         </m:r>
       </m:oMath>
       <w:r>
-        <w:t xml:space="preserve">%; Supplementary Information). At the same rank, the matched-budget unsupervised control was not associated with survival (Table [tab:hr-adjusted]).</w:t>
+        <w:t xml:space="preserve">%; Supplementary Information).</w:t>
       </w:r>
     </w:p>
     <w:p>
@@ -3302,7 +3327,7 @@
         <w:pStyle w:val="BodyText"/>
       </w:pPr>
       <w:r>
-        <w:t xml:space="preserve">We then asked whether comparable prognostic performance could be achieved without survival-supervised factorization. The two methods differ most in how their performance depends on rank (Supplementary Fig. [fig:fig-cindex-by-k]). DeSurv reached near-maximal cross-validated concordance at the lowest ranks examined, with little change as factors were added. The unsupervised limit (</w:t>
+        <w:t xml:space="preserve">We next asked whether comparable prognostic information could be recovered without survival-supervised factorization. At DeSurv’s rank, the matched-budget unsupervised control was not associated with survival (Table [tab:hr-adjusted]). More generally, DeSurv reached near-maximal cross-validated concordance at the lowest ranks examined, with little change as additional factors were added, whereas the unsupervised limit (</w:t>
       </w:r>
       <m:oMath>
         <m:r>
@@ -3319,7 +3344,7 @@
         </m:r>
       </m:oMath>
       <w:r>
-        <w:t xml:space="preserve">) started well below DeSurv and increased progressively with rank, approaching DeSurv only at higher-rank solutions. Unsupervised factorization therefore required many more factors to approach the same cross-validated prognostic information.</w:t>
+        <w:t xml:space="preserve">) improved progressively with rank and approached DeSurv only at higher-rank solutions (Supplementary Fig. [fig:fig-cindex-by-k]).</w:t>
       </w:r>
     </w:p>
     <w:p>
@@ -3327,7 +3352,30 @@
         <w:pStyle w:val="BodyText"/>
       </w:pPr>
       <w:r>
-        <w:t xml:space="preserve">The higher-rank solution also represented more established PDAC programs: coverage increased from 16 for DeSurv at</w:t>
+        <w:t xml:space="preserve">The rank-optimized unsupervised control (the same pipeline at</w:t>
+      </w:r>
+      <w:r>
+        <w:t xml:space="preserve"> </w:t>
+      </w:r>
+      <m:oMath>
+        <m:r>
+          <m:t>α</m:t>
+        </m:r>
+        <m:r>
+          <m:rPr>
+            <m:sty m:val="p"/>
+          </m:rPr>
+          <m:t>=</m:t>
+        </m:r>
+        <m:r>
+          <m:t>0</m:t>
+        </m:r>
+      </m:oMath>
+      <w:r>
+        <w:t xml:space="preserve"> </w:t>
+      </w:r>
+      <w:r>
+        <w:t xml:space="preserve">with rank selected by Bayesian optimization,</w:t>
       </w:r>
       <w:r>
         <w:t xml:space="preserve"> </w:t>
@@ -3343,6 +3391,26 @@
           <m:t>=</m:t>
         </m:r>
         <m:r>
+          <m:t>7</m:t>
+        </m:r>
+      </m:oMath>
+      <w:r>
+        <w:t xml:space="preserve">) also represented a broader set of established PDAC programs. Reference-program coverage increased from 16 for DeSurv at</w:t>
+      </w:r>
+      <w:r>
+        <w:t xml:space="preserve"> </w:t>
+      </w:r>
+      <m:oMath>
+        <m:r>
+          <m:t>k</m:t>
+        </m:r>
+        <m:r>
+          <m:rPr>
+            <m:sty m:val="p"/>
+          </m:rPr>
+          <m:t>=</m:t>
+        </m:r>
+        <m:r>
           <m:t>3</m:t>
         </m:r>
       </m:oMath>
@@ -3350,14 +3418,14 @@
         <w:t xml:space="preserve"> </w:t>
       </w:r>
       <w:r>
-        <w:t xml:space="preserve">to 32 for the rank-optimized unsupervised control (the same pipeline at</w:t>
-      </w:r>
-      <w:r>
-        <w:t xml:space="preserve"> </w:t>
-      </w:r>
-      <m:oMath>
-        <m:r>
-          <m:t>α</m:t>
+        <w:t xml:space="preserve">to 32 for the</w:t>
+      </w:r>
+      <w:r>
+        <w:t xml:space="preserve"> </w:t>
+      </w:r>
+      <m:oMath>
+        <m:r>
+          <m:t>k</m:t>
         </m:r>
         <m:r>
           <m:rPr>
@@ -3366,34 +3434,14 @@
           <m:t>=</m:t>
         </m:r>
         <m:r>
-          <m:t>0</m:t>
-        </m:r>
-      </m:oMath>
-      <w:r>
-        <w:t xml:space="preserve"> </w:t>
-      </w:r>
-      <w:r>
-        <w:t xml:space="preserve">with rank selected by Bayesian optimization,</w:t>
-      </w:r>
-      <w:r>
-        <w:t xml:space="preserve"> </w:t>
-      </w:r>
-      <m:oMath>
-        <m:r>
-          <m:t>k</m:t>
-        </m:r>
-        <m:r>
-          <m:rPr>
-            <m:sty m:val="p"/>
-          </m:rPr>
-          <m:t>=</m:t>
-        </m:r>
-        <m:r>
           <m:t>7</m:t>
         </m:r>
       </m:oMath>
       <w:r>
-        <w:t xml:space="preserve">), while reference-program multiplicity remained low (1.00 versus 1.125; Supplementary Figs. [fig:fig-nmf-k7-heatmap] and [fig:fig-rpm]). Higher rank therefore primarily broadened biological representation rather than repeatedly mapping factors to the same programs. Survival supervision is not required to recover prognostic signal, but DeSurv represented comparable prognostic information with fewer than half as many factors (Table [tab:hr-adjusted]; Supplementary Table [tab:tab-cindex-comparison]).</w:t>
+        <w:t xml:space="preserve"> </w:t>
+      </w:r>
+      <w:r>
+        <w:t xml:space="preserve">control, while multiplicity remained low (1.00 versus 1.125; Supplementary Figs. [fig:fig-nmf-k7-heatmap] and [fig:fig-rpm]). Higher rank therefore broadened biological representation rather than repeatedly mapping additional factors to the same programs. Survival supervision was not required to recover prognostic signal, but DeSurv represented comparable prognostic information with three rather than seven factors (Table [tab:hr-adjusted]; Supplementary Table [tab:tab-cindex-comparison]).</w:t>
       </w:r>
     </w:p>
     <w:p>
@@ -3983,7 +4031,7 @@
           <w:iCs/>
           <w:i/>
         </w:rPr>
-        <w:t xml:space="preserve">Pooled external validation hazard ratios (per SD of the linear predictor) for DeSurv at</w:t>
+        <w:t xml:space="preserve">Pooled external validation of DeSurv and unsupervised controls. Hazard ratios per SD of the linear predictor across five validation datasets spanning four independent cohorts (570 unique patients, 388 deaths). Adjusted models include PurIST and DeCAF and are stratified by dataset; all 570 patients had both classifier calls. The matched-budget control fixes rank at</w:t>
       </w:r>
       <w:r>
         <w:rPr>
@@ -4011,7 +4059,7 @@
           <w:iCs/>
           <w:i/>
         </w:rPr>
-        <w:t xml:space="preserve">, the matched-budget unsupervised control (</w:t>
+        <w:t xml:space="preserve">, whereas the rank-optimized control uses its Bayesian-optimization-selected rank (</w:t>
       </w:r>
       <m:oMath>
         <m:r>
@@ -4024,15 +4072,15 @@
           <m:t>=</m:t>
         </m:r>
         <m:r>
-          <m:t>3</m:t>
-        </m:r>
-      </m:oMath>
-      <w:r>
-        <w:rPr>
-          <w:iCs/>
-          <w:i/>
-        </w:rPr>
-        <w:t xml:space="preserve">,</w:t>
+          <m:t>7</m:t>
+        </m:r>
+      </m:oMath>
+      <w:r>
+        <w:rPr>
+          <w:iCs/>
+          <w:i/>
+        </w:rPr>
+        <w:t xml:space="preserve">); both use the same unsupervised</w:t>
       </w:r>
       <w:r>
         <w:rPr>
@@ -4060,11 +4108,59 @@
           <w:iCs/>
           <w:i/>
         </w:rPr>
-        <w:t xml:space="preserve">) and the rank-optimized unsupervised control (</w:t>
-      </w:r>
-      <m:oMath>
-        <m:r>
-          <m:t>k</m:t>
+        <w:t xml:space="preserve"> </w:t>
+      </w:r>
+      <w:r>
+        <w:rPr>
+          <w:iCs/>
+          <w:i/>
+        </w:rPr>
+        <w:t xml:space="preserve">pipeline, consensus initialization and tuning budget as DeSurv (Supplementary Table [tab:tab-cindex-comparison]).</w:t>
+      </w:r>
+    </w:p>
+    <w:p>
+      <w:pPr>
+        <w:pStyle w:val="BodyText"/>
+      </w:pPr>
+      <w:r>
+        <w:t xml:space="preserve">To test transport beyond untreated disease, we projected the frozen programs without retraining into two treated PDAC cohorts. In the O’Kane/COMPASS cohort of metastatic disease, D1 remained associated with overall survival in a Cox model stratified by treatment arm (HR per SD</w:t>
+      </w:r>
+      <w:r>
+        <w:t xml:space="preserve"> </w:t>
+      </w:r>
+      <m:oMath>
+        <m:r>
+          <m:t>0.75</m:t>
+        </m:r>
+      </m:oMath>
+      <w:r>
+        <w:t xml:space="preserve">, 95% CI</w:t>
+      </w:r>
+      <w:r>
+        <w:t xml:space="preserve"> </w:t>
+      </w:r>
+      <m:oMath>
+        <m:r>
+          <m:t>0.62</m:t>
+        </m:r>
+      </m:oMath>
+      <w:r>
+        <w:t xml:space="preserve">–</w:t>
+      </w:r>
+      <m:oMath>
+        <m:r>
+          <m:t>0.90</m:t>
+        </m:r>
+      </m:oMath>
+      <w:r>
+        <w:t xml:space="preserve">; Fig. [fig:treated]a). In the Linehan cohort, the projected proCAF-like D2 score increased from pre- to post-treatment biopsies (mean change +0.34 SD, paired Wilcoxon</w:t>
+      </w:r>
+      <w:r>
+        <w:t xml:space="preserve"> </w:t>
+      </w:r>
+      <m:oMath>
+        <m:r>
+          <m:t>P</m:t>
         </m:r>
         <m:r>
           <m:rPr>
@@ -4073,171 +4169,11 @@
           <m:t>=</m:t>
         </m:r>
         <m:r>
-          <m:t>7</m:t>
-        </m:r>
-      </m:oMath>
-      <w:r>
-        <w:rPr>
-          <w:iCs/>
-          <w:i/>
-        </w:rPr>
-        <w:t xml:space="preserve">,</w:t>
-      </w:r>
-      <w:r>
-        <w:rPr>
-          <w:iCs/>
-          <w:i/>
-        </w:rPr>
-        <w:t xml:space="preserve"> </w:t>
-      </w:r>
-      <m:oMath>
-        <m:r>
-          <m:t>α</m:t>
-        </m:r>
-        <m:r>
-          <m:rPr>
-            <m:sty m:val="p"/>
-          </m:rPr>
-          <m:t>=</m:t>
-        </m:r>
-        <m:r>
-          <m:t>0</m:t>
-        </m:r>
-      </m:oMath>
-      <w:r>
-        <w:rPr>
-          <w:iCs/>
-          <w:i/>
-        </w:rPr>
-        <w:t xml:space="preserve">), across five validation datasets spanning four independent patient cohorts (combined</w:t>
-      </w:r>
-      <w:r>
-        <w:rPr>
-          <w:iCs/>
-          <w:i/>
-        </w:rPr>
-        <w:t xml:space="preserve"> </w:t>
-      </w:r>
-      <m:oMath>
-        <m:r>
-          <m:t>n</m:t>
-        </m:r>
-        <m:r>
-          <m:rPr>
-            <m:sty m:val="p"/>
-          </m:rPr>
-          <m:t>=</m:t>
-        </m:r>
-        <m:r>
-          <m:t>570</m:t>
-        </m:r>
-      </m:oMath>
-      <w:r>
-        <w:rPr>
-          <w:iCs/>
-          <w:i/>
-        </w:rPr>
-        <w:t xml:space="preserve"> </w:t>
-      </w:r>
-      <w:r>
-        <w:rPr>
-          <w:iCs/>
-          <w:i/>
-        </w:rPr>
-        <w:t xml:space="preserve">unique patients, 388 deaths). Adjusted models include the PurIST tumor-intrinsic and DeCAF stromal molecular classifiers as covariates, with stratification by dataset; all 570 patients had both classifier calls, so the adjusted and unadjusted populations are identical. DeSurv and the rank-optimized control retain significant prognostic value after adjustment. Both unsupervised controls are the unsupervised limit of the same optimizer, run at</w:t>
-      </w:r>
-      <w:r>
-        <w:rPr>
-          <w:iCs/>
-          <w:i/>
-        </w:rPr>
-        <w:t xml:space="preserve"> </w:t>
-      </w:r>
-      <m:oMath>
-        <m:r>
-          <m:t>α</m:t>
-        </m:r>
-        <m:r>
-          <m:rPr>
-            <m:sty m:val="p"/>
-          </m:rPr>
-          <m:t>=</m:t>
-        </m:r>
-        <m:r>
-          <m:t>0</m:t>
-        </m:r>
-      </m:oMath>
-      <w:r>
-        <w:rPr>
-          <w:iCs/>
-          <w:i/>
-        </w:rPr>
-        <w:t xml:space="preserve"> </w:t>
-      </w:r>
-      <w:r>
-        <w:rPr>
-          <w:iCs/>
-          <w:i/>
-        </w:rPr>
-        <w:t xml:space="preserve">with the same consensus-initialization procedure and Bayesian-optimization budget given to the supervised model. The rank-optimized control runs at its own Bayesian-optimization-selected rank; the matched-budget control is held at DeSurv’s rank and serves as the tuning-budget control for the representational comparison in Fig. [fig:pdac]. The matched-rank comparator used for the factor-structure panels of Fig. [fig:pdac] is standard NMF (Lee multiplicative NMF; Supplementary Table [tab:tab-cindex-comparison]).</w:t>
-      </w:r>
-    </w:p>
-    <w:p>
-      <w:pPr>
-        <w:pStyle w:val="BodyText"/>
-      </w:pPr>
-      <w:r>
-        <w:t xml:space="preserve">The programs above were learned in treatment-naive, non-metastatic disease. Projected without retraining into the O’Kane/COMPASS cohort of treated metastatic disease, the survival-aligned D1 program remained associated with overall survival in a Cox model stratified by treatment arm (HR per SD</w:t>
-      </w:r>
-      <w:r>
-        <w:t xml:space="preserve"> </w:t>
-      </w:r>
-      <m:oMath>
-        <m:r>
-          <m:t>0.75</m:t>
-        </m:r>
-      </m:oMath>
-      <w:r>
-        <w:t xml:space="preserve">, 95% CI</w:t>
-      </w:r>
-      <w:r>
-        <w:t xml:space="preserve"> </w:t>
-      </w:r>
-      <m:oMath>
-        <m:r>
-          <m:t>0.62</m:t>
-        </m:r>
-      </m:oMath>
-      <w:r>
-        <w:t xml:space="preserve">–</w:t>
-      </w:r>
-      <m:oMath>
-        <m:r>
-          <m:t>0.90</m:t>
-        </m:r>
-      </m:oMath>
-      <w:r>
-        <w:t xml:space="preserve">; Fig. [fig:treated]a). In the Linehan cohort, the proCAF-like D2 program increased from pre- to post-treatment biopsies (paired Wilcoxon</w:t>
-      </w:r>
-      <w:r>
-        <w:t xml:space="preserve"> </w:t>
-      </w:r>
-      <m:oMath>
-        <m:r>
-          <m:t>P</m:t>
-        </m:r>
-        <m:r>
-          <m:rPr>
-            <m:sty m:val="p"/>
-          </m:rPr>
-          <m:t>=</m:t>
-        </m:r>
-        <m:r>
           <m:t>0.013</m:t>
         </m:r>
       </m:oMath>
       <w:r>
-        <w:t xml:space="preserve">, mean change +0.34 SD; Fig. [fig:treated]b; Supplementary Information, Translational transportability).</w:t>
+        <w:t xml:space="preserve">; Fig. [fig:treated]b; Supplementary Information, Translational transportability).</w:t>
       </w:r>
     </w:p>
     <w:p>
@@ -4487,13 +4423,13 @@
       </w:r>
     </w:p>
     <w:bookmarkEnd w:id="34"/>
-    <w:bookmarkStart w:id="35" w:name="Xc85d0fb284a89b89cca4758c3d7e32a56f748e1"/>
+    <w:bookmarkStart w:id="35" w:name="X56c124c528b5c9226025f2c58a5eb108e1d2148"/>
     <w:p>
       <w:pPr>
         <w:pStyle w:val="Heading2"/>
       </w:pPr>
       <w:r>
-        <w:t xml:space="preserve">The survival-aligned structure is not method-specific and is complementary to established PDAC classifiers</w:t>
+        <w:t xml:space="preserve">The D1 direction is shared across supervised methods and retains prognostic information beyond established PDAC classifiers</w:t>
       </w:r>
     </w:p>
     <w:p>
@@ -4501,7 +4437,7 @@
         <w:pStyle w:val="FirstParagraph"/>
       </w:pPr>
       <w:r>
-        <w:t xml:space="preserve">We next asked whether the dominant D1 direction simply recapitulated established PDAC subtype classifications. Across the pooled validation cohorts (</w:t>
+        <w:t xml:space="preserve">We first asked whether D1 simply recapitulated established PDAC subtype classifications. Across the pooled validation cohorts (</w:t>
       </w:r>
       <m:oMath>
         <m:r>
@@ -4518,7 +4454,7 @@
         </m:r>
       </m:oMath>
       <w:r>
-        <w:t xml:space="preserve">, 388 events), binary PurIST and DeCAF classifications together explained 34% of the variance in the continuous D1 score, indicating substantial alignment with known tumor-intrinsic and stromal subtypes but incomplete overlap. D1 remained associated with survival after simultaneous adjustment for both classifiers (HR per SD 0.82, 95% CI</w:t>
+        <w:t xml:space="preserve">, 388 events), binary PurIST and DeCAF classifications together explained 34% of the variance in the continuous D1 score, and DeCAF alone explained 19%. D1 nevertheless remained associated with survival after simultaneous adjustment for both classifiers (HR per SD 0.82, 95% CI</w:t>
       </w:r>
       <w:r>
         <w:t xml:space="preserve"> </w:t>
@@ -4557,7 +4493,7 @@
         </m:r>
       </m:oMath>
       <w:r>
-        <w:t xml:space="preserve">). Adding D1 to a stratified Cox model with additive PurIST and DeCAF terms improved fit beyond those terms (partial likelihood-ratio</w:t>
+        <w:t xml:space="preserve">). Adding D1 to a stratified Cox model containing additive PurIST and DeCAF terms improved model fit (partial likelihood-ratio</w:t>
       </w:r>
       <w:r>
         <w:t xml:space="preserve"> </w:t>
@@ -4606,7 +4542,55 @@
         </m:r>
       </m:oMath>
       <w:r>
-        <w:t xml:space="preserve">) and concordance from 0.592 to 0.622. In Puleo, the largest validation cohort, the DeSurv linear predictor remained prognostic after adjustment for standard clinical covariates (HR per SD 1.33, 95% CI</w:t>
+        <w:t xml:space="preserve">) and increased concordance from 0.592 to 0.622. These findings support overlap with established tumor-intrinsic and stromal classifications while showing that D1 retains prognostic information beyond those binary classifiers.</w:t>
+      </w:r>
+    </w:p>
+    <w:p>
+      <w:pPr>
+        <w:pStyle w:val="BodyText"/>
+      </w:pPr>
+      <w:r>
+        <w:t xml:space="preserve">Because D1 spans tumor and stromal programs, we also asked whether it primarily reflected tumor purity. In the two datasets with purity estimates for all patients, D1 correlated only weakly with purity (Spearman</w:t>
+      </w:r>
+      <w:r>
+        <w:t xml:space="preserve"> </w:t>
+      </w:r>
+      <m:oMath>
+        <m:r>
+          <m:t>ρ</m:t>
+        </m:r>
+        <m:r>
+          <m:rPr>
+            <m:sty m:val="p"/>
+          </m:rPr>
+          <m:t>=</m:t>
+        </m:r>
+        <m:r>
+          <m:t>0.06</m:t>
+        </m:r>
+      </m:oMath>
+      <w:r>
+        <w:t xml:space="preserve"> </w:t>
+      </w:r>
+      <w:r>
+        <w:t xml:space="preserve">and</w:t>
+      </w:r>
+      <w:r>
+        <w:t xml:space="preserve"> </w:t>
+      </w:r>
+      <m:oMath>
+        <m:r>
+          <m:rPr>
+            <m:sty m:val="p"/>
+          </m:rPr>
+          <m:t>−</m:t>
+        </m:r>
+        <m:r>
+          <m:t>0.05</m:t>
+        </m:r>
+      </m:oMath>
+      <w:r>
+        <w:t xml:space="preserve">), and adjustment for purity left the linear predictor’s survival association essentially unchanged (HR per SD: PACA-AU array, 1.44 versus 1.45; RNA-seq, 1.66 versus 1.65; Supplementary Table [tab:clinical-adjustment]). These analyses do not establish the cellular identity of the restCAF-like component of D1, which cannot be resolved from bulk expression alone (Supplementary Information, Stromal resolution: which reference programs are recovered from bulk). In Puleo, the largest validation cohort, the DeSurv linear predictor also remained prognostic after adjustment for standard clinical covariates (HR per SD 1.33, 95% CI</w:t>
       </w:r>
       <w:r>
         <w:t xml:space="preserve"> </w:t>
@@ -4633,63 +4617,7 @@
         <w:pStyle w:val="BodyText"/>
       </w:pPr>
       <w:r>
-        <w:t xml:space="preserve">Because D1 spans tumor and stromal programs, we asked whether it tracks tumor purity. In the two datasets with purity estimates for all patients, D1 correlated only weakly with purity (Spearman</w:t>
-      </w:r>
-      <w:r>
-        <w:t xml:space="preserve"> </w:t>
-      </w:r>
-      <m:oMath>
-        <m:r>
-          <m:t>ρ</m:t>
-        </m:r>
-        <m:r>
-          <m:rPr>
-            <m:sty m:val="p"/>
-          </m:rPr>
-          <m:t>=</m:t>
-        </m:r>
-        <m:r>
-          <m:t>0.06</m:t>
-        </m:r>
-      </m:oMath>
-      <w:r>
-        <w:t xml:space="preserve"> </w:t>
-      </w:r>
-      <w:r>
-        <w:t xml:space="preserve">and</w:t>
-      </w:r>
-      <w:r>
-        <w:t xml:space="preserve"> </w:t>
-      </w:r>
-      <m:oMath>
-        <m:r>
-          <m:rPr>
-            <m:sty m:val="p"/>
-          </m:rPr>
-          <m:t>−</m:t>
-        </m:r>
-        <m:r>
-          <m:t>0.05</m:t>
-        </m:r>
-      </m:oMath>
-      <w:r>
-        <w:t xml:space="preserve">), and the linear predictor’s association with survival was essentially unchanged by purity adjustment (HR per SD: PACA-AU array, 1.44 unadjusted versus 1.45 adjusted; RNA-seq, 1.66 versus 1.65), providing no evidence that the association was explained by measured tumor purity (Supplementary Table [tab:clinical-adjustment]).</w:t>
-      </w:r>
-    </w:p>
-    <w:p>
-      <w:pPr>
-        <w:pStyle w:val="BodyText"/>
-      </w:pPr>
-      <w:r>
-        <w:t xml:space="preserve">The survival-aligned representation overlaps established tumor and stromal classifications while retaining prognostic information beyond them. The classifier analyses provide two complementary results. DeCAF classification alone explained 19% of the variance in D1, supporting alignment with DeCAF-defined stromal variation, whereas D1 remained prognostic after simultaneous adjustment for PurIST and DeCAF, retaining prognostic information beyond those binary classifications. Neither result establishes restCAF identity at the cellular level, which this bulk-expression analysis does not resolve (Supplementary Information, Stromal resolution: which reference programs are recovered from bulk).</w:t>
-      </w:r>
-    </w:p>
-    <w:p>
-      <w:pPr>
-        <w:pStyle w:val="BodyText"/>
-      </w:pPr>
-      <w:r>
-        <w:t xml:space="preserve">The dominant D1 direction was also not specific to the DeSurv optimizer. When fit as single-component models, three independent survival-supervised approaches (supervised principal components, Cox partial least squares and sparse Cox) recovered patient scores strongly correlated with D1 in the training cohort (Pearson</w:t>
+        <w:t xml:space="preserve">We next asked whether D1 was specific to the DeSurv optimizer. When fit as single-component models, three independent survival-supervised approaches (supervised principal components, Cox partial least squares and sparse Cox) produced patient scores strongly correlated with D1 in the training cohort (Pearson</w:t>
       </w:r>
       <w:r>
         <w:t xml:space="preserve"> </w:t>
@@ -4771,7 +4699,7 @@
         </m:r>
       </m:oMath>
       <w:r>
-        <w:t xml:space="preserve">) and instead tracked higher-variance D2/D3 structure (Supplementary Information, The D1 axis is not specific to DeSurv). Thus, D1 reflects a survival-associated expression direction shared across supervised approaches rather than an idiosyncrasy of DeSurv.</w:t>
+        <w:t xml:space="preserve">) and instead tracked the higher-variance D2/D3 structure (Supplementary Information, The D1 axis is not specific to DeSurv). D1 therefore represents a survival-associated expression direction recovered across supervised approaches rather than an idiosyncrasy of DeSurv.</w:t>
       </w:r>
     </w:p>
     <w:p>
@@ -4779,7 +4707,7 @@
         <w:pStyle w:val="BodyText"/>
       </w:pPr>
       <w:r>
-        <w:t xml:space="preserve">We then asked what DeSurv’s factorized representation adds beyond recovery of the shared D1 direction. Independently tuned supervised principal components and penalized Cox achieved pooled external concordance comparable to DeSurv (C-index</w:t>
+        <w:t xml:space="preserve">We then asked what DeSurv adds beyond recovery of this shared prognostic direction. Independently tuned supervised principal components and penalized Cox achieved pooled external concordance comparable to DeSurv (C-index</w:t>
       </w:r>
       <w:r>
         <w:t xml:space="preserve"> </w:t>
@@ -4818,10 +4746,7 @@
         </m:r>
       </m:oMath>
       <w:r>
-        <w:t xml:space="preserve"> </w:t>
-      </w:r>
-      <w:r>
-        <w:t xml:space="preserve">for DeSurv) and captured the dominant D1-associated prognostic direction. Their selected genes, however, were consistently enriched for basal-like tumor programs but not proCAF, restCAF, immune or exocrine programs. Their risk scores were weakly correlated with the separately resolved proCAF-like D2 program (penalized Cox,</w:t>
+        <w:t xml:space="preserve">) and captured the dominant D1-associated direction. Their selected genes, however, were enriched for basal-like tumor programs but not proCAF, restCAF, immune or exocrine programs, and their risk scores correlated only weakly with the separately resolved proCAF-like D2 program (penalized Cox,</w:t>
       </w:r>
       <w:r>
         <w:t xml:space="preserve"> </w:t>
@@ -4881,17 +4806,17 @@
         </m:r>
       </m:oMath>
       <w:r>
-        <w:t xml:space="preserve">; Fig. [fig:val]b). Although these scores retained modest stromal signal, they did not resolve it as a distinct stromal program (Supplementary Information). DeSurv instead places that direction within a fixed set of tumor and stromal programs that can be measured and interpreted separately, and applied unchanged to new cohorts.</w:t>
+        <w:t xml:space="preserve">; Fig. [fig:val]b; Supplementary Information). DeSurv therefore does not improve discrimination over these supervised models; rather, it places the shared prognostic direction within a fixed set of separately measurable tumor and stromal programs that can be applied unchanged to new cohorts.</w:t>
       </w:r>
     </w:p>
     <w:bookmarkEnd w:id="35"/>
-    <w:bookmarkStart w:id="39" w:name="Xe08489e8434747977d39de78e7d94357dd982f4"/>
+    <w:bookmarkStart w:id="39" w:name="X9fbe0060a9b97df940ff96ad6b82ef7b6fd6bbb"/>
     <w:p>
       <w:pPr>
         <w:pStyle w:val="Heading2"/>
       </w:pPr>
       <w:r>
-        <w:t xml:space="preserve">DeSurv recovers prognostic gene programs when variance and prognosis diverge</w:t>
+        <w:t xml:space="preserve">DeSurv recovers prognostic gene programs when survival signal is not variance-dominant</w:t>
       </w:r>
     </w:p>
     <w:p>
@@ -4899,7 +4824,7 @@
         <w:pStyle w:val="FirstParagraph"/>
       </w:pPr>
       <w:r>
-        <w:t xml:space="preserve">We used simulations with known latent structure to characterize when survival supervision alters program recovery. In the primary scenario, the factor-specific genes driving survival contributed less transcriptomic variation than the shared outcome-neutral background signal (</w:t>
+        <w:t xml:space="preserve">We used simulations with known latent structure to determine when survival supervision improves program recovery. In the primary scenario, the factor-specific genes driving survival contributed less transcriptomic variation than a shared outcome-neutral background signal (</w:t>
       </w:r>
       <m:oMath>
         <m:r>
@@ -4971,7 +4896,7 @@
         </m:r>
       </m:oMath>
       <w:r>
-        <w:t xml:space="preserve">; Methods, Simulation studies). DeSurv and unsupervised NMF (</w:t>
+        <w:t xml:space="preserve">; Methods, Simulation studies); the three latent factors were otherwise exchangeable. DeSurv and its unsupervised limit (</w:t>
       </w:r>
       <m:oMath>
         <m:r>
@@ -4988,7 +4913,7 @@
         </m:r>
       </m:oMath>
       <w:r>
-        <w:t xml:space="preserve">) were tuned using the same cross-validation procedure, isolating the effect of survival supervision during factorization.</w:t>
+        <w:t xml:space="preserve">) were tuned using the same cross-validation procedure, providing a controlled comparison of factorization with and without survival supervision.</w:t>
       </w:r>
     </w:p>
     <w:p>
@@ -4996,7 +4921,7 @@
         <w:pStyle w:val="BodyText"/>
       </w:pPr>
       <w:r>
-        <w:t xml:space="preserve">Under this setting, DeSurv more accurately recovered the genes defining the true prognostic program, whereas unsupervised NMF largely followed variance-dominant structure (Fig. [fig:sim]a,b). Across 100 replicates, median test-set C-index was</w:t>
+        <w:t xml:space="preserve">Under this setting, DeSurv more accurately recovered the genes defining the true prognostic program, whereas unsupervised NMF was more strongly influenced by the variance-dominant background structure (Fig. [fig:sim]a,b). Across 100 replicates, the median proportion of the best-matching learned program’s selected genes that belonged to the true prognostic gene set was 0.50 for DeSurv versus 0.07 for unsupervised NMF; median test-set C-index was</w:t>
       </w:r>
       <w:r>
         <w:t xml:space="preserve"> </w:t>
@@ -5010,7 +4935,7 @@
         <w:t xml:space="preserve"> </w:t>
       </w:r>
       <w:r>
-        <w:t xml:space="preserve">for DeSurv versus</w:t>
+        <w:t xml:space="preserve">versus</w:t>
       </w:r>
       <w:r>
         <w:t xml:space="preserve"> </w:t>
@@ -5024,7 +4949,7 @@
         <w:t xml:space="preserve"> </w:t>
       </w:r>
       <w:r>
-        <w:t xml:space="preserve">for unsupervised NMF (</w:t>
+        <w:t xml:space="preserve">(</w:t>
       </w:r>
       <m:oMath>
         <m:r>
@@ -5061,7 +4986,7 @@
         </m:r>
       </m:oMath>
       <w:r>
-        <w:t xml:space="preserve">), and DeSurv recovered the true factorization rank (</w:t>
+        <w:t xml:space="preserve">); and DeSurv recovered the true factorization rank (</w:t>
       </w:r>
       <m:oMath>
         <m:r>
@@ -5086,7 +5011,7 @@
         <w:pStyle w:val="BodyText"/>
       </w:pPr>
       <w:r>
-        <w:t xml:space="preserve">The advantage depended on the relationship between transcriptomic variance and prognosis. It attenuated when prognostic and variance-dominant structure partially overlapped and disappeared under the null, where neither method identified prognostic signal (Supplementary Fig. [fig:fig-sim-null-mixed]). In the mixed setting, the advantage remained strongest for recovery of the factor-specific marker genes rather than shared background survival genes, supporting a specific effect of supervision on identifying the genes that define the prognostic program.</w:t>
+        <w:t xml:space="preserve">This advantage depended on how strongly prognostic signal aligned with variance-dominant expression structure. It attenuated when the two partially overlapped and disappeared under the null, where neither method identified prognostic signal (Supplementary Fig. [fig:fig-sim-null-mixed]). In the mixed setting, the advantage was greatest for recovery of the factor-specific marker genes rather than the shared background genes that also carried survival signal, supporting a specific effect of supervision on identifying the genes that define the prognostic program.</w:t>
       </w:r>
     </w:p>
     <w:p>
@@ -5145,7 +5070,7 @@
           <w:iCs/>
           <w:i/>
         </w:rPr>
-        <w:t xml:space="preserve">Survival supervision improves recovery of prognostic gene programs when variance and prognosis diverge. (a) Test-set concordance across 100 simulation replicates comparing DeSurv with unsupervised NMF (</w:t>
+        <w:t xml:space="preserve">Survival supervision improves recovery of prognostic gene programs when survival signal is not variance-dominant. (a) Test-set concordance across 100 simulation replicates comparing DeSurv with unsupervised NMF (</w:t>
       </w:r>
       <m:oMath>
         <m:r>

--- a/paper/paper.docx
+++ b/paper/paper.docx
@@ -2518,7 +2518,7 @@
         <w:pStyle w:val="BodyText"/>
       </w:pPr>
       <w:r>
-        <w:t xml:space="preserve">Tuning effort did not appear to explain this difference. We repeated the comparison with the matched-budget unsupervised control, an unsupervised model matched to DeSurv on rank, optimizer, tuning budget and consensus initialization procedure (starting values built from the solutions of many restarts). It again recovered D2 (</w:t>
+        <w:t xml:space="preserve">Tuning effort did not appear to explain this difference. We repeated the comparison with the matched-budget unsupervised control, an unsupervised model matched to DeSurv on rank, optimizer, tuning budget and consensus initialization. It again recovered D2 (</w:t>
       </w:r>
       <m:oMath>
         <m:r>
@@ -3011,7 +3011,7 @@
         <w:pStyle w:val="BodyText"/>
       </w:pPr>
       <w:r>
-        <w:t xml:space="preserve">The trained DeSurv linear predictor, the weighted sum of the three program scores (oriented so that higher values indicate higher risk), combines only D1 and D3 because the elastic-net penalty set the D2 coefficient to exactly zero. It was associated with overall survival in the cohort-stratified analysis (pooled HR per SD 1.42, 95% CI</w:t>
+        <w:t xml:space="preserve">The trained DeSurv linear predictor combines D1 and D3, with coefficients oriented so that higher values indicate higher risk; the elastic-net penalty set the D2 coefficient to exactly zero. It was associated with overall survival in the cohort-stratified analysis (pooled HR per SD 1.42, 95% CI</w:t>
       </w:r>
       <w:r>
         <w:t xml:space="preserve"> </w:t>
@@ -4806,7 +4806,7 @@
         </m:r>
       </m:oMath>
       <w:r>
-        <w:t xml:space="preserve">; Fig. [fig:val]b; Supplementary Information). DeSurv therefore does not improve discrimination over these supervised models; rather, it places the shared prognostic direction within a fixed set of separately measurable tumor and stromal programs that can be applied unchanged to new cohorts.</w:t>
+        <w:t xml:space="preserve">; Fig. [fig:val]b; Supplementary Information). Discrimination was therefore comparable; DeSurv’s distinction is that it places the shared prognostic direction within a fixed set of separately measurable tumor and stromal programs that can be applied unchanged to new cohorts.</w:t>
       </w:r>
     </w:p>
     <w:bookmarkEnd w:id="35"/>
@@ -4921,7 +4921,7 @@
         <w:pStyle w:val="BodyText"/>
       </w:pPr>
       <w:r>
-        <w:t xml:space="preserve">Under this setting, DeSurv more accurately recovered the genes defining the true prognostic program, whereas unsupervised NMF was more strongly influenced by the variance-dominant background structure (Fig. [fig:sim]a,b). Across 100 replicates, the median proportion of the best-matching learned program’s selected genes that belonged to the true prognostic gene set was 0.50 for DeSurv versus 0.07 for unsupervised NMF; median test-set C-index was</w:t>
+        <w:t xml:space="preserve">Under this setting, DeSurv more accurately recovered the genes defining the true prognostic program, whereas unsupervised NMF was more strongly influenced by the variance-dominant background structure (Fig. [fig:sim]a,b). Across 100 replicates, median matched-factor precision for the true prognostic gene set was 0.50 for DeSurv versus 0.07 for unsupervised NMF (Methods). Median test-set C-index was</w:t>
       </w:r>
       <w:r>
         <w:t xml:space="preserve"> </w:t>
@@ -4986,7 +4986,7 @@
         </m:r>
       </m:oMath>
       <w:r>
-        <w:t xml:space="preserve">); and DeSurv recovered the true factorization rank (</w:t>
+        <w:t xml:space="preserve">), and DeSurv recovered the true factorization rank (</w:t>
       </w:r>
       <m:oMath>
         <m:r>
@@ -5270,7 +5270,7 @@
         <w:pStyle w:val="FirstParagraph"/>
       </w:pPr>
       <w:r>
-        <w:t xml:space="preserve">DeSurv integrates survival into gene-program estimation while preserving a fixed basis that can be scored unchanged in new cohorts. In PDAC, this identified a dominant survival-aligned program, D1, characterized by covariation of classical tumor and restCAF-like stromal programs, alongside separately resolved proCAF-like stromal and basal-like tumor programs. D1 was recovered de novo without subtype labels and remained prognostic after adjustment for the established PurIST and DeCAF classifications, so it is not reducible to them. Its classical tumor identity was supported by GATA6 RNA in situ hybridization. The trained programs then transferred without refitting across four independent external patient cohorts. DeSurv’s contribution was to place this replicable prognostic direction within a tumor–stroma architecture whose components can be examined separately. The advance is in how clinically relevant programs are discovered, not in how well they predict.</w:t>
+        <w:t xml:space="preserve">DeSurv integrates survival into gene-program estimation while preserving a fixed basis that can be applied unchanged to new cohorts. In PDAC, this identified a dominant survival-aligned program, D1, characterized by coordinated cross-patient variation in classical tumor and restCAF-like stromal features, alongside separately resolved proCAF-like stromal and basal-like tumor programs. D1 was recovered without subtype labels, remained prognostic after adjustment for the established PurIST and DeCAF classifications, so it is not reducible to them, and was supported on its classical tumor side by GATA6 RNA in situ hybridization. The frozen programs then transferred without refitting across four independent external patient cohorts. DeSurv’s contribution is to place a reproducible prognostic direction within a decomposed tumor–stroma architecture whose components can be examined separately. The advance is in how clinically relevant programs are discovered, not in how well they predict.</w:t>
       </w:r>
     </w:p>
     <w:p>
@@ -5278,7 +5278,7 @@
         <w:pStyle w:val="BodyText"/>
       </w:pPr>
       <w:r>
-        <w:t xml:space="preserve">The representational difference persisted at matched rank and tuning effort: the matched-budget unsupervised control, given DeSurv’s rank, optimizer, tuning budget and consensus initialization, did not recover D1, whereas the rank-optimized unsupervised control and conventional supervised predictors recovered comparable prognostic information in different representations. The former spanned a broader set of established programs across seven factors; the latter recovered a tumor-intrinsic axis without separately resolving the stromal programs. In simulations, where the latent programs are known, DeSurv more accurately recovered the genes defining the true prognostic program.</w:t>
+        <w:t xml:space="preserve">The representational difference was evident at matched complexity and tuning effort. An unsupervised control given DeSurv’s rank, optimizer, tuning budget and consensus initialization did not recover D1. Higher-rank unsupervised factorization recovered comparable prognostic information across a broader seven-factor representation, while conventional supervised predictors recovered the dominant prognostic direction without separately resolving the stromal programs. These comparisons distinguish prognostic information from the representation in which that information is recovered. Survival supervision was not required to obtain a prognostic signal, but it altered which programs were identified and how that signal was decomposed.</w:t>
       </w:r>
     </w:p>
     <w:p>
@@ -5286,7 +5286,7 @@
         <w:pStyle w:val="BodyText"/>
       </w:pPr>
       <w:r>
-        <w:t xml:space="preserve">This addresses a practical limitation of the conventional discovery sequence. When programs are learned without reference to outcome, their clinical relevance and correspondence across datasets must be established retrospectively through factor selection, biological annotation and cross-study matching. Because survival acts directly on the gene-program matrix</w:t>
+        <w:t xml:space="preserve">This distinction also clarifies the role of the fixed gene-program basis. In conventional unsupervised discovery, clinical relevance is established only after programs have been learned, through factor selection, biological annotation and cross-study matching. In DeSurv, survival acts directly on the gene-program matrix</w:t>
       </w:r>
       <w:r>
         <w:t xml:space="preserve"> </w:t>
@@ -5300,7 +5300,15 @@
         <w:t xml:space="preserve"> </w:t>
       </w:r>
       <w:r>
-        <w:t xml:space="preserve">while the reconstruction objective requires those programs to continue representing the observed transcriptome, and because the gene weights are fixed once learned, DeSurv does not eliminate the need for external validation but makes it a direct test of programs already shaped by survival information and scored in new cohorts without re-estimating the factorization. Empirically, supervision selectively reorganized rather than replaced the reconstruction-driven representation: it retained the tumor and stromal structure carried by D3 and D2 while introducing a D1 program poorly reconstructable from the matched-rank NMF factors. The related CoxNMF and SurvNMF formulations</w:t>
+        <w:t xml:space="preserve">while the reconstruction objective requires the learned programs to continue representing the observed transcriptome. Once learned, the gene weights are fixed, so external validation tests the same programs rather than a newly estimated representation. Empirically, supervision reorganized rather than replaced the reconstruction-driven structure. D2 and D3 corresponded closely to the major stromal and tumor factors recovered by NMF, whereas D1 was poorly reconstructable from the matched-rank NMF factors.</w:t>
+      </w:r>
+    </w:p>
+    <w:p>
+      <w:pPr>
+        <w:pStyle w:val="BodyText"/>
+      </w:pPr>
+      <w:r>
+        <w:t xml:space="preserve">This differs from related supervised factorization approaches in where survival information enters the model. CoxNMF and SurvNMF</w:t>
       </w:r>
       <w:hyperlink w:anchor="ref-huang2020low">
         <w:r>
@@ -5330,7 +5338,7 @@
         <w:t xml:space="preserve"> </w:t>
       </w:r>
       <w:r>
-        <w:t xml:space="preserve">place the survival term on the sample-side latent representation, so scoring a new cohort requires sample-side loadings (Methods; Supplementary Table [tab:architecture]), and deep latent-variable survival models</w:t>
+        <w:t xml:space="preserve">place the survival term on the sample-side latent representation, so scoring a new cohort depends on obtaining sample-side loadings (Methods; Supplementary Table [tab:architecture]). DeSurv instead places supervision on the gene-program matrix and scores new tumors by projection onto a fixed basis. Deep latent-variable survival models</w:t>
       </w:r>
       <w:hyperlink w:anchor="ref-zaccaria2023surviae">
         <w:r>
@@ -5360,7 +5368,7 @@
         <w:t xml:space="preserve"> </w:t>
       </w:r>
       <w:r>
-        <w:t xml:space="preserve">likewise learn sample representations rather than a fixed gene-program basis.</w:t>
+        <w:t xml:space="preserve">similarly learn sample representations rather than a fixed gene-program basis. The distinction is therefore not simply whether survival supervision is used, but whether the supervised object itself can be transported unchanged.</w:t>
       </w:r>
     </w:p>
     <w:p>
@@ -5368,7 +5376,7 @@
         <w:pStyle w:val="BodyText"/>
       </w:pPr>
       <w:r>
-        <w:t xml:space="preserve">Biologically, D1 represents the dominant survival-aligned program within the broader tumor–stroma architecture rather than the architecture itself. It captures coordinated cross-patient variation in classical tumor and restCAF-like stromal features. The additional D2 and D3 programs provide separately measurable stromal and tumor context around this direction, rather than necessarily representing independent components of the fitted risk score. This architecture is consistent with broader evidence for interactions between malignant lineage state and heterogeneous fibroblast and stromal programs</w:t>
+        <w:t xml:space="preserve">Biologically, D1 is the dominant survival-aligned direction within the broader tumor–stroma architecture rather than the architecture itself. It captures coordinated cross-patient variation in classical tumor and restCAF-like stromal features. D2 and D3 provide separately measurable stromal and tumor context around that direction and do not necessarily represent independent components of the fitted risk score. This organization is consistent with broader evidence that malignant lineage state and stromal composition vary together in PDAC</w:t>
       </w:r>
       <w:hyperlink w:anchor="ref-ogawa2020stroma">
         <w:r>
@@ -5403,7 +5411,7 @@
         <w:pStyle w:val="BodyText"/>
       </w:pPr>
       <w:r>
-        <w:t xml:space="preserve">Rank selection is an additional source of uncertainty in unsupervised decomposition. In the PDAC training data, commonly used NMF criteria gave conflicting rank choices, and increasing rank progressively extended correspondence to additional established signatures across more factors. Together with the non-uniqueness of reconstruction-based factorization, this rank dependence may contribute to variability among unsupervised molecular taxonomies across studies</w:t>
+        <w:t xml:space="preserve">Rank selection remains an important source of uncertainty in factorization. Standard NMF criteria gave conflicting rank choices in the PDAC training data, and increasing rank progressively broadened correspondence to established PDAC programs, which may contribute to variability among unsupervised molecular taxonomies across studies</w:t>
       </w:r>
       <w:hyperlink w:anchor="ref-collisson2011subtypes">
         <w:r>
@@ -5445,7 +5453,7 @@
         </w:r>
       </w:hyperlink>
       <w:r>
-        <w:t xml:space="preserve">. Survival supervision does not remove that non-uniqueness, and single DeSurv runs from different random starts recover appreciably different gene sets. What makes the reported decomposition reproducible is the consensus step, and independently seeded applications of the full procedure closely reproduce the reported decomposition (Supplementary Information, Stability of the recovered gene programs). Survival supervision instead provides an outcome-informed criterion for selecting among representations that may be similarly adequate under reconstruction alone.</w:t>
+        <w:t xml:space="preserve">. Survival supervision does not remove the non-uniqueness of matrix factorization, and individual DeSurv runs from different random starts recover appreciably different gene sets. Reproducibility of the reported decomposition instead comes from the consensus procedure, and independently seeded applications of the full procedure closely reproduced the final programs (Supplementary Information, Stability of the recovered gene programs). Survival supervision therefore provides an outcome-informed criterion for shaping the representation, while consensus initialization addresses instability across individual optimization runs.</w:t>
       </w:r>
     </w:p>
     <w:p>
@@ -5453,7 +5461,7 @@
         <w:pStyle w:val="BodyText"/>
       </w:pPr>
       <w:r>
-        <w:t xml:space="preserve">Our simulations clarify when this approach is most useful. When the genes defining the prognostic program contributed relatively little to overall transcriptomic variation, survival supervision improved their recovery; this advantage diminished as prognostic and variance-dominant structure overlapped and disappeared when no survival signal was present. Accurate program recovery matters beyond discrimination because the genes assigned to a program determine downstream pathway interpretation, candidate signatures and potential biomarker development.</w:t>
+        <w:t xml:space="preserve">The simulations show when that outcome information is most useful. In the primary setting, the factor-specific genes driving survival contributed less transcriptomic variation than a shared outcome-neutral background signal. Under those conditions, DeSurv more accurately recovered the genes defining the true prognostic program than unsupervised NMF. The advantage diminished when prognostic signal overlapped more strongly with variance-dominant structure and disappeared when no survival signal was present. These results support the interpretation of the real-data findings by showing under known truth that survival supervision can change program recovery when clinically relevant genes are not those contributing most strongly to transcriptomic variation. This matters beyond discrimination because the genes assigned to a program determine downstream biological interpretation, candidate signatures and potential biomarker development.</w:t>
       </w:r>
     </w:p>
     <w:p>
@@ -5488,7 +5496,7 @@
         </w:r>
       </w:hyperlink>
       <w:r>
-        <w:t xml:space="preserve">, which estimate cellular composition from external cell-state references; DeSurv instead learns survival-informed latent programs directly from bulk expression and does not assign them a priori to cellular compartments.</w:t>
+        <w:t xml:space="preserve">. Those approaches estimate cellular composition using external cell-state references, whereas DeSurv learns survival-informed latent programs directly from bulk expression without assigning them a priori to cellular compartments.</w:t>
       </w:r>
     </w:p>
     <w:p>
@@ -5496,7 +5504,7 @@
         <w:pStyle w:val="BodyText"/>
       </w:pPr>
       <w:r>
-        <w:t xml:space="preserve">Several limitations define the scope of these findings. DeSurv uses a proportional-hazards survival objective, and the validation cohorts showed a departure from proportional hazards (Results); the objective could be extended to accommodate non-proportional hazards or nonlinear survival relationships. The DeSurv formulation is not PDAC-specific, but it was evaluated only in PDAC, and whether its representational advantage generalizes across cancer types remains unknown. Testing it will require multi-cancer benchmarking against unsupervised decompositions and against strong penalized-regression baselines, which remain difficult to outperform consistently for out-of-sample prognosis</w:t>
+        <w:t xml:space="preserve">Several limitations define the scope of the findings. DeSurv uses a proportional-hazards objective, while the external validation data showed attenuation of the prognostic association over follow-up (Results). Extensions could accommodate non-proportional hazards or nonlinear survival relationships. The framework itself is not PDAC-specific, but its representational advantage has so far been evaluated only in PDAC. Establishing generalizability will require multi-cancer benchmarking against unsupervised decompositions and strong penalized-regression baselines, which remain difficult to outperform consistently for out-of-sample prognosis</w:t>
       </w:r>
       <w:hyperlink w:anchor="ref-smith2020standard">
         <w:r>
@@ -5516,7 +5524,7 @@
         <w:pStyle w:val="BodyText"/>
       </w:pPr>
       <w:r>
-        <w:t xml:space="preserve">The treated-cohort analyses reported above are exploratory. Within the O’Kane/COMPASS cohort the individual treatment arms were too small to show a consistent treatment-specific survival pattern, whereas the prognostic association was retained in the better-powered arm-stratified analysis. Whether these programs predict differential treatment benefit therefore remains unresolved and will require adequately powered, prespecified treatment-by-program interaction analyses.</w:t>
+        <w:t xml:space="preserve">The treated-cohort analyses were exploratory. In O’Kane/COMPASS, D1 remained prognostic in an analysis stratified by treatment arm, but the individual arms were too small to establish treatment-specific associations. Whether these programs predict differential treatment benefit therefore remains unresolved and will require adequately powered, prespecified treatment-by-program interaction analyses. The increase in the projected D2 score after treatment in the Linehan cohort likewise indicates a shift toward proCAF-associated bulk expression but does not establish a treatment-induced change in fibroblast state.</w:t>
       </w:r>
     </w:p>
     <w:p>
@@ -5524,7 +5532,7 @@
         <w:pStyle w:val="BodyText"/>
       </w:pPr>
       <w:r>
-        <w:t xml:space="preserve">The tumor–stroma architecture described here is a bulk-tissue phenomenon. It reflects cross-patient covariation of tumor- and stroma-associated transcriptional programs, not cellular co-expression or spatial adjacency within individual tumors. The purity-adjustment, DeCAF-adjustment, cross-method recovery and GATA6 analyses above support D1 as a robust survival-associated bulk transcriptional program and independently support its classical tumor component, but they do not establish the cellular identity of its stromal component. Mapping these bulk programs onto specific cellular states is not a matter of projecting the same gene weights into single-cell or spatial data. Many program-defining genes are sparsely detected at single-cell resolution, so per-cell projection scores partly reflect detection depth rather than program activity, and spot-based spatial measurements mix the compartments the programs are meant to separate. Establishing the cellular correlates of these programs will therefore require clinically annotated single-cell and spatial cohorts together with scoring methods designed for sparse measurement.</w:t>
+        <w:t xml:space="preserve">The tumor–stroma architecture described here is a bulk-tissue phenomenon. It reflects cross-patient covariation in tumor- and stroma-associated transcriptional programs rather than cellular co-expression or spatial adjacency within individual tumors. Purity adjustment, DeCAF adjustment, cross-method recovery and the GATA6 analysis support D1 as a robust survival-associated bulk transcriptional program and independently support its classical tumor component, but they do not establish the cellular identity of its stromal component. Mapping these programs onto specific cellular states will require clinically annotated single-cell or spatial cohorts together with scoring methods suited to sparse and compartmentally mixed measurements.</w:t>
       </w:r>
     </w:p>
     <w:p>
@@ -5532,7 +5540,7 @@
         <w:pStyle w:val="BodyText"/>
       </w:pPr>
       <w:r>
-        <w:t xml:space="preserve">These results separate prognostic representation from prognostic discrimination. In PDAC, incorporating survival during factorization recovered a three-program tumor–stroma architecture that replicated across independent cohorts while retaining biological components that could be interrogated separately. More generally, DeSurv provides a framework for asking not only whether transcriptomic data predict outcome, but which decomposed biological programs are recovered when outcome information is incorporated into their discovery.</w:t>
+        <w:t xml:space="preserve">These results separate prognostic representation from prognostic discrimination. In PDAC, incorporating survival during factorization recovered a three-program tumor–stroma architecture that transferred across independent cohorts while retaining biological components that could be interrogated separately. More generally, DeSurv provides a framework for asking not only whether transcriptomic data predict outcome, but which biological programs are recovered when outcome information helps shape their discovery.</w:t>
       </w:r>
     </w:p>
     <w:bookmarkEnd w:id="41"/>

--- a/paper/paper.docx
+++ b/paper/paper.docx
@@ -269,55 +269,553 @@
         <w:t xml:space="preserve"> </w:t>
       </w:r>
       <w:r>
+        <w:t xml:space="preserve">those</w:t>
+      </w:r>
+      <w:r>
+        <w:t xml:space="preserve"> </w:t>
+      </w:r>
+      <w:r>
+        <w:t xml:space="preserve">most</w:t>
+      </w:r>
+      <w:r>
+        <w:t xml:space="preserve"> </w:t>
+      </w:r>
+      <w:r>
+        <w:t xml:space="preserve">relevant</w:t>
+      </w:r>
+      <w:r>
+        <w:t xml:space="preserve"> </w:t>
+      </w:r>
+      <w:r>
+        <w:t xml:space="preserve">to</w:t>
+      </w:r>
+      <w:r>
+        <w:t xml:space="preserve"> </w:t>
+      </w:r>
+      <w:r>
+        <w:t xml:space="preserve">survival.</w:t>
+      </w:r>
+      <w:r>
+        <w:t xml:space="preserve"> </w:t>
+      </w:r>
+      <w:r>
+        <w:t xml:space="preserve">We</w:t>
+      </w:r>
+      <w:r>
+        <w:t xml:space="preserve"> </w:t>
+      </w:r>
+      <w:r>
+        <w:t xml:space="preserve">developed</w:t>
+      </w:r>
+      <w:r>
+        <w:t xml:space="preserve"> </w:t>
+      </w:r>
+      <w:r>
+        <w:t xml:space="preserve">DeSurv,</w:t>
+      </w:r>
+      <w:r>
+        <w:t xml:space="preserve"> </w:t>
+      </w:r>
+      <w:r>
+        <w:t xml:space="preserve">a</w:t>
+      </w:r>
+      <w:r>
+        <w:t xml:space="preserve"> </w:t>
+      </w:r>
+      <w:r>
+        <w:t xml:space="preserve">survival-supervised</w:t>
+      </w:r>
+      <w:r>
+        <w:t xml:space="preserve"> </w:t>
+      </w:r>
+      <w:r>
+        <w:t xml:space="preserve">matrix</w:t>
+      </w:r>
+      <w:r>
+        <w:t xml:space="preserve"> </w:t>
+      </w:r>
+      <w:r>
+        <w:t xml:space="preserve">factorization</w:t>
+      </w:r>
+      <w:r>
+        <w:t xml:space="preserve"> </w:t>
+      </w:r>
+      <w:r>
+        <w:t xml:space="preserve">that</w:t>
+      </w:r>
+      <w:r>
+        <w:t xml:space="preserve"> </w:t>
+      </w:r>
+      <w:r>
+        <w:t xml:space="preserve">incorporates</w:t>
+      </w:r>
+      <w:r>
+        <w:t xml:space="preserve"> </w:t>
+      </w:r>
+      <w:r>
+        <w:t xml:space="preserve">outcome</w:t>
+      </w:r>
+      <w:r>
+        <w:t xml:space="preserve"> </w:t>
+      </w:r>
+      <w:r>
+        <w:t xml:space="preserve">into</w:t>
+      </w:r>
+      <w:r>
+        <w:t xml:space="preserve"> </w:t>
+      </w:r>
+      <w:r>
+        <w:t xml:space="preserve">gene-program</w:t>
+      </w:r>
+      <w:r>
+        <w:t xml:space="preserve"> </w:t>
+      </w:r>
+      <w:r>
+        <w:t xml:space="preserve">estimation</w:t>
+      </w:r>
+      <w:r>
+        <w:t xml:space="preserve"> </w:t>
+      </w:r>
+      <w:r>
+        <w:t xml:space="preserve">and</w:t>
+      </w:r>
+      <w:r>
+        <w:t xml:space="preserve"> </w:t>
+      </w:r>
+      <w:r>
+        <w:t xml:space="preserve">fixes</w:t>
+      </w:r>
+      <w:r>
+        <w:t xml:space="preserve"> </w:t>
+      </w:r>
+      <w:r>
+        <w:t xml:space="preserve">gene</w:t>
+      </w:r>
+      <w:r>
+        <w:t xml:space="preserve"> </w:t>
+      </w:r>
+      <w:r>
+        <w:t xml:space="preserve">weights</w:t>
+      </w:r>
+      <w:r>
+        <w:t xml:space="preserve"> </w:t>
+      </w:r>
+      <w:r>
+        <w:t xml:space="preserve">for</w:t>
+      </w:r>
+      <w:r>
+        <w:t xml:space="preserve"> </w:t>
+      </w:r>
+      <w:r>
+        <w:t xml:space="preserve">new</w:t>
+      </w:r>
+      <w:r>
+        <w:t xml:space="preserve"> </w:t>
+      </w:r>
+      <w:r>
+        <w:t xml:space="preserve">cohorts.</w:t>
+      </w:r>
+      <w:r>
+        <w:t xml:space="preserve"> </w:t>
+      </w:r>
+      <w:r>
+        <w:t xml:space="preserve">In</w:t>
+      </w:r>
+      <w:r>
+        <w:t xml:space="preserve"> </w:t>
+      </w:r>
+      <w:r>
+        <w:t xml:space="preserve">pooled</w:t>
+      </w:r>
+      <w:r>
+        <w:t xml:space="preserve"> </w:t>
+      </w:r>
+      <w:r>
+        <w:t xml:space="preserve">TCGA</w:t>
+      </w:r>
+      <w:r>
+        <w:t xml:space="preserve"> </w:t>
+      </w:r>
+      <w:r>
+        <w:t xml:space="preserve">and</w:t>
+      </w:r>
+      <w:r>
+        <w:t xml:space="preserve"> </w:t>
+      </w:r>
+      <w:r>
+        <w:t xml:space="preserve">CPTAC</w:t>
+      </w:r>
+      <w:r>
+        <w:t xml:space="preserve"> </w:t>
+      </w:r>
+      <w:r>
+        <w:t xml:space="preserve">cohorts,</w:t>
+      </w:r>
+      <w:r>
+        <w:t xml:space="preserve"> </w:t>
+      </w:r>
+      <w:r>
+        <w:t xml:space="preserve">DeSurv</w:t>
+      </w:r>
+      <w:r>
+        <w:t xml:space="preserve"> </w:t>
+      </w:r>
+      <w:r>
+        <w:t xml:space="preserve">recovered</w:t>
+      </w:r>
+      <w:r>
+        <w:t xml:space="preserve"> </w:t>
+      </w:r>
+      <w:r>
+        <w:t xml:space="preserve">a</w:t>
+      </w:r>
+      <w:r>
+        <w:t xml:space="preserve"> </w:t>
+      </w:r>
+      <w:r>
+        <w:t xml:space="preserve">three-program</w:t>
+      </w:r>
+      <w:r>
+        <w:t xml:space="preserve"> </w:t>
+      </w:r>
+      <w:r>
+        <w:t xml:space="preserve">tumor–stroma</w:t>
+      </w:r>
+      <w:r>
+        <w:t xml:space="preserve"> </w:t>
+      </w:r>
+      <w:r>
+        <w:t xml:space="preserve">architecture</w:t>
+      </w:r>
+      <w:r>
+        <w:t xml:space="preserve"> </w:t>
+      </w:r>
+      <w:r>
+        <w:t xml:space="preserve">whose</w:t>
+      </w:r>
+      <w:r>
+        <w:t xml:space="preserve"> </w:t>
+      </w:r>
+      <w:r>
+        <w:t xml:space="preserve">dominant</w:t>
+      </w:r>
+      <w:r>
+        <w:t xml:space="preserve"> </w:t>
+      </w:r>
+      <w:r>
+        <w:t xml:space="preserve">survival-aligned</w:t>
+      </w:r>
+      <w:r>
+        <w:t xml:space="preserve"> </w:t>
+      </w:r>
+      <w:r>
+        <w:t xml:space="preserve">direction</w:t>
+      </w:r>
+      <w:r>
+        <w:t xml:space="preserve"> </w:t>
+      </w:r>
+      <w:r>
+        <w:t xml:space="preserve">(D1)</w:t>
+      </w:r>
+      <w:r>
+        <w:t xml:space="preserve"> </w:t>
+      </w:r>
+      <w:r>
+        <w:t xml:space="preserve">linked</w:t>
+      </w:r>
+      <w:r>
+        <w:t xml:space="preserve"> </w:t>
+      </w:r>
+      <w:r>
+        <w:t xml:space="preserve">classical</w:t>
+      </w:r>
+      <w:r>
+        <w:t xml:space="preserve"> </w:t>
+      </w:r>
+      <w:r>
+        <w:t xml:space="preserve">tumor</w:t>
+      </w:r>
+      <w:r>
+        <w:t xml:space="preserve"> </w:t>
+      </w:r>
+      <w:r>
+        <w:t xml:space="preserve">identity</w:t>
+      </w:r>
+      <w:r>
+        <w:t xml:space="preserve"> </w:t>
+      </w:r>
+      <w:r>
+        <w:t xml:space="preserve">with</w:t>
+      </w:r>
+      <w:r>
+        <w:t xml:space="preserve"> </w:t>
+      </w:r>
+      <w:r>
+        <w:t xml:space="preserve">restCAF-like</w:t>
+      </w:r>
+      <w:r>
+        <w:t xml:space="preserve"> </w:t>
+      </w:r>
+      <w:r>
+        <w:t xml:space="preserve">stroma.</w:t>
+      </w:r>
+      <w:r>
+        <w:t xml:space="preserve"> </w:t>
+      </w:r>
+      <w:r>
+        <w:t xml:space="preserve">Applied</w:t>
+      </w:r>
+      <w:r>
+        <w:t xml:space="preserve"> </w:t>
+      </w:r>
+      <w:r>
+        <w:t xml:space="preserve">without</w:t>
+      </w:r>
+      <w:r>
+        <w:t xml:space="preserve"> </w:t>
+      </w:r>
+      <w:r>
+        <w:t xml:space="preserve">refitting</w:t>
+      </w:r>
+      <w:r>
+        <w:t xml:space="preserve"> </w:t>
+      </w:r>
+      <w:r>
+        <w:t xml:space="preserve">to</w:t>
+      </w:r>
+      <w:r>
+        <w:t xml:space="preserve"> </w:t>
+      </w:r>
+      <w:r>
+        <w:t xml:space="preserve">five</w:t>
+      </w:r>
+      <w:r>
+        <w:t xml:space="preserve"> </w:t>
+      </w:r>
+      <w:r>
+        <w:t xml:space="preserve">external</w:t>
+      </w:r>
+      <w:r>
+        <w:t xml:space="preserve"> </w:t>
+      </w:r>
+      <w:r>
+        <w:t xml:space="preserve">datasets</w:t>
+      </w:r>
+      <w:r>
+        <w:t xml:space="preserve"> </w:t>
+      </w:r>
+      <w:r>
+        <w:t xml:space="preserve">spanning</w:t>
+      </w:r>
+      <w:r>
+        <w:t xml:space="preserve"> </w:t>
+      </w:r>
+      <w:r>
+        <w:t xml:space="preserve">four</w:t>
+      </w:r>
+      <w:r>
+        <w:t xml:space="preserve"> </w:t>
+      </w:r>
+      <w:r>
+        <w:t xml:space="preserve">independent</w:t>
+      </w:r>
+      <w:r>
+        <w:t xml:space="preserve"> </w:t>
+      </w:r>
+      <w:r>
+        <w:t xml:space="preserve">cohorts,</w:t>
+      </w:r>
+      <w:r>
+        <w:t xml:space="preserve"> </w:t>
+      </w:r>
+      <w:r>
         <w:t xml:space="preserve">the</w:t>
       </w:r>
       <w:r>
         <w:t xml:space="preserve"> </w:t>
       </w:r>
       <w:r>
-        <w:t xml:space="preserve">ones</w:t>
-      </w:r>
-      <w:r>
-        <w:t xml:space="preserve"> </w:t>
-      </w:r>
-      <w:r>
-        <w:t xml:space="preserve">most</w:t>
-      </w:r>
-      <w:r>
-        <w:t xml:space="preserve"> </w:t>
-      </w:r>
-      <w:r>
-        <w:t xml:space="preserve">relevant</w:t>
-      </w:r>
-      <w:r>
-        <w:t xml:space="preserve"> </w:t>
-      </w:r>
-      <w:r>
-        <w:t xml:space="preserve">to</w:t>
-      </w:r>
-      <w:r>
-        <w:t xml:space="preserve"> </w:t>
-      </w:r>
-      <w:r>
-        <w:t xml:space="preserve">survival.</w:t>
-      </w:r>
-      <w:r>
-        <w:t xml:space="preserve"> </w:t>
-      </w:r>
-      <w:r>
-        <w:t xml:space="preserve">We</w:t>
-      </w:r>
-      <w:r>
-        <w:t xml:space="preserve"> </w:t>
-      </w:r>
-      <w:r>
-        <w:t xml:space="preserve">developed</w:t>
-      </w:r>
-      <w:r>
-        <w:t xml:space="preserve"> </w:t>
-      </w:r>
-      <w:r>
-        <w:t xml:space="preserve">DeSurv,</w:t>
+        <w:t xml:space="preserve">frozen</w:t>
+      </w:r>
+      <w:r>
+        <w:t xml:space="preserve"> </w:t>
+      </w:r>
+      <w:r>
+        <w:t xml:space="preserve">representation</w:t>
+      </w:r>
+      <w:r>
+        <w:t xml:space="preserve"> </w:t>
+      </w:r>
+      <w:r>
+        <w:t xml:space="preserve">remained</w:t>
+      </w:r>
+      <w:r>
+        <w:t xml:space="preserve"> </w:t>
+      </w:r>
+      <w:r>
+        <w:t xml:space="preserve">prognostic</w:t>
+      </w:r>
+      <w:r>
+        <w:t xml:space="preserve"> </w:t>
+      </w:r>
+      <w:r>
+        <w:t xml:space="preserve">before</w:t>
+      </w:r>
+      <w:r>
+        <w:t xml:space="preserve"> </w:t>
+      </w:r>
+      <w:r>
+        <w:t xml:space="preserve">(HR</w:t>
+      </w:r>
+      <w:r>
+        <w:t xml:space="preserve"> </w:t>
+      </w:r>
+      <w:r>
+        <w:t xml:space="preserve">per</w:t>
+      </w:r>
+      <w:r>
+        <w:t xml:space="preserve"> </w:t>
+      </w:r>
+      <w:r>
+        <w:t xml:space="preserve">SD,</w:t>
+      </w:r>
+      <w:r>
+        <w:t xml:space="preserve"> </w:t>
+      </w:r>
+      <w:r>
+        <w:t xml:space="preserve">1.42;</w:t>
+      </w:r>
+      <w:r>
+        <w:t xml:space="preserve"> </w:t>
+      </w:r>
+      <w:r>
+        <w:t xml:space="preserve">95%</w:t>
+      </w:r>
+      <w:r>
+        <w:t xml:space="preserve"> </w:t>
+      </w:r>
+      <w:r>
+        <w:t xml:space="preserve">CI,</w:t>
+      </w:r>
+      <w:r>
+        <w:t xml:space="preserve"> </w:t>
+      </w:r>
+      <w:r>
+        <w:t xml:space="preserve">1.26–1.59)</w:t>
+      </w:r>
+      <w:r>
+        <w:t xml:space="preserve"> </w:t>
+      </w:r>
+      <w:r>
+        <w:t xml:space="preserve">and</w:t>
+      </w:r>
+      <w:r>
+        <w:t xml:space="preserve"> </w:t>
+      </w:r>
+      <w:r>
+        <w:t xml:space="preserve">after</w:t>
+      </w:r>
+      <w:r>
+        <w:t xml:space="preserve"> </w:t>
+      </w:r>
+      <w:r>
+        <w:t xml:space="preserve">PurIST</w:t>
+      </w:r>
+      <w:r>
+        <w:t xml:space="preserve"> </w:t>
+      </w:r>
+      <w:r>
+        <w:t xml:space="preserve">and</w:t>
+      </w:r>
+      <w:r>
+        <w:t xml:space="preserve"> </w:t>
+      </w:r>
+      <w:r>
+        <w:t xml:space="preserve">DeCAF</w:t>
+      </w:r>
+      <w:r>
+        <w:t xml:space="preserve"> </w:t>
+      </w:r>
+      <w:r>
+        <w:t xml:space="preserve">adjustment.</w:t>
+      </w:r>
+      <w:r>
+        <w:t xml:space="preserve"> </w:t>
+      </w:r>
+      <w:r>
+        <w:t xml:space="preserve">Unsupervised</w:t>
+      </w:r>
+      <w:r>
+        <w:t xml:space="preserve"> </w:t>
+      </w:r>
+      <w:r>
+        <w:t xml:space="preserve">factorization</w:t>
+      </w:r>
+      <w:r>
+        <w:t xml:space="preserve"> </w:t>
+      </w:r>
+      <w:r>
+        <w:t xml:space="preserve">matched</w:t>
+      </w:r>
+      <w:r>
+        <w:t xml:space="preserve"> </w:t>
+      </w:r>
+      <w:r>
+        <w:t xml:space="preserve">on</w:t>
+      </w:r>
+      <w:r>
+        <w:t xml:space="preserve"> </w:t>
+      </w:r>
+      <w:r>
+        <w:t xml:space="preserve">program</w:t>
+      </w:r>
+      <w:r>
+        <w:t xml:space="preserve"> </w:t>
+      </w:r>
+      <w:r>
+        <w:t xml:space="preserve">number</w:t>
+      </w:r>
+      <w:r>
+        <w:t xml:space="preserve"> </w:t>
+      </w:r>
+      <w:r>
+        <w:t xml:space="preserve">and</w:t>
+      </w:r>
+      <w:r>
+        <w:t xml:space="preserve"> </w:t>
+      </w:r>
+      <w:r>
+        <w:t xml:space="preserve">tuning</w:t>
+      </w:r>
+      <w:r>
+        <w:t xml:space="preserve"> </w:t>
+      </w:r>
+      <w:r>
+        <w:t xml:space="preserve">budget</w:t>
+      </w:r>
+      <w:r>
+        <w:t xml:space="preserve"> </w:t>
+      </w:r>
+      <w:r>
+        <w:t xml:space="preserve">did</w:t>
+      </w:r>
+      <w:r>
+        <w:t xml:space="preserve"> </w:t>
+      </w:r>
+      <w:r>
+        <w:t xml:space="preserve">not</w:t>
+      </w:r>
+      <w:r>
+        <w:t xml:space="preserve"> </w:t>
+      </w:r>
+      <w:r>
+        <w:t xml:space="preserve">recover</w:t>
+      </w:r>
+      <w:r>
+        <w:t xml:space="preserve"> </w:t>
+      </w:r>
+      <w:r>
+        <w:t xml:space="preserve">D1;</w:t>
       </w:r>
       <w:r>
         <w:t xml:space="preserve"> </w:t>
@@ -329,109 +827,67 @@
         <w:t xml:space="preserve"> </w:t>
       </w:r>
       <w:r>
-        <w:t xml:space="preserve">survival-supervised</w:t>
-      </w:r>
-      <w:r>
-        <w:t xml:space="preserve"> </w:t>
-      </w:r>
-      <w:r>
-        <w:t xml:space="preserve">matrix</w:t>
-      </w:r>
-      <w:r>
-        <w:t xml:space="preserve"> </w:t>
-      </w:r>
-      <w:r>
-        <w:t xml:space="preserve">factorization</w:t>
-      </w:r>
-      <w:r>
-        <w:t xml:space="preserve"> </w:t>
-      </w:r>
-      <w:r>
-        <w:t xml:space="preserve">that</w:t>
-      </w:r>
-      <w:r>
-        <w:t xml:space="preserve"> </w:t>
-      </w:r>
-      <w:r>
-        <w:t xml:space="preserve">incorporates</w:t>
-      </w:r>
-      <w:r>
-        <w:t xml:space="preserve"> </w:t>
-      </w:r>
-      <w:r>
-        <w:t xml:space="preserve">outcome</w:t>
-      </w:r>
-      <w:r>
-        <w:t xml:space="preserve"> </w:t>
-      </w:r>
-      <w:r>
-        <w:t xml:space="preserve">into</w:t>
-      </w:r>
-      <w:r>
-        <w:t xml:space="preserve"> </w:t>
-      </w:r>
-      <w:r>
-        <w:t xml:space="preserve">gene-program</w:t>
-      </w:r>
-      <w:r>
-        <w:t xml:space="preserve"> </w:t>
-      </w:r>
-      <w:r>
-        <w:t xml:space="preserve">estimation</w:t>
-      </w:r>
-      <w:r>
-        <w:t xml:space="preserve"> </w:t>
-      </w:r>
-      <w:r>
-        <w:t xml:space="preserve">and</w:t>
-      </w:r>
-      <w:r>
-        <w:t xml:space="preserve"> </w:t>
-      </w:r>
-      <w:r>
-        <w:t xml:space="preserve">fixes</w:t>
-      </w:r>
-      <w:r>
-        <w:t xml:space="preserve"> </w:t>
-      </w:r>
-      <w:r>
-        <w:t xml:space="preserve">the</w:t>
-      </w:r>
-      <w:r>
-        <w:t xml:space="preserve"> </w:t>
-      </w:r>
-      <w:r>
-        <w:t xml:space="preserve">gene</w:t>
-      </w:r>
-      <w:r>
-        <w:t xml:space="preserve"> </w:t>
-      </w:r>
-      <w:r>
-        <w:t xml:space="preserve">weights</w:t>
-      </w:r>
-      <w:r>
-        <w:t xml:space="preserve"> </w:t>
-      </w:r>
-      <w:r>
-        <w:t xml:space="preserve">for</w:t>
-      </w:r>
-      <w:r>
-        <w:t xml:space="preserve"> </w:t>
-      </w:r>
-      <w:r>
-        <w:t xml:space="preserve">scoring</w:t>
-      </w:r>
-      <w:r>
-        <w:t xml:space="preserve"> </w:t>
-      </w:r>
-      <w:r>
-        <w:t xml:space="preserve">new</w:t>
-      </w:r>
-      <w:r>
-        <w:t xml:space="preserve"> </w:t>
-      </w:r>
-      <w:r>
-        <w:t xml:space="preserve">cohorts.</w:t>
+        <w:t xml:space="preserve">rank-optimized</w:t>
+      </w:r>
+      <w:r>
+        <w:t xml:space="preserve"> </w:t>
+      </w:r>
+      <w:r>
+        <w:t xml:space="preserve">unsupervised</w:t>
+      </w:r>
+      <w:r>
+        <w:t xml:space="preserve"> </w:t>
+      </w:r>
+      <w:r>
+        <w:t xml:space="preserve">control</w:t>
+      </w:r>
+      <w:r>
+        <w:t xml:space="preserve"> </w:t>
+      </w:r>
+      <w:r>
+        <w:t xml:space="preserve">recovered</w:t>
+      </w:r>
+      <w:r>
+        <w:t xml:space="preserve"> </w:t>
+      </w:r>
+      <w:r>
+        <w:t xml:space="preserve">comparable</w:t>
+      </w:r>
+      <w:r>
+        <w:t xml:space="preserve"> </w:t>
+      </w:r>
+      <w:r>
+        <w:t xml:space="preserve">prognostic</w:t>
+      </w:r>
+      <w:r>
+        <w:t xml:space="preserve"> </w:t>
+      </w:r>
+      <w:r>
+        <w:t xml:space="preserve">information</w:t>
+      </w:r>
+      <w:r>
+        <w:t xml:space="preserve"> </w:t>
+      </w:r>
+      <w:r>
+        <w:t xml:space="preserve">only</w:t>
+      </w:r>
+      <w:r>
+        <w:t xml:space="preserve"> </w:t>
+      </w:r>
+      <w:r>
+        <w:t xml:space="preserve">across</w:t>
+      </w:r>
+      <w:r>
+        <w:t xml:space="preserve"> </w:t>
+      </w:r>
+      <w:r>
+        <w:t xml:space="preserve">seven</w:t>
+      </w:r>
+      <w:r>
+        <w:t xml:space="preserve"> </w:t>
+      </w:r>
+      <w:r>
+        <w:t xml:space="preserve">factors.</w:t>
       </w:r>
       <w:r>
         <w:t xml:space="preserve"> </w:t>
@@ -443,31 +899,25 @@
         <w:t xml:space="preserve"> </w:t>
       </w:r>
       <w:r>
-        <w:t xml:space="preserve">pooled</w:t>
-      </w:r>
-      <w:r>
-        <w:t xml:space="preserve"> </w:t>
-      </w:r>
-      <w:r>
-        <w:t xml:space="preserve">TCGA</w:t>
-      </w:r>
-      <w:r>
-        <w:t xml:space="preserve"> </w:t>
-      </w:r>
-      <w:r>
-        <w:t xml:space="preserve">and</w:t>
-      </w:r>
-      <w:r>
-        <w:t xml:space="preserve"> </w:t>
-      </w:r>
-      <w:r>
-        <w:t xml:space="preserve">CPTAC</w:t>
-      </w:r>
-      <w:r>
-        <w:t xml:space="preserve"> </w:t>
-      </w:r>
-      <w:r>
-        <w:t xml:space="preserve">cohorts,</w:t>
+        <w:t xml:space="preserve">simulations</w:t>
+      </w:r>
+      <w:r>
+        <w:t xml:space="preserve"> </w:t>
+      </w:r>
+      <w:r>
+        <w:t xml:space="preserve">with</w:t>
+      </w:r>
+      <w:r>
+        <w:t xml:space="preserve"> </w:t>
+      </w:r>
+      <w:r>
+        <w:t xml:space="preserve">known</w:t>
+      </w:r>
+      <w:r>
+        <w:t xml:space="preserve"> </w:t>
+      </w:r>
+      <w:r>
+        <w:t xml:space="preserve">structure,</w:t>
       </w:r>
       <w:r>
         <w:t xml:space="preserve"> </w:t>
@@ -479,361 +929,37 @@
         <w:t xml:space="preserve"> </w:t>
       </w:r>
       <w:r>
+        <w:t xml:space="preserve">more</w:t>
+      </w:r>
+      <w:r>
+        <w:t xml:space="preserve"> </w:t>
+      </w:r>
+      <w:r>
+        <w:t xml:space="preserve">accurately</w:t>
+      </w:r>
+      <w:r>
+        <w:t xml:space="preserve"> </w:t>
+      </w:r>
+      <w:r>
         <w:t xml:space="preserve">recovered</w:t>
       </w:r>
       <w:r>
         <w:t xml:space="preserve"> </w:t>
       </w:r>
       <w:r>
-        <w:t xml:space="preserve">a</w:t>
-      </w:r>
-      <w:r>
-        <w:t xml:space="preserve"> </w:t>
-      </w:r>
-      <w:r>
-        <w:t xml:space="preserve">three-program</w:t>
-      </w:r>
-      <w:r>
-        <w:t xml:space="preserve"> </w:t>
-      </w:r>
-      <w:r>
-        <w:t xml:space="preserve">tumor–stroma</w:t>
-      </w:r>
-      <w:r>
-        <w:t xml:space="preserve"> </w:t>
-      </w:r>
-      <w:r>
-        <w:t xml:space="preserve">architecture</w:t>
-      </w:r>
-      <w:r>
-        <w:t xml:space="preserve"> </w:t>
-      </w:r>
-      <w:r>
-        <w:t xml:space="preserve">whose</w:t>
-      </w:r>
-      <w:r>
-        <w:t xml:space="preserve"> </w:t>
-      </w:r>
-      <w:r>
-        <w:t xml:space="preserve">dominant</w:t>
-      </w:r>
-      <w:r>
-        <w:t xml:space="preserve"> </w:t>
-      </w:r>
-      <w:r>
-        <w:t xml:space="preserve">survival-aligned</w:t>
-      </w:r>
-      <w:r>
-        <w:t xml:space="preserve"> </w:t>
-      </w:r>
-      <w:r>
-        <w:t xml:space="preserve">direction</w:t>
-      </w:r>
-      <w:r>
-        <w:t xml:space="preserve"> </w:t>
-      </w:r>
-      <w:r>
-        <w:t xml:space="preserve">(D1)</w:t>
-      </w:r>
-      <w:r>
-        <w:t xml:space="preserve"> </w:t>
-      </w:r>
-      <w:r>
-        <w:t xml:space="preserve">linked</w:t>
-      </w:r>
-      <w:r>
-        <w:t xml:space="preserve"> </w:t>
-      </w:r>
-      <w:r>
-        <w:t xml:space="preserve">classical</w:t>
-      </w:r>
-      <w:r>
-        <w:t xml:space="preserve"> </w:t>
-      </w:r>
-      <w:r>
-        <w:t xml:space="preserve">tumor</w:t>
-      </w:r>
-      <w:r>
-        <w:t xml:space="preserve"> </w:t>
-      </w:r>
-      <w:r>
-        <w:t xml:space="preserve">identity</w:t>
-      </w:r>
-      <w:r>
-        <w:t xml:space="preserve"> </w:t>
-      </w:r>
-      <w:r>
-        <w:t xml:space="preserve">with</w:t>
-      </w:r>
-      <w:r>
-        <w:t xml:space="preserve"> </w:t>
-      </w:r>
-      <w:r>
-        <w:t xml:space="preserve">restCAF-like</w:t>
-      </w:r>
-      <w:r>
-        <w:t xml:space="preserve"> </w:t>
-      </w:r>
-      <w:r>
-        <w:t xml:space="preserve">stroma.</w:t>
-      </w:r>
-      <w:r>
-        <w:t xml:space="preserve"> </w:t>
-      </w:r>
-      <w:r>
-        <w:t xml:space="preserve">Applied</w:t>
-      </w:r>
-      <w:r>
-        <w:t xml:space="preserve"> </w:t>
-      </w:r>
-      <w:r>
-        <w:t xml:space="preserve">without</w:t>
-      </w:r>
-      <w:r>
-        <w:t xml:space="preserve"> </w:t>
-      </w:r>
-      <w:r>
-        <w:t xml:space="preserve">refitting</w:t>
-      </w:r>
-      <w:r>
-        <w:t xml:space="preserve"> </w:t>
-      </w:r>
-      <w:r>
-        <w:t xml:space="preserve">to</w:t>
-      </w:r>
-      <w:r>
-        <w:t xml:space="preserve"> </w:t>
-      </w:r>
-      <w:r>
-        <w:t xml:space="preserve">five</w:t>
-      </w:r>
-      <w:r>
-        <w:t xml:space="preserve"> </w:t>
-      </w:r>
-      <w:r>
-        <w:t xml:space="preserve">external</w:t>
-      </w:r>
-      <w:r>
-        <w:t xml:space="preserve"> </w:t>
-      </w:r>
-      <w:r>
-        <w:t xml:space="preserve">datasets</w:t>
-      </w:r>
-      <w:r>
-        <w:t xml:space="preserve"> </w:t>
-      </w:r>
-      <w:r>
-        <w:t xml:space="preserve">spanning</w:t>
-      </w:r>
-      <w:r>
-        <w:t xml:space="preserve"> </w:t>
-      </w:r>
-      <w:r>
-        <w:t xml:space="preserve">four</w:t>
-      </w:r>
-      <w:r>
-        <w:t xml:space="preserve"> </w:t>
-      </w:r>
-      <w:r>
-        <w:t xml:space="preserve">independent</w:t>
-      </w:r>
-      <w:r>
-        <w:t xml:space="preserve"> </w:t>
-      </w:r>
-      <w:r>
-        <w:t xml:space="preserve">cohorts,</w:t>
-      </w:r>
-      <w:r>
-        <w:t xml:space="preserve"> </w:t>
-      </w:r>
-      <w:r>
-        <w:t xml:space="preserve">the</w:t>
-      </w:r>
-      <w:r>
-        <w:t xml:space="preserve"> </w:t>
-      </w:r>
-      <w:r>
-        <w:t xml:space="preserve">frozen</w:t>
-      </w:r>
-      <w:r>
-        <w:t xml:space="preserve"> </w:t>
-      </w:r>
-      <w:r>
-        <w:t xml:space="preserve">representation</w:t>
-      </w:r>
-      <w:r>
-        <w:t xml:space="preserve"> </w:t>
-      </w:r>
-      <w:r>
-        <w:t xml:space="preserve">remained</w:t>
-      </w:r>
-      <w:r>
-        <w:t xml:space="preserve"> </w:t>
-      </w:r>
-      <w:r>
         <w:t xml:space="preserve">prognostic</w:t>
       </w:r>
       <w:r>
         <w:t xml:space="preserve"> </w:t>
       </w:r>
       <w:r>
-        <w:t xml:space="preserve">(HR</w:t>
-      </w:r>
-      <w:r>
-        <w:t xml:space="preserve"> </w:t>
-      </w:r>
-      <w:r>
-        <w:t xml:space="preserve">per</w:t>
-      </w:r>
-      <w:r>
-        <w:t xml:space="preserve"> </w:t>
-      </w:r>
-      <w:r>
-        <w:t xml:space="preserve">SD,</w:t>
-      </w:r>
-      <w:r>
-        <w:t xml:space="preserve"> </w:t>
-      </w:r>
-      <w:r>
-        <w:t xml:space="preserve">1.42;</w:t>
-      </w:r>
-      <w:r>
-        <w:t xml:space="preserve"> </w:t>
-      </w:r>
-      <w:r>
-        <w:t xml:space="preserve">95%</w:t>
-      </w:r>
-      <w:r>
-        <w:t xml:space="preserve"> </w:t>
-      </w:r>
-      <w:r>
-        <w:t xml:space="preserve">CI,</w:t>
-      </w:r>
-      <w:r>
-        <w:t xml:space="preserve"> </w:t>
-      </w:r>
-      <w:r>
-        <w:t xml:space="preserve">1.26–1.59),</w:t>
-      </w:r>
-      <w:r>
-        <w:t xml:space="preserve"> </w:t>
-      </w:r>
-      <w:r>
-        <w:t xml:space="preserve">including</w:t>
-      </w:r>
-      <w:r>
-        <w:t xml:space="preserve"> </w:t>
-      </w:r>
-      <w:r>
-        <w:t xml:space="preserve">after</w:t>
-      </w:r>
-      <w:r>
-        <w:t xml:space="preserve"> </w:t>
-      </w:r>
-      <w:r>
-        <w:t xml:space="preserve">PurIST</w:t>
-      </w:r>
-      <w:r>
-        <w:t xml:space="preserve"> </w:t>
-      </w:r>
-      <w:r>
-        <w:t xml:space="preserve">and</w:t>
-      </w:r>
-      <w:r>
-        <w:t xml:space="preserve"> </w:t>
-      </w:r>
-      <w:r>
-        <w:t xml:space="preserve">DeCAF</w:t>
-      </w:r>
-      <w:r>
-        <w:t xml:space="preserve"> </w:t>
-      </w:r>
-      <w:r>
-        <w:t xml:space="preserve">adjustment.</w:t>
-      </w:r>
-      <w:r>
-        <w:t xml:space="preserve"> </w:t>
-      </w:r>
-      <w:r>
-        <w:t xml:space="preserve">Unsupervised</w:t>
-      </w:r>
-      <w:r>
-        <w:t xml:space="preserve"> </w:t>
-      </w:r>
-      <w:r>
-        <w:t xml:space="preserve">factorization</w:t>
-      </w:r>
-      <w:r>
-        <w:t xml:space="preserve"> </w:t>
-      </w:r>
-      <w:r>
-        <w:t xml:space="preserve">matched</w:t>
-      </w:r>
-      <w:r>
-        <w:t xml:space="preserve"> </w:t>
-      </w:r>
-      <w:r>
-        <w:t xml:space="preserve">on</w:t>
-      </w:r>
-      <w:r>
-        <w:t xml:space="preserve"> </w:t>
-      </w:r>
-      <w:r>
-        <w:t xml:space="preserve">program</w:t>
-      </w:r>
-      <w:r>
-        <w:t xml:space="preserve"> </w:t>
-      </w:r>
-      <w:r>
-        <w:t xml:space="preserve">number</w:t>
-      </w:r>
-      <w:r>
-        <w:t xml:space="preserve"> </w:t>
-      </w:r>
-      <w:r>
-        <w:t xml:space="preserve">and</w:t>
-      </w:r>
-      <w:r>
-        <w:t xml:space="preserve"> </w:t>
-      </w:r>
-      <w:r>
-        <w:t xml:space="preserve">tuning</w:t>
-      </w:r>
-      <w:r>
-        <w:t xml:space="preserve"> </w:t>
-      </w:r>
-      <w:r>
-        <w:t xml:space="preserve">budget</w:t>
-      </w:r>
-      <w:r>
-        <w:t xml:space="preserve"> </w:t>
-      </w:r>
-      <w:r>
-        <w:t xml:space="preserve">did</w:t>
-      </w:r>
-      <w:r>
-        <w:t xml:space="preserve"> </w:t>
-      </w:r>
-      <w:r>
-        <w:t xml:space="preserve">not</w:t>
-      </w:r>
-      <w:r>
-        <w:t xml:space="preserve"> </w:t>
-      </w:r>
-      <w:r>
-        <w:t xml:space="preserve">recover</w:t>
-      </w:r>
-      <w:r>
-        <w:t xml:space="preserve"> </w:t>
-      </w:r>
-      <w:r>
-        <w:t xml:space="preserve">D1,</w:t>
-      </w:r>
-      <w:r>
-        <w:t xml:space="preserve"> </w:t>
-      </w:r>
-      <w:r>
-        <w:t xml:space="preserve">implicating</w:t>
+        <w:t xml:space="preserve">genes</w:t>
+      </w:r>
+      <w:r>
+        <w:t xml:space="preserve"> </w:t>
+      </w:r>
+      <w:r>
+        <w:t xml:space="preserve">when</w:t>
       </w:r>
       <w:r>
         <w:t xml:space="preserve"> </w:t>
@@ -845,132 +971,6 @@
         <w:t xml:space="preserve"> </w:t>
       </w:r>
       <w:r>
-        <w:t xml:space="preserve">supervision</w:t>
-      </w:r>
-      <w:r>
-        <w:t xml:space="preserve"> </w:t>
-      </w:r>
-      <w:r>
-        <w:t xml:space="preserve">rather</w:t>
-      </w:r>
-      <w:r>
-        <w:t xml:space="preserve"> </w:t>
-      </w:r>
-      <w:r>
-        <w:t xml:space="preserve">than</w:t>
-      </w:r>
-      <w:r>
-        <w:t xml:space="preserve"> </w:t>
-      </w:r>
-      <w:r>
-        <w:t xml:space="preserve">model</w:t>
-      </w:r>
-      <w:r>
-        <w:t xml:space="preserve"> </w:t>
-      </w:r>
-      <w:r>
-        <w:t xml:space="preserve">size</w:t>
-      </w:r>
-      <w:r>
-        <w:t xml:space="preserve"> </w:t>
-      </w:r>
-      <w:r>
-        <w:t xml:space="preserve">or</w:t>
-      </w:r>
-      <w:r>
-        <w:t xml:space="preserve"> </w:t>
-      </w:r>
-      <w:r>
-        <w:t xml:space="preserve">tuning</w:t>
-      </w:r>
-      <w:r>
-        <w:t xml:space="preserve"> </w:t>
-      </w:r>
-      <w:r>
-        <w:t xml:space="preserve">effort.</w:t>
-      </w:r>
-      <w:r>
-        <w:t xml:space="preserve"> </w:t>
-      </w:r>
-      <w:r>
-        <w:t xml:space="preserve">In</w:t>
-      </w:r>
-      <w:r>
-        <w:t xml:space="preserve"> </w:t>
-      </w:r>
-      <w:r>
-        <w:t xml:space="preserve">simulations</w:t>
-      </w:r>
-      <w:r>
-        <w:t xml:space="preserve"> </w:t>
-      </w:r>
-      <w:r>
-        <w:t xml:space="preserve">with</w:t>
-      </w:r>
-      <w:r>
-        <w:t xml:space="preserve"> </w:t>
-      </w:r>
-      <w:r>
-        <w:t xml:space="preserve">known</w:t>
-      </w:r>
-      <w:r>
-        <w:t xml:space="preserve"> </w:t>
-      </w:r>
-      <w:r>
-        <w:t xml:space="preserve">structure,</w:t>
-      </w:r>
-      <w:r>
-        <w:t xml:space="preserve"> </w:t>
-      </w:r>
-      <w:r>
-        <w:t xml:space="preserve">DeSurv</w:t>
-      </w:r>
-      <w:r>
-        <w:t xml:space="preserve"> </w:t>
-      </w:r>
-      <w:r>
-        <w:t xml:space="preserve">more</w:t>
-      </w:r>
-      <w:r>
-        <w:t xml:space="preserve"> </w:t>
-      </w:r>
-      <w:r>
-        <w:t xml:space="preserve">accurately</w:t>
-      </w:r>
-      <w:r>
-        <w:t xml:space="preserve"> </w:t>
-      </w:r>
-      <w:r>
-        <w:t xml:space="preserve">recovered</w:t>
-      </w:r>
-      <w:r>
-        <w:t xml:space="preserve"> </w:t>
-      </w:r>
-      <w:r>
-        <w:t xml:space="preserve">prognostic</w:t>
-      </w:r>
-      <w:r>
-        <w:t xml:space="preserve"> </w:t>
-      </w:r>
-      <w:r>
-        <w:t xml:space="preserve">genes</w:t>
-      </w:r>
-      <w:r>
-        <w:t xml:space="preserve"> </w:t>
-      </w:r>
-      <w:r>
-        <w:t xml:space="preserve">when</w:t>
-      </w:r>
-      <w:r>
-        <w:t xml:space="preserve"> </w:t>
-      </w:r>
-      <w:r>
-        <w:t xml:space="preserve">survival</w:t>
-      </w:r>
-      <w:r>
-        <w:t xml:space="preserve"> </w:t>
-      </w:r>
-      <w:r>
         <w:t xml:space="preserve">signal</w:t>
       </w:r>
       <w:r>
@@ -1707,7 +1707,7 @@
         </m:r>
       </m:oMath>
       <w:r>
-        <w:t xml:space="preserve">, were retained from the best configuration (Fig. [fig:schema]b). In contrast, standard unsupervised NMF rank criteria based on reconstruction residuals, cophenetic correlation and silhouette width</w:t>
+        <w:t xml:space="preserve">, were retained from the best configuration (Fig. [fig:schema]b; Methods; Supplementary Information, Bayesian Optimization). In contrast, standard unsupervised NMF rank criteria based on reconstruction residuals, cophenetic correlation and silhouette width</w:t>
       </w:r>
       <w:hyperlink w:anchor="ref-brunet2004metagenes">
         <w:r>
@@ -2777,13 +2777,13 @@
       </w:r>
     </w:p>
     <w:bookmarkEnd w:id="27"/>
-    <w:bookmarkStart w:id="34" w:name="X47157b7743b00cf5e9787dc0874e97056659c37"/>
+    <w:bookmarkStart w:id="34" w:name="X545c29662618d20fbceafc892b81dc1672b6c59"/>
     <w:p>
       <w:pPr>
         <w:pStyle w:val="Heading2"/>
       </w:pPr>
       <w:r>
-        <w:t xml:space="preserve">Frozen programs retain prognostic relevance across independent PDAC cohorts and transport to treated disease</w:t>
+        <w:t xml:space="preserve">Frozen programs retain prognostic relevance across independent PDAC cohorts, with exploratory transport to treated disease</w:t>
       </w:r>
     </w:p>
     <w:p>
@@ -9184,7 +9184,7 @@
         <w:t xml:space="preserve">2</w:t>
       </w:r>
       <w:r>
-        <w:t xml:space="preserve">(TPM + 1); microarray cohorts in platform-normalized log-scale intensities. Within each training cohort, genes were ranked separately in descending order of mean expression and of variance, and the 3,000 genes with the smallest sum of the two ranks were retained, selecting genes that are both highly expressed and highly variable. The intersection across training cohorts yielded 1,970 genes used for all analyses. Validation datasets were restricted to this same gene set. Survival times and censoring indicators were taken from the associated clinical annotations. No missing-data imputation was performed: all analyses used complete cases, and analyses adjusted for the PurIST and DeCAF classifiers were restricted to samples with available classifier calls. Of the seven PDAC expression datasets we considered, two were used for training (TCGA and CPTAC) and five for external validation (Dijk, Moffitt, PACA-AU array, PACA-AU RNA-seq, and Puleo); because the two PACA-AU platforms profile one patient cohort, these five validation datasets span four independent patient cohorts. To harmonize differences in scale across cohorts, filtered gene expression data were within-sample rank transformed before model training (ranks are inherently nonnegative, preserving NMF compatibility). Within-sample ranking reduces platform- and library-size differences in expression scale that would otherwise dominate cross-cohort projection. More details about the datasets can be found in Supplementary Information, Section 6.</w:t>
+        <w:t xml:space="preserve">(TPM + 1); microarray cohorts in platform-normalized log-scale intensities. Within each training cohort, genes were ranked separately in descending order of mean expression and of variance, and the 3,000 genes with the smallest sum of the two ranks were retained, selecting genes that are both highly expressed and highly variable. The intersection across training cohorts yielded 1,970 genes used for all analyses. Validation datasets were restricted to this same gene set. Survival times and censoring indicators were taken from the associated clinical annotations. No missing-data imputation was performed: all analyses used complete cases, and analyses adjusted for the PurIST and DeCAF classifiers were restricted to samples with available classifier calls. Of the seven PDAC expression datasets we considered, two were used for training (TCGA and CPTAC) and five for external validation (Dijk, Moffitt, PACA-AU array, PACA-AU RNA-seq, and Puleo); because the two PACA-AU platforms profile one patient cohort, these five validation datasets span four independent patient cohorts. To harmonize differences in scale across cohorts, filtered gene expression data were within-sample rank transformed before model training (ranks are inherently nonnegative, preserving NMF compatibility). Within-sample ranking reduces platform- and library-size differences in expression scale that would otherwise dominate cross-cohort projection. The training partial likelihood was not stratified by cohort: both training cohorts are RNA-seq, were rank transformed within sample, and had similar event rates (52% in TCGA-PAAD and 50% in CPTAC; Supplementary Table [tab:cohorts]), and cross-validation folds were stratified by cohort; all validation analyses stratify by dataset. More details about the datasets can be found in Supplementary Information, Section 6.</w:t>
       </w:r>
     </w:p>
     <w:p>

--- a/paper/paper.docx
+++ b/paper/paper.docx
@@ -3672,7 +3672,7 @@
           <w:iCs/>
           <w:i/>
         </w:rPr>
-        <w:t xml:space="preserve">) of tuned supervised risk scores (penalized Cox and supervised PCA) with the three DeSurv programs (D1–D3); supervised scores concentrate on D1 and are only weakly correlated with the D2 stromal program. No validation-cohort survival outcomes were used in training, scoring or hyperparameter selection.</w:t>
+        <w:t xml:space="preserve">) of tuned supervised risk scores (lasso Cox and supervised PCA) with the three DeSurv programs (D1–D3); supervised scores concentrate on D1 and are only weakly correlated with the D2 stromal program. No validation-cohort survival outcomes were used in training, scoring or hyperparameter selection.</w:t>
       </w:r>
     </w:p>
     <w:tbl>
@@ -4707,7 +4707,7 @@
         <w:pStyle w:val="BodyText"/>
       </w:pPr>
       <w:r>
-        <w:t xml:space="preserve">We then asked what DeSurv adds beyond recovery of this shared prognostic direction. Independently tuned supervised principal components and penalized Cox achieved pooled external concordance comparable to DeSurv (C-index</w:t>
+        <w:t xml:space="preserve">We then asked what DeSurv adds beyond recovery of this shared prognostic direction. Independently tuned supervised principal components and lasso-penalized Cox regression achieved pooled external concordance comparable to DeSurv (C-index</w:t>
       </w:r>
       <w:r>
         <w:t xml:space="preserve"> </w:t>
@@ -4746,7 +4746,7 @@
         </m:r>
       </m:oMath>
       <w:r>
-        <w:t xml:space="preserve">) and captured the dominant D1-associated direction. Their selected genes, however, were enriched for basal-like tumor programs but not proCAF, restCAF, immune or exocrine programs, and their risk scores correlated only weakly with the separately resolved proCAF-like D2 program (penalized Cox,</w:t>
+        <w:t xml:space="preserve">) and captured the dominant D1-associated direction. Their selected genes, however, were enriched for basal-like tumor programs but not proCAF, restCAF, immune or exocrine programs, and their risk scores correlated only weakly with the separately resolved proCAF-like D2 program (lasso Cox,</w:t>
       </w:r>
       <w:r>
         <w:t xml:space="preserve"> </w:t>
@@ -7416,7 +7416,125 @@
         <w:t xml:space="preserve"> </w:t>
       </w:r>
       <w:r>
-        <w:t xml:space="preserve">was chosen by a one-standard-error rule: for each rank, the Bayesian-optimization configuration with the highest observed mean cross-validated C-index was retained, the threshold was set one fold-level standard error below the overall best configuration’s mean, and the smallest rank whose retained configuration met the threshold was selected; the remaining hyperparameters were those of the overall best configuration (Supplementary Information, Bayesian Optimization). All model selection was performed entirely within the training data using cross-validation; no validation cohort data were used during any stage of tuning, and out-of-sample generalization was assessed only on the external validation cohorts. Each fold was trained using multiple random initializations, and fold-level performance was defined as the average C-index across initializations; the consensus initialization described next was used only for the final model and is not reproduced within each fold.</w:t>
+        <w:t xml:space="preserve">was chosen by a one-standard-error rule: for each rank, the Bayesian-optimization configuration with the highest observed mean cross-validated C-index was retained, the threshold was set one fold-level standard error below the overall best configuration’s mean, and the smallest rank whose retained configuration met the threshold was selected; the remaining hyperparameters were those of the overall best configuration (Supplementary Information, Bayesian Optimization). Because this rule combined</w:t>
+      </w:r>
+      <w:r>
+        <w:t xml:space="preserve"> </w:t>
+      </w:r>
+      <m:oMath>
+        <m:r>
+          <m:t>k</m:t>
+        </m:r>
+        <m:r>
+          <m:rPr>
+            <m:sty m:val="p"/>
+          </m:rPr>
+          <m:t>=</m:t>
+        </m:r>
+        <m:r>
+          <m:t>3</m:t>
+        </m:r>
+      </m:oMath>
+      <w:r>
+        <w:t xml:space="preserve"> </w:t>
+      </w:r>
+      <w:r>
+        <w:t xml:space="preserve">with the non-rank hyperparameters of the global optimum, a configuration not itself evaluated in the search, we examined a fixed</w:t>
+      </w:r>
+      <w:r>
+        <w:t xml:space="preserve"> </w:t>
+      </w:r>
+      <m:oMath>
+        <m:r>
+          <m:t>k</m:t>
+        </m:r>
+        <m:r>
+          <m:rPr>
+            <m:sty m:val="p"/>
+          </m:rPr>
+          <m:t>=</m:t>
+        </m:r>
+        <m:r>
+          <m:t>3</m:t>
+        </m:r>
+      </m:oMath>
+      <w:r>
+        <w:t xml:space="preserve"> </w:t>
+      </w:r>
+      <w:r>
+        <w:t xml:space="preserve">grid holding</w:t>
+      </w:r>
+      <w:r>
+        <w:t xml:space="preserve"> </w:t>
+      </w:r>
+      <m:oMath>
+        <m:r>
+          <m:t>λ</m:t>
+        </m:r>
+      </m:oMath>
+      <w:r>
+        <w:t xml:space="preserve">,</w:t>
+      </w:r>
+      <w:r>
+        <w:t xml:space="preserve"> </w:t>
+      </w:r>
+      <m:oMath>
+        <m:r>
+          <m:t>ξ</m:t>
+        </m:r>
+      </m:oMath>
+      <w:r>
+        <w:t xml:space="preserve"> </w:t>
+      </w:r>
+      <w:r>
+        <w:t xml:space="preserve">and</w:t>
+      </w:r>
+      <w:r>
+        <w:t xml:space="preserve"> </w:t>
+      </w:r>
+      <m:oMath>
+        <m:sSub>
+          <m:e>
+            <m:r>
+              <m:t>n</m:t>
+            </m:r>
+          </m:e>
+          <m:sub>
+            <m:r>
+              <m:rPr>
+                <m:nor/>
+                <m:sty m:val="p"/>
+              </m:rPr>
+              <m:t>top</m:t>
+            </m:r>
+          </m:sub>
+        </m:sSub>
+      </m:oMath>
+      <w:r>
+        <w:t xml:space="preserve"> </w:t>
+      </w:r>
+      <w:r>
+        <w:t xml:space="preserve">at those retained values as a sensitivity check: the nearest evaluated supervision level,</w:t>
+      </w:r>
+      <w:r>
+        <w:t xml:space="preserve"> </w:t>
+      </w:r>
+      <m:oMath>
+        <m:r>
+          <m:t>α</m:t>
+        </m:r>
+        <m:r>
+          <m:rPr>
+            <m:sty m:val="p"/>
+          </m:rPr>
+          <m:t>=</m:t>
+        </m:r>
+        <m:r>
+          <m:t>0.35</m:t>
+        </m:r>
+      </m:oMath>
+      <w:r>
+        <w:t xml:space="preserve">, gave a mean cross-validated C-index of 0.656 (SE 0.010), above the one-standard-error threshold of 0.644 (Supplementary Information, Bayesian Optimization). All model selection was performed entirely within the training data using cross-validation; no validation cohort data were used during any stage of tuning, and out-of-sample generalization was assessed only on the external validation cohorts. Each fold was trained using multiple random initializations, and fold-level performance was defined as the average C-index across initializations; the consensus initialization described next was used only for the final model and is not reproduced within each fold.</w:t>
       </w:r>
     </w:p>
     <w:p>
@@ -7637,247 +7755,12 @@
         </m:r>
       </m:oMath>
       <w:r>
-        <w:t xml:space="preserve">.</w:t>
-      </w:r>
-    </w:p>
-    <w:p>
-      <w:pPr>
-        <w:pStyle w:val="BodyText"/>
-      </w:pPr>
-      <w:r>
-        <w:t xml:space="preserve">In PDAC, BO selected</w:t>
-      </w:r>
-      <w:r>
-        <w:t xml:space="preserve"> </w:t>
-      </w:r>
-      <m:oMath>
-        <m:sSub>
-          <m:e>
-            <m:r>
-              <m:t>n</m:t>
-            </m:r>
-          </m:e>
-          <m:sub>
-            <m:r>
-              <m:rPr>
-                <m:nor/>
-                <m:sty m:val="p"/>
-              </m:rPr>
-              <m:t>top</m:t>
-            </m:r>
-          </m:sub>
-        </m:sSub>
-        <m:r>
-          <m:rPr>
-            <m:sty m:val="p"/>
-          </m:rPr>
-          <m:t>=</m:t>
-        </m:r>
-        <m:r>
-          <m:t>270</m:t>
-        </m:r>
-      </m:oMath>
-      <w:r>
-        <w:t xml:space="preserve"> </w:t>
-      </w:r>
-      <w:r>
-        <w:t xml:space="preserve">genes per factor. The ridge penalty on the loadings (</w:t>
-      </w:r>
-      <m:oMath>
-        <m:r>
-          <m:t>H</m:t>
-        </m:r>
-      </m:oMath>
-      <w:r>
-        <w:t xml:space="preserve">) was held fixed at</w:t>
-      </w:r>
-      <w:r>
-        <w:t xml:space="preserve"> </w:t>
-      </w:r>
-      <m:oMath>
-        <m:r>
-          <m:t>0</m:t>
-        </m:r>
-      </m:oMath>
-      <w:r>
-        <w:t xml:space="preserve"> </w:t>
-      </w:r>
-      <w:r>
-        <w:t xml:space="preserve">in all analyses and was not tuned; factor scaling was instead controlled directly by column-normalization of</w:t>
-      </w:r>
-      <w:r>
-        <w:t xml:space="preserve"> </w:t>
-      </w:r>
-      <m:oMath>
-        <m:r>
-          <m:t>W</m:t>
-        </m:r>
-      </m:oMath>
-      <w:r>
-        <w:t xml:space="preserve"> </w:t>
-      </w:r>
-      <w:r>
-        <w:t xml:space="preserve">during optimization.</w:t>
-      </w:r>
-    </w:p>
-    <w:p>
-      <w:pPr>
-        <w:pStyle w:val="BodyText"/>
-      </w:pPr>
-      <w:r>
-        <w:t xml:space="preserve">Because the goal is prognostic factorization, DeSurv selects</w:t>
-      </w:r>
-      <w:r>
-        <w:t xml:space="preserve"> </w:t>
-      </w:r>
-      <m:oMath>
-        <m:r>
-          <m:t>k</m:t>
-        </m:r>
-      </m:oMath>
-      <w:r>
-        <w:t xml:space="preserve"> </w:t>
-      </w:r>
-      <w:r>
-        <w:t xml:space="preserve">using the criterion that directly measures prognostic performance (cross-validated C-index) rather than the unsupervised diagnostics commonly used for NMF rank selection</w:t>
-      </w:r>
-      <w:hyperlink w:anchor="ref-brunet2004metagenes">
-        <w:r>
-          <w:rPr>
-            <w:rStyle w:val="Hyperlink"/>
-            <w:vertAlign w:val="superscript"/>
-          </w:rPr>
-          <w:t xml:space="preserve">13</w:t>
-        </w:r>
-      </w:hyperlink>
-      <w:r>
-        <w:rPr>
-          <w:vertAlign w:val="superscript"/>
-        </w:rPr>
-        <w:t xml:space="preserve">,</w:t>
-      </w:r>
-      <w:hyperlink w:anchor="ref-frigyesi2008nmf">
-        <w:r>
-          <w:rPr>
-            <w:rStyle w:val="Hyperlink"/>
-            <w:vertAlign w:val="superscript"/>
-          </w:rPr>
-          <w:t xml:space="preserve">28</w:t>
-        </w:r>
-      </w:hyperlink>
-      <w:r>
-        <w:t xml:space="preserve">. In the PDAC training data, standard NMF diagnostics (reconstruction residuals, cophenetic correlation, mean silhouette width) yielded inconsistent guidance across candidate ranks, a known limitation of unsupervised rank-selection criteria that can disagree on the same dataset (Supplementary Fig. [fig:fig-nmf-diagnostics]). Cross-validated concordance varied little across candidate ranks, with no clear optimum anywhere between</w:t>
-      </w:r>
-      <w:r>
-        <w:t xml:space="preserve"> </w:t>
-      </w:r>
-      <m:oMath>
-        <m:r>
-          <m:t>k</m:t>
-        </m:r>
-        <m:r>
-          <m:rPr>
-            <m:sty m:val="p"/>
-          </m:rPr>
-          <m:t>=</m:t>
-        </m:r>
-        <m:r>
-          <m:t>2</m:t>
-        </m:r>
-      </m:oMath>
-      <w:r>
-        <w:t xml:space="preserve"> </w:t>
-      </w:r>
-      <w:r>
-        <w:t xml:space="preserve">and</w:t>
-      </w:r>
-      <w:r>
-        <w:t xml:space="preserve"> </w:t>
-      </w:r>
-      <m:oMath>
-        <m:r>
-          <m:t>k</m:t>
-        </m:r>
-        <m:r>
-          <m:rPr>
-            <m:sty m:val="p"/>
-          </m:rPr>
-          <m:t>=</m:t>
-        </m:r>
-        <m:r>
-          <m:t>12</m:t>
-        </m:r>
-      </m:oMath>
-      <w:r>
-        <w:t xml:space="preserve"> </w:t>
-      </w:r>
-      <w:r>
-        <w:t xml:space="preserve">and a total spread across that range of about two standard errors (Supplementary Fig. [fig:fig-cindex-by-k]). The one-standard-error rule applied to the rank-wise BO results accordingly selected the parsimonious</w:t>
-      </w:r>
-      <w:r>
-        <w:t xml:space="preserve"> </w:t>
-      </w:r>
-      <m:oMath>
-        <m:r>
-          <m:t>k</m:t>
-        </m:r>
-        <m:r>
-          <m:rPr>
-            <m:sty m:val="p"/>
-          </m:rPr>
-          <m:t>=</m:t>
-        </m:r>
-        <m:r>
-          <m:t>3</m:t>
-        </m:r>
-      </m:oMath>
-      <w:r>
-        <w:t xml:space="preserve">; the final model retained</w:t>
-      </w:r>
-      <w:r>
-        <w:t xml:space="preserve"> </w:t>
-      </w:r>
-      <m:oMath>
-        <m:r>
-          <m:t>α</m:t>
-        </m:r>
-        <m:r>
-          <m:rPr>
-            <m:sty m:val="p"/>
-          </m:rPr>
-          <m:t>=</m:t>
-        </m:r>
-        <m:r>
-          <m:t>0.334</m:t>
-        </m:r>
-      </m:oMath>
-      <w:r>
-        <w:t xml:space="preserve"> </w:t>
-      </w:r>
-      <w:r>
-        <w:t xml:space="preserve">and the other non-rank hyperparameters from the overall best configuration. Biological support for the three-program solution comes from reference-program correspondence and the GATA6 comparison rather than from a sharp statistical optimum.</w:t>
-      </w:r>
-    </w:p>
-    <w:p>
-      <w:pPr>
-        <w:pStyle w:val="BodyText"/>
-      </w:pPr>
-      <w:r>
-        <w:t xml:space="preserve">External validation cohorts were scored by projecting new datasets onto the learned programs via</w:t>
-      </w:r>
-      <w:r>
-        <w:t xml:space="preserve"> </w:t>
-      </w:r>
-      <m:oMath>
-        <m:r>
-          <m:t>Z</m:t>
-        </m:r>
-        <m:r>
-          <m:rPr>
-            <m:sty m:val="p"/>
-          </m:rPr>
-          <m:t>=</m:t>
-        </m:r>
+        <w:t xml:space="preserve">. Here, projection denotes multiplication by the fixed truncated gene-weight matrix,</w:t>
+      </w:r>
+      <w:r>
+        <w:t xml:space="preserve"> </w:t>
+      </w:r>
+      <m:oMath>
         <m:sSup>
           <m:e>
             <m:acc>
@@ -7918,6 +7801,382 @@
         </m:sSub>
       </m:oMath>
       <w:r>
+        <w:t xml:space="preserve">; because truncation does not renormalize the columns, these scores are not orthogonal geometric projections. During model fitting,</w:t>
+      </w:r>
+      <w:r>
+        <w:t xml:space="preserve"> </w:t>
+      </w:r>
+      <m:oMath>
+        <m:r>
+          <m:t>β</m:t>
+        </m:r>
+      </m:oMath>
+      <w:r>
+        <w:t xml:space="preserve"> </w:t>
+      </w:r>
+      <w:r>
+        <w:t xml:space="preserve">was estimated from the full-support scores</w:t>
+      </w:r>
+      <w:r>
+        <w:t xml:space="preserve"> </w:t>
+      </w:r>
+      <m:oMath>
+        <m:sSup>
+          <m:e>
+            <m:r>
+              <m:t>W</m:t>
+            </m:r>
+          </m:e>
+          <m:sup>
+            <m:r>
+              <m:rPr>
+                <m:sty m:val="p"/>
+              </m:rPr>
+              <m:t>⊤</m:t>
+            </m:r>
+          </m:sup>
+        </m:sSup>
+        <m:r>
+          <m:t>X</m:t>
+        </m:r>
+      </m:oMath>
+      <w:r>
+        <w:t xml:space="preserve"> </w:t>
+      </w:r>
+      <w:r>
+        <w:t xml:space="preserve">over all analyzed genes. For external scoring, the fitted</w:t>
+      </w:r>
+      <w:r>
+        <w:t xml:space="preserve"> </w:t>
+      </w:r>
+      <m:oMath>
+        <m:r>
+          <m:t>β</m:t>
+        </m:r>
+      </m:oMath>
+      <w:r>
+        <w:t xml:space="preserve"> </w:t>
+      </w:r>
+      <w:r>
+        <w:t xml:space="preserve">was carried forward unchanged and applied to scores computed from each program’s Bayesian-optimization-selected top-gene support;</w:t>
+      </w:r>
+      <w:r>
+        <w:t xml:space="preserve"> </w:t>
+      </w:r>
+      <m:oMath>
+        <m:r>
+          <m:t>β</m:t>
+        </m:r>
+      </m:oMath>
+      <w:r>
+        <w:t xml:space="preserve"> </w:t>
+      </w:r>
+      <w:r>
+        <w:t xml:space="preserve">was not refit after truncation. Cross-validation evaluated this same truncation-and-scoring construction when selecting</w:t>
+      </w:r>
+      <w:r>
+        <w:t xml:space="preserve"> </w:t>
+      </w:r>
+      <m:oMath>
+        <m:sSub>
+          <m:e>
+            <m:r>
+              <m:t>n</m:t>
+            </m:r>
+          </m:e>
+          <m:sub>
+            <m:r>
+              <m:rPr>
+                <m:nor/>
+                <m:sty m:val="p"/>
+              </m:rPr>
+              <m:t>top</m:t>
+            </m:r>
+          </m:sub>
+        </m:sSub>
+      </m:oMath>
+      <w:r>
+        <w:t xml:space="preserve">.</w:t>
+      </w:r>
+    </w:p>
+    <w:p>
+      <w:pPr>
+        <w:pStyle w:val="BodyText"/>
+      </w:pPr>
+      <w:r>
+        <w:t xml:space="preserve">In PDAC, BO selected</w:t>
+      </w:r>
+      <w:r>
+        <w:t xml:space="preserve"> </w:t>
+      </w:r>
+      <m:oMath>
+        <m:sSub>
+          <m:e>
+            <m:r>
+              <m:t>n</m:t>
+            </m:r>
+          </m:e>
+          <m:sub>
+            <m:r>
+              <m:rPr>
+                <m:nor/>
+                <m:sty m:val="p"/>
+              </m:rPr>
+              <m:t>top</m:t>
+            </m:r>
+          </m:sub>
+        </m:sSub>
+        <m:r>
+          <m:rPr>
+            <m:sty m:val="p"/>
+          </m:rPr>
+          <m:t>=</m:t>
+        </m:r>
+        <m:r>
+          <m:t>270</m:t>
+        </m:r>
+      </m:oMath>
+      <w:r>
+        <w:t xml:space="preserve"> </w:t>
+      </w:r>
+      <w:r>
+        <w:t xml:space="preserve">genes per factor. The ridge penalty on the loadings (</w:t>
+      </w:r>
+      <m:oMath>
+        <m:r>
+          <m:t>H</m:t>
+        </m:r>
+      </m:oMath>
+      <w:r>
+        <w:t xml:space="preserve">) was held fixed at</w:t>
+      </w:r>
+      <w:r>
+        <w:t xml:space="preserve"> </w:t>
+      </w:r>
+      <m:oMath>
+        <m:r>
+          <m:t>0</m:t>
+        </m:r>
+      </m:oMath>
+      <w:r>
+        <w:t xml:space="preserve"> </w:t>
+      </w:r>
+      <w:r>
+        <w:t xml:space="preserve">in all analyses and was not tuned; factor scaling was instead controlled directly by column-normalization of</w:t>
+      </w:r>
+      <w:r>
+        <w:t xml:space="preserve"> </w:t>
+      </w:r>
+      <m:oMath>
+        <m:r>
+          <m:t>W</m:t>
+        </m:r>
+      </m:oMath>
+      <w:r>
+        <w:t xml:space="preserve"> </w:t>
+      </w:r>
+      <w:r>
+        <w:t xml:space="preserve">during optimization.</w:t>
+      </w:r>
+    </w:p>
+    <w:p>
+      <w:pPr>
+        <w:pStyle w:val="BodyText"/>
+      </w:pPr>
+      <w:r>
+        <w:t xml:space="preserve">Because the goal is prognostic factorization, DeSurv selects</w:t>
+      </w:r>
+      <w:r>
+        <w:t xml:space="preserve"> </w:t>
+      </w:r>
+      <m:oMath>
+        <m:r>
+          <m:t>k</m:t>
+        </m:r>
+      </m:oMath>
+      <w:r>
+        <w:t xml:space="preserve"> </w:t>
+      </w:r>
+      <w:r>
+        <w:t xml:space="preserve">using the criterion that directly measures prognostic performance (cross-validated C-index) rather than the unsupervised diagnostics commonly used for NMF rank selection</w:t>
+      </w:r>
+      <w:hyperlink w:anchor="ref-brunet2004metagenes">
+        <w:r>
+          <w:rPr>
+            <w:rStyle w:val="Hyperlink"/>
+            <w:vertAlign w:val="superscript"/>
+          </w:rPr>
+          <w:t xml:space="preserve">13</w:t>
+        </w:r>
+      </w:hyperlink>
+      <w:r>
+        <w:rPr>
+          <w:vertAlign w:val="superscript"/>
+        </w:rPr>
+        <w:t xml:space="preserve">,</w:t>
+      </w:r>
+      <w:hyperlink w:anchor="ref-frigyesi2008nmf">
+        <w:r>
+          <w:rPr>
+            <w:rStyle w:val="Hyperlink"/>
+            <w:vertAlign w:val="superscript"/>
+          </w:rPr>
+          <w:t xml:space="preserve">28</w:t>
+        </w:r>
+      </w:hyperlink>
+      <w:r>
+        <w:t xml:space="preserve">. In the PDAC training data, standard NMF diagnostics (reconstruction residuals, cophenetic correlation, mean silhouette width) yielded inconsistent guidance across candidate ranks, a known limitation of unsupervised rank-selection criteria that can disagree on the same dataset (Supplementary Fig. [fig:fig-nmf-diagnostics]). Cross-validated concordance varied little across candidate ranks, with no clear optimum anywhere between</w:t>
+      </w:r>
+      <w:r>
+        <w:t xml:space="preserve"> </w:t>
+      </w:r>
+      <m:oMath>
+        <m:r>
+          <m:t>k</m:t>
+        </m:r>
+        <m:r>
+          <m:rPr>
+            <m:sty m:val="p"/>
+          </m:rPr>
+          <m:t>=</m:t>
+        </m:r>
+        <m:r>
+          <m:t>2</m:t>
+        </m:r>
+      </m:oMath>
+      <w:r>
+        <w:t xml:space="preserve"> </w:t>
+      </w:r>
+      <w:r>
+        <w:t xml:space="preserve">and</w:t>
+      </w:r>
+      <w:r>
+        <w:t xml:space="preserve"> </w:t>
+      </w:r>
+      <m:oMath>
+        <m:r>
+          <m:t>k</m:t>
+        </m:r>
+        <m:r>
+          <m:rPr>
+            <m:sty m:val="p"/>
+          </m:rPr>
+          <m:t>=</m:t>
+        </m:r>
+        <m:r>
+          <m:t>12</m:t>
+        </m:r>
+      </m:oMath>
+      <w:r>
+        <w:t xml:space="preserve"> </w:t>
+      </w:r>
+      <w:r>
+        <w:t xml:space="preserve">and a total spread across that range of about two standard errors (Supplementary Fig. [fig:fig-cindex-by-k]). The one-standard-error rule applied to the rank-wise BO results accordingly selected the parsimonious</w:t>
+      </w:r>
+      <w:r>
+        <w:t xml:space="preserve"> </w:t>
+      </w:r>
+      <m:oMath>
+        <m:r>
+          <m:t>k</m:t>
+        </m:r>
+        <m:r>
+          <m:rPr>
+            <m:sty m:val="p"/>
+          </m:rPr>
+          <m:t>=</m:t>
+        </m:r>
+        <m:r>
+          <m:t>3</m:t>
+        </m:r>
+      </m:oMath>
+      <w:r>
+        <w:t xml:space="preserve">; the final model retained</w:t>
+      </w:r>
+      <w:r>
+        <w:t xml:space="preserve"> </w:t>
+      </w:r>
+      <m:oMath>
+        <m:r>
+          <m:t>α</m:t>
+        </m:r>
+        <m:r>
+          <m:rPr>
+            <m:sty m:val="p"/>
+          </m:rPr>
+          <m:t>=</m:t>
+        </m:r>
+        <m:r>
+          <m:t>0.334</m:t>
+        </m:r>
+      </m:oMath>
+      <w:r>
+        <w:t xml:space="preserve"> </w:t>
+      </w:r>
+      <w:r>
+        <w:t xml:space="preserve">and the other non-rank hyperparameters from the overall best configuration. Biological support for the three-program solution comes from reference-program correspondence and the GATA6 comparison rather than from a sharp statistical optimum.</w:t>
+      </w:r>
+    </w:p>
+    <w:p>
+      <w:pPr>
+        <w:pStyle w:val="BodyText"/>
+      </w:pPr>
+      <w:r>
+        <w:t xml:space="preserve">External validation cohorts were scored by projecting new datasets onto the learned programs via</w:t>
+      </w:r>
+      <w:r>
+        <w:t xml:space="preserve"> </w:t>
+      </w:r>
+      <m:oMath>
+        <m:r>
+          <m:t>Z</m:t>
+        </m:r>
+        <m:r>
+          <m:rPr>
+            <m:sty m:val="p"/>
+          </m:rPr>
+          <m:t>=</m:t>
+        </m:r>
+        <m:sSup>
+          <m:e>
+            <m:acc>
+              <m:accPr>
+                <m:chr m:val="̃"/>
+              </m:accPr>
+              <m:e>
+                <m:r>
+                  <m:t>W</m:t>
+                </m:r>
+              </m:e>
+            </m:acc>
+          </m:e>
+          <m:sup>
+            <m:r>
+              <m:rPr>
+                <m:sty m:val="p"/>
+              </m:rPr>
+              <m:t>⊤</m:t>
+            </m:r>
+          </m:sup>
+        </m:sSup>
+        <m:sSub>
+          <m:e>
+            <m:r>
+              <m:t>X</m:t>
+            </m:r>
+          </m:e>
+          <m:sub>
+            <m:r>
+              <m:rPr>
+                <m:nor/>
+                <m:sty m:val="p"/>
+              </m:rPr>
+              <m:t>new</m:t>
+            </m:r>
+          </m:sub>
+        </m:sSub>
+      </m:oMath>
+      <w:r>
         <w:t xml:space="preserve">, and survival associations were evaluated using Harrell’s C-index and hazard ratios. Harrell’s C-index is rank-based and assesses discrimination only, not calibration or time-dependent prediction error, so we additionally report a proper score as a sensitivity check. This is the integrated Brier score and its index of prediction accuracy relative to a Kaplan–Meier reference (Supplementary Information, Proper-scoring sensitivity of the external validation).</w:t>
       </w:r>
     </w:p>
@@ -8030,7 +8289,54 @@
         <w:t xml:space="preserve">NMF::nmf</w:t>
       </w:r>
       <w:r>
-        <w:t xml:space="preserve">), which does not receive DeSurv’s consensus initialization or hyperparameter tuning. We therefore also fit a matched-budget unsupervised control, which removes supervision and holds every other component of the DeSurv procedure fixed. Bayesian optimization was run with</w:t>
+        <w:t xml:space="preserve">), which does not receive DeSurv’s consensus initialization or hyperparameter tuning. We therefore also fit a matched-budget unsupervised control, an unsupervised factorization control with outcome-based hyperparameter tuning: at</w:t>
+      </w:r>
+      <w:r>
+        <w:t xml:space="preserve"> </w:t>
+      </w:r>
+      <m:oMath>
+        <m:r>
+          <m:t>α</m:t>
+        </m:r>
+        <m:r>
+          <m:rPr>
+            <m:sty m:val="p"/>
+          </m:rPr>
+          <m:t>=</m:t>
+        </m:r>
+        <m:r>
+          <m:t>0</m:t>
+        </m:r>
+      </m:oMath>
+      <w:r>
+        <w:t xml:space="preserve"> </w:t>
+      </w:r>
+      <w:r>
+        <w:t xml:space="preserve">survival does not enter the factorization objective, but cross-validated survival performance still tunes the remaining hyperparameters and</w:t>
+      </w:r>
+      <w:r>
+        <w:t xml:space="preserve"> </w:t>
+      </w:r>
+      <m:oMath>
+        <m:sSub>
+          <m:e>
+            <m:r>
+              <m:t>n</m:t>
+            </m:r>
+          </m:e>
+          <m:sub>
+            <m:r>
+              <m:rPr>
+                <m:nor/>
+                <m:sty m:val="p"/>
+              </m:rPr>
+              <m:t>top</m:t>
+            </m:r>
+          </m:sub>
+        </m:sSub>
+      </m:oMath>
+      <w:r>
+        <w:t xml:space="preserve">, and every other component of the DeSurv procedure is held fixed. Bayesian optimization was run with</w:t>
       </w:r>
       <w:r>
         <w:t xml:space="preserve"> </w:t>
@@ -9184,7 +9490,7 @@
         <w:t xml:space="preserve">2</w:t>
       </w:r>
       <w:r>
-        <w:t xml:space="preserve">(TPM + 1); microarray cohorts in platform-normalized log-scale intensities. Within each training cohort, genes were ranked separately in descending order of mean expression and of variance, and the 3,000 genes with the smallest sum of the two ranks were retained, selecting genes that are both highly expressed and highly variable. The intersection across training cohorts yielded 1,970 genes used for all analyses. Validation datasets were restricted to this same gene set. Survival times and censoring indicators were taken from the associated clinical annotations. No missing-data imputation was performed: all analyses used complete cases, and analyses adjusted for the PurIST and DeCAF classifiers were restricted to samples with available classifier calls. Of the seven PDAC expression datasets we considered, two were used for training (TCGA and CPTAC) and five for external validation (Dijk, Moffitt, PACA-AU array, PACA-AU RNA-seq, and Puleo); because the two PACA-AU platforms profile one patient cohort, these five validation datasets span four independent patient cohorts. To harmonize differences in scale across cohorts, filtered gene expression data were within-sample rank transformed before model training (ranks are inherently nonnegative, preserving NMF compatibility). Within-sample ranking reduces platform- and library-size differences in expression scale that would otherwise dominate cross-cohort projection. The training partial likelihood was not stratified by cohort: both training cohorts are RNA-seq, were rank transformed within sample, and had similar event rates (52% in TCGA-PAAD and 50% in CPTAC; Supplementary Table [tab:cohorts]), and cross-validation folds were stratified by cohort; all validation analyses stratify by dataset. More details about the datasets can be found in Supplementary Information, Section 6.</w:t>
+        <w:t xml:space="preserve">(TPM + 1); microarray cohorts in platform-normalized log-scale intensities. Within each training cohort, genes were ranked separately in descending order of mean expression and of variance, and the 3,000 genes with the smallest sum of the two ranks were retained, selecting genes that are both highly expressed and highly variable. The intersection across training cohorts yielded 1,970 genes used for all analyses. Validation datasets were restricted to this same gene set. Survival times and censoring indicators were taken from the associated clinical annotations. No missing-data imputation was performed: all analyses used complete cases, and analyses adjusted for the PurIST and DeCAF classifiers were restricted to samples with available classifier calls. Of the seven PDAC expression datasets we considered, two were used for training (TCGA and CPTAC) and five for external validation (Dijk, Moffitt, PACA-AU array, PACA-AU RNA-seq, and Puleo); because the two PACA-AU platforms profile one patient cohort, these five validation datasets span four independent patient cohorts. To harmonize differences in scale across cohorts, filtered gene expression data were within-sample rank transformed before model training (ranks are inherently nonnegative, preserving NMF compatibility). Within-sample ranking reduces platform- and library-size differences in expression scale that would otherwise dominate cross-cohort projection. The training Cox objective was fit to the pooled TCGA and CPTAC samples without a cohort term; cross-validation folds were constructed within cohort with stratification by event status. Both training cohorts are RNA-seq, were rank transformed within sample, and had similar event rates (52% in TCGA-PAAD and 50% in CPTAC; Supplementary Table [tab:cohorts]); all validation analyses stratify by dataset, and a descriptive check against cohort-driven association is given in the Supplementary Information (Cohort handling in the training objective). More details about the datasets can be found in Supplementary Information, Section 6.</w:t>
       </w:r>
     </w:p>
     <w:p>

--- a/paper/paper.docx
+++ b/paper/paper.docx
@@ -7534,7 +7534,30 @@
         </m:r>
       </m:oMath>
       <w:r>
-        <w:t xml:space="preserve">, gave a mean cross-validated C-index of 0.656 (SE 0.010), above the one-standard-error threshold of 0.644 (Supplementary Information, Bayesian Optimization). All model selection was performed entirely within the training data using cross-validation; no validation cohort data were used during any stage of tuning, and out-of-sample generalization was assessed only on the external validation cohorts. Each fold was trained using multiple random initializations, and fold-level performance was defined as the average C-index across initializations; the consensus initialization described next was used only for the final model and is not reproduced within each fold.</w:t>
+        <w:t xml:space="preserve">, gave a mean cross-validated C-index of 0.656 (SE 0.010), above the one-standard-error threshold of 0.644, and applying the same one-standard-error rule to that grid also selects</w:t>
+      </w:r>
+      <w:r>
+        <w:t xml:space="preserve"> </w:t>
+      </w:r>
+      <m:oMath>
+        <m:r>
+          <m:t>k</m:t>
+        </m:r>
+        <m:r>
+          <m:rPr>
+            <m:sty m:val="p"/>
+          </m:rPr>
+          <m:t>=</m:t>
+        </m:r>
+        <m:r>
+          <m:t>3</m:t>
+        </m:r>
+      </m:oMath>
+      <w:r>
+        <w:t xml:space="preserve"> </w:t>
+      </w:r>
+      <w:r>
+        <w:t xml:space="preserve">(Supplementary Information, Bayesian Optimization and Cross-validated C-index across factorization rank). All model selection was performed entirely within the training data using cross-validation; no validation cohort data were used during any stage of tuning, and out-of-sample generalization was assessed only on the external validation cohorts. Each fold was trained using multiple random initializations, and fold-level performance was defined as the average C-index across initializations; the consensus initialization described next was used only for the final model and is not reproduced within each fold.</w:t>
       </w:r>
     </w:p>
     <w:p>
@@ -8210,7 +8233,53 @@
         </m:r>
       </m:oMath>
       <w:r>
-        <w:t xml:space="preserve">, scoring is a pure matrix projection requiring no retraining or validation survival information. Related supervised-NMF methods instead place the survival term on the sample side: CoxNMF maximizes a Cox partial likelihood whose covariates are the columns of</w:t>
+        <w:t xml:space="preserve">, scoring is direct multiplication by the fixed gene-weight matrix,</w:t>
+      </w:r>
+      <w:r>
+        <w:t xml:space="preserve"> </w:t>
+      </w:r>
+      <m:oMath>
+        <m:sSup>
+          <m:e>
+            <m:acc>
+              <m:accPr>
+                <m:chr m:val="̃"/>
+              </m:accPr>
+              <m:e>
+                <m:r>
+                  <m:t>W</m:t>
+                </m:r>
+              </m:e>
+            </m:acc>
+          </m:e>
+          <m:sup>
+            <m:r>
+              <m:rPr>
+                <m:sty m:val="p"/>
+              </m:rPr>
+              <m:t>⊤</m:t>
+            </m:r>
+          </m:sup>
+        </m:sSup>
+        <m:sSub>
+          <m:e>
+            <m:r>
+              <m:t>X</m:t>
+            </m:r>
+          </m:e>
+          <m:sub>
+            <m:r>
+              <m:rPr>
+                <m:nor/>
+                <m:sty m:val="p"/>
+              </m:rPr>
+              <m:t>new</m:t>
+            </m:r>
+          </m:sub>
+        </m:sSub>
+      </m:oMath>
+      <w:r>
+        <w:t xml:space="preserve">, requiring no retraining or validation survival information. Related supervised-NMF methods instead place the survival term on the sample side: CoxNMF maximizes a Cox partial likelihood whose covariates are the columns of</w:t>
       </w:r>
       <w:r>
         <w:t xml:space="preserve"> </w:t>
@@ -8361,7 +8430,7 @@
         </m:r>
       </m:oMath>
       <w:r>
-        <w:t xml:space="preserve">, using the same optimizer, search budget, gene filter and cross-validation folds. The selected model was then fit by the same 100-restart consensus procedure. This control isolates the contribution of survival supervision. A further sensitivity analysis instead held DeSurv’s own</w:t>
+        <w:t xml:space="preserve">, using the same optimizer, search budget, gene filter and cross-validation folds. The selected model was then fit by the same 100-restart consensus procedure. This control isolates removal of survival supervision at the pipeline level, with the remaining hyperparameters re-optimized rather than held numerically fixed. A further sensitivity analysis instead held DeSurv’s own</w:t>
       </w:r>
       <w:r>
         <w:t xml:space="preserve"> </w:t>

--- a/paper/paper.docx
+++ b/paper/paper.docx
@@ -521,31 +521,19 @@
         <w:t xml:space="preserve"> </w:t>
       </w:r>
       <w:r>
-        <w:t xml:space="preserve">linked</w:t>
-      </w:r>
-      <w:r>
-        <w:t xml:space="preserve"> </w:t>
-      </w:r>
-      <w:r>
-        <w:t xml:space="preserve">classical</w:t>
-      </w:r>
-      <w:r>
-        <w:t xml:space="preserve"> </w:t>
-      </w:r>
-      <w:r>
-        <w:t xml:space="preserve">tumor</w:t>
-      </w:r>
-      <w:r>
-        <w:t xml:space="preserve"> </w:t>
-      </w:r>
-      <w:r>
-        <w:t xml:space="preserve">identity</w:t>
-      </w:r>
-      <w:r>
-        <w:t xml:space="preserve"> </w:t>
-      </w:r>
-      <w:r>
-        <w:t xml:space="preserve">with</w:t>
+        <w:t xml:space="preserve">combined</w:t>
+      </w:r>
+      <w:r>
+        <w:t xml:space="preserve"> </w:t>
+      </w:r>
+      <w:r>
+        <w:t xml:space="preserve">classical-tumor</w:t>
+      </w:r>
+      <w:r>
+        <w:t xml:space="preserve"> </w:t>
+      </w:r>
+      <w:r>
+        <w:t xml:space="preserve">and</w:t>
       </w:r>
       <w:r>
         <w:t xml:space="preserve"> </w:t>
@@ -557,7 +545,13 @@
         <w:t xml:space="preserve"> </w:t>
       </w:r>
       <w:r>
-        <w:t xml:space="preserve">stroma.</w:t>
+        <w:t xml:space="preserve">stromal</w:t>
+      </w:r>
+      <w:r>
+        <w:t xml:space="preserve"> </w:t>
+      </w:r>
+      <w:r>
+        <w:t xml:space="preserve">features.</w:t>
       </w:r>
       <w:r>
         <w:t xml:space="preserve"> </w:t>
@@ -869,25 +863,31 @@
         <w:t xml:space="preserve"> </w:t>
       </w:r>
       <w:r>
-        <w:t xml:space="preserve">only</w:t>
-      </w:r>
-      <w:r>
-        <w:t xml:space="preserve"> </w:t>
-      </w:r>
-      <w:r>
         <w:t xml:space="preserve">across</w:t>
       </w:r>
       <w:r>
         <w:t xml:space="preserve"> </w:t>
       </w:r>
       <w:r>
-        <w:t xml:space="preserve">seven</w:t>
-      </w:r>
-      <w:r>
-        <w:t xml:space="preserve"> </w:t>
-      </w:r>
-      <w:r>
-        <w:t xml:space="preserve">factors.</w:t>
+        <w:t xml:space="preserve">a</w:t>
+      </w:r>
+      <w:r>
+        <w:t xml:space="preserve"> </w:t>
+      </w:r>
+      <w:r>
+        <w:t xml:space="preserve">broader</w:t>
+      </w:r>
+      <w:r>
+        <w:t xml:space="preserve"> </w:t>
+      </w:r>
+      <w:r>
+        <w:t xml:space="preserve">seven-factor</w:t>
+      </w:r>
+      <w:r>
+        <w:t xml:space="preserve"> </w:t>
+      </w:r>
+      <w:r>
+        <w:t xml:space="preserve">representation.</w:t>
       </w:r>
       <w:r>
         <w:t xml:space="preserve"> </w:t>
@@ -5504,7 +5504,7 @@
         <w:pStyle w:val="BodyText"/>
       </w:pPr>
       <w:r>
-        <w:t xml:space="preserve">Several limitations define the scope of the findings. DeSurv uses a proportional-hazards objective, while the external validation data showed attenuation of the prognostic association over follow-up (Results). Extensions could accommodate non-proportional hazards or nonlinear survival relationships. The framework itself is not PDAC-specific, but its representational advantage has so far been evaluated only in PDAC. Establishing generalizability will require multi-cancer benchmarking against unsupervised decompositions and strong penalized-regression baselines, which remain difficult to outperform consistently for out-of-sample prognosis</w:t>
+        <w:t xml:space="preserve">Several limitations define the scope of the findings. DeSurv uses a proportional-hazards objective, while the external validation data showed attenuation of the prognostic association over follow-up (Results). Extensions could accommodate non-proportional hazards or nonlinear survival relationships. The pooled training objective did not include a cohort term; within-cohort analyses argued against simple encoding of training-cohort membership, but cohort influence on the learned representation cannot be excluded (Supplementary Information, Cohort handling in the training objective). The framework itself is not PDAC-specific, but its representational advantage has so far been evaluated only in PDAC. Establishing generalizability will require multi-cancer benchmarking against unsupervised decompositions and strong penalized-regression baselines, which remain difficult to outperform consistently for out-of-sample prognosis</w:t>
       </w:r>
       <w:hyperlink w:anchor="ref-smith2020standard">
         <w:r>
